--- a/docs/Valeria-Manual-Casos-de-Uso.docx
+++ b/docs/Valeria-Manual-Casos-de-Uso.docx
@@ -61,7 +61,7 @@
           <w:color w:val="00A39E"/>
           <w:sz w:val="20"/>
         </w:rPr>
-        <w:t>Manual de usuario · v4 · con capturas de pantalla</w:t>
+        <w:t>Manual de usuario · v5 · con capturas de pantalla</w:t>
       </w:r>
     </w:p>
     <w:p>
@@ -89,7 +89,7 @@
           <w:color w:val="4B5563"/>
           <w:sz w:val="26"/>
         </w:rPr>
-        <w:t>Aplicación de terapia auditivo-verbal para niñas y niños con hipoacusia, implante coclear o dificultades del lenguaje.</w:t>
+        <w:t>Aplicación de terapia auditivo-verbal y del lenguaje para niñas y niños con hipoacusia, implante coclear, dislalias o dificultades del lenguaje.</w:t>
       </w:r>
     </w:p>
     <w:p>
@@ -107,7 +107,7 @@
         <w:br/>
         <w:t>Julio de 2026 · Documento interno</w:t>
         <w:br/>
-        <w:t>Expo / React Native</w:t>
+        <w:t>Expo SDK 54 / React Native</w:t>
       </w:r>
     </w:p>
     <w:p>
@@ -165,9 +165,6 @@
         <w:t xml:space="preserve">1   </w:t>
       </w:r>
       <w:r>
-        <w:rPr>
-          <w:b w:val="0"/>
-        </w:rPr>
         <w:t>Introducción a Valeria+</w:t>
       </w:r>
     </w:p>
@@ -184,9 +181,6 @@
         <w:t xml:space="preserve">2   </w:t>
       </w:r>
       <w:r>
-        <w:rPr>
-          <w:b w:val="0"/>
-        </w:rPr>
         <w:t>Roles y modos de acceso</w:t>
       </w:r>
     </w:p>
@@ -203,9 +197,6 @@
         <w:t xml:space="preserve">3   </w:t>
       </w:r>
       <w:r>
-        <w:rPr>
-          <w:b w:val="0"/>
-        </w:rPr>
         <w:t>Mapa de pantallas y glosario</w:t>
       </w:r>
     </w:p>
@@ -236,9 +227,6 @@
         <w:t xml:space="preserve">CU-01   </w:t>
       </w:r>
       <w:r>
-        <w:rPr>
-          <w:b w:val="0"/>
-        </w:rPr>
         <w:t>Alta de un nuevo paciente</w:t>
       </w:r>
     </w:p>
@@ -255,10 +243,7 @@
         <w:t xml:space="preserve">CU-02   </w:t>
       </w:r>
       <w:r>
-        <w:rPr>
-          <w:b w:val="0"/>
-        </w:rPr>
-        <w:t>Prescripción de terapias (Modo Profesional)</w:t>
+        <w:t>Elegir un bloque de terapia (hub de 4 bloques)</w:t>
       </w:r>
     </w:p>
     <w:p>
@@ -274,10 +259,7 @@
         <w:t xml:space="preserve">CU-03   </w:t>
       </w:r>
       <w:r>
-        <w:rPr>
-          <w:b w:val="0"/>
-        </w:rPr>
-        <w:t>Retomar un paciente e iniciar sesión</w:t>
+        <w:t>Pares Mínimos para dislalias  ·  Nuevo</w:t>
       </w:r>
     </w:p>
     <w:p>
@@ -293,10 +275,7 @@
         <w:t xml:space="preserve">CU-04   </w:t>
       </w:r>
       <w:r>
-        <w:rPr>
-          <w:b w:val="0"/>
-        </w:rPr>
-        <w:t>Test de Ling previo (audífono / implante)</w:t>
+        <w:t>Expansión Semántica / progresión léxica  ·  Nuevo</w:t>
       </w:r>
     </w:p>
     <w:p>
@@ -312,10 +291,7 @@
         <w:t xml:space="preserve">CU-05   </w:t>
       </w:r>
       <w:r>
-        <w:rPr>
-          <w:b w:val="0"/>
-        </w:rPr>
-        <w:t>Realizar una sesión de ejercicios</w:t>
+        <w:t>Prescribir terapias de Audición y Lenguaje (Modo Profesional)</w:t>
       </w:r>
     </w:p>
     <w:p>
@@ -331,10 +307,7 @@
         <w:t xml:space="preserve">CU-06   </w:t>
       </w:r>
       <w:r>
-        <w:rPr>
-          <w:b w:val="0"/>
-        </w:rPr>
-        <w:t>Ejercicios de lenguaje con voz (TTS, micrófono, TPR)</w:t>
+        <w:t>Retomar un paciente e iniciar sesión</w:t>
       </w:r>
     </w:p>
     <w:p>
@@ -350,10 +323,7 @@
         <w:t xml:space="preserve">CU-07   </w:t>
       </w:r>
       <w:r>
-        <w:rPr>
-          <w:b w:val="0"/>
-        </w:rPr>
-        <w:t>Configurar recordatorios diarios</w:t>
+        <w:t>Test de Ling previo (audífono / implante)</w:t>
       </w:r>
     </w:p>
     <w:p>
@@ -369,10 +339,7 @@
         <w:t xml:space="preserve">CU-08   </w:t>
       </w:r>
       <w:r>
-        <w:rPr>
-          <w:b w:val="0"/>
-        </w:rPr>
-        <w:t>Motivación: racha, niveles e insignias</w:t>
+        <w:t>Realizar una sesión de ejercicios</w:t>
       </w:r>
     </w:p>
     <w:p>
@@ -388,10 +355,7 @@
         <w:t xml:space="preserve">CU-09   </w:t>
       </w:r>
       <w:r>
-        <w:rPr>
-          <w:b w:val="0"/>
-        </w:rPr>
-        <w:t>Consultar el panel de resultados</w:t>
+        <w:t>Configurar recordatorios diarios</w:t>
       </w:r>
     </w:p>
     <w:p>
@@ -407,9 +371,38 @@
         <w:t xml:space="preserve">CU-10   </w:t>
       </w:r>
       <w:r>
+        <w:t>Motivación: racha, niveles e insignias</w:t>
+      </w:r>
+    </w:p>
+    <w:p>
+      <w:pPr>
+        <w:spacing w:after="60"/>
+        <w:ind w:left="227"/>
+      </w:pPr>
+      <w:r>
         <w:rPr>
-          <w:b w:val="0"/>
+          <w:b/>
+          <w:color w:val="00C4BE"/>
         </w:rPr>
+        <w:t xml:space="preserve">CU-11   </w:t>
+      </w:r>
+      <w:r>
+        <w:t>Consultar el panel de resultados</w:t>
+      </w:r>
+    </w:p>
+    <w:p>
+      <w:pPr>
+        <w:spacing w:after="60"/>
+        <w:ind w:left="227"/>
+      </w:pPr>
+      <w:r>
+        <w:rPr>
+          <w:b/>
+          <w:color w:val="00C4BE"/>
+        </w:rPr>
+        <w:t xml:space="preserve">CU-12   </w:t>
+      </w:r>
+      <w:r>
         <w:t>Cambiar entre Modo Familia y Modo Profesional</w:t>
       </w:r>
     </w:p>
@@ -440,9 +433,6 @@
         <w:t xml:space="preserve">A   </w:t>
       </w:r>
       <w:r>
-        <w:rPr>
-          <w:b w:val="0"/>
-        </w:rPr>
         <w:t>Preguntas frecuentes y resolución de problemas</w:t>
       </w:r>
     </w:p>
@@ -485,19 +475,19 @@
         <w:rPr>
           <w:b w:val="0"/>
         </w:rPr>
-        <w:t xml:space="preserve"> es una aplicación móvil (Expo / React Native) diseñada para acompañar las </w:t>
+        <w:t xml:space="preserve"> es una aplicación móvil (Expo SDK 54 / React Native) diseñada para acompañar las </w:t>
       </w:r>
       <w:r>
         <w:rPr>
           <w:b/>
         </w:rPr>
-        <w:t>sesiones de terapia auditivo-verbal</w:t>
+        <w:t>sesiones de terapia auditivo-verbal y del lenguaje</w:t>
       </w:r>
       <w:r>
         <w:rPr>
           <w:b w:val="0"/>
         </w:rPr>
-        <w:t xml:space="preserve"> de niñas y niños. Reúne en un solo lugar el registro del paciente, una comprobación auditiva previa (Test de Ling), la prescripción y reproducción de ejercicios, y un panel de resultados para seguir la evolución.</w:t>
+        <w:t xml:space="preserve"> de niñas y niños. Reúne en un solo lugar el registro del paciente, una comprobación auditiva previa (Test de Ling), cuatro bloques de terapia y un panel de resultados para seguir la evolución.</w:t>
       </w:r>
     </w:p>
     <w:p>
@@ -517,7 +507,19 @@
         <w:rPr>
           <w:b w:val="0"/>
         </w:rPr>
-        <w:t>. En los ejercicios de audición no hay reconocimiento automático de voz: es el adulto quien produce cada sonido y quien puntúa la respuesta del niño en una escala sencilla. Esto hace que la terapia funcione en cualquier dispositivo, sin depender de la calidad del micrófono, y refuerza el vínculo familiar en el proceso.</w:t>
+        <w:t xml:space="preserve">. En los bloques con micrófono, el reconocimiento de voz ayuda, pero </w:t>
+      </w:r>
+      <w:r>
+        <w:rPr>
+          <w:b/>
+        </w:rPr>
+        <w:t>el adulto siempre es el juez final</w:t>
+      </w:r>
+      <w:r>
+        <w:rPr>
+          <w:b w:val="0"/>
+        </w:rPr>
+        <w:t>: puede corregir el veredicto con un toque. Y donde no hay micrófono (Expo Go, navegador web), el adulto valora la respuesta con botones. Así la terapia funciona en cualquier dispositivo y refuerza el vínculo familiar.</w:t>
       </w:r>
     </w:p>
     <w:tbl>
@@ -572,39 +574,19 @@
         <w:pStyle w:val="Heading3"/>
       </w:pPr>
       <w:r>
-        <w:t>Qué encontrará en este manual</w:t>
+        <w:t>Los cuatro bloques de terapia</w:t>
       </w:r>
     </w:p>
     <w:p>
+      <w:pPr>
+        <w:spacing w:after="120"/>
+      </w:pPr>
       <w:r>
         <w:rPr>
           <w:b w:val="0"/>
+          <w:i w:val="0"/>
         </w:rPr>
-        <w:t xml:space="preserve">Diez </w:t>
-      </w:r>
-      <w:r>
-        <w:rPr>
-          <w:b/>
-        </w:rPr>
-        <w:t>casos de uso</w:t>
-      </w:r>
-      <w:r>
-        <w:rPr>
-          <w:b w:val="0"/>
-        </w:rPr>
-        <w:t xml:space="preserve"> paso a paso que recorren las tareas más habituales, desde dar de alta a un paciente hasta interpretar sus resultados. Cada caso indica el actor responsable, las precondiciones, el flujo principal, las variantes y el resultado esperado, y se acompaña de </w:t>
-      </w:r>
-      <w:r>
-        <w:rPr>
-          <w:b/>
-        </w:rPr>
-        <w:t>capturas de pantalla reales de la aplicación</w:t>
-      </w:r>
-      <w:r>
-        <w:rPr>
-          <w:b w:val="0"/>
-        </w:rPr>
-        <w:t xml:space="preserve"> para que sea fácil reconocer cada paso en el dispositivo.</w:t>
+        <w:t>Desde la pantalla Prescripción de Terapias se elige uno de estos bloques. Los dos primeros son novedad de la versión 5.</w:t>
       </w:r>
     </w:p>
     <w:tbl>
@@ -621,7 +603,7 @@
       <w:tr>
         <w:tc>
           <w:tcPr>
-            <w:tcW w:type="dxa" w:w="2551"/>
+            <w:tcW w:type="dxa" w:w="2721"/>
             <w:shd w:val="clear" w:fill="E6F9F8"/>
           </w:tcPr>
           <w:p>
@@ -631,13 +613,13 @@
                 <w:color w:val="00A39E"/>
                 <w:sz w:val="18"/>
               </w:rPr>
-              <w:t>Módulo</w:t>
+              <w:t>Bloque</w:t>
             </w:r>
           </w:p>
         </w:tc>
         <w:tc>
           <w:tcPr>
-            <w:tcW w:type="dxa" w:w="7087"/>
+            <w:tcW w:type="dxa" w:w="6917"/>
             <w:shd w:val="clear" w:fill="E6F9F8"/>
           </w:tcPr>
           <w:p>
@@ -655,7 +637,7 @@
       <w:tr>
         <w:tc>
           <w:tcPr>
-            <w:tcW w:type="dxa" w:w="2551"/>
+            <w:tcW w:type="dxa" w:w="2721"/>
           </w:tcPr>
           <w:p>
             <w:r>
@@ -663,7 +645,81 @@
                 <w:b/>
                 <w:sz w:val="19"/>
               </w:rPr>
-              <w:t>Audición</w:t>
+              <w:t>🗣️ Pares Mínimos</w:t>
+            </w:r>
+            <w:r>
+              <w:rPr>
+                <w:b w:val="0"/>
+                <w:color w:val="6D3FC4"/>
+                <w:sz w:val="19"/>
+              </w:rPr>
+              <w:t xml:space="preserve">  (Nuevo)</w:t>
+            </w:r>
+          </w:p>
+        </w:tc>
+        <w:tc>
+          <w:tcPr>
+            <w:tcW w:type="dxa" w:w="6917"/>
+          </w:tcPr>
+          <w:p>
+            <w:r>
+              <w:rPr>
+                <w:sz w:val="19"/>
+              </w:rPr>
+              <w:t>Dislalias fonológicas (rotacismo, sigmatismo, frontalización velar, f→p). 10 pares de palabras casi iguales (rana/lana) con juego de voz, misión física y sello doble padre-hijo.</w:t>
+            </w:r>
+          </w:p>
+        </w:tc>
+      </w:tr>
+      <w:tr>
+        <w:tc>
+          <w:tcPr>
+            <w:tcW w:type="dxa" w:w="2721"/>
+          </w:tcPr>
+          <w:p>
+            <w:r>
+              <w:rPr>
+                <w:b/>
+                <w:sz w:val="19"/>
+              </w:rPr>
+              <w:t>🧩 Expansión Semántica</w:t>
+            </w:r>
+            <w:r>
+              <w:rPr>
+                <w:b w:val="0"/>
+                <w:color w:val="6D3FC4"/>
+                <w:sz w:val="19"/>
+              </w:rPr>
+              <w:t xml:space="preserve">  (Nuevo)</w:t>
+            </w:r>
+          </w:p>
+        </w:tc>
+        <w:tc>
+          <w:tcPr>
+            <w:tcW w:type="dxa" w:w="6917"/>
+          </w:tcPr>
+          <w:p>
+            <w:r>
+              <w:rPr>
+                <w:sz w:val="19"/>
+              </w:rPr>
+              <w:t>Progresión léxica para intervención temprana: 3 escenarios diarios, 5 progresiones (onomatopeya → adjetivo) y 4 cápsulas de contraste, uniendo imagen, voz y acción física.</w:t>
+            </w:r>
+          </w:p>
+        </w:tc>
+      </w:tr>
+      <w:tr>
+        <w:tc>
+          <w:tcPr>
+            <w:tcW w:type="dxa" w:w="2721"/>
+          </w:tcPr>
+          <w:p>
+            <w:r>
+              <w:rPr>
+                <w:b/>
+                <w:sz w:val="19"/>
+              </w:rPr>
+              <w:t>👂 Audición</w:t>
             </w:r>
             <w:r>
               <w:rPr>
@@ -676,14 +732,14 @@
         </w:tc>
         <w:tc>
           <w:tcPr>
-            <w:tcW w:type="dxa" w:w="7087"/>
+            <w:tcW w:type="dxa" w:w="6917"/>
           </w:tcPr>
           <w:p>
             <w:r>
               <w:rPr>
                 <w:sz w:val="19"/>
               </w:rPr>
-              <w:t>Fonética-fonología, semántica, morfosintaxis y pragmática para pacientes con audífono, implante coclear o hipoacusia.</w:t>
+              <w:t>Protocolo ACOPROS: fonética-fonología, semántica, morfosintaxis y pragmática para pacientes con audífono, implante coclear o hipoacusia.</w:t>
             </w:r>
           </w:p>
         </w:tc>
@@ -691,7 +747,7 @@
       <w:tr>
         <w:tc>
           <w:tcPr>
-            <w:tcW w:type="dxa" w:w="2551"/>
+            <w:tcW w:type="dxa" w:w="2721"/>
           </w:tcPr>
           <w:p>
             <w:r>
@@ -699,7 +755,7 @@
                 <w:b/>
                 <w:sz w:val="19"/>
               </w:rPr>
-              <w:t>Lenguaje</w:t>
+              <w:t>💬 Lenguaje</w:t>
             </w:r>
             <w:r>
               <w:rPr>
@@ -712,72 +768,14 @@
         </w:tc>
         <w:tc>
           <w:tcPr>
-            <w:tcW w:type="dxa" w:w="7087"/>
+            <w:tcW w:type="dxa" w:w="6917"/>
           </w:tcPr>
           <w:p>
             <w:r>
               <w:rPr>
                 <w:sz w:val="19"/>
               </w:rPr>
-              <w:t>Atención conjunta, imitación, comprensión, expresión, comunicación funcional, regulación conductual e interacción social.</w:t>
-            </w:r>
-          </w:p>
-        </w:tc>
-      </w:tr>
-      <w:tr>
-        <w:tc>
-          <w:tcPr>
-            <w:tcW w:type="dxa" w:w="2551"/>
-          </w:tcPr>
-          <w:p>
-            <w:r>
-              <w:rPr>
-                <w:b/>
-                <w:sz w:val="19"/>
-              </w:rPr>
-              <w:t>Test de Ling</w:t>
-            </w:r>
-          </w:p>
-        </w:tc>
-        <w:tc>
-          <w:tcPr>
-            <w:tcW w:type="dxa" w:w="7087"/>
-          </w:tcPr>
-          <w:p>
-            <w:r>
-              <w:rPr>
-                <w:sz w:val="19"/>
-              </w:rPr>
-              <w:t>Comprobación auditiva rápida (6 sonidos) antes de los ejercicios de audición.</w:t>
-            </w:r>
-          </w:p>
-        </w:tc>
-      </w:tr>
-      <w:tr>
-        <w:tc>
-          <w:tcPr>
-            <w:tcW w:type="dxa" w:w="2551"/>
-          </w:tcPr>
-          <w:p>
-            <w:r>
-              <w:rPr>
-                <w:b/>
-                <w:sz w:val="19"/>
-              </w:rPr>
-              <w:t>Gamificación</w:t>
-            </w:r>
-          </w:p>
-        </w:tc>
-        <w:tc>
-          <w:tcPr>
-            <w:tcW w:type="dxa" w:w="7087"/>
-          </w:tcPr>
-          <w:p>
-            <w:r>
-              <w:rPr>
-                <w:sz w:val="19"/>
-              </w:rPr>
-              <w:t>XP, racha diaria, niveles con nombre e insignias para mantener la motivación.</w:t>
+              <w:t>Protocolo familiar: atención conjunta, imitación, comprensión, expresión, comunicación funcional, regulación conductual e interacción social.</w:t>
             </w:r>
           </w:p>
         </w:tc>
@@ -789,6 +787,20 @@
       </w:pPr>
     </w:p>
     <w:p>
+      <w:pPr>
+        <w:spacing w:after="120"/>
+      </w:pPr>
+      <w:r>
+        <w:rPr>
+          <w:b w:val="0"/>
+          <w:i w:val="0"/>
+          <w:color w:val="6B7280"/>
+          <w:sz w:val="19"/>
+        </w:rPr>
+        <w:t>Además, el Test de Ling es una comprobación auditiva rápida (6 sonidos) previa a los ejercicios de audición, y la gamificación (XP, racha, niveles e insignias) mantiene la motivación en todos los bloques.</w:t>
+      </w:r>
+    </w:p>
+    <w:p>
       <w:r>
         <w:br w:type="page"/>
       </w:r>
@@ -833,7 +845,7 @@
         <w:rPr>
           <w:b w:val="0"/>
         </w:rPr>
-        <w:t>.</w:t>
+        <w:t xml:space="preserve"> del logopeda, compartido por todos los bloques (componente común de la versión 5).</w:t>
       </w:r>
     </w:p>
     <w:tbl>
@@ -943,7 +955,7 @@
               <w:rPr>
                 <w:sz w:val="19"/>
               </w:rPr>
-              <w:t>Ver la prescripción (solo lectura), realizar las sesiones de ejercicios, activar recordatorios y consultar el progreso. No puede modificar qué ejercicios están activos.</w:t>
+              <w:t>Practicar lo prescrito, realizar las sesiones, activar recordatorios y consultar el progreso. No puede cambiar qué terapias, pares o actividades están activos.</w:t>
             </w:r>
           </w:p>
         </w:tc>
@@ -993,7 +1005,7 @@
               <w:rPr>
                 <w:sz w:val="19"/>
               </w:rPr>
-              <w:t>Todo lo anterior más activar o desactivar terapias y guardar la prescripción. Se desbloquea con el PIN y se vuelve a bloquear al guardar.</w:t>
+              <w:t>Todo lo anterior más prescribir: activar o desactivar terapias en cada uno de los cuatro bloques y guardar la selección. Se desbloquea con el PIN y se vuelve a bloquear al guardar.</w:t>
             </w:r>
           </w:p>
         </w:tc>
@@ -1055,7 +1067,7 @@
                 <w:b w:val="0"/>
                 <w:sz w:val="19"/>
               </w:rPr>
-              <w:t>. En un despliegue real, el logopeda debe sustituirlo por uno propio. El PIN nunca se guarda en texto plano: se valida contra un hash SHA-256.</w:t>
+              <w:t>. En un despliegue real, el logopeda debe sustituirlo por uno propio. El PIN nunca se guarda en texto plano: se valida contra un hash SHA-256 (compatible con Hermes en Android).</w:t>
             </w:r>
           </w:p>
         </w:tc>
@@ -1083,7 +1095,7 @@
           <w:b w:val="0"/>
           <w:i w:val="0"/>
         </w:rPr>
-        <w:t>Toda la información del paciente (ficha, historial de sesiones, progreso) se guarda localmente en el dispositivo mediante almacenamiento cifrado. La app está pensada para cumplir RGPD/HIPAA en el manejo de datos personales (PII). No se envían datos a servidores externos para funcionar.</w:t>
+        <w:t>Toda la información del paciente (ficha, historial de sesiones, evolución por fonema, progreso) se guarda localmente en el dispositivo mediante almacenamiento cifrado. La app está pensada para cumplir RGPD/HIPAA en el manejo de datos personales (PII). No se envían datos a servidores externos para funcionar.</w:t>
       </w:r>
     </w:p>
     <w:p>
@@ -1123,7 +1135,7 @@
           <w:b w:val="0"/>
           <w:i w:val="0"/>
         </w:rPr>
-        <w:t>Una sesión completa recorre siempre el mismo circuito. El Test de Ling solo aparece cuando el paciente usa audífono o implante coclear.</w:t>
+        <w:t>Tras el alta o la selección del paciente se llega al hub de Prescripción, desde donde se abre cualquiera de los cuatro bloques. El Test de Ling solo precede a los ejercicios de audición cuando el paciente usa audífono o implante coclear.</w:t>
       </w:r>
     </w:p>
     <w:p>
@@ -1137,7 +1149,7 @@
           <w:i w:val="0"/>
           <w:color w:val="00A39E"/>
         </w:rPr>
-        <w:t>Bienvenida  →  Créditos  →  Ficha / Selección  →  Prescripción  →  Test de Ling*  →  Ejercicios  →  Resultados</w:t>
+        <w:t>Bienvenida  →  Créditos  →  Ficha / Selección  →  Hub de 4 bloques  →  Pares Mínimos · Expansión Semántica · Audición* · Lenguaje  →  Resultados</w:t>
       </w:r>
     </w:p>
     <w:p>
@@ -1149,9 +1161,9 @@
           <w:b w:val="0"/>
           <w:i w:val="0"/>
           <w:color w:val="6B7280"/>
-          <w:sz w:val="17"/>
+          <w:sz w:val="18"/>
         </w:rPr>
-        <w:t>* El Test de Ling se salta automáticamente si la patología del paciente no indica audífono ni implante.</w:t>
+        <w:t>* Los ejercicios de Audición pasan antes por el Test de Ling si la patología indica audífono o implante.</w:t>
       </w:r>
     </w:p>
     <w:tbl>
@@ -1274,7 +1286,7 @@
                     <a:graphicData uri="http://schemas.openxmlformats.org/drawingml/2006/picture">
                       <pic:pic>
                         <pic:nvPicPr>
-                          <pic:cNvPr id="0" name="05-prescripcion.png"/>
+                          <pic:cNvPr id="0" name="05-hub-bloques.png"/>
                           <pic:cNvPicPr/>
                         </pic:nvPicPr>
                         <pic:blipFill>
@@ -1371,7 +1383,7 @@
                 <w:color w:val="4B5563"/>
                 <w:sz w:val="17"/>
               </w:rPr>
-              <w:t>Prescripción de Terapias, el “centro de mando” de cada sesión.</w:t>
+              <w:t>Hub de Prescripción: los cuatro bloques de terapia.</w:t>
             </w:r>
           </w:p>
         </w:tc>
@@ -1445,7 +1457,7 @@
               <w:rPr>
                 <w:sz w:val="19"/>
               </w:rPr>
-              <w:t>Ficha de registro</w:t>
+              <w:t>Hub de bloques</w:t>
             </w:r>
           </w:p>
         </w:tc>
@@ -1458,7 +1470,7 @@
               <w:rPr>
                 <w:sz w:val="19"/>
               </w:rPr>
-              <w:t>Datos sociodemográficos del niño, el tutor y el equipo médico.</w:t>
+              <w:t>Pantalla “Prescripción de Terapias”: cuatro tarjetas (Pares Mínimos, Expansión Semántica, Audición, Lenguaje) desde donde se practica o prescribe.</w:t>
             </w:r>
           </w:p>
         </w:tc>
@@ -1473,7 +1485,7 @@
               <w:rPr>
                 <w:sz w:val="19"/>
               </w:rPr>
-              <w:t>Prescripción</w:t>
+              <w:t>Par mínimo</w:t>
             </w:r>
           </w:p>
         </w:tc>
@@ -1486,7 +1498,119 @@
               <w:rPr>
                 <w:sz w:val="19"/>
               </w:rPr>
-              <w:t>Conjunto de terapias que el logopeda deja activas para ese paciente.</w:t>
+              <w:t>Dos palabras que solo se distinguen por un fonema (rana / lana). Entrenan el contraste que el niño sustituye.</w:t>
+            </w:r>
+          </w:p>
+        </w:tc>
+      </w:tr>
+      <w:tr>
+        <w:tc>
+          <w:tcPr>
+            <w:tcW w:type="dxa" w:w="2381"/>
+          </w:tcPr>
+          <w:p>
+            <w:r>
+              <w:rPr>
+                <w:sz w:val="19"/>
+              </w:rPr>
+              <w:t>Sustitución</w:t>
+            </w:r>
+          </w:p>
+        </w:tc>
+        <w:tc>
+          <w:tcPr>
+            <w:tcW w:type="dxa" w:w="7257"/>
+          </w:tcPr>
+          <w:p>
+            <w:r>
+              <w:rPr>
+                <w:sz w:val="19"/>
+              </w:rPr>
+              <w:t>Error fonológico habitual: el niño dice la palabra contraria (r̄ → l). La app la detecta y la corrige.</w:t>
+            </w:r>
+          </w:p>
+        </w:tc>
+      </w:tr>
+      <w:tr>
+        <w:tc>
+          <w:tcPr>
+            <w:tcW w:type="dxa" w:w="2381"/>
+          </w:tcPr>
+          <w:p>
+            <w:r>
+              <w:rPr>
+                <w:sz w:val="19"/>
+              </w:rPr>
+              <w:t>Sello doble</w:t>
+            </w:r>
+          </w:p>
+        </w:tc>
+        <w:tc>
+          <w:tcPr>
+            <w:tcW w:type="dxa" w:w="7257"/>
+          </w:tcPr>
+          <w:p>
+            <w:r>
+              <w:rPr>
+                <w:sz w:val="19"/>
+              </w:rPr>
+              <w:t>Mecánica anti-pasividad: padre e hijo pulsan dos huellas a la vez para avanzar (o mantienen una pulsada 2 s).</w:t>
+            </w:r>
+          </w:p>
+        </w:tc>
+      </w:tr>
+      <w:tr>
+        <w:tc>
+          <w:tcPr>
+            <w:tcW w:type="dxa" w:w="2381"/>
+          </w:tcPr>
+          <w:p>
+            <w:r>
+              <w:rPr>
+                <w:sz w:val="19"/>
+              </w:rPr>
+              <w:t>TPR</w:t>
+            </w:r>
+          </w:p>
+        </w:tc>
+        <w:tc>
+          <w:tcPr>
+            <w:tcW w:type="dxa" w:w="7257"/>
+          </w:tcPr>
+          <w:p>
+            <w:r>
+              <w:rPr>
+                <w:sz w:val="19"/>
+              </w:rPr>
+              <w:t>Total Physical Response: aprender una palabra asociándola a una acción física del cuerpo.</w:t>
+            </w:r>
+          </w:p>
+        </w:tc>
+      </w:tr>
+      <w:tr>
+        <w:tc>
+          <w:tcPr>
+            <w:tcW w:type="dxa" w:w="2381"/>
+          </w:tcPr>
+          <w:p>
+            <w:r>
+              <w:rPr>
+                <w:sz w:val="19"/>
+              </w:rPr>
+              <w:t>Progresión léxica</w:t>
+            </w:r>
+          </w:p>
+        </w:tc>
+        <w:tc>
+          <w:tcPr>
+            <w:tcW w:type="dxa" w:w="7257"/>
+          </w:tcPr>
+          <w:p>
+            <w:r>
+              <w:rPr>
+                <w:sz w:val="19"/>
+              </w:rPr>
+              <w:t>Secuencia que sube de onomatopeya → sustantivo → verbo → adjetivo sobre un mismo tema (el coche, el perro…).</w:t>
             </w:r>
           </w:p>
         </w:tc>
@@ -1557,62 +1681,6 @@
               <w:rPr>
                 <w:sz w:val="19"/>
               </w:rPr>
-              <w:t>Pausa activa</w:t>
-            </w:r>
-          </w:p>
-        </w:tc>
-        <w:tc>
-          <w:tcPr>
-            <w:tcW w:type="dxa" w:w="7257"/>
-          </w:tcPr>
-          <w:p>
-            <w:r>
-              <w:rPr>
-                <w:sz w:val="19"/>
-              </w:rPr>
-              <w:t>Mini-juego de movimiento entre ejercicios (saltos de rana, paso robot, equilibrio de flamenco…).</w:t>
-            </w:r>
-          </w:p>
-        </w:tc>
-      </w:tr>
-      <w:tr>
-        <w:tc>
-          <w:tcPr>
-            <w:tcW w:type="dxa" w:w="2381"/>
-          </w:tcPr>
-          <w:p>
-            <w:r>
-              <w:rPr>
-                <w:sz w:val="19"/>
-              </w:rPr>
-              <w:t>TPR</w:t>
-            </w:r>
-          </w:p>
-        </w:tc>
-        <w:tc>
-          <w:tcPr>
-            <w:tcW w:type="dxa" w:w="7257"/>
-          </w:tcPr>
-          <w:p>
-            <w:r>
-              <w:rPr>
-                <w:sz w:val="19"/>
-              </w:rPr>
-              <w:t>Total Physical Response: aprender vocabulario asociando palabras a acciones físicas.</w:t>
-            </w:r>
-          </w:p>
-        </w:tc>
-      </w:tr>
-      <w:tr>
-        <w:tc>
-          <w:tcPr>
-            <w:tcW w:type="dxa" w:w="2381"/>
-          </w:tcPr>
-          <w:p>
-            <w:r>
-              <w:rPr>
-                <w:sz w:val="19"/>
-              </w:rPr>
               <w:t>Racha (🔥)</w:t>
             </w:r>
           </w:p>
@@ -1702,7 +1770,7 @@
           <w:b w:val="0"/>
           <w:i w:val="0"/>
         </w:rPr>
-        <w:t>Cada caso de uso describe una tarea completa. Las etiquetas “Profesional” y “Familia” indican el actor principal.</w:t>
+        <w:t>Cada caso de uso describe una tarea completa e incluye capturas reales de la app. Las etiquetas “Profesional” y “Familia” indican el actor principal.</w:t>
       </w:r>
     </w:p>
     <w:tbl>
@@ -2105,7 +2173,7 @@
         <w:rPr>
           <w:b w:val="0"/>
         </w:rPr>
-        <w:t xml:space="preserve"> para pasar a la selección de terapias.</w:t>
+        <w:t xml:space="preserve"> para pasar al hub de bloques.</w:t>
       </w:r>
     </w:p>
     <w:p>
@@ -2162,7 +2230,7 @@
         <w:rPr>
           <w:b w:val="0"/>
         </w:rPr>
-        <w:t xml:space="preserve"> se recordará más adelante para lanzar el Test de Ling antes de los ejercicios (ver CU-04).</w:t>
+        <w:t xml:space="preserve"> se recordará para lanzar el Test de Ling antes de los ejercicios de audición (ver CU-07).</w:t>
       </w:r>
     </w:p>
     <w:tbl>
@@ -2201,7 +2269,7 @@
               <w:rPr>
                 <w:sz w:val="19"/>
               </w:rPr>
-              <w:t>La patología seleccionada determina el circuito de la sesión. Elíjala con cuidado.</w:t>
+              <w:t>La patología determina el circuito de la sesión (p. ej. una dislalia orienta hacia Pares Mínimos; un implante, hacia el Test de Ling). Elíjala con cuidado.</w:t>
             </w:r>
           </w:p>
         </w:tc>
@@ -2395,7 +2463,7 @@
                 <w:color w:val="F0FDF9"/>
                 <w:sz w:val="17"/>
               </w:rPr>
-              <w:t>CU-02 · Profesional</w:t>
+              <w:t>CU-02 · Profesional / Familia</w:t>
             </w:r>
           </w:p>
           <w:p>
@@ -2408,7 +2476,1832 @@
                 <w:color w:val="FFFFFF"/>
                 <w:sz w:val="28"/>
               </w:rPr>
-              <w:t>Prescripción de terapias (Modo Profesional)</w:t>
+              <w:t>Elegir un bloque de terapia (hub de 4 bloques)</w:t>
+            </w:r>
+          </w:p>
+        </w:tc>
+      </w:tr>
+    </w:tbl>
+    <w:tbl>
+      <w:tblPr>
+        <w:tblW w:type="auto" w:w="0"/>
+        <w:jc w:val="center"/>
+        <w:tblLook w:firstColumn="1" w:firstRow="1" w:lastColumn="0" w:lastRow="0" w:noHBand="0" w:noVBand="1" w:val="04A0"/>
+      </w:tblPr>
+      <w:tblGrid>
+        <w:gridCol w:w="4819"/>
+        <w:gridCol w:w="4819"/>
+      </w:tblGrid>
+      <w:tr>
+        <w:tc>
+          <w:tcPr>
+            <w:tcW w:type="dxa" w:w="4819"/>
+          </w:tcPr>
+          <w:p>
+            <w:r>
+              <w:rPr>
+                <w:b/>
+                <w:color w:val="6B7280"/>
+                <w:sz w:val="15"/>
+              </w:rPr>
+              <w:t>ACTOR</w:t>
+            </w:r>
+          </w:p>
+          <w:p>
+            <w:r>
+              <w:rPr>
+                <w:b/>
+                <w:sz w:val="19"/>
+              </w:rPr>
+              <w:t>Logopeda o tutor</w:t>
+            </w:r>
+          </w:p>
+        </w:tc>
+        <w:tc>
+          <w:tcPr>
+            <w:tcW w:type="dxa" w:w="4819"/>
+          </w:tcPr>
+          <w:p>
+            <w:r>
+              <w:rPr>
+                <w:b/>
+                <w:color w:val="6B7280"/>
+                <w:sz w:val="15"/>
+              </w:rPr>
+              <w:t>PANTALLA</w:t>
+            </w:r>
+          </w:p>
+          <w:p>
+            <w:r>
+              <w:rPr>
+                <w:b/>
+                <w:sz w:val="19"/>
+              </w:rPr>
+              <w:t>Prescripción de Terapias (hub)</w:t>
+            </w:r>
+          </w:p>
+        </w:tc>
+      </w:tr>
+      <w:tr>
+        <w:tc>
+          <w:tcPr>
+            <w:tcW w:type="dxa" w:w="4819"/>
+          </w:tcPr>
+          <w:p>
+            <w:r>
+              <w:rPr>
+                <w:b/>
+                <w:color w:val="6B7280"/>
+                <w:sz w:val="15"/>
+              </w:rPr>
+              <w:t>PRECONDICIÓN</w:t>
+            </w:r>
+          </w:p>
+          <w:p>
+            <w:r>
+              <w:rPr>
+                <w:b/>
+                <w:sz w:val="19"/>
+              </w:rPr>
+              <w:t>Ficha del paciente activa</w:t>
+            </w:r>
+          </w:p>
+        </w:tc>
+        <w:tc>
+          <w:tcPr>
+            <w:tcW w:type="dxa" w:w="4819"/>
+          </w:tcPr>
+          <w:p>
+            <w:r>
+              <w:rPr>
+                <w:b/>
+                <w:color w:val="6B7280"/>
+                <w:sz w:val="15"/>
+              </w:rPr>
+              <w:t>RESULTADO</w:t>
+            </w:r>
+          </w:p>
+          <w:p>
+            <w:r>
+              <w:rPr>
+                <w:b/>
+                <w:sz w:val="19"/>
+              </w:rPr>
+              <w:t>Bloque de terapia abierto para practicar o prescribir</w:t>
+            </w:r>
+          </w:p>
+        </w:tc>
+      </w:tr>
+    </w:tbl>
+    <w:p>
+      <w:pPr>
+        <w:spacing w:after="40"/>
+      </w:pPr>
+    </w:p>
+    <w:p>
+      <w:pPr>
+        <w:spacing w:after="120"/>
+      </w:pPr>
+      <w:r>
+        <w:rPr>
+          <w:b w:val="0"/>
+          <w:i w:val="0"/>
+        </w:rPr>
+        <w:t>El hub es el centro de mando de cada sesión. Muestra la racha 🔥 y el nivel 🏅 del paciente y presenta los cuatro bloques como tarjetas. Audición y Lenguaje indican además cuántas terapias hay activas.</w:t>
+      </w:r>
+    </w:p>
+    <w:p>
+      <w:pPr>
+        <w:keepNext/>
+        <w:spacing w:after="60" w:before="160"/>
+      </w:pPr>
+      <w:r>
+        <w:rPr>
+          <w:b/>
+          <w:i w:val="0"/>
+          <w:color w:val="4B5563"/>
+          <w:sz w:val="21"/>
+        </w:rPr>
+        <w:t>Flujo principal</w:t>
+      </w:r>
+    </w:p>
+    <w:p>
+      <w:pPr>
+        <w:spacing w:after="60"/>
+        <w:ind w:left="454" w:hanging="255"/>
+      </w:pPr>
+      <w:r>
+        <w:rPr>
+          <w:b/>
+        </w:rPr>
+        <w:t xml:space="preserve">1. </w:t>
+      </w:r>
+      <w:r>
+        <w:rPr>
+          <w:b w:val="0"/>
+        </w:rPr>
+        <w:t xml:space="preserve">Tocar la tarjeta del bloque deseado: </w:t>
+      </w:r>
+      <w:r>
+        <w:rPr>
+          <w:b/>
+        </w:rPr>
+        <w:t>Pares Mínimos</w:t>
+      </w:r>
+      <w:r>
+        <w:rPr>
+          <w:b w:val="0"/>
+        </w:rPr>
+        <w:t xml:space="preserve"> (CU-03), </w:t>
+      </w:r>
+      <w:r>
+        <w:rPr>
+          <w:b/>
+        </w:rPr>
+        <w:t>Expansión Semántica</w:t>
+      </w:r>
+      <w:r>
+        <w:rPr>
+          <w:b w:val="0"/>
+        </w:rPr>
+        <w:t xml:space="preserve"> (CU-04), </w:t>
+      </w:r>
+      <w:r>
+        <w:rPr>
+          <w:b/>
+        </w:rPr>
+        <w:t>Audición</w:t>
+      </w:r>
+      <w:r>
+        <w:rPr>
+          <w:b w:val="0"/>
+        </w:rPr>
+        <w:t xml:space="preserve"> o </w:t>
+      </w:r>
+      <w:r>
+        <w:rPr>
+          <w:b/>
+        </w:rPr>
+        <w:t>Lenguaje</w:t>
+      </w:r>
+      <w:r>
+        <w:rPr>
+          <w:b w:val="0"/>
+        </w:rPr>
+        <w:t xml:space="preserve"> (CU-05 / CU-08).</w:t>
+      </w:r>
+    </w:p>
+    <w:p>
+      <w:pPr>
+        <w:spacing w:after="60"/>
+        <w:ind w:left="454" w:hanging="255"/>
+      </w:pPr>
+      <w:r>
+        <w:rPr>
+          <w:b/>
+        </w:rPr>
+        <w:t xml:space="preserve">2. </w:t>
+      </w:r>
+      <w:r>
+        <w:rPr>
+          <w:b w:val="0"/>
+        </w:rPr>
+        <w:t xml:space="preserve">Desde la misma pantalla se activan los </w:t>
+      </w:r>
+      <w:r>
+        <w:rPr>
+          <w:b/>
+        </w:rPr>
+        <w:t>recordatorios de sesión</w:t>
+      </w:r>
+      <w:r>
+        <w:rPr>
+          <w:b w:val="0"/>
+        </w:rPr>
+        <w:t xml:space="preserve"> (ver CU-09).</w:t>
+      </w:r>
+    </w:p>
+    <w:tbl>
+      <w:tblPr>
+        <w:tblW w:type="auto" w:w="0"/>
+        <w:jc w:val="center"/>
+        <w:tblLook w:firstColumn="1" w:firstRow="1" w:lastColumn="0" w:lastRow="0" w:noHBand="0" w:noVBand="1" w:val="04A0"/>
+      </w:tblPr>
+      <w:tblGrid>
+        <w:gridCol w:w="9638"/>
+      </w:tblGrid>
+      <w:tr>
+        <w:tc>
+          <w:tcPr>
+            <w:tcW w:type="dxa" w:w="9638"/>
+            <w:shd w:val="clear" w:fill="F0FDF9"/>
+          </w:tcPr>
+          <w:p>
+            <w:pPr>
+              <w:spacing w:after="40"/>
+            </w:pPr>
+            <w:r>
+              <w:rPr>
+                <w:b/>
+                <w:color w:val="00A39E"/>
+                <w:sz w:val="17"/>
+              </w:rPr>
+              <w:t>DÓNDE PRACTICA CADA QUIÉN</w:t>
+            </w:r>
+          </w:p>
+          <w:p>
+            <w:pPr>
+              <w:spacing w:after="40"/>
+            </w:pPr>
+            <w:r>
+              <w:rPr>
+                <w:sz w:val="19"/>
+              </w:rPr>
+              <w:t>En Modo Familia todos los bloques son accesibles para practicar lo prescrito; solo el logopeda, con el PIN, cambia qué está activo en cada uno.</w:t>
+            </w:r>
+          </w:p>
+        </w:tc>
+      </w:tr>
+    </w:tbl>
+    <w:p>
+      <w:pPr>
+        <w:spacing w:after="40"/>
+      </w:pPr>
+    </w:p>
+    <w:tbl>
+      <w:tblPr>
+        <w:tblW w:type="auto" w:w="0"/>
+        <w:jc w:val="center"/>
+        <w:tblLook w:firstColumn="1" w:firstRow="1" w:lastColumn="0" w:lastRow="0" w:noHBand="0" w:noVBand="1" w:val="04A0"/>
+      </w:tblPr>
+      <w:tblGrid>
+        <w:gridCol w:w="9638"/>
+      </w:tblGrid>
+      <w:tr>
+        <w:tc>
+          <w:tcPr>
+            <w:tcW w:type="dxa" w:w="9638"/>
+            <w:shd w:val="clear" w:fill="7C4FD0"/>
+          </w:tcPr>
+          <w:p>
+            <w:pPr>
+              <w:spacing w:before="80"/>
+            </w:pPr>
+            <w:r>
+              <w:rPr>
+                <w:b/>
+                <w:color w:val="F0FDF9"/>
+                <w:sz w:val="17"/>
+              </w:rPr>
+              <w:t>CU-03 · Familia · Nuevo</w:t>
+            </w:r>
+          </w:p>
+          <w:p>
+            <w:pPr>
+              <w:spacing w:after="80"/>
+            </w:pPr>
+            <w:r>
+              <w:rPr>
+                <w:b/>
+                <w:color w:val="FFFFFF"/>
+                <w:sz w:val="28"/>
+              </w:rPr>
+              <w:t>Pares Mínimos para dislalias</w:t>
+            </w:r>
+          </w:p>
+        </w:tc>
+      </w:tr>
+    </w:tbl>
+    <w:tbl>
+      <w:tblPr>
+        <w:tblW w:type="auto" w:w="0"/>
+        <w:jc w:val="center"/>
+        <w:tblLook w:firstColumn="1" w:firstRow="1" w:lastColumn="0" w:lastRow="0" w:noHBand="0" w:noVBand="1" w:val="04A0"/>
+      </w:tblPr>
+      <w:tblGrid>
+        <w:gridCol w:w="4819"/>
+        <w:gridCol w:w="4819"/>
+      </w:tblGrid>
+      <w:tr>
+        <w:tc>
+          <w:tcPr>
+            <w:tcW w:type="dxa" w:w="4819"/>
+          </w:tcPr>
+          <w:p>
+            <w:r>
+              <w:rPr>
+                <w:b/>
+                <w:color w:val="6B7280"/>
+                <w:sz w:val="15"/>
+              </w:rPr>
+              <w:t>ACTOR</w:t>
+            </w:r>
+          </w:p>
+          <w:p>
+            <w:r>
+              <w:rPr>
+                <w:b/>
+                <w:sz w:val="19"/>
+              </w:rPr>
+              <w:t>Tutor + niño/a (en pareja)</w:t>
+            </w:r>
+          </w:p>
+        </w:tc>
+        <w:tc>
+          <w:tcPr>
+            <w:tcW w:type="dxa" w:w="4819"/>
+          </w:tcPr>
+          <w:p>
+            <w:r>
+              <w:rPr>
+                <w:b/>
+                <w:color w:val="6B7280"/>
+                <w:sz w:val="15"/>
+              </w:rPr>
+              <w:t>PANTALLA</w:t>
+            </w:r>
+          </w:p>
+          <w:p>
+            <w:r>
+              <w:rPr>
+                <w:b/>
+                <w:sz w:val="19"/>
+              </w:rPr>
+              <w:t>Pares Mínimos · Dislalias</w:t>
+            </w:r>
+          </w:p>
+        </w:tc>
+      </w:tr>
+      <w:tr>
+        <w:tc>
+          <w:tcPr>
+            <w:tcW w:type="dxa" w:w="4819"/>
+          </w:tcPr>
+          <w:p>
+            <w:r>
+              <w:rPr>
+                <w:b/>
+                <w:color w:val="6B7280"/>
+                <w:sz w:val="15"/>
+              </w:rPr>
+              <w:t>PRECONDICIÓN</w:t>
+            </w:r>
+          </w:p>
+          <w:p>
+            <w:r>
+              <w:rPr>
+                <w:b/>
+                <w:sz w:val="19"/>
+              </w:rPr>
+              <w:t>Par prescrito por el logopeda</w:t>
+            </w:r>
+          </w:p>
+        </w:tc>
+        <w:tc>
+          <w:tcPr>
+            <w:tcW w:type="dxa" w:w="4819"/>
+          </w:tcPr>
+          <w:p>
+            <w:r>
+              <w:rPr>
+                <w:b/>
+                <w:color w:val="6B7280"/>
+                <w:sz w:val="15"/>
+              </w:rPr>
+              <w:t>RESULTADO</w:t>
+            </w:r>
+          </w:p>
+          <w:p>
+            <w:r>
+              <w:rPr>
+                <w:b/>
+                <w:sz w:val="19"/>
+              </w:rPr>
+              <w:t>Sesión de 10 ensayos valorada + evolución del fonema</w:t>
+            </w:r>
+          </w:p>
+        </w:tc>
+      </w:tr>
+    </w:tbl>
+    <w:p>
+      <w:pPr>
+        <w:spacing w:after="40"/>
+      </w:pPr>
+    </w:p>
+    <w:p>
+      <w:r>
+        <w:rPr>
+          <w:b w:val="0"/>
+        </w:rPr>
+        <w:t xml:space="preserve">Bloque para </w:t>
+      </w:r>
+      <w:r>
+        <w:rPr>
+          <w:b/>
+        </w:rPr>
+        <w:t>dislalias fonológicas</w:t>
+      </w:r>
+      <w:r>
+        <w:rPr>
+          <w:b w:val="0"/>
+        </w:rPr>
+        <w:t xml:space="preserve">. Se muestran dos fichas casi iguales (por ejemplo </w:t>
+      </w:r>
+      <w:r>
+        <w:rPr>
+          <w:b/>
+        </w:rPr>
+        <w:t>rana / lana</w:t>
+      </w:r>
+      <w:r>
+        <w:rPr>
+          <w:b w:val="0"/>
+        </w:rPr>
+        <w:t xml:space="preserve">); la app pide una en voz alta y el niño la dice al micrófono. Con reconocimiento de voz, la app detecta si salió el fonema o la sustitución habitual; sin micrófono, </w:t>
+      </w:r>
+      <w:r>
+        <w:rPr>
+          <w:b/>
+        </w:rPr>
+        <w:t>el padre hace de juez</w:t>
+      </w:r>
+      <w:r>
+        <w:rPr>
+          <w:b w:val="0"/>
+        </w:rPr>
+        <w:t>.</w:t>
+      </w:r>
+    </w:p>
+    <w:p>
+      <w:pPr>
+        <w:keepNext/>
+        <w:spacing w:after="60" w:before="160"/>
+      </w:pPr>
+      <w:r>
+        <w:rPr>
+          <w:b/>
+          <w:i w:val="0"/>
+          <w:color w:val="4B5563"/>
+          <w:sz w:val="21"/>
+        </w:rPr>
+        <w:t>Flujo principal</w:t>
+      </w:r>
+    </w:p>
+    <w:p>
+      <w:pPr>
+        <w:spacing w:after="60"/>
+        <w:ind w:left="454" w:hanging="255"/>
+      </w:pPr>
+      <w:r>
+        <w:rPr>
+          <w:b/>
+        </w:rPr>
+        <w:t xml:space="preserve">1. </w:t>
+      </w:r>
+      <w:r>
+        <w:rPr>
+          <w:b w:val="0"/>
+        </w:rPr>
+        <w:t xml:space="preserve">En el </w:t>
+      </w:r>
+      <w:r>
+        <w:rPr>
+          <w:b/>
+        </w:rPr>
+        <w:t>banco de contrastes</w:t>
+      </w:r>
+      <w:r>
+        <w:rPr>
+          <w:b w:val="0"/>
+        </w:rPr>
+        <w:t>, elegir un par prescrito (10 disponibles: rotacismo, sigmatismo, velares, labiodental). Pulsar ▶.</w:t>
+      </w:r>
+    </w:p>
+    <w:p>
+      <w:pPr>
+        <w:spacing w:after="60"/>
+        <w:ind w:left="454" w:hanging="255"/>
+      </w:pPr>
+      <w:r>
+        <w:rPr>
+          <w:b/>
+        </w:rPr>
+        <w:t xml:space="preserve">2. </w:t>
+      </w:r>
+      <w:r>
+        <w:rPr>
+          <w:b w:val="0"/>
+        </w:rPr>
+        <w:t xml:space="preserve">La app </w:t>
+      </w:r>
+      <w:r>
+        <w:rPr>
+          <w:b/>
+        </w:rPr>
+        <w:t>pide una ficha</w:t>
+      </w:r>
+      <w:r>
+        <w:rPr>
+          <w:b w:val="0"/>
+        </w:rPr>
+        <w:t xml:space="preserve"> en voz alta (“¡Dile a papá cuál quieres! Di: rana”). El niño la dice.</w:t>
+      </w:r>
+    </w:p>
+    <w:p>
+      <w:pPr>
+        <w:spacing w:after="60"/>
+        <w:ind w:left="454" w:hanging="255"/>
+      </w:pPr>
+      <w:r>
+        <w:rPr>
+          <w:b/>
+        </w:rPr>
+        <w:t xml:space="preserve">3. </w:t>
+      </w:r>
+      <w:r>
+        <w:rPr>
+          <w:b w:val="0"/>
+        </w:rPr>
+        <w:t xml:space="preserve">La app evalúa: </w:t>
+      </w:r>
+      <w:r>
+        <w:rPr>
+          <w:b/>
+        </w:rPr>
+        <w:t>acierto</w:t>
+      </w:r>
+      <w:r>
+        <w:rPr>
+          <w:b w:val="0"/>
+        </w:rPr>
+        <w:t xml:space="preserve"> (3★ al primer intento, 2★ tras corrección), </w:t>
+      </w:r>
+      <w:r>
+        <w:rPr>
+          <w:b/>
+        </w:rPr>
+        <w:t>sustitución</w:t>
+      </w:r>
+      <w:r>
+        <w:rPr>
+          <w:b w:val="0"/>
+        </w:rPr>
+        <w:t xml:space="preserve"> detectada (corrección específica del par) o </w:t>
+      </w:r>
+      <w:r>
+        <w:rPr>
+          <w:b/>
+        </w:rPr>
+        <w:t>aproximación</w:t>
+      </w:r>
+      <w:r>
+        <w:rPr>
+          <w:b w:val="0"/>
+        </w:rPr>
+        <w:t xml:space="preserve"> (reintento).</w:t>
+      </w:r>
+    </w:p>
+    <w:p>
+      <w:pPr>
+        <w:spacing w:after="60"/>
+        <w:ind w:left="454" w:hanging="255"/>
+      </w:pPr>
+      <w:r>
+        <w:rPr>
+          <w:b/>
+        </w:rPr>
+        <w:t xml:space="preserve">4. </w:t>
+      </w:r>
+      <w:r>
+        <w:rPr>
+          <w:b w:val="0"/>
+        </w:rPr>
+        <w:t xml:space="preserve">Cada acierto trae una </w:t>
+      </w:r>
+      <w:r>
+        <w:rPr>
+          <w:b/>
+        </w:rPr>
+        <w:t>misión física</w:t>
+      </w:r>
+      <w:r>
+        <w:rPr>
+          <w:b w:val="0"/>
+        </w:rPr>
+        <w:t xml:space="preserve"> (“¡Salto de rana!”) y termina con el </w:t>
+      </w:r>
+      <w:r>
+        <w:rPr>
+          <w:b/>
+        </w:rPr>
+        <w:t>sello doble</w:t>
+      </w:r>
+      <w:r>
+        <w:rPr>
+          <w:b w:val="0"/>
+        </w:rPr>
+        <w:t>: padre e hijo pulsan dos huellas a la vez para continuar.</w:t>
+      </w:r>
+    </w:p>
+    <w:p>
+      <w:pPr>
+        <w:spacing w:after="60"/>
+        <w:ind w:left="454" w:hanging="255"/>
+      </w:pPr>
+      <w:r>
+        <w:rPr>
+          <w:b/>
+        </w:rPr>
+        <w:t xml:space="preserve">5. </w:t>
+      </w:r>
+      <w:r>
+        <w:rPr>
+          <w:b w:val="0"/>
+        </w:rPr>
+        <w:t xml:space="preserve">A lo largo de los 10 ensayos hay </w:t>
+      </w:r>
+      <w:r>
+        <w:rPr>
+          <w:b/>
+        </w:rPr>
+        <w:t>rotación de roles</w:t>
+      </w:r>
+      <w:r>
+        <w:rPr>
+          <w:b w:val="0"/>
+        </w:rPr>
+        <w:t xml:space="preserve"> (“¡Ahora mandas tú!”) y una </w:t>
+      </w:r>
+      <w:r>
+        <w:rPr>
+          <w:b/>
+        </w:rPr>
+        <w:t>cápsula TPR</w:t>
+      </w:r>
+      <w:r>
+        <w:rPr>
+          <w:b w:val="0"/>
+        </w:rPr>
+        <w:t xml:space="preserve"> de movimiento. Al final se guarda la sesión y la evolución del fonema.</w:t>
+      </w:r>
+    </w:p>
+    <w:p>
+      <w:pPr>
+        <w:keepNext/>
+        <w:spacing w:after="60" w:before="160"/>
+      </w:pPr>
+      <w:r>
+        <w:rPr>
+          <w:b/>
+          <w:i w:val="0"/>
+          <w:color w:val="4B5563"/>
+          <w:sz w:val="21"/>
+        </w:rPr>
+        <w:t>Flujos alternativos</w:t>
+      </w:r>
+    </w:p>
+    <w:p>
+      <w:pPr>
+        <w:spacing w:after="60"/>
+        <w:ind w:left="454" w:hanging="255"/>
+      </w:pPr>
+      <w:r>
+        <w:t xml:space="preserve">•  </w:t>
+      </w:r>
+      <w:r>
+        <w:rPr>
+          <w:b/>
+        </w:rPr>
+        <w:t>El padre es el juez final:</w:t>
+      </w:r>
+      <w:r>
+        <w:rPr>
+          <w:b w:val="0"/>
+        </w:rPr>
+        <w:t xml:space="preserve"> si la app oyó mal, corrige el veredicto con “dijo rana / dijo lana”.</w:t>
+      </w:r>
+    </w:p>
+    <w:p>
+      <w:pPr>
+        <w:spacing w:after="60"/>
+        <w:ind w:left="454" w:hanging="255"/>
+      </w:pPr>
+      <w:r>
+        <w:t xml:space="preserve">•  </w:t>
+      </w:r>
+      <w:r>
+        <w:rPr>
+          <w:b/>
+        </w:rPr>
+        <w:t>Dos correcciones seguidas:</w:t>
+      </w:r>
+      <w:r>
+        <w:rPr>
+          <w:b w:val="0"/>
+        </w:rPr>
+        <w:t xml:space="preserve"> la app pasa a imitación asistida (1★) para no frustrar; nunca hay un tercer fallo seguido.</w:t>
+      </w:r>
+    </w:p>
+    <w:p>
+      <w:pPr>
+        <w:spacing w:after="60"/>
+        <w:ind w:left="454" w:hanging="255"/>
+      </w:pPr>
+      <w:r>
+        <w:t xml:space="preserve">•  </w:t>
+      </w:r>
+      <w:r>
+        <w:rPr>
+          <w:b/>
+        </w:rPr>
+        <w:t>Sin reconocimiento de voz</w:t>
+      </w:r>
+      <w:r>
+        <w:rPr>
+          <w:b w:val="0"/>
+        </w:rPr>
+        <w:t xml:space="preserve"> (Expo Go / navegador): el padre valora con los botones “Dijo …”.</w:t>
+      </w:r>
+    </w:p>
+    <w:tbl>
+      <w:tblPr>
+        <w:tblW w:type="auto" w:w="0"/>
+        <w:jc w:val="center"/>
+        <w:tblLook w:firstColumn="1" w:firstRow="1" w:lastColumn="0" w:lastRow="0" w:noHBand="0" w:noVBand="1" w:val="04A0"/>
+      </w:tblPr>
+      <w:tblGrid>
+        <w:gridCol w:w="9638"/>
+      </w:tblGrid>
+      <w:tr>
+        <w:tc>
+          <w:tcPr>
+            <w:tcW w:type="dxa" w:w="9638"/>
+            <w:shd w:val="clear" w:fill="F5F0FF"/>
+          </w:tcPr>
+          <w:p>
+            <w:pPr>
+              <w:spacing w:after="40"/>
+            </w:pPr>
+            <w:r>
+              <w:rPr>
+                <w:b/>
+                <w:color w:val="6D3FC4"/>
+                <w:sz w:val="17"/>
+              </w:rPr>
+              <w:t>ANTI-PASIVIDAD</w:t>
+            </w:r>
+          </w:p>
+          <w:p>
+            <w:pPr>
+              <w:spacing w:after="40"/>
+            </w:pPr>
+            <w:r>
+              <w:rPr>
+                <w:sz w:val="19"/>
+              </w:rPr>
+              <w:t>Nada avanza sin las manos de los dos: el sello doble obliga a que el adulto participe en cada ensayo. La rotación de roles convierte al niño en “juez” que discrimina qué palabra dijo el adulto.</w:t>
+            </w:r>
+          </w:p>
+        </w:tc>
+      </w:tr>
+    </w:tbl>
+    <w:p>
+      <w:pPr>
+        <w:spacing w:after="40"/>
+      </w:pPr>
+    </w:p>
+    <w:tbl>
+      <w:tblPr>
+        <w:tblW w:type="auto" w:w="0"/>
+        <w:jc w:val="center"/>
+        <w:tblLook w:firstColumn="1" w:firstRow="1" w:lastColumn="0" w:lastRow="0" w:noHBand="0" w:noVBand="1" w:val="04A0"/>
+      </w:tblPr>
+      <w:tblGrid>
+        <w:gridCol w:w="3213"/>
+        <w:gridCol w:w="3213"/>
+        <w:gridCol w:w="3213"/>
+      </w:tblGrid>
+      <w:tr>
+        <w:tc>
+          <w:tcPr>
+            <w:tcW w:type="dxa" w:w="3213"/>
+          </w:tcPr>
+          <w:p>
+            <w:pPr>
+              <w:jc w:val="center"/>
+            </w:pPr>
+            <w:r>
+              <w:drawing>
+                <wp:inline xmlns:a="http://schemas.openxmlformats.org/drawingml/2006/main" xmlns:pic="http://schemas.openxmlformats.org/drawingml/2006/picture">
+                  <wp:extent cx="1655999" cy="3583752"/>
+                  <wp:docPr id="6" name="Picture 6"/>
+                  <wp:cNvGraphicFramePr>
+                    <a:graphicFrameLocks noChangeAspect="1"/>
+                  </wp:cNvGraphicFramePr>
+                  <a:graphic>
+                    <a:graphicData uri="http://schemas.openxmlformats.org/drawingml/2006/picture">
+                      <pic:pic>
+                        <pic:nvPicPr>
+                          <pic:cNvPr id="0" name="06-pares-banco.png"/>
+                          <pic:cNvPicPr/>
+                        </pic:nvPicPr>
+                        <pic:blipFill>
+                          <a:blip r:embed="rId15"/>
+                          <a:stretch>
+                            <a:fillRect/>
+                          </a:stretch>
+                        </pic:blipFill>
+                        <pic:spPr>
+                          <a:xfrm>
+                            <a:off x="0" y="0"/>
+                            <a:ext cx="1655999" cy="3583752"/>
+                          </a:xfrm>
+                          <a:prstGeom prst="rect"/>
+                        </pic:spPr>
+                      </pic:pic>
+                    </a:graphicData>
+                  </a:graphic>
+                </wp:inline>
+              </w:drawing>
+            </w:r>
+          </w:p>
+        </w:tc>
+        <w:tc>
+          <w:tcPr>
+            <w:tcW w:type="dxa" w:w="3213"/>
+          </w:tcPr>
+          <w:p>
+            <w:pPr>
+              <w:jc w:val="center"/>
+            </w:pPr>
+            <w:r>
+              <w:drawing>
+                <wp:inline xmlns:a="http://schemas.openxmlformats.org/drawingml/2006/main" xmlns:pic="http://schemas.openxmlformats.org/drawingml/2006/picture">
+                  <wp:extent cx="1655999" cy="3583752"/>
+                  <wp:docPr id="7" name="Picture 7"/>
+                  <wp:cNvGraphicFramePr>
+                    <a:graphicFrameLocks noChangeAspect="1"/>
+                  </wp:cNvGraphicFramePr>
+                  <a:graphic>
+                    <a:graphicData uri="http://schemas.openxmlformats.org/drawingml/2006/picture">
+                      <pic:pic>
+                        <pic:nvPicPr>
+                          <pic:cNvPr id="0" name="08-pares-juego.png"/>
+                          <pic:cNvPicPr/>
+                        </pic:nvPicPr>
+                        <pic:blipFill>
+                          <a:blip r:embed="rId16"/>
+                          <a:stretch>
+                            <a:fillRect/>
+                          </a:stretch>
+                        </pic:blipFill>
+                        <pic:spPr>
+                          <a:xfrm>
+                            <a:off x="0" y="0"/>
+                            <a:ext cx="1655999" cy="3583752"/>
+                          </a:xfrm>
+                          <a:prstGeom prst="rect"/>
+                        </pic:spPr>
+                      </pic:pic>
+                    </a:graphicData>
+                  </a:graphic>
+                </wp:inline>
+              </w:drawing>
+            </w:r>
+          </w:p>
+        </w:tc>
+        <w:tc>
+          <w:tcPr>
+            <w:tcW w:type="dxa" w:w="3213"/>
+          </w:tcPr>
+          <w:p>
+            <w:pPr>
+              <w:jc w:val="center"/>
+            </w:pPr>
+            <w:r>
+              <w:drawing>
+                <wp:inline xmlns:a="http://schemas.openxmlformats.org/drawingml/2006/main" xmlns:pic="http://schemas.openxmlformats.org/drawingml/2006/picture">
+                  <wp:extent cx="1655999" cy="3583752"/>
+                  <wp:docPr id="8" name="Picture 8"/>
+                  <wp:cNvGraphicFramePr>
+                    <a:graphicFrameLocks noChangeAspect="1"/>
+                  </wp:cNvGraphicFramePr>
+                  <a:graphic>
+                    <a:graphicData uri="http://schemas.openxmlformats.org/drawingml/2006/picture">
+                      <pic:pic>
+                        <pic:nvPicPr>
+                          <pic:cNvPr id="0" name="09-pares-veredicto.png"/>
+                          <pic:cNvPicPr/>
+                        </pic:nvPicPr>
+                        <pic:blipFill>
+                          <a:blip r:embed="rId17"/>
+                          <a:stretch>
+                            <a:fillRect/>
+                          </a:stretch>
+                        </pic:blipFill>
+                        <pic:spPr>
+                          <a:xfrm>
+                            <a:off x="0" y="0"/>
+                            <a:ext cx="1655999" cy="3583752"/>
+                          </a:xfrm>
+                          <a:prstGeom prst="rect"/>
+                        </pic:spPr>
+                      </pic:pic>
+                    </a:graphicData>
+                  </a:graphic>
+                </wp:inline>
+              </w:drawing>
+            </w:r>
+          </w:p>
+        </w:tc>
+      </w:tr>
+      <w:tr>
+        <w:tc>
+          <w:tcPr>
+            <w:tcW w:type="dxa" w:w="3213"/>
+          </w:tcPr>
+          <w:p>
+            <w:pPr>
+              <w:jc w:val="center"/>
+            </w:pPr>
+            <w:r>
+              <w:rPr>
+                <w:b/>
+                <w:color w:val="00A39E"/>
+                <w:sz w:val="17"/>
+              </w:rPr>
+              <w:t xml:space="preserve">Fig. 6 · </w:t>
+            </w:r>
+            <w:r>
+              <w:rPr>
+                <w:color w:val="4B5563"/>
+                <w:sz w:val="17"/>
+              </w:rPr>
+              <w:t>Banco de contrastes: 10 pares agrupados por tipo de error.</w:t>
+            </w:r>
+          </w:p>
+        </w:tc>
+        <w:tc>
+          <w:tcPr>
+            <w:tcW w:type="dxa" w:w="3213"/>
+          </w:tcPr>
+          <w:p>
+            <w:pPr>
+              <w:jc w:val="center"/>
+            </w:pPr>
+            <w:r>
+              <w:rPr>
+                <w:b/>
+                <w:color w:val="00A39E"/>
+                <w:sz w:val="17"/>
+              </w:rPr>
+              <w:t xml:space="preserve">Fig. 7 · </w:t>
+            </w:r>
+            <w:r>
+              <w:rPr>
+                <w:color w:val="4B5563"/>
+                <w:sz w:val="17"/>
+              </w:rPr>
+              <w:t>Ensayo: dos fichas, la consigna y el juez del padre.</w:t>
+            </w:r>
+          </w:p>
+        </w:tc>
+        <w:tc>
+          <w:tcPr>
+            <w:tcW w:type="dxa" w:w="3213"/>
+          </w:tcPr>
+          <w:p>
+            <w:pPr>
+              <w:jc w:val="center"/>
+            </w:pPr>
+            <w:r>
+              <w:rPr>
+                <w:b/>
+                <w:color w:val="00A39E"/>
+                <w:sz w:val="17"/>
+              </w:rPr>
+              <w:t xml:space="preserve">Fig. 8 · </w:t>
+            </w:r>
+            <w:r>
+              <w:rPr>
+                <w:color w:val="4B5563"/>
+                <w:sz w:val="17"/>
+              </w:rPr>
+              <w:t>Acierto: misión física de celebración y sello doble.</w:t>
+            </w:r>
+          </w:p>
+        </w:tc>
+      </w:tr>
+    </w:tbl>
+    <w:p>
+      <w:pPr>
+        <w:spacing w:after="40"/>
+      </w:pPr>
+    </w:p>
+    <w:tbl>
+      <w:tblPr>
+        <w:tblW w:type="auto" w:w="0"/>
+        <w:jc w:val="center"/>
+        <w:tblLook w:firstColumn="1" w:firstRow="1" w:lastColumn="0" w:lastRow="0" w:noHBand="0" w:noVBand="1" w:val="04A0"/>
+      </w:tblPr>
+      <w:tblGrid>
+        <w:gridCol w:w="9638"/>
+      </w:tblGrid>
+      <w:tr>
+        <w:tc>
+          <w:tcPr>
+            <w:tcW w:type="dxa" w:w="9638"/>
+            <w:shd w:val="clear" w:fill="7C4FD0"/>
+          </w:tcPr>
+          <w:p>
+            <w:pPr>
+              <w:spacing w:before="80"/>
+            </w:pPr>
+            <w:r>
+              <w:rPr>
+                <w:b/>
+                <w:color w:val="F0FDF9"/>
+                <w:sz w:val="17"/>
+              </w:rPr>
+              <w:t>CU-04 · Familia · Nuevo</w:t>
+            </w:r>
+          </w:p>
+          <w:p>
+            <w:pPr>
+              <w:spacing w:after="80"/>
+            </w:pPr>
+            <w:r>
+              <w:rPr>
+                <w:b/>
+                <w:color w:val="FFFFFF"/>
+                <w:sz w:val="28"/>
+              </w:rPr>
+              <w:t>Expansión Semántica / progresión léxica</w:t>
+            </w:r>
+          </w:p>
+        </w:tc>
+      </w:tr>
+    </w:tbl>
+    <w:tbl>
+      <w:tblPr>
+        <w:tblW w:type="auto" w:w="0"/>
+        <w:jc w:val="center"/>
+        <w:tblLook w:firstColumn="1" w:firstRow="1" w:lastColumn="0" w:lastRow="0" w:noHBand="0" w:noVBand="1" w:val="04A0"/>
+      </w:tblPr>
+      <w:tblGrid>
+        <w:gridCol w:w="4819"/>
+        <w:gridCol w:w="4819"/>
+      </w:tblGrid>
+      <w:tr>
+        <w:tc>
+          <w:tcPr>
+            <w:tcW w:type="dxa" w:w="4819"/>
+          </w:tcPr>
+          <w:p>
+            <w:r>
+              <w:rPr>
+                <w:b/>
+                <w:color w:val="6B7280"/>
+                <w:sz w:val="15"/>
+              </w:rPr>
+              <w:t>ACTOR</w:t>
+            </w:r>
+          </w:p>
+          <w:p>
+            <w:r>
+              <w:rPr>
+                <w:b/>
+                <w:sz w:val="19"/>
+              </w:rPr>
+              <w:t>Tutor + niño/a</w:t>
+            </w:r>
+          </w:p>
+        </w:tc>
+        <w:tc>
+          <w:tcPr>
+            <w:tcW w:type="dxa" w:w="4819"/>
+          </w:tcPr>
+          <w:p>
+            <w:r>
+              <w:rPr>
+                <w:b/>
+                <w:color w:val="6B7280"/>
+                <w:sz w:val="15"/>
+              </w:rPr>
+              <w:t>PANTALLA</w:t>
+            </w:r>
+          </w:p>
+          <w:p>
+            <w:r>
+              <w:rPr>
+                <w:b/>
+                <w:sz w:val="19"/>
+              </w:rPr>
+              <w:t>Expansión Semántica · Progresión Léxica</w:t>
+            </w:r>
+          </w:p>
+        </w:tc>
+      </w:tr>
+      <w:tr>
+        <w:tc>
+          <w:tcPr>
+            <w:tcW w:type="dxa" w:w="4819"/>
+          </w:tcPr>
+          <w:p>
+            <w:r>
+              <w:rPr>
+                <w:b/>
+                <w:color w:val="6B7280"/>
+                <w:sz w:val="15"/>
+              </w:rPr>
+              <w:t>PRECONDICIÓN</w:t>
+            </w:r>
+          </w:p>
+          <w:p>
+            <w:r>
+              <w:rPr>
+                <w:b/>
+                <w:sz w:val="19"/>
+              </w:rPr>
+              <w:t>Actividad prescrita por el logopeda</w:t>
+            </w:r>
+          </w:p>
+        </w:tc>
+        <w:tc>
+          <w:tcPr>
+            <w:tcW w:type="dxa" w:w="4819"/>
+          </w:tcPr>
+          <w:p>
+            <w:r>
+              <w:rPr>
+                <w:b/>
+                <w:color w:val="6B7280"/>
+                <w:sz w:val="15"/>
+              </w:rPr>
+              <w:t>RESULTADO</w:t>
+            </w:r>
+          </w:p>
+          <w:p>
+            <w:r>
+              <w:rPr>
+                <w:b/>
+                <w:sz w:val="19"/>
+              </w:rPr>
+              <w:t>Palabras trabajadas uniendo símbolo, voz y cuerpo</w:t>
+            </w:r>
+          </w:p>
+        </w:tc>
+      </w:tr>
+    </w:tbl>
+    <w:p>
+      <w:pPr>
+        <w:spacing w:after="40"/>
+      </w:pPr>
+    </w:p>
+    <w:p>
+      <w:r>
+        <w:rPr>
+          <w:b w:val="0"/>
+        </w:rPr>
+        <w:t xml:space="preserve">Rehabilitación léxica </w:t>
+      </w:r>
+      <w:r>
+        <w:rPr>
+          <w:b/>
+        </w:rPr>
+        <w:t>offline</w:t>
+      </w:r>
+      <w:r>
+        <w:rPr>
+          <w:b w:val="0"/>
+        </w:rPr>
+        <w:t xml:space="preserve"> para intervención temprana. Cada palabra une imagen, voz y una </w:t>
+      </w:r>
+      <w:r>
+        <w:rPr>
+          <w:b/>
+        </w:rPr>
+        <w:t>acción física del adulto</w:t>
+      </w:r>
+      <w:r>
+        <w:rPr>
+          <w:b w:val="0"/>
+        </w:rPr>
+        <w:t xml:space="preserve"> que la ancla al mundo real del niño. Tres modos de práctica en pestañas:</w:t>
+      </w:r>
+    </w:p>
+    <w:tbl>
+      <w:tblPr>
+        <w:tblStyle w:val="TableGrid"/>
+        <w:tblW w:type="auto" w:w="0"/>
+        <w:jc w:val="center"/>
+        <w:tblLook w:firstColumn="1" w:firstRow="1" w:lastColumn="0" w:lastRow="0" w:noHBand="0" w:noVBand="1" w:val="04A0"/>
+      </w:tblPr>
+      <w:tblGrid>
+        <w:gridCol w:w="4819"/>
+        <w:gridCol w:w="4819"/>
+      </w:tblGrid>
+      <w:tr>
+        <w:tc>
+          <w:tcPr>
+            <w:tcW w:type="dxa" w:w="2041"/>
+            <w:shd w:val="clear" w:fill="E6F9F8"/>
+          </w:tcPr>
+          <w:p>
+            <w:r>
+              <w:rPr>
+                <w:b/>
+                <w:color w:val="00A39E"/>
+                <w:sz w:val="18"/>
+              </w:rPr>
+              <w:t>Modo</w:t>
+            </w:r>
+          </w:p>
+        </w:tc>
+        <w:tc>
+          <w:tcPr>
+            <w:tcW w:type="dxa" w:w="7597"/>
+            <w:shd w:val="clear" w:fill="E6F9F8"/>
+          </w:tcPr>
+          <w:p>
+            <w:r>
+              <w:rPr>
+                <w:b/>
+                <w:color w:val="00A39E"/>
+                <w:sz w:val="18"/>
+              </w:rPr>
+              <w:t>Qué contiene</w:t>
+            </w:r>
+          </w:p>
+        </w:tc>
+      </w:tr>
+      <w:tr>
+        <w:tc>
+          <w:tcPr>
+            <w:tcW w:type="dxa" w:w="2041"/>
+          </w:tcPr>
+          <w:p>
+            <w:r>
+              <w:rPr>
+                <w:b/>
+                <w:sz w:val="19"/>
+              </w:rPr>
+              <w:t>Escenarios</w:t>
+            </w:r>
+          </w:p>
+        </w:tc>
+        <w:tc>
+          <w:tcPr>
+            <w:tcW w:type="dxa" w:w="7597"/>
+          </w:tcPr>
+          <w:p>
+            <w:r>
+              <w:rPr>
+                <w:sz w:val="19"/>
+              </w:rPr>
+              <w:t>3 rutinas diarias (mañana, comida, parque), 6 palabras cada una.</w:t>
+            </w:r>
+          </w:p>
+        </w:tc>
+      </w:tr>
+      <w:tr>
+        <w:tc>
+          <w:tcPr>
+            <w:tcW w:type="dxa" w:w="2041"/>
+          </w:tcPr>
+          <w:p>
+            <w:r>
+              <w:rPr>
+                <w:b/>
+                <w:sz w:val="19"/>
+              </w:rPr>
+              <w:t>Progresión</w:t>
+            </w:r>
+          </w:p>
+        </w:tc>
+        <w:tc>
+          <w:tcPr>
+            <w:tcW w:type="dxa" w:w="7597"/>
+          </w:tcPr>
+          <w:p>
+            <w:r>
+              <w:rPr>
+                <w:sz w:val="19"/>
+              </w:rPr>
+              <w:t>5 secuencias que suben Onomatopeya → Sustantivo → Verbo → Adjetivo (el coche, el perro, la vaca, el gato, la lluvia).</w:t>
+            </w:r>
+          </w:p>
+        </w:tc>
+      </w:tr>
+      <w:tr>
+        <w:tc>
+          <w:tcPr>
+            <w:tcW w:type="dxa" w:w="2041"/>
+          </w:tcPr>
+          <w:p>
+            <w:r>
+              <w:rPr>
+                <w:b/>
+                <w:sz w:val="19"/>
+              </w:rPr>
+              <w:t>Contrastes</w:t>
+            </w:r>
+          </w:p>
+        </w:tc>
+        <w:tc>
+          <w:tcPr>
+            <w:tcW w:type="dxa" w:w="7597"/>
+          </w:tcPr>
+          <w:p>
+            <w:r>
+              <w:rPr>
+                <w:sz w:val="19"/>
+              </w:rPr>
+              <w:t>4 cápsulas TPR de pares: grande/pequeño, limpio/sucio, abrir/cerrar, subir/bajar.</w:t>
+            </w:r>
+          </w:p>
+        </w:tc>
+      </w:tr>
+    </w:tbl>
+    <w:p>
+      <w:pPr>
+        <w:spacing w:after="40"/>
+      </w:pPr>
+    </w:p>
+    <w:p>
+      <w:pPr>
+        <w:keepNext/>
+        <w:spacing w:after="60" w:before="160"/>
+      </w:pPr>
+      <w:r>
+        <w:rPr>
+          <w:b/>
+          <w:i w:val="0"/>
+          <w:color w:val="4B5563"/>
+          <w:sz w:val="21"/>
+        </w:rPr>
+        <w:t>Flujo principal</w:t>
+      </w:r>
+    </w:p>
+    <w:p>
+      <w:pPr>
+        <w:spacing w:after="60"/>
+        <w:ind w:left="454" w:hanging="255"/>
+      </w:pPr>
+      <w:r>
+        <w:rPr>
+          <w:b/>
+        </w:rPr>
+        <w:t xml:space="preserve">1. </w:t>
+      </w:r>
+      <w:r>
+        <w:t>Elegir la pestaña (Escenarios, Progresión o Contrastes) y pulsar ▶ en una actividad prescrita.</w:t>
+      </w:r>
+    </w:p>
+    <w:p>
+      <w:pPr>
+        <w:spacing w:after="60"/>
+        <w:ind w:left="454" w:hanging="255"/>
+      </w:pPr>
+      <w:r>
+        <w:rPr>
+          <w:b/>
+        </w:rPr>
+        <w:t xml:space="preserve">2. </w:t>
+      </w:r>
+      <w:r>
+        <w:rPr>
+          <w:b w:val="0"/>
+        </w:rPr>
+        <w:t xml:space="preserve">La app </w:t>
+      </w:r>
+      <w:r>
+        <w:rPr>
+          <w:b/>
+        </w:rPr>
+        <w:t>enseña la imagen y dice la palabra</w:t>
+      </w:r>
+      <w:r>
+        <w:rPr>
+          <w:b w:val="0"/>
+        </w:rPr>
+        <w:t xml:space="preserve"> (“Esto es la cama… Di: cama”). El niño la repite.</w:t>
+      </w:r>
+    </w:p>
+    <w:p>
+      <w:pPr>
+        <w:spacing w:after="60"/>
+        <w:ind w:left="454" w:hanging="255"/>
+      </w:pPr>
+      <w:r>
+        <w:rPr>
+          <w:b/>
+        </w:rPr>
+        <w:t xml:space="preserve">3. </w:t>
+      </w:r>
+      <w:r>
+        <w:rPr>
+          <w:b w:val="0"/>
+        </w:rPr>
+        <w:t xml:space="preserve">El micrófono valora el intento aceptando las </w:t>
+      </w:r>
+      <w:r>
+        <w:rPr>
+          <w:b/>
+        </w:rPr>
+        <w:t>aproximaciones propias de la edad</w:t>
+      </w:r>
+      <w:r>
+        <w:rPr>
+          <w:b w:val="0"/>
+        </w:rPr>
+        <w:t>; sin micrófono, el adulto decide (“Lo dijo / Casi”).</w:t>
+      </w:r>
+    </w:p>
+    <w:p>
+      <w:pPr>
+        <w:spacing w:after="60"/>
+        <w:ind w:left="454" w:hanging="255"/>
+      </w:pPr>
+      <w:r>
+        <w:rPr>
+          <w:b/>
+        </w:rPr>
+        <w:t xml:space="preserve">4. </w:t>
+      </w:r>
+      <w:r>
+        <w:rPr>
+          <w:b w:val="0"/>
+        </w:rPr>
+        <w:t xml:space="preserve">Cada palabra se cierra con la </w:t>
+      </w:r>
+      <w:r>
+        <w:rPr>
+          <w:b/>
+        </w:rPr>
+        <w:t>acción física del adulto</w:t>
+      </w:r>
+      <w:r>
+        <w:rPr>
+          <w:b w:val="0"/>
+        </w:rPr>
+        <w:t xml:space="preserve"> (“Da unas palmaditas en la cama y sentaos en ella”). Se avanza al siguiente paso.</w:t>
+      </w:r>
+    </w:p>
+    <w:tbl>
+      <w:tblPr>
+        <w:tblW w:type="auto" w:w="0"/>
+        <w:jc w:val="center"/>
+        <w:tblLook w:firstColumn="1" w:firstRow="1" w:lastColumn="0" w:lastRow="0" w:noHBand="0" w:noVBand="1" w:val="04A0"/>
+      </w:tblPr>
+      <w:tblGrid>
+        <w:gridCol w:w="9638"/>
+      </w:tblGrid>
+      <w:tr>
+        <w:tc>
+          <w:tcPr>
+            <w:tcW w:type="dxa" w:w="9638"/>
+            <w:shd w:val="clear" w:fill="F5F0FF"/>
+          </w:tcPr>
+          <w:p>
+            <w:pPr>
+              <w:spacing w:after="40"/>
+            </w:pPr>
+            <w:r>
+              <w:rPr>
+                <w:b/>
+                <w:color w:val="6D3FC4"/>
+                <w:sz w:val="17"/>
+              </w:rPr>
+              <w:t>POR QUÉ FUNCIONA</w:t>
+            </w:r>
+          </w:p>
+          <w:p>
+            <w:pPr>
+              <w:spacing w:after="40"/>
+            </w:pPr>
+            <w:r>
+              <w:rPr>
+                <w:sz w:val="19"/>
+              </w:rPr>
+              <w:t>La palabra se aprende cuando el niño la vive con el cuerpo, no solo cuando la oye. Las cápsulas de contraste añaden una “segunda vuelta” con la palabra opuesta para consolidar el par.</w:t>
+            </w:r>
+          </w:p>
+        </w:tc>
+      </w:tr>
+    </w:tbl>
+    <w:p>
+      <w:pPr>
+        <w:spacing w:after="40"/>
+      </w:pPr>
+    </w:p>
+    <w:tbl>
+      <w:tblPr>
+        <w:tblW w:type="auto" w:w="0"/>
+        <w:jc w:val="center"/>
+        <w:tblLook w:firstColumn="1" w:firstRow="1" w:lastColumn="0" w:lastRow="0" w:noHBand="0" w:noVBand="1" w:val="04A0"/>
+      </w:tblPr>
+      <w:tblGrid>
+        <w:gridCol w:w="3213"/>
+        <w:gridCol w:w="3213"/>
+        <w:gridCol w:w="3213"/>
+      </w:tblGrid>
+      <w:tr>
+        <w:tc>
+          <w:tcPr>
+            <w:tcW w:type="dxa" w:w="3213"/>
+          </w:tcPr>
+          <w:p>
+            <w:pPr>
+              <w:jc w:val="center"/>
+            </w:pPr>
+            <w:r>
+              <w:drawing>
+                <wp:inline xmlns:a="http://schemas.openxmlformats.org/drawingml/2006/main" xmlns:pic="http://schemas.openxmlformats.org/drawingml/2006/picture">
+                  <wp:extent cx="1655999" cy="3583752"/>
+                  <wp:docPr id="9" name="Picture 9"/>
+                  <wp:cNvGraphicFramePr>
+                    <a:graphicFrameLocks noChangeAspect="1"/>
+                  </wp:cNvGraphicFramePr>
+                  <a:graphic>
+                    <a:graphicData uri="http://schemas.openxmlformats.org/drawingml/2006/picture">
+                      <pic:pic>
+                        <pic:nvPicPr>
+                          <pic:cNvPr id="0" name="10-expansion-escenarios.png"/>
+                          <pic:cNvPicPr/>
+                        </pic:nvPicPr>
+                        <pic:blipFill>
+                          <a:blip r:embed="rId18"/>
+                          <a:stretch>
+                            <a:fillRect/>
+                          </a:stretch>
+                        </pic:blipFill>
+                        <pic:spPr>
+                          <a:xfrm>
+                            <a:off x="0" y="0"/>
+                            <a:ext cx="1655999" cy="3583752"/>
+                          </a:xfrm>
+                          <a:prstGeom prst="rect"/>
+                        </pic:spPr>
+                      </pic:pic>
+                    </a:graphicData>
+                  </a:graphic>
+                </wp:inline>
+              </w:drawing>
+            </w:r>
+          </w:p>
+        </w:tc>
+        <w:tc>
+          <w:tcPr>
+            <w:tcW w:type="dxa" w:w="3213"/>
+          </w:tcPr>
+          <w:p>
+            <w:pPr>
+              <w:jc w:val="center"/>
+            </w:pPr>
+            <w:r>
+              <w:drawing>
+                <wp:inline xmlns:a="http://schemas.openxmlformats.org/drawingml/2006/main" xmlns:pic="http://schemas.openxmlformats.org/drawingml/2006/picture">
+                  <wp:extent cx="1655999" cy="3583752"/>
+                  <wp:docPr id="10" name="Picture 10"/>
+                  <wp:cNvGraphicFramePr>
+                    <a:graphicFrameLocks noChangeAspect="1"/>
+                  </wp:cNvGraphicFramePr>
+                  <a:graphic>
+                    <a:graphicData uri="http://schemas.openxmlformats.org/drawingml/2006/picture">
+                      <pic:pic>
+                        <pic:nvPicPr>
+                          <pic:cNvPr id="0" name="11-expansion-progresion.png"/>
+                          <pic:cNvPicPr/>
+                        </pic:nvPicPr>
+                        <pic:blipFill>
+                          <a:blip r:embed="rId19"/>
+                          <a:stretch>
+                            <a:fillRect/>
+                          </a:stretch>
+                        </pic:blipFill>
+                        <pic:spPr>
+                          <a:xfrm>
+                            <a:off x="0" y="0"/>
+                            <a:ext cx="1655999" cy="3583752"/>
+                          </a:xfrm>
+                          <a:prstGeom prst="rect"/>
+                        </pic:spPr>
+                      </pic:pic>
+                    </a:graphicData>
+                  </a:graphic>
+                </wp:inline>
+              </w:drawing>
+            </w:r>
+          </w:p>
+        </w:tc>
+        <w:tc>
+          <w:tcPr>
+            <w:tcW w:type="dxa" w:w="3213"/>
+          </w:tcPr>
+          <w:p>
+            <w:pPr>
+              <w:jc w:val="center"/>
+            </w:pPr>
+            <w:r>
+              <w:drawing>
+                <wp:inline xmlns:a="http://schemas.openxmlformats.org/drawingml/2006/main" xmlns:pic="http://schemas.openxmlformats.org/drawingml/2006/picture">
+                  <wp:extent cx="1655999" cy="3583752"/>
+                  <wp:docPr id="11" name="Picture 11"/>
+                  <wp:cNvGraphicFramePr>
+                    <a:graphicFrameLocks noChangeAspect="1"/>
+                  </wp:cNvGraphicFramePr>
+                  <a:graphic>
+                    <a:graphicData uri="http://schemas.openxmlformats.org/drawingml/2006/picture">
+                      <pic:pic>
+                        <pic:nvPicPr>
+                          <pic:cNvPr id="0" name="12-expansion-juego.png"/>
+                          <pic:cNvPicPr/>
+                        </pic:nvPicPr>
+                        <pic:blipFill>
+                          <a:blip r:embed="rId20"/>
+                          <a:stretch>
+                            <a:fillRect/>
+                          </a:stretch>
+                        </pic:blipFill>
+                        <pic:spPr>
+                          <a:xfrm>
+                            <a:off x="0" y="0"/>
+                            <a:ext cx="1655999" cy="3583752"/>
+                          </a:xfrm>
+                          <a:prstGeom prst="rect"/>
+                        </pic:spPr>
+                      </pic:pic>
+                    </a:graphicData>
+                  </a:graphic>
+                </wp:inline>
+              </w:drawing>
+            </w:r>
+          </w:p>
+        </w:tc>
+      </w:tr>
+      <w:tr>
+        <w:tc>
+          <w:tcPr>
+            <w:tcW w:type="dxa" w:w="3213"/>
+          </w:tcPr>
+          <w:p>
+            <w:pPr>
+              <w:jc w:val="center"/>
+            </w:pPr>
+            <w:r>
+              <w:rPr>
+                <w:b/>
+                <w:color w:val="00A39E"/>
+                <w:sz w:val="17"/>
+              </w:rPr>
+              <w:t xml:space="preserve">Fig. 9 · </w:t>
+            </w:r>
+            <w:r>
+              <w:rPr>
+                <w:color w:val="4B5563"/>
+                <w:sz w:val="17"/>
+              </w:rPr>
+              <w:t>Escenarios diarios: mañana, comida y parque.</w:t>
+            </w:r>
+          </w:p>
+        </w:tc>
+        <w:tc>
+          <w:tcPr>
+            <w:tcW w:type="dxa" w:w="3213"/>
+          </w:tcPr>
+          <w:p>
+            <w:pPr>
+              <w:jc w:val="center"/>
+            </w:pPr>
+            <w:r>
+              <w:rPr>
+                <w:b/>
+                <w:color w:val="00A39E"/>
+                <w:sz w:val="17"/>
+              </w:rPr>
+              <w:t xml:space="preserve">Fig. 10 · </w:t>
+            </w:r>
+            <w:r>
+              <w:rPr>
+                <w:color w:val="4B5563"/>
+                <w:sz w:val="17"/>
+              </w:rPr>
+              <w:t>Progresión léxica: de onomatopeya a adjetivo.</w:t>
+            </w:r>
+          </w:p>
+        </w:tc>
+        <w:tc>
+          <w:tcPr>
+            <w:tcW w:type="dxa" w:w="3213"/>
+          </w:tcPr>
+          <w:p>
+            <w:pPr>
+              <w:jc w:val="center"/>
+            </w:pPr>
+            <w:r>
+              <w:rPr>
+                <w:b/>
+                <w:color w:val="00A39E"/>
+                <w:sz w:val="17"/>
+              </w:rPr>
+              <w:t xml:space="preserve">Fig. 11 · </w:t>
+            </w:r>
+            <w:r>
+              <w:rPr>
+                <w:color w:val="4B5563"/>
+                <w:sz w:val="17"/>
+              </w:rPr>
+              <w:t>Paso: imagen, consigna y misión física del adulto.</w:t>
+            </w:r>
+          </w:p>
+        </w:tc>
+      </w:tr>
+    </w:tbl>
+    <w:p>
+      <w:pPr>
+        <w:spacing w:after="40"/>
+      </w:pPr>
+    </w:p>
+    <w:tbl>
+      <w:tblPr>
+        <w:tblW w:type="auto" w:w="0"/>
+        <w:jc w:val="center"/>
+        <w:tblLook w:firstColumn="1" w:firstRow="1" w:lastColumn="0" w:lastRow="0" w:noHBand="0" w:noVBand="1" w:val="04A0"/>
+      </w:tblPr>
+      <w:tblGrid>
+        <w:gridCol w:w="9638"/>
+      </w:tblGrid>
+      <w:tr>
+        <w:tc>
+          <w:tcPr>
+            <w:tcW w:type="dxa" w:w="9638"/>
+            <w:shd w:val="clear" w:fill="00C4BE"/>
+          </w:tcPr>
+          <w:p>
+            <w:pPr>
+              <w:spacing w:before="80"/>
+            </w:pPr>
+            <w:r>
+              <w:rPr>
+                <w:b/>
+                <w:color w:val="F0FDF9"/>
+                <w:sz w:val="17"/>
+              </w:rPr>
+              <w:t>CU-05 · Profesional</w:t>
+            </w:r>
+          </w:p>
+          <w:p>
+            <w:pPr>
+              <w:spacing w:after="80"/>
+            </w:pPr>
+            <w:r>
+              <w:rPr>
+                <w:b/>
+                <w:color w:val="FFFFFF"/>
+                <w:sz w:val="28"/>
+              </w:rPr>
+              <w:t>Prescribir terapias de Audición y Lenguaje (Modo Profesional)</w:t>
             </w:r>
           </w:p>
         </w:tc>
@@ -2469,7 +4362,7 @@
                 <w:b/>
                 <w:sz w:val="19"/>
               </w:rPr>
-              <w:t>Prescripción de Terapias</w:t>
+              <w:t>Hub → Audición / Lenguaje</w:t>
             </w:r>
           </w:p>
         </w:tc>
@@ -2495,7 +4388,7 @@
                 <w:b/>
                 <w:sz w:val="19"/>
               </w:rPr>
-              <w:t>Ficha del paciente creada · PIN disponible</w:t>
+              <w:t>Ficha creada · PIN disponible</w:t>
             </w:r>
           </w:p>
         </w:tc>
@@ -2560,31 +4453,31 @@
         <w:rPr>
           <w:b w:val="0"/>
         </w:rPr>
-        <w:t xml:space="preserve">En </w:t>
+        <w:t xml:space="preserve">En el hub, abrir </w:t>
       </w:r>
       <w:r>
         <w:rPr>
           <w:b/>
         </w:rPr>
-        <w:t>Prescripción de Terapias</w:t>
+        <w:t>Audición</w:t>
       </w:r>
       <w:r>
         <w:rPr>
           <w:b w:val="0"/>
         </w:rPr>
-        <w:t xml:space="preserve">, pulsar </w:t>
+        <w:t xml:space="preserve"> (13 terapias) o </w:t>
       </w:r>
       <w:r>
         <w:rPr>
           <w:b/>
         </w:rPr>
-        <w:t>“Desbloquear Edición Profesional”</w:t>
+        <w:t>Lenguaje</w:t>
       </w:r>
       <w:r>
         <w:rPr>
           <w:b w:val="0"/>
         </w:rPr>
-        <w:t>.</w:t>
+        <w:t xml:space="preserve"> (7 terapias).</w:t>
       </w:r>
     </w:p>
     <w:p>
@@ -2602,13 +4495,25 @@
         <w:rPr>
           <w:b w:val="0"/>
         </w:rPr>
-        <w:t xml:space="preserve">Introducir el </w:t>
+        <w:t xml:space="preserve">Pulsar </w:t>
       </w:r>
       <w:r>
         <w:rPr>
           <w:b/>
         </w:rPr>
-        <w:t>PIN de 4 dígitos</w:t>
+        <w:t>“Desbloquear Edición Profesional”</w:t>
+      </w:r>
+      <w:r>
+        <w:rPr>
+          <w:b w:val="0"/>
+        </w:rPr>
+        <w:t xml:space="preserve"> e introducir el </w:t>
+      </w:r>
+      <w:r>
+        <w:rPr>
+          <w:b/>
+        </w:rPr>
+        <w:t>PIN</w:t>
       </w:r>
       <w:r>
         <w:rPr>
@@ -2626,7 +4531,7 @@
         <w:rPr>
           <w:b w:val="0"/>
         </w:rPr>
-        <w:t>). Al validarse, aparece “Modo profesional desbloqueado”.</w:t>
+        <w:t>).</w:t>
       </w:r>
     </w:p>
     <w:p>
@@ -2641,34 +4546,7 @@
         <w:t xml:space="preserve">3. </w:t>
       </w:r>
       <w:r>
-        <w:rPr>
-          <w:b w:val="0"/>
-        </w:rPr>
-        <w:t xml:space="preserve">Elegir la pestaña </w:t>
-      </w:r>
-      <w:r>
-        <w:rPr>
-          <w:b/>
-        </w:rPr>
-        <w:t>Audición</w:t>
-      </w:r>
-      <w:r>
-        <w:rPr>
-          <w:b w:val="0"/>
-        </w:rPr>
-        <w:t xml:space="preserve"> (13 terapias) o </w:t>
-      </w:r>
-      <w:r>
-        <w:rPr>
-          <w:b/>
-        </w:rPr>
-        <w:t>Lenguaje</w:t>
-      </w:r>
-      <w:r>
-        <w:rPr>
-          <w:b w:val="0"/>
-        </w:rPr>
-        <w:t xml:space="preserve"> (7 terapias).</w:t>
+        <w:t>Activar o desactivar cada terapia con su interruptor. El contador “N prescritos” se actualiza al momento.</w:t>
       </w:r>
     </w:p>
     <w:p>
@@ -2681,21 +4559,6 @@
           <w:b/>
         </w:rPr>
         <w:t xml:space="preserve">4. </w:t>
-      </w:r>
-      <w:r>
-        <w:t>Activar o desactivar cada terapia con su interruptor. El contador “N prescritos” se actualiza al momento.</w:t>
-      </w:r>
-    </w:p>
-    <w:p>
-      <w:pPr>
-        <w:spacing w:after="60"/>
-        <w:ind w:left="454" w:hanging="255"/>
-      </w:pPr>
-      <w:r>
-        <w:rPr>
-          <w:b/>
-        </w:rPr>
-        <w:t xml:space="preserve">5. </w:t>
       </w:r>
       <w:r>
         <w:rPr>
@@ -2749,7 +4612,7 @@
         <w:rPr>
           <w:b w:val="0"/>
         </w:rPr>
-        <w:t xml:space="preserve"> los puntos se marcan en rojo (“PIN incorrecto”) y se pueden reintroducir.</w:t>
+        <w:t xml:space="preserve"> los puntos se marcan en rojo y se pueden reintroducir.</w:t>
       </w:r>
     </w:p>
     <w:p>
@@ -2770,7 +4633,7 @@
         <w:rPr>
           <w:b w:val="0"/>
         </w:rPr>
-        <w:t xml:space="preserve"> se puede ver la lista, pero los interruptores están atenuados y no se pueden cambiar.</w:t>
+        <w:t xml:space="preserve"> se ve la lista, pero los interruptores están atenuados.</w:t>
       </w:r>
     </w:p>
     <w:p>
@@ -2791,12 +4654,11 @@
         <w:rPr>
           <w:b w:val="0"/>
         </w:rPr>
-        <w:t xml:space="preserve"> el botón ▶ de cada fila inicia esa terapia directamente, incluso en Modo Familia.</w:t>
+        <w:t xml:space="preserve"> el botón ▶ de cada fila inicia esa terapia, incluso en Modo Familia. El mismo PIN prescribe también en Pares Mínimos y Expansión Semántica.</w:t>
       </w:r>
     </w:p>
     <w:tbl>
       <w:tblPr>
-        <w:tblStyle w:val="TableGrid"/>
         <w:tblW w:type="auto" w:w="0"/>
         <w:jc w:val="center"/>
         <w:tblLook w:firstColumn="1" w:firstRow="1" w:lastColumn="0" w:lastRow="0" w:noHBand="0" w:noVBand="1" w:val="04A0"/>
@@ -2808,170 +4670,7 @@
       <w:tr>
         <w:tc>
           <w:tcPr>
-            <w:tcW w:type="dxa" w:w="2608"/>
-            <w:shd w:val="clear" w:fill="E6F9F8"/>
-          </w:tcPr>
-          <w:p>
-            <w:r>
-              <w:rPr>
-                <w:b/>
-                <w:color w:val="00A39E"/>
-                <w:sz w:val="18"/>
-              </w:rPr>
-              <w:t>Categoría (Audición)</w:t>
-            </w:r>
-          </w:p>
-        </w:tc>
-        <w:tc>
-          <w:tcPr>
-            <w:tcW w:type="dxa" w:w="7030"/>
-            <w:shd w:val="clear" w:fill="E6F9F8"/>
-          </w:tcPr>
-          <w:p>
-            <w:r>
-              <w:rPr>
-                <w:b/>
-                <w:color w:val="00A39E"/>
-                <w:sz w:val="18"/>
-              </w:rPr>
-              <w:t>Ejemplos de terapias</w:t>
-            </w:r>
-          </w:p>
-        </w:tc>
-      </w:tr>
-      <w:tr>
-        <w:tc>
-          <w:tcPr>
-            <w:tcW w:type="dxa" w:w="2608"/>
-          </w:tcPr>
-          <w:p>
-            <w:r>
-              <w:rPr>
-                <w:sz w:val="19"/>
-              </w:rPr>
-              <w:t>Fonética-Fonología</w:t>
-            </w:r>
-          </w:p>
-        </w:tc>
-        <w:tc>
-          <w:tcPr>
-            <w:tcW w:type="dxa" w:w="7030"/>
-          </w:tcPr>
-          <w:p>
-            <w:r>
-              <w:rPr>
-                <w:sz w:val="19"/>
-              </w:rPr>
-              <w:t>Asociación vocal inicial · Articulación de vocales · Completar vocal</w:t>
-            </w:r>
-          </w:p>
-        </w:tc>
-      </w:tr>
-      <w:tr>
-        <w:tc>
-          <w:tcPr>
-            <w:tcW w:type="dxa" w:w="2608"/>
-          </w:tcPr>
-          <w:p>
-            <w:r>
-              <w:rPr>
-                <w:sz w:val="19"/>
-              </w:rPr>
-              <w:t>Semántica</w:t>
-            </w:r>
-          </w:p>
-        </w:tc>
-        <w:tc>
-          <w:tcPr>
-            <w:tcW w:type="dxa" w:w="7030"/>
-          </w:tcPr>
-          <w:p>
-            <w:r>
-              <w:rPr>
-                <w:sz w:val="19"/>
-              </w:rPr>
-              <w:t>Detección del intruso · Adivinanza por letra · Prendas y órdenes</w:t>
-            </w:r>
-          </w:p>
-        </w:tc>
-      </w:tr>
-      <w:tr>
-        <w:tc>
-          <w:tcPr>
-            <w:tcW w:type="dxa" w:w="2608"/>
-          </w:tcPr>
-          <w:p>
-            <w:r>
-              <w:rPr>
-                <w:sz w:val="19"/>
-              </w:rPr>
-              <w:t>Morfosintaxis</w:t>
-            </w:r>
-          </w:p>
-        </w:tc>
-        <w:tc>
-          <w:tcPr>
-            <w:tcW w:type="dxa" w:w="7030"/>
-          </w:tcPr>
-          <w:p>
-            <w:r>
-              <w:rPr>
-                <w:sz w:val="19"/>
-              </w:rPr>
-              <w:t>Singular/plural · Flexión de género · Estructura S-V-O</w:t>
-            </w:r>
-          </w:p>
-        </w:tc>
-      </w:tr>
-      <w:tr>
-        <w:tc>
-          <w:tcPr>
-            <w:tcW w:type="dxa" w:w="2608"/>
-          </w:tcPr>
-          <w:p>
-            <w:r>
-              <w:rPr>
-                <w:sz w:val="19"/>
-              </w:rPr>
-              <w:t>Pragmática</w:t>
-            </w:r>
-          </w:p>
-        </w:tc>
-        <w:tc>
-          <w:tcPr>
-            <w:tcW w:type="dxa" w:w="7030"/>
-          </w:tcPr>
-          <w:p>
-            <w:r>
-              <w:rPr>
-                <w:sz w:val="19"/>
-              </w:rPr>
-              <w:t>Preguntas ¿qué? · Adaptación del discurso · Emociones · Petición de repetición</w:t>
-            </w:r>
-          </w:p>
-        </w:tc>
-      </w:tr>
-    </w:tbl>
-    <w:p>
-      <w:pPr>
-        <w:spacing w:after="40"/>
-      </w:pPr>
-    </w:p>
-    <w:tbl>
-      <w:tblPr>
-        <w:tblW w:type="auto" w:w="0"/>
-        <w:jc w:val="center"/>
-        <w:tblLook w:firstColumn="1" w:firstRow="1" w:lastColumn="0" w:lastRow="0" w:noHBand="0" w:noVBand="1" w:val="04A0"/>
-      </w:tblPr>
-      <w:tblGrid>
-        <w:gridCol w:w="3213"/>
-        <w:gridCol w:w="3213"/>
-        <w:gridCol w:w="3213"/>
-      </w:tblGrid>
-      <w:tr>
-        <w:tc>
-          <w:tcPr>
-            <w:tcW w:type="dxa" w:w="3213"/>
+            <w:tcW w:type="dxa" w:w="4819"/>
           </w:tcPr>
           <w:p>
             <w:pPr>
@@ -2981,7 +4680,7 @@
               <w:drawing>
                 <wp:inline xmlns:a="http://schemas.openxmlformats.org/drawingml/2006/main" xmlns:pic="http://schemas.openxmlformats.org/drawingml/2006/picture">
                   <wp:extent cx="1655999" cy="3583752"/>
-                  <wp:docPr id="6" name="Picture 6"/>
+                  <wp:docPr id="12" name="Picture 12"/>
                   <wp:cNvGraphicFramePr>
                     <a:graphicFrameLocks noChangeAspect="1"/>
                   </wp:cNvGraphicFramePr>
@@ -2989,11 +4688,11 @@
                     <a:graphicData uri="http://schemas.openxmlformats.org/drawingml/2006/picture">
                       <pic:pic>
                         <pic:nvPicPr>
-                          <pic:cNvPr id="0" name="06-pin-profesional.png"/>
+                          <pic:cNvPr id="0" name="07-pin-profesional.png"/>
                           <pic:cNvPicPr/>
                         </pic:nvPicPr>
                         <pic:blipFill>
-                          <a:blip r:embed="rId15"/>
+                          <a:blip r:embed="rId21"/>
                           <a:stretch>
                             <a:fillRect/>
                           </a:stretch>
@@ -3015,7 +4714,7 @@
         </w:tc>
         <w:tc>
           <w:tcPr>
-            <w:tcW w:type="dxa" w:w="3213"/>
+            <w:tcW w:type="dxa" w:w="4819"/>
           </w:tcPr>
           <w:p>
             <w:pPr>
@@ -3025,7 +4724,7 @@
               <w:drawing>
                 <wp:inline xmlns:a="http://schemas.openxmlformats.org/drawingml/2006/main" xmlns:pic="http://schemas.openxmlformats.org/drawingml/2006/picture">
                   <wp:extent cx="1655999" cy="3583752"/>
-                  <wp:docPr id="7" name="Picture 7"/>
+                  <wp:docPr id="13" name="Picture 13"/>
                   <wp:cNvGraphicFramePr>
                     <a:graphicFrameLocks noChangeAspect="1"/>
                   </wp:cNvGraphicFramePr>
@@ -3033,55 +4732,11 @@
                     <a:graphicData uri="http://schemas.openxmlformats.org/drawingml/2006/picture">
                       <pic:pic>
                         <pic:nvPicPr>
-                          <pic:cNvPr id="0" name="07-modo-profesional.png"/>
+                          <pic:cNvPr id="0" name="13-audicion-lista.png"/>
                           <pic:cNvPicPr/>
                         </pic:nvPicPr>
                         <pic:blipFill>
-                          <a:blip r:embed="rId16"/>
-                          <a:stretch>
-                            <a:fillRect/>
-                          </a:stretch>
-                        </pic:blipFill>
-                        <pic:spPr>
-                          <a:xfrm>
-                            <a:off x="0" y="0"/>
-                            <a:ext cx="1655999" cy="3583752"/>
-                          </a:xfrm>
-                          <a:prstGeom prst="rect"/>
-                        </pic:spPr>
-                      </pic:pic>
-                    </a:graphicData>
-                  </a:graphic>
-                </wp:inline>
-              </w:drawing>
-            </w:r>
-          </w:p>
-        </w:tc>
-        <w:tc>
-          <w:tcPr>
-            <w:tcW w:type="dxa" w:w="3213"/>
-          </w:tcPr>
-          <w:p>
-            <w:pPr>
-              <w:jc w:val="center"/>
-            </w:pPr>
-            <w:r>
-              <w:drawing>
-                <wp:inline xmlns:a="http://schemas.openxmlformats.org/drawingml/2006/main" xmlns:pic="http://schemas.openxmlformats.org/drawingml/2006/picture">
-                  <wp:extent cx="1655999" cy="3583752"/>
-                  <wp:docPr id="8" name="Picture 8"/>
-                  <wp:cNvGraphicFramePr>
-                    <a:graphicFrameLocks noChangeAspect="1"/>
-                  </wp:cNvGraphicFramePr>
-                  <a:graphic>
-                    <a:graphicData uri="http://schemas.openxmlformats.org/drawingml/2006/picture">
-                      <pic:pic>
-                        <pic:nvPicPr>
-                          <pic:cNvPr id="0" name="08-lenguaje.png"/>
-                          <pic:cNvPicPr/>
-                        </pic:nvPicPr>
-                        <pic:blipFill>
-                          <a:blip r:embed="rId17"/>
+                          <a:blip r:embed="rId22"/>
                           <a:stretch>
                             <a:fillRect/>
                           </a:stretch>
@@ -3105,7 +4760,7 @@
       <w:tr>
         <w:tc>
           <w:tcPr>
-            <w:tcW w:type="dxa" w:w="3213"/>
+            <w:tcW w:type="dxa" w:w="4819"/>
           </w:tcPr>
           <w:p>
             <w:pPr>
@@ -3117,20 +4772,20 @@
                 <w:color w:val="00A39E"/>
                 <w:sz w:val="17"/>
               </w:rPr>
-              <w:t xml:space="preserve">Fig. 6 · </w:t>
+              <w:t xml:space="preserve">Fig. 12 · </w:t>
             </w:r>
             <w:r>
               <w:rPr>
                 <w:color w:val="4B5563"/>
                 <w:sz w:val="17"/>
               </w:rPr>
-              <w:t>Teclado de PIN para desbloquear el Modo Profesional.</w:t>
+              <w:t>Teclado de PIN compartido por los cuatro bloques.</w:t>
             </w:r>
           </w:p>
         </w:tc>
         <w:tc>
           <w:tcPr>
-            <w:tcW w:type="dxa" w:w="3213"/>
+            <w:tcW w:type="dxa" w:w="4819"/>
           </w:tcPr>
           <w:p>
             <w:pPr>
@@ -3142,39 +4797,14 @@
                 <w:color w:val="00A39E"/>
                 <w:sz w:val="17"/>
               </w:rPr>
-              <w:t xml:space="preserve">Fig. 7 · </w:t>
+              <w:t xml:space="preserve">Fig. 13 · </w:t>
             </w:r>
             <w:r>
               <w:rPr>
                 <w:color w:val="4B5563"/>
                 <w:sz w:val="17"/>
               </w:rPr>
-              <w:t>Edición desbloqueada: interruptores activos y “Guardar Prescripción”.</w:t>
-            </w:r>
-          </w:p>
-        </w:tc>
-        <w:tc>
-          <w:tcPr>
-            <w:tcW w:type="dxa" w:w="3213"/>
-          </w:tcPr>
-          <w:p>
-            <w:pPr>
-              <w:jc w:val="center"/>
-            </w:pPr>
-            <w:r>
-              <w:rPr>
-                <w:b/>
-                <w:color w:val="00A39E"/>
-                <w:sz w:val="17"/>
-              </w:rPr>
-              <w:t xml:space="preserve">Fig. 8 · </w:t>
-            </w:r>
-            <w:r>
-              <w:rPr>
-                <w:color w:val="4B5563"/>
-                <w:sz w:val="17"/>
-              </w:rPr>
-              <w:t>Pestaña Lenguaje: las 7 terapias del protocolo familiar.</w:t>
+              <w:t>Audición: las 13 terapias con su interruptor de prescripción.</w:t>
             </w:r>
           </w:p>
         </w:tc>
@@ -3210,7 +4840,7 @@
                 <w:color w:val="F0FDF9"/>
                 <w:sz w:val="17"/>
               </w:rPr>
-              <w:t>CU-03 · Familia</w:t>
+              <w:t>CU-06 · Familia</w:t>
             </w:r>
           </w:p>
           <w:p>
@@ -3284,7 +4914,7 @@
                 <w:b/>
                 <w:sz w:val="19"/>
               </w:rPr>
-              <w:t>Bienvenida → Selección de paciente → Prescripción</w:t>
+              <w:t>Bienvenida → Selección de paciente → Hub</w:t>
             </w:r>
           </w:p>
         </w:tc>
@@ -3429,7 +5059,22 @@
         <w:t xml:space="preserve">3. </w:t>
       </w:r>
       <w:r>
-        <w:t>La app carga su prescripción y su progreso (racha, nivel) en la pantalla de Terapias.</w:t>
+        <w:rPr>
+          <w:b w:val="0"/>
+        </w:rPr>
+        <w:t xml:space="preserve">La app carga su prescripción y su progreso (racha, nivel) y abre el </w:t>
+      </w:r>
+      <w:r>
+        <w:rPr>
+          <w:b/>
+        </w:rPr>
+        <w:t>hub de bloques</w:t>
+      </w:r>
+      <w:r>
+        <w:rPr>
+          <w:b w:val="0"/>
+        </w:rPr>
+        <w:t>.</w:t>
       </w:r>
     </w:p>
     <w:p>
@@ -3444,22 +5089,7 @@
         <w:t xml:space="preserve">4. </w:t>
       </w:r>
       <w:r>
-        <w:t>Pulsar el botón ▶ de la terapia deseada para comenzar. Según la patología, se abrirá primero el Test de Ling (CU-04) o directamente los ejercicios (CU-05).</w:t>
-      </w:r>
-    </w:p>
-    <w:p>
-      <w:pPr>
-        <w:keepNext/>
-        <w:spacing w:after="60" w:before="160"/>
-      </w:pPr>
-      <w:r>
-        <w:rPr>
-          <w:b/>
-          <w:i w:val="0"/>
-          <w:color w:val="4B5563"/>
-          <w:sz w:val="21"/>
-        </w:rPr>
-        <w:t>Flujos alternativos</w:t>
+        <w:t>Elegir un bloque para practicar (CU-02).</w:t>
       </w:r>
     </w:p>
     <w:p>
@@ -3505,7 +5135,7 @@
               <w:drawing>
                 <wp:inline xmlns:a="http://schemas.openxmlformats.org/drawingml/2006/main" xmlns:pic="http://schemas.openxmlformats.org/drawingml/2006/picture">
                   <wp:extent cx="1655999" cy="3583752"/>
-                  <wp:docPr id="9" name="Picture 9"/>
+                  <wp:docPr id="14" name="Picture 14"/>
                   <wp:cNvGraphicFramePr>
                     <a:graphicFrameLocks noChangeAspect="1"/>
                   </wp:cNvGraphicFramePr>
@@ -3517,7 +5147,7 @@
                           <pic:cNvPicPr/>
                         </pic:nvPicPr>
                         <pic:blipFill>
-                          <a:blip r:embed="rId18"/>
+                          <a:blip r:embed="rId23"/>
                           <a:stretch>
                             <a:fillRect/>
                           </a:stretch>
@@ -3553,7 +5183,7 @@
                 <w:color w:val="00A39E"/>
                 <w:sz w:val="17"/>
               </w:rPr>
-              <w:t xml:space="preserve">Fig. 9 · </w:t>
+              <w:t xml:space="preserve">Fig. 14 · </w:t>
             </w:r>
             <w:r>
               <w:rPr>
@@ -3596,7 +5226,7 @@
                 <w:color w:val="F0FDF9"/>
                 <w:sz w:val="17"/>
               </w:rPr>
-              <w:t>CU-04 · Familia</w:t>
+              <w:t>CU-07 · Familia</w:t>
             </w:r>
           </w:p>
           <w:p>
@@ -3761,7 +5391,19 @@
         <w:rPr>
           <w:b w:val="0"/>
         </w:rPr>
-        <w:t xml:space="preserve">Responder a la pregunta previa: </w:t>
+        <w:t xml:space="preserve">Al pulsar ▶ en una terapia de </w:t>
+      </w:r>
+      <w:r>
+        <w:rPr>
+          <w:b/>
+        </w:rPr>
+        <w:t>Audición</w:t>
+      </w:r>
+      <w:r>
+        <w:rPr>
+          <w:b w:val="0"/>
+        </w:rPr>
+        <w:t xml:space="preserve">, responder: </w:t>
       </w:r>
       <w:r>
         <w:rPr>
@@ -3773,7 +5415,7 @@
         <w:rPr>
           <w:b w:val="0"/>
         </w:rPr>
-        <w:t xml:space="preserve"> Si la respuesta es No, se salta directo a los ejercicios.</w:t>
+        <w:t xml:space="preserve"> Si es No, se salta a los ejercicios.</w:t>
       </w:r>
     </w:p>
     <w:p>
@@ -3803,7 +5445,7 @@
         <w:rPr>
           <w:b w:val="0"/>
         </w:rPr>
-        <w:t xml:space="preserve"> (m, u, a, i, sh, s), el adulto lo produce </w:t>
+        <w:t xml:space="preserve"> (m, u, a, i, sh, s) el adulto lo produce </w:t>
       </w:r>
       <w:r>
         <w:rPr>
@@ -3815,7 +5457,7 @@
         <w:rPr>
           <w:b w:val="0"/>
         </w:rPr>
-        <w:t xml:space="preserve"> (sin que el niño lea los labios).</w:t>
+        <w:t>.</w:t>
       </w:r>
     </w:p>
     <w:p>
@@ -3833,7 +5475,7 @@
         <w:rPr>
           <w:b w:val="0"/>
         </w:rPr>
-        <w:t xml:space="preserve">Marcar la respuesta del niño en la escala de 3: </w:t>
+        <w:t xml:space="preserve">Marcar la respuesta del niño: </w:t>
       </w:r>
       <w:r>
         <w:rPr>
@@ -3845,7 +5487,7 @@
         <w:rPr>
           <w:b w:val="0"/>
         </w:rPr>
-        <w:t xml:space="preserve"> (repite/reconoce) · </w:t>
+        <w:t xml:space="preserve"> · </w:t>
       </w:r>
       <w:r>
         <w:rPr>
@@ -3857,7 +5499,7 @@
         <w:rPr>
           <w:b w:val="0"/>
         </w:rPr>
-        <w:t xml:space="preserve"> (reacciona) · </w:t>
+        <w:t xml:space="preserve"> · </w:t>
       </w:r>
       <w:r>
         <w:rPr>
@@ -3887,7 +5529,7 @@
         <w:rPr>
           <w:b w:val="0"/>
         </w:rPr>
-        <w:t xml:space="preserve">Al terminar, la app muestra el resultado y una recomendación adaptada. Pulsar </w:t>
+        <w:t xml:space="preserve">Al terminar, la app muestra el resultado y una recomendación. Pulsar </w:t>
       </w:r>
       <w:r>
         <w:rPr>
@@ -3971,14 +5613,13 @@
         <w:tblLook w:firstColumn="1" w:firstRow="1" w:lastColumn="0" w:lastRow="0" w:noHBand="0" w:noVBand="1" w:val="04A0"/>
       </w:tblPr>
       <w:tblGrid>
-        <w:gridCol w:w="3213"/>
-        <w:gridCol w:w="3213"/>
-        <w:gridCol w:w="3213"/>
+        <w:gridCol w:w="4819"/>
+        <w:gridCol w:w="4819"/>
       </w:tblGrid>
       <w:tr>
         <w:tc>
           <w:tcPr>
-            <w:tcW w:type="dxa" w:w="3213"/>
+            <w:tcW w:type="dxa" w:w="4819"/>
           </w:tcPr>
           <w:p>
             <w:pPr>
@@ -3988,7 +5629,7 @@
               <w:drawing>
                 <wp:inline xmlns:a="http://schemas.openxmlformats.org/drawingml/2006/main" xmlns:pic="http://schemas.openxmlformats.org/drawingml/2006/picture">
                   <wp:extent cx="1655999" cy="3583752"/>
-                  <wp:docPr id="10" name="Picture 10"/>
+                  <wp:docPr id="15" name="Picture 15"/>
                   <wp:cNvGraphicFramePr>
                     <a:graphicFrameLocks noChangeAspect="1"/>
                   </wp:cNvGraphicFramePr>
@@ -3996,11 +5637,11 @@
                     <a:graphicData uri="http://schemas.openxmlformats.org/drawingml/2006/picture">
                       <pic:pic>
                         <pic:nvPicPr>
-                          <pic:cNvPr id="0" name="09-ling-pregunta.png"/>
+                          <pic:cNvPr id="0" name="14-ling-pregunta.png"/>
                           <pic:cNvPicPr/>
                         </pic:nvPicPr>
                         <pic:blipFill>
-                          <a:blip r:embed="rId19"/>
+                          <a:blip r:embed="rId24"/>
                           <a:stretch>
                             <a:fillRect/>
                           </a:stretch>
@@ -4022,7 +5663,7 @@
         </w:tc>
         <w:tc>
           <w:tcPr>
-            <w:tcW w:type="dxa" w:w="3213"/>
+            <w:tcW w:type="dxa" w:w="4819"/>
           </w:tcPr>
           <w:p>
             <w:pPr>
@@ -4032,7 +5673,7 @@
               <w:drawing>
                 <wp:inline xmlns:a="http://schemas.openxmlformats.org/drawingml/2006/main" xmlns:pic="http://schemas.openxmlformats.org/drawingml/2006/picture">
                   <wp:extent cx="1655999" cy="3583752"/>
-                  <wp:docPr id="11" name="Picture 11"/>
+                  <wp:docPr id="16" name="Picture 16"/>
                   <wp:cNvGraphicFramePr>
                     <a:graphicFrameLocks noChangeAspect="1"/>
                   </wp:cNvGraphicFramePr>
@@ -4040,55 +5681,11 @@
                     <a:graphicData uri="http://schemas.openxmlformats.org/drawingml/2006/picture">
                       <pic:pic>
                         <pic:nvPicPr>
-                          <pic:cNvPr id="0" name="10-ling-test.png"/>
+                          <pic:cNvPr id="0" name="15-ling-test.png"/>
                           <pic:cNvPicPr/>
                         </pic:nvPicPr>
                         <pic:blipFill>
-                          <a:blip r:embed="rId20"/>
-                          <a:stretch>
-                            <a:fillRect/>
-                          </a:stretch>
-                        </pic:blipFill>
-                        <pic:spPr>
-                          <a:xfrm>
-                            <a:off x="0" y="0"/>
-                            <a:ext cx="1655999" cy="3583752"/>
-                          </a:xfrm>
-                          <a:prstGeom prst="rect"/>
-                        </pic:spPr>
-                      </pic:pic>
-                    </a:graphicData>
-                  </a:graphic>
-                </wp:inline>
-              </w:drawing>
-            </w:r>
-          </w:p>
-        </w:tc>
-        <w:tc>
-          <w:tcPr>
-            <w:tcW w:type="dxa" w:w="3213"/>
-          </w:tcPr>
-          <w:p>
-            <w:pPr>
-              <w:jc w:val="center"/>
-            </w:pPr>
-            <w:r>
-              <w:drawing>
-                <wp:inline xmlns:a="http://schemas.openxmlformats.org/drawingml/2006/main" xmlns:pic="http://schemas.openxmlformats.org/drawingml/2006/picture">
-                  <wp:extent cx="1655999" cy="3583752"/>
-                  <wp:docPr id="12" name="Picture 12"/>
-                  <wp:cNvGraphicFramePr>
-                    <a:graphicFrameLocks noChangeAspect="1"/>
-                  </wp:cNvGraphicFramePr>
-                  <a:graphic>
-                    <a:graphicData uri="http://schemas.openxmlformats.org/drawingml/2006/picture">
-                      <pic:pic>
-                        <pic:nvPicPr>
-                          <pic:cNvPr id="0" name="11-ling-resultado.png"/>
-                          <pic:cNvPicPr/>
-                        </pic:nvPicPr>
-                        <pic:blipFill>
-                          <a:blip r:embed="rId21"/>
+                          <a:blip r:embed="rId25"/>
                           <a:stretch>
                             <a:fillRect/>
                           </a:stretch>
@@ -4112,7 +5709,7 @@
       <w:tr>
         <w:tc>
           <w:tcPr>
-            <w:tcW w:type="dxa" w:w="3213"/>
+            <w:tcW w:type="dxa" w:w="4819"/>
           </w:tcPr>
           <w:p>
             <w:pPr>
@@ -4124,7 +5721,7 @@
                 <w:color w:val="00A39E"/>
                 <w:sz w:val="17"/>
               </w:rPr>
-              <w:t xml:space="preserve">Fig. 10 · </w:t>
+              <w:t xml:space="preserve">Fig. 15 · </w:t>
             </w:r>
             <w:r>
               <w:rPr>
@@ -4137,7 +5734,7 @@
         </w:tc>
         <w:tc>
           <w:tcPr>
-            <w:tcW w:type="dxa" w:w="3213"/>
+            <w:tcW w:type="dxa" w:w="4819"/>
           </w:tcPr>
           <w:p>
             <w:pPr>
@@ -4149,7 +5746,7 @@
                 <w:color w:val="00A39E"/>
                 <w:sz w:val="17"/>
               </w:rPr>
-              <w:t xml:space="preserve">Fig. 11 · </w:t>
+              <w:t xml:space="preserve">Fig. 16 · </w:t>
             </w:r>
             <w:r>
               <w:rPr>
@@ -4157,31 +5754,6 @@
                 <w:sz w:val="17"/>
               </w:rPr>
               <w:t>Sonido en curso: el tutor lo produce y marca la respuesta.</w:t>
-            </w:r>
-          </w:p>
-        </w:tc>
-        <w:tc>
-          <w:tcPr>
-            <w:tcW w:type="dxa" w:w="3213"/>
-          </w:tcPr>
-          <w:p>
-            <w:pPr>
-              <w:jc w:val="center"/>
-            </w:pPr>
-            <w:r>
-              <w:rPr>
-                <w:b/>
-                <w:color w:val="00A39E"/>
-                <w:sz w:val="17"/>
-              </w:rPr>
-              <w:t xml:space="preserve">Fig. 12 · </w:t>
-            </w:r>
-            <w:r>
-              <w:rPr>
-                <w:color w:val="4B5563"/>
-                <w:sz w:val="17"/>
-              </w:rPr>
-              <w:t>Resultado con recomendación y “Comenzar ejercicios →”.</w:t>
             </w:r>
           </w:p>
         </w:tc>
@@ -4217,7 +5789,7 @@
                 <w:color w:val="F0FDF9"/>
                 <w:sz w:val="17"/>
               </w:rPr>
-              <w:t>CU-05 · Familia</w:t>
+              <w:t>CU-08 · Familia</w:t>
             </w:r>
           </w:p>
           <w:p>
@@ -4230,7 +5802,7 @@
                 <w:color w:val="FFFFFF"/>
                 <w:sz w:val="28"/>
               </w:rPr>
-              <w:t>Realizar una sesión de ejercicios</w:t>
+              <w:t>Realizar una sesión de ejercicios (Audición / Lenguaje)</w:t>
             </w:r>
           </w:p>
         </w:tc>
@@ -4394,7 +5966,7 @@
         <w:rPr>
           <w:b w:val="0"/>
         </w:rPr>
-        <w:t xml:space="preserve"> grandes y coloridas. </w:t>
+        <w:t xml:space="preserve"> grandes. </w:t>
       </w:r>
       <w:r>
         <w:rPr>
@@ -4424,7 +5996,7 @@
         <w:rPr>
           <w:b w:val="0"/>
         </w:rPr>
-        <w:t xml:space="preserve">El adulto guía la actividad y valora la respuesta del niño con la </w:t>
+        <w:t xml:space="preserve">El adulto guía la actividad y valora la respuesta con la </w:t>
       </w:r>
       <w:r>
         <w:rPr>
@@ -4466,7 +6038,19 @@
         <w:rPr>
           <w:b w:val="0"/>
         </w:rPr>
-        <w:t xml:space="preserve"> para trabajar el mismo objetivo con el cuerpo.</w:t>
+        <w:t xml:space="preserve">; entre ejercicios aparecen </w:t>
+      </w:r>
+      <w:r>
+        <w:rPr>
+          <w:b/>
+        </w:rPr>
+        <w:t>pausas activas</w:t>
+      </w:r>
+      <w:r>
+        <w:rPr>
+          <w:b w:val="0"/>
+        </w:rPr>
+        <w:t>. Los de Lenguaje añaden voz (TTS), juego del micrófono y cápsulas TPR.</w:t>
       </w:r>
     </w:p>
     <w:p>
@@ -4484,37 +6068,7 @@
         <w:rPr>
           <w:b w:val="0"/>
         </w:rPr>
-        <w:t xml:space="preserve">Entre ejercicios aparecen </w:t>
-      </w:r>
-      <w:r>
-        <w:rPr>
-          <w:b/>
-        </w:rPr>
-        <w:t>pausas activas</w:t>
-      </w:r>
-      <w:r>
-        <w:rPr>
-          <w:b w:val="0"/>
-        </w:rPr>
-        <w:t xml:space="preserve"> (saltos de rana, paso robot, equilibrio de flamenco…) para descargar energía.</w:t>
-      </w:r>
-    </w:p>
-    <w:p>
-      <w:pPr>
-        <w:spacing w:after="60"/>
-        <w:ind w:left="454" w:hanging="255"/>
-      </w:pPr>
-      <w:r>
-        <w:rPr>
-          <w:b/>
-        </w:rPr>
-        <w:t xml:space="preserve">5. </w:t>
-      </w:r>
-      <w:r>
-        <w:rPr>
-          <w:b w:val="0"/>
-        </w:rPr>
-        <w:t xml:space="preserve">Al terminar la sesión se calcula la media y se muestran las </w:t>
+        <w:t xml:space="preserve">Al terminar se calcula la media y se muestran las </w:t>
       </w:r>
       <w:r>
         <w:rPr>
@@ -4526,7 +6080,7 @@
         <w:rPr>
           <w:b w:val="0"/>
         </w:rPr>
-        <w:t xml:space="preserve"> (XP, racha, nivel, insignias). Ver CU-08.</w:t>
+        <w:t xml:space="preserve"> (XP, racha, nivel, insignias). Ver CU-10.</w:t>
       </w:r>
     </w:p>
     <w:p>
@@ -4610,7 +6164,7 @@
               <w:drawing>
                 <wp:inline xmlns:a="http://schemas.openxmlformats.org/drawingml/2006/main" xmlns:pic="http://schemas.openxmlformats.org/drawingml/2006/picture">
                   <wp:extent cx="1655999" cy="3583752"/>
-                  <wp:docPr id="13" name="Picture 13"/>
+                  <wp:docPr id="17" name="Picture 17"/>
                   <wp:cNvGraphicFramePr>
                     <a:graphicFrameLocks noChangeAspect="1"/>
                   </wp:cNvGraphicFramePr>
@@ -4618,11 +6172,11 @@
                     <a:graphicData uri="http://schemas.openxmlformats.org/drawingml/2006/picture">
                       <pic:pic>
                         <pic:nvPicPr>
-                          <pic:cNvPr id="0" name="12-ejercicio.png"/>
+                          <pic:cNvPr id="0" name="17-ejercicio.png"/>
                           <pic:cNvPicPr/>
                         </pic:nvPicPr>
                         <pic:blipFill>
-                          <a:blip r:embed="rId22"/>
+                          <a:blip r:embed="rId26"/>
                           <a:stretch>
                             <a:fillRect/>
                           </a:stretch>
@@ -4654,7 +6208,7 @@
               <w:drawing>
                 <wp:inline xmlns:a="http://schemas.openxmlformats.org/drawingml/2006/main" xmlns:pic="http://schemas.openxmlformats.org/drawingml/2006/picture">
                   <wp:extent cx="1655999" cy="3583752"/>
-                  <wp:docPr id="14" name="Picture 14"/>
+                  <wp:docPr id="18" name="Picture 18"/>
                   <wp:cNvGraphicFramePr>
                     <a:graphicFrameLocks noChangeAspect="1"/>
                   </wp:cNvGraphicFramePr>
@@ -4662,11 +6216,11 @@
                     <a:graphicData uri="http://schemas.openxmlformats.org/drawingml/2006/picture">
                       <pic:pic>
                         <pic:nvPicPr>
-                          <pic:cNvPr id="0" name="13-evaluacion-ept3.png"/>
+                          <pic:cNvPr id="0" name="18-evaluacion-ept3.png"/>
                           <pic:cNvPicPr/>
                         </pic:nvPicPr>
                         <pic:blipFill>
-                          <a:blip r:embed="rId23"/>
+                          <a:blip r:embed="rId27"/>
                           <a:stretch>
                             <a:fillRect/>
                           </a:stretch>
@@ -4698,7 +6252,7 @@
               <w:drawing>
                 <wp:inline xmlns:a="http://schemas.openxmlformats.org/drawingml/2006/main" xmlns:pic="http://schemas.openxmlformats.org/drawingml/2006/picture">
                   <wp:extent cx="1655999" cy="3583752"/>
-                  <wp:docPr id="15" name="Picture 15"/>
+                  <wp:docPr id="19" name="Picture 19"/>
                   <wp:cNvGraphicFramePr>
                     <a:graphicFrameLocks noChangeAspect="1"/>
                   </wp:cNvGraphicFramePr>
@@ -4706,11 +6260,11 @@
                     <a:graphicData uri="http://schemas.openxmlformats.org/drawingml/2006/picture">
                       <pic:pic>
                         <pic:nvPicPr>
-                          <pic:cNvPr id="0" name="14-sesion-completada.png"/>
+                          <pic:cNvPr id="0" name="19-sesion-completada.png"/>
                           <pic:cNvPicPr/>
                         </pic:nvPicPr>
                         <pic:blipFill>
-                          <a:blip r:embed="rId24"/>
+                          <a:blip r:embed="rId28"/>
                           <a:stretch>
                             <a:fillRect/>
                           </a:stretch>
@@ -4746,14 +6300,14 @@
                 <w:color w:val="00A39E"/>
                 <w:sz w:val="17"/>
               </w:rPr>
-              <w:t xml:space="preserve">Fig. 13 · </w:t>
+              <w:t xml:space="preserve">Fig. 17 · </w:t>
             </w:r>
             <w:r>
               <w:rPr>
                 <w:color w:val="4B5563"/>
                 <w:sz w:val="17"/>
               </w:rPr>
-              <w:t>Ficha ilustrada: consigna del tutor, imágenes ampliables y versión en movimiento.</w:t>
+              <w:t>Ficha ilustrada: consigna, imágenes ampliables y versión en movimiento.</w:t>
             </w:r>
           </w:p>
         </w:tc>
@@ -4771,14 +6325,14 @@
                 <w:color w:val="00A39E"/>
                 <w:sz w:val="17"/>
               </w:rPr>
-              <w:t xml:space="preserve">Fig. 14 · </w:t>
+              <w:t xml:space="preserve">Fig. 18 · </w:t>
             </w:r>
             <w:r>
               <w:rPr>
                 <w:color w:val="4B5563"/>
                 <w:sz w:val="17"/>
               </w:rPr>
-              <w:t>Evaluación EPT-3: el adulto toca 1★, 2★ o 3★ según la respuesta.</w:t>
+              <w:t>Evaluación EPT-3: el adulto toca 1★, 2★ o 3★.</w:t>
             </w:r>
           </w:p>
         </w:tc>
@@ -4796,7 +6350,7 @@
                 <w:color w:val="00A39E"/>
                 <w:sz w:val="17"/>
               </w:rPr>
-              <w:t xml:space="preserve">Fig. 15 · </w:t>
+              <w:t xml:space="preserve">Fig. 19 · </w:t>
             </w:r>
             <w:r>
               <w:rPr>
@@ -4839,364 +6393,7 @@
                 <w:color w:val="F0FDF9"/>
                 <w:sz w:val="17"/>
               </w:rPr>
-              <w:t>CU-06 · Familia</w:t>
-            </w:r>
-          </w:p>
-          <w:p>
-            <w:pPr>
-              <w:spacing w:after="80"/>
-            </w:pPr>
-            <w:r>
-              <w:rPr>
-                <w:b/>
-                <w:color w:val="FFFFFF"/>
-                <w:sz w:val="28"/>
-              </w:rPr>
-              <w:t>Ejercicios de lenguaje con voz (TTS, micrófono, TPR)</w:t>
-            </w:r>
-          </w:p>
-        </w:tc>
-      </w:tr>
-    </w:tbl>
-    <w:tbl>
-      <w:tblPr>
-        <w:tblW w:type="auto" w:w="0"/>
-        <w:jc w:val="center"/>
-        <w:tblLook w:firstColumn="1" w:firstRow="1" w:lastColumn="0" w:lastRow="0" w:noHBand="0" w:noVBand="1" w:val="04A0"/>
-      </w:tblPr>
-      <w:tblGrid>
-        <w:gridCol w:w="4819"/>
-        <w:gridCol w:w="4819"/>
-      </w:tblGrid>
-      <w:tr>
-        <w:tc>
-          <w:tcPr>
-            <w:tcW w:type="dxa" w:w="4819"/>
-          </w:tcPr>
-          <w:p>
-            <w:r>
-              <w:rPr>
-                <w:b/>
-                <w:color w:val="6B7280"/>
-                <w:sz w:val="15"/>
-              </w:rPr>
-              <w:t>ACTOR</w:t>
-            </w:r>
-          </w:p>
-          <w:p>
-            <w:r>
-              <w:rPr>
-                <w:b/>
-                <w:sz w:val="19"/>
-              </w:rPr>
-              <w:t>Tutor + niño/a</w:t>
-            </w:r>
-          </w:p>
-        </w:tc>
-        <w:tc>
-          <w:tcPr>
-            <w:tcW w:type="dxa" w:w="4819"/>
-          </w:tcPr>
-          <w:p>
-            <w:r>
-              <w:rPr>
-                <w:b/>
-                <w:color w:val="6B7280"/>
-                <w:sz w:val="15"/>
-              </w:rPr>
-              <w:t>PANTALLA</w:t>
-            </w:r>
-          </w:p>
-          <w:p>
-            <w:r>
-              <w:rPr>
-                <w:b/>
-                <w:sz w:val="19"/>
-              </w:rPr>
-              <w:t>Reproductor · pestaña Lenguaje</w:t>
-            </w:r>
-          </w:p>
-        </w:tc>
-      </w:tr>
-      <w:tr>
-        <w:tc>
-          <w:tcPr>
-            <w:tcW w:type="dxa" w:w="4819"/>
-          </w:tcPr>
-          <w:p>
-            <w:r>
-              <w:rPr>
-                <w:b/>
-                <w:color w:val="6B7280"/>
-                <w:sz w:val="15"/>
-              </w:rPr>
-              <w:t>PRECONDICIÓN</w:t>
-            </w:r>
-          </w:p>
-          <w:p>
-            <w:r>
-              <w:rPr>
-                <w:b/>
-                <w:sz w:val="19"/>
-              </w:rPr>
-              <w:t>Terapia de Lenguaje prescrita</w:t>
-            </w:r>
-          </w:p>
-        </w:tc>
-        <w:tc>
-          <w:tcPr>
-            <w:tcW w:type="dxa" w:w="4819"/>
-          </w:tcPr>
-          <w:p>
-            <w:r>
-              <w:rPr>
-                <w:b/>
-                <w:color w:val="6B7280"/>
-                <w:sz w:val="15"/>
-              </w:rPr>
-              <w:t>RESULTADO</w:t>
-            </w:r>
-          </w:p>
-          <w:p>
-            <w:r>
-              <w:rPr>
-                <w:b/>
-                <w:sz w:val="19"/>
-              </w:rPr>
-              <w:t>Ejercicio completado con apoyo de voz</w:t>
-            </w:r>
-          </w:p>
-        </w:tc>
-      </w:tr>
-    </w:tbl>
-    <w:p>
-      <w:pPr>
-        <w:spacing w:after="40"/>
-      </w:pPr>
-    </w:p>
-    <w:p>
-      <w:pPr>
-        <w:spacing w:after="120"/>
-      </w:pPr>
-      <w:r>
-        <w:rPr>
-          <w:b w:val="0"/>
-          <w:i w:val="0"/>
-        </w:rPr>
-        <w:t>El módulo de Lenguaje añade tres ayudas de voz sobre las 7 terapias (Atención conjunta, Imitación, Comprensión, Expresión, Comunicación funcional, Regulación conductual e Interacción social):</w:t>
-      </w:r>
-    </w:p>
-    <w:tbl>
-      <w:tblPr>
-        <w:tblStyle w:val="TableGrid"/>
-        <w:tblW w:type="auto" w:w="0"/>
-        <w:jc w:val="center"/>
-        <w:tblLook w:firstColumn="1" w:firstRow="1" w:lastColumn="0" w:lastRow="0" w:noHBand="0" w:noVBand="1" w:val="04A0"/>
-      </w:tblPr>
-      <w:tblGrid>
-        <w:gridCol w:w="4819"/>
-        <w:gridCol w:w="4819"/>
-      </w:tblGrid>
-      <w:tr>
-        <w:tc>
-          <w:tcPr>
-            <w:tcW w:type="dxa" w:w="2608"/>
-            <w:shd w:val="clear" w:fill="E6F9F8"/>
-          </w:tcPr>
-          <w:p>
-            <w:r>
-              <w:rPr>
-                <w:b/>
-                <w:color w:val="00A39E"/>
-                <w:sz w:val="18"/>
-              </w:rPr>
-              <w:t>Función</w:t>
-            </w:r>
-          </w:p>
-        </w:tc>
-        <w:tc>
-          <w:tcPr>
-            <w:tcW w:type="dxa" w:w="7030"/>
-            <w:shd w:val="clear" w:fill="E6F9F8"/>
-          </w:tcPr>
-          <w:p>
-            <w:r>
-              <w:rPr>
-                <w:b/>
-                <w:color w:val="00A39E"/>
-                <w:sz w:val="18"/>
-              </w:rPr>
-              <w:t>Cómo se usa</w:t>
-            </w:r>
-          </w:p>
-        </w:tc>
-      </w:tr>
-      <w:tr>
-        <w:tc>
-          <w:tcPr>
-            <w:tcW w:type="dxa" w:w="2608"/>
-          </w:tcPr>
-          <w:p>
-            <w:r>
-              <w:rPr>
-                <w:b/>
-                <w:sz w:val="19"/>
-              </w:rPr>
-              <w:t>Lectura por voz (TTS)</w:t>
-            </w:r>
-          </w:p>
-        </w:tc>
-        <w:tc>
-          <w:tcPr>
-            <w:tcW w:type="dxa" w:w="7030"/>
-          </w:tcPr>
-          <w:p>
-            <w:r>
-              <w:rPr>
-                <w:sz w:val="19"/>
-              </w:rPr>
-              <w:t>La app lee en voz alta la palabra o instrucción para que el niño la escuche como modelo.</w:t>
-            </w:r>
-          </w:p>
-        </w:tc>
-      </w:tr>
-      <w:tr>
-        <w:tc>
-          <w:tcPr>
-            <w:tcW w:type="dxa" w:w="2608"/>
-          </w:tcPr>
-          <w:p>
-            <w:r>
-              <w:rPr>
-                <w:b/>
-                <w:sz w:val="19"/>
-              </w:rPr>
-              <w:t>Juego del micrófono</w:t>
-            </w:r>
-          </w:p>
-        </w:tc>
-        <w:tc>
-          <w:tcPr>
-            <w:tcW w:type="dxa" w:w="7030"/>
-          </w:tcPr>
-          <w:p>
-            <w:r>
-              <w:rPr>
-                <w:sz w:val="19"/>
-              </w:rPr>
-              <w:t>El niño repite ante el micrófono; el adulto confirma si la producción fue correcta. Refuerza la expresión verbal.</w:t>
-            </w:r>
-          </w:p>
-        </w:tc>
-      </w:tr>
-      <w:tr>
-        <w:tc>
-          <w:tcPr>
-            <w:tcW w:type="dxa" w:w="2608"/>
-          </w:tcPr>
-          <w:p>
-            <w:r>
-              <w:rPr>
-                <w:b/>
-                <w:sz w:val="19"/>
-              </w:rPr>
-              <w:t>Cápsulas TPR</w:t>
-            </w:r>
-          </w:p>
-        </w:tc>
-        <w:tc>
-          <w:tcPr>
-            <w:tcW w:type="dxa" w:w="7030"/>
-          </w:tcPr>
-          <w:p>
-            <w:r>
-              <w:rPr>
-                <w:sz w:val="19"/>
-              </w:rPr>
-              <w:t>Vocabulario asociado a acciones físicas (Total Physical Response): oír la palabra y hacer el gesto.</w:t>
-            </w:r>
-          </w:p>
-        </w:tc>
-      </w:tr>
-    </w:tbl>
-    <w:p>
-      <w:pPr>
-        <w:spacing w:after="40"/>
-      </w:pPr>
-    </w:p>
-    <w:tbl>
-      <w:tblPr>
-        <w:tblW w:type="auto" w:w="0"/>
-        <w:jc w:val="center"/>
-        <w:tblLook w:firstColumn="1" w:firstRow="1" w:lastColumn="0" w:lastRow="0" w:noHBand="0" w:noVBand="1" w:val="04A0"/>
-      </w:tblPr>
-      <w:tblGrid>
-        <w:gridCol w:w="9638"/>
-      </w:tblGrid>
-      <w:tr>
-        <w:tc>
-          <w:tcPr>
-            <w:tcW w:type="dxa" w:w="9638"/>
-            <w:shd w:val="clear" w:fill="FFFBEB"/>
-          </w:tcPr>
-          <w:p>
-            <w:pPr>
-              <w:spacing w:after="40"/>
-            </w:pPr>
-            <w:r>
-              <w:rPr>
-                <w:b/>
-                <w:color w:val="B45309"/>
-                <w:sz w:val="17"/>
-              </w:rPr>
-              <w:t>PERMISOS</w:t>
-            </w:r>
-          </w:p>
-          <w:p>
-            <w:pPr>
-              <w:spacing w:after="40"/>
-            </w:pPr>
-            <w:r>
-              <w:rPr>
-                <w:sz w:val="19"/>
-              </w:rPr>
-              <w:t>El juego del micrófono necesita permiso de micrófono; la lectura por voz usa la síntesis del sistema. Concédalos cuando la app lo solicite.</w:t>
-            </w:r>
-          </w:p>
-        </w:tc>
-      </w:tr>
-    </w:tbl>
-    <w:p>
-      <w:pPr>
-        <w:spacing w:after="40"/>
-      </w:pPr>
-    </w:p>
-    <w:tbl>
-      <w:tblPr>
-        <w:tblW w:type="auto" w:w="0"/>
-        <w:jc w:val="center"/>
-        <w:tblLook w:firstColumn="1" w:firstRow="1" w:lastColumn="0" w:lastRow="0" w:noHBand="0" w:noVBand="1" w:val="04A0"/>
-      </w:tblPr>
-      <w:tblGrid>
-        <w:gridCol w:w="9638"/>
-      </w:tblGrid>
-      <w:tr>
-        <w:tc>
-          <w:tcPr>
-            <w:tcW w:type="dxa" w:w="9638"/>
-            <w:shd w:val="clear" w:fill="00C4BE"/>
-          </w:tcPr>
-          <w:p>
-            <w:pPr>
-              <w:spacing w:before="80"/>
-            </w:pPr>
-            <w:r>
-              <w:rPr>
-                <w:b/>
-                <w:color w:val="F0FDF9"/>
-                <w:sz w:val="17"/>
-              </w:rPr>
-              <w:t>CU-07 · Familia</w:t>
+              <w:t>CU-09 · Familia</w:t>
             </w:r>
           </w:p>
           <w:p>
@@ -5270,7 +6467,7 @@
                 <w:b/>
                 <w:sz w:val="19"/>
               </w:rPr>
-              <w:t>Prescripción → “Recordatorios de sesión”</w:t>
+              <w:t>Hub → “Recordatorios de sesión”</w:t>
             </w:r>
           </w:p>
         </w:tc>
@@ -5373,7 +6570,7 @@
         <w:rPr>
           <w:b w:val="0"/>
         </w:rPr>
-        <w:t>, activar el interruptor.</w:t>
+        <w:t xml:space="preserve"> del hub, activar el interruptor.</w:t>
       </w:r>
     </w:p>
     <w:p>
@@ -5430,7 +6627,7 @@
         <w:rPr>
           <w:b w:val="0"/>
         </w:rPr>
-        <w:t>— en la pantalla de bloqueo para no perder la racha.</w:t>
+        <w:t>— con un consejo para padres que rota a diario.</w:t>
       </w:r>
     </w:p>
     <w:p>
@@ -5500,7 +6697,7 @@
                 <w:color w:val="F0FDF9"/>
                 <w:sz w:val="17"/>
               </w:rPr>
-              <w:t>CU-08 · Familia</w:t>
+              <w:t>CU-10 · Familia</w:t>
             </w:r>
           </w:p>
           <w:p>
@@ -5574,7 +6771,7 @@
                 <w:b/>
                 <w:sz w:val="19"/>
               </w:rPr>
-              <w:t>Fin de sesión · cabecera de Prescripción</w:t>
+              <w:t>Fin de sesión · cabecera del hub</w:t>
             </w:r>
           </w:p>
         </w:tc>
@@ -5644,7 +6841,7 @@
           <w:b w:val="0"/>
           <w:i w:val="0"/>
         </w:rPr>
-        <w:t>Al estilo de apps como Duolingo, Valeria+ recompensa la constancia. Todo se guarda localmente.</w:t>
+        <w:t>Al estilo de apps como Duolingo, Valeria+ recompensa la constancia en todos los bloques. Todo se guarda localmente.</w:t>
       </w:r>
     </w:p>
     <w:p>
@@ -5659,7 +6856,7 @@
           <w:color w:val="4B5563"/>
           <w:sz w:val="21"/>
         </w:rPr>
-        <w:t>Cómo se gana XP en cada sesión</w:t>
+        <w:t>Cómo se gana XP · Niveles · Insignias</w:t>
       </w:r>
     </w:p>
     <w:p>
@@ -5674,13 +6871,13 @@
         <w:rPr>
           <w:b/>
         </w:rPr>
-        <w:t>Base:</w:t>
+        <w:t>XP por sesión:</w:t>
       </w:r>
       <w:r>
         <w:rPr>
           <w:b w:val="0"/>
         </w:rPr>
-        <w:t xml:space="preserve"> 20 puntos + 5 por ejercicio.</w:t>
+        <w:t xml:space="preserve"> base (20 + 5 por ejercicio) + precisión (hasta +30) + racha (hasta +14) + sesión perfecta (+15).</w:t>
       </w:r>
     </w:p>
     <w:p>
@@ -5695,13 +6892,13 @@
         <w:rPr>
           <w:b/>
         </w:rPr>
-        <w:t>Precisión:</w:t>
+        <w:t>Niveles (cada 100 XP):</w:t>
       </w:r>
       <w:r>
         <w:rPr>
           <w:b w:val="0"/>
         </w:rPr>
-        <w:t xml:space="preserve"> hasta +30 según la media de estrellas.</w:t>
+        <w:t xml:space="preserve"> Osezno → Oso Curioso → Oso Valiente → Oso Explorador → Oso Sabio → Gran Oso → Oso Legendario.</w:t>
       </w:r>
     </w:p>
     <w:p>
@@ -5716,240 +6913,14 @@
         <w:rPr>
           <w:b/>
         </w:rPr>
-        <w:t>Racha:</w:t>
+        <w:t>Insignias:</w:t>
       </w:r>
       <w:r>
         <w:rPr>
           <w:b w:val="0"/>
         </w:rPr>
-        <w:t xml:space="preserve"> hasta +14 por días consecutivos.</w:t>
-      </w:r>
-    </w:p>
-    <w:p>
-      <w:pPr>
-        <w:spacing w:after="60"/>
-        <w:ind w:left="454" w:hanging="255"/>
-      </w:pPr>
-      <w:r>
-        <w:t xml:space="preserve">•  </w:t>
-      </w:r>
-      <w:r>
-        <w:rPr>
-          <w:b/>
-        </w:rPr>
-        <w:t>Sesión perfecta</w:t>
-      </w:r>
-      <w:r>
-        <w:rPr>
-          <w:b w:val="0"/>
-        </w:rPr>
-        <w:t xml:space="preserve"> (todo ★★★): +15.</w:t>
-      </w:r>
-    </w:p>
-    <w:p>
-      <w:pPr>
-        <w:keepNext/>
-        <w:spacing w:after="60" w:before="160"/>
-      </w:pPr>
-      <w:r>
-        <w:rPr>
-          <w:b/>
-          <w:i w:val="0"/>
-          <w:color w:val="4B5563"/>
-          <w:sz w:val="21"/>
-        </w:rPr>
-        <w:t>Niveles (cada 100 XP)</w:t>
-      </w:r>
-    </w:p>
-    <w:p>
-      <w:pPr>
-        <w:spacing w:after="120"/>
-      </w:pPr>
-      <w:r>
-        <w:rPr>
-          <w:b w:val="0"/>
-          <w:i w:val="0"/>
-        </w:rPr>
-        <w:t>Osezno → Oso Curioso → Oso Valiente → Oso Explorador → Oso Sabio → Gran Oso → Oso Legendario.</w:t>
-      </w:r>
-    </w:p>
-    <w:p>
-      <w:pPr>
-        <w:keepNext/>
-        <w:spacing w:after="60" w:before="160"/>
-      </w:pPr>
-      <w:r>
-        <w:rPr>
-          <w:b/>
-          <w:i w:val="0"/>
-          <w:color w:val="4B5563"/>
-          <w:sz w:val="21"/>
-        </w:rPr>
-        <w:t>Insignias destacadas</w:t>
-      </w:r>
-    </w:p>
-    <w:tbl>
-      <w:tblPr>
-        <w:tblStyle w:val="TableGrid"/>
-        <w:tblW w:type="auto" w:w="0"/>
-        <w:jc w:val="center"/>
-        <w:tblLook w:firstColumn="1" w:firstRow="1" w:lastColumn="0" w:lastRow="0" w:noHBand="0" w:noVBand="1" w:val="04A0"/>
-      </w:tblPr>
-      <w:tblGrid>
-        <w:gridCol w:w="4819"/>
-        <w:gridCol w:w="4819"/>
-      </w:tblGrid>
-      <w:tr>
-        <w:tc>
-          <w:tcPr>
-            <w:tcW w:type="dxa" w:w="4819"/>
-            <w:shd w:val="clear" w:fill="E6F9F8"/>
-          </w:tcPr>
-          <w:p>
-            <w:r>
-              <w:rPr>
-                <w:b/>
-                <w:color w:val="00A39E"/>
-                <w:sz w:val="18"/>
-              </w:rPr>
-              <w:t>Insignia</w:t>
-            </w:r>
-          </w:p>
-        </w:tc>
-        <w:tc>
-          <w:tcPr>
-            <w:tcW w:type="dxa" w:w="4819"/>
-            <w:shd w:val="clear" w:fill="E6F9F8"/>
-          </w:tcPr>
-          <w:p>
-            <w:r>
-              <w:rPr>
-                <w:b/>
-                <w:color w:val="00A39E"/>
-                <w:sz w:val="18"/>
-              </w:rPr>
-              <w:t>Cómo se consigue</w:t>
-            </w:r>
-          </w:p>
-        </w:tc>
-      </w:tr>
-      <w:tr>
-        <w:tc>
-          <w:tcPr>
-            <w:tcW w:type="dxa" w:w="4819"/>
-          </w:tcPr>
-          <w:p>
-            <w:r>
-              <w:rPr>
-                <w:sz w:val="19"/>
-              </w:rPr>
-              <w:t>🌱 Primer paso</w:t>
-            </w:r>
-          </w:p>
-        </w:tc>
-        <w:tc>
-          <w:tcPr>
-            <w:tcW w:type="dxa" w:w="4819"/>
-          </w:tcPr>
-          <w:p>
-            <w:r>
-              <w:rPr>
-                <w:sz w:val="19"/>
-              </w:rPr>
-              <w:t>Completar la primera sesión.</w:t>
-            </w:r>
-          </w:p>
-        </w:tc>
-      </w:tr>
-      <w:tr>
-        <w:tc>
-          <w:tcPr>
-            <w:tcW w:type="dxa" w:w="4819"/>
-          </w:tcPr>
-          <w:p>
-            <w:r>
-              <w:rPr>
-                <w:sz w:val="19"/>
-              </w:rPr>
-              <w:t>🔥 En llamas / ⚡ Semana perfecta / 🏆 Imparable</w:t>
-            </w:r>
-          </w:p>
-        </w:tc>
-        <w:tc>
-          <w:tcPr>
-            <w:tcW w:type="dxa" w:w="4819"/>
-          </w:tcPr>
-          <w:p>
-            <w:r>
-              <w:rPr>
-                <w:sz w:val="19"/>
-              </w:rPr>
-              <w:t>Rachas de 3, 7 y 14 días.</w:t>
-            </w:r>
-          </w:p>
-        </w:tc>
-      </w:tr>
-      <w:tr>
-        <w:tc>
-          <w:tcPr>
-            <w:tcW w:type="dxa" w:w="4819"/>
-          </w:tcPr>
-          <w:p>
-            <w:r>
-              <w:rPr>
-                <w:sz w:val="19"/>
-              </w:rPr>
-              <w:t>🎓 Practicante / 🚀 Explorador / 💎 Maestro Valeria</w:t>
-            </w:r>
-          </w:p>
-        </w:tc>
-        <w:tc>
-          <w:tcPr>
-            <w:tcW w:type="dxa" w:w="4819"/>
-          </w:tcPr>
-          <w:p>
-            <w:r>
-              <w:rPr>
-                <w:sz w:val="19"/>
-              </w:rPr>
-              <w:t>10, 25 y 50 sesiones completadas.</w:t>
-            </w:r>
-          </w:p>
-        </w:tc>
-      </w:tr>
-      <w:tr>
-        <w:tc>
-          <w:tcPr>
-            <w:tcW w:type="dxa" w:w="4819"/>
-          </w:tcPr>
-          <w:p>
-            <w:r>
-              <w:rPr>
-                <w:sz w:val="19"/>
-              </w:rPr>
-              <w:t>⭐ Sesión estrella / 🌟 Constelación</w:t>
-            </w:r>
-          </w:p>
-        </w:tc>
-        <w:tc>
-          <w:tcPr>
-            <w:tcW w:type="dxa" w:w="4819"/>
-          </w:tcPr>
-          <w:p>
-            <w:r>
-              <w:rPr>
-                <w:sz w:val="19"/>
-              </w:rPr>
-              <w:t>1 y 5 sesiones perfectas.</w:t>
-            </w:r>
-          </w:p>
-        </w:tc>
-      </w:tr>
-    </w:tbl>
-    <w:p>
-      <w:pPr>
-        <w:spacing w:after="40"/>
-      </w:pPr>
+        <w:t xml:space="preserve"> 🌱 Primer paso · 🔥 rachas (3/7/14 días) · 🎓 sesiones (10/25/50) · ⭐ sesiones perfectas.</w:t>
+      </w:r>
     </w:p>
     <w:tbl>
       <w:tblPr>
@@ -5987,7 +6958,7 @@
               <w:rPr>
                 <w:sz w:val="19"/>
               </w:rPr>
-              <w:t>La racha se mantiene mientras se practique hoy o ayer. Si se salta más de un día, vuelve a cero: por eso ayudan los recordatorios de CU-07.</w:t>
+              <w:t>La racha se mantiene mientras se practique hoy o ayer. Si se salta más de un día, vuelve a cero: por eso ayudan los recordatorios de CU-09.</w:t>
             </w:r>
           </w:p>
         </w:tc>
@@ -6023,7 +6994,7 @@
                 <w:color w:val="F0FDF9"/>
                 <w:sz w:val="17"/>
               </w:rPr>
-              <w:t>CU-09 · Profesional / Familia</w:t>
+              <w:t>CU-11 · Profesional / Familia</w:t>
             </w:r>
           </w:p>
           <w:p>
@@ -6200,7 +7171,7 @@
         <w:rPr>
           <w:b w:val="0"/>
         </w:rPr>
-        <w:t xml:space="preserve"> del paciente al finalizar una sesión o desde su ficha.</w:t>
+        <w:t xml:space="preserve"> al finalizar una sesión o desde la ficha.</w:t>
       </w:r>
     </w:p>
     <w:p>
@@ -6224,13 +7195,25 @@
         <w:rPr>
           <w:b/>
         </w:rPr>
-        <w:t>evolución</w:t>
+        <w:t>evolución por estrellas</w:t>
       </w:r>
       <w:r>
         <w:rPr>
           <w:b w:val="0"/>
         </w:rPr>
-        <w:t>: medias por ejercicio, progreso en la escala EPT-3 e historial de sesiones.</w:t>
+        <w:t xml:space="preserve"> (media de las últimas sesiones) y, para dislalias, la nueva gráfica de </w:t>
+      </w:r>
+      <w:r>
+        <w:rPr>
+          <w:b/>
+        </w:rPr>
+        <w:t>sustitución por fonema</w:t>
+      </w:r>
+      <w:r>
+        <w:rPr>
+          <w:b w:val="0"/>
+        </w:rPr>
+        <w:t>: el % de ensayos con la sustitución detectada por el micrófono, donde bajar es mejorar.</w:t>
       </w:r>
     </w:p>
     <w:p>
@@ -6260,7 +7243,19 @@
         <w:rPr>
           <w:b w:val="0"/>
         </w:rPr>
-        <w:t>: XP total, racha y nivel actual.</w:t>
+        <w:t xml:space="preserve"> (XP, racha, nivel) y la </w:t>
+      </w:r>
+      <w:r>
+        <w:rPr>
+          <w:b/>
+        </w:rPr>
+        <w:t>adherencia semanal</w:t>
+      </w:r>
+      <w:r>
+        <w:rPr>
+          <w:b w:val="0"/>
+        </w:rPr>
+        <w:t>.</w:t>
       </w:r>
     </w:p>
     <w:p>
@@ -6275,7 +7270,7 @@
         <w:t xml:space="preserve">4. </w:t>
       </w:r>
       <w:r>
-        <w:t>El logopeda usa estos datos para ajustar la prescripción (volver a CU-02) en la siguiente revisión.</w:t>
+        <w:t>El logopeda usa estos datos para ajustar la prescripción (volver a CU-05) en la siguiente revisión.</w:t>
       </w:r>
     </w:p>
     <w:tbl>
@@ -6314,7 +7309,7 @@
               <w:rPr>
                 <w:sz w:val="19"/>
               </w:rPr>
-              <w:t>Resultados → decisión clínica → nueva prescripción → nuevas sesiones. El panel cierra el círculo entre lo que el niño practica en casa y lo que el profesional supervisa.</w:t>
+              <w:t>Resultados → decisión clínica → nueva prescripción → nuevas sesiones. La gráfica de fonema convierte la práctica de pares mínimos en un indicador clínico objetivo entre sesiones.</w:t>
             </w:r>
           </w:p>
         </w:tc>
@@ -6332,12 +7327,13 @@
         <w:tblLook w:firstColumn="1" w:firstRow="1" w:lastColumn="0" w:lastRow="0" w:noHBand="0" w:noVBand="1" w:val="04A0"/>
       </w:tblPr>
       <w:tblGrid>
-        <w:gridCol w:w="9638"/>
+        <w:gridCol w:w="4819"/>
+        <w:gridCol w:w="4819"/>
       </w:tblGrid>
       <w:tr>
         <w:tc>
           <w:tcPr>
-            <w:tcW w:type="dxa" w:w="9638"/>
+            <w:tcW w:type="dxa" w:w="4819"/>
           </w:tcPr>
           <w:p>
             <w:pPr>
@@ -6347,7 +7343,7 @@
               <w:drawing>
                 <wp:inline xmlns:a="http://schemas.openxmlformats.org/drawingml/2006/main" xmlns:pic="http://schemas.openxmlformats.org/drawingml/2006/picture">
                   <wp:extent cx="1655999" cy="3583752"/>
-                  <wp:docPr id="16" name="Picture 16"/>
+                  <wp:docPr id="20" name="Picture 20"/>
                   <wp:cNvGraphicFramePr>
                     <a:graphicFrameLocks noChangeAspect="1"/>
                   </wp:cNvGraphicFramePr>
@@ -6355,11 +7351,55 @@
                     <a:graphicData uri="http://schemas.openxmlformats.org/drawingml/2006/picture">
                       <pic:pic>
                         <pic:nvPicPr>
-                          <pic:cNvPr id="0" name="15-resultados.png"/>
+                          <pic:cNvPr id="0" name="20-resultados.png"/>
                           <pic:cNvPicPr/>
                         </pic:nvPicPr>
                         <pic:blipFill>
-                          <a:blip r:embed="rId25"/>
+                          <a:blip r:embed="rId29"/>
+                          <a:stretch>
+                            <a:fillRect/>
+                          </a:stretch>
+                        </pic:blipFill>
+                        <pic:spPr>
+                          <a:xfrm>
+                            <a:off x="0" y="0"/>
+                            <a:ext cx="1655999" cy="3583752"/>
+                          </a:xfrm>
+                          <a:prstGeom prst="rect"/>
+                        </pic:spPr>
+                      </pic:pic>
+                    </a:graphicData>
+                  </a:graphic>
+                </wp:inline>
+              </w:drawing>
+            </w:r>
+          </w:p>
+        </w:tc>
+        <w:tc>
+          <w:tcPr>
+            <w:tcW w:type="dxa" w:w="4819"/>
+          </w:tcPr>
+          <w:p>
+            <w:pPr>
+              <w:jc w:val="center"/>
+            </w:pPr>
+            <w:r>
+              <w:drawing>
+                <wp:inline xmlns:a="http://schemas.openxmlformats.org/drawingml/2006/main" xmlns:pic="http://schemas.openxmlformats.org/drawingml/2006/picture">
+                  <wp:extent cx="1655999" cy="3583752"/>
+                  <wp:docPr id="21" name="Picture 21"/>
+                  <wp:cNvGraphicFramePr>
+                    <a:graphicFrameLocks noChangeAspect="1"/>
+                  </wp:cNvGraphicFramePr>
+                  <a:graphic>
+                    <a:graphicData uri="http://schemas.openxmlformats.org/drawingml/2006/picture">
+                      <pic:pic>
+                        <pic:nvPicPr>
+                          <pic:cNvPr id="0" name="21-resultados-fonema.png"/>
+                          <pic:cNvPicPr/>
+                        </pic:nvPicPr>
+                        <pic:blipFill>
+                          <a:blip r:embed="rId30"/>
                           <a:stretch>
                             <a:fillRect/>
                           </a:stretch>
@@ -6383,7 +7423,7 @@
       <w:tr>
         <w:tc>
           <w:tcPr>
-            <w:tcW w:type="dxa" w:w="9638"/>
+            <w:tcW w:type="dxa" w:w="4819"/>
           </w:tcPr>
           <w:p>
             <w:pPr>
@@ -6395,14 +7435,39 @@
                 <w:color w:val="00A39E"/>
                 <w:sz w:val="17"/>
               </w:rPr>
-              <w:t xml:space="preserve">Fig. 16 · </w:t>
+              <w:t xml:space="preserve">Fig. 20 · </w:t>
             </w:r>
             <w:r>
               <w:rPr>
                 <w:color w:val="4B5563"/>
                 <w:sz w:val="17"/>
               </w:rPr>
-              <w:t>Panel de resultados: motivación, insignias y adherencia semanal.</w:t>
+              <w:t>Panel: motivación, insignias y adherencia semanal.</w:t>
+            </w:r>
+          </w:p>
+        </w:tc>
+        <w:tc>
+          <w:tcPr>
+            <w:tcW w:type="dxa" w:w="4819"/>
+          </w:tcPr>
+          <w:p>
+            <w:pPr>
+              <w:jc w:val="center"/>
+            </w:pPr>
+            <w:r>
+              <w:rPr>
+                <w:b/>
+                <w:color w:val="00A39E"/>
+                <w:sz w:val="17"/>
+              </w:rPr>
+              <w:t xml:space="preserve">Fig. 21 · </w:t>
+            </w:r>
+            <w:r>
+              <w:rPr>
+                <w:color w:val="4B5563"/>
+                <w:sz w:val="17"/>
+              </w:rPr>
+              <w:t>Evolución por estrellas y sustitución por fonema (bajar = mejorar).</w:t>
             </w:r>
           </w:p>
         </w:tc>
@@ -6438,7 +7503,7 @@
                 <w:color w:val="F0FDF9"/>
                 <w:sz w:val="17"/>
               </w:rPr>
-              <w:t>CU-10 · Profesional</w:t>
+              <w:t>CU-12 · Profesional</w:t>
             </w:r>
           </w:p>
           <w:p>
@@ -6512,7 +7577,7 @@
                 <w:b/>
                 <w:sz w:val="19"/>
               </w:rPr>
-              <w:t>Prescripción de Terapias</w:t>
+              <w:t>Cualquier bloque prescribible</w:t>
             </w:r>
           </w:p>
         </w:tc>
@@ -6615,7 +7680,7 @@
         <w:rPr>
           <w:b w:val="0"/>
         </w:rPr>
-        <w:t xml:space="preserve"> en Modo Profesional: pulsar el candado 🔒, introducir el PIN. El estado pasa a 🔓 “Modo profesional activo”.</w:t>
+        <w:t xml:space="preserve"> en Modo Profesional: pulsar “Desbloquear Edición Profesional” 🔒 e introducir el PIN. El estado pasa a 🔓 “Modo profesional activo”.</w:t>
       </w:r>
     </w:p>
     <w:p>
@@ -6630,7 +7695,7 @@
         <w:t xml:space="preserve">2. </w:t>
       </w:r>
       <w:r>
-        <w:t>Realizar los cambios de prescripción necesarios.</w:t>
+        <w:t>Realizar los cambios de prescripción necesarios en el bloque (Pares Mínimos, Expansión Semántica, Audición o Lenguaje).</w:t>
       </w:r>
     </w:p>
     <w:p>
@@ -6711,7 +7776,7 @@
               <w:rPr>
                 <w:sz w:val="19"/>
               </w:rPr>
-              <w:t>Guarde siempre antes de entregar el dispositivo a la familia, para que la prescripción quede protegida en modo solo lectura.</w:t>
+              <w:t>Guarde siempre antes de entregar el dispositivo a la familia, para que la prescripción quede protegida en modo solo lectura. El PIN es el mismo en los cuatro bloques.</w:t>
             </w:r>
           </w:p>
         </w:tc>
@@ -6818,7 +7883,91 @@
               <w:rPr>
                 <w:sz w:val="19"/>
               </w:rPr>
-              <w:t>El PIN lo define el logopeda. En la demo es 1985. Si se olvida en producción, debe restablecerse desde la configuración de la app.</w:t>
+              <w:t>El PIN lo define el logopeda. En la demo es 1985 y es el mismo en los cuatro bloques. Si se olvida en producción, debe restablecerse desde la configuración de la app.</w:t>
+            </w:r>
+          </w:p>
+        </w:tc>
+      </w:tr>
+      <w:tr>
+        <w:tc>
+          <w:tcPr>
+            <w:tcW w:type="dxa" w:w="3402"/>
+          </w:tcPr>
+          <w:p>
+            <w:r>
+              <w:rPr>
+                <w:sz w:val="19"/>
+              </w:rPr>
+              <w:t>El micrófono no reconoce la voz</w:t>
+            </w:r>
+          </w:p>
+        </w:tc>
+        <w:tc>
+          <w:tcPr>
+            <w:tcW w:type="dxa" w:w="6236"/>
+          </w:tcPr>
+          <w:p>
+            <w:r>
+              <w:rPr>
+                <w:sz w:val="19"/>
+              </w:rPr>
+              <w:t>En Expo Go y en el navegador web no hay reconocimiento de voz: use el modo juez (el adulto valora con botones). En la app instalada, revise el permiso de micrófono.</w:t>
+            </w:r>
+          </w:p>
+        </w:tc>
+      </w:tr>
+      <w:tr>
+        <w:tc>
+          <w:tcPr>
+            <w:tcW w:type="dxa" w:w="3402"/>
+          </w:tcPr>
+          <w:p>
+            <w:r>
+              <w:rPr>
+                <w:sz w:val="19"/>
+              </w:rPr>
+              <w:t>La app oyó mal en Pares Mínimos</w:t>
+            </w:r>
+          </w:p>
+        </w:tc>
+        <w:tc>
+          <w:tcPr>
+            <w:tcW w:type="dxa" w:w="6236"/>
+          </w:tcPr>
+          <w:p>
+            <w:r>
+              <w:rPr>
+                <w:sz w:val="19"/>
+              </w:rPr>
+              <w:t>El padre es el juez final: use “dijo rana / dijo lana” para corregir el veredicto. Un falso positivo no penaliza al niño.</w:t>
+            </w:r>
+          </w:p>
+        </w:tc>
+      </w:tr>
+      <w:tr>
+        <w:tc>
+          <w:tcPr>
+            <w:tcW w:type="dxa" w:w="3402"/>
+          </w:tcPr>
+          <w:p>
+            <w:r>
+              <w:rPr>
+                <w:sz w:val="19"/>
+              </w:rPr>
+              <w:t>No avanza tras la misión física</w:t>
+            </w:r>
+          </w:p>
+        </w:tc>
+        <w:tc>
+          <w:tcPr>
+            <w:tcW w:type="dxa" w:w="6236"/>
+          </w:tcPr>
+          <w:p>
+            <w:r>
+              <w:rPr>
+                <w:sz w:val="19"/>
+              </w:rPr>
+              <w:t>Es el sello doble: padre e hijo deben pulsar las dos huellas a la vez. Con una sola mano, mantenga pulsada una huella 2 segundos.</w:t>
             </w:r>
           </w:p>
         </w:tc>
@@ -6846,7 +7995,7 @@
               <w:rPr>
                 <w:sz w:val="19"/>
               </w:rPr>
-              <w:t>Es normal: solo se muestra si la patología de la ficha indica audífono o implante coclear (CU-04).</w:t>
+              <w:t>Solo se muestra en los ejercicios de Audición si la patología indica audífono o implante coclear (CU-07).</w:t>
             </w:r>
           </w:p>
         </w:tc>
@@ -6874,7 +8023,7 @@
               <w:rPr>
                 <w:sz w:val="19"/>
               </w:rPr>
-              <w:t>Se perdió porque pasó más de un día sin practicar. Active los recordatorios (CU-07) para evitarlo.</w:t>
+              <w:t>Se perdió porque pasó más de un día sin practicar. Active los recordatorios (CU-09) para evitarlo.</w:t>
             </w:r>
           </w:p>
         </w:tc>
@@ -6889,7 +8038,7 @@
               <w:rPr>
                 <w:sz w:val="19"/>
               </w:rPr>
-              <w:t>No llegan los recordatorios</w:t>
+              <w:t>No puedo cambiar qué se practica</w:t>
             </w:r>
           </w:p>
         </w:tc>
@@ -6902,63 +8051,7 @@
               <w:rPr>
                 <w:sz w:val="19"/>
               </w:rPr>
-              <w:t>Conceda a la app el permiso de notificaciones en los ajustes del sistema.</w:t>
-            </w:r>
-          </w:p>
-        </w:tc>
-      </w:tr>
-      <w:tr>
-        <w:tc>
-          <w:tcPr>
-            <w:tcW w:type="dxa" w:w="3402"/>
-          </w:tcPr>
-          <w:p>
-            <w:r>
-              <w:rPr>
-                <w:sz w:val="19"/>
-              </w:rPr>
-              <w:t>El juego del micrófono no oye</w:t>
-            </w:r>
-          </w:p>
-        </w:tc>
-        <w:tc>
-          <w:tcPr>
-            <w:tcW w:type="dxa" w:w="6236"/>
-          </w:tcPr>
-          <w:p>
-            <w:r>
-              <w:rPr>
-                <w:sz w:val="19"/>
-              </w:rPr>
-              <w:t>Revise el permiso de micrófono y que el dispositivo no esté en silencio.</w:t>
-            </w:r>
-          </w:p>
-        </w:tc>
-      </w:tr>
-      <w:tr>
-        <w:tc>
-          <w:tcPr>
-            <w:tcW w:type="dxa" w:w="3402"/>
-          </w:tcPr>
-          <w:p>
-            <w:r>
-              <w:rPr>
-                <w:sz w:val="19"/>
-              </w:rPr>
-              <w:t>No puedo cambiar los ejercicios</w:t>
-            </w:r>
-          </w:p>
-        </w:tc>
-        <w:tc>
-          <w:tcPr>
-            <w:tcW w:type="dxa" w:w="6236"/>
-          </w:tcPr>
-          <w:p>
-            <w:r>
-              <w:rPr>
-                <w:sz w:val="19"/>
-              </w:rPr>
-              <w:t>Está en Modo Familia (solo lectura). Desbloquee el Modo Profesional con el PIN (CU-02 / CU-10).</w:t>
+              <w:t>Está en Modo Familia (solo lectura). Desbloquee el Modo Profesional con el PIN (CU-05 / CU-12).</w:t>
             </w:r>
           </w:p>
         </w:tc>
@@ -6986,7 +8079,7 @@
               <w:rPr>
                 <w:sz w:val="19"/>
               </w:rPr>
-              <w:t>No. Ficha, prescripción, historial y progreso se guardan cifrados en el dispositivo.</w:t>
+              <w:t>No. Ficha, prescripción, historial, evolución por fonema y progreso se guardan cifrados en el dispositivo.</w:t>
             </w:r>
           </w:p>
         </w:tc>
@@ -7013,7 +8106,7 @@
           <w:color w:val="6B7280"/>
           <w:sz w:val="17"/>
         </w:rPr>
-        <w:t>Valeria+ · Manual de Casos de Uso · v4 (con capturas de pantalla) · Julio de 2026 · Terapia auditivo-verbal para la infancia. Documento de apoyo para logopedas y familias. Los datos personales se tratan localmente conforme a RGPD/HIPAA.</w:t>
+        <w:t>Valeria+ · Manual de Casos de Uso · v5 (con capturas de pantalla) · Julio de 2026 · Terapia auditivo-verbal y del lenguaje para la infancia. Documento de apoyo para logopedas y familias. Los datos personales se tratan localmente conforme a RGPD/HIPAA.</w:t>
       </w:r>
     </w:p>
     <w:sectPr>
@@ -7039,7 +8132,7 @@
         <w:color w:val="6B7280"/>
         <w:sz w:val="16"/>
       </w:rPr>
-      <w:t>Valeria+ · Manual de Casos de Uso · v4 (con capturas de pantalla) · Julio de 2026</w:t>
+      <w:t>Valeria+ · Manual de Casos de Uso · v5 (con capturas de pantalla) · Julio de 2026</w:t>
     </w:r>
   </w:p>
 </w:ftr>

--- a/docs/Valeria-Manual-Casos-de-Uso.docx
+++ b/docs/Valeria-Manual-Casos-de-Uso.docx
@@ -61,7 +61,7 @@
           <w:color w:val="00A39E"/>
           <w:sz w:val="20"/>
         </w:rPr>
-        <w:t>Manual de usuario · v5 · con capturas de pantalla</w:t>
+        <w:t>Manual de usuario · v6 · con capturas de pantalla</w:t>
       </w:r>
     </w:p>
     <w:p>
@@ -107,7 +107,7 @@
         <w:br/>
         <w:t>Julio de 2026 · Documento interno</w:t>
         <w:br/>
-        <w:t>Expo SDK 54 / React Native</w:t>
+        <w:t>Expo SDK 54 / React Native · Backend opcional Firebase</w:t>
       </w:r>
     </w:p>
     <w:p>
@@ -259,7 +259,7 @@
         <w:t xml:space="preserve">CU-03   </w:t>
       </w:r>
       <w:r>
-        <w:t>Pares Mínimos para dislalias  ·  Nuevo</w:t>
+        <w:t>Pares Mínimos para dislalias</w:t>
       </w:r>
     </w:p>
     <w:p>
@@ -275,7 +275,7 @@
         <w:t xml:space="preserve">CU-04   </w:t>
       </w:r>
       <w:r>
-        <w:t>Expansión Semántica / progresión léxica  ·  Nuevo</w:t>
+        <w:t>Expansión Semántica / progresión léxica</w:t>
       </w:r>
     </w:p>
     <w:p>
@@ -586,7 +586,7 @@
           <w:b w:val="0"/>
           <w:i w:val="0"/>
         </w:rPr>
-        <w:t>Desde la pantalla Prescripción de Terapias se elige uno de estos bloques. Los dos primeros son novedad de la versión 5.</w:t>
+        <w:t>Desde la pantalla Prescripción de Terapias se elige uno de estos bloques. Los dos primeros se incorporaron en la versión 5 y la versión 6 amplió su contenido.</w:t>
       </w:r>
     </w:p>
     <w:tbl>
@@ -647,14 +647,6 @@
               </w:rPr>
               <w:t>🗣️ Pares Mínimos</w:t>
             </w:r>
-            <w:r>
-              <w:rPr>
-                <w:b w:val="0"/>
-                <w:color w:val="6D3FC4"/>
-                <w:sz w:val="19"/>
-              </w:rPr>
-              <w:t xml:space="preserve">  (Nuevo)</w:t>
-            </w:r>
           </w:p>
         </w:tc>
         <w:tc>
@@ -684,14 +676,6 @@
               </w:rPr>
               <w:t>🧩 Expansión Semántica</w:t>
             </w:r>
-            <w:r>
-              <w:rPr>
-                <w:b w:val="0"/>
-                <w:color w:val="6D3FC4"/>
-                <w:sz w:val="19"/>
-              </w:rPr>
-              <w:t xml:space="preserve">  (Nuevo)</w:t>
-            </w:r>
           </w:p>
         </w:tc>
         <w:tc>
@@ -703,7 +687,7 @@
               <w:rPr>
                 <w:sz w:val="19"/>
               </w:rPr>
-              <w:t>Progresión léxica para intervención temprana: 3 escenarios diarios, 5 progresiones (onomatopeya → adjetivo) y 4 cápsulas de contraste, uniendo imagen, voz y acción física.</w:t>
+              <w:t>Progresión léxica para intervención temprana: 5 escenarios diarios, 7 progresiones (onomatopeya → adjetivo) y 6 cápsulas de contraste, uniendo imagen, voz y acción física.</w:t>
             </w:r>
           </w:p>
         </w:tc>
@@ -799,6 +783,251 @@
         </w:rPr>
         <w:t>Además, el Test de Ling es una comprobación auditiva rápida (6 sonidos) previa a los ejercicios de audición, y la gamificación (XP, racha, niveles e insignias) mantiene la motivación en todos los bloques.</w:t>
       </w:r>
+    </w:p>
+    <w:p>
+      <w:pPr>
+        <w:pStyle w:val="Heading3"/>
+      </w:pPr>
+      <w:r>
+        <w:t>Novedades de la versión 6</w:t>
+      </w:r>
+    </w:p>
+    <w:p>
+      <w:pPr>
+        <w:spacing w:after="120"/>
+      </w:pPr>
+      <w:r>
+        <w:rPr>
+          <w:b w:val="0"/>
+          <w:i w:val="0"/>
+        </w:rPr>
+        <w:t>La versión 6 pule la experiencia de las sesiones y prepara la app para pruebas con profesionales:</w:t>
+      </w:r>
+    </w:p>
+    <w:tbl>
+      <w:tblPr>
+        <w:tblStyle w:val="TableGrid"/>
+        <w:tblW w:type="auto" w:w="0"/>
+        <w:jc w:val="center"/>
+        <w:tblLook w:firstColumn="1" w:firstRow="1" w:lastColumn="0" w:lastRow="0" w:noHBand="0" w:noVBand="1" w:val="04A0"/>
+      </w:tblPr>
+      <w:tblGrid>
+        <w:gridCol w:w="4819"/>
+        <w:gridCol w:w="4819"/>
+      </w:tblGrid>
+      <w:tr>
+        <w:tc>
+          <w:tcPr>
+            <w:tcW w:type="dxa" w:w="2721"/>
+            <w:shd w:val="clear" w:fill="E6F9F8"/>
+          </w:tcPr>
+          <w:p>
+            <w:r>
+              <w:rPr>
+                <w:b/>
+                <w:color w:val="00A39E"/>
+                <w:sz w:val="18"/>
+              </w:rPr>
+              <w:t>Novedad</w:t>
+            </w:r>
+          </w:p>
+        </w:tc>
+        <w:tc>
+          <w:tcPr>
+            <w:tcW w:type="dxa" w:w="6917"/>
+            <w:shd w:val="clear" w:fill="E6F9F8"/>
+          </w:tcPr>
+          <w:p>
+            <w:r>
+              <w:rPr>
+                <w:b/>
+                <w:color w:val="00A39E"/>
+                <w:sz w:val="18"/>
+              </w:rPr>
+              <w:t>Qué aporta</w:t>
+            </w:r>
+          </w:p>
+        </w:tc>
+      </w:tr>
+      <w:tr>
+        <w:tc>
+          <w:tcPr>
+            <w:tcW w:type="dxa" w:w="2721"/>
+          </w:tcPr>
+          <w:p>
+            <w:r>
+              <w:rPr>
+                <w:b/>
+                <w:sz w:val="19"/>
+              </w:rPr>
+              <w:t>🔊 Voz más humana</w:t>
+            </w:r>
+          </w:p>
+        </w:tc>
+        <w:tc>
+          <w:tcPr>
+            <w:tcW w:type="dxa" w:w="6917"/>
+          </w:tcPr>
+          <w:p>
+            <w:r>
+              <w:rPr>
+                <w:sz w:val="19"/>
+              </w:rPr>
+              <w:t>El motor prioriza voces neuronales/enhanced (Google neural/WaveNet, iOS Enhanced/Siri) y descarta las metálicas. Añade prosodia natural (pausas por frase, entonación en preguntas y exclamaciones) y frases de ánimo rotativas.</w:t>
+            </w:r>
+          </w:p>
+        </w:tc>
+      </w:tr>
+      <w:tr>
+        <w:tc>
+          <w:tcPr>
+            <w:tcW w:type="dxa" w:w="2721"/>
+          </w:tcPr>
+          <w:p>
+            <w:r>
+              <w:rPr>
+                <w:b/>
+                <w:sz w:val="19"/>
+              </w:rPr>
+              <w:t>🔄 Rondas variadas</w:t>
+            </w:r>
+          </w:p>
+        </w:tc>
+        <w:tc>
+          <w:tcPr>
+            <w:tcW w:type="dxa" w:w="6917"/>
+          </w:tcPr>
+          <w:p>
+            <w:r>
+              <w:rPr>
+                <w:sz w:val="19"/>
+              </w:rPr>
+              <w:t>Cada mini-juego de Audición y Lenguaje rota hasta 3 contenidos distintos con el botón “🔄 Otra ronda”, siguiendo un flujo numerado PASO 1→4 (consigna → juego → movimiento → evaluación).</w:t>
+            </w:r>
+          </w:p>
+        </w:tc>
+      </w:tr>
+      <w:tr>
+        <w:tc>
+          <w:tcPr>
+            <w:tcW w:type="dxa" w:w="2721"/>
+          </w:tcPr>
+          <w:p>
+            <w:r>
+              <w:rPr>
+                <w:b/>
+                <w:sz w:val="19"/>
+              </w:rPr>
+              <w:t>🎯 Sesión completa</w:t>
+            </w:r>
+          </w:p>
+        </w:tc>
+        <w:tc>
+          <w:tcPr>
+            <w:tcW w:type="dxa" w:w="6917"/>
+          </w:tcPr>
+          <w:p>
+            <w:r>
+              <w:rPr>
+                <w:sz w:val="19"/>
+              </w:rPr>
+              <w:t>Botón por bloque que encadena todos los ejercicios prescritos en una sola sesión (pasando por el Test de Ling si procede), en vez de practicar de uno en uno.</w:t>
+            </w:r>
+          </w:p>
+        </w:tc>
+      </w:tr>
+      <w:tr>
+        <w:tc>
+          <w:tcPr>
+            <w:tcW w:type="dxa" w:w="2721"/>
+          </w:tcPr>
+          <w:p>
+            <w:r>
+              <w:rPr>
+                <w:b/>
+                <w:sz w:val="19"/>
+              </w:rPr>
+              <w:t>🧭 Fase de turno visible</w:t>
+            </w:r>
+          </w:p>
+        </w:tc>
+        <w:tc>
+          <w:tcPr>
+            <w:tcW w:type="dxa" w:w="6917"/>
+          </w:tcPr>
+          <w:p>
+            <w:r>
+              <w:rPr>
+                <w:sz w:val="19"/>
+              </w:rPr>
+              <w:t>Pares Mínimos y Expansión Semántica muestran la barra Escucha → Repite → Veredicto → Misión, con consignas rotativas y doble vuelta evaluada (objetivo + opuesta).</w:t>
+            </w:r>
+          </w:p>
+        </w:tc>
+      </w:tr>
+      <w:tr>
+        <w:tc>
+          <w:tcPr>
+            <w:tcW w:type="dxa" w:w="2721"/>
+          </w:tcPr>
+          <w:p>
+            <w:r>
+              <w:rPr>
+                <w:b/>
+                <w:sz w:val="19"/>
+              </w:rPr>
+              <w:t>🖼️ Fichas sin imágenes rotas</w:t>
+            </w:r>
+          </w:p>
+        </w:tc>
+        <w:tc>
+          <w:tcPr>
+            <w:tcW w:type="dxa" w:w="6917"/>
+          </w:tcPr>
+          <w:p>
+            <w:r>
+              <w:rPr>
+                <w:sz w:val="19"/>
+              </w:rPr>
+              <w:t>Pictogramas SVG de alto contraste para las palabras cuyos emojis se ven como cuadros vacíos o de bajo contraste en muchos Android, con emoji de reserva.</w:t>
+            </w:r>
+          </w:p>
+        </w:tc>
+      </w:tr>
+      <w:tr>
+        <w:tc>
+          <w:tcPr>
+            <w:tcW w:type="dxa" w:w="2721"/>
+          </w:tcPr>
+          <w:p>
+            <w:r>
+              <w:rPr>
+                <w:b/>
+                <w:sz w:val="19"/>
+              </w:rPr>
+              <w:t>☁️ Sincronización opcional</w:t>
+            </w:r>
+          </w:p>
+        </w:tc>
+        <w:tc>
+          <w:tcPr>
+            <w:tcW w:type="dxa" w:w="6917"/>
+          </w:tcPr>
+          <w:p>
+            <w:r>
+              <w:rPr>
+                <w:sz w:val="19"/>
+              </w:rPr>
+              <w:t>Acceso profesional con correo y contraseña (Firebase Authentication) y copia de pacientes/sesiones en la nube (Cloud Firestore). Es aditivo: la app sigue funcionando en local sin conexión.</w:t>
+            </w:r>
+          </w:p>
+        </w:tc>
+      </w:tr>
+    </w:tbl>
+    <w:p>
+      <w:pPr>
+        <w:spacing w:after="40"/>
+      </w:pPr>
     </w:p>
     <w:p>
       <w:r>
@@ -1095,8 +1324,55 @@
           <w:b w:val="0"/>
           <w:i w:val="0"/>
         </w:rPr>
-        <w:t>Toda la información del paciente (ficha, historial de sesiones, evolución por fonema, progreso) se guarda localmente en el dispositivo mediante almacenamiento cifrado. La app está pensada para cumplir RGPD/HIPAA en el manejo de datos personales (PII). No se envían datos a servidores externos para funcionar.</w:t>
-      </w:r>
+        <w:t>Toda la información del paciente (ficha, historial de sesiones, evolución por fonema, progreso) se guarda localmente en el dispositivo mediante almacenamiento cifrado. La app está pensada para cumplir RGPD/HIPAA en el manejo de datos personales (PII). Sin conexión, la app es plenamente funcional: no necesita ningún servidor para operar.</w:t>
+      </w:r>
+    </w:p>
+    <w:tbl>
+      <w:tblPr>
+        <w:tblW w:type="auto" w:w="0"/>
+        <w:jc w:val="center"/>
+        <w:tblLook w:firstColumn="1" w:firstRow="1" w:lastColumn="0" w:lastRow="0" w:noHBand="0" w:noVBand="1" w:val="04A0"/>
+      </w:tblPr>
+      <w:tblGrid>
+        <w:gridCol w:w="9638"/>
+      </w:tblGrid>
+      <w:tr>
+        <w:tc>
+          <w:tcPr>
+            <w:tcW w:type="dxa" w:w="9638"/>
+            <w:shd w:val="clear" w:fill="F5F0FF"/>
+          </w:tcPr>
+          <w:p>
+            <w:pPr>
+              <w:spacing w:after="40"/>
+            </w:pPr>
+            <w:r>
+              <w:rPr>
+                <w:b/>
+                <w:color w:val="6D3FC4"/>
+                <w:sz w:val="17"/>
+              </w:rPr>
+              <w:t>SINCRONIZACIÓN EN LA NUBE (OPCIONAL · V6)</w:t>
+            </w:r>
+          </w:p>
+          <w:p>
+            <w:pPr>
+              <w:spacing w:after="40"/>
+            </w:pPr>
+            <w:r>
+              <w:rPr>
+                <w:sz w:val="19"/>
+              </w:rPr>
+              <w:t>Para pruebas con profesionales, la versión 6 añade un acceso profesional con correo y contraseña (Firebase Authentication) que permite guardar una copia de pacientes y sesiones en la nube (Cloud Firestore). Es una capa aditiva y opcional: cada profesional autenticado solo accede a sus propios datos, protegidos por reglas de seguridad. Si no se activa, todo sigue guardándose únicamente en el dispositivo.</w:t>
+            </w:r>
+          </w:p>
+        </w:tc>
+      </w:tr>
+    </w:tbl>
+    <w:p>
+      <w:pPr>
+        <w:spacing w:after="40"/>
+      </w:pPr>
     </w:p>
     <w:p>
       <w:r>
@@ -1583,6 +1859,90 @@
                 <w:sz w:val="19"/>
               </w:rPr>
               <w:t>Total Physical Response: aprender una palabra asociándola a una acción física del cuerpo.</w:t>
+            </w:r>
+          </w:p>
+        </w:tc>
+      </w:tr>
+      <w:tr>
+        <w:tc>
+          <w:tcPr>
+            <w:tcW w:type="dxa" w:w="2381"/>
+          </w:tcPr>
+          <w:p>
+            <w:r>
+              <w:rPr>
+                <w:sz w:val="19"/>
+              </w:rPr>
+              <w:t>Fase de turno</w:t>
+            </w:r>
+          </w:p>
+        </w:tc>
+        <w:tc>
+          <w:tcPr>
+            <w:tcW w:type="dxa" w:w="7257"/>
+          </w:tcPr>
+          <w:p>
+            <w:r>
+              <w:rPr>
+                <w:sz w:val="19"/>
+              </w:rPr>
+              <w:t>Barra guía de Pares Mínimos y Expansión Semántica que marca en qué momento va el ejercicio: Escucha → Repite → Veredicto → Misión.</w:t>
+            </w:r>
+          </w:p>
+        </w:tc>
+      </w:tr>
+      <w:tr>
+        <w:tc>
+          <w:tcPr>
+            <w:tcW w:type="dxa" w:w="2381"/>
+          </w:tcPr>
+          <w:p>
+            <w:r>
+              <w:rPr>
+                <w:sz w:val="19"/>
+              </w:rPr>
+              <w:t>Sesión completa</w:t>
+            </w:r>
+          </w:p>
+        </w:tc>
+        <w:tc>
+          <w:tcPr>
+            <w:tcW w:type="dxa" w:w="7257"/>
+          </w:tcPr>
+          <w:p>
+            <w:r>
+              <w:rPr>
+                <w:sz w:val="19"/>
+              </w:rPr>
+              <w:t>Botón que encadena en una sola sesión todos los ejercicios prescritos de un bloque, en vez de lanzarlos de uno en uno.</w:t>
+            </w:r>
+          </w:p>
+        </w:tc>
+      </w:tr>
+      <w:tr>
+        <w:tc>
+          <w:tcPr>
+            <w:tcW w:type="dxa" w:w="2381"/>
+          </w:tcPr>
+          <w:p>
+            <w:r>
+              <w:rPr>
+                <w:sz w:val="19"/>
+              </w:rPr>
+              <w:t>Otra ronda</w:t>
+            </w:r>
+          </w:p>
+        </w:tc>
+        <w:tc>
+          <w:tcPr>
+            <w:tcW w:type="dxa" w:w="7257"/>
+          </w:tcPr>
+          <w:p>
+            <w:r>
+              <w:rPr>
+                <w:sz w:val="19"/>
+              </w:rPr>
+              <w:t>Botón que rota el contenido de un mini-juego de Audición/Lenguaje (hasta 3 variantes) para que no se memorice el mismo ítem.</w:t>
             </w:r>
           </w:p>
         </w:tc>
@@ -2793,7 +3153,7 @@
                 <w:color w:val="F0FDF9"/>
                 <w:sz w:val="17"/>
               </w:rPr>
-              <w:t>CU-03 · Familia · Nuevo</w:t>
+              <w:t>CU-03 · Familia</w:t>
             </w:r>
           </w:p>
           <w:p>
@@ -2969,7 +3329,19 @@
         <w:rPr>
           <w:b w:val="0"/>
         </w:rPr>
-        <w:t>.</w:t>
+        <w:t xml:space="preserve">. Una </w:t>
+      </w:r>
+      <w:r>
+        <w:rPr>
+          <w:b/>
+        </w:rPr>
+        <w:t>barra de fase de turno</w:t>
+      </w:r>
+      <w:r>
+        <w:rPr>
+          <w:b w:val="0"/>
+        </w:rPr>
+        <w:t xml:space="preserve"> (Escucha → Repite → Veredicto → Misión) muestra en todo momento en qué paso va el ensayo.</w:t>
       </w:r>
     </w:p>
     <w:p>
@@ -3044,7 +3416,7 @@
         <w:rPr>
           <w:b w:val="0"/>
         </w:rPr>
-        <w:t xml:space="preserve"> en voz alta (“¡Dile a papá cuál quieres! Di: rana”). El niño la dice.</w:t>
+        <w:t xml:space="preserve"> en voz alta (“¡Dile a papá cuál quieres! Di: rana”). El niño la dice. La fase de turno avanza de Escucha a Repite.</w:t>
       </w:r>
     </w:p>
     <w:p>
@@ -3563,7 +3935,7 @@
                 <w:color w:val="F0FDF9"/>
                 <w:sz w:val="17"/>
               </w:rPr>
-              <w:t>CU-04 · Familia · Nuevo</w:t>
+              <w:t>CU-04 · Familia</w:t>
             </w:r>
           </w:p>
           <w:p>
@@ -3799,7 +4171,7 @@
               <w:rPr>
                 <w:sz w:val="19"/>
               </w:rPr>
-              <w:t>3 rutinas diarias (mañana, comida, parque), 6 palabras cada una.</w:t>
+              <w:t>5 rutinas diarias (mañana, comida, parque…), 6 palabras cada una.</w:t>
             </w:r>
           </w:p>
         </w:tc>
@@ -3828,7 +4200,7 @@
               <w:rPr>
                 <w:sz w:val="19"/>
               </w:rPr>
-              <w:t>5 secuencias que suben Onomatopeya → Sustantivo → Verbo → Adjetivo (el coche, el perro, la vaca, el gato, la lluvia).</w:t>
+              <w:t>7 secuencias que suben Onomatopeya → Sustantivo → Verbo → Adjetivo (el coche, el perro, la vaca, el gato, la lluvia…).</w:t>
             </w:r>
           </w:p>
         </w:tc>
@@ -3857,7 +4229,7 @@
               <w:rPr>
                 <w:sz w:val="19"/>
               </w:rPr>
-              <w:t>4 cápsulas TPR de pares: grande/pequeño, limpio/sucio, abrir/cerrar, subir/bajar.</w:t>
+              <w:t>6 cápsulas TPR de pares: grande/pequeño, limpio/sucio, abrir/cerrar, subir/bajar…</w:t>
             </w:r>
           </w:p>
         </w:tc>
@@ -3867,6 +4239,18 @@
       <w:pPr>
         <w:spacing w:after="40"/>
       </w:pPr>
+    </w:p>
+    <w:p>
+      <w:pPr>
+        <w:spacing w:after="120"/>
+      </w:pPr>
+      <w:r>
+        <w:rPr>
+          <w:b w:val="0"/>
+          <w:i w:val="0"/>
+        </w:rPr>
+        <w:t>Como en Pares Mínimos, una barra de fase de turno (Escucha → Repite → Veredicto → Misión) guía cada paso.</w:t>
+      </w:r>
     </w:p>
     <w:p>
       <w:pPr>
@@ -5954,7 +6338,19 @@
         <w:rPr>
           <w:b w:val="0"/>
         </w:rPr>
-        <w:t xml:space="preserve">La app presenta cada ejercicio con </w:t>
+        <w:t xml:space="preserve">Cada mini-juego sigue un flujo numerado </w:t>
+      </w:r>
+      <w:r>
+        <w:rPr>
+          <w:b/>
+        </w:rPr>
+        <w:t>PASO 1→4</w:t>
+      </w:r>
+      <w:r>
+        <w:rPr>
+          <w:b w:val="0"/>
+        </w:rPr>
+        <w:t xml:space="preserve">: consigna → juego → movimiento → evaluación. La app presenta </w:t>
       </w:r>
       <w:r>
         <w:rPr>
@@ -5966,13 +6362,13 @@
         <w:rPr>
           <w:b w:val="0"/>
         </w:rPr>
-        <w:t xml:space="preserve"> grandes. </w:t>
+        <w:t xml:space="preserve"> grandes; </w:t>
       </w:r>
       <w:r>
         <w:rPr>
           <w:b/>
         </w:rPr>
-        <w:t>Toque cualquier imagen para ampliarla</w:t>
+        <w:t>toque cualquier imagen para ampliarla</w:t>
       </w:r>
       <w:r>
         <w:rPr>
@@ -5996,19 +6392,19 @@
         <w:rPr>
           <w:b w:val="0"/>
         </w:rPr>
-        <w:t xml:space="preserve">El adulto guía la actividad y valora la respuesta con la </w:t>
+        <w:t xml:space="preserve">Con </w:t>
       </w:r>
       <w:r>
         <w:rPr>
           <w:b/>
         </w:rPr>
-        <w:t>escala EPT-3</w:t>
+        <w:t>“🔄 Otra ronda”</w:t>
       </w:r>
       <w:r>
         <w:rPr>
           <w:b w:val="0"/>
         </w:rPr>
-        <w:t>: ★ emergente, ★★ en proceso, ★★★ consolidado.</w:t>
+        <w:t xml:space="preserve"> el ejercicio rota su contenido (hasta 3 variantes: vocales, palabra articulada, vocal faltante, intruso, adivinanzas, plurales, frases S-V-O, emociones…), para que el niño no memorice siempre el mismo ítem.</w:t>
       </w:r>
     </w:p>
     <w:p>
@@ -6026,31 +6422,19 @@
         <w:rPr>
           <w:b w:val="0"/>
         </w:rPr>
-        <w:t xml:space="preserve">Cada ejercicio ofrece una </w:t>
+        <w:t xml:space="preserve">El adulto guía la actividad y valora la respuesta con la </w:t>
       </w:r>
       <w:r>
         <w:rPr>
           <w:b/>
         </w:rPr>
-        <w:t>“versión en movimiento”</w:t>
+        <w:t>escala EPT-3</w:t>
       </w:r>
       <w:r>
         <w:rPr>
           <w:b w:val="0"/>
         </w:rPr>
-        <w:t xml:space="preserve">; entre ejercicios aparecen </w:t>
-      </w:r>
-      <w:r>
-        <w:rPr>
-          <w:b/>
-        </w:rPr>
-        <w:t>pausas activas</w:t>
-      </w:r>
-      <w:r>
-        <w:rPr>
-          <w:b w:val="0"/>
-        </w:rPr>
-        <w:t>. Los de Lenguaje añaden voz (TTS), juego del micrófono y cápsulas TPR.</w:t>
+        <w:t>: ★ emergente, ★★ en proceso, ★★★ consolidado.</w:t>
       </w:r>
     </w:p>
     <w:p>
@@ -6063,6 +6447,48 @@
           <w:b/>
         </w:rPr>
         <w:t xml:space="preserve">4. </w:t>
+      </w:r>
+      <w:r>
+        <w:rPr>
+          <w:b w:val="0"/>
+        </w:rPr>
+        <w:t xml:space="preserve">Cada ejercicio ofrece una </w:t>
+      </w:r>
+      <w:r>
+        <w:rPr>
+          <w:b/>
+        </w:rPr>
+        <w:t>“versión en movimiento”</w:t>
+      </w:r>
+      <w:r>
+        <w:rPr>
+          <w:b w:val="0"/>
+        </w:rPr>
+        <w:t xml:space="preserve">; entre ejercicios aparecen </w:t>
+      </w:r>
+      <w:r>
+        <w:rPr>
+          <w:b/>
+        </w:rPr>
+        <w:t>pausas activas</w:t>
+      </w:r>
+      <w:r>
+        <w:rPr>
+          <w:b w:val="0"/>
+        </w:rPr>
+        <w:t>. Los de Lenguaje añaden voz (TTS), juego del micrófono y cápsulas TPR.</w:t>
+      </w:r>
+    </w:p>
+    <w:p>
+      <w:pPr>
+        <w:spacing w:after="60"/>
+        <w:ind w:left="454" w:hanging="255"/>
+      </w:pPr>
+      <w:r>
+        <w:rPr>
+          <w:b/>
+        </w:rPr>
+        <w:t xml:space="preserve">5. </w:t>
       </w:r>
       <w:r>
         <w:rPr>
@@ -6096,6 +6522,27 @@
           <w:sz w:val="21"/>
         </w:rPr>
         <w:t>Flujos alternativos</w:t>
+      </w:r>
+    </w:p>
+    <w:p>
+      <w:pPr>
+        <w:spacing w:after="60"/>
+        <w:ind w:left="454" w:hanging="255"/>
+      </w:pPr>
+      <w:r>
+        <w:t xml:space="preserve">•  </w:t>
+      </w:r>
+      <w:r>
+        <w:rPr>
+          <w:b/>
+        </w:rPr>
+        <w:t>Sesión completa:</w:t>
+      </w:r>
+      <w:r>
+        <w:rPr>
+          <w:b w:val="0"/>
+        </w:rPr>
+        <w:t xml:space="preserve"> el botón “🎯 Sesión completa” de cada bloque encadena todos los ejercicios prescritos en una sola tanda (pasando por el Test de Ling si la ficha lo indica), en vez de lanzarlos de uno en uno.</w:t>
       </w:r>
     </w:p>
     <w:p>
@@ -8084,6 +8531,62 @@
           </w:p>
         </w:tc>
       </w:tr>
+      <w:tr>
+        <w:tc>
+          <w:tcPr>
+            <w:tcW w:type="dxa" w:w="3402"/>
+          </w:tcPr>
+          <w:p>
+            <w:r>
+              <w:rPr>
+                <w:sz w:val="19"/>
+              </w:rPr>
+              <w:t>El mismo ejercicio se repetía siempre igual</w:t>
+            </w:r>
+          </w:p>
+        </w:tc>
+        <w:tc>
+          <w:tcPr>
+            <w:tcW w:type="dxa" w:w="6236"/>
+          </w:tcPr>
+          <w:p>
+            <w:r>
+              <w:rPr>
+                <w:sz w:val="19"/>
+              </w:rPr>
+              <w:t>Use “🔄 Otra ronda”: cada mini-juego rota hasta 3 contenidos distintos. Para practicar todo lo prescrito de golpe, use “🎯 Sesión completa”.</w:t>
+            </w:r>
+          </w:p>
+        </w:tc>
+      </w:tr>
+      <w:tr>
+        <w:tc>
+          <w:tcPr>
+            <w:tcW w:type="dxa" w:w="3402"/>
+          </w:tcPr>
+          <w:p>
+            <w:r>
+              <w:rPr>
+                <w:sz w:val="19"/>
+              </w:rPr>
+              <w:t>¿Necesito conexión o crear una cuenta?</w:t>
+            </w:r>
+          </w:p>
+        </w:tc>
+        <w:tc>
+          <w:tcPr>
+            <w:tcW w:type="dxa" w:w="6236"/>
+          </w:tcPr>
+          <w:p>
+            <w:r>
+              <w:rPr>
+                <w:sz w:val="19"/>
+              </w:rPr>
+              <w:t>No. La app funciona en local sin conexión. El acceso profesional con correo y contraseña (sincronización en la nube) es opcional y solo se usa para pruebas con profesionales (v6).</w:t>
+            </w:r>
+          </w:p>
+        </w:tc>
+      </w:tr>
     </w:tbl>
     <w:p>
       <w:pPr>
@@ -8106,7 +8609,7 @@
           <w:color w:val="6B7280"/>
           <w:sz w:val="17"/>
         </w:rPr>
-        <w:t>Valeria+ · Manual de Casos de Uso · v5 (con capturas de pantalla) · Julio de 2026 · Terapia auditivo-verbal y del lenguaje para la infancia. Documento de apoyo para logopedas y familias. Los datos personales se tratan localmente conforme a RGPD/HIPAA.</w:t>
+        <w:t>Valeria+ · Manual de Casos de Uso · v6 (con capturas de pantalla) · Julio de 2026 · Terapia auditivo-verbal y del lenguaje para la infancia. Documento de apoyo para logopedas y familias. Los datos personales se tratan localmente conforme a RGPD/HIPAA; la sincronización en la nube es opcional.</w:t>
       </w:r>
     </w:p>
     <w:sectPr>
@@ -8132,7 +8635,7 @@
         <w:color w:val="6B7280"/>
         <w:sz w:val="16"/>
       </w:rPr>
-      <w:t>Valeria+ · Manual de Casos de Uso · v5 (con capturas de pantalla) · Julio de 2026</w:t>
+      <w:t>Valeria+ · Manual de Casos de Uso · v6 (con capturas de pantalla) · Julio de 2026</w:t>
     </w:r>
   </w:p>
 </w:ftr>

--- a/docs/Valeria-Manual-Casos-de-Uso.docx
+++ b/docs/Valeria-Manual-Casos-de-Uso.docx
@@ -61,7 +61,7 @@
           <w:color w:val="00A39E"/>
           <w:sz w:val="20"/>
         </w:rPr>
-        <w:t>Manual de usuario · v6 · con capturas de pantalla</w:t>
+        <w:t>Manual de usuario · v7 · con capturas de pantalla</w:t>
       </w:r>
     </w:p>
     <w:p>
@@ -107,7 +107,7 @@
         <w:br/>
         <w:t>Julio de 2026 · Documento interno</w:t>
         <w:br/>
-        <w:t>Expo SDK 54 / React Native · Backend opcional Firebase</w:t>
+        <w:t>Expo SDK 54 / React Native · Backend opcional Firebase · Telemetría del piloto</w:t>
       </w:r>
     </w:p>
     <w:p>
@@ -404,6 +404,22 @@
       </w:r>
       <w:r>
         <w:t>Cambiar entre Modo Familia y Modo Profesional</w:t>
+      </w:r>
+    </w:p>
+    <w:p>
+      <w:pPr>
+        <w:spacing w:after="60"/>
+        <w:ind w:left="227"/>
+      </w:pPr>
+      <w:r>
+        <w:rPr>
+          <w:b/>
+          <w:color w:val="00C4BE"/>
+        </w:rPr>
+        <w:t xml:space="preserve">CU-13   </w:t>
+      </w:r>
+      <w:r>
+        <w:t>Exportar la evidencia de usabilidad del piloto (QR + compartir)</w:t>
       </w:r>
     </w:p>
     <w:p>
@@ -1030,6 +1046,193 @@
       </w:pPr>
     </w:p>
     <w:p>
+      <w:pPr>
+        <w:pStyle w:val="Heading3"/>
+      </w:pPr>
+      <w:r>
+        <w:t>Novedades de la versión 7</w:t>
+      </w:r>
+    </w:p>
+    <w:p>
+      <w:pPr>
+        <w:spacing w:after="120"/>
+      </w:pPr>
+      <w:r>
+        <w:rPr>
+          <w:b w:val="0"/>
+          <w:i w:val="0"/>
+        </w:rPr>
+        <w:t>La versión 7 prepara la app para el piloto clínico: recoge evidencia de usabilidad de forma anónima, sin conexión y sin fricción para las familias, y añade una salida para que el logopeda la exporte. Nada de esto interfiere con la sesión: la captura no bloquea las animaciones ni el audio.</w:t>
+      </w:r>
+    </w:p>
+    <w:tbl>
+      <w:tblPr>
+        <w:tblStyle w:val="TableGrid"/>
+        <w:tblW w:type="auto" w:w="0"/>
+        <w:jc w:val="center"/>
+        <w:tblLook w:firstColumn="1" w:firstRow="1" w:lastColumn="0" w:lastRow="0" w:noHBand="0" w:noVBand="1" w:val="04A0"/>
+      </w:tblPr>
+      <w:tblGrid>
+        <w:gridCol w:w="4819"/>
+        <w:gridCol w:w="4819"/>
+      </w:tblGrid>
+      <w:tr>
+        <w:tc>
+          <w:tcPr>
+            <w:tcW w:type="dxa" w:w="2721"/>
+            <w:shd w:val="clear" w:fill="E6F9F8"/>
+          </w:tcPr>
+          <w:p>
+            <w:r>
+              <w:rPr>
+                <w:b/>
+                <w:color w:val="00A39E"/>
+                <w:sz w:val="18"/>
+              </w:rPr>
+              <w:t>Novedad</w:t>
+            </w:r>
+          </w:p>
+        </w:tc>
+        <w:tc>
+          <w:tcPr>
+            <w:tcW w:type="dxa" w:w="6917"/>
+            <w:shd w:val="clear" w:fill="E6F9F8"/>
+          </w:tcPr>
+          <w:p>
+            <w:r>
+              <w:rPr>
+                <w:b/>
+                <w:color w:val="00A39E"/>
+                <w:sz w:val="18"/>
+              </w:rPr>
+              <w:t>Qué aporta</w:t>
+            </w:r>
+          </w:p>
+        </w:tc>
+      </w:tr>
+      <w:tr>
+        <w:tc>
+          <w:tcPr>
+            <w:tcW w:type="dxa" w:w="2721"/>
+          </w:tcPr>
+          <w:p>
+            <w:r>
+              <w:rPr>
+                <w:b/>
+                <w:sz w:val="19"/>
+              </w:rPr>
+              <w:t>📊 Telemetría de usabilidad</w:t>
+            </w:r>
+          </w:p>
+        </w:tc>
+        <w:tc>
+          <w:tcPr>
+            <w:tcW w:type="dxa" w:w="6917"/>
+          </w:tcPr>
+          <w:p>
+            <w:r>
+              <w:rPr>
+                <w:sz w:val="19"/>
+              </w:rPr>
+              <w:t>Mide, sin molestar, tres señales por sesión: tiempo en cada pantalla, toques fuera de zona útil (misclicks) y la proporción de cápsulas de movimiento que se saltan. Son datos anónimos, sin nombres, sin audio y sin el contenido de las respuestas.</w:t>
+            </w:r>
+          </w:p>
+        </w:tc>
+      </w:tr>
+      <w:tr>
+        <w:tc>
+          <w:tcPr>
+            <w:tcW w:type="dxa" w:w="2721"/>
+          </w:tcPr>
+          <w:p>
+            <w:r>
+              <w:rPr>
+                <w:b/>
+                <w:sz w:val="19"/>
+              </w:rPr>
+              <w:t>💬 Encuesta rápida (SUS)</w:t>
+            </w:r>
+          </w:p>
+        </w:tc>
+        <w:tc>
+          <w:tcPr>
+            <w:tcW w:type="dxa" w:w="6917"/>
+          </w:tcPr>
+          <w:p>
+            <w:r>
+              <w:rPr>
+                <w:sz w:val="19"/>
+              </w:rPr>
+              <w:t>Una única pregunta de satisfacción de 1 a 5 con caritas, centrada en la facilidad para integrar el ejercicio en la rutina del niño/a. Aparece solo en un hito grande (completar los 4 bloques) y como mucho una vez por semana, para no cansar.</w:t>
+            </w:r>
+          </w:p>
+        </w:tc>
+      </w:tr>
+      <w:tr>
+        <w:tc>
+          <w:tcPr>
+            <w:tcW w:type="dxa" w:w="2721"/>
+          </w:tcPr>
+          <w:p>
+            <w:r>
+              <w:rPr>
+                <w:b/>
+                <w:sz w:val="19"/>
+              </w:rPr>
+              <w:t>🔒 Guardado cifrado y purga</w:t>
+            </w:r>
+          </w:p>
+        </w:tc>
+        <w:tc>
+          <w:tcPr>
+            <w:tcW w:type="dxa" w:w="6917"/>
+          </w:tcPr>
+          <w:p>
+            <w:r>
+              <w:rPr>
+                <w:sz w:val="19"/>
+              </w:rPr>
+              <w:t>Telemetría y encuesta se guardan juntas (mismo identificador de sesión) en un archivo cifrado en el dispositivo, que solo se vacía tras una exportación correcta para no acumular datos semana a semana.</w:t>
+            </w:r>
+          </w:p>
+        </w:tc>
+      </w:tr>
+      <w:tr>
+        <w:tc>
+          <w:tcPr>
+            <w:tcW w:type="dxa" w:w="2721"/>
+          </w:tcPr>
+          <w:p>
+            <w:r>
+              <w:rPr>
+                <w:b/>
+                <w:sz w:val="19"/>
+              </w:rPr>
+              <w:t>📤 Exportación dual</w:t>
+            </w:r>
+          </w:p>
+        </w:tc>
+        <w:tc>
+          <w:tcPr>
+            <w:tcW w:type="dxa" w:w="6917"/>
+          </w:tcPr>
+          <w:p>
+            <w:r>
+              <w:rPr>
+                <w:sz w:val="19"/>
+              </w:rPr>
+              <w:t>Con el PIN profesional, la app genera a la vez un código QR con el resumen (offline, escaneable) y abre el menú de compartir para enviar el registro completo por email o WhatsApp cuando haya conexión (ver CU-13).</w:t>
+            </w:r>
+          </w:p>
+        </w:tc>
+      </w:tr>
+    </w:tbl>
+    <w:p>
+      <w:pPr>
+        <w:spacing w:after="40"/>
+      </w:pPr>
+    </w:p>
+    <w:p>
       <w:r>
         <w:br w:type="page"/>
       </w:r>
@@ -1364,6 +1567,53 @@
                 <w:sz w:val="19"/>
               </w:rPr>
               <w:t>Para pruebas con profesionales, la versión 6 añade un acceso profesional con correo y contraseña (Firebase Authentication) que permite guardar una copia de pacientes y sesiones en la nube (Cloud Firestore). Es una capa aditiva y opcional: cada profesional autenticado solo accede a sus propios datos, protegidos por reglas de seguridad. Si no se activa, todo sigue guardándose únicamente en el dispositivo.</w:t>
+            </w:r>
+          </w:p>
+        </w:tc>
+      </w:tr>
+    </w:tbl>
+    <w:p>
+      <w:pPr>
+        <w:spacing w:after="40"/>
+      </w:pPr>
+    </w:p>
+    <w:tbl>
+      <w:tblPr>
+        <w:tblW w:type="auto" w:w="0"/>
+        <w:jc w:val="center"/>
+        <w:tblLook w:firstColumn="1" w:firstRow="1" w:lastColumn="0" w:lastRow="0" w:noHBand="0" w:noVBand="1" w:val="04A0"/>
+      </w:tblPr>
+      <w:tblGrid>
+        <w:gridCol w:w="9638"/>
+      </w:tblGrid>
+      <w:tr>
+        <w:tc>
+          <w:tcPr>
+            <w:tcW w:type="dxa" w:w="9638"/>
+            <w:shd w:val="clear" w:fill="F0FDF9"/>
+          </w:tcPr>
+          <w:p>
+            <w:pPr>
+              <w:spacing w:after="40"/>
+            </w:pPr>
+            <w:r>
+              <w:rPr>
+                <w:b/>
+                <w:color w:val="00A39E"/>
+                <w:sz w:val="17"/>
+              </w:rPr>
+              <w:t>TELEMETRÍA DE USABILIDAD DEL PILOTO (V7)</w:t>
+            </w:r>
+          </w:p>
+          <w:p>
+            <w:pPr>
+              <w:spacing w:after="40"/>
+            </w:pPr>
+            <w:r>
+              <w:rPr>
+                <w:sz w:val="19"/>
+              </w:rPr>
+              <w:t>Durante el piloto, la app recoge métricas de usabilidad anónimas (tiempo por pantalla, toques fuera de zona útil y cápsulas de movimiento saltadas) y una encuesta breve de satisfacción. No incluyen nombres, ni audio, ni el contenido de las respuestas; se guardan cifradas en el dispositivo bajo un identificador de sesión y se purgan tras exportarlas (ver CU-13). Al tratarse de un estudio con menores, el consentimiento informado de las familias se gestiona en el protocolo del piloto, fuera de la app.</w:t>
             </w:r>
           </w:p>
         </w:tc>
@@ -2087,6 +2337,146 @@
           </w:p>
         </w:tc>
       </w:tr>
+      <w:tr>
+        <w:tc>
+          <w:tcPr>
+            <w:tcW w:type="dxa" w:w="2381"/>
+          </w:tcPr>
+          <w:p>
+            <w:r>
+              <w:rPr>
+                <w:sz w:val="19"/>
+              </w:rPr>
+              <w:t>Telemetría de usabilidad</w:t>
+            </w:r>
+          </w:p>
+        </w:tc>
+        <w:tc>
+          <w:tcPr>
+            <w:tcW w:type="dxa" w:w="7257"/>
+          </w:tcPr>
+          <w:p>
+            <w:r>
+              <w:rPr>
+                <w:sz w:val="19"/>
+              </w:rPr>
+              <w:t>Métricas anónimas que la app recoge durante el piloto para medir lo fácil que resulta de usar (tiempo por pantalla, misclicks, abandono de cápsulas). Sin datos personales.</w:t>
+            </w:r>
+          </w:p>
+        </w:tc>
+      </w:tr>
+      <w:tr>
+        <w:tc>
+          <w:tcPr>
+            <w:tcW w:type="dxa" w:w="2381"/>
+          </w:tcPr>
+          <w:p>
+            <w:r>
+              <w:rPr>
+                <w:sz w:val="19"/>
+              </w:rPr>
+              <w:t>Misclick</w:t>
+            </w:r>
+          </w:p>
+        </w:tc>
+        <w:tc>
+          <w:tcPr>
+            <w:tcW w:type="dxa" w:w="7257"/>
+          </w:tcPr>
+          <w:p>
+            <w:r>
+              <w:rPr>
+                <w:sz w:val="19"/>
+              </w:rPr>
+              <w:t>Toque en una zona “muerta” de la pantalla, fuera de cualquier botón o elemento útil. Un exceso señala que algo no se entiende o el objetivo es pequeño.</w:t>
+            </w:r>
+          </w:p>
+        </w:tc>
+      </w:tr>
+      <w:tr>
+        <w:tc>
+          <w:tcPr>
+            <w:tcW w:type="dxa" w:w="2381"/>
+          </w:tcPr>
+          <w:p>
+            <w:r>
+              <w:rPr>
+                <w:sz w:val="19"/>
+              </w:rPr>
+              <w:t>Abandono TPR</w:t>
+            </w:r>
+          </w:p>
+        </w:tc>
+        <w:tc>
+          <w:tcPr>
+            <w:tcW w:type="dxa" w:w="7257"/>
+          </w:tcPr>
+          <w:p>
+            <w:r>
+              <w:rPr>
+                <w:sz w:val="19"/>
+              </w:rPr>
+              <w:t>Proporción de cápsulas de movimiento (TPR) que se saltan en vez de completarse. Ayuda a saber si las pausas activas encajan en la sesión.</w:t>
+            </w:r>
+          </w:p>
+        </w:tc>
+      </w:tr>
+      <w:tr>
+        <w:tc>
+          <w:tcPr>
+            <w:tcW w:type="dxa" w:w="2381"/>
+          </w:tcPr>
+          <w:p>
+            <w:r>
+              <w:rPr>
+                <w:sz w:val="19"/>
+              </w:rPr>
+              <w:t>SUS (encuesta)</w:t>
+            </w:r>
+          </w:p>
+        </w:tc>
+        <w:tc>
+          <w:tcPr>
+            <w:tcW w:type="dxa" w:w="7257"/>
+          </w:tcPr>
+          <w:p>
+            <w:r>
+              <w:rPr>
+                <w:sz w:val="19"/>
+              </w:rPr>
+              <w:t>System Usability Scale adaptada: una pregunta de 1 a 5 sobre la facilidad de uso real. Aparece con moderación (hito de 4 bloques y máx. 1 vez/semana).</w:t>
+            </w:r>
+          </w:p>
+        </w:tc>
+      </w:tr>
+      <w:tr>
+        <w:tc>
+          <w:tcPr>
+            <w:tcW w:type="dxa" w:w="2381"/>
+          </w:tcPr>
+          <w:p>
+            <w:r>
+              <w:rPr>
+                <w:sz w:val="19"/>
+              </w:rPr>
+              <w:t>Exportación dual</w:t>
+            </w:r>
+          </w:p>
+        </w:tc>
+        <w:tc>
+          <w:tcPr>
+            <w:tcW w:type="dxa" w:w="7257"/>
+          </w:tcPr>
+          <w:p>
+            <w:r>
+              <w:rPr>
+                <w:sz w:val="19"/>
+              </w:rPr>
+              <w:t>Salida del piloto en dos formatos a la vez: un QR con el resumen (offline) y el menú de compartir con el registro completo (online). Requiere el PIN profesional.</w:t>
+            </w:r>
+          </w:p>
+        </w:tc>
+      </w:tr>
     </w:tbl>
     <w:p>
       <w:pPr>
@@ -8239,6 +8629,740 @@
         <w:br w:type="page"/>
       </w:r>
     </w:p>
+    <w:tbl>
+      <w:tblPr>
+        <w:tblW w:type="auto" w:w="0"/>
+        <w:jc w:val="center"/>
+        <w:tblLook w:firstColumn="1" w:firstRow="1" w:lastColumn="0" w:lastRow="0" w:noHBand="0" w:noVBand="1" w:val="04A0"/>
+      </w:tblPr>
+      <w:tblGrid>
+        <w:gridCol w:w="9638"/>
+      </w:tblGrid>
+      <w:tr>
+        <w:tc>
+          <w:tcPr>
+            <w:tcW w:type="dxa" w:w="9638"/>
+            <w:shd w:val="clear" w:fill="00C4BE"/>
+          </w:tcPr>
+          <w:p>
+            <w:pPr>
+              <w:spacing w:before="80"/>
+            </w:pPr>
+            <w:r>
+              <w:rPr>
+                <w:b/>
+                <w:color w:val="F0FDF9"/>
+                <w:sz w:val="17"/>
+              </w:rPr>
+              <w:t>CU-13 · Profesional</w:t>
+            </w:r>
+          </w:p>
+          <w:p>
+            <w:pPr>
+              <w:spacing w:after="80"/>
+            </w:pPr>
+            <w:r>
+              <w:rPr>
+                <w:b/>
+                <w:color w:val="FFFFFF"/>
+                <w:sz w:val="28"/>
+              </w:rPr>
+              <w:t>Exportar la evidencia de usabilidad del piloto (QR + compartir)</w:t>
+            </w:r>
+          </w:p>
+        </w:tc>
+      </w:tr>
+    </w:tbl>
+    <w:tbl>
+      <w:tblPr>
+        <w:tblW w:type="auto" w:w="0"/>
+        <w:jc w:val="center"/>
+        <w:tblLook w:firstColumn="1" w:firstRow="1" w:lastColumn="0" w:lastRow="0" w:noHBand="0" w:noVBand="1" w:val="04A0"/>
+      </w:tblPr>
+      <w:tblGrid>
+        <w:gridCol w:w="4819"/>
+        <w:gridCol w:w="4819"/>
+      </w:tblGrid>
+      <w:tr>
+        <w:tc>
+          <w:tcPr>
+            <w:tcW w:type="dxa" w:w="4819"/>
+          </w:tcPr>
+          <w:p>
+            <w:r>
+              <w:rPr>
+                <w:b/>
+                <w:color w:val="6B7280"/>
+                <w:sz w:val="15"/>
+              </w:rPr>
+              <w:t>ACTOR</w:t>
+            </w:r>
+          </w:p>
+          <w:p>
+            <w:r>
+              <w:rPr>
+                <w:b/>
+                <w:sz w:val="19"/>
+              </w:rPr>
+              <w:t>Logopeda / responsable del piloto</w:t>
+            </w:r>
+          </w:p>
+        </w:tc>
+        <w:tc>
+          <w:tcPr>
+            <w:tcW w:type="dxa" w:w="4819"/>
+          </w:tcPr>
+          <w:p>
+            <w:r>
+              <w:rPr>
+                <w:b/>
+                <w:color w:val="6B7280"/>
+                <w:sz w:val="15"/>
+              </w:rPr>
+              <w:t>PANTALLA</w:t>
+            </w:r>
+          </w:p>
+          <w:p>
+            <w:r>
+              <w:rPr>
+                <w:b/>
+                <w:sz w:val="19"/>
+              </w:rPr>
+              <w:t>Hub de 4 bloques → “Acceso Profesional”</w:t>
+            </w:r>
+          </w:p>
+        </w:tc>
+      </w:tr>
+      <w:tr>
+        <w:tc>
+          <w:tcPr>
+            <w:tcW w:type="dxa" w:w="4819"/>
+          </w:tcPr>
+          <w:p>
+            <w:r>
+              <w:rPr>
+                <w:b/>
+                <w:color w:val="6B7280"/>
+                <w:sz w:val="15"/>
+              </w:rPr>
+              <w:t>PRECONDICIÓN</w:t>
+            </w:r>
+          </w:p>
+          <w:p>
+            <w:r>
+              <w:rPr>
+                <w:b/>
+                <w:sz w:val="19"/>
+              </w:rPr>
+              <w:t>Se han usado ejercicios · PIN disponible</w:t>
+            </w:r>
+          </w:p>
+        </w:tc>
+        <w:tc>
+          <w:tcPr>
+            <w:tcW w:type="dxa" w:w="4819"/>
+          </w:tcPr>
+          <w:p>
+            <w:r>
+              <w:rPr>
+                <w:b/>
+                <w:color w:val="6B7280"/>
+                <w:sz w:val="15"/>
+              </w:rPr>
+              <w:t>RESULTADO</w:t>
+            </w:r>
+          </w:p>
+          <w:p>
+            <w:r>
+              <w:rPr>
+                <w:b/>
+                <w:sz w:val="19"/>
+              </w:rPr>
+              <w:t>Resumen en QR + registro completo compartido; datos purgados</w:t>
+            </w:r>
+          </w:p>
+        </w:tc>
+      </w:tr>
+    </w:tbl>
+    <w:p>
+      <w:pPr>
+        <w:spacing w:after="40"/>
+      </w:pPr>
+    </w:p>
+    <w:p>
+      <w:r>
+        <w:rPr>
+          <w:b w:val="0"/>
+        </w:rPr>
+        <w:t xml:space="preserve">Durante el piloto, la app va guardando de forma </w:t>
+      </w:r>
+      <w:r>
+        <w:rPr>
+          <w:b/>
+        </w:rPr>
+        <w:t>anónima y sin molestar</w:t>
+      </w:r>
+      <w:r>
+        <w:rPr>
+          <w:b w:val="0"/>
+        </w:rPr>
+        <w:t xml:space="preserve"> unas métricas de usabilidad (tiempo por pantalla, misclicks y cápsulas de movimiento saltadas) junto con la encuesta breve de satisfacción. Este caso de uso explica cómo el profesional las </w:t>
+      </w:r>
+      <w:r>
+        <w:rPr>
+          <w:b/>
+        </w:rPr>
+        <w:t>saca del dispositivo</w:t>
+      </w:r>
+      <w:r>
+        <w:rPr>
+          <w:b w:val="0"/>
+        </w:rPr>
+        <w:t xml:space="preserve"> para el análisis, con dos salidas a la vez: una </w:t>
+      </w:r>
+      <w:r>
+        <w:rPr>
+          <w:b/>
+        </w:rPr>
+        <w:t>offline</w:t>
+      </w:r>
+      <w:r>
+        <w:rPr>
+          <w:b w:val="0"/>
+        </w:rPr>
+        <w:t xml:space="preserve"> (QR) y otra </w:t>
+      </w:r>
+      <w:r>
+        <w:rPr>
+          <w:b/>
+        </w:rPr>
+        <w:t>online</w:t>
+      </w:r>
+      <w:r>
+        <w:rPr>
+          <w:b w:val="0"/>
+        </w:rPr>
+        <w:t xml:space="preserve"> (compartir).</w:t>
+      </w:r>
+    </w:p>
+    <w:p>
+      <w:pPr>
+        <w:keepNext/>
+        <w:spacing w:after="60" w:before="160"/>
+      </w:pPr>
+      <w:r>
+        <w:rPr>
+          <w:b/>
+          <w:i w:val="0"/>
+          <w:color w:val="4B5563"/>
+          <w:sz w:val="21"/>
+        </w:rPr>
+        <w:t>Flujo principal</w:t>
+      </w:r>
+    </w:p>
+    <w:p>
+      <w:pPr>
+        <w:spacing w:after="60"/>
+        <w:ind w:left="454" w:hanging="255"/>
+      </w:pPr>
+      <w:r>
+        <w:rPr>
+          <w:b/>
+        </w:rPr>
+        <w:t xml:space="preserve">1. </w:t>
+      </w:r>
+      <w:r>
+        <w:rPr>
+          <w:b w:val="0"/>
+        </w:rPr>
+        <w:t xml:space="preserve">En el </w:t>
+      </w:r>
+      <w:r>
+        <w:rPr>
+          <w:b/>
+        </w:rPr>
+        <w:t>hub de 4 bloques</w:t>
+      </w:r>
+      <w:r>
+        <w:rPr>
+          <w:b w:val="0"/>
+        </w:rPr>
+        <w:t xml:space="preserve">, bajar hasta la tarjeta </w:t>
+      </w:r>
+      <w:r>
+        <w:rPr>
+          <w:b/>
+        </w:rPr>
+        <w:t>“Acceso Profesional”</w:t>
+      </w:r>
+      <w:r>
+        <w:rPr>
+          <w:b w:val="0"/>
+        </w:rPr>
+        <w:t xml:space="preserve"> y tocarla.</w:t>
+      </w:r>
+    </w:p>
+    <w:p>
+      <w:pPr>
+        <w:spacing w:after="60"/>
+        <w:ind w:left="454" w:hanging="255"/>
+      </w:pPr>
+      <w:r>
+        <w:rPr>
+          <w:b/>
+        </w:rPr>
+        <w:t xml:space="preserve">2. </w:t>
+      </w:r>
+      <w:r>
+        <w:rPr>
+          <w:b w:val="0"/>
+        </w:rPr>
+        <w:t xml:space="preserve">Introducir el </w:t>
+      </w:r>
+      <w:r>
+        <w:rPr>
+          <w:b/>
+        </w:rPr>
+        <w:t>PIN</w:t>
+      </w:r>
+      <w:r>
+        <w:rPr>
+          <w:b w:val="0"/>
+        </w:rPr>
+        <w:t xml:space="preserve"> del logopeda (demo: </w:t>
+      </w:r>
+      <w:r>
+        <w:rPr>
+          <w:b/>
+        </w:rPr>
+        <w:t>1985</w:t>
+      </w:r>
+      <w:r>
+        <w:rPr>
+          <w:b w:val="0"/>
+        </w:rPr>
+        <w:t>).</w:t>
+      </w:r>
+    </w:p>
+    <w:p>
+      <w:pPr>
+        <w:spacing w:after="60"/>
+        <w:ind w:left="454" w:hanging="255"/>
+      </w:pPr>
+      <w:r>
+        <w:rPr>
+          <w:b/>
+        </w:rPr>
+        <w:t xml:space="preserve">3. </w:t>
+      </w:r>
+      <w:r>
+        <w:rPr>
+          <w:b w:val="0"/>
+        </w:rPr>
+        <w:t xml:space="preserve">Se abre la pantalla de </w:t>
+      </w:r>
+      <w:r>
+        <w:rPr>
+          <w:b/>
+        </w:rPr>
+        <w:t>exportación</w:t>
+      </w:r>
+      <w:r>
+        <w:rPr>
+          <w:b w:val="0"/>
+        </w:rPr>
+        <w:t xml:space="preserve">: en el acto aparece un </w:t>
+      </w:r>
+      <w:r>
+        <w:rPr>
+          <w:b/>
+        </w:rPr>
+        <w:t>código QR</w:t>
+      </w:r>
+      <w:r>
+        <w:rPr>
+          <w:b w:val="0"/>
+        </w:rPr>
+        <w:t xml:space="preserve"> con el resumen (nº de sesiones, % de abandono TPR, misclicks y media de la encuesta) y, a la vez, el </w:t>
+      </w:r>
+      <w:r>
+        <w:rPr>
+          <w:b/>
+        </w:rPr>
+        <w:t>menú de compartir</w:t>
+      </w:r>
+      <w:r>
+        <w:rPr>
+          <w:b w:val="0"/>
+        </w:rPr>
+        <w:t xml:space="preserve"> del sistema para enviar el </w:t>
+      </w:r>
+      <w:r>
+        <w:rPr>
+          <w:b/>
+        </w:rPr>
+        <w:t>registro completo</w:t>
+      </w:r>
+      <w:r>
+        <w:rPr>
+          <w:b w:val="0"/>
+        </w:rPr>
+        <w:t xml:space="preserve"> por email o WhatsApp.</w:t>
+      </w:r>
+    </w:p>
+    <w:p>
+      <w:pPr>
+        <w:spacing w:after="60"/>
+        <w:ind w:left="454" w:hanging="255"/>
+      </w:pPr>
+      <w:r>
+        <w:rPr>
+          <w:b/>
+        </w:rPr>
+        <w:t xml:space="preserve">4. </w:t>
+      </w:r>
+      <w:r>
+        <w:rPr>
+          <w:b/>
+        </w:rPr>
+        <w:t>Offline:</w:t>
+      </w:r>
+      <w:r>
+        <w:rPr>
+          <w:b w:val="0"/>
+        </w:rPr>
+        <w:t xml:space="preserve"> escanear el QR con otro móvil para capturar el resumen sin necesidad de conexión.</w:t>
+      </w:r>
+    </w:p>
+    <w:p>
+      <w:pPr>
+        <w:spacing w:after="60"/>
+        <w:ind w:left="454" w:hanging="255"/>
+      </w:pPr>
+      <w:r>
+        <w:rPr>
+          <w:b/>
+        </w:rPr>
+        <w:t xml:space="preserve">5. </w:t>
+      </w:r>
+      <w:r>
+        <w:rPr>
+          <w:b/>
+        </w:rPr>
+        <w:t>Online:</w:t>
+      </w:r>
+      <w:r>
+        <w:rPr>
+          <w:b w:val="0"/>
+        </w:rPr>
+        <w:t xml:space="preserve"> elegir la app de destino (correo, WhatsApp…) para enviar el registro completo en crudo.</w:t>
+      </w:r>
+    </w:p>
+    <w:p>
+      <w:pPr>
+        <w:spacing w:after="60"/>
+        <w:ind w:left="454" w:hanging="255"/>
+      </w:pPr>
+      <w:r>
+        <w:rPr>
+          <w:b/>
+        </w:rPr>
+        <w:t xml:space="preserve">6. </w:t>
+      </w:r>
+      <w:r>
+        <w:rPr>
+          <w:b w:val="0"/>
+        </w:rPr>
+        <w:t xml:space="preserve">Tras un envío correcto, la app </w:t>
+      </w:r>
+      <w:r>
+        <w:rPr>
+          <w:b/>
+        </w:rPr>
+        <w:t>vacía el archivo</w:t>
+      </w:r>
+      <w:r>
+        <w:rPr>
+          <w:b w:val="0"/>
+        </w:rPr>
+        <w:t xml:space="preserve"> del dispositivo y lo confirma (“Log exportado y purgado”).</w:t>
+      </w:r>
+    </w:p>
+    <w:p>
+      <w:pPr>
+        <w:keepNext/>
+        <w:spacing w:after="60" w:before="160"/>
+      </w:pPr>
+      <w:r>
+        <w:rPr>
+          <w:b/>
+          <w:i w:val="0"/>
+          <w:color w:val="4B5563"/>
+          <w:sz w:val="21"/>
+        </w:rPr>
+        <w:t>Flujos alternativos</w:t>
+      </w:r>
+    </w:p>
+    <w:p>
+      <w:pPr>
+        <w:spacing w:after="60"/>
+        <w:ind w:left="454" w:hanging="255"/>
+      </w:pPr>
+      <w:r>
+        <w:t xml:space="preserve">•  </w:t>
+      </w:r>
+      <w:r>
+        <w:rPr>
+          <w:b/>
+        </w:rPr>
+        <w:t>Se cancela el compartir:</w:t>
+      </w:r>
+      <w:r>
+        <w:rPr>
+          <w:b w:val="0"/>
+        </w:rPr>
+        <w:t xml:space="preserve"> el registro </w:t>
+      </w:r>
+      <w:r>
+        <w:rPr>
+          <w:b/>
+        </w:rPr>
+        <w:t>no</w:t>
+      </w:r>
+      <w:r>
+        <w:rPr>
+          <w:b w:val="0"/>
+        </w:rPr>
+        <w:t xml:space="preserve"> se borra; el QR sigue visible y se puede reintentar.</w:t>
+      </w:r>
+    </w:p>
+    <w:p>
+      <w:pPr>
+        <w:spacing w:after="60"/>
+        <w:ind w:left="454" w:hanging="255"/>
+      </w:pPr>
+      <w:r>
+        <w:t xml:space="preserve">•  </w:t>
+      </w:r>
+      <w:r>
+        <w:rPr>
+          <w:b/>
+        </w:rPr>
+        <w:t>Sin conexión:</w:t>
+      </w:r>
+      <w:r>
+        <w:rPr>
+          <w:b w:val="0"/>
+        </w:rPr>
+        <w:t xml:space="preserve"> use solo el QR; el envío por compartir queda para cuando haya red.</w:t>
+      </w:r>
+    </w:p>
+    <w:p>
+      <w:pPr>
+        <w:spacing w:after="60"/>
+        <w:ind w:left="454" w:hanging="255"/>
+      </w:pPr>
+      <w:r>
+        <w:t xml:space="preserve">•  </w:t>
+      </w:r>
+      <w:r>
+        <w:rPr>
+          <w:b/>
+        </w:rPr>
+        <w:t>Resumen muy largo para el QR:</w:t>
+      </w:r>
+      <w:r>
+        <w:rPr>
+          <w:b w:val="0"/>
+        </w:rPr>
+        <w:t xml:space="preserve"> la app avisa y basta con usar el compartir del registro completo.</w:t>
+      </w:r>
+    </w:p>
+    <w:tbl>
+      <w:tblPr>
+        <w:tblW w:type="auto" w:w="0"/>
+        <w:jc w:val="center"/>
+        <w:tblLook w:firstColumn="1" w:firstRow="1" w:lastColumn="0" w:lastRow="0" w:noHBand="0" w:noVBand="1" w:val="04A0"/>
+      </w:tblPr>
+      <w:tblGrid>
+        <w:gridCol w:w="9638"/>
+      </w:tblGrid>
+      <w:tr>
+        <w:tc>
+          <w:tcPr>
+            <w:tcW w:type="dxa" w:w="9638"/>
+            <w:shd w:val="clear" w:fill="F0FDF9"/>
+          </w:tcPr>
+          <w:p>
+            <w:pPr>
+              <w:spacing w:after="40"/>
+            </w:pPr>
+            <w:r>
+              <w:rPr>
+                <w:b/>
+                <w:color w:val="00A39E"/>
+                <w:sz w:val="17"/>
+              </w:rPr>
+              <w:t>QUÉ CONTIENE CADA SALIDA</w:t>
+            </w:r>
+          </w:p>
+          <w:p>
+            <w:pPr>
+              <w:spacing w:after="40"/>
+            </w:pPr>
+            <w:r>
+              <w:rPr>
+                <w:b w:val="0"/>
+                <w:sz w:val="19"/>
+              </w:rPr>
+              <w:t xml:space="preserve">El </w:t>
+            </w:r>
+            <w:r>
+              <w:rPr>
+                <w:b/>
+                <w:sz w:val="19"/>
+              </w:rPr>
+              <w:t>QR</w:t>
+            </w:r>
+            <w:r>
+              <w:rPr>
+                <w:b w:val="0"/>
+                <w:sz w:val="19"/>
+              </w:rPr>
+              <w:t xml:space="preserve"> lleva solo el </w:t>
+            </w:r>
+            <w:r>
+              <w:rPr>
+                <w:b/>
+                <w:sz w:val="19"/>
+              </w:rPr>
+              <w:t>resumen estadístico</w:t>
+            </w:r>
+            <w:r>
+              <w:rPr>
+                <w:b w:val="0"/>
+                <w:sz w:val="19"/>
+              </w:rPr>
+              <w:t xml:space="preserve"> comprimido (sin datos personales). El </w:t>
+            </w:r>
+            <w:r>
+              <w:rPr>
+                <w:b/>
+                <w:sz w:val="19"/>
+              </w:rPr>
+              <w:t>compartir</w:t>
+            </w:r>
+            <w:r>
+              <w:rPr>
+                <w:b w:val="0"/>
+                <w:sz w:val="19"/>
+              </w:rPr>
+              <w:t xml:space="preserve"> envía el </w:t>
+            </w:r>
+            <w:r>
+              <w:rPr>
+                <w:b/>
+                <w:sz w:val="19"/>
+              </w:rPr>
+              <w:t>registro completo</w:t>
+            </w:r>
+            <w:r>
+              <w:rPr>
+                <w:b w:val="0"/>
+                <w:sz w:val="19"/>
+              </w:rPr>
+              <w:t xml:space="preserve"> de la telemetría anónima y la encuesta, correlacionados por identificador de sesión, para el análisis del piloto.</w:t>
+            </w:r>
+          </w:p>
+        </w:tc>
+      </w:tr>
+    </w:tbl>
+    <w:p>
+      <w:pPr>
+        <w:spacing w:after="40"/>
+      </w:pPr>
+    </w:p>
+    <w:tbl>
+      <w:tblPr>
+        <w:tblW w:type="auto" w:w="0"/>
+        <w:jc w:val="center"/>
+        <w:tblLook w:firstColumn="1" w:firstRow="1" w:lastColumn="0" w:lastRow="0" w:noHBand="0" w:noVBand="1" w:val="04A0"/>
+      </w:tblPr>
+      <w:tblGrid>
+        <w:gridCol w:w="9638"/>
+      </w:tblGrid>
+      <w:tr>
+        <w:tc>
+          <w:tcPr>
+            <w:tcW w:type="dxa" w:w="9638"/>
+            <w:shd w:val="clear" w:fill="FFFBEB"/>
+          </w:tcPr>
+          <w:p>
+            <w:pPr>
+              <w:spacing w:after="40"/>
+            </w:pPr>
+            <w:r>
+              <w:rPr>
+                <w:b/>
+                <w:color w:val="B45309"/>
+                <w:sz w:val="17"/>
+              </w:rPr>
+              <w:t>ENCUESTA DE SATISFACCIÓN (SUS)</w:t>
+            </w:r>
+          </w:p>
+          <w:p>
+            <w:pPr>
+              <w:spacing w:after="40"/>
+            </w:pPr>
+            <w:r>
+              <w:rPr>
+                <w:b w:val="0"/>
+                <w:sz w:val="19"/>
+              </w:rPr>
+              <w:t xml:space="preserve">La pregunta de 1 a 5 (“Fue fácil integrar este ejercicio en la rutina de mi hijo/a”) aparece </w:t>
+            </w:r>
+            <w:r>
+              <w:rPr>
+                <w:b/>
+                <w:sz w:val="19"/>
+              </w:rPr>
+              <w:t>sola</w:t>
+            </w:r>
+            <w:r>
+              <w:rPr>
+                <w:b w:val="0"/>
+                <w:sz w:val="19"/>
+              </w:rPr>
+              <w:t xml:space="preserve"> al completar los 4 bloques y como mucho </w:t>
+            </w:r>
+            <w:r>
+              <w:rPr>
+                <w:b/>
+                <w:sz w:val="19"/>
+              </w:rPr>
+              <w:t>una vez por semana</w:t>
+            </w:r>
+            <w:r>
+              <w:rPr>
+                <w:b w:val="0"/>
+                <w:sz w:val="19"/>
+              </w:rPr>
+              <w:t xml:space="preserve"> por dispositivo. La familia no tiene que buscarla ni configurarla.</w:t>
+            </w:r>
+          </w:p>
+        </w:tc>
+      </w:tr>
+    </w:tbl>
+    <w:p>
+      <w:pPr>
+        <w:spacing w:after="40"/>
+      </w:pPr>
+    </w:p>
+    <w:p>
+      <w:r>
+        <w:br w:type="page"/>
+      </w:r>
+    </w:p>
     <w:p>
       <w:pPr>
         <w:keepNext/>
@@ -8587,6 +9711,90 @@
           </w:p>
         </w:tc>
       </w:tr>
+      <w:tr>
+        <w:tc>
+          <w:tcPr>
+            <w:tcW w:type="dxa" w:w="3402"/>
+          </w:tcPr>
+          <w:p>
+            <w:r>
+              <w:rPr>
+                <w:sz w:val="19"/>
+              </w:rPr>
+              <w:t>¿Qué datos recoge el piloto sobre mi hijo/a?</w:t>
+            </w:r>
+          </w:p>
+        </w:tc>
+        <w:tc>
+          <w:tcPr>
+            <w:tcW w:type="dxa" w:w="6236"/>
+          </w:tcPr>
+          <w:p>
+            <w:r>
+              <w:rPr>
+                <w:sz w:val="19"/>
+              </w:rPr>
+              <w:t>Solo métricas anónimas de usabilidad (tiempo por pantalla, misclicks y cápsulas saltadas) y una encuesta breve. No se guardan nombres, ni audio, ni el contenido de las respuestas. Todo se cifra en el dispositivo (v7).</w:t>
+            </w:r>
+          </w:p>
+        </w:tc>
+      </w:tr>
+      <w:tr>
+        <w:tc>
+          <w:tcPr>
+            <w:tcW w:type="dxa" w:w="3402"/>
+          </w:tcPr>
+          <w:p>
+            <w:r>
+              <w:rPr>
+                <w:sz w:val="19"/>
+              </w:rPr>
+              <w:t>¿Por qué apareció una encuesta con caritas?</w:t>
+            </w:r>
+          </w:p>
+        </w:tc>
+        <w:tc>
+          <w:tcPr>
+            <w:tcW w:type="dxa" w:w="6236"/>
+          </w:tcPr>
+          <w:p>
+            <w:r>
+              <w:rPr>
+                <w:sz w:val="19"/>
+              </w:rPr>
+              <w:t>Es la encuesta de satisfacción del piloto (SUS). Solo aparece al completar los 4 bloques y como mucho una vez por semana. Se puede cerrar sin responder.</w:t>
+            </w:r>
+          </w:p>
+        </w:tc>
+      </w:tr>
+      <w:tr>
+        <w:tc>
+          <w:tcPr>
+            <w:tcW w:type="dxa" w:w="3402"/>
+          </w:tcPr>
+          <w:p>
+            <w:r>
+              <w:rPr>
+                <w:sz w:val="19"/>
+              </w:rPr>
+              <w:t>¿Cómo exporto los datos del piloto?</w:t>
+            </w:r>
+          </w:p>
+        </w:tc>
+        <w:tc>
+          <w:tcPr>
+            <w:tcW w:type="dxa" w:w="6236"/>
+          </w:tcPr>
+          <w:p>
+            <w:r>
+              <w:rPr>
+                <w:sz w:val="19"/>
+              </w:rPr>
+              <w:t>Desde el hub, tarjeta “Acceso Profesional” con el PIN: la app muestra un QR con el resumen y abre el compartir con el registro completo. Tras enviarlo, los datos se purgan (CU-13).</w:t>
+            </w:r>
+          </w:p>
+        </w:tc>
+      </w:tr>
     </w:tbl>
     <w:p>
       <w:pPr>
@@ -8609,7 +9817,7 @@
           <w:color w:val="6B7280"/>
           <w:sz w:val="17"/>
         </w:rPr>
-        <w:t>Valeria+ · Manual de Casos de Uso · v6 (con capturas de pantalla) · Julio de 2026 · Terapia auditivo-verbal y del lenguaje para la infancia. Documento de apoyo para logopedas y familias. Los datos personales se tratan localmente conforme a RGPD/HIPAA; la sincronización en la nube es opcional.</w:t>
+        <w:t>Valeria+ · Manual de Casos de Uso · v7 (con capturas de pantalla) · Julio de 2026 · Terapia auditivo-verbal y del lenguaje para la infancia. Documento de apoyo para logopedas y familias. Los datos personales se tratan localmente conforme a RGPD/HIPAA; la sincronización en la nube y la telemetría anónima del piloto son opcionales.</w:t>
       </w:r>
     </w:p>
     <w:sectPr>
@@ -8635,7 +9843,7 @@
         <w:color w:val="6B7280"/>
         <w:sz w:val="16"/>
       </w:rPr>
-      <w:t>Valeria+ · Manual de Casos de Uso · v6 (con capturas de pantalla) · Julio de 2026</w:t>
+      <w:t>Valeria+ · Manual de Casos de Uso · v7 (con capturas de pantalla) · Julio de 2026</w:t>
     </w:r>
   </w:p>
 </w:ftr>

--- a/docs/Valeria-Manual-Casos-de-Uso.docx
+++ b/docs/Valeria-Manual-Casos-de-Uso.docx
@@ -61,7 +61,7 @@
           <w:color w:val="00A39E"/>
           <w:sz w:val="20"/>
         </w:rPr>
-        <w:t>Manual de usuario · v7 · con capturas de pantalla</w:t>
+        <w:t>Manual de usuario · v8 · con capturas de pantalla</w:t>
       </w:r>
     </w:p>
     <w:p>
@@ -107,7 +107,7 @@
         <w:br/>
         <w:t>Julio de 2026 · Documento interno</w:t>
         <w:br/>
-        <w:t>Expo SDK 54 / React Native · Backend opcional Firebase · Telemetría del piloto</w:t>
+        <w:t>Expo SDK 54 / React Native · Castellano · Galego · Dominicano · Voz neuronal offline</w:t>
       </w:r>
     </w:p>
     <w:p>
@@ -420,6 +420,38 @@
       </w:r>
       <w:r>
         <w:t>Exportar la evidencia de usabilidad del piloto (QR + compartir)</w:t>
+      </w:r>
+    </w:p>
+    <w:p>
+      <w:pPr>
+        <w:spacing w:after="60"/>
+        <w:ind w:left="227"/>
+      </w:pPr>
+      <w:r>
+        <w:rPr>
+          <w:b/>
+          <w:color w:val="00C4BE"/>
+        </w:rPr>
+        <w:t xml:space="preserve">CU-14   </w:t>
+      </w:r>
+      <w:r>
+        <w:t>Elegir la variedad de terapia (Castellano · Galego · Dominicano)</w:t>
+      </w:r>
+    </w:p>
+    <w:p>
+      <w:pPr>
+        <w:spacing w:after="60"/>
+        <w:ind w:left="227"/>
+      </w:pPr>
+      <w:r>
+        <w:rPr>
+          <w:b/>
+          <w:color w:val="00C4BE"/>
+        </w:rPr>
+        <w:t xml:space="preserve">CU-15   </w:t>
+      </w:r>
+      <w:r>
+        <w:t>Panel del Adulto: caos comunicativo (ruido, doble tarea, quiebre)</w:t>
       </w:r>
     </w:p>
     <w:p>
@@ -1222,6 +1254,222 @@
                 <w:sz w:val="19"/>
               </w:rPr>
               <w:t>Con el PIN profesional, la app genera a la vez un código QR con el resumen (offline, escaneable) y abre el menú de compartir para enviar el registro completo por email o WhatsApp cuando haya conexión (ver CU-13).</w:t>
+            </w:r>
+          </w:p>
+        </w:tc>
+      </w:tr>
+    </w:tbl>
+    <w:p>
+      <w:pPr>
+        <w:spacing w:after="40"/>
+      </w:pPr>
+    </w:p>
+    <w:p>
+      <w:pPr>
+        <w:pStyle w:val="Heading3"/>
+      </w:pPr>
+      <w:r>
+        <w:t>Novedades de la versión 8</w:t>
+      </w:r>
+    </w:p>
+    <w:p>
+      <w:pPr>
+        <w:spacing w:after="120"/>
+      </w:pPr>
+      <w:r>
+        <w:rPr>
+          <w:b w:val="0"/>
+          <w:i w:val="0"/>
+        </w:rPr>
+        <w:t>La versión 8 abre Valeria+ a más lenguas y variedades del habla y suma un paradigma de carga comunicativa controlada para el piloto. El contenido terapéutico (lo que se locuta, se muestra y se evalúa) puede sonar en tres variedades; la interfaz sigue en castellano.</w:t>
+      </w:r>
+    </w:p>
+    <w:tbl>
+      <w:tblPr>
+        <w:tblStyle w:val="TableGrid"/>
+        <w:tblW w:type="auto" w:w="0"/>
+        <w:jc w:val="center"/>
+        <w:tblLook w:firstColumn="1" w:firstRow="1" w:lastColumn="0" w:lastRow="0" w:noHBand="0" w:noVBand="1" w:val="04A0"/>
+      </w:tblPr>
+      <w:tblGrid>
+        <w:gridCol w:w="4819"/>
+        <w:gridCol w:w="4819"/>
+      </w:tblGrid>
+      <w:tr>
+        <w:tc>
+          <w:tcPr>
+            <w:tcW w:type="dxa" w:w="2721"/>
+            <w:shd w:val="clear" w:fill="E6F9F8"/>
+          </w:tcPr>
+          <w:p>
+            <w:r>
+              <w:rPr>
+                <w:b/>
+                <w:color w:val="00A39E"/>
+                <w:sz w:val="18"/>
+              </w:rPr>
+              <w:t>Novedad</w:t>
+            </w:r>
+          </w:p>
+        </w:tc>
+        <w:tc>
+          <w:tcPr>
+            <w:tcW w:type="dxa" w:w="6917"/>
+            <w:shd w:val="clear" w:fill="E6F9F8"/>
+          </w:tcPr>
+          <w:p>
+            <w:r>
+              <w:rPr>
+                <w:b/>
+                <w:color w:val="00A39E"/>
+                <w:sz w:val="18"/>
+              </w:rPr>
+              <w:t>Qué aporta</w:t>
+            </w:r>
+          </w:p>
+        </w:tc>
+      </w:tr>
+      <w:tr>
+        <w:tc>
+          <w:tcPr>
+            <w:tcW w:type="dxa" w:w="2721"/>
+          </w:tcPr>
+          <w:p>
+            <w:r>
+              <w:rPr>
+                <w:b/>
+                <w:sz w:val="19"/>
+              </w:rPr>
+              <w:t>🌍 Tres variedades</w:t>
+            </w:r>
+          </w:p>
+        </w:tc>
+        <w:tc>
+          <w:tcPr>
+            <w:tcW w:type="dxa" w:w="6917"/>
+          </w:tcPr>
+          <w:p>
+            <w:r>
+              <w:rPr>
+                <w:sz w:val="19"/>
+              </w:rPr>
+              <w:t>El contenido se locuta y evalúa en Castellano, Galego (Proxecto Nós) o Dominicano (es-DO, Quisqueya Habla), elegibles en la tarjeta “Voz de la app” (ver CU-14). Cada variedad usa su propio banco de pares mínimos.</w:t>
+            </w:r>
+          </w:p>
+        </w:tc>
+      </w:tr>
+      <w:tr>
+        <w:tc>
+          <w:tcPr>
+            <w:tcW w:type="dxa" w:w="2721"/>
+          </w:tcPr>
+          <w:p>
+            <w:r>
+              <w:rPr>
+                <w:b/>
+                <w:sz w:val="19"/>
+              </w:rPr>
+              <w:t>🔊 Voz neuronal offline</w:t>
+            </w:r>
+          </w:p>
+        </w:tc>
+        <w:tc>
+          <w:tcPr>
+            <w:tcW w:type="dxa" w:w="6917"/>
+          </w:tcPr>
+          <w:p>
+            <w:r>
+              <w:rPr>
+                <w:sz w:val="19"/>
+              </w:rPr>
+              <w:t>Castellano y gallego suenan con voces neuronales pregeneradas (Sharvard y Celtia) empaquetadas en la app: locución natural sin conexión ni servidor. Lo no cubierto recae con suavidad en la voz del sistema.</w:t>
+            </w:r>
+          </w:p>
+        </w:tc>
+      </w:tr>
+      <w:tr>
+        <w:tc>
+          <w:tcPr>
+            <w:tcW w:type="dxa" w:w="2721"/>
+          </w:tcPr>
+          <w:p>
+            <w:r>
+              <w:rPr>
+                <w:b/>
+                <w:sz w:val="19"/>
+              </w:rPr>
+              <w:t>🇩🇴 Respeto dialectal</w:t>
+            </w:r>
+          </w:p>
+        </w:tc>
+        <w:tc>
+          <w:tcPr>
+            <w:tcW w:type="dxa" w:w="6917"/>
+          </w:tcPr>
+          <w:p>
+            <w:r>
+              <w:rPr>
+                <w:sz w:val="19"/>
+              </w:rPr>
+              <w:t>En dominicano la app no marca como error los rasgos normales del habla caribeña (seseo, aspiración de la “s”, cambio de “r/l” a final de sílaba): evita falsos positivos que estigmaticen el habla de la familia.</w:t>
+            </w:r>
+          </w:p>
+        </w:tc>
+      </w:tr>
+      <w:tr>
+        <w:tc>
+          <w:tcPr>
+            <w:tcW w:type="dxa" w:w="2721"/>
+          </w:tcPr>
+          <w:p>
+            <w:r>
+              <w:rPr>
+                <w:b/>
+                <w:sz w:val="19"/>
+              </w:rPr>
+              <w:t>🎛️ Panel del Adulto · Caos Comunicativo</w:t>
+            </w:r>
+          </w:p>
+        </w:tc>
+        <w:tc>
+          <w:tcPr>
+            <w:tcW w:type="dxa" w:w="6917"/>
+          </w:tcPr>
+          <w:p>
+            <w:r>
+              <w:rPr>
+                <w:sz w:val="19"/>
+              </w:rPr>
+              <w:t>Tres módulos manuales para el piloto (escucha en ruido, oso distractor de doble tarea y quiebre pragmático). Los activa siempre el adulto: la app nunca ajusta nada sola (ver CU-15).</w:t>
+            </w:r>
+          </w:p>
+        </w:tc>
+      </w:tr>
+      <w:tr>
+        <w:tc>
+          <w:tcPr>
+            <w:tcW w:type="dxa" w:w="2721"/>
+          </w:tcPr>
+          <w:p>
+            <w:r>
+              <w:rPr>
+                <w:b/>
+                <w:sz w:val="19"/>
+              </w:rPr>
+              <w:t>💬 Frases portadoras</w:t>
+            </w:r>
+          </w:p>
+        </w:tc>
+        <w:tc>
+          <w:tcPr>
+            <w:tcW w:type="dxa" w:w="6917"/>
+          </w:tcPr>
+          <w:p>
+            <w:r>
+              <w:rPr>
+                <w:sz w:val="19"/>
+              </w:rPr>
+              <w:t>En Pares Mínimos la palabra objetivo ya no se dicta aislada: se incrusta en una frase con entonación natural seguida de una pregunta, sin repetirse en diez ensayos seguidos.</w:t>
             </w:r>
           </w:p>
         </w:tc>
@@ -2477,6 +2725,174 @@
           </w:p>
         </w:tc>
       </w:tr>
+      <w:tr>
+        <w:tc>
+          <w:tcPr>
+            <w:tcW w:type="dxa" w:w="2381"/>
+          </w:tcPr>
+          <w:p>
+            <w:r>
+              <w:rPr>
+                <w:sz w:val="19"/>
+              </w:rPr>
+              <w:t>Variedad</w:t>
+            </w:r>
+          </w:p>
+        </w:tc>
+        <w:tc>
+          <w:tcPr>
+            <w:tcW w:type="dxa" w:w="7257"/>
+          </w:tcPr>
+          <w:p>
+            <w:r>
+              <w:rPr>
+                <w:sz w:val="19"/>
+              </w:rPr>
+              <w:t>Lengua o forma del habla en que la app locuta y evalúa el contenido: Castellano, Galego (Proxecto Nós) o Dominicano (es-DO, Quisqueya Habla). Se elige en “Voz de la app”.</w:t>
+            </w:r>
+          </w:p>
+        </w:tc>
+      </w:tr>
+      <w:tr>
+        <w:tc>
+          <w:tcPr>
+            <w:tcW w:type="dxa" w:w="2381"/>
+          </w:tcPr>
+          <w:p>
+            <w:r>
+              <w:rPr>
+                <w:sz w:val="19"/>
+              </w:rPr>
+              <w:t>Voz neuronal</w:t>
+            </w:r>
+          </w:p>
+        </w:tc>
+        <w:tc>
+          <w:tcPr>
+            <w:tcW w:type="dxa" w:w="7257"/>
+          </w:tcPr>
+          <w:p>
+            <w:r>
+              <w:rPr>
+                <w:sz w:val="19"/>
+              </w:rPr>
+              <w:t>Locución pregenerada con modelos de voz de alta calidad (Sharvard en castellano, Celtia en gallego) empaquetada en la app; suena natural y funciona sin conexión.</w:t>
+            </w:r>
+          </w:p>
+        </w:tc>
+      </w:tr>
+      <w:tr>
+        <w:tc>
+          <w:tcPr>
+            <w:tcW w:type="dxa" w:w="2381"/>
+          </w:tcPr>
+          <w:p>
+            <w:r>
+              <w:rPr>
+                <w:sz w:val="19"/>
+              </w:rPr>
+              <w:t>Rasgo dialectal</w:t>
+            </w:r>
+          </w:p>
+        </w:tc>
+        <w:tc>
+          <w:tcPr>
+            <w:tcW w:type="dxa" w:w="7257"/>
+          </w:tcPr>
+          <w:p>
+            <w:r>
+              <w:rPr>
+                <w:sz w:val="19"/>
+              </w:rPr>
+              <w:t>Característica normal del habla de una región (p. ej. el seseo dominicano). No es un error clínico y la app no lo penaliza.</w:t>
+            </w:r>
+          </w:p>
+        </w:tc>
+      </w:tr>
+      <w:tr>
+        <w:tc>
+          <w:tcPr>
+            <w:tcW w:type="dxa" w:w="2381"/>
+          </w:tcPr>
+          <w:p>
+            <w:r>
+              <w:rPr>
+                <w:sz w:val="19"/>
+              </w:rPr>
+              <w:t>Frase portadora</w:t>
+            </w:r>
+          </w:p>
+        </w:tc>
+        <w:tc>
+          <w:tcPr>
+            <w:tcW w:type="dxa" w:w="7257"/>
+          </w:tcPr>
+          <w:p>
+            <w:r>
+              <w:rPr>
+                <w:sz w:val="19"/>
+              </w:rPr>
+              <w:t>Frase natural en la que se incrusta la palabra objetivo (“El oso encontró una rana…”) para practicarla con entonación real en vez de aislada.</w:t>
+            </w:r>
+          </w:p>
+        </w:tc>
+      </w:tr>
+      <w:tr>
+        <w:tc>
+          <w:tcPr>
+            <w:tcW w:type="dxa" w:w="2381"/>
+          </w:tcPr>
+          <w:p>
+            <w:r>
+              <w:rPr>
+                <w:sz w:val="19"/>
+              </w:rPr>
+              <w:t>Caos comunicativo</w:t>
+            </w:r>
+          </w:p>
+        </w:tc>
+        <w:tc>
+          <w:tcPr>
+            <w:tcW w:type="dxa" w:w="7257"/>
+          </w:tcPr>
+          <w:p>
+            <w:r>
+              <w:rPr>
+                <w:sz w:val="19"/>
+              </w:rPr>
+              <w:t>Conjunto de retos de carga que el adulto activa a mano en su panel: ruido de fondo, distractor visual y quiebre de la comunicación. Nunca los activa la app sola.</w:t>
+            </w:r>
+          </w:p>
+        </w:tc>
+      </w:tr>
+      <w:tr>
+        <w:tc>
+          <w:tcPr>
+            <w:tcW w:type="dxa" w:w="2381"/>
+          </w:tcPr>
+          <w:p>
+            <w:r>
+              <w:rPr>
+                <w:sz w:val="19"/>
+              </w:rPr>
+              <w:t>Quiebre pragmático</w:t>
+            </w:r>
+          </w:p>
+        </w:tc>
+        <w:tc>
+          <w:tcPr>
+            <w:tcW w:type="dxa" w:w="7257"/>
+          </w:tcPr>
+          <w:p>
+            <w:r>
+              <w:rPr>
+                <w:sz w:val="19"/>
+              </w:rPr>
+              <w:t>Tarea en la que el adulto rompe la comunicación a propósito (murmura o pide algo absurdo) para observar cómo el niño la repara.</w:t>
+            </w:r>
+          </w:p>
+        </w:tc>
+      </w:tr>
     </w:tbl>
     <w:p>
       <w:pPr>
@@ -9363,6 +9779,1210 @@
         <w:br w:type="page"/>
       </w:r>
     </w:p>
+    <w:tbl>
+      <w:tblPr>
+        <w:tblW w:type="auto" w:w="0"/>
+        <w:jc w:val="center"/>
+        <w:tblLook w:firstColumn="1" w:firstRow="1" w:lastColumn="0" w:lastRow="0" w:noHBand="0" w:noVBand="1" w:val="04A0"/>
+      </w:tblPr>
+      <w:tblGrid>
+        <w:gridCol w:w="9638"/>
+      </w:tblGrid>
+      <w:tr>
+        <w:tc>
+          <w:tcPr>
+            <w:tcW w:type="dxa" w:w="9638"/>
+            <w:shd w:val="clear" w:fill="00C4BE"/>
+          </w:tcPr>
+          <w:p>
+            <w:pPr>
+              <w:spacing w:before="80"/>
+            </w:pPr>
+            <w:r>
+              <w:rPr>
+                <w:b/>
+                <w:color w:val="F0FDF9"/>
+                <w:sz w:val="17"/>
+              </w:rPr>
+              <w:t>CU-14 · Profesional / Familia</w:t>
+            </w:r>
+          </w:p>
+          <w:p>
+            <w:pPr>
+              <w:spacing w:after="80"/>
+            </w:pPr>
+            <w:r>
+              <w:rPr>
+                <w:b/>
+                <w:color w:val="FFFFFF"/>
+                <w:sz w:val="28"/>
+              </w:rPr>
+              <w:t>Elegir la variedad de terapia (Castellano · Galego · Dominicano)</w:t>
+            </w:r>
+          </w:p>
+        </w:tc>
+      </w:tr>
+    </w:tbl>
+    <w:tbl>
+      <w:tblPr>
+        <w:tblW w:type="auto" w:w="0"/>
+        <w:jc w:val="center"/>
+        <w:tblLook w:firstColumn="1" w:firstRow="1" w:lastColumn="0" w:lastRow="0" w:noHBand="0" w:noVBand="1" w:val="04A0"/>
+      </w:tblPr>
+      <w:tblGrid>
+        <w:gridCol w:w="4819"/>
+        <w:gridCol w:w="4819"/>
+      </w:tblGrid>
+      <w:tr>
+        <w:tc>
+          <w:tcPr>
+            <w:tcW w:type="dxa" w:w="4819"/>
+          </w:tcPr>
+          <w:p>
+            <w:r>
+              <w:rPr>
+                <w:b/>
+                <w:color w:val="6B7280"/>
+                <w:sz w:val="15"/>
+              </w:rPr>
+              <w:t>ACTOR</w:t>
+            </w:r>
+          </w:p>
+          <w:p>
+            <w:r>
+              <w:rPr>
+                <w:b/>
+                <w:sz w:val="19"/>
+              </w:rPr>
+              <w:t>Logopeda o tutor</w:t>
+            </w:r>
+          </w:p>
+        </w:tc>
+        <w:tc>
+          <w:tcPr>
+            <w:tcW w:type="dxa" w:w="4819"/>
+          </w:tcPr>
+          <w:p>
+            <w:r>
+              <w:rPr>
+                <w:b/>
+                <w:color w:val="6B7280"/>
+                <w:sz w:val="15"/>
+              </w:rPr>
+              <w:t>PANTALLA</w:t>
+            </w:r>
+          </w:p>
+          <w:p>
+            <w:r>
+              <w:rPr>
+                <w:b/>
+                <w:sz w:val="19"/>
+              </w:rPr>
+              <w:t>Tarjeta “Voz de la app”</w:t>
+            </w:r>
+          </w:p>
+        </w:tc>
+      </w:tr>
+      <w:tr>
+        <w:tc>
+          <w:tcPr>
+            <w:tcW w:type="dxa" w:w="4819"/>
+          </w:tcPr>
+          <w:p>
+            <w:r>
+              <w:rPr>
+                <w:b/>
+                <w:color w:val="6B7280"/>
+                <w:sz w:val="15"/>
+              </w:rPr>
+              <w:t>PRECONDICIÓN</w:t>
+            </w:r>
+          </w:p>
+          <w:p>
+            <w:r>
+              <w:rPr>
+                <w:b/>
+                <w:sz w:val="19"/>
+              </w:rPr>
+              <w:t>App abierta (funciona sin conexión)</w:t>
+            </w:r>
+          </w:p>
+        </w:tc>
+        <w:tc>
+          <w:tcPr>
+            <w:tcW w:type="dxa" w:w="4819"/>
+          </w:tcPr>
+          <w:p>
+            <w:r>
+              <w:rPr>
+                <w:b/>
+                <w:color w:val="6B7280"/>
+                <w:sz w:val="15"/>
+              </w:rPr>
+              <w:t>RESULTADO</w:t>
+            </w:r>
+          </w:p>
+          <w:p>
+            <w:r>
+              <w:rPr>
+                <w:b/>
+                <w:sz w:val="19"/>
+              </w:rPr>
+              <w:t>El contenido se locuta y evalúa en la variedad elegida</w:t>
+            </w:r>
+          </w:p>
+        </w:tc>
+      </w:tr>
+    </w:tbl>
+    <w:p>
+      <w:pPr>
+        <w:spacing w:after="40"/>
+      </w:pPr>
+    </w:p>
+    <w:p>
+      <w:r>
+        <w:rPr>
+          <w:b w:val="0"/>
+        </w:rPr>
+        <w:t xml:space="preserve">Valeria+ puede trabajar el contenido terapéutico en </w:t>
+      </w:r>
+      <w:r>
+        <w:rPr>
+          <w:b/>
+        </w:rPr>
+        <w:t>tres variedades</w:t>
+      </w:r>
+      <w:r>
+        <w:rPr>
+          <w:b w:val="0"/>
+        </w:rPr>
+        <w:t xml:space="preserve">. La </w:t>
+      </w:r>
+      <w:r>
+        <w:rPr>
+          <w:b/>
+        </w:rPr>
+        <w:t>interfaz</w:t>
+      </w:r>
+      <w:r>
+        <w:rPr>
+          <w:b w:val="0"/>
+        </w:rPr>
+        <w:t xml:space="preserve"> (menús y botones) sigue en castellano; lo que cambia es </w:t>
+      </w:r>
+      <w:r>
+        <w:rPr>
+          <w:b/>
+        </w:rPr>
+        <w:t>lo que se dice, se muestra y se evalúa</w:t>
+      </w:r>
+      <w:r>
+        <w:rPr>
+          <w:b w:val="0"/>
+        </w:rPr>
+        <w:t>. La elección se guarda en el dispositivo y se aplica a todos los bloques.</w:t>
+      </w:r>
+    </w:p>
+    <w:tbl>
+      <w:tblPr>
+        <w:tblStyle w:val="TableGrid"/>
+        <w:tblW w:type="auto" w:w="0"/>
+        <w:jc w:val="center"/>
+        <w:tblLook w:firstColumn="1" w:firstRow="1" w:lastColumn="0" w:lastRow="0" w:noHBand="0" w:noVBand="1" w:val="04A0"/>
+      </w:tblPr>
+      <w:tblGrid>
+        <w:gridCol w:w="4819"/>
+        <w:gridCol w:w="4819"/>
+      </w:tblGrid>
+      <w:tr>
+        <w:tc>
+          <w:tcPr>
+            <w:tcW w:type="dxa" w:w="2721"/>
+            <w:shd w:val="clear" w:fill="E6F9F8"/>
+          </w:tcPr>
+          <w:p>
+            <w:r>
+              <w:rPr>
+                <w:b/>
+                <w:color w:val="00A39E"/>
+                <w:sz w:val="18"/>
+              </w:rPr>
+              <w:t>Variedad</w:t>
+            </w:r>
+          </w:p>
+        </w:tc>
+        <w:tc>
+          <w:tcPr>
+            <w:tcW w:type="dxa" w:w="6917"/>
+            <w:shd w:val="clear" w:fill="E6F9F8"/>
+          </w:tcPr>
+          <w:p>
+            <w:r>
+              <w:rPr>
+                <w:b/>
+                <w:color w:val="00A39E"/>
+                <w:sz w:val="18"/>
+              </w:rPr>
+              <w:t>Cómo suena y evalúa</w:t>
+            </w:r>
+          </w:p>
+        </w:tc>
+      </w:tr>
+      <w:tr>
+        <w:tc>
+          <w:tcPr>
+            <w:tcW w:type="dxa" w:w="2721"/>
+          </w:tcPr>
+          <w:p>
+            <w:r>
+              <w:rPr>
+                <w:b/>
+                <w:sz w:val="19"/>
+              </w:rPr>
+              <w:t>🇪🇸 Castellano</w:t>
+            </w:r>
+          </w:p>
+        </w:tc>
+        <w:tc>
+          <w:tcPr>
+            <w:tcW w:type="dxa" w:w="6917"/>
+          </w:tcPr>
+          <w:p>
+            <w:r>
+              <w:rPr>
+                <w:sz w:val="19"/>
+              </w:rPr>
+              <w:t>Voz neuronal Sharvard pregenerada (offline) y reconocimiento del sistema en español de España.</w:t>
+            </w:r>
+          </w:p>
+        </w:tc>
+      </w:tr>
+      <w:tr>
+        <w:tc>
+          <w:tcPr>
+            <w:tcW w:type="dxa" w:w="2721"/>
+          </w:tcPr>
+          <w:p>
+            <w:r>
+              <w:rPr>
+                <w:b/>
+                <w:sz w:val="19"/>
+              </w:rPr>
+              <w:t>Galego</w:t>
+            </w:r>
+            <w:r>
+              <w:rPr>
+                <w:b w:val="0"/>
+                <w:sz w:val="19"/>
+              </w:rPr>
+              <w:t xml:space="preserve"> (Proxecto Nós)</w:t>
+            </w:r>
+          </w:p>
+        </w:tc>
+        <w:tc>
+          <w:tcPr>
+            <w:tcW w:type="dxa" w:w="6917"/>
+          </w:tcPr>
+          <w:p>
+            <w:r>
+              <w:rPr>
+                <w:sz w:val="19"/>
+              </w:rPr>
+              <w:t>Voz neuronal Celtia pregenerada en gallego; contenido y pares propios.</w:t>
+            </w:r>
+          </w:p>
+        </w:tc>
+      </w:tr>
+      <w:tr>
+        <w:tc>
+          <w:tcPr>
+            <w:tcW w:type="dxa" w:w="2721"/>
+          </w:tcPr>
+          <w:p>
+            <w:r>
+              <w:rPr>
+                <w:b/>
+                <w:sz w:val="19"/>
+              </w:rPr>
+              <w:t>🇩🇴 Dominicano</w:t>
+            </w:r>
+            <w:r>
+              <w:rPr>
+                <w:b w:val="0"/>
+                <w:sz w:val="19"/>
+              </w:rPr>
+              <w:t xml:space="preserve"> (Quisqueya Habla)</w:t>
+            </w:r>
+          </w:p>
+        </w:tc>
+        <w:tc>
+          <w:tcPr>
+            <w:tcW w:type="dxa" w:w="6917"/>
+          </w:tcPr>
+          <w:p>
+            <w:r>
+              <w:rPr>
+                <w:sz w:val="19"/>
+              </w:rPr>
+              <w:t>Usa la voz latina del dispositivo y el micrófono en es-DO; respeta los rasgos del habla caribeña.</w:t>
+            </w:r>
+          </w:p>
+        </w:tc>
+      </w:tr>
+    </w:tbl>
+    <w:p>
+      <w:pPr>
+        <w:spacing w:after="40"/>
+      </w:pPr>
+    </w:p>
+    <w:p>
+      <w:pPr>
+        <w:keepNext/>
+        <w:spacing w:after="60" w:before="160"/>
+      </w:pPr>
+      <w:r>
+        <w:rPr>
+          <w:b/>
+          <w:i w:val="0"/>
+          <w:color w:val="4B5563"/>
+          <w:sz w:val="21"/>
+        </w:rPr>
+        <w:t>Flujo principal</w:t>
+      </w:r>
+    </w:p>
+    <w:p>
+      <w:pPr>
+        <w:spacing w:after="60"/>
+        <w:ind w:left="454" w:hanging="255"/>
+      </w:pPr>
+      <w:r>
+        <w:rPr>
+          <w:b/>
+        </w:rPr>
+        <w:t xml:space="preserve">1. </w:t>
+      </w:r>
+      <w:r>
+        <w:rPr>
+          <w:b w:val="0"/>
+        </w:rPr>
+        <w:t xml:space="preserve">Abrir la tarjeta </w:t>
+      </w:r>
+      <w:r>
+        <w:rPr>
+          <w:b/>
+        </w:rPr>
+        <w:t>“Voz de la app”</w:t>
+      </w:r>
+      <w:r>
+        <w:rPr>
+          <w:b w:val="0"/>
+        </w:rPr>
+        <w:t xml:space="preserve"> y localizar </w:t>
+      </w:r>
+      <w:r>
+        <w:rPr>
+          <w:b/>
+        </w:rPr>
+        <w:t>“Variedad de la voz”</w:t>
+      </w:r>
+      <w:r>
+        <w:rPr>
+          <w:b w:val="0"/>
+        </w:rPr>
+        <w:t>.</w:t>
+      </w:r>
+    </w:p>
+    <w:p>
+      <w:pPr>
+        <w:spacing w:after="60"/>
+        <w:ind w:left="454" w:hanging="255"/>
+      </w:pPr>
+      <w:r>
+        <w:rPr>
+          <w:b/>
+        </w:rPr>
+        <w:t xml:space="preserve">2. </w:t>
+      </w:r>
+      <w:r>
+        <w:rPr>
+          <w:b w:val="0"/>
+        </w:rPr>
+        <w:t xml:space="preserve">Tocar </w:t>
+      </w:r>
+      <w:r>
+        <w:rPr>
+          <w:b/>
+        </w:rPr>
+        <w:t>Castellano</w:t>
+      </w:r>
+      <w:r>
+        <w:rPr>
+          <w:b w:val="0"/>
+        </w:rPr>
+        <w:t xml:space="preserve">, </w:t>
+      </w:r>
+      <w:r>
+        <w:rPr>
+          <w:b/>
+        </w:rPr>
+        <w:t>Galego</w:t>
+      </w:r>
+      <w:r>
+        <w:rPr>
+          <w:b w:val="0"/>
+        </w:rPr>
+        <w:t xml:space="preserve"> o </w:t>
+      </w:r>
+      <w:r>
+        <w:rPr>
+          <w:b/>
+        </w:rPr>
+        <w:t>Dominicano</w:t>
+      </w:r>
+      <w:r>
+        <w:rPr>
+          <w:b w:val="0"/>
+        </w:rPr>
+        <w:t>.</w:t>
+      </w:r>
+    </w:p>
+    <w:p>
+      <w:pPr>
+        <w:spacing w:after="60"/>
+        <w:ind w:left="454" w:hanging="255"/>
+      </w:pPr>
+      <w:r>
+        <w:rPr>
+          <w:b/>
+        </w:rPr>
+        <w:t xml:space="preserve">3. </w:t>
+      </w:r>
+      <w:r>
+        <w:rPr>
+          <w:b w:val="0"/>
+        </w:rPr>
+        <w:t>La app cambia al instante la locución y el reconocimiento; la tarjeta muestra un aviso sobre la voz disponible.</w:t>
+      </w:r>
+    </w:p>
+    <w:p>
+      <w:pPr>
+        <w:keepNext/>
+        <w:spacing w:after="60" w:before="160"/>
+      </w:pPr>
+      <w:r>
+        <w:rPr>
+          <w:b/>
+          <w:i w:val="0"/>
+          <w:color w:val="4B5563"/>
+          <w:sz w:val="21"/>
+        </w:rPr>
+        <w:t>Flujos alternativos</w:t>
+      </w:r>
+    </w:p>
+    <w:p>
+      <w:pPr>
+        <w:spacing w:after="60"/>
+        <w:ind w:left="454" w:hanging="255"/>
+      </w:pPr>
+      <w:r>
+        <w:t xml:space="preserve">•  </w:t>
+      </w:r>
+      <w:r>
+        <w:rPr>
+          <w:b/>
+        </w:rPr>
+        <w:t>En dominicano suena peninsular o robótica:</w:t>
+      </w:r>
+      <w:r>
+        <w:rPr>
+          <w:b w:val="0"/>
+        </w:rPr>
+        <w:t xml:space="preserve"> instalar una voz de “Español (Latinoamérica)” en los ajustes del dispositivo; la app la usará automáticamente.</w:t>
+      </w:r>
+    </w:p>
+    <w:p>
+      <w:pPr>
+        <w:spacing w:after="60"/>
+        <w:ind w:left="454" w:hanging="255"/>
+      </w:pPr>
+      <w:r>
+        <w:t xml:space="preserve">•  </w:t>
+      </w:r>
+      <w:r>
+        <w:rPr>
+          <w:b/>
+        </w:rPr>
+        <w:t>Falta la voz pregenerada de una locución:</w:t>
+      </w:r>
+      <w:r>
+        <w:rPr>
+          <w:b w:val="0"/>
+        </w:rPr>
+        <w:t xml:space="preserve"> la app recae con suavidad en la voz del sistema, sin interrumpir la sesión.</w:t>
+      </w:r>
+    </w:p>
+    <w:tbl>
+      <w:tblPr>
+        <w:tblW w:type="auto" w:w="0"/>
+        <w:jc w:val="center"/>
+        <w:tblLook w:firstColumn="1" w:firstRow="1" w:lastColumn="0" w:lastRow="0" w:noHBand="0" w:noVBand="1" w:val="04A0"/>
+      </w:tblPr>
+      <w:tblGrid>
+        <w:gridCol w:w="9638"/>
+      </w:tblGrid>
+      <w:tr>
+        <w:tc>
+          <w:tcPr>
+            <w:tcW w:type="dxa" w:w="9638"/>
+            <w:shd w:val="clear" w:fill="F0FDF9"/>
+          </w:tcPr>
+          <w:p>
+            <w:pPr>
+              <w:spacing w:after="40"/>
+            </w:pPr>
+            <w:r>
+              <w:rPr>
+                <w:b/>
+                <w:color w:val="00A39E"/>
+                <w:sz w:val="17"/>
+              </w:rPr>
+              <w:t>RESPETO DIALECTAL</w:t>
+            </w:r>
+          </w:p>
+          <w:p>
+            <w:pPr>
+              <w:spacing w:after="40"/>
+            </w:pPr>
+            <w:r>
+              <w:rPr>
+                <w:b w:val="0"/>
+                <w:sz w:val="19"/>
+              </w:rPr>
+              <w:t xml:space="preserve">En dominicano, la app </w:t>
+            </w:r>
+            <w:r>
+              <w:rPr>
+                <w:b/>
+                <w:sz w:val="19"/>
+              </w:rPr>
+              <w:t>no marca como error</w:t>
+            </w:r>
+            <w:r>
+              <w:rPr>
+                <w:b w:val="0"/>
+                <w:sz w:val="19"/>
+              </w:rPr>
+              <w:t xml:space="preserve"> el seseo, la aspiración de la “s” ni el cambio de “r/l” a final de sílaba: son rasgos normales del habla, no fallos que corregir.</w:t>
+            </w:r>
+          </w:p>
+        </w:tc>
+      </w:tr>
+    </w:tbl>
+    <w:p>
+      <w:pPr>
+        <w:spacing w:after="40"/>
+      </w:pPr>
+    </w:p>
+    <w:tbl>
+      <w:tblPr>
+        <w:tblW w:type="auto" w:w="0"/>
+        <w:jc w:val="center"/>
+        <w:tblLook w:firstColumn="1" w:firstRow="1" w:lastColumn="0" w:lastRow="0" w:noHBand="0" w:noVBand="1" w:val="04A0"/>
+      </w:tblPr>
+      <w:tblGrid>
+        <w:gridCol w:w="9638"/>
+      </w:tblGrid>
+      <w:tr>
+        <w:tc>
+          <w:tcPr>
+            <w:tcW w:type="dxa" w:w="9638"/>
+            <w:shd w:val="clear" w:fill="7C4FD0"/>
+          </w:tcPr>
+          <w:p>
+            <w:pPr>
+              <w:spacing w:before="80"/>
+            </w:pPr>
+            <w:r>
+              <w:rPr>
+                <w:b/>
+                <w:color w:val="F0FDF9"/>
+                <w:sz w:val="17"/>
+              </w:rPr>
+              <w:t>CU-15 · Profesional</w:t>
+            </w:r>
+          </w:p>
+          <w:p>
+            <w:pPr>
+              <w:spacing w:after="80"/>
+            </w:pPr>
+            <w:r>
+              <w:rPr>
+                <w:b/>
+                <w:color w:val="FFFFFF"/>
+                <w:sz w:val="28"/>
+              </w:rPr>
+              <w:t>Panel del Adulto: caos comunicativo (ruido, doble tarea, quiebre)</w:t>
+            </w:r>
+          </w:p>
+        </w:tc>
+      </w:tr>
+    </w:tbl>
+    <w:tbl>
+      <w:tblPr>
+        <w:tblW w:type="auto" w:w="0"/>
+        <w:jc w:val="center"/>
+        <w:tblLook w:firstColumn="1" w:firstRow="1" w:lastColumn="0" w:lastRow="0" w:noHBand="0" w:noVBand="1" w:val="04A0"/>
+      </w:tblPr>
+      <w:tblGrid>
+        <w:gridCol w:w="4819"/>
+        <w:gridCol w:w="4819"/>
+      </w:tblGrid>
+      <w:tr>
+        <w:tc>
+          <w:tcPr>
+            <w:tcW w:type="dxa" w:w="4819"/>
+          </w:tcPr>
+          <w:p>
+            <w:r>
+              <w:rPr>
+                <w:b/>
+                <w:color w:val="6B7280"/>
+                <w:sz w:val="15"/>
+              </w:rPr>
+              <w:t>ACTOR</w:t>
+            </w:r>
+          </w:p>
+          <w:p>
+            <w:r>
+              <w:rPr>
+                <w:b/>
+                <w:sz w:val="19"/>
+              </w:rPr>
+              <w:t>Adulto que dirige la sesión (logopeda o tutor)</w:t>
+            </w:r>
+          </w:p>
+        </w:tc>
+        <w:tc>
+          <w:tcPr>
+            <w:tcW w:type="dxa" w:w="4819"/>
+          </w:tcPr>
+          <w:p>
+            <w:r>
+              <w:rPr>
+                <w:b/>
+                <w:color w:val="6B7280"/>
+                <w:sz w:val="15"/>
+              </w:rPr>
+              <w:t>PANTALLA</w:t>
+            </w:r>
+          </w:p>
+          <w:p>
+            <w:r>
+              <w:rPr>
+                <w:b/>
+                <w:sz w:val="19"/>
+              </w:rPr>
+              <w:t>Reproductor de Ejercicios → Panel del Adulto</w:t>
+            </w:r>
+          </w:p>
+        </w:tc>
+      </w:tr>
+      <w:tr>
+        <w:tc>
+          <w:tcPr>
+            <w:tcW w:type="dxa" w:w="4819"/>
+          </w:tcPr>
+          <w:p>
+            <w:r>
+              <w:rPr>
+                <w:b/>
+                <w:color w:val="6B7280"/>
+                <w:sz w:val="15"/>
+              </w:rPr>
+              <w:t>PRECONDICIÓN</w:t>
+            </w:r>
+          </w:p>
+          <w:p>
+            <w:r>
+              <w:rPr>
+                <w:b/>
+                <w:sz w:val="19"/>
+              </w:rPr>
+              <w:t>Ejercicio de Audición/Lenguaje en curso</w:t>
+            </w:r>
+          </w:p>
+        </w:tc>
+        <w:tc>
+          <w:tcPr>
+            <w:tcW w:type="dxa" w:w="4819"/>
+          </w:tcPr>
+          <w:p>
+            <w:r>
+              <w:rPr>
+                <w:b/>
+                <w:color w:val="6B7280"/>
+                <w:sz w:val="15"/>
+              </w:rPr>
+              <w:t>RESULTADO</w:t>
+            </w:r>
+          </w:p>
+          <w:p>
+            <w:r>
+              <w:rPr>
+                <w:b/>
+                <w:sz w:val="19"/>
+              </w:rPr>
+              <w:t>Reto de carga aplicado a mano y registrado</w:t>
+            </w:r>
+          </w:p>
+        </w:tc>
+      </w:tr>
+    </w:tbl>
+    <w:p>
+      <w:pPr>
+        <w:spacing w:after="40"/>
+      </w:pPr>
+    </w:p>
+    <w:p>
+      <w:r>
+        <w:rPr>
+          <w:b w:val="0"/>
+        </w:rPr>
+        <w:t xml:space="preserve">Para el </w:t>
+      </w:r>
+      <w:r>
+        <w:rPr>
+          <w:b/>
+        </w:rPr>
+        <w:t>piloto clínico</w:t>
+      </w:r>
+      <w:r>
+        <w:rPr>
+          <w:b w:val="0"/>
+        </w:rPr>
+        <w:t xml:space="preserve">, el </w:t>
+      </w:r>
+      <w:r>
+        <w:rPr>
+          <w:b/>
+        </w:rPr>
+        <w:t>Panel del Adulto</w:t>
+      </w:r>
+      <w:r>
+        <w:rPr>
+          <w:b w:val="0"/>
+        </w:rPr>
+        <w:t xml:space="preserve"> (tarjeta plegable dentro del ejercicio) añade tres módulos de </w:t>
+      </w:r>
+      <w:r>
+        <w:rPr>
+          <w:b/>
+        </w:rPr>
+        <w:t>carga comunicativa</w:t>
+      </w:r>
+      <w:r>
+        <w:rPr>
+          <w:b w:val="0"/>
+        </w:rPr>
+        <w:t xml:space="preserve">. Todos son </w:t>
+      </w:r>
+      <w:r>
+        <w:rPr>
+          <w:b/>
+        </w:rPr>
+        <w:t>manuales</w:t>
+      </w:r>
+      <w:r>
+        <w:rPr>
+          <w:b w:val="0"/>
+        </w:rPr>
+        <w:t>: la app nunca los activa, mide ni ajusta por su cuenta; es el adulto quien decide cuándo y cuánto.</w:t>
+      </w:r>
+    </w:p>
+    <w:tbl>
+      <w:tblPr>
+        <w:tblStyle w:val="TableGrid"/>
+        <w:tblW w:type="auto" w:w="0"/>
+        <w:jc w:val="center"/>
+        <w:tblLook w:firstColumn="1" w:firstRow="1" w:lastColumn="0" w:lastRow="0" w:noHBand="0" w:noVBand="1" w:val="04A0"/>
+      </w:tblPr>
+      <w:tblGrid>
+        <w:gridCol w:w="4819"/>
+        <w:gridCol w:w="4819"/>
+      </w:tblGrid>
+      <w:tr>
+        <w:tc>
+          <w:tcPr>
+            <w:tcW w:type="dxa" w:w="2721"/>
+            <w:shd w:val="clear" w:fill="E6F9F8"/>
+          </w:tcPr>
+          <w:p>
+            <w:r>
+              <w:rPr>
+                <w:b/>
+                <w:color w:val="00A39E"/>
+                <w:sz w:val="18"/>
+              </w:rPr>
+              <w:t>Módulo</w:t>
+            </w:r>
+          </w:p>
+        </w:tc>
+        <w:tc>
+          <w:tcPr>
+            <w:tcW w:type="dxa" w:w="6917"/>
+            <w:shd w:val="clear" w:fill="E6F9F8"/>
+          </w:tcPr>
+          <w:p>
+            <w:r>
+              <w:rPr>
+                <w:b/>
+                <w:color w:val="00A39E"/>
+                <w:sz w:val="18"/>
+              </w:rPr>
+              <w:t>Qué hace</w:t>
+            </w:r>
+          </w:p>
+        </w:tc>
+      </w:tr>
+      <w:tr>
+        <w:tc>
+          <w:tcPr>
+            <w:tcW w:type="dxa" w:w="2721"/>
+          </w:tcPr>
+          <w:p>
+            <w:r>
+              <w:rPr>
+                <w:b/>
+                <w:sz w:val="19"/>
+              </w:rPr>
+              <w:t>🔊 Escucha en ruido</w:t>
+            </w:r>
+          </w:p>
+        </w:tc>
+        <w:tc>
+          <w:tcPr>
+            <w:tcW w:type="dxa" w:w="6917"/>
+          </w:tcPr>
+          <w:p>
+            <w:r>
+              <w:rPr>
+                <w:sz w:val="19"/>
+              </w:rPr>
+              <w:t>Un slider añade ruido de fondo (bullicio de cafetería) por debajo de la instrucción. El volumen sube o baja solo con el dedo del adulto.</w:t>
+            </w:r>
+          </w:p>
+        </w:tc>
+      </w:tr>
+      <w:tr>
+        <w:tc>
+          <w:tcPr>
+            <w:tcW w:type="dxa" w:w="2721"/>
+          </w:tcPr>
+          <w:p>
+            <w:r>
+              <w:rPr>
+                <w:b/>
+                <w:sz w:val="19"/>
+              </w:rPr>
+              <w:t>🐻 Doble tarea</w:t>
+            </w:r>
+          </w:p>
+        </w:tc>
+        <w:tc>
+          <w:tcPr>
+            <w:tcW w:type="dxa" w:w="6917"/>
+          </w:tcPr>
+          <w:p>
+            <w:r>
+              <w:rPr>
+                <w:sz w:val="19"/>
+              </w:rPr>
+              <w:t>Un oso distractor se asoma y se mueve por el borde de la pantalla sin ser tocable: obliga al niño a atender a la voz pese a la interferencia visual.</w:t>
+            </w:r>
+          </w:p>
+        </w:tc>
+      </w:tr>
+      <w:tr>
+        <w:tc>
+          <w:tcPr>
+            <w:tcW w:type="dxa" w:w="2721"/>
+          </w:tcPr>
+          <w:p>
+            <w:r>
+              <w:rPr>
+                <w:b/>
+                <w:sz w:val="19"/>
+              </w:rPr>
+              <w:t>💬 Quiebre pragmático</w:t>
+            </w:r>
+          </w:p>
+        </w:tc>
+        <w:tc>
+          <w:tcPr>
+            <w:tcW w:type="dxa" w:w="6917"/>
+          </w:tcPr>
+          <w:p>
+            <w:r>
+              <w:rPr>
+                <w:sz w:val="19"/>
+              </w:rPr>
+              <w:t>La app calla y el adulto rompe la comunicación a propósito; luego marca la estrategia de reparación que usó el niño.</w:t>
+            </w:r>
+          </w:p>
+        </w:tc>
+      </w:tr>
+    </w:tbl>
+    <w:p>
+      <w:pPr>
+        <w:spacing w:after="40"/>
+      </w:pPr>
+    </w:p>
+    <w:p>
+      <w:pPr>
+        <w:keepNext/>
+        <w:spacing w:after="60" w:before="160"/>
+      </w:pPr>
+      <w:r>
+        <w:rPr>
+          <w:b/>
+          <w:i w:val="0"/>
+          <w:color w:val="4B5563"/>
+          <w:sz w:val="21"/>
+        </w:rPr>
+        <w:t>Flujo principal</w:t>
+      </w:r>
+    </w:p>
+    <w:p>
+      <w:pPr>
+        <w:spacing w:after="60"/>
+        <w:ind w:left="454" w:hanging="255"/>
+      </w:pPr>
+      <w:r>
+        <w:rPr>
+          <w:b/>
+        </w:rPr>
+        <w:t xml:space="preserve">1. </w:t>
+      </w:r>
+      <w:r>
+        <w:rPr>
+          <w:b w:val="0"/>
+        </w:rPr>
+        <w:t xml:space="preserve">Durante el ejercicio, desplegar la tarjeta </w:t>
+      </w:r>
+      <w:r>
+        <w:rPr>
+          <w:b/>
+        </w:rPr>
+        <w:t>“Panel del Adulto”</w:t>
+      </w:r>
+      <w:r>
+        <w:rPr>
+          <w:b w:val="0"/>
+        </w:rPr>
+        <w:t>.</w:t>
+      </w:r>
+    </w:p>
+    <w:p>
+      <w:pPr>
+        <w:spacing w:after="60"/>
+        <w:ind w:left="454" w:hanging="255"/>
+      </w:pPr>
+      <w:r>
+        <w:rPr>
+          <w:b/>
+        </w:rPr>
+        <w:t xml:space="preserve">2. </w:t>
+      </w:r>
+      <w:r>
+        <w:rPr>
+          <w:b w:val="0"/>
+        </w:rPr>
+        <w:t xml:space="preserve">Activar el módulo deseado: mover el </w:t>
+      </w:r>
+      <w:r>
+        <w:rPr>
+          <w:b/>
+        </w:rPr>
+        <w:t>slider de ruido</w:t>
+      </w:r>
+      <w:r>
+        <w:rPr>
+          <w:b w:val="0"/>
+        </w:rPr>
+        <w:t xml:space="preserve">, encender el </w:t>
+      </w:r>
+      <w:r>
+        <w:rPr>
+          <w:b/>
+        </w:rPr>
+        <w:t>oso distractor</w:t>
+      </w:r>
+      <w:r>
+        <w:rPr>
+          <w:b w:val="0"/>
+        </w:rPr>
+        <w:t xml:space="preserve"> o lanzar el </w:t>
+      </w:r>
+      <w:r>
+        <w:rPr>
+          <w:b/>
+        </w:rPr>
+        <w:t>quiebre pragmático</w:t>
+      </w:r>
+      <w:r>
+        <w:rPr>
+          <w:b w:val="0"/>
+        </w:rPr>
+        <w:t>.</w:t>
+      </w:r>
+    </w:p>
+    <w:p>
+      <w:pPr>
+        <w:spacing w:after="60"/>
+        <w:ind w:left="454" w:hanging="255"/>
+      </w:pPr>
+      <w:r>
+        <w:rPr>
+          <w:b/>
+        </w:rPr>
+        <w:t xml:space="preserve">3. </w:t>
+      </w:r>
+      <w:r>
+        <w:rPr>
+          <w:b w:val="0"/>
+        </w:rPr>
+        <w:t xml:space="preserve">Guiar la respuesta del niño y, en el quiebre, seleccionar la </w:t>
+      </w:r>
+      <w:r>
+        <w:rPr>
+          <w:b/>
+        </w:rPr>
+        <w:t>estrategia de reparación</w:t>
+      </w:r>
+      <w:r>
+        <w:rPr>
+          <w:b w:val="0"/>
+        </w:rPr>
+        <w:t xml:space="preserve"> observada.</w:t>
+      </w:r>
+    </w:p>
+    <w:p>
+      <w:pPr>
+        <w:spacing w:after="60"/>
+        <w:ind w:left="454" w:hanging="255"/>
+      </w:pPr>
+      <w:r>
+        <w:rPr>
+          <w:b/>
+        </w:rPr>
+        <w:t xml:space="preserve">4. </w:t>
+      </w:r>
+      <w:r>
+        <w:rPr>
+          <w:b w:val="0"/>
+        </w:rPr>
+        <w:t>Desactivar el módulo cuando convenga; el nivel de reto queda registrado de forma anónima.</w:t>
+      </w:r>
+    </w:p>
+    <w:tbl>
+      <w:tblPr>
+        <w:tblW w:type="auto" w:w="0"/>
+        <w:jc w:val="center"/>
+        <w:tblLook w:firstColumn="1" w:firstRow="1" w:lastColumn="0" w:lastRow="0" w:noHBand="0" w:noVBand="1" w:val="04A0"/>
+      </w:tblPr>
+      <w:tblGrid>
+        <w:gridCol w:w="9638"/>
+      </w:tblGrid>
+      <w:tr>
+        <w:tc>
+          <w:tcPr>
+            <w:tcW w:type="dxa" w:w="9638"/>
+            <w:shd w:val="clear" w:fill="FFFBEB"/>
+          </w:tcPr>
+          <w:p>
+            <w:pPr>
+              <w:spacing w:after="40"/>
+            </w:pPr>
+            <w:r>
+              <w:rPr>
+                <w:b/>
+                <w:color w:val="B45309"/>
+                <w:sz w:val="17"/>
+              </w:rPr>
+              <w:t>ANTES DEL QUIEBRE PRAGMÁTICO</w:t>
+            </w:r>
+          </w:p>
+          <w:p>
+            <w:pPr>
+              <w:spacing w:after="40"/>
+            </w:pPr>
+            <w:r>
+              <w:rPr>
+                <w:sz w:val="19"/>
+              </w:rPr>
+              <w:t>Un aviso recuerda que la tarea genera “frustración útil” y se puede cancelar. Explicarlo evita que la familia lo viva como un fallo de la app.</w:t>
+            </w:r>
+          </w:p>
+        </w:tc>
+      </w:tr>
+    </w:tbl>
+    <w:p>
+      <w:pPr>
+        <w:spacing w:after="40"/>
+      </w:pPr>
+    </w:p>
+    <w:tbl>
+      <w:tblPr>
+        <w:tblW w:type="auto" w:w="0"/>
+        <w:jc w:val="center"/>
+        <w:tblLook w:firstColumn="1" w:firstRow="1" w:lastColumn="0" w:lastRow="0" w:noHBand="0" w:noVBand="1" w:val="04A0"/>
+      </w:tblPr>
+      <w:tblGrid>
+        <w:gridCol w:w="9638"/>
+      </w:tblGrid>
+      <w:tr>
+        <w:tc>
+          <w:tcPr>
+            <w:tcW w:type="dxa" w:w="9638"/>
+            <w:shd w:val="clear" w:fill="F5F0FF"/>
+          </w:tcPr>
+          <w:p>
+            <w:pPr>
+              <w:spacing w:after="40"/>
+            </w:pPr>
+            <w:r>
+              <w:rPr>
+                <w:b/>
+                <w:color w:val="6D3FC4"/>
+                <w:sz w:val="17"/>
+              </w:rPr>
+              <w:t>SIEMPRE EN MANOS DEL ADULTO</w:t>
+            </w:r>
+          </w:p>
+          <w:p>
+            <w:pPr>
+              <w:spacing w:after="40"/>
+            </w:pPr>
+            <w:r>
+              <w:rPr>
+                <w:sz w:val="19"/>
+              </w:rPr>
+              <w:t>Ningún módulo se activa solo. Esta regla es deliberada: mantiene la app como herramienta de apoyo a la terapia, no como un aparato de medición automática.</w:t>
+            </w:r>
+          </w:p>
+        </w:tc>
+      </w:tr>
+    </w:tbl>
+    <w:p>
+      <w:pPr>
+        <w:spacing w:after="40"/>
+      </w:pPr>
+    </w:p>
+    <w:p>
+      <w:r>
+        <w:br w:type="page"/>
+      </w:r>
+    </w:p>
     <w:p>
       <w:pPr>
         <w:keepNext/>
@@ -9795,6 +11415,118 @@
           </w:p>
         </w:tc>
       </w:tr>
+      <w:tr>
+        <w:tc>
+          <w:tcPr>
+            <w:tcW w:type="dxa" w:w="3402"/>
+          </w:tcPr>
+          <w:p>
+            <w:r>
+              <w:rPr>
+                <w:sz w:val="19"/>
+              </w:rPr>
+              <w:t>¿Puedo usar la app en gallego o en dominicano?</w:t>
+            </w:r>
+          </w:p>
+        </w:tc>
+        <w:tc>
+          <w:tcPr>
+            <w:tcW w:type="dxa" w:w="6236"/>
+          </w:tcPr>
+          <w:p>
+            <w:r>
+              <w:rPr>
+                <w:sz w:val="19"/>
+              </w:rPr>
+              <w:t>Sí. En la tarjeta “Voz de la app” se elige la variedad (Castellano, Galego o Dominicano). Cambia lo que se locuta y evalúa; los menús siguen en castellano (CU-14).</w:t>
+            </w:r>
+          </w:p>
+        </w:tc>
+      </w:tr>
+      <w:tr>
+        <w:tc>
+          <w:tcPr>
+            <w:tcW w:type="dxa" w:w="3402"/>
+          </w:tcPr>
+          <w:p>
+            <w:r>
+              <w:rPr>
+                <w:sz w:val="19"/>
+              </w:rPr>
+              <w:t>En dominicano la voz suena de España o robótica</w:t>
+            </w:r>
+          </w:p>
+        </w:tc>
+        <w:tc>
+          <w:tcPr>
+            <w:tcW w:type="dxa" w:w="6236"/>
+          </w:tcPr>
+          <w:p>
+            <w:r>
+              <w:rPr>
+                <w:sz w:val="19"/>
+              </w:rPr>
+              <w:t>Instale una voz de “Español (Latinoamérica)” en los ajustes del dispositivo. La app la detecta y la usa automáticamente (v8).</w:t>
+            </w:r>
+          </w:p>
+        </w:tc>
+      </w:tr>
+      <w:tr>
+        <w:tc>
+          <w:tcPr>
+            <w:tcW w:type="dxa" w:w="3402"/>
+          </w:tcPr>
+          <w:p>
+            <w:r>
+              <w:rPr>
+                <w:sz w:val="19"/>
+              </w:rPr>
+              <w:t>Marca como error algo que en mi país se dice así</w:t>
+            </w:r>
+          </w:p>
+        </w:tc>
+        <w:tc>
+          <w:tcPr>
+            <w:tcW w:type="dxa" w:w="6236"/>
+          </w:tcPr>
+          <w:p>
+            <w:r>
+              <w:rPr>
+                <w:sz w:val="19"/>
+              </w:rPr>
+              <w:t>En la variedad dominicana la app respeta los rasgos del habla caribeña (seseo, “s” aspirada, “r/l” final). Y recuerde: el adulto es siempre el juez final del veredicto.</w:t>
+            </w:r>
+          </w:p>
+        </w:tc>
+      </w:tr>
+      <w:tr>
+        <w:tc>
+          <w:tcPr>
+            <w:tcW w:type="dxa" w:w="3402"/>
+          </w:tcPr>
+          <w:p>
+            <w:r>
+              <w:rPr>
+                <w:sz w:val="19"/>
+              </w:rPr>
+              <w:t>Apareció ruido de fondo o un oso moviéndose</w:t>
+            </w:r>
+          </w:p>
+        </w:tc>
+        <w:tc>
+          <w:tcPr>
+            <w:tcW w:type="dxa" w:w="6236"/>
+          </w:tcPr>
+          <w:p>
+            <w:r>
+              <w:rPr>
+                <w:sz w:val="19"/>
+              </w:rPr>
+              <w:t>Son módulos del Panel del Adulto (caos comunicativo) del piloto; solo se activan a mano. Desactívelos desde ese mismo panel (CU-15).</w:t>
+            </w:r>
+          </w:p>
+        </w:tc>
+      </w:tr>
     </w:tbl>
     <w:p>
       <w:pPr>
@@ -9817,7 +11549,7 @@
           <w:color w:val="6B7280"/>
           <w:sz w:val="17"/>
         </w:rPr>
-        <w:t>Valeria+ · Manual de Casos de Uso · v7 (con capturas de pantalla) · Julio de 2026 · Terapia auditivo-verbal y del lenguaje para la infancia. Documento de apoyo para logopedas y familias. Los datos personales se tratan localmente conforme a RGPD/HIPAA; la sincronización en la nube y la telemetría anónima del piloto son opcionales.</w:t>
+        <w:t>Valeria+ · Manual de Casos de Uso · v8 (con capturas de pantalla) · Julio de 2026 · Terapia auditivo-verbal y del lenguaje para la infancia. Documento de apoyo para logopedas y familias. Disponible en Castellano, Galego (Proxecto Nós) y Dominicano (Quisqueya Habla). Los datos personales se tratan localmente conforme a RGPD/HIPAA; la sincronización en la nube y la telemetría anónima del piloto son opcionales.</w:t>
       </w:r>
     </w:p>
     <w:sectPr>
@@ -9843,7 +11575,7 @@
         <w:color w:val="6B7280"/>
         <w:sz w:val="16"/>
       </w:rPr>
-      <w:t>Valeria+ · Manual de Casos de Uso · v7 (con capturas de pantalla) · Julio de 2026</w:t>
+      <w:t>Valeria+ · Manual de Casos de Uso · v8 (con capturas de pantalla) · Julio de 2026</w:t>
     </w:r>
   </w:p>
 </w:ftr>

--- a/docs/Valeria-Manual-Casos-de-Uso.docx
+++ b/docs/Valeria-Manual-Casos-de-Uso.docx
@@ -451,7 +451,7 @@
         <w:t xml:space="preserve">CU-15   </w:t>
       </w:r>
       <w:r>
-        <w:t>Panel del Adulto: caos comunicativo (ruido, doble tarea, quiebre)</w:t>
+        <w:t>Panel del Adulto: carga comunicativa (ruido, doble tarea, quiebre)</w:t>
       </w:r>
     </w:p>
     <w:p>
@@ -1427,7 +1427,7 @@
                 <w:b/>
                 <w:sz w:val="19"/>
               </w:rPr>
-              <w:t>🎛️ Panel del Adulto · Caos Comunicativo</w:t>
+              <w:t>🎛️ Panel del Adulto · Carga Comunicativa</w:t>
             </w:r>
           </w:p>
         </w:tc>
@@ -2847,7 +2847,7 @@
               <w:rPr>
                 <w:sz w:val="19"/>
               </w:rPr>
-              <w:t>Caos comunicativo</w:t>
+              <w:t>Carga comunicativa</w:t>
             </w:r>
           </w:p>
         </w:tc>
@@ -2860,7 +2860,7 @@
               <w:rPr>
                 <w:sz w:val="19"/>
               </w:rPr>
-              <w:t>Conjunto de retos de carga que el adulto activa a mano en su panel: ruido de fondo, distractor visual y quiebre de la comunicación. Nunca los activa la app sola.</w:t>
+              <w:t>Conjunto de retos que el adulto activa a mano en su panel: ruido de fondo, distractor visual y quiebre de la comunicación. Nunca los activa la app sola.</w:t>
             </w:r>
           </w:p>
         </w:tc>
@@ -10421,7 +10421,7 @@
                 <w:color w:val="FFFFFF"/>
                 <w:sz w:val="28"/>
               </w:rPr>
-              <w:t>Panel del Adulto: caos comunicativo (ruido, doble tarea, quiebre)</w:t>
+              <w:t>Panel del Adulto: carga comunicativa (ruido, doble tarea, quiebre)</w:t>
             </w:r>
           </w:p>
         </w:tc>
@@ -11522,7 +11522,7 @@
               <w:rPr>
                 <w:sz w:val="19"/>
               </w:rPr>
-              <w:t>Son módulos del Panel del Adulto (caos comunicativo) del piloto; solo se activan a mano. Desactívelos desde ese mismo panel (CU-15).</w:t>
+              <w:t>Son módulos del Panel del Adulto (carga comunicativa) del piloto; solo se activan a mano. Desactívelos desde ese mismo panel (CU-15).</w:t>
             </w:r>
           </w:p>
         </w:tc>

--- a/docs/Valeria-Manual-Casos-de-Uso.docx
+++ b/docs/Valeria-Manual-Casos-de-Uso.docx
@@ -10396,6 +10396,94 @@
         <w:tc>
           <w:tcPr>
             <w:tcW w:type="dxa" w:w="9638"/>
+          </w:tcPr>
+          <w:p>
+            <w:pPr>
+              <w:jc w:val="center"/>
+            </w:pPr>
+            <w:r>
+              <w:drawing>
+                <wp:inline xmlns:a="http://schemas.openxmlformats.org/drawingml/2006/main" xmlns:pic="http://schemas.openxmlformats.org/drawingml/2006/picture">
+                  <wp:extent cx="2304000" cy="4986092"/>
+                  <wp:docPr id="22" name="Picture 22"/>
+                  <wp:cNvGraphicFramePr>
+                    <a:graphicFrameLocks noChangeAspect="1"/>
+                  </wp:cNvGraphicFramePr>
+                  <a:graphic>
+                    <a:graphicData uri="http://schemas.openxmlformats.org/drawingml/2006/picture">
+                      <pic:pic>
+                        <pic:nvPicPr>
+                          <pic:cNvPr id="0" name="22-voz-variedad.png"/>
+                          <pic:cNvPicPr/>
+                        </pic:nvPicPr>
+                        <pic:blipFill>
+                          <a:blip r:embed="rId31"/>
+                          <a:stretch>
+                            <a:fillRect/>
+                          </a:stretch>
+                        </pic:blipFill>
+                        <pic:spPr>
+                          <a:xfrm>
+                            <a:off x="0" y="0"/>
+                            <a:ext cx="2304000" cy="4986092"/>
+                          </a:xfrm>
+                          <a:prstGeom prst="rect"/>
+                        </pic:spPr>
+                      </pic:pic>
+                    </a:graphicData>
+                  </a:graphic>
+                </wp:inline>
+              </w:drawing>
+            </w:r>
+          </w:p>
+        </w:tc>
+      </w:tr>
+      <w:tr>
+        <w:tc>
+          <w:tcPr>
+            <w:tcW w:type="dxa" w:w="9638"/>
+          </w:tcPr>
+          <w:p>
+            <w:pPr>
+              <w:jc w:val="center"/>
+            </w:pPr>
+            <w:r>
+              <w:rPr>
+                <w:b/>
+                <w:color w:val="00A39E"/>
+                <w:sz w:val="17"/>
+              </w:rPr>
+              <w:t xml:space="preserve">Fig. 22 · </w:t>
+            </w:r>
+            <w:r>
+              <w:rPr>
+                <w:color w:val="4B5563"/>
+                <w:sz w:val="17"/>
+              </w:rPr>
+              <w:t>Tarjeta “Voz de la app”: selector de variedad Castellano · Galego · Dominicano.</w:t>
+            </w:r>
+          </w:p>
+        </w:tc>
+      </w:tr>
+    </w:tbl>
+    <w:p>
+      <w:pPr>
+        <w:spacing w:after="40"/>
+      </w:pPr>
+    </w:p>
+    <w:tbl>
+      <w:tblPr>
+        <w:tblW w:type="auto" w:w="0"/>
+        <w:jc w:val="center"/>
+        <w:tblLook w:firstColumn="1" w:firstRow="1" w:lastColumn="0" w:lastRow="0" w:noHBand="0" w:noVBand="1" w:val="04A0"/>
+      </w:tblPr>
+      <w:tblGrid>
+        <w:gridCol w:w="9638"/>
+      </w:tblGrid>
+      <w:tr>
+        <w:tc>
+          <w:tcPr>
+            <w:tcW w:type="dxa" w:w="9638"/>
             <w:shd w:val="clear" w:fill="7C4FD0"/>
           </w:tcPr>
           <w:p>
@@ -10968,6 +11056,94 @@
                 <w:sz w:val="19"/>
               </w:rPr>
               <w:t>Ningún módulo se activa solo. Esta regla es deliberada: mantiene la app como herramienta de apoyo a la terapia, no como un aparato de medición automática.</w:t>
+            </w:r>
+          </w:p>
+        </w:tc>
+      </w:tr>
+    </w:tbl>
+    <w:p>
+      <w:pPr>
+        <w:spacing w:after="40"/>
+      </w:pPr>
+    </w:p>
+    <w:tbl>
+      <w:tblPr>
+        <w:tblW w:type="auto" w:w="0"/>
+        <w:jc w:val="center"/>
+        <w:tblLook w:firstColumn="1" w:firstRow="1" w:lastColumn="0" w:lastRow="0" w:noHBand="0" w:noVBand="1" w:val="04A0"/>
+      </w:tblPr>
+      <w:tblGrid>
+        <w:gridCol w:w="9638"/>
+      </w:tblGrid>
+      <w:tr>
+        <w:tc>
+          <w:tcPr>
+            <w:tcW w:type="dxa" w:w="9638"/>
+          </w:tcPr>
+          <w:p>
+            <w:pPr>
+              <w:jc w:val="center"/>
+            </w:pPr>
+            <w:r>
+              <w:drawing>
+                <wp:inline xmlns:a="http://schemas.openxmlformats.org/drawingml/2006/main" xmlns:pic="http://schemas.openxmlformats.org/drawingml/2006/picture">
+                  <wp:extent cx="2304000" cy="4986092"/>
+                  <wp:docPr id="23" name="Picture 23"/>
+                  <wp:cNvGraphicFramePr>
+                    <a:graphicFrameLocks noChangeAspect="1"/>
+                  </wp:cNvGraphicFramePr>
+                  <a:graphic>
+                    <a:graphicData uri="http://schemas.openxmlformats.org/drawingml/2006/picture">
+                      <pic:pic>
+                        <pic:nvPicPr>
+                          <pic:cNvPr id="0" name="23-panel-adulto.png"/>
+                          <pic:cNvPicPr/>
+                        </pic:nvPicPr>
+                        <pic:blipFill>
+                          <a:blip r:embed="rId32"/>
+                          <a:stretch>
+                            <a:fillRect/>
+                          </a:stretch>
+                        </pic:blipFill>
+                        <pic:spPr>
+                          <a:xfrm>
+                            <a:off x="0" y="0"/>
+                            <a:ext cx="2304000" cy="4986092"/>
+                          </a:xfrm>
+                          <a:prstGeom prst="rect"/>
+                        </pic:spPr>
+                      </pic:pic>
+                    </a:graphicData>
+                  </a:graphic>
+                </wp:inline>
+              </w:drawing>
+            </w:r>
+          </w:p>
+        </w:tc>
+      </w:tr>
+      <w:tr>
+        <w:tc>
+          <w:tcPr>
+            <w:tcW w:type="dxa" w:w="9638"/>
+          </w:tcPr>
+          <w:p>
+            <w:pPr>
+              <w:jc w:val="center"/>
+            </w:pPr>
+            <w:r>
+              <w:rPr>
+                <w:b/>
+                <w:color w:val="00A39E"/>
+                <w:sz w:val="17"/>
+              </w:rPr>
+              <w:t xml:space="preserve">Fig. 23 · </w:t>
+            </w:r>
+            <w:r>
+              <w:rPr>
+                <w:color w:val="4B5563"/>
+                <w:sz w:val="17"/>
+              </w:rPr>
+              <w:t>Panel del Adulto desplegado: ruido de fondo, oso distractor y quiebre pragmático.</w:t>
             </w:r>
           </w:p>
         </w:tc>

--- a/docs/Valeria-Manual-Casos-de-Uso.docx
+++ b/docs/Valeria-Manual-Casos-de-Uso.docx
@@ -61,7 +61,7 @@
           <w:color w:val="00A39E"/>
           <w:sz w:val="20"/>
         </w:rPr>
-        <w:t>Manual de usuario · v8 · con capturas de pantalla</w:t>
+        <w:t>Manual de usuario · v8.1 · con capturas de pantalla</w:t>
       </w:r>
     </w:p>
     <w:p>
@@ -1470,6 +1470,164 @@
                 <w:sz w:val="19"/>
               </w:rPr>
               <w:t>En Pares Mínimos la palabra objetivo ya no se dicta aislada: se incrusta en una frase con entonación natural seguida de una pregunta, sin repetirse en diez ensayos seguidos.</w:t>
+            </w:r>
+          </w:p>
+        </w:tc>
+      </w:tr>
+    </w:tbl>
+    <w:p>
+      <w:pPr>
+        <w:spacing w:after="40"/>
+      </w:pPr>
+    </w:p>
+    <w:p>
+      <w:pPr>
+        <w:pStyle w:val="Heading3"/>
+      </w:pPr>
+      <w:r>
+        <w:t>Novedades de la versión 8.1</w:t>
+      </w:r>
+    </w:p>
+    <w:p>
+      <w:pPr>
+        <w:spacing w:after="120"/>
+      </w:pPr>
+      <w:r>
+        <w:rPr>
+          <w:b w:val="0"/>
+          <w:i w:val="0"/>
+        </w:rPr>
+        <w:t>La versión 8.1 pule tres puntos detectados en el uso real tras el registro del paciente:</w:t>
+      </w:r>
+    </w:p>
+    <w:tbl>
+      <w:tblPr>
+        <w:tblStyle w:val="TableGrid"/>
+        <w:tblW w:type="auto" w:w="0"/>
+        <w:jc w:val="center"/>
+        <w:tblLook w:firstColumn="1" w:firstRow="1" w:lastColumn="0" w:lastRow="0" w:noHBand="0" w:noVBand="1" w:val="04A0"/>
+      </w:tblPr>
+      <w:tblGrid>
+        <w:gridCol w:w="4819"/>
+        <w:gridCol w:w="4819"/>
+      </w:tblGrid>
+      <w:tr>
+        <w:tc>
+          <w:tcPr>
+            <w:tcW w:type="dxa" w:w="2721"/>
+            <w:shd w:val="clear" w:fill="E6F9F8"/>
+          </w:tcPr>
+          <w:p>
+            <w:r>
+              <w:rPr>
+                <w:b/>
+                <w:color w:val="00A39E"/>
+                <w:sz w:val="18"/>
+              </w:rPr>
+              <w:t>Mejora</w:t>
+            </w:r>
+          </w:p>
+        </w:tc>
+        <w:tc>
+          <w:tcPr>
+            <w:tcW w:type="dxa" w:w="6917"/>
+            <w:shd w:val="clear" w:fill="E6F9F8"/>
+          </w:tcPr>
+          <w:p>
+            <w:r>
+              <w:rPr>
+                <w:b/>
+                <w:color w:val="00A39E"/>
+                <w:sz w:val="18"/>
+              </w:rPr>
+              <w:t>Qué cambia</w:t>
+            </w:r>
+          </w:p>
+        </w:tc>
+      </w:tr>
+      <w:tr>
+        <w:tc>
+          <w:tcPr>
+            <w:tcW w:type="dxa" w:w="2721"/>
+          </w:tcPr>
+          <w:p>
+            <w:r>
+              <w:rPr>
+                <w:b/>
+                <w:sz w:val="19"/>
+              </w:rPr>
+              <w:t>🔘 Botón de reingreso más visible</w:t>
+            </w:r>
+          </w:p>
+        </w:tc>
+        <w:tc>
+          <w:tcPr>
+            <w:tcW w:type="dxa" w:w="6917"/>
+          </w:tcPr>
+          <w:p>
+            <w:r>
+              <w:rPr>
+                <w:sz w:val="19"/>
+              </w:rPr>
+              <w:t>En Bienvenida, “Ya tengo un paciente registrado” deja de ser un enlace pequeño y pasa a ser un botón de tamaño completo, al nivel de “Comenzar” (ver CU-06).</w:t>
+            </w:r>
+          </w:p>
+        </w:tc>
+      </w:tr>
+      <w:tr>
+        <w:tc>
+          <w:tcPr>
+            <w:tcW w:type="dxa" w:w="2721"/>
+          </w:tcPr>
+          <w:p>
+            <w:r>
+              <w:rPr>
+                <w:b/>
+                <w:sz w:val="19"/>
+              </w:rPr>
+              <w:t>🪪 Resultados con el paciente real</w:t>
+            </w:r>
+          </w:p>
+        </w:tc>
+        <w:tc>
+          <w:tcPr>
+            <w:tcW w:type="dxa" w:w="6917"/>
+          </w:tcPr>
+          <w:p>
+            <w:r>
+              <w:rPr>
+                <w:sz w:val="19"/>
+              </w:rPr>
+              <w:t>La cabecera del panel de resultados y del Test de Ling, y el informe que se comparte, muestran ahora el nombre y NHC de la ficha registrada (antes aparecía un dato de muestra fijo). Si no hay ficha, se indica con un rótulo neutro (ver CU-07 y CU-11).</w:t>
+            </w:r>
+          </w:p>
+        </w:tc>
+      </w:tr>
+      <w:tr>
+        <w:tc>
+          <w:tcPr>
+            <w:tcW w:type="dxa" w:w="2721"/>
+          </w:tcPr>
+          <w:p>
+            <w:r>
+              <w:rPr>
+                <w:b/>
+                <w:sz w:val="19"/>
+              </w:rPr>
+              <w:t>🔊 La voz gallega siempre arranca</w:t>
+            </w:r>
+          </w:p>
+        </w:tc>
+        <w:tc>
+          <w:tcPr>
+            <w:tcW w:type="dxa" w:w="6917"/>
+          </w:tcPr>
+          <w:p>
+            <w:r>
+              <w:rPr>
+                <w:sz w:val="19"/>
+              </w:rPr>
+              <w:t>En galego, la Expansión Semántica y los ejercicios de Audición y Lenguaje (contenido compartido con el castellano) suenan con la voz neuronal castellana mientras Celtia no los cubra, en vez de quedar en silencio en dispositivos sin voz gallega (ver CU-14).</w:t>
             </w:r>
           </w:p>
         </w:tc>
@@ -6207,19 +6365,19 @@
         <w:rPr>
           <w:b w:val="0"/>
         </w:rPr>
-        <w:t xml:space="preserve">, pulsar </w:t>
+        <w:t xml:space="preserve">, pulsar el botón </w:t>
       </w:r>
       <w:r>
         <w:rPr>
           <w:b/>
         </w:rPr>
-        <w:t>“Ya tengo un paciente”</w:t>
+        <w:t>“Ya tengo un paciente registrado”</w:t>
       </w:r>
       <w:r>
         <w:rPr>
           <w:b w:val="0"/>
         </w:rPr>
-        <w:t>.</w:t>
+        <w:t xml:space="preserve"> (desde la v8.1, un botón de tamaño completo bajo “Comenzar”).</w:t>
       </w:r>
     </w:p>
     <w:p>
@@ -6605,7 +6763,19 @@
         <w:rPr>
           <w:b w:val="0"/>
         </w:rPr>
-        <w:t xml:space="preserve"> Si es No, se salta a los ejercicios.</w:t>
+        <w:t xml:space="preserve"> Si es No, se salta a los ejercicios. La cabecera muestra el </w:t>
+      </w:r>
+      <w:r>
+        <w:rPr>
+          <w:b/>
+        </w:rPr>
+        <w:t>nombre del paciente activo</w:t>
+      </w:r>
+      <w:r>
+        <w:rPr>
+          <w:b w:val="0"/>
+        </w:rPr>
+        <w:t xml:space="preserve"> tomado de su ficha (v8.1).</w:t>
       </w:r>
     </w:p>
     <w:p>
@@ -8424,7 +8594,19 @@
         <w:rPr>
           <w:b w:val="0"/>
         </w:rPr>
-        <w:t xml:space="preserve"> al finalizar una sesión o desde la ficha.</w:t>
+        <w:t xml:space="preserve"> al finalizar una sesión o desde la ficha. La cabecera muestra el </w:t>
+      </w:r>
+      <w:r>
+        <w:rPr>
+          <w:b/>
+        </w:rPr>
+        <w:t>nombre y NHC del paciente activo</w:t>
+      </w:r>
+      <w:r>
+        <w:rPr>
+          <w:b w:val="0"/>
+        </w:rPr>
+        <w:t>, tomados de su ficha de registro (v8.1).</w:t>
       </w:r>
     </w:p>
     <w:p>
@@ -10088,7 +10270,7 @@
               <w:rPr>
                 <w:sz w:val="19"/>
               </w:rPr>
-              <w:t>Voz neuronal Celtia pregenerada en gallego; contenido y pares propios.</w:t>
+              <w:t>Voz neuronal Celtia pregenerada en gallego; contenido y pares propios. El contenido compartido con el castellano (Expansión Semántica, Audición y Lenguaje) suena con la voz neuronal castellana mientras Celtia no lo cubra (v8.1).</w:t>
             </w:r>
           </w:p>
         </w:tc>
@@ -10318,7 +10500,7 @@
         <w:rPr>
           <w:b w:val="0"/>
         </w:rPr>
-        <w:t xml:space="preserve"> la app recae con suavidad en la voz del sistema, sin interrumpir la sesión.</w:t>
+        <w:t xml:space="preserve"> en galego se reproduce primero el asset neuronal castellano equivalente si existe (v8.1); en último término, la app recae con suavidad en la voz del sistema, sin interrumpir la sesión.</w:t>
       </w:r>
     </w:p>
     <w:tbl>
@@ -11657,7 +11839,7 @@
               <w:rPr>
                 <w:sz w:val="19"/>
               </w:rPr>
-              <w:t>Marca como error algo que en mi país se dice así</w:t>
+              <w:t>En galego, algunos ejercicios no hablaban</w:t>
             </w:r>
           </w:p>
         </w:tc>
@@ -11670,7 +11852,7 @@
               <w:rPr>
                 <w:sz w:val="19"/>
               </w:rPr>
-              <w:t>En la variedad dominicana la app respeta los rasgos del habla caribeña (seseo, “s” aspirada, “r/l” final). Y recuerde: el adulto es siempre el juez final del veredicto.</w:t>
+              <w:t>Corregido en la v8.1: la Expansión Semántica y los ejercicios de Audición y Lenguaje suenan ahora con la voz neuronal castellana mientras Celtia no cubra ese contenido. Actualice la app si sigue ocurriendo.</w:t>
             </w:r>
           </w:p>
         </w:tc>
@@ -11685,7 +11867,7 @@
               <w:rPr>
                 <w:sz w:val="19"/>
               </w:rPr>
-              <w:t>Apareció ruido de fondo o un oso moviéndose</w:t>
+              <w:t>Marca como error algo que en mi país se dice así</w:t>
             </w:r>
           </w:p>
         </w:tc>
@@ -11698,6 +11880,34 @@
               <w:rPr>
                 <w:sz w:val="19"/>
               </w:rPr>
+              <w:t>En la variedad dominicana la app respeta los rasgos del habla caribeña (seseo, “s” aspirada, “r/l” final). Y recuerde: el adulto es siempre el juez final del veredicto.</w:t>
+            </w:r>
+          </w:p>
+        </w:tc>
+      </w:tr>
+      <w:tr>
+        <w:tc>
+          <w:tcPr>
+            <w:tcW w:type="dxa" w:w="3402"/>
+          </w:tcPr>
+          <w:p>
+            <w:r>
+              <w:rPr>
+                <w:sz w:val="19"/>
+              </w:rPr>
+              <w:t>Apareció ruido de fondo o un oso moviéndose</w:t>
+            </w:r>
+          </w:p>
+        </w:tc>
+        <w:tc>
+          <w:tcPr>
+            <w:tcW w:type="dxa" w:w="6236"/>
+          </w:tcPr>
+          <w:p>
+            <w:r>
+              <w:rPr>
+                <w:sz w:val="19"/>
+              </w:rPr>
               <w:t>Son módulos del Panel del Adulto (carga comunicativa) del piloto; solo se activan a mano. Desactívelos desde ese mismo panel (CU-15).</w:t>
             </w:r>
           </w:p>
@@ -11725,7 +11935,7 @@
           <w:color w:val="6B7280"/>
           <w:sz w:val="17"/>
         </w:rPr>
-        <w:t>Valeria+ · Manual de Casos de Uso · v8 (con capturas de pantalla) · Julio de 2026 · Terapia auditivo-verbal y del lenguaje para la infancia. Documento de apoyo para logopedas y familias. Disponible en Castellano, Galego (Proxecto Nós) y Dominicano (Quisqueya Habla). Los datos personales se tratan localmente conforme a RGPD/HIPAA; la sincronización en la nube y la telemetría anónima del piloto son opcionales.</w:t>
+        <w:t>Valeria+ · Manual de Casos de Uso · v8.1 (con capturas de pantalla) · Julio de 2026 · Terapia auditivo-verbal y del lenguaje para la infancia. Documento de apoyo para logopedas y familias. Disponible en Castellano, Galego (Proxecto Nós) y Dominicano (Quisqueya Habla). Los datos personales se tratan localmente conforme a RGPD/HIPAA; la sincronización en la nube y la telemetría anónima del piloto son opcionales.</w:t>
       </w:r>
     </w:p>
     <w:sectPr>
@@ -11751,7 +11961,7 @@
         <w:color w:val="6B7280"/>
         <w:sz w:val="16"/>
       </w:rPr>
-      <w:t>Valeria+ · Manual de Casos de Uso · v8 (con capturas de pantalla) · Julio de 2026</w:t>
+      <w:t>Valeria+ · Manual de Casos de Uso · v8.1 (con capturas de pantalla) · Julio de 2026</w:t>
     </w:r>
   </w:p>
 </w:ftr>

--- a/docs/Valeria-Manual-Casos-de-Uso.docx
+++ b/docs/Valeria-Manual-Casos-de-Uso.docx
@@ -61,7 +61,7 @@
           <w:color w:val="00A39E"/>
           <w:sz w:val="20"/>
         </w:rPr>
-        <w:t>Manual de usuario · v8.1 · con capturas de pantalla</w:t>
+        <w:t>Manual de usuario · v8.2 · con capturas de pantalla</w:t>
       </w:r>
     </w:p>
     <w:p>
@@ -452,6 +452,22 @@
       </w:r>
       <w:r>
         <w:t>Panel del Adulto: carga comunicativa (ruido, doble tarea, quiebre)</w:t>
+      </w:r>
+    </w:p>
+    <w:p>
+      <w:pPr>
+        <w:spacing w:after="60"/>
+        <w:ind w:left="227"/>
+      </w:pPr>
+      <w:r>
+        <w:rPr>
+          <w:b/>
+          <w:color w:val="00C4BE"/>
+        </w:rPr>
+        <w:t xml:space="preserve">CU-16   </w:t>
+      </w:r>
+      <w:r>
+        <w:t>Academy: formarse con las Cápsulas de Conocimiento</w:t>
       </w:r>
     </w:p>
     <w:p>
@@ -1628,6 +1644,164 @@
                 <w:sz w:val="19"/>
               </w:rPr>
               <w:t>En galego, la Expansión Semántica y los ejercicios de Audición y Lenguaje (contenido compartido con el castellano) suenan con la voz neuronal castellana mientras Celtia no los cubra, en vez de quedar en silencio en dispositivos sin voz gallega (ver CU-14).</w:t>
+            </w:r>
+          </w:p>
+        </w:tc>
+      </w:tr>
+    </w:tbl>
+    <w:p>
+      <w:pPr>
+        <w:spacing w:after="40"/>
+      </w:pPr>
+    </w:p>
+    <w:p>
+      <w:pPr>
+        <w:pStyle w:val="Heading3"/>
+      </w:pPr>
+      <w:r>
+        <w:t>Novedades de la versión 8.2</w:t>
+      </w:r>
+    </w:p>
+    <w:p>
+      <w:pPr>
+        <w:spacing w:after="120"/>
+      </w:pPr>
+      <w:r>
+        <w:rPr>
+          <w:b w:val="0"/>
+          <w:i w:val="0"/>
+        </w:rPr>
+        <w:t>La versión 8.2 suma Academy, un espacio de formación para el adulto. En la terapia auditivo-verbal el cuidador es quien dirige cada sesión, así que aprender a hacerlo bien forma parte del tratamiento. Academy no es para el niño: es para quien lo acompaña.</w:t>
+      </w:r>
+    </w:p>
+    <w:tbl>
+      <w:tblPr>
+        <w:tblStyle w:val="TableGrid"/>
+        <w:tblW w:type="auto" w:w="0"/>
+        <w:jc w:val="center"/>
+        <w:tblLook w:firstColumn="1" w:firstRow="1" w:lastColumn="0" w:lastRow="0" w:noHBand="0" w:noVBand="1" w:val="04A0"/>
+      </w:tblPr>
+      <w:tblGrid>
+        <w:gridCol w:w="4819"/>
+        <w:gridCol w:w="4819"/>
+      </w:tblGrid>
+      <w:tr>
+        <w:tc>
+          <w:tcPr>
+            <w:tcW w:type="dxa" w:w="2721"/>
+            <w:shd w:val="clear" w:fill="E6F9F8"/>
+          </w:tcPr>
+          <w:p>
+            <w:r>
+              <w:rPr>
+                <w:b/>
+                <w:color w:val="00A39E"/>
+                <w:sz w:val="18"/>
+              </w:rPr>
+              <w:t>Novedad</w:t>
+            </w:r>
+          </w:p>
+        </w:tc>
+        <w:tc>
+          <w:tcPr>
+            <w:tcW w:type="dxa" w:w="6917"/>
+            <w:shd w:val="clear" w:fill="E6F9F8"/>
+          </w:tcPr>
+          <w:p>
+            <w:r>
+              <w:rPr>
+                <w:b/>
+                <w:color w:val="00A39E"/>
+                <w:sz w:val="18"/>
+              </w:rPr>
+              <w:t>Qué aporta</w:t>
+            </w:r>
+          </w:p>
+        </w:tc>
+      </w:tr>
+      <w:tr>
+        <w:tc>
+          <w:tcPr>
+            <w:tcW w:type="dxa" w:w="2721"/>
+          </w:tcPr>
+          <w:p>
+            <w:r>
+              <w:rPr>
+                <w:b/>
+                <w:sz w:val="19"/>
+              </w:rPr>
+              <w:t>🎓 Academy</w:t>
+            </w:r>
+          </w:p>
+        </w:tc>
+        <w:tc>
+          <w:tcPr>
+            <w:tcW w:type="dxa" w:w="6917"/>
+          </w:tcPr>
+          <w:p>
+            <w:r>
+              <w:rPr>
+                <w:sz w:val="19"/>
+              </w:rPr>
+              <w:t>Una tarjeta destacada en la pantalla de terapias abre un curso breve de Cápsulas de Conocimiento (unos 2 minutos cada una) sobre cómo aprenden a hablar los niños, el porqué de las dinámicas de movimiento (TPR) y los vicios a evitar durante la terapia en casa (ver CU-16).</w:t>
+            </w:r>
+          </w:p>
+        </w:tc>
+      </w:tr>
+      <w:tr>
+        <w:tc>
+          <w:tcPr>
+            <w:tcW w:type="dxa" w:w="2721"/>
+          </w:tcPr>
+          <w:p>
+            <w:r>
+              <w:rPr>
+                <w:b/>
+                <w:sz w:val="19"/>
+              </w:rPr>
+              <w:t>✅ Quiz rápido</w:t>
+            </w:r>
+          </w:p>
+        </w:tc>
+        <w:tc>
+          <w:tcPr>
+            <w:tcW w:type="dxa" w:w="6917"/>
+          </w:tcPr>
+          <w:p>
+            <w:r>
+              <w:rPr>
+                <w:sz w:val="19"/>
+              </w:rPr>
+              <w:t>Cada cápsula termina con un mini-test de una o dos preguntas con respuesta explicada, para fijar la idea sin que se haga pesado.</w:t>
+            </w:r>
+          </w:p>
+        </w:tc>
+      </w:tr>
+      <w:tr>
+        <w:tc>
+          <w:tcPr>
+            <w:tcW w:type="dxa" w:w="2721"/>
+          </w:tcPr>
+          <w:p>
+            <w:r>
+              <w:rPr>
+                <w:b/>
+                <w:sz w:val="19"/>
+              </w:rPr>
+              <w:t>📊 Progreso visible</w:t>
+            </w:r>
+          </w:p>
+        </w:tc>
+        <w:tc>
+          <w:tcPr>
+            <w:tcW w:type="dxa" w:w="6917"/>
+          </w:tcPr>
+          <w:p>
+            <w:r>
+              <w:rPr>
+                <w:sz w:val="19"/>
+              </w:rPr>
+              <w:t>La tarjeta muestra una barra de avance, el nivel (de Novato a Cuidador experto), los puntos y las insignias, que se actualizan al instante al completar una cápsula. El avance se guarda cifrado en el dispositivo.</w:t>
             </w:r>
           </w:p>
         </w:tc>
@@ -11341,6 +11515,633 @@
         <w:br w:type="page"/>
       </w:r>
     </w:p>
+    <w:tbl>
+      <w:tblPr>
+        <w:tblW w:type="auto" w:w="0"/>
+        <w:jc w:val="center"/>
+        <w:tblLook w:firstColumn="1" w:firstRow="1" w:lastColumn="0" w:lastRow="0" w:noHBand="0" w:noVBand="1" w:val="04A0"/>
+      </w:tblPr>
+      <w:tblGrid>
+        <w:gridCol w:w="9638"/>
+      </w:tblGrid>
+      <w:tr>
+        <w:tc>
+          <w:tcPr>
+            <w:tcW w:type="dxa" w:w="9638"/>
+            <w:shd w:val="clear" w:fill="00C4BE"/>
+          </w:tcPr>
+          <w:p>
+            <w:pPr>
+              <w:spacing w:before="80"/>
+            </w:pPr>
+            <w:r>
+              <w:rPr>
+                <w:b/>
+                <w:color w:val="F0FDF9"/>
+                <w:sz w:val="17"/>
+              </w:rPr>
+              <w:t>CU-16 · Familia</w:t>
+            </w:r>
+          </w:p>
+          <w:p>
+            <w:pPr>
+              <w:spacing w:after="80"/>
+            </w:pPr>
+            <w:r>
+              <w:rPr>
+                <w:b/>
+                <w:color w:val="FFFFFF"/>
+                <w:sz w:val="28"/>
+              </w:rPr>
+              <w:t>Academy: formarse con las Cápsulas de Conocimiento</w:t>
+            </w:r>
+          </w:p>
+        </w:tc>
+      </w:tr>
+    </w:tbl>
+    <w:tbl>
+      <w:tblPr>
+        <w:tblW w:type="auto" w:w="0"/>
+        <w:jc w:val="center"/>
+        <w:tblLook w:firstColumn="1" w:firstRow="1" w:lastColumn="0" w:lastRow="0" w:noHBand="0" w:noVBand="1" w:val="04A0"/>
+      </w:tblPr>
+      <w:tblGrid>
+        <w:gridCol w:w="4819"/>
+        <w:gridCol w:w="4819"/>
+      </w:tblGrid>
+      <w:tr>
+        <w:tc>
+          <w:tcPr>
+            <w:tcW w:type="dxa" w:w="4819"/>
+          </w:tcPr>
+          <w:p>
+            <w:r>
+              <w:rPr>
+                <w:b/>
+                <w:color w:val="6B7280"/>
+                <w:sz w:val="15"/>
+              </w:rPr>
+              <w:t>ACTOR</w:t>
+            </w:r>
+          </w:p>
+          <w:p>
+            <w:r>
+              <w:rPr>
+                <w:b/>
+                <w:sz w:val="19"/>
+              </w:rPr>
+              <w:t>Adulto que dirige la sesión (familia o cuidador)</w:t>
+            </w:r>
+          </w:p>
+        </w:tc>
+        <w:tc>
+          <w:tcPr>
+            <w:tcW w:type="dxa" w:w="4819"/>
+          </w:tcPr>
+          <w:p>
+            <w:r>
+              <w:rPr>
+                <w:b/>
+                <w:color w:val="6B7280"/>
+                <w:sz w:val="15"/>
+              </w:rPr>
+              <w:t>PANTALLA</w:t>
+            </w:r>
+          </w:p>
+          <w:p>
+            <w:r>
+              <w:rPr>
+                <w:b/>
+                <w:sz w:val="19"/>
+              </w:rPr>
+              <w:t>Prescripción de Terapias → Academy</w:t>
+            </w:r>
+          </w:p>
+        </w:tc>
+      </w:tr>
+      <w:tr>
+        <w:tc>
+          <w:tcPr>
+            <w:tcW w:type="dxa" w:w="4819"/>
+          </w:tcPr>
+          <w:p>
+            <w:r>
+              <w:rPr>
+                <w:b/>
+                <w:color w:val="6B7280"/>
+                <w:sz w:val="15"/>
+              </w:rPr>
+              <w:t>PRECONDICIÓN</w:t>
+            </w:r>
+          </w:p>
+          <w:p>
+            <w:r>
+              <w:rPr>
+                <w:b/>
+                <w:sz w:val="19"/>
+              </w:rPr>
+              <w:t>Ninguna; disponible desde el primer día</w:t>
+            </w:r>
+          </w:p>
+        </w:tc>
+        <w:tc>
+          <w:tcPr>
+            <w:tcW w:type="dxa" w:w="4819"/>
+          </w:tcPr>
+          <w:p>
+            <w:r>
+              <w:rPr>
+                <w:b/>
+                <w:color w:val="6B7280"/>
+                <w:sz w:val="15"/>
+              </w:rPr>
+              <w:t>RESULTADO</w:t>
+            </w:r>
+          </w:p>
+          <w:p>
+            <w:r>
+              <w:rPr>
+                <w:b/>
+                <w:sz w:val="19"/>
+              </w:rPr>
+              <w:t>Cápsula completada y progreso guardado</w:t>
+            </w:r>
+          </w:p>
+        </w:tc>
+      </w:tr>
+    </w:tbl>
+    <w:p>
+      <w:pPr>
+        <w:spacing w:after="40"/>
+      </w:pPr>
+    </w:p>
+    <w:p>
+      <w:pPr>
+        <w:spacing w:after="120"/>
+      </w:pPr>
+      <w:r>
+        <w:rPr>
+          <w:b w:val="0"/>
+          <w:i w:val="0"/>
+        </w:rPr>
+        <w:t>Academy es el espacio de formación para el adulto. En la terapia auditivo-verbal la persona que acompaña al niño es el motor de la sesión, así que Academy le enseña —en pequeñas dosis— a hacerlo mejor. Aparece como una tarjeta destacada “Academy” en la pantalla de terapias, con una barra de progreso siempre a la vista.</w:t>
+      </w:r>
+    </w:p>
+    <w:tbl>
+      <w:tblPr>
+        <w:tblStyle w:val="TableGrid"/>
+        <w:tblW w:type="auto" w:w="0"/>
+        <w:jc w:val="center"/>
+        <w:tblLook w:firstColumn="1" w:firstRow="1" w:lastColumn="0" w:lastRow="0" w:noHBand="0" w:noVBand="1" w:val="04A0"/>
+      </w:tblPr>
+      <w:tblGrid>
+        <w:gridCol w:w="4819"/>
+        <w:gridCol w:w="4819"/>
+      </w:tblGrid>
+      <w:tr>
+        <w:tc>
+          <w:tcPr>
+            <w:tcW w:type="dxa" w:w="2721"/>
+            <w:shd w:val="clear" w:fill="E6F9F8"/>
+          </w:tcPr>
+          <w:p>
+            <w:r>
+              <w:rPr>
+                <w:b/>
+                <w:color w:val="00A39E"/>
+                <w:sz w:val="18"/>
+              </w:rPr>
+              <w:t>Tema</w:t>
+            </w:r>
+          </w:p>
+        </w:tc>
+        <w:tc>
+          <w:tcPr>
+            <w:tcW w:type="dxa" w:w="6917"/>
+            <w:shd w:val="clear" w:fill="E6F9F8"/>
+          </w:tcPr>
+          <w:p>
+            <w:r>
+              <w:rPr>
+                <w:b/>
+                <w:color w:val="00A39E"/>
+                <w:sz w:val="18"/>
+              </w:rPr>
+              <w:t>Qué se aprende</w:t>
+            </w:r>
+          </w:p>
+        </w:tc>
+      </w:tr>
+      <w:tr>
+        <w:tc>
+          <w:tcPr>
+            <w:tcW w:type="dxa" w:w="2721"/>
+          </w:tcPr>
+          <w:p>
+            <w:r>
+              <w:rPr>
+                <w:b/>
+                <w:sz w:val="19"/>
+              </w:rPr>
+              <w:t>👂 Cómo aprenden a hablar</w:t>
+            </w:r>
+          </w:p>
+        </w:tc>
+        <w:tc>
+          <w:tcPr>
+            <w:tcW w:type="dxa" w:w="6917"/>
+          </w:tcPr>
+          <w:p>
+            <w:r>
+              <w:rPr>
+                <w:sz w:val="19"/>
+              </w:rPr>
+              <w:t>Que el niño escucha mucho antes de hablar y que la conversación por turnos —y saber esperar en silencio— es lo que impulsa el lenguaje.</w:t>
+            </w:r>
+          </w:p>
+        </w:tc>
+      </w:tr>
+      <w:tr>
+        <w:tc>
+          <w:tcPr>
+            <w:tcW w:type="dxa" w:w="2721"/>
+          </w:tcPr>
+          <w:p>
+            <w:r>
+              <w:rPr>
+                <w:b/>
+                <w:sz w:val="19"/>
+              </w:rPr>
+              <w:t>🤸 Por qué moverse (TPR)</w:t>
+            </w:r>
+          </w:p>
+        </w:tc>
+        <w:tc>
+          <w:tcPr>
+            <w:tcW w:type="dxa" w:w="6917"/>
+          </w:tcPr>
+          <w:p>
+            <w:r>
+              <w:rPr>
+                <w:sz w:val="19"/>
+              </w:rPr>
+              <w:t>Unir sonido y movimiento ayuda a recordar y quita la presión de “tener que hablar”; por eso es el adulto quien confirma si el niño cumplió la orden.</w:t>
+            </w:r>
+          </w:p>
+        </w:tc>
+      </w:tr>
+      <w:tr>
+        <w:tc>
+          <w:tcPr>
+            <w:tcW w:type="dxa" w:w="2721"/>
+          </w:tcPr>
+          <w:p>
+            <w:r>
+              <w:rPr>
+                <w:b/>
+                <w:sz w:val="19"/>
+              </w:rPr>
+              <w:t>🚫 Vicios a evitar</w:t>
+            </w:r>
+          </w:p>
+        </w:tc>
+        <w:tc>
+          <w:tcPr>
+            <w:tcW w:type="dxa" w:w="6917"/>
+          </w:tcPr>
+          <w:p>
+            <w:r>
+              <w:rPr>
+                <w:sz w:val="19"/>
+              </w:rPr>
+              <w:t>No decir “así no se dice” sino repetir bien la palabra dentro de la frase; y comentar más que preguntar para que la sesión no parezca un examen.</w:t>
+            </w:r>
+          </w:p>
+        </w:tc>
+      </w:tr>
+      <w:tr>
+        <w:tc>
+          <w:tcPr>
+            <w:tcW w:type="dxa" w:w="2721"/>
+          </w:tcPr>
+          <w:p>
+            <w:r>
+              <w:rPr>
+                <w:b/>
+                <w:sz w:val="19"/>
+              </w:rPr>
+              <w:t>🧑‍🏫 Terapia mediada</w:t>
+            </w:r>
+          </w:p>
+        </w:tc>
+        <w:tc>
+          <w:tcPr>
+            <w:tcW w:type="dxa" w:w="6917"/>
+          </w:tcPr>
+          <w:p>
+            <w:r>
+              <w:rPr>
+                <w:sz w:val="19"/>
+              </w:rPr>
+              <w:t>La app es la herramienta; el terapeuta en casa es el adulto, que puede parar cuando haga falta: no hay un mínimo que cumplir.</w:t>
+            </w:r>
+          </w:p>
+        </w:tc>
+      </w:tr>
+    </w:tbl>
+    <w:p>
+      <w:pPr>
+        <w:spacing w:after="40"/>
+      </w:pPr>
+    </w:p>
+    <w:p>
+      <w:pPr>
+        <w:keepNext/>
+        <w:spacing w:after="60" w:before="160"/>
+      </w:pPr>
+      <w:r>
+        <w:rPr>
+          <w:b/>
+          <w:i w:val="0"/>
+          <w:color w:val="4B5563"/>
+          <w:sz w:val="21"/>
+        </w:rPr>
+        <w:t>Flujo principal</w:t>
+      </w:r>
+    </w:p>
+    <w:p>
+      <w:pPr>
+        <w:spacing w:after="60"/>
+        <w:ind w:left="454" w:hanging="255"/>
+      </w:pPr>
+      <w:r>
+        <w:rPr>
+          <w:b/>
+        </w:rPr>
+        <w:t xml:space="preserve">1. </w:t>
+      </w:r>
+      <w:r>
+        <w:rPr>
+          <w:b w:val="0"/>
+        </w:rPr>
+        <w:t xml:space="preserve">En </w:t>
+      </w:r>
+      <w:r>
+        <w:rPr>
+          <w:b/>
+        </w:rPr>
+        <w:t>Prescripción de Terapias</w:t>
+      </w:r>
+      <w:r>
+        <w:rPr>
+          <w:b w:val="0"/>
+        </w:rPr>
+        <w:t xml:space="preserve">, pulsar la tarjeta </w:t>
+      </w:r>
+      <w:r>
+        <w:rPr>
+          <w:b/>
+        </w:rPr>
+        <w:t>“Academy”</w:t>
+      </w:r>
+      <w:r>
+        <w:rPr>
+          <w:b w:val="0"/>
+        </w:rPr>
+        <w:t xml:space="preserve"> (bajo el rótulo “Tu formación”).</w:t>
+      </w:r>
+    </w:p>
+    <w:p>
+      <w:pPr>
+        <w:spacing w:after="60"/>
+        <w:ind w:left="454" w:hanging="255"/>
+      </w:pPr>
+      <w:r>
+        <w:rPr>
+          <w:b/>
+        </w:rPr>
+        <w:t xml:space="preserve">2. </w:t>
+      </w:r>
+      <w:r>
+        <w:rPr>
+          <w:b w:val="0"/>
+        </w:rPr>
+        <w:t xml:space="preserve">Elegir una </w:t>
+      </w:r>
+      <w:r>
+        <w:rPr>
+          <w:b/>
+        </w:rPr>
+        <w:t>Cápsula de Conocimiento</w:t>
+      </w:r>
+      <w:r>
+        <w:rPr>
+          <w:b w:val="0"/>
+        </w:rPr>
+        <w:t xml:space="preserve"> de la lista (unos 2 minutos cada una).</w:t>
+      </w:r>
+    </w:p>
+    <w:p>
+      <w:pPr>
+        <w:spacing w:after="60"/>
+        <w:ind w:left="454" w:hanging="255"/>
+      </w:pPr>
+      <w:r>
+        <w:rPr>
+          <w:b/>
+        </w:rPr>
+        <w:t xml:space="preserve">3. </w:t>
+      </w:r>
+      <w:r>
+        <w:rPr>
+          <w:b w:val="0"/>
+        </w:rPr>
+        <w:t xml:space="preserve">Leer las </w:t>
+      </w:r>
+      <w:r>
+        <w:rPr>
+          <w:b/>
+        </w:rPr>
+        <w:t>diapositivas</w:t>
+      </w:r>
+      <w:r>
+        <w:rPr>
+          <w:b w:val="0"/>
+        </w:rPr>
+        <w:t xml:space="preserve"> avanzando con “Siguiente”.</w:t>
+      </w:r>
+    </w:p>
+    <w:p>
+      <w:pPr>
+        <w:spacing w:after="60"/>
+        <w:ind w:left="454" w:hanging="255"/>
+      </w:pPr>
+      <w:r>
+        <w:rPr>
+          <w:b/>
+        </w:rPr>
+        <w:t xml:space="preserve">4. </w:t>
+      </w:r>
+      <w:r>
+        <w:rPr>
+          <w:b w:val="0"/>
+        </w:rPr>
+        <w:t xml:space="preserve">Responder el </w:t>
+      </w:r>
+      <w:r>
+        <w:rPr>
+          <w:b/>
+        </w:rPr>
+        <w:t>quiz rápido</w:t>
+      </w:r>
+      <w:r>
+        <w:rPr>
+          <w:b w:val="0"/>
+        </w:rPr>
+        <w:t xml:space="preserve"> del final; cada respuesta muestra una breve explicación.</w:t>
+      </w:r>
+    </w:p>
+    <w:p>
+      <w:pPr>
+        <w:spacing w:after="60"/>
+        <w:ind w:left="454" w:hanging="255"/>
+      </w:pPr>
+      <w:r>
+        <w:rPr>
+          <w:b/>
+        </w:rPr>
+        <w:t xml:space="preserve">5. </w:t>
+      </w:r>
+      <w:r>
+        <w:rPr>
+          <w:b w:val="0"/>
+        </w:rPr>
+        <w:t xml:space="preserve">Al aprobar, la app suma </w:t>
+      </w:r>
+      <w:r>
+        <w:rPr>
+          <w:b/>
+        </w:rPr>
+        <w:t>puntos e insignias</w:t>
+      </w:r>
+      <w:r>
+        <w:rPr>
+          <w:b w:val="0"/>
+        </w:rPr>
+        <w:t xml:space="preserve"> y la </w:t>
+      </w:r>
+      <w:r>
+        <w:rPr>
+          <w:b/>
+        </w:rPr>
+        <w:t>barra de la tarjeta avanza al instante</w:t>
+      </w:r>
+      <w:r>
+        <w:rPr>
+          <w:b w:val="0"/>
+        </w:rPr>
+        <w:t>.</w:t>
+      </w:r>
+    </w:p>
+    <w:tbl>
+      <w:tblPr>
+        <w:tblW w:type="auto" w:w="0"/>
+        <w:jc w:val="center"/>
+        <w:tblLook w:firstColumn="1" w:firstRow="1" w:lastColumn="0" w:lastRow="0" w:noHBand="0" w:noVBand="1" w:val="04A0"/>
+      </w:tblPr>
+      <w:tblGrid>
+        <w:gridCol w:w="9638"/>
+      </w:tblGrid>
+      <w:tr>
+        <w:tc>
+          <w:tcPr>
+            <w:tcW w:type="dxa" w:w="9638"/>
+            <w:shd w:val="clear" w:fill="F0FDF9"/>
+          </w:tcPr>
+          <w:p>
+            <w:pPr>
+              <w:spacing w:after="40"/>
+            </w:pPr>
+            <w:r>
+              <w:rPr>
+                <w:b/>
+                <w:color w:val="00A39E"/>
+                <w:sz w:val="17"/>
+              </w:rPr>
+              <w:t>ES PARA EL ADULTO, NO PARA EL NIÑO</w:t>
+            </w:r>
+          </w:p>
+          <w:p>
+            <w:pPr>
+              <w:spacing w:after="40"/>
+            </w:pPr>
+            <w:r>
+              <w:rPr>
+                <w:sz w:val="19"/>
+              </w:rPr>
+              <w:t>Academy vive junto a los menús de la app, que maneja siempre el adulto; la tableta se cede al niño solo cuando el ejercicio ya ha empezado. Por eso el niño no llega por error a esta formación.</w:t>
+            </w:r>
+          </w:p>
+        </w:tc>
+      </w:tr>
+    </w:tbl>
+    <w:p>
+      <w:pPr>
+        <w:spacing w:after="40"/>
+      </w:pPr>
+    </w:p>
+    <w:tbl>
+      <w:tblPr>
+        <w:tblW w:type="auto" w:w="0"/>
+        <w:jc w:val="center"/>
+        <w:tblLook w:firstColumn="1" w:firstRow="1" w:lastColumn="0" w:lastRow="0" w:noHBand="0" w:noVBand="1" w:val="04A0"/>
+      </w:tblPr>
+      <w:tblGrid>
+        <w:gridCol w:w="9638"/>
+      </w:tblGrid>
+      <w:tr>
+        <w:tc>
+          <w:tcPr>
+            <w:tcW w:type="dxa" w:w="9638"/>
+            <w:shd w:val="clear" w:fill="F0FDF9"/>
+          </w:tcPr>
+          <w:p>
+            <w:pPr>
+              <w:spacing w:after="40"/>
+            </w:pPr>
+            <w:r>
+              <w:rPr>
+                <w:b/>
+                <w:color w:val="00A39E"/>
+                <w:sz w:val="17"/>
+              </w:rPr>
+              <w:t>EL PROGRESO NO SE PIERDE</w:t>
+            </w:r>
+          </w:p>
+          <w:p>
+            <w:pPr>
+              <w:spacing w:after="40"/>
+            </w:pPr>
+            <w:r>
+              <w:rPr>
+                <w:sz w:val="19"/>
+              </w:rPr>
+              <w:t>El avance (cápsulas hechas, nivel e insignias) se guarda cifrado en el dispositivo, igual que el resto de datos, y funciona sin conexión.</w:t>
+            </w:r>
+          </w:p>
+        </w:tc>
+      </w:tr>
+    </w:tbl>
+    <w:p>
+      <w:pPr>
+        <w:spacing w:after="40"/>
+      </w:pPr>
+    </w:p>
+    <w:p>
+      <w:r>
+        <w:br w:type="page"/>
+      </w:r>
+    </w:p>
     <w:p>
       <w:pPr>
         <w:keepNext/>
@@ -11913,6 +12714,34 @@
           </w:p>
         </w:tc>
       </w:tr>
+      <w:tr>
+        <w:tc>
+          <w:tcPr>
+            <w:tcW w:type="dxa" w:w="3402"/>
+          </w:tcPr>
+          <w:p>
+            <w:r>
+              <w:rPr>
+                <w:sz w:val="19"/>
+              </w:rPr>
+              <w:t>¿Qué es la tarjeta “Academy” del hub?</w:t>
+            </w:r>
+          </w:p>
+        </w:tc>
+        <w:tc>
+          <w:tcPr>
+            <w:tcW w:type="dxa" w:w="6236"/>
+          </w:tcPr>
+          <w:p>
+            <w:r>
+              <w:rPr>
+                <w:sz w:val="19"/>
+              </w:rPr>
+              <w:t>Es la formación para el adulto: cápsulas breves sobre cómo aprenden a hablar los niños, el porqué del movimiento (TPR) y los vicios a evitar, con un quiz rápido. No es un ejercicio para el niño (CU-16).</w:t>
+            </w:r>
+          </w:p>
+        </w:tc>
+      </w:tr>
     </w:tbl>
     <w:p>
       <w:pPr>
@@ -11935,7 +12764,7 @@
           <w:color w:val="6B7280"/>
           <w:sz w:val="17"/>
         </w:rPr>
-        <w:t>Valeria+ · Manual de Casos de Uso · v8.1 (con capturas de pantalla) · Julio de 2026 · Terapia auditivo-verbal y del lenguaje para la infancia. Documento de apoyo para logopedas y familias. Disponible en Castellano, Galego (Proxecto Nós) y Dominicano (Quisqueya Habla). Los datos personales se tratan localmente conforme a RGPD/HIPAA; la sincronización en la nube y la telemetría anónima del piloto son opcionales.</w:t>
+        <w:t>Valeria+ · Manual de Casos de Uso · v8.2 (con capturas de pantalla) · Julio de 2026 · Terapia auditivo-verbal y del lenguaje para la infancia. Documento de apoyo para logopedas y familias. Disponible en Castellano, Galego (Proxecto Nós) y Dominicano (Quisqueya Habla). Los datos personales se tratan localmente conforme a RGPD/HIPAA; la sincronización en la nube y la telemetría anónima del piloto son opcionales.</w:t>
       </w:r>
     </w:p>
     <w:sectPr>
@@ -11961,7 +12790,7 @@
         <w:color w:val="6B7280"/>
         <w:sz w:val="16"/>
       </w:rPr>
-      <w:t>Valeria+ · Manual de Casos de Uso · v8.1 (con capturas de pantalla) · Julio de 2026</w:t>
+      <w:t>Valeria+ · Manual de Casos de Uso · v8.2 (con capturas de pantalla) · Julio de 2026</w:t>
     </w:r>
   </w:p>
 </w:ftr>

--- a/docs/Valeria-Manual-Casos-de-Uso.docx
+++ b/docs/Valeria-Manual-Casos-de-Uso.docx
@@ -259,7 +259,7 @@
         <w:t xml:space="preserve">CU-03   </w:t>
       </w:r>
       <w:r>
-        <w:t>Pares Mínimos para dislalias</w:t>
+        <w:t>Academy: formarse con las Cápsulas de Conocimiento</w:t>
       </w:r>
     </w:p>
     <w:p>
@@ -275,7 +275,7 @@
         <w:t xml:space="preserve">CU-04   </w:t>
       </w:r>
       <w:r>
-        <w:t>Expansión Semántica / progresión léxica</w:t>
+        <w:t>Pares Mínimos para dislalias</w:t>
       </w:r>
     </w:p>
     <w:p>
@@ -291,7 +291,7 @@
         <w:t xml:space="preserve">CU-05   </w:t>
       </w:r>
       <w:r>
-        <w:t>Prescribir terapias de Audición y Lenguaje (Modo Profesional)</w:t>
+        <w:t>Expansión Semántica / progresión léxica</w:t>
       </w:r>
     </w:p>
     <w:p>
@@ -307,7 +307,7 @@
         <w:t xml:space="preserve">CU-06   </w:t>
       </w:r>
       <w:r>
-        <w:t>Retomar un paciente e iniciar sesión</w:t>
+        <w:t>Prescribir terapias de Audición y Lenguaje (Modo Profesional)</w:t>
       </w:r>
     </w:p>
     <w:p>
@@ -323,7 +323,7 @@
         <w:t xml:space="preserve">CU-07   </w:t>
       </w:r>
       <w:r>
-        <w:t>Test de Ling previo (audífono / implante)</w:t>
+        <w:t>Retomar un paciente e iniciar sesión</w:t>
       </w:r>
     </w:p>
     <w:p>
@@ -339,7 +339,7 @@
         <w:t xml:space="preserve">CU-08   </w:t>
       </w:r>
       <w:r>
-        <w:t>Realizar una sesión de ejercicios</w:t>
+        <w:t>Test de Ling previo (audífono / implante)</w:t>
       </w:r>
     </w:p>
     <w:p>
@@ -355,7 +355,7 @@
         <w:t xml:space="preserve">CU-09   </w:t>
       </w:r>
       <w:r>
-        <w:t>Configurar recordatorios diarios</w:t>
+        <w:t>Realizar una sesión de ejercicios</w:t>
       </w:r>
     </w:p>
     <w:p>
@@ -371,7 +371,7 @@
         <w:t xml:space="preserve">CU-10   </w:t>
       </w:r>
       <w:r>
-        <w:t>Motivación: racha, niveles e insignias</w:t>
+        <w:t>Configurar recordatorios diarios</w:t>
       </w:r>
     </w:p>
     <w:p>
@@ -387,7 +387,7 @@
         <w:t xml:space="preserve">CU-11   </w:t>
       </w:r>
       <w:r>
-        <w:t>Consultar el panel de resultados</w:t>
+        <w:t>Motivación: racha, niveles e insignias</w:t>
       </w:r>
     </w:p>
     <w:p>
@@ -403,7 +403,7 @@
         <w:t xml:space="preserve">CU-12   </w:t>
       </w:r>
       <w:r>
-        <w:t>Cambiar entre Modo Familia y Modo Profesional</w:t>
+        <w:t>Consultar el panel de resultados</w:t>
       </w:r>
     </w:p>
     <w:p>
@@ -419,7 +419,7 @@
         <w:t xml:space="preserve">CU-13   </w:t>
       </w:r>
       <w:r>
-        <w:t>Exportar la evidencia de usabilidad del piloto (QR + compartir)</w:t>
+        <w:t>Cambiar entre Modo Familia y Modo Profesional</w:t>
       </w:r>
     </w:p>
     <w:p>
@@ -435,7 +435,7 @@
         <w:t xml:space="preserve">CU-14   </w:t>
       </w:r>
       <w:r>
-        <w:t>Elegir la variedad de terapia (Castellano · Galego · Dominicano)</w:t>
+        <w:t>Exportar la evidencia de usabilidad del piloto (QR + compartir)</w:t>
       </w:r>
     </w:p>
     <w:p>
@@ -451,7 +451,7 @@
         <w:t xml:space="preserve">CU-15   </w:t>
       </w:r>
       <w:r>
-        <w:t>Panel del Adulto: carga comunicativa (ruido, doble tarea, quiebre)</w:t>
+        <w:t>Elegir la variedad de terapia (Castellano · Galego · Dominicano)</w:t>
       </w:r>
     </w:p>
     <w:p>
@@ -467,7 +467,7 @@
         <w:t xml:space="preserve">CU-16   </w:t>
       </w:r>
       <w:r>
-        <w:t>Academy: formarse con las Cápsulas de Conocimiento</w:t>
+        <w:t>Panel del Adulto: carga comunicativa (ruido, doble tarea, quiebre)</w:t>
       </w:r>
     </w:p>
     <w:p>
@@ -1269,7 +1269,7 @@
               <w:rPr>
                 <w:sz w:val="19"/>
               </w:rPr>
-              <w:t>Con el PIN profesional, la app genera a la vez un código QR con el resumen (offline, escaneable) y abre el menú de compartir para enviar el registro completo por email o WhatsApp cuando haya conexión (ver CU-13).</w:t>
+              <w:t>Con el PIN profesional, la app genera a la vez un código QR con el resumen (offline, escaneable) y abre el menú de compartir para enviar el registro completo por email o WhatsApp cuando haya conexión (ver CU-14).</w:t>
             </w:r>
           </w:p>
         </w:tc>
@@ -1369,7 +1369,7 @@
               <w:rPr>
                 <w:sz w:val="19"/>
               </w:rPr>
-              <w:t>El contenido se locuta y evalúa en Castellano, Galego (Proxecto Nós) o Dominicano (es-DO, Quisqueya Habla), elegibles en la tarjeta “Voz de la app” (ver CU-14). Cada variedad usa su propio banco de pares mínimos.</w:t>
+              <w:t>El contenido se locuta y evalúa en Castellano, Galego (Proxecto Nós) o Dominicano (es-DO, Quisqueya Habla), elegibles en la tarjeta “Voz de la app” (ver CU-15). Cada variedad usa su propio banco de pares mínimos.</w:t>
             </w:r>
           </w:p>
         </w:tc>
@@ -1456,7 +1456,7 @@
               <w:rPr>
                 <w:sz w:val="19"/>
               </w:rPr>
-              <w:t>Tres módulos manuales para el piloto (escucha en ruido, oso distractor de doble tarea y quiebre pragmático). Los activa siempre el adulto: la app nunca ajusta nada sola (ver CU-15).</w:t>
+              <w:t>Tres módulos manuales para el piloto (escucha en ruido, oso distractor de doble tarea y quiebre pragmático). Los activa siempre el adulto: la app nunca ajusta nada sola (ver CU-16).</w:t>
             </w:r>
           </w:p>
         </w:tc>
@@ -1585,7 +1585,7 @@
               <w:rPr>
                 <w:sz w:val="19"/>
               </w:rPr>
-              <w:t>En Bienvenida, “Ya tengo un paciente registrado” deja de ser un enlace pequeño y pasa a ser un botón de tamaño completo, al nivel de “Comenzar” (ver CU-06).</w:t>
+              <w:t>En Bienvenida, “Ya tengo un paciente registrado” deja de ser un enlace pequeño y pasa a ser un botón de tamaño completo, al nivel de “Comenzar” (ver CU-07).</w:t>
             </w:r>
           </w:p>
         </w:tc>
@@ -1614,7 +1614,7 @@
               <w:rPr>
                 <w:sz w:val="19"/>
               </w:rPr>
-              <w:t>La cabecera del panel de resultados y del Test de Ling, y el informe que se comparte, muestran ahora el nombre y NHC de la ficha registrada (antes aparecía un dato de muestra fijo). Si no hay ficha, se indica con un rótulo neutro (ver CU-07 y CU-11).</w:t>
+              <w:t>La cabecera del panel de resultados y del Test de Ling, y el informe que se comparte, muestran ahora el nombre y NHC de la ficha registrada (antes aparecía un dato de muestra fijo). Si no hay ficha, se indica con un rótulo neutro (ver CU-08 y CU-12).</w:t>
             </w:r>
           </w:p>
         </w:tc>
@@ -1643,7 +1643,7 @@
               <w:rPr>
                 <w:sz w:val="19"/>
               </w:rPr>
-              <w:t>En galego, la Expansión Semántica y los ejercicios de Audición y Lenguaje (contenido compartido con el castellano) suenan con la voz neuronal castellana mientras Celtia no los cubra, en vez de quedar en silencio en dispositivos sin voz gallega (ver CU-14).</w:t>
+              <w:t>En galego, la Expansión Semántica y los ejercicios de Audición y Lenguaje (contenido compartido con el castellano) suenan con la voz neuronal castellana mientras Celtia no los cubra, en vez de quedar en silencio en dispositivos sin voz gallega (ver CU-15).</w:t>
             </w:r>
           </w:p>
         </w:tc>
@@ -1743,7 +1743,7 @@
               <w:rPr>
                 <w:sz w:val="19"/>
               </w:rPr>
-              <w:t>Una tarjeta destacada en la pantalla de terapias abre un curso breve de Cápsulas de Conocimiento (unos 2 minutos cada una) sobre cómo aprenden a hablar los niños, el porqué de las dinámicas de movimiento (TPR) y los vicios a evitar durante la terapia en casa (ver CU-16).</w:t>
+              <w:t>Una tarjeta destacada en la pantalla de terapias abre un curso breve de Cápsulas de Conocimiento (unos 2 minutos cada una) sobre cómo aprenden a hablar los niños, el porqué de las dinámicas de movimiento (TPR) y los vicios a evitar durante la terapia en casa (ver CU-03).</w:t>
             </w:r>
           </w:p>
         </w:tc>
@@ -2193,7 +2193,7 @@
               <w:rPr>
                 <w:sz w:val="19"/>
               </w:rPr>
-              <w:t>Durante el piloto, la app recoge métricas de usabilidad anónimas (tiempo por pantalla, toques fuera de zona útil y cápsulas de movimiento saltadas) y una encuesta breve de satisfacción. No incluyen nombres, ni audio, ni el contenido de las respuestas; se guardan cifradas en el dispositivo bajo un identificador de sesión y se purgan tras exportarlas (ver CU-13). Al tratarse de un estudio con menores, el consentimiento informado de las familias se gestiona en el protocolo del piloto, fuera de la app.</w:t>
+              <w:t>Durante el piloto, la app recoge métricas de usabilidad anónimas (tiempo por pantalla, toques fuera de zona útil y cápsulas de movimiento saltadas) y una encuesta breve de satisfacción. No incluyen nombres, ni audio, ni el contenido de las respuestas; se guardan cifradas en el dispositivo bajo un identificador de sesión y se purgan tras exportarlas (ver CU-14). Al tratarse de un estudio con menores, el consentimiento informado de las familias se gestiona en el protocolo del piloto, fuera de la app.</w:t>
             </w:r>
           </w:p>
         </w:tc>
@@ -3728,7 +3728,7 @@
         <w:rPr>
           <w:b w:val="0"/>
         </w:rPr>
-        <w:t xml:space="preserve"> se recordará para lanzar el Test de Ling antes de los ejercicios de audición (ver CU-07).</w:t>
+        <w:t xml:space="preserve"> se recordará para lanzar el Test de Ling antes de los ejercicios de audición (ver CU-08).</w:t>
       </w:r>
     </w:p>
     <w:tbl>
@@ -4150,7 +4150,7 @@
         <w:rPr>
           <w:b w:val="0"/>
         </w:rPr>
-        <w:t xml:space="preserve"> (CU-03), </w:t>
+        <w:t xml:space="preserve"> (CU-04), </w:t>
       </w:r>
       <w:r>
         <w:rPr>
@@ -4162,7 +4162,7 @@
         <w:rPr>
           <w:b w:val="0"/>
         </w:rPr>
-        <w:t xml:space="preserve"> (CU-04), </w:t>
+        <w:t xml:space="preserve"> (CU-05), </w:t>
       </w:r>
       <w:r>
         <w:rPr>
@@ -4186,7 +4186,7 @@
         <w:rPr>
           <w:b w:val="0"/>
         </w:rPr>
-        <w:t xml:space="preserve"> (CU-05 / CU-08).</w:t>
+        <w:t xml:space="preserve"> (CU-06 / CU-09).</w:t>
       </w:r>
     </w:p>
     <w:p>
@@ -4204,6 +4204,36 @@
         <w:rPr>
           <w:b w:val="0"/>
         </w:rPr>
+        <w:t xml:space="preserve">Antes de la primera sesión, abrir la tarjeta destacada </w:t>
+      </w:r>
+      <w:r>
+        <w:rPr>
+          <w:b/>
+        </w:rPr>
+        <w:t>“Academy”</w:t>
+      </w:r>
+      <w:r>
+        <w:rPr>
+          <w:b w:val="0"/>
+        </w:rPr>
+        <w:t xml:space="preserve"> para formarse como cuidador (ver CU-03): en la terapia auditivo-verbal el adulto dirige la sesión, así que conviene empezar por ahí.</w:t>
+      </w:r>
+    </w:p>
+    <w:p>
+      <w:pPr>
+        <w:spacing w:after="60"/>
+        <w:ind w:left="454" w:hanging="255"/>
+      </w:pPr>
+      <w:r>
+        <w:rPr>
+          <w:b/>
+        </w:rPr>
+        <w:t xml:space="preserve">3. </w:t>
+      </w:r>
+      <w:r>
+        <w:rPr>
+          <w:b w:val="0"/>
+        </w:rPr>
         <w:t xml:space="preserve">Desde la misma pantalla se activan los </w:t>
       </w:r>
       <w:r>
@@ -4216,8 +4246,55 @@
         <w:rPr>
           <w:b w:val="0"/>
         </w:rPr>
-        <w:t xml:space="preserve"> (ver CU-09).</w:t>
-      </w:r>
+        <w:t xml:space="preserve"> (ver CU-10).</w:t>
+      </w:r>
+    </w:p>
+    <w:tbl>
+      <w:tblPr>
+        <w:tblW w:type="auto" w:w="0"/>
+        <w:jc w:val="center"/>
+        <w:tblLook w:firstColumn="1" w:firstRow="1" w:lastColumn="0" w:lastRow="0" w:noHBand="0" w:noVBand="1" w:val="04A0"/>
+      </w:tblPr>
+      <w:tblGrid>
+        <w:gridCol w:w="9638"/>
+      </w:tblGrid>
+      <w:tr>
+        <w:tc>
+          <w:tcPr>
+            <w:tcW w:type="dxa" w:w="9638"/>
+            <w:shd w:val="clear" w:fill="F5F0FF"/>
+          </w:tcPr>
+          <w:p>
+            <w:pPr>
+              <w:spacing w:after="40"/>
+            </w:pPr>
+            <w:r>
+              <w:rPr>
+                <w:b/>
+                <w:color w:val="6D3FC4"/>
+                <w:sz w:val="17"/>
+              </w:rPr>
+              <w:t>EMPIEZA POR ACADEMY</w:t>
+            </w:r>
+          </w:p>
+          <w:p>
+            <w:pPr>
+              <w:spacing w:after="40"/>
+            </w:pPr>
+            <w:r>
+              <w:rPr>
+                <w:sz w:val="19"/>
+              </w:rPr>
+              <w:t>La tarjeta Academy (CU-03) comparte jerarquía visual con los bloques de terapia y no depende de nada previo: es el primer paso recomendado para que el adulto acompañe con criterio.</w:t>
+            </w:r>
+          </w:p>
+        </w:tc>
+      </w:tr>
+    </w:tbl>
+    <w:p>
+      <w:pPr>
+        <w:spacing w:after="40"/>
+      </w:pPr>
     </w:p>
     <w:tbl>
       <w:tblPr>
@@ -4266,6 +4343,633 @@
         <w:spacing w:after="40"/>
       </w:pPr>
     </w:p>
+    <w:p>
+      <w:r>
+        <w:br w:type="page"/>
+      </w:r>
+    </w:p>
+    <w:tbl>
+      <w:tblPr>
+        <w:tblW w:type="auto" w:w="0"/>
+        <w:jc w:val="center"/>
+        <w:tblLook w:firstColumn="1" w:firstRow="1" w:lastColumn="0" w:lastRow="0" w:noHBand="0" w:noVBand="1" w:val="04A0"/>
+      </w:tblPr>
+      <w:tblGrid>
+        <w:gridCol w:w="9638"/>
+      </w:tblGrid>
+      <w:tr>
+        <w:tc>
+          <w:tcPr>
+            <w:tcW w:type="dxa" w:w="9638"/>
+            <w:shd w:val="clear" w:fill="00C4BE"/>
+          </w:tcPr>
+          <w:p>
+            <w:pPr>
+              <w:spacing w:before="80"/>
+            </w:pPr>
+            <w:r>
+              <w:rPr>
+                <w:b/>
+                <w:color w:val="F0FDF9"/>
+                <w:sz w:val="17"/>
+              </w:rPr>
+              <w:t>CU-03 · Familia</w:t>
+            </w:r>
+          </w:p>
+          <w:p>
+            <w:pPr>
+              <w:spacing w:after="80"/>
+            </w:pPr>
+            <w:r>
+              <w:rPr>
+                <w:b/>
+                <w:color w:val="FFFFFF"/>
+                <w:sz w:val="28"/>
+              </w:rPr>
+              <w:t>Academy: formarse con las Cápsulas de Conocimiento</w:t>
+            </w:r>
+          </w:p>
+        </w:tc>
+      </w:tr>
+    </w:tbl>
+    <w:tbl>
+      <w:tblPr>
+        <w:tblW w:type="auto" w:w="0"/>
+        <w:jc w:val="center"/>
+        <w:tblLook w:firstColumn="1" w:firstRow="1" w:lastColumn="0" w:lastRow="0" w:noHBand="0" w:noVBand="1" w:val="04A0"/>
+      </w:tblPr>
+      <w:tblGrid>
+        <w:gridCol w:w="4819"/>
+        <w:gridCol w:w="4819"/>
+      </w:tblGrid>
+      <w:tr>
+        <w:tc>
+          <w:tcPr>
+            <w:tcW w:type="dxa" w:w="4819"/>
+          </w:tcPr>
+          <w:p>
+            <w:r>
+              <w:rPr>
+                <w:b/>
+                <w:color w:val="6B7280"/>
+                <w:sz w:val="15"/>
+              </w:rPr>
+              <w:t>ACTOR</w:t>
+            </w:r>
+          </w:p>
+          <w:p>
+            <w:r>
+              <w:rPr>
+                <w:b/>
+                <w:sz w:val="19"/>
+              </w:rPr>
+              <w:t>Adulto que dirige la sesión (familia o cuidador)</w:t>
+            </w:r>
+          </w:p>
+        </w:tc>
+        <w:tc>
+          <w:tcPr>
+            <w:tcW w:type="dxa" w:w="4819"/>
+          </w:tcPr>
+          <w:p>
+            <w:r>
+              <w:rPr>
+                <w:b/>
+                <w:color w:val="6B7280"/>
+                <w:sz w:val="15"/>
+              </w:rPr>
+              <w:t>PANTALLA</w:t>
+            </w:r>
+          </w:p>
+          <w:p>
+            <w:r>
+              <w:rPr>
+                <w:b/>
+                <w:sz w:val="19"/>
+              </w:rPr>
+              <w:t>Prescripción de Terapias → Academy</w:t>
+            </w:r>
+          </w:p>
+        </w:tc>
+      </w:tr>
+      <w:tr>
+        <w:tc>
+          <w:tcPr>
+            <w:tcW w:type="dxa" w:w="4819"/>
+          </w:tcPr>
+          <w:p>
+            <w:r>
+              <w:rPr>
+                <w:b/>
+                <w:color w:val="6B7280"/>
+                <w:sz w:val="15"/>
+              </w:rPr>
+              <w:t>PRECONDICIÓN</w:t>
+            </w:r>
+          </w:p>
+          <w:p>
+            <w:r>
+              <w:rPr>
+                <w:b/>
+                <w:sz w:val="19"/>
+              </w:rPr>
+              <w:t>Ninguna; disponible desde el primer día</w:t>
+            </w:r>
+          </w:p>
+        </w:tc>
+        <w:tc>
+          <w:tcPr>
+            <w:tcW w:type="dxa" w:w="4819"/>
+          </w:tcPr>
+          <w:p>
+            <w:r>
+              <w:rPr>
+                <w:b/>
+                <w:color w:val="6B7280"/>
+                <w:sz w:val="15"/>
+              </w:rPr>
+              <w:t>RESULTADO</w:t>
+            </w:r>
+          </w:p>
+          <w:p>
+            <w:r>
+              <w:rPr>
+                <w:b/>
+                <w:sz w:val="19"/>
+              </w:rPr>
+              <w:t>Cápsula completada y progreso guardado</w:t>
+            </w:r>
+          </w:p>
+        </w:tc>
+      </w:tr>
+    </w:tbl>
+    <w:p>
+      <w:pPr>
+        <w:spacing w:after="40"/>
+      </w:pPr>
+    </w:p>
+    <w:p>
+      <w:pPr>
+        <w:spacing w:after="120"/>
+      </w:pPr>
+      <w:r>
+        <w:rPr>
+          <w:b w:val="0"/>
+          <w:i w:val="0"/>
+        </w:rPr>
+        <w:t>Academy es el espacio de formación para el adulto. En la terapia auditivo-verbal la persona que acompaña al niño es el motor de la sesión, así que Academy le enseña —en pequeñas dosis— a hacerlo mejor. Aparece como una tarjeta destacada “Academy” en la pantalla de terapias, con una barra de progreso siempre a la vista.</w:t>
+      </w:r>
+    </w:p>
+    <w:tbl>
+      <w:tblPr>
+        <w:tblStyle w:val="TableGrid"/>
+        <w:tblW w:type="auto" w:w="0"/>
+        <w:jc w:val="center"/>
+        <w:tblLook w:firstColumn="1" w:firstRow="1" w:lastColumn="0" w:lastRow="0" w:noHBand="0" w:noVBand="1" w:val="04A0"/>
+      </w:tblPr>
+      <w:tblGrid>
+        <w:gridCol w:w="4819"/>
+        <w:gridCol w:w="4819"/>
+      </w:tblGrid>
+      <w:tr>
+        <w:tc>
+          <w:tcPr>
+            <w:tcW w:type="dxa" w:w="2721"/>
+            <w:shd w:val="clear" w:fill="E6F9F8"/>
+          </w:tcPr>
+          <w:p>
+            <w:r>
+              <w:rPr>
+                <w:b/>
+                <w:color w:val="00A39E"/>
+                <w:sz w:val="18"/>
+              </w:rPr>
+              <w:t>Tema</w:t>
+            </w:r>
+          </w:p>
+        </w:tc>
+        <w:tc>
+          <w:tcPr>
+            <w:tcW w:type="dxa" w:w="6917"/>
+            <w:shd w:val="clear" w:fill="E6F9F8"/>
+          </w:tcPr>
+          <w:p>
+            <w:r>
+              <w:rPr>
+                <w:b/>
+                <w:color w:val="00A39E"/>
+                <w:sz w:val="18"/>
+              </w:rPr>
+              <w:t>Qué se aprende</w:t>
+            </w:r>
+          </w:p>
+        </w:tc>
+      </w:tr>
+      <w:tr>
+        <w:tc>
+          <w:tcPr>
+            <w:tcW w:type="dxa" w:w="2721"/>
+          </w:tcPr>
+          <w:p>
+            <w:r>
+              <w:rPr>
+                <w:b/>
+                <w:sz w:val="19"/>
+              </w:rPr>
+              <w:t>👂 Cómo aprenden a hablar</w:t>
+            </w:r>
+          </w:p>
+        </w:tc>
+        <w:tc>
+          <w:tcPr>
+            <w:tcW w:type="dxa" w:w="6917"/>
+          </w:tcPr>
+          <w:p>
+            <w:r>
+              <w:rPr>
+                <w:sz w:val="19"/>
+              </w:rPr>
+              <w:t>Que el niño escucha mucho antes de hablar y que la conversación por turnos —y saber esperar en silencio— es lo que impulsa el lenguaje.</w:t>
+            </w:r>
+          </w:p>
+        </w:tc>
+      </w:tr>
+      <w:tr>
+        <w:tc>
+          <w:tcPr>
+            <w:tcW w:type="dxa" w:w="2721"/>
+          </w:tcPr>
+          <w:p>
+            <w:r>
+              <w:rPr>
+                <w:b/>
+                <w:sz w:val="19"/>
+              </w:rPr>
+              <w:t>🤸 Por qué moverse (TPR)</w:t>
+            </w:r>
+          </w:p>
+        </w:tc>
+        <w:tc>
+          <w:tcPr>
+            <w:tcW w:type="dxa" w:w="6917"/>
+          </w:tcPr>
+          <w:p>
+            <w:r>
+              <w:rPr>
+                <w:sz w:val="19"/>
+              </w:rPr>
+              <w:t>Unir sonido y movimiento ayuda a recordar y quita la presión de “tener que hablar”; por eso es el adulto quien confirma si el niño cumplió la orden.</w:t>
+            </w:r>
+          </w:p>
+        </w:tc>
+      </w:tr>
+      <w:tr>
+        <w:tc>
+          <w:tcPr>
+            <w:tcW w:type="dxa" w:w="2721"/>
+          </w:tcPr>
+          <w:p>
+            <w:r>
+              <w:rPr>
+                <w:b/>
+                <w:sz w:val="19"/>
+              </w:rPr>
+              <w:t>🚫 Vicios a evitar</w:t>
+            </w:r>
+          </w:p>
+        </w:tc>
+        <w:tc>
+          <w:tcPr>
+            <w:tcW w:type="dxa" w:w="6917"/>
+          </w:tcPr>
+          <w:p>
+            <w:r>
+              <w:rPr>
+                <w:sz w:val="19"/>
+              </w:rPr>
+              <w:t>No decir “así no se dice” sino repetir bien la palabra dentro de la frase; y comentar más que preguntar para que la sesión no parezca un examen.</w:t>
+            </w:r>
+          </w:p>
+        </w:tc>
+      </w:tr>
+      <w:tr>
+        <w:tc>
+          <w:tcPr>
+            <w:tcW w:type="dxa" w:w="2721"/>
+          </w:tcPr>
+          <w:p>
+            <w:r>
+              <w:rPr>
+                <w:b/>
+                <w:sz w:val="19"/>
+              </w:rPr>
+              <w:t>🧑‍🏫 Terapia mediada</w:t>
+            </w:r>
+          </w:p>
+        </w:tc>
+        <w:tc>
+          <w:tcPr>
+            <w:tcW w:type="dxa" w:w="6917"/>
+          </w:tcPr>
+          <w:p>
+            <w:r>
+              <w:rPr>
+                <w:sz w:val="19"/>
+              </w:rPr>
+              <w:t>La app es la herramienta; el terapeuta en casa es el adulto, que puede parar cuando haga falta: no hay un mínimo que cumplir.</w:t>
+            </w:r>
+          </w:p>
+        </w:tc>
+      </w:tr>
+    </w:tbl>
+    <w:p>
+      <w:pPr>
+        <w:spacing w:after="40"/>
+      </w:pPr>
+    </w:p>
+    <w:p>
+      <w:pPr>
+        <w:keepNext/>
+        <w:spacing w:after="60" w:before="160"/>
+      </w:pPr>
+      <w:r>
+        <w:rPr>
+          <w:b/>
+          <w:i w:val="0"/>
+          <w:color w:val="4B5563"/>
+          <w:sz w:val="21"/>
+        </w:rPr>
+        <w:t>Flujo principal</w:t>
+      </w:r>
+    </w:p>
+    <w:p>
+      <w:pPr>
+        <w:spacing w:after="60"/>
+        <w:ind w:left="454" w:hanging="255"/>
+      </w:pPr>
+      <w:r>
+        <w:rPr>
+          <w:b/>
+        </w:rPr>
+        <w:t xml:space="preserve">1. </w:t>
+      </w:r>
+      <w:r>
+        <w:rPr>
+          <w:b w:val="0"/>
+        </w:rPr>
+        <w:t xml:space="preserve">En </w:t>
+      </w:r>
+      <w:r>
+        <w:rPr>
+          <w:b/>
+        </w:rPr>
+        <w:t>Prescripción de Terapias</w:t>
+      </w:r>
+      <w:r>
+        <w:rPr>
+          <w:b w:val="0"/>
+        </w:rPr>
+        <w:t xml:space="preserve">, pulsar la tarjeta </w:t>
+      </w:r>
+      <w:r>
+        <w:rPr>
+          <w:b/>
+        </w:rPr>
+        <w:t>“Academy”</w:t>
+      </w:r>
+      <w:r>
+        <w:rPr>
+          <w:b w:val="0"/>
+        </w:rPr>
+        <w:t xml:space="preserve"> (bajo el rótulo “Tu formación”).</w:t>
+      </w:r>
+    </w:p>
+    <w:p>
+      <w:pPr>
+        <w:spacing w:after="60"/>
+        <w:ind w:left="454" w:hanging="255"/>
+      </w:pPr>
+      <w:r>
+        <w:rPr>
+          <w:b/>
+        </w:rPr>
+        <w:t xml:space="preserve">2. </w:t>
+      </w:r>
+      <w:r>
+        <w:rPr>
+          <w:b w:val="0"/>
+        </w:rPr>
+        <w:t xml:space="preserve">Elegir una </w:t>
+      </w:r>
+      <w:r>
+        <w:rPr>
+          <w:b/>
+        </w:rPr>
+        <w:t>Cápsula de Conocimiento</w:t>
+      </w:r>
+      <w:r>
+        <w:rPr>
+          <w:b w:val="0"/>
+        </w:rPr>
+        <w:t xml:space="preserve"> de la lista (unos 2 minutos cada una).</w:t>
+      </w:r>
+    </w:p>
+    <w:p>
+      <w:pPr>
+        <w:spacing w:after="60"/>
+        <w:ind w:left="454" w:hanging="255"/>
+      </w:pPr>
+      <w:r>
+        <w:rPr>
+          <w:b/>
+        </w:rPr>
+        <w:t xml:space="preserve">3. </w:t>
+      </w:r>
+      <w:r>
+        <w:rPr>
+          <w:b w:val="0"/>
+        </w:rPr>
+        <w:t xml:space="preserve">Leer las </w:t>
+      </w:r>
+      <w:r>
+        <w:rPr>
+          <w:b/>
+        </w:rPr>
+        <w:t>diapositivas</w:t>
+      </w:r>
+      <w:r>
+        <w:rPr>
+          <w:b w:val="0"/>
+        </w:rPr>
+        <w:t xml:space="preserve"> avanzando con “Siguiente”.</w:t>
+      </w:r>
+    </w:p>
+    <w:p>
+      <w:pPr>
+        <w:spacing w:after="60"/>
+        <w:ind w:left="454" w:hanging="255"/>
+      </w:pPr>
+      <w:r>
+        <w:rPr>
+          <w:b/>
+        </w:rPr>
+        <w:t xml:space="preserve">4. </w:t>
+      </w:r>
+      <w:r>
+        <w:rPr>
+          <w:b w:val="0"/>
+        </w:rPr>
+        <w:t xml:space="preserve">Responder el </w:t>
+      </w:r>
+      <w:r>
+        <w:rPr>
+          <w:b/>
+        </w:rPr>
+        <w:t>quiz rápido</w:t>
+      </w:r>
+      <w:r>
+        <w:rPr>
+          <w:b w:val="0"/>
+        </w:rPr>
+        <w:t xml:space="preserve"> del final; cada respuesta muestra una breve explicación.</w:t>
+      </w:r>
+    </w:p>
+    <w:p>
+      <w:pPr>
+        <w:spacing w:after="60"/>
+        <w:ind w:left="454" w:hanging="255"/>
+      </w:pPr>
+      <w:r>
+        <w:rPr>
+          <w:b/>
+        </w:rPr>
+        <w:t xml:space="preserve">5. </w:t>
+      </w:r>
+      <w:r>
+        <w:rPr>
+          <w:b w:val="0"/>
+        </w:rPr>
+        <w:t xml:space="preserve">Al aprobar, la app suma </w:t>
+      </w:r>
+      <w:r>
+        <w:rPr>
+          <w:b/>
+        </w:rPr>
+        <w:t>puntos e insignias</w:t>
+      </w:r>
+      <w:r>
+        <w:rPr>
+          <w:b w:val="0"/>
+        </w:rPr>
+        <w:t xml:space="preserve"> y la </w:t>
+      </w:r>
+      <w:r>
+        <w:rPr>
+          <w:b/>
+        </w:rPr>
+        <w:t>barra de la tarjeta avanza al instante</w:t>
+      </w:r>
+      <w:r>
+        <w:rPr>
+          <w:b w:val="0"/>
+        </w:rPr>
+        <w:t>.</w:t>
+      </w:r>
+    </w:p>
+    <w:tbl>
+      <w:tblPr>
+        <w:tblW w:type="auto" w:w="0"/>
+        <w:jc w:val="center"/>
+        <w:tblLook w:firstColumn="1" w:firstRow="1" w:lastColumn="0" w:lastRow="0" w:noHBand="0" w:noVBand="1" w:val="04A0"/>
+      </w:tblPr>
+      <w:tblGrid>
+        <w:gridCol w:w="9638"/>
+      </w:tblGrid>
+      <w:tr>
+        <w:tc>
+          <w:tcPr>
+            <w:tcW w:type="dxa" w:w="9638"/>
+            <w:shd w:val="clear" w:fill="F0FDF9"/>
+          </w:tcPr>
+          <w:p>
+            <w:pPr>
+              <w:spacing w:after="40"/>
+            </w:pPr>
+            <w:r>
+              <w:rPr>
+                <w:b/>
+                <w:color w:val="00A39E"/>
+                <w:sz w:val="17"/>
+              </w:rPr>
+              <w:t>ES PARA EL ADULTO, NO PARA EL NIÑO</w:t>
+            </w:r>
+          </w:p>
+          <w:p>
+            <w:pPr>
+              <w:spacing w:after="40"/>
+            </w:pPr>
+            <w:r>
+              <w:rPr>
+                <w:sz w:val="19"/>
+              </w:rPr>
+              <w:t>Academy vive junto a los menús de la app, que maneja siempre el adulto; la tableta se cede al niño solo cuando el ejercicio ya ha empezado. Por eso el niño no llega por error a esta formación.</w:t>
+            </w:r>
+          </w:p>
+        </w:tc>
+      </w:tr>
+    </w:tbl>
+    <w:p>
+      <w:pPr>
+        <w:spacing w:after="40"/>
+      </w:pPr>
+    </w:p>
+    <w:tbl>
+      <w:tblPr>
+        <w:tblW w:type="auto" w:w="0"/>
+        <w:jc w:val="center"/>
+        <w:tblLook w:firstColumn="1" w:firstRow="1" w:lastColumn="0" w:lastRow="0" w:noHBand="0" w:noVBand="1" w:val="04A0"/>
+      </w:tblPr>
+      <w:tblGrid>
+        <w:gridCol w:w="9638"/>
+      </w:tblGrid>
+      <w:tr>
+        <w:tc>
+          <w:tcPr>
+            <w:tcW w:type="dxa" w:w="9638"/>
+            <w:shd w:val="clear" w:fill="F0FDF9"/>
+          </w:tcPr>
+          <w:p>
+            <w:pPr>
+              <w:spacing w:after="40"/>
+            </w:pPr>
+            <w:r>
+              <w:rPr>
+                <w:b/>
+                <w:color w:val="00A39E"/>
+                <w:sz w:val="17"/>
+              </w:rPr>
+              <w:t>EL PROGRESO NO SE PIERDE</w:t>
+            </w:r>
+          </w:p>
+          <w:p>
+            <w:pPr>
+              <w:spacing w:after="40"/>
+            </w:pPr>
+            <w:r>
+              <w:rPr>
+                <w:sz w:val="19"/>
+              </w:rPr>
+              <w:t>El avance (cápsulas hechas, nivel e insignias) se guarda cifrado en el dispositivo, igual que el resto de datos, y funciona sin conexión.</w:t>
+            </w:r>
+          </w:p>
+        </w:tc>
+      </w:tr>
+    </w:tbl>
+    <w:p>
+      <w:pPr>
+        <w:spacing w:after="40"/>
+      </w:pPr>
+    </w:p>
     <w:tbl>
       <w:tblPr>
         <w:tblW w:type="auto" w:w="0"/>
@@ -4291,7 +4995,7 @@
                 <w:color w:val="F0FDF9"/>
                 <w:sz w:val="17"/>
               </w:rPr>
-              <w:t>CU-03 · Familia</w:t>
+              <w:t>CU-04 · Familia</w:t>
             </w:r>
           </w:p>
           <w:p>
@@ -5073,7 +5777,7 @@
                 <w:color w:val="F0FDF9"/>
                 <w:sz w:val="17"/>
               </w:rPr>
-              <w:t>CU-04 · Familia</w:t>
+              <w:t>CU-05 · Familia</w:t>
             </w:r>
           </w:p>
           <w:p>
@@ -5810,7 +6514,7 @@
                 <w:color w:val="F0FDF9"/>
                 <w:sz w:val="17"/>
               </w:rPr>
-              <w:t>CU-05 · Profesional</w:t>
+              <w:t>CU-06 · Profesional</w:t>
             </w:r>
           </w:p>
           <w:p>
@@ -6362,7 +7066,7 @@
                 <w:color w:val="F0FDF9"/>
                 <w:sz w:val="17"/>
               </w:rPr>
-              <w:t>CU-06 · Familia</w:t>
+              <w:t>CU-07 · Familia</w:t>
             </w:r>
           </w:p>
           <w:p>
@@ -6748,7 +7452,7 @@
                 <w:color w:val="F0FDF9"/>
                 <w:sz w:val="17"/>
               </w:rPr>
-              <w:t>CU-07 · Familia</w:t>
+              <w:t>CU-08 · Familia</w:t>
             </w:r>
           </w:p>
           <w:p>
@@ -7323,7 +8027,7 @@
                 <w:color w:val="F0FDF9"/>
                 <w:sz w:val="17"/>
               </w:rPr>
-              <w:t>CU-08 · Familia</w:t>
+              <w:t>CU-09 · Familia</w:t>
             </w:r>
           </w:p>
           <w:p>
@@ -7656,7 +8360,7 @@
         <w:rPr>
           <w:b w:val="0"/>
         </w:rPr>
-        <w:t xml:space="preserve"> (XP, racha, nivel, insignias). Ver CU-10.</w:t>
+        <w:t xml:space="preserve"> (XP, racha, nivel, insignias). Ver CU-11.</w:t>
       </w:r>
     </w:p>
     <w:p>
@@ -7990,7 +8694,7 @@
                 <w:color w:val="F0FDF9"/>
                 <w:sz w:val="17"/>
               </w:rPr>
-              <w:t>CU-09 · Familia</w:t>
+              <w:t>CU-10 · Familia</w:t>
             </w:r>
           </w:p>
           <w:p>
@@ -8294,7 +8998,7 @@
                 <w:color w:val="F0FDF9"/>
                 <w:sz w:val="17"/>
               </w:rPr>
-              <w:t>CU-10 · Familia</w:t>
+              <w:t>CU-11 · Familia</w:t>
             </w:r>
           </w:p>
           <w:p>
@@ -8555,7 +9259,7 @@
               <w:rPr>
                 <w:sz w:val="19"/>
               </w:rPr>
-              <w:t>La racha se mantiene mientras se practique hoy o ayer. Si se salta más de un día, vuelve a cero: por eso ayudan los recordatorios de CU-09.</w:t>
+              <w:t>La racha se mantiene mientras se practique hoy o ayer. Si se salta más de un día, vuelve a cero: por eso ayudan los recordatorios de CU-10.</w:t>
             </w:r>
           </w:p>
         </w:tc>
@@ -8591,7 +9295,7 @@
                 <w:color w:val="F0FDF9"/>
                 <w:sz w:val="17"/>
               </w:rPr>
-              <w:t>CU-11 · Profesional / Familia</w:t>
+              <w:t>CU-12 · Profesional / Familia</w:t>
             </w:r>
           </w:p>
           <w:p>
@@ -8879,7 +9583,7 @@
         <w:t xml:space="preserve">4. </w:t>
       </w:r>
       <w:r>
-        <w:t>El logopeda usa estos datos para ajustar la prescripción (volver a CU-05) en la siguiente revisión.</w:t>
+        <w:t>El logopeda usa estos datos para ajustar la prescripción (volver a CU-06) en la siguiente revisión.</w:t>
       </w:r>
     </w:p>
     <w:tbl>
@@ -9112,7 +9816,7 @@
                 <w:color w:val="F0FDF9"/>
                 <w:sz w:val="17"/>
               </w:rPr>
-              <w:t>CU-12 · Profesional</w:t>
+              <w:t>CU-13 · Profesional</w:t>
             </w:r>
           </w:p>
           <w:p>
@@ -9426,7 +10130,7 @@
                 <w:color w:val="F0FDF9"/>
                 <w:sz w:val="17"/>
               </w:rPr>
-              <w:t>CU-13 · Profesional</w:t>
+              <w:t>CU-14 · Profesional</w:t>
             </w:r>
           </w:p>
           <w:p>
@@ -10160,7 +10864,7 @@
                 <w:color w:val="F0FDF9"/>
                 <w:sz w:val="17"/>
               </w:rPr>
-              <w:t>CU-14 · Profesional / Familia</w:t>
+              <w:t>CU-15 · Profesional / Familia</w:t>
             </w:r>
           </w:p>
           <w:p>
@@ -10852,7 +11556,7 @@
                 <w:color w:val="F0FDF9"/>
                 <w:sz w:val="17"/>
               </w:rPr>
-              <w:t>CU-15 · Profesional</w:t>
+              <w:t>CU-16 · Profesional</w:t>
             </w:r>
           </w:p>
           <w:p>
@@ -11515,633 +12219,6 @@
         <w:br w:type="page"/>
       </w:r>
     </w:p>
-    <w:tbl>
-      <w:tblPr>
-        <w:tblW w:type="auto" w:w="0"/>
-        <w:jc w:val="center"/>
-        <w:tblLook w:firstColumn="1" w:firstRow="1" w:lastColumn="0" w:lastRow="0" w:noHBand="0" w:noVBand="1" w:val="04A0"/>
-      </w:tblPr>
-      <w:tblGrid>
-        <w:gridCol w:w="9638"/>
-      </w:tblGrid>
-      <w:tr>
-        <w:tc>
-          <w:tcPr>
-            <w:tcW w:type="dxa" w:w="9638"/>
-            <w:shd w:val="clear" w:fill="00C4BE"/>
-          </w:tcPr>
-          <w:p>
-            <w:pPr>
-              <w:spacing w:before="80"/>
-            </w:pPr>
-            <w:r>
-              <w:rPr>
-                <w:b/>
-                <w:color w:val="F0FDF9"/>
-                <w:sz w:val="17"/>
-              </w:rPr>
-              <w:t>CU-16 · Familia</w:t>
-            </w:r>
-          </w:p>
-          <w:p>
-            <w:pPr>
-              <w:spacing w:after="80"/>
-            </w:pPr>
-            <w:r>
-              <w:rPr>
-                <w:b/>
-                <w:color w:val="FFFFFF"/>
-                <w:sz w:val="28"/>
-              </w:rPr>
-              <w:t>Academy: formarse con las Cápsulas de Conocimiento</w:t>
-            </w:r>
-          </w:p>
-        </w:tc>
-      </w:tr>
-    </w:tbl>
-    <w:tbl>
-      <w:tblPr>
-        <w:tblW w:type="auto" w:w="0"/>
-        <w:jc w:val="center"/>
-        <w:tblLook w:firstColumn="1" w:firstRow="1" w:lastColumn="0" w:lastRow="0" w:noHBand="0" w:noVBand="1" w:val="04A0"/>
-      </w:tblPr>
-      <w:tblGrid>
-        <w:gridCol w:w="4819"/>
-        <w:gridCol w:w="4819"/>
-      </w:tblGrid>
-      <w:tr>
-        <w:tc>
-          <w:tcPr>
-            <w:tcW w:type="dxa" w:w="4819"/>
-          </w:tcPr>
-          <w:p>
-            <w:r>
-              <w:rPr>
-                <w:b/>
-                <w:color w:val="6B7280"/>
-                <w:sz w:val="15"/>
-              </w:rPr>
-              <w:t>ACTOR</w:t>
-            </w:r>
-          </w:p>
-          <w:p>
-            <w:r>
-              <w:rPr>
-                <w:b/>
-                <w:sz w:val="19"/>
-              </w:rPr>
-              <w:t>Adulto que dirige la sesión (familia o cuidador)</w:t>
-            </w:r>
-          </w:p>
-        </w:tc>
-        <w:tc>
-          <w:tcPr>
-            <w:tcW w:type="dxa" w:w="4819"/>
-          </w:tcPr>
-          <w:p>
-            <w:r>
-              <w:rPr>
-                <w:b/>
-                <w:color w:val="6B7280"/>
-                <w:sz w:val="15"/>
-              </w:rPr>
-              <w:t>PANTALLA</w:t>
-            </w:r>
-          </w:p>
-          <w:p>
-            <w:r>
-              <w:rPr>
-                <w:b/>
-                <w:sz w:val="19"/>
-              </w:rPr>
-              <w:t>Prescripción de Terapias → Academy</w:t>
-            </w:r>
-          </w:p>
-        </w:tc>
-      </w:tr>
-      <w:tr>
-        <w:tc>
-          <w:tcPr>
-            <w:tcW w:type="dxa" w:w="4819"/>
-          </w:tcPr>
-          <w:p>
-            <w:r>
-              <w:rPr>
-                <w:b/>
-                <w:color w:val="6B7280"/>
-                <w:sz w:val="15"/>
-              </w:rPr>
-              <w:t>PRECONDICIÓN</w:t>
-            </w:r>
-          </w:p>
-          <w:p>
-            <w:r>
-              <w:rPr>
-                <w:b/>
-                <w:sz w:val="19"/>
-              </w:rPr>
-              <w:t>Ninguna; disponible desde el primer día</w:t>
-            </w:r>
-          </w:p>
-        </w:tc>
-        <w:tc>
-          <w:tcPr>
-            <w:tcW w:type="dxa" w:w="4819"/>
-          </w:tcPr>
-          <w:p>
-            <w:r>
-              <w:rPr>
-                <w:b/>
-                <w:color w:val="6B7280"/>
-                <w:sz w:val="15"/>
-              </w:rPr>
-              <w:t>RESULTADO</w:t>
-            </w:r>
-          </w:p>
-          <w:p>
-            <w:r>
-              <w:rPr>
-                <w:b/>
-                <w:sz w:val="19"/>
-              </w:rPr>
-              <w:t>Cápsula completada y progreso guardado</w:t>
-            </w:r>
-          </w:p>
-        </w:tc>
-      </w:tr>
-    </w:tbl>
-    <w:p>
-      <w:pPr>
-        <w:spacing w:after="40"/>
-      </w:pPr>
-    </w:p>
-    <w:p>
-      <w:pPr>
-        <w:spacing w:after="120"/>
-      </w:pPr>
-      <w:r>
-        <w:rPr>
-          <w:b w:val="0"/>
-          <w:i w:val="0"/>
-        </w:rPr>
-        <w:t>Academy es el espacio de formación para el adulto. En la terapia auditivo-verbal la persona que acompaña al niño es el motor de la sesión, así que Academy le enseña —en pequeñas dosis— a hacerlo mejor. Aparece como una tarjeta destacada “Academy” en la pantalla de terapias, con una barra de progreso siempre a la vista.</w:t>
-      </w:r>
-    </w:p>
-    <w:tbl>
-      <w:tblPr>
-        <w:tblStyle w:val="TableGrid"/>
-        <w:tblW w:type="auto" w:w="0"/>
-        <w:jc w:val="center"/>
-        <w:tblLook w:firstColumn="1" w:firstRow="1" w:lastColumn="0" w:lastRow="0" w:noHBand="0" w:noVBand="1" w:val="04A0"/>
-      </w:tblPr>
-      <w:tblGrid>
-        <w:gridCol w:w="4819"/>
-        <w:gridCol w:w="4819"/>
-      </w:tblGrid>
-      <w:tr>
-        <w:tc>
-          <w:tcPr>
-            <w:tcW w:type="dxa" w:w="2721"/>
-            <w:shd w:val="clear" w:fill="E6F9F8"/>
-          </w:tcPr>
-          <w:p>
-            <w:r>
-              <w:rPr>
-                <w:b/>
-                <w:color w:val="00A39E"/>
-                <w:sz w:val="18"/>
-              </w:rPr>
-              <w:t>Tema</w:t>
-            </w:r>
-          </w:p>
-        </w:tc>
-        <w:tc>
-          <w:tcPr>
-            <w:tcW w:type="dxa" w:w="6917"/>
-            <w:shd w:val="clear" w:fill="E6F9F8"/>
-          </w:tcPr>
-          <w:p>
-            <w:r>
-              <w:rPr>
-                <w:b/>
-                <w:color w:val="00A39E"/>
-                <w:sz w:val="18"/>
-              </w:rPr>
-              <w:t>Qué se aprende</w:t>
-            </w:r>
-          </w:p>
-        </w:tc>
-      </w:tr>
-      <w:tr>
-        <w:tc>
-          <w:tcPr>
-            <w:tcW w:type="dxa" w:w="2721"/>
-          </w:tcPr>
-          <w:p>
-            <w:r>
-              <w:rPr>
-                <w:b/>
-                <w:sz w:val="19"/>
-              </w:rPr>
-              <w:t>👂 Cómo aprenden a hablar</w:t>
-            </w:r>
-          </w:p>
-        </w:tc>
-        <w:tc>
-          <w:tcPr>
-            <w:tcW w:type="dxa" w:w="6917"/>
-          </w:tcPr>
-          <w:p>
-            <w:r>
-              <w:rPr>
-                <w:sz w:val="19"/>
-              </w:rPr>
-              <w:t>Que el niño escucha mucho antes de hablar y que la conversación por turnos —y saber esperar en silencio— es lo que impulsa el lenguaje.</w:t>
-            </w:r>
-          </w:p>
-        </w:tc>
-      </w:tr>
-      <w:tr>
-        <w:tc>
-          <w:tcPr>
-            <w:tcW w:type="dxa" w:w="2721"/>
-          </w:tcPr>
-          <w:p>
-            <w:r>
-              <w:rPr>
-                <w:b/>
-                <w:sz w:val="19"/>
-              </w:rPr>
-              <w:t>🤸 Por qué moverse (TPR)</w:t>
-            </w:r>
-          </w:p>
-        </w:tc>
-        <w:tc>
-          <w:tcPr>
-            <w:tcW w:type="dxa" w:w="6917"/>
-          </w:tcPr>
-          <w:p>
-            <w:r>
-              <w:rPr>
-                <w:sz w:val="19"/>
-              </w:rPr>
-              <w:t>Unir sonido y movimiento ayuda a recordar y quita la presión de “tener que hablar”; por eso es el adulto quien confirma si el niño cumplió la orden.</w:t>
-            </w:r>
-          </w:p>
-        </w:tc>
-      </w:tr>
-      <w:tr>
-        <w:tc>
-          <w:tcPr>
-            <w:tcW w:type="dxa" w:w="2721"/>
-          </w:tcPr>
-          <w:p>
-            <w:r>
-              <w:rPr>
-                <w:b/>
-                <w:sz w:val="19"/>
-              </w:rPr>
-              <w:t>🚫 Vicios a evitar</w:t>
-            </w:r>
-          </w:p>
-        </w:tc>
-        <w:tc>
-          <w:tcPr>
-            <w:tcW w:type="dxa" w:w="6917"/>
-          </w:tcPr>
-          <w:p>
-            <w:r>
-              <w:rPr>
-                <w:sz w:val="19"/>
-              </w:rPr>
-              <w:t>No decir “así no se dice” sino repetir bien la palabra dentro de la frase; y comentar más que preguntar para que la sesión no parezca un examen.</w:t>
-            </w:r>
-          </w:p>
-        </w:tc>
-      </w:tr>
-      <w:tr>
-        <w:tc>
-          <w:tcPr>
-            <w:tcW w:type="dxa" w:w="2721"/>
-          </w:tcPr>
-          <w:p>
-            <w:r>
-              <w:rPr>
-                <w:b/>
-                <w:sz w:val="19"/>
-              </w:rPr>
-              <w:t>🧑‍🏫 Terapia mediada</w:t>
-            </w:r>
-          </w:p>
-        </w:tc>
-        <w:tc>
-          <w:tcPr>
-            <w:tcW w:type="dxa" w:w="6917"/>
-          </w:tcPr>
-          <w:p>
-            <w:r>
-              <w:rPr>
-                <w:sz w:val="19"/>
-              </w:rPr>
-              <w:t>La app es la herramienta; el terapeuta en casa es el adulto, que puede parar cuando haga falta: no hay un mínimo que cumplir.</w:t>
-            </w:r>
-          </w:p>
-        </w:tc>
-      </w:tr>
-    </w:tbl>
-    <w:p>
-      <w:pPr>
-        <w:spacing w:after="40"/>
-      </w:pPr>
-    </w:p>
-    <w:p>
-      <w:pPr>
-        <w:keepNext/>
-        <w:spacing w:after="60" w:before="160"/>
-      </w:pPr>
-      <w:r>
-        <w:rPr>
-          <w:b/>
-          <w:i w:val="0"/>
-          <w:color w:val="4B5563"/>
-          <w:sz w:val="21"/>
-        </w:rPr>
-        <w:t>Flujo principal</w:t>
-      </w:r>
-    </w:p>
-    <w:p>
-      <w:pPr>
-        <w:spacing w:after="60"/>
-        <w:ind w:left="454" w:hanging="255"/>
-      </w:pPr>
-      <w:r>
-        <w:rPr>
-          <w:b/>
-        </w:rPr>
-        <w:t xml:space="preserve">1. </w:t>
-      </w:r>
-      <w:r>
-        <w:rPr>
-          <w:b w:val="0"/>
-        </w:rPr>
-        <w:t xml:space="preserve">En </w:t>
-      </w:r>
-      <w:r>
-        <w:rPr>
-          <w:b/>
-        </w:rPr>
-        <w:t>Prescripción de Terapias</w:t>
-      </w:r>
-      <w:r>
-        <w:rPr>
-          <w:b w:val="0"/>
-        </w:rPr>
-        <w:t xml:space="preserve">, pulsar la tarjeta </w:t>
-      </w:r>
-      <w:r>
-        <w:rPr>
-          <w:b/>
-        </w:rPr>
-        <w:t>“Academy”</w:t>
-      </w:r>
-      <w:r>
-        <w:rPr>
-          <w:b w:val="0"/>
-        </w:rPr>
-        <w:t xml:space="preserve"> (bajo el rótulo “Tu formación”).</w:t>
-      </w:r>
-    </w:p>
-    <w:p>
-      <w:pPr>
-        <w:spacing w:after="60"/>
-        <w:ind w:left="454" w:hanging="255"/>
-      </w:pPr>
-      <w:r>
-        <w:rPr>
-          <w:b/>
-        </w:rPr>
-        <w:t xml:space="preserve">2. </w:t>
-      </w:r>
-      <w:r>
-        <w:rPr>
-          <w:b w:val="0"/>
-        </w:rPr>
-        <w:t xml:space="preserve">Elegir una </w:t>
-      </w:r>
-      <w:r>
-        <w:rPr>
-          <w:b/>
-        </w:rPr>
-        <w:t>Cápsula de Conocimiento</w:t>
-      </w:r>
-      <w:r>
-        <w:rPr>
-          <w:b w:val="0"/>
-        </w:rPr>
-        <w:t xml:space="preserve"> de la lista (unos 2 minutos cada una).</w:t>
-      </w:r>
-    </w:p>
-    <w:p>
-      <w:pPr>
-        <w:spacing w:after="60"/>
-        <w:ind w:left="454" w:hanging="255"/>
-      </w:pPr>
-      <w:r>
-        <w:rPr>
-          <w:b/>
-        </w:rPr>
-        <w:t xml:space="preserve">3. </w:t>
-      </w:r>
-      <w:r>
-        <w:rPr>
-          <w:b w:val="0"/>
-        </w:rPr>
-        <w:t xml:space="preserve">Leer las </w:t>
-      </w:r>
-      <w:r>
-        <w:rPr>
-          <w:b/>
-        </w:rPr>
-        <w:t>diapositivas</w:t>
-      </w:r>
-      <w:r>
-        <w:rPr>
-          <w:b w:val="0"/>
-        </w:rPr>
-        <w:t xml:space="preserve"> avanzando con “Siguiente”.</w:t>
-      </w:r>
-    </w:p>
-    <w:p>
-      <w:pPr>
-        <w:spacing w:after="60"/>
-        <w:ind w:left="454" w:hanging="255"/>
-      </w:pPr>
-      <w:r>
-        <w:rPr>
-          <w:b/>
-        </w:rPr>
-        <w:t xml:space="preserve">4. </w:t>
-      </w:r>
-      <w:r>
-        <w:rPr>
-          <w:b w:val="0"/>
-        </w:rPr>
-        <w:t xml:space="preserve">Responder el </w:t>
-      </w:r>
-      <w:r>
-        <w:rPr>
-          <w:b/>
-        </w:rPr>
-        <w:t>quiz rápido</w:t>
-      </w:r>
-      <w:r>
-        <w:rPr>
-          <w:b w:val="0"/>
-        </w:rPr>
-        <w:t xml:space="preserve"> del final; cada respuesta muestra una breve explicación.</w:t>
-      </w:r>
-    </w:p>
-    <w:p>
-      <w:pPr>
-        <w:spacing w:after="60"/>
-        <w:ind w:left="454" w:hanging="255"/>
-      </w:pPr>
-      <w:r>
-        <w:rPr>
-          <w:b/>
-        </w:rPr>
-        <w:t xml:space="preserve">5. </w:t>
-      </w:r>
-      <w:r>
-        <w:rPr>
-          <w:b w:val="0"/>
-        </w:rPr>
-        <w:t xml:space="preserve">Al aprobar, la app suma </w:t>
-      </w:r>
-      <w:r>
-        <w:rPr>
-          <w:b/>
-        </w:rPr>
-        <w:t>puntos e insignias</w:t>
-      </w:r>
-      <w:r>
-        <w:rPr>
-          <w:b w:val="0"/>
-        </w:rPr>
-        <w:t xml:space="preserve"> y la </w:t>
-      </w:r>
-      <w:r>
-        <w:rPr>
-          <w:b/>
-        </w:rPr>
-        <w:t>barra de la tarjeta avanza al instante</w:t>
-      </w:r>
-      <w:r>
-        <w:rPr>
-          <w:b w:val="0"/>
-        </w:rPr>
-        <w:t>.</w:t>
-      </w:r>
-    </w:p>
-    <w:tbl>
-      <w:tblPr>
-        <w:tblW w:type="auto" w:w="0"/>
-        <w:jc w:val="center"/>
-        <w:tblLook w:firstColumn="1" w:firstRow="1" w:lastColumn="0" w:lastRow="0" w:noHBand="0" w:noVBand="1" w:val="04A0"/>
-      </w:tblPr>
-      <w:tblGrid>
-        <w:gridCol w:w="9638"/>
-      </w:tblGrid>
-      <w:tr>
-        <w:tc>
-          <w:tcPr>
-            <w:tcW w:type="dxa" w:w="9638"/>
-            <w:shd w:val="clear" w:fill="F0FDF9"/>
-          </w:tcPr>
-          <w:p>
-            <w:pPr>
-              <w:spacing w:after="40"/>
-            </w:pPr>
-            <w:r>
-              <w:rPr>
-                <w:b/>
-                <w:color w:val="00A39E"/>
-                <w:sz w:val="17"/>
-              </w:rPr>
-              <w:t>ES PARA EL ADULTO, NO PARA EL NIÑO</w:t>
-            </w:r>
-          </w:p>
-          <w:p>
-            <w:pPr>
-              <w:spacing w:after="40"/>
-            </w:pPr>
-            <w:r>
-              <w:rPr>
-                <w:sz w:val="19"/>
-              </w:rPr>
-              <w:t>Academy vive junto a los menús de la app, que maneja siempre el adulto; la tableta se cede al niño solo cuando el ejercicio ya ha empezado. Por eso el niño no llega por error a esta formación.</w:t>
-            </w:r>
-          </w:p>
-        </w:tc>
-      </w:tr>
-    </w:tbl>
-    <w:p>
-      <w:pPr>
-        <w:spacing w:after="40"/>
-      </w:pPr>
-    </w:p>
-    <w:tbl>
-      <w:tblPr>
-        <w:tblW w:type="auto" w:w="0"/>
-        <w:jc w:val="center"/>
-        <w:tblLook w:firstColumn="1" w:firstRow="1" w:lastColumn="0" w:lastRow="0" w:noHBand="0" w:noVBand="1" w:val="04A0"/>
-      </w:tblPr>
-      <w:tblGrid>
-        <w:gridCol w:w="9638"/>
-      </w:tblGrid>
-      <w:tr>
-        <w:tc>
-          <w:tcPr>
-            <w:tcW w:type="dxa" w:w="9638"/>
-            <w:shd w:val="clear" w:fill="F0FDF9"/>
-          </w:tcPr>
-          <w:p>
-            <w:pPr>
-              <w:spacing w:after="40"/>
-            </w:pPr>
-            <w:r>
-              <w:rPr>
-                <w:b/>
-                <w:color w:val="00A39E"/>
-                <w:sz w:val="17"/>
-              </w:rPr>
-              <w:t>EL PROGRESO NO SE PIERDE</w:t>
-            </w:r>
-          </w:p>
-          <w:p>
-            <w:pPr>
-              <w:spacing w:after="40"/>
-            </w:pPr>
-            <w:r>
-              <w:rPr>
-                <w:sz w:val="19"/>
-              </w:rPr>
-              <w:t>El avance (cápsulas hechas, nivel e insignias) se guarda cifrado en el dispositivo, igual que el resto de datos, y funciona sin conexión.</w:t>
-            </w:r>
-          </w:p>
-        </w:tc>
-      </w:tr>
-    </w:tbl>
-    <w:p>
-      <w:pPr>
-        <w:spacing w:after="40"/>
-      </w:pPr>
-    </w:p>
-    <w:p>
-      <w:r>
-        <w:br w:type="page"/>
-      </w:r>
-    </w:p>
     <w:p>
       <w:pPr>
         <w:keepNext/>
@@ -12345,7 +12422,7 @@
               <w:rPr>
                 <w:sz w:val="19"/>
               </w:rPr>
-              <w:t>Solo se muestra en los ejercicios de Audición si la patología indica audífono o implante coclear (CU-07).</w:t>
+              <w:t>Solo se muestra en los ejercicios de Audición si la patología indica audífono o implante coclear (CU-08).</w:t>
             </w:r>
           </w:p>
         </w:tc>
@@ -12373,7 +12450,7 @@
               <w:rPr>
                 <w:sz w:val="19"/>
               </w:rPr>
-              <w:t>Se perdió porque pasó más de un día sin practicar. Active los recordatorios (CU-09) para evitarlo.</w:t>
+              <w:t>Se perdió porque pasó más de un día sin practicar. Active los recordatorios (CU-10) para evitarlo.</w:t>
             </w:r>
           </w:p>
         </w:tc>
@@ -12401,7 +12478,7 @@
               <w:rPr>
                 <w:sz w:val="19"/>
               </w:rPr>
-              <w:t>Está en Modo Familia (solo lectura). Desbloquee el Modo Profesional con el PIN (CU-05 / CU-12).</w:t>
+              <w:t>Está en Modo Familia (solo lectura). Desbloquee el Modo Profesional con el PIN (CU-06 / CU-13).</w:t>
             </w:r>
           </w:p>
         </w:tc>
@@ -12569,7 +12646,7 @@
               <w:rPr>
                 <w:sz w:val="19"/>
               </w:rPr>
-              <w:t>Desde el hub, tarjeta “Acceso Profesional” con el PIN: la app muestra un QR con el resumen y abre el compartir con el registro completo. Tras enviarlo, los datos se purgan (CU-13).</w:t>
+              <w:t>Desde el hub, tarjeta “Acceso Profesional” con el PIN: la app muestra un QR con el resumen y abre el compartir con el registro completo. Tras enviarlo, los datos se purgan (CU-14).</w:t>
             </w:r>
           </w:p>
         </w:tc>
@@ -12597,7 +12674,7 @@
               <w:rPr>
                 <w:sz w:val="19"/>
               </w:rPr>
-              <w:t>Sí. En la tarjeta “Voz de la app” se elige la variedad (Castellano, Galego o Dominicano). Cambia lo que se locuta y evalúa; los menús siguen en castellano (CU-14).</w:t>
+              <w:t>Sí. En la tarjeta “Voz de la app” se elige la variedad (Castellano, Galego o Dominicano). Cambia lo que se locuta y evalúa; los menús siguen en castellano (CU-15).</w:t>
             </w:r>
           </w:p>
         </w:tc>
@@ -12709,7 +12786,7 @@
               <w:rPr>
                 <w:sz w:val="19"/>
               </w:rPr>
-              <w:t>Son módulos del Panel del Adulto (carga comunicativa) del piloto; solo se activan a mano. Desactívelos desde ese mismo panel (CU-15).</w:t>
+              <w:t>Son módulos del Panel del Adulto (carga comunicativa) del piloto; solo se activan a mano. Desactívelos desde ese mismo panel (CU-16).</w:t>
             </w:r>
           </w:p>
         </w:tc>
@@ -12737,7 +12814,7 @@
               <w:rPr>
                 <w:sz w:val="19"/>
               </w:rPr>
-              <w:t>Es la formación para el adulto: cápsulas breves sobre cómo aprenden a hablar los niños, el porqué del movimiento (TPR) y los vicios a evitar, con un quiz rápido. No es un ejercicio para el niño (CU-16).</w:t>
+              <w:t>Es la formación para el adulto: cápsulas breves sobre cómo aprenden a hablar los niños, el porqué del movimiento (TPR) y los vicios a evitar, con un quiz rápido. No es un ejercicio para el niño (CU-03).</w:t>
             </w:r>
           </w:p>
         </w:tc>

--- a/docs/Valeria-Manual-Casos-de-Uso.docx
+++ b/docs/Valeria-Manual-Casos-de-Uso.docx
@@ -61,7 +61,7 @@
           <w:color w:val="00A39E"/>
           <w:sz w:val="20"/>
         </w:rPr>
-        <w:t>Manual de usuario · v8.2 · con capturas de pantalla</w:t>
+        <w:t>Manual de usuario · v9.0 · con capturas de pantalla</w:t>
       </w:r>
     </w:p>
     <w:p>
@@ -89,7 +89,7 @@
           <w:color w:val="4B5563"/>
           <w:sz w:val="26"/>
         </w:rPr>
-        <w:t>Aplicación de terapia auditivo-verbal y del lenguaje para niñas y niños con hipoacusia, implante coclear, dislalias o dificultades del lenguaje.</w:t>
+        <w:t>Aplicación de terapia auditivo-verbal y del lenguaje para niñas y niños con hipoacusia, implante coclear, dislalias, dislexia, TEA o dificultades del lenguaje.</w:t>
       </w:r>
     </w:p>
     <w:p>
@@ -107,7 +107,7 @@
         <w:br/>
         <w:t>Julio de 2026 · Documento interno</w:t>
         <w:br/>
-        <w:t>Expo SDK 54 / React Native · Castellano · Galego · Dominicano · Voz neuronal offline</w:t>
+        <w:t>Expo SDK 54 / React Native · Castellano · Galego · Dominicano · Euskera · Voz neuronal offline</w:t>
       </w:r>
     </w:p>
     <w:p>
@@ -243,7 +243,7 @@
         <w:t xml:space="preserve">CU-02   </w:t>
       </w:r>
       <w:r>
-        <w:t>Elegir un bloque de terapia (hub de 4 bloques)</w:t>
+        <w:t>Elegir un bloque de terapia (hub de bloques)</w:t>
       </w:r>
     </w:p>
     <w:p>
@@ -307,7 +307,7 @@
         <w:t xml:space="preserve">CU-06   </w:t>
       </w:r>
       <w:r>
-        <w:t>Prescribir terapias de Audición y Lenguaje (Modo Profesional)</w:t>
+        <w:t>Prescribir terapias (Audición, Lenguaje, TEA y Dislexia · Modo Profesional)</w:t>
       </w:r>
     </w:p>
     <w:p>
@@ -451,7 +451,7 @@
         <w:t xml:space="preserve">CU-15   </w:t>
       </w:r>
       <w:r>
-        <w:t>Elegir la variedad de terapia (Castellano · Galego · Dominicano)</w:t>
+        <w:t>Elegir la variedad de terapia (Castellano · Galego · Dominicano · Euskera)</w:t>
       </w:r>
     </w:p>
     <w:p>
@@ -551,7 +551,7 @@
         <w:rPr>
           <w:b w:val="0"/>
         </w:rPr>
-        <w:t xml:space="preserve"> de niñas y niños. Reúne en un solo lugar el registro del paciente, una comprobación auditiva previa (Test de Ling), cuatro bloques de terapia y un panel de resultados para seguir la evolución.</w:t>
+        <w:t xml:space="preserve"> de niñas y niños. Reúne en un solo lugar el registro del paciente, una comprobación auditiva previa (Test de Ling), seis bloques de terapia, un espacio de formación para el cuidador (Academy) y un panel de resultados para seguir la evolución.</w:t>
       </w:r>
     </w:p>
     <w:p>
@@ -638,7 +638,7 @@
         <w:pStyle w:val="Heading3"/>
       </w:pPr>
       <w:r>
-        <w:t>Los cuatro bloques de terapia</w:t>
+        <w:t>Los seis bloques de terapia</w:t>
       </w:r>
     </w:p>
     <w:p>
@@ -650,7 +650,7 @@
           <w:b w:val="0"/>
           <w:i w:val="0"/>
         </w:rPr>
-        <w:t>Desde la pantalla Prescripción de Terapias se elige uno de estos bloques. Los dos primeros se incorporaron en la versión 5 y la versión 6 amplió su contenido.</w:t>
+        <w:t>Desde la pantalla Prescripción de Terapias se elige uno de estos bloques. Los dos primeros se incorporaron en la versión 5, la versión 6 amplió su contenido y la versión 9 sumó los bloques de TEA y Dislexia.</w:t>
       </w:r>
     </w:p>
     <w:tbl>
@@ -722,7 +722,7 @@
               <w:rPr>
                 <w:sz w:val="19"/>
               </w:rPr>
-              <w:t>Dislalias fonológicas (rotacismo, sigmatismo, frontalización velar, f→p). 10 pares de palabras casi iguales (rana/lana) con juego de voz, misión física y sello doble padre-hijo.</w:t>
+              <w:t>Dislalias fonológicas. 15 pares de palabras casi iguales (rana/lana) en 6 grupos —rotacismo, sigmatismo, velares, labiodental, nasales y laterales— con juego de voz, misión física y sello doble padre-hijo.</w:t>
             </w:r>
           </w:p>
         </w:tc>
@@ -751,7 +751,7 @@
               <w:rPr>
                 <w:sz w:val="19"/>
               </w:rPr>
-              <w:t>Progresión léxica para intervención temprana: 5 escenarios diarios, 7 progresiones (onomatopeya → adjetivo) y 6 cápsulas de contraste, uniendo imagen, voz y acción física.</w:t>
+              <w:t>Progresión léxica para intervención temprana: 5 escenarios diarios, 9 progresiones (onomatopeya → adjetivo) y 8 cápsulas de contraste, uniendo imagen, voz y acción física.</w:t>
             </w:r>
           </w:p>
         </w:tc>
@@ -774,7 +774,7 @@
                 <w:b w:val="0"/>
                 <w:sz w:val="19"/>
               </w:rPr>
-              <w:t xml:space="preserve"> — 13 terapias</w:t>
+              <w:t xml:space="preserve"> — 18 terapias</w:t>
             </w:r>
           </w:p>
         </w:tc>
@@ -787,7 +787,7 @@
               <w:rPr>
                 <w:sz w:val="19"/>
               </w:rPr>
-              <w:t>Protocolo ACOPROS: fonética-fonología, semántica, morfosintaxis y pragmática para pacientes con audífono, implante coclear o hipoacusia.</w:t>
+              <w:t>Protocolo ACOPROS: fonética-fonología, semántica, morfosintaxis, pragmática y escucha en ruido (RA-1…RA-5) para pacientes con audífono, implante coclear o hipoacusia.</w:t>
             </w:r>
           </w:p>
         </w:tc>
@@ -828,6 +828,78 @@
           </w:p>
         </w:tc>
       </w:tr>
+      <w:tr>
+        <w:tc>
+          <w:tcPr>
+            <w:tcW w:type="dxa" w:w="2721"/>
+          </w:tcPr>
+          <w:p>
+            <w:r>
+              <w:rPr>
+                <w:b/>
+                <w:sz w:val="19"/>
+              </w:rPr>
+              <w:t>🧠 TEA</w:t>
+            </w:r>
+            <w:r>
+              <w:rPr>
+                <w:b w:val="0"/>
+                <w:sz w:val="19"/>
+              </w:rPr>
+              <w:t xml:space="preserve"> — 6 terapias</w:t>
+            </w:r>
+          </w:p>
+        </w:tc>
+        <w:tc>
+          <w:tcPr>
+            <w:tcW w:type="dxa" w:w="6917"/>
+          </w:tcPr>
+          <w:p>
+            <w:r>
+              <w:rPr>
+                <w:sz w:val="19"/>
+              </w:rPr>
+              <w:t>Protocolo PRT + TCC para el espectro autista: atención conjunta triangulada, quiebre pragmático (con consentimiento), espejo asimétrico, transición interrumpida, categorización bajo ruido y múltiples señales. Todos los estresores son manuales (Panel del Adulto).</w:t>
+            </w:r>
+          </w:p>
+        </w:tc>
+      </w:tr>
+      <w:tr>
+        <w:tc>
+          <w:tcPr>
+            <w:tcW w:type="dxa" w:w="2721"/>
+          </w:tcPr>
+          <w:p>
+            <w:r>
+              <w:rPr>
+                <w:b/>
+                <w:sz w:val="19"/>
+              </w:rPr>
+              <w:t>📖 Dislexia</w:t>
+            </w:r>
+            <w:r>
+              <w:rPr>
+                <w:b w:val="0"/>
+                <w:sz w:val="19"/>
+              </w:rPr>
+              <w:t xml:space="preserve"> — 6 terapias</w:t>
+            </w:r>
+          </w:p>
+        </w:tc>
+        <w:tc>
+          <w:tcPr>
+            <w:tcW w:type="dxa" w:w="6917"/>
+          </w:tcPr>
+          <w:p>
+            <w:r>
+              <w:rPr>
+                <w:sz w:val="19"/>
+              </w:rPr>
+              <w:t>Fonología y acceso léxico: intruso fonológico, rastreo léxico con interferencia, síntesis fonémica rítmica, criba de pseudopalabras, rastreo visual de rotaciones (b/d · p/q) y denominación rápida (RAN).</w:t>
+            </w:r>
+          </w:p>
+        </w:tc>
+      </w:tr>
     </w:tbl>
     <w:p>
       <w:pPr>
@@ -845,7 +917,7 @@
           <w:color w:val="6B7280"/>
           <w:sz w:val="19"/>
         </w:rPr>
-        <w:t>Además, el Test de Ling es una comprobación auditiva rápida (6 sonidos) previa a los ejercicios de audición, y la gamificación (XP, racha, niveles e insignias) mantiene la motivación en todos los bloques.</w:t>
+        <w:t>Además, el Test de Ling es una comprobación auditiva rápida (6 sonidos) previa a los ejercicios de audición; Academy forma al cuidador (ver CU-03), y la gamificación (XP, racha, niveles e insignias) mantiene la motivación en todos los bloques.</w:t>
       </w:r>
     </w:p>
     <w:p>
@@ -1211,7 +1283,7 @@
               <w:rPr>
                 <w:sz w:val="19"/>
               </w:rPr>
-              <w:t>Una única pregunta de satisfacción de 1 a 5 con caritas, centrada en la facilidad para integrar el ejercicio en la rutina del niño/a. Aparece solo en un hito grande (completar los 4 bloques) y como mucho una vez por semana, para no cansar.</w:t>
+              <w:t>Una única pregunta de satisfacción de 1 a 5 con caritas, centrada en la facilidad para integrar el ejercicio en la rutina del niño/a. Aparece solo en un hito grande (completar 4 bloques distintos) y como mucho una vez por semana, para no cansar.</w:t>
             </w:r>
           </w:p>
         </w:tc>
@@ -1802,6 +1874,251 @@
                 <w:sz w:val="19"/>
               </w:rPr>
               <w:t>La tarjeta muestra una barra de avance, el nivel (de Novato a Cuidador experto), los puntos y las insignias, que se actualizan al instante al completar una cápsula. El avance se guarda cifrado en el dispositivo.</w:t>
+            </w:r>
+          </w:p>
+        </w:tc>
+      </w:tr>
+    </w:tbl>
+    <w:p>
+      <w:pPr>
+        <w:spacing w:after="40"/>
+      </w:pPr>
+    </w:p>
+    <w:p>
+      <w:pPr>
+        <w:pStyle w:val="Heading3"/>
+      </w:pPr>
+      <w:r>
+        <w:t>Novedades de la versión 9</w:t>
+      </w:r>
+    </w:p>
+    <w:p>
+      <w:pPr>
+        <w:spacing w:after="120"/>
+      </w:pPr>
+      <w:r>
+        <w:rPr>
+          <w:b w:val="0"/>
+          <w:i w:val="0"/>
+        </w:rPr>
+        <w:t>La versión 9 amplía el alcance clínico de la app: incorpora dos bloques de terapia nuevos, amplía los protocolos existentes, suma una cuarta variedad de habla y convierte Academy en un hub de formación por patología. Todo respeta el mismo principio: el adulto es el juez y los estresores se activan siempre a mano (muro MDR).</w:t>
+      </w:r>
+    </w:p>
+    <w:tbl>
+      <w:tblPr>
+        <w:tblStyle w:val="TableGrid"/>
+        <w:tblW w:type="auto" w:w="0"/>
+        <w:jc w:val="center"/>
+        <w:tblLook w:firstColumn="1" w:firstRow="1" w:lastColumn="0" w:lastRow="0" w:noHBand="0" w:noVBand="1" w:val="04A0"/>
+      </w:tblPr>
+      <w:tblGrid>
+        <w:gridCol w:w="4819"/>
+        <w:gridCol w:w="4819"/>
+      </w:tblGrid>
+      <w:tr>
+        <w:tc>
+          <w:tcPr>
+            <w:tcW w:type="dxa" w:w="2721"/>
+            <w:shd w:val="clear" w:fill="E6F9F8"/>
+          </w:tcPr>
+          <w:p>
+            <w:r>
+              <w:rPr>
+                <w:b/>
+                <w:color w:val="00A39E"/>
+                <w:sz w:val="18"/>
+              </w:rPr>
+              <w:t>Novedad</w:t>
+            </w:r>
+          </w:p>
+        </w:tc>
+        <w:tc>
+          <w:tcPr>
+            <w:tcW w:type="dxa" w:w="6917"/>
+            <w:shd w:val="clear" w:fill="E6F9F8"/>
+          </w:tcPr>
+          <w:p>
+            <w:r>
+              <w:rPr>
+                <w:b/>
+                <w:color w:val="00A39E"/>
+                <w:sz w:val="18"/>
+              </w:rPr>
+              <w:t>Qué aporta</w:t>
+            </w:r>
+          </w:p>
+        </w:tc>
+      </w:tr>
+      <w:tr>
+        <w:tc>
+          <w:tcPr>
+            <w:tcW w:type="dxa" w:w="2721"/>
+          </w:tcPr>
+          <w:p>
+            <w:r>
+              <w:rPr>
+                <w:b/>
+                <w:sz w:val="19"/>
+              </w:rPr>
+              <w:t>🧠 Bloque TEA</w:t>
+            </w:r>
+          </w:p>
+        </w:tc>
+        <w:tc>
+          <w:tcPr>
+            <w:tcW w:type="dxa" w:w="6917"/>
+          </w:tcPr>
+          <w:p>
+            <w:r>
+              <w:rPr>
+                <w:sz w:val="19"/>
+              </w:rPr>
+              <w:t>Seis terapias para el espectro autista (PRT + TCC): atención conjunta triangulada, reparación comunicativa, flexibilidad cognitiva, categorización bajo carga sensorial y múltiples señales. Los estresores (ruido, quiebre) los activa el adulto, con consentimiento informado para el quiebre pragmático.</w:t>
+            </w:r>
+          </w:p>
+        </w:tc>
+      </w:tr>
+      <w:tr>
+        <w:tc>
+          <w:tcPr>
+            <w:tcW w:type="dxa" w:w="2721"/>
+          </w:tcPr>
+          <w:p>
+            <w:r>
+              <w:rPr>
+                <w:b/>
+                <w:sz w:val="19"/>
+              </w:rPr>
+              <w:t>📖 Bloque Dislexia</w:t>
+            </w:r>
+          </w:p>
+        </w:tc>
+        <w:tc>
+          <w:tcPr>
+            <w:tcW w:type="dxa" w:w="6917"/>
+          </w:tcPr>
+          <w:p>
+            <w:r>
+              <w:rPr>
+                <w:sz w:val="19"/>
+              </w:rPr>
+              <w:t>Seis terapias de conciencia fonológica y acceso léxico: intruso fonológico, rastreo léxico con interferencia, síntesis fonémica rítmica, criba de pseudopalabras, rastreo de rotaciones (b/d · p/q) y denominación rápida (RAN). El “cronómetro” es siempre la persecución dactilar del adulto, nunca un reloj automático.</w:t>
+            </w:r>
+          </w:p>
+        </w:tc>
+      </w:tr>
+      <w:tr>
+        <w:tc>
+          <w:tcPr>
+            <w:tcW w:type="dxa" w:w="2721"/>
+          </w:tcPr>
+          <w:p>
+            <w:r>
+              <w:rPr>
+                <w:b/>
+                <w:sz w:val="19"/>
+              </w:rPr>
+              <w:t>👂 Audición ampliada</w:t>
+            </w:r>
+          </w:p>
+        </w:tc>
+        <w:tc>
+          <w:tcPr>
+            <w:tcW w:type="dxa" w:w="6917"/>
+          </w:tcPr>
+          <w:p>
+            <w:r>
+              <w:rPr>
+                <w:sz w:val="19"/>
+              </w:rPr>
+              <w:t>El bloque de Audición pasa de 13 a 18 terapias con la categoría “Escucha en ruido” (RA-1…RA-5): figura-fondo con ruido, lectura labiofacial, formato cerrado degradado, secuencia con espera y localización del sonido. El ruido lo sube y baja el adulto con el deslizador del Panel del Adulto.</w:t>
+            </w:r>
+          </w:p>
+        </w:tc>
+      </w:tr>
+      <w:tr>
+        <w:tc>
+          <w:tcPr>
+            <w:tcW w:type="dxa" w:w="2721"/>
+          </w:tcPr>
+          <w:p>
+            <w:r>
+              <w:rPr>
+                <w:b/>
+                <w:sz w:val="19"/>
+              </w:rPr>
+              <w:t>🗣️ Pares Mínimos ampliados</w:t>
+            </w:r>
+          </w:p>
+        </w:tc>
+        <w:tc>
+          <w:tcPr>
+            <w:tcW w:type="dxa" w:w="6917"/>
+          </w:tcPr>
+          <w:p>
+            <w:r>
+              <w:rPr>
+                <w:sz w:val="19"/>
+              </w:rPr>
+              <w:t>El banco castellano pasa de 10 a 15 pares con dos grupos nuevos (nasales y laterales): gota/bota, beso/queso, foca/boca, miel/piel y pato/palo. Los objetivos nuevos entran en el motor de frases portadoras.</w:t>
+            </w:r>
+          </w:p>
+        </w:tc>
+      </w:tr>
+      <w:tr>
+        <w:tc>
+          <w:tcPr>
+            <w:tcW w:type="dxa" w:w="2721"/>
+          </w:tcPr>
+          <w:p>
+            <w:r>
+              <w:rPr>
+                <w:b/>
+                <w:sz w:val="19"/>
+              </w:rPr>
+              <w:t>🌍 Cuarta variedad: Euskera</w:t>
+            </w:r>
+          </w:p>
+        </w:tc>
+        <w:tc>
+          <w:tcPr>
+            <w:tcW w:type="dxa" w:w="6917"/>
+          </w:tcPr>
+          <w:p>
+            <w:r>
+              <w:rPr>
+                <w:sz w:val="19"/>
+              </w:rPr>
+              <w:t>El contenido puede locutarse y evaluarse en euskera batua con voz neuronal HiTZ-TTS pregenerada (UPV/EHU · Aholab, proyecto ILENIA/NEL-GAITU). El reconocimiento usa eu-ES y, donde no exista, recae en es-ES con un pliegue de la ⟨h⟩ muda (ver CU-15).</w:t>
+            </w:r>
+          </w:p>
+        </w:tc>
+      </w:tr>
+      <w:tr>
+        <w:tc>
+          <w:tcPr>
+            <w:tcW w:type="dxa" w:w="2721"/>
+          </w:tcPr>
+          <w:p>
+            <w:r>
+              <w:rPr>
+                <w:b/>
+                <w:sz w:val="19"/>
+              </w:rPr>
+              <w:t>🎓 Academy multidominio</w:t>
+            </w:r>
+          </w:p>
+        </w:tc>
+        <w:tc>
+          <w:tcPr>
+            <w:tcW w:type="dxa" w:w="6917"/>
+          </w:tcPr>
+          <w:p>
+            <w:r>
+              <w:rPr>
+                <w:sz w:val="19"/>
+              </w:rPr>
+              <w:t>Academy deja de ser un curso único y se organiza en cinco dominios (Lenguaje, Hipoacusia, Dislalias, Dislexia y TEA), cada uno con su propia escala de niveles e insignias. Un feed de prioridad destaca el dominio que corresponde a la patología de la ficha (ver CU-03).</w:t>
             </w:r>
           </w:p>
         </w:tc>
@@ -2017,7 +2334,7 @@
               <w:rPr>
                 <w:sz w:val="19"/>
               </w:rPr>
-              <w:t>Todo lo anterior más prescribir: activar o desactivar terapias en cada uno de los cuatro bloques y guardar la selección. Se desbloquea con el PIN y se vuelve a bloquear al guardar.</w:t>
+              <w:t>Todo lo anterior más prescribir: activar o desactivar terapias en cada uno de los bloques prescribibles y guardar la selección. Se desbloquea con el PIN y se vuelve a bloquear al guardar.</w:t>
             </w:r>
           </w:p>
         </w:tc>
@@ -2241,7 +2558,7 @@
           <w:b w:val="0"/>
           <w:i w:val="0"/>
         </w:rPr>
-        <w:t>Tras el alta o la selección del paciente se llega al hub de Prescripción, desde donde se abre cualquiera de los cuatro bloques. El Test de Ling solo precede a los ejercicios de audición cuando el paciente usa audífono o implante coclear.</w:t>
+        <w:t>Tras el alta o la selección del paciente se llega al hub de Prescripción, desde donde se abre cualquiera de los seis bloques (o Academy). El Test de Ling solo precede a los ejercicios de audición cuando el paciente usa audífono o implante coclear.</w:t>
       </w:r>
     </w:p>
     <w:p>
@@ -2255,7 +2572,7 @@
           <w:i w:val="0"/>
           <w:color w:val="00A39E"/>
         </w:rPr>
-        <w:t>Bienvenida  →  Créditos  →  Ficha / Selección  →  Hub de 4 bloques  →  Pares Mínimos · Expansión Semántica · Audición* · Lenguaje  →  Resultados</w:t>
+        <w:t>Bienvenida  →  Créditos  →  Ficha / Selección  →  Hub de bloques  →  Pares Mínimos · Expansión Semántica · Audición* · Lenguaje · TEA · Dislexia  →  Resultados</w:t>
       </w:r>
     </w:p>
     <w:p>
@@ -2489,7 +2806,7 @@
                 <w:color w:val="4B5563"/>
                 <w:sz w:val="17"/>
               </w:rPr>
-              <w:t>Hub de Prescripción: los cuatro bloques de terapia.</w:t>
+              <w:t>Hub de Prescripción: los bloques de terapia y la tarjeta Academy.</w:t>
             </w:r>
           </w:p>
         </w:tc>
@@ -2576,7 +2893,7 @@
               <w:rPr>
                 <w:sz w:val="19"/>
               </w:rPr>
-              <w:t>Pantalla “Prescripción de Terapias”: cuatro tarjetas (Pares Mínimos, Expansión Semántica, Audición, Lenguaje) desde donde se practica o prescribe.</w:t>
+              <w:t>Pantalla “Prescripción de Terapias”: seis tarjetas (Pares Mínimos, Expansión Semántica, Audición, Lenguaje, TEA y Dislexia) más la tarjeta Academy, desde donde se practica o prescribe.</w:t>
             </w:r>
           </w:p>
         </w:tc>
@@ -3024,7 +3341,7 @@
               <w:rPr>
                 <w:sz w:val="19"/>
               </w:rPr>
-              <w:t>System Usability Scale adaptada: una pregunta de 1 a 5 sobre la facilidad de uso real. Aparece con moderación (hito de 4 bloques y máx. 1 vez/semana).</w:t>
+              <w:t>System Usability Scale adaptada: una pregunta de 1 a 5 sobre la facilidad de uso real. Aparece con moderación (hito de 4 bloques distintos y máx. 1 vez/semana).</w:t>
             </w:r>
           </w:p>
         </w:tc>
@@ -3080,7 +3397,7 @@
               <w:rPr>
                 <w:sz w:val="19"/>
               </w:rPr>
-              <w:t>Lengua o forma del habla en que la app locuta y evalúa el contenido: Castellano, Galego (Proxecto Nós) o Dominicano (es-DO, Quisqueya Habla). Se elige en “Voz de la app”.</w:t>
+              <w:t>Lengua o forma del habla en que la app locuta y evalúa el contenido: Castellano, Galego (Proxecto Nós), Dominicano (es-DO, Quisqueya Habla) o Euskera (batua, proyecto ILENIA/NEL-GAITU). Se elige en “Voz de la app”.</w:t>
             </w:r>
           </w:p>
         </w:tc>
@@ -3108,7 +3425,147 @@
               <w:rPr>
                 <w:sz w:val="19"/>
               </w:rPr>
-              <w:t>Locución pregenerada con modelos de voz de alta calidad (Sharvard en castellano, Celtia en gallego) empaquetada en la app; suena natural y funciona sin conexión.</w:t>
+              <w:t>Locución pregenerada con modelos de voz de alta calidad (Sharvard en castellano, Celtia en gallego, HiTZ-TTS en euskera) empaquetada en la app; suena natural y funciona sin conexión.</w:t>
+            </w:r>
+          </w:p>
+        </w:tc>
+      </w:tr>
+      <w:tr>
+        <w:tc>
+          <w:tcPr>
+            <w:tcW w:type="dxa" w:w="2381"/>
+          </w:tcPr>
+          <w:p>
+            <w:r>
+              <w:rPr>
+                <w:sz w:val="19"/>
+              </w:rPr>
+              <w:t>Pliegue vasco</w:t>
+            </w:r>
+          </w:p>
+        </w:tc>
+        <w:tc>
+          <w:tcPr>
+            <w:tcW w:type="dxa" w:w="7257"/>
+          </w:tcPr>
+          <w:p>
+            <w:r>
+              <w:rPr>
+                <w:sz w:val="19"/>
+              </w:rPr>
+              <w:t>Ajuste que ignora la ⟨h⟩ muda del euskera al comparar la voz del niño con la esperada, para que el reconocimiento no la penalice. No afecta a las sibilantes ni africadas, que son contraste clínico y valora el adulto.</w:t>
+            </w:r>
+          </w:p>
+        </w:tc>
+      </w:tr>
+      <w:tr>
+        <w:tc>
+          <w:tcPr>
+            <w:tcW w:type="dxa" w:w="2381"/>
+          </w:tcPr>
+          <w:p>
+            <w:r>
+              <w:rPr>
+                <w:sz w:val="19"/>
+              </w:rPr>
+              <w:t>TEA</w:t>
+            </w:r>
+          </w:p>
+        </w:tc>
+        <w:tc>
+          <w:tcPr>
+            <w:tcW w:type="dxa" w:w="7257"/>
+          </w:tcPr>
+          <w:p>
+            <w:r>
+              <w:rPr>
+                <w:sz w:val="19"/>
+              </w:rPr>
+              <w:t>Trastorno del Espectro Autista. Bloque de 6 terapias (PRT + TCC) centrado en atención conjunta, reparación comunicativa, flexibilidad y regulación, con estresores siempre manuales.</w:t>
+            </w:r>
+          </w:p>
+        </w:tc>
+      </w:tr>
+      <w:tr>
+        <w:tc>
+          <w:tcPr>
+            <w:tcW w:type="dxa" w:w="2381"/>
+          </w:tcPr>
+          <w:p>
+            <w:r>
+              <w:rPr>
+                <w:sz w:val="19"/>
+              </w:rPr>
+              <w:t>Dislexia</w:t>
+            </w:r>
+          </w:p>
+        </w:tc>
+        <w:tc>
+          <w:tcPr>
+            <w:tcW w:type="dxa" w:w="7257"/>
+          </w:tcPr>
+          <w:p>
+            <w:r>
+              <w:rPr>
+                <w:sz w:val="19"/>
+              </w:rPr>
+              <w:t>Bloque de 6 terapias de conciencia fonológica y acceso léxico (intruso fonológico, síntesis fonémica, pseudopalabras, rotaciones b/d·p/q y denominación rápida).</w:t>
+            </w:r>
+          </w:p>
+        </w:tc>
+      </w:tr>
+      <w:tr>
+        <w:tc>
+          <w:tcPr>
+            <w:tcW w:type="dxa" w:w="2381"/>
+          </w:tcPr>
+          <w:p>
+            <w:r>
+              <w:rPr>
+                <w:sz w:val="19"/>
+              </w:rPr>
+              <w:t>RAN</w:t>
+            </w:r>
+          </w:p>
+        </w:tc>
+        <w:tc>
+          <w:tcPr>
+            <w:tcW w:type="dxa" w:w="7257"/>
+          </w:tcPr>
+          <w:p>
+            <w:r>
+              <w:rPr>
+                <w:sz w:val="19"/>
+              </w:rPr>
+              <w:t>Rapid Automatized Naming (denominación rápida): nombrar en voz alta una serie de dibujos en orden de lectura. El ritmo lo marca la mano del adulto, nunca un cronómetro.</w:t>
+            </w:r>
+          </w:p>
+        </w:tc>
+      </w:tr>
+      <w:tr>
+        <w:tc>
+          <w:tcPr>
+            <w:tcW w:type="dxa" w:w="2381"/>
+          </w:tcPr>
+          <w:p>
+            <w:r>
+              <w:rPr>
+                <w:sz w:val="19"/>
+              </w:rPr>
+              <w:t>Escucha en ruido</w:t>
+            </w:r>
+          </w:p>
+        </w:tc>
+        <w:tc>
+          <w:tcPr>
+            <w:tcW w:type="dxa" w:w="7257"/>
+          </w:tcPr>
+          <w:p>
+            <w:r>
+              <w:rPr>
+                <w:sz w:val="19"/>
+              </w:rPr>
+              <w:t>Categoría de Audición (RA-1…RA-5) que entrena la comprensión con ruido de fondo. El adulto sube o baja el ruido a mano con el deslizador del Panel del Adulto.</w:t>
             </w:r>
           </w:p>
         </w:tc>
@@ -3974,7 +4431,7 @@
                 <w:color w:val="FFFFFF"/>
                 <w:sz w:val="28"/>
               </w:rPr>
-              <w:t>Elegir un bloque de terapia (hub de 4 bloques)</w:t>
+              <w:t>Elegir un bloque de terapia (hub de bloques)</w:t>
             </w:r>
           </w:p>
         </w:tc>
@@ -4105,7 +4562,7 @@
           <w:b w:val="0"/>
           <w:i w:val="0"/>
         </w:rPr>
-        <w:t>El hub es el centro de mando de cada sesión. Muestra la racha 🔥 y el nivel 🏅 del paciente y presenta los cuatro bloques como tarjetas. Audición y Lenguaje indican además cuántas terapias hay activas.</w:t>
+        <w:t>El hub es el centro de mando de cada sesión. Muestra la racha 🔥 y el nivel 🏅 del paciente y presenta los seis bloques como tarjetas. Audición, Lenguaje, TEA y Dislexia indican además cuántas terapias hay activas.</w:t>
       </w:r>
     </w:p>
     <w:p>
@@ -4174,13 +4631,37 @@
         <w:rPr>
           <w:b w:val="0"/>
         </w:rPr>
+        <w:t xml:space="preserve">, </w:t>
+      </w:r>
+      <w:r>
+        <w:rPr>
+          <w:b/>
+        </w:rPr>
+        <w:t>Lenguaje</w:t>
+      </w:r>
+      <w:r>
+        <w:rPr>
+          <w:b w:val="0"/>
+        </w:rPr>
+        <w:t xml:space="preserve">, </w:t>
+      </w:r>
+      <w:r>
+        <w:rPr>
+          <w:b/>
+        </w:rPr>
+        <w:t>TEA</w:t>
+      </w:r>
+      <w:r>
+        <w:rPr>
+          <w:b w:val="0"/>
+        </w:rPr>
         <w:t xml:space="preserve"> o </w:t>
       </w:r>
       <w:r>
         <w:rPr>
           <w:b/>
         </w:rPr>
-        <w:t>Lenguaje</w:t>
+        <w:t>Dislexia</w:t>
       </w:r>
       <w:r>
         <w:rPr>
@@ -4447,7 +4928,7 @@
                 <w:b/>
                 <w:sz w:val="19"/>
               </w:rPr>
-              <w:t>Prescripción de Terapias → Academy</w:t>
+              <w:t>Prescripción de Terapias → Academy (hub de dominios)</w:t>
             </w:r>
           </w:p>
         </w:tc>
@@ -4497,7 +4978,7 @@
                 <w:b/>
                 <w:sz w:val="19"/>
               </w:rPr>
-              <w:t>Cápsula completada y progreso guardado</w:t>
+              <w:t>Cápsula completada y progreso guardado en su dominio</w:t>
             </w:r>
           </w:p>
         </w:tc>
@@ -4517,7 +4998,7 @@
           <w:b w:val="0"/>
           <w:i w:val="0"/>
         </w:rPr>
-        <w:t>Academy es el espacio de formación para el adulto. En la terapia auditivo-verbal la persona que acompaña al niño es el motor de la sesión, así que Academy le enseña —en pequeñas dosis— a hacerlo mejor. Aparece como una tarjeta destacada “Academy” en la pantalla de terapias, con una barra de progreso siempre a la vista.</w:t>
+        <w:t>Academy es el espacio de formación para el adulto. En la terapia auditivo-verbal la persona que acompaña al niño es el motor de la sesión, así que Academy le enseña —en pequeñas dosis— a hacerlo mejor. Desde la v9 no es un curso único: se organiza en cinco dominios de formación, cada uno con su propia lista de cápsulas, su escala de niveles (de Novato a “Experto en…”) y sus insignias. Un feed de prioridad destaca arriba el dominio que corresponde a la patología de la ficha del paciente, para que el cuidador empiece por lo que más le sirve.</w:t>
       </w:r>
     </w:p>
     <w:tbl>
@@ -4544,7 +5025,7 @@
                 <w:color w:val="00A39E"/>
                 <w:sz w:val="18"/>
               </w:rPr>
-              <w:t>Tema</w:t>
+              <w:t>Dominio</w:t>
             </w:r>
           </w:p>
         </w:tc>
@@ -4576,7 +5057,7 @@
                 <w:b/>
                 <w:sz w:val="19"/>
               </w:rPr>
-              <w:t>👂 Cómo aprenden a hablar</w:t>
+              <w:t>💬 Lenguaje</w:t>
             </w:r>
           </w:p>
         </w:tc>
@@ -4589,7 +5070,7 @@
               <w:rPr>
                 <w:sz w:val="19"/>
               </w:rPr>
-              <w:t>Que el niño escucha mucho antes de hablar y que la conversación por turnos —y saber esperar en silencio— es lo que impulsa el lenguaje.</w:t>
+              <w:t>Cómo aprenden a hablar los niños (el baño de lenguaje y la conversación por turnos), el porqué del movimiento (TPR) y los vicios a evitar: remodelar en vez de corregir y comentar más que preguntar.</w:t>
             </w:r>
           </w:p>
         </w:tc>
@@ -4605,7 +5086,7 @@
                 <w:b/>
                 <w:sz w:val="19"/>
               </w:rPr>
-              <w:t>🤸 Por qué moverse (TPR)</w:t>
+              <w:t>👂 Hipoacusia / Sordera</w:t>
             </w:r>
           </w:p>
         </w:tc>
@@ -4618,7 +5099,7 @@
               <w:rPr>
                 <w:sz w:val="19"/>
               </w:rPr>
-              <w:t>Unir sonido y movimiento ayuda a recordar y quita la presión de “tener que hablar”; por eso es el adulto quien confirma si el niño cumplió la orden.</w:t>
+              <w:t>Qué es la sordera y su abordaje, más micro-guías de hardware para el manejo y cuidado del audífono, el implante coclear y los dispositivos osteointegrados.</w:t>
             </w:r>
           </w:p>
         </w:tc>
@@ -4634,7 +5115,7 @@
                 <w:b/>
                 <w:sz w:val="19"/>
               </w:rPr>
-              <w:t>🚫 Vicios a evitar</w:t>
+              <w:t>🗣️ Dislalias</w:t>
             </w:r>
           </w:p>
         </w:tc>
@@ -4647,7 +5128,7 @@
               <w:rPr>
                 <w:sz w:val="19"/>
               </w:rPr>
-              <w:t>No decir “así no se dice” sino repetir bien la palabra dentro de la frase; y comentar más que preguntar para que la sesión no parezca un examen.</w:t>
+              <w:t>Puntos de articulación de cada sonido, a qué edad se espera cada uno y cómo practicar en casa los sonidos difíciles (la erre, las praxias de la boca).</w:t>
             </w:r>
           </w:p>
         </w:tc>
@@ -4663,7 +5144,7 @@
                 <w:b/>
                 <w:sz w:val="19"/>
               </w:rPr>
-              <w:t>🧑‍🏫 Terapia mediada</w:t>
+              <w:t>🔤 Dislexia</w:t>
             </w:r>
           </w:p>
         </w:tc>
@@ -4676,7 +5157,36 @@
               <w:rPr>
                 <w:sz w:val="19"/>
               </w:rPr>
-              <w:t>La app es la herramienta; el terapeuta en casa es el adulto, que puede parar cuando haga falta: no hay un mínimo que cumplir.</w:t>
+              <w:t>Conciencia fonológica y apoyo a la lectura emergente: cómo suena y se segmenta cada palabra antes de leerla.</w:t>
+            </w:r>
+          </w:p>
+        </w:tc>
+      </w:tr>
+      <w:tr>
+        <w:tc>
+          <w:tcPr>
+            <w:tcW w:type="dxa" w:w="2721"/>
+          </w:tcPr>
+          <w:p>
+            <w:r>
+              <w:rPr>
+                <w:b/>
+                <w:sz w:val="19"/>
+              </w:rPr>
+              <w:t>🧩 TEA</w:t>
+            </w:r>
+          </w:p>
+        </w:tc>
+        <w:tc>
+          <w:tcPr>
+            <w:tcW w:type="dxa" w:w="6917"/>
+          </w:tcPr>
+          <w:p>
+            <w:r>
+              <w:rPr>
+                <w:sz w:val="19"/>
+              </w:rPr>
+              <w:t>Comunicación, anticipación y regulación en el espectro autista: cómo sostener la atención conjunta y reparar la comunicación sin presión.</w:t>
             </w:r>
           </w:p>
         </w:tc>
@@ -4759,19 +5269,31 @@
         <w:rPr>
           <w:b w:val="0"/>
         </w:rPr>
-        <w:t xml:space="preserve">Elegir una </w:t>
+        <w:t xml:space="preserve">El </w:t>
       </w:r>
       <w:r>
         <w:rPr>
           <w:b/>
         </w:rPr>
-        <w:t>Cápsula de Conocimiento</w:t>
+        <w:t>feed de prioridad</w:t>
       </w:r>
       <w:r>
         <w:rPr>
           <w:b w:val="0"/>
         </w:rPr>
-        <w:t xml:space="preserve"> de la lista (unos 2 minutos cada una).</w:t>
+        <w:t xml:space="preserve"> propone el dominio que encaja con la patología de la ficha; también se puede elegir cualquier otro </w:t>
+      </w:r>
+      <w:r>
+        <w:rPr>
+          <w:b/>
+        </w:rPr>
+        <w:t>dominio</w:t>
+      </w:r>
+      <w:r>
+        <w:rPr>
+          <w:b w:val="0"/>
+        </w:rPr>
+        <w:t xml:space="preserve"> del hub.</w:t>
       </w:r>
     </w:p>
     <w:p>
@@ -4789,19 +5311,31 @@
         <w:rPr>
           <w:b w:val="0"/>
         </w:rPr>
-        <w:t xml:space="preserve">Leer las </w:t>
+        <w:t xml:space="preserve">Elegir una </w:t>
       </w:r>
       <w:r>
         <w:rPr>
           <w:b/>
         </w:rPr>
-        <w:t>diapositivas</w:t>
+        <w:t>Cápsula de Conocimiento</w:t>
       </w:r>
       <w:r>
         <w:rPr>
           <w:b w:val="0"/>
         </w:rPr>
-        <w:t xml:space="preserve"> avanzando con “Siguiente”.</w:t>
+        <w:t xml:space="preserve"> de la lista del dominio (unos 2 minutos cada una) —o, en Hipoacusia, una </w:t>
+      </w:r>
+      <w:r>
+        <w:rPr>
+          <w:b/>
+        </w:rPr>
+        <w:t>micro-guía de hardware</w:t>
+      </w:r>
+      <w:r>
+        <w:rPr>
+          <w:b w:val="0"/>
+        </w:rPr>
+        <w:t>.</w:t>
       </w:r>
     </w:p>
     <w:p>
@@ -4819,7 +5353,19 @@
         <w:rPr>
           <w:b w:val="0"/>
         </w:rPr>
-        <w:t xml:space="preserve">Responder el </w:t>
+        <w:t xml:space="preserve">Leer las </w:t>
+      </w:r>
+      <w:r>
+        <w:rPr>
+          <w:b/>
+        </w:rPr>
+        <w:t>diapositivas</w:t>
+      </w:r>
+      <w:r>
+        <w:rPr>
+          <w:b w:val="0"/>
+        </w:rPr>
+        <w:t xml:space="preserve"> y responder el </w:t>
       </w:r>
       <w:r>
         <w:rPr>
@@ -4855,25 +5401,25 @@
         <w:rPr>
           <w:b/>
         </w:rPr>
-        <w:t>puntos e insignias</w:t>
+        <w:t>puntos e insignias en ese dominio</w:t>
       </w:r>
       <w:r>
         <w:rPr>
           <w:b w:val="0"/>
         </w:rPr>
-        <w:t xml:space="preserve"> y la </w:t>
+        <w:t xml:space="preserve"> y su </w:t>
       </w:r>
       <w:r>
         <w:rPr>
           <w:b/>
         </w:rPr>
-        <w:t>barra de la tarjeta avanza al instante</w:t>
+        <w:t>barra de progreso avanza al instante</w:t>
       </w:r>
       <w:r>
         <w:rPr>
           <w:b w:val="0"/>
         </w:rPr>
-        <w:t>.</w:t>
+        <w:t>, sin re-dibujar el resto del hub.</w:t>
       </w:r>
     </w:p>
     <w:tbl>
@@ -5228,7 +5774,7 @@
         <w:rPr>
           <w:b w:val="0"/>
         </w:rPr>
-        <w:t>, elegir un par prescrito (10 disponibles: rotacismo, sigmatismo, velares, labiodental). Pulsar ▶.</w:t>
+        <w:t>, elegir un par prescrito (15 disponibles en 6 grupos: rotacismo, sigmatismo, velares, labiodental, nasales y laterales). Pulsar ▶.</w:t>
       </w:r>
     </w:p>
     <w:p>
@@ -5691,7 +6237,7 @@
                 <w:color w:val="4B5563"/>
                 <w:sz w:val="17"/>
               </w:rPr>
-              <w:t>Banco de contrastes: 10 pares agrupados por tipo de error.</w:t>
+              <w:t>Banco de contrastes: los pares agrupados por tipo de error.</w:t>
             </w:r>
           </w:p>
         </w:tc>
@@ -6042,7 +6588,7 @@
               <w:rPr>
                 <w:sz w:val="19"/>
               </w:rPr>
-              <w:t>7 secuencias que suben Onomatopeya → Sustantivo → Verbo → Adjetivo (el coche, el perro, la vaca, el gato, la lluvia…).</w:t>
+              <w:t>9 secuencias que suben Onomatopeya → Sustantivo → Verbo → Adjetivo (el coche, el perro, la vaca, el gato, la lluvia, el tren, el pájaro, el pan, el globo…). “El desayuno” da el salto a la combinación de dos palabras (“quiero pan”).</w:t>
             </w:r>
           </w:p>
         </w:tc>
@@ -6071,7 +6617,7 @@
               <w:rPr>
                 <w:sz w:val="19"/>
               </w:rPr>
-              <w:t>6 cápsulas TPR de pares: grande/pequeño, limpio/sucio, abrir/cerrar, subir/bajar…</w:t>
+              <w:t>8 cápsulas TPR de pares: grande/pequeño, limpio/sucio, abrir/cerrar, subir/bajar, lleno/vacío, meter/sacar…</w:t>
             </w:r>
           </w:p>
         </w:tc>
@@ -6527,7 +7073,7 @@
                 <w:color w:val="FFFFFF"/>
                 <w:sz w:val="28"/>
               </w:rPr>
-              <w:t>Prescribir terapias de Audición y Lenguaje (Modo Profesional)</w:t>
+              <w:t>Prescribir terapias (Audición, Lenguaje, TEA y Dislexia · Modo Profesional)</w:t>
             </w:r>
           </w:p>
         </w:tc>
@@ -6588,7 +7134,7 @@
                 <w:b/>
                 <w:sz w:val="19"/>
               </w:rPr>
-              <w:t>Hub → Audición / Lenguaje</w:t>
+              <w:t>Hub → Audición / Lenguaje / TEA / Dislexia</w:t>
             </w:r>
           </w:p>
         </w:tc>
@@ -6691,7 +7237,7 @@
         <w:rPr>
           <w:b w:val="0"/>
         </w:rPr>
-        <w:t xml:space="preserve"> (13 terapias) o </w:t>
+        <w:t xml:space="preserve"> (18 terapias), </w:t>
       </w:r>
       <w:r>
         <w:rPr>
@@ -6703,7 +7249,31 @@
         <w:rPr>
           <w:b w:val="0"/>
         </w:rPr>
-        <w:t xml:space="preserve"> (7 terapias).</w:t>
+        <w:t xml:space="preserve"> (7), </w:t>
+      </w:r>
+      <w:r>
+        <w:rPr>
+          <w:b/>
+        </w:rPr>
+        <w:t>TEA</w:t>
+      </w:r>
+      <w:r>
+        <w:rPr>
+          <w:b w:val="0"/>
+        </w:rPr>
+        <w:t xml:space="preserve"> (6) o </w:t>
+      </w:r>
+      <w:r>
+        <w:rPr>
+          <w:b/>
+        </w:rPr>
+        <w:t>Dislexia</w:t>
+      </w:r>
+      <w:r>
+        <w:rPr>
+          <w:b w:val="0"/>
+        </w:rPr>
+        <w:t xml:space="preserve"> (6).</w:t>
       </w:r>
     </w:p>
     <w:p>
@@ -6880,8 +7450,76 @@
         <w:rPr>
           <w:b w:val="0"/>
         </w:rPr>
-        <w:t xml:space="preserve"> el botón ▶ de cada fila inicia esa terapia, incluso en Modo Familia. El mismo PIN prescribe también en Pares Mínimos y Expansión Semántica.</w:t>
-      </w:r>
+        <w:t xml:space="preserve"> el botón ▶ de cada fila inicia esa terapia, incluso en Modo Familia. El mismo PIN prescribe en los seis bloques (Pares Mínimos, Expansión Semántica, Audición, Lenguaje, TEA y Dislexia).</w:t>
+      </w:r>
+    </w:p>
+    <w:p>
+      <w:pPr>
+        <w:spacing w:after="60"/>
+        <w:ind w:left="454" w:hanging="255"/>
+      </w:pPr>
+      <w:r>
+        <w:t xml:space="preserve">•  </w:t>
+      </w:r>
+      <w:r>
+        <w:rPr>
+          <w:b/>
+        </w:rPr>
+        <w:t>Consentimiento del módulo TEA:</w:t>
+      </w:r>
+      <w:r>
+        <w:rPr>
+          <w:b w:val="0"/>
+        </w:rPr>
+        <w:t xml:space="preserve"> el Quiebre Pragmático Inducido (TEA-2) exige aceptar antes un encuadre de consentimiento informado; hasta entonces queda bloqueado.</w:t>
+      </w:r>
+    </w:p>
+    <w:tbl>
+      <w:tblPr>
+        <w:tblW w:type="auto" w:w="0"/>
+        <w:jc w:val="center"/>
+        <w:tblLook w:firstColumn="1" w:firstRow="1" w:lastColumn="0" w:lastRow="0" w:noHBand="0" w:noVBand="1" w:val="04A0"/>
+      </w:tblPr>
+      <w:tblGrid>
+        <w:gridCol w:w="9638"/>
+      </w:tblGrid>
+      <w:tr>
+        <w:tc>
+          <w:tcPr>
+            <w:tcW w:type="dxa" w:w="9638"/>
+            <w:shd w:val="clear" w:fill="F0FDF9"/>
+          </w:tcPr>
+          <w:p>
+            <w:pPr>
+              <w:spacing w:after="40"/>
+            </w:pPr>
+            <w:r>
+              <w:rPr>
+                <w:b/>
+                <w:color w:val="00A39E"/>
+                <w:sz w:val="17"/>
+              </w:rPr>
+              <w:t>ESTRESORES SIEMPRE MANUALES</w:t>
+            </w:r>
+          </w:p>
+          <w:p>
+            <w:pPr>
+              <w:spacing w:after="40"/>
+            </w:pPr>
+            <w:r>
+              <w:rPr>
+                <w:sz w:val="19"/>
+              </w:rPr>
+              <w:t>En TEA y Dislexia, el ruido, la latencia y la persecución los aplica el adulto a mano; la app nunca ajusta la dificultad ni cronometra sola (muro MDR).</w:t>
+            </w:r>
+          </w:p>
+        </w:tc>
+      </w:tr>
+    </w:tbl>
+    <w:p>
+      <w:pPr>
+        <w:spacing w:after="40"/>
+      </w:pPr>
     </w:p>
     <w:tbl>
       <w:tblPr>
@@ -7005,7 +7643,7 @@
                 <w:color w:val="4B5563"/>
                 <w:sz w:val="17"/>
               </w:rPr>
-              <w:t>Teclado de PIN compartido por los cuatro bloques.</w:t>
+              <w:t>Teclado de PIN compartido por todos los bloques.</w:t>
             </w:r>
           </w:p>
         </w:tc>
@@ -7030,7 +7668,7 @@
                 <w:color w:val="4B5563"/>
                 <w:sz w:val="17"/>
               </w:rPr>
-              <w:t>Audición: las 13 terapias con su interruptor de prescripción.</w:t>
+              <w:t>Audición: las 18 terapias con su interruptor de prescripción.</w:t>
             </w:r>
           </w:p>
         </w:tc>
@@ -10008,7 +10646,7 @@
         <w:t xml:space="preserve">2. </w:t>
       </w:r>
       <w:r>
-        <w:t>Realizar los cambios de prescripción necesarios en el bloque (Pares Mínimos, Expansión Semántica, Audición o Lenguaje).</w:t>
+        <w:t>Realizar los cambios de prescripción necesarios en el bloque (Pares Mínimos, Expansión Semántica, Audición, Lenguaje, TEA o Dislexia).</w:t>
       </w:r>
     </w:p>
     <w:p>
@@ -10089,7 +10727,7 @@
               <w:rPr>
                 <w:sz w:val="19"/>
               </w:rPr>
-              <w:t>Guarde siempre antes de entregar el dispositivo a la familia, para que la prescripción quede protegida en modo solo lectura. El PIN es el mismo en los cuatro bloques.</w:t>
+              <w:t>Guarde siempre antes de entregar el dispositivo a la familia, para que la prescripción quede protegida en modo solo lectura. El PIN es el mismo en todos los bloques.</w:t>
             </w:r>
           </w:p>
         </w:tc>
@@ -10204,7 +10842,7 @@
                 <w:b/>
                 <w:sz w:val="19"/>
               </w:rPr>
-              <w:t>Hub de 4 bloques → “Acceso Profesional”</w:t>
+              <w:t>Hub de bloques → “Acceso Profesional”</w:t>
             </w:r>
           </w:p>
         </w:tc>
@@ -10357,7 +10995,7 @@
         <w:rPr>
           <w:b/>
         </w:rPr>
-        <w:t>hub de 4 bloques</w:t>
+        <w:t>hub de bloques</w:t>
       </w:r>
       <w:r>
         <w:rPr>
@@ -10809,7 +11447,7 @@
                 <w:b w:val="0"/>
                 <w:sz w:val="19"/>
               </w:rPr>
-              <w:t xml:space="preserve"> al completar los 4 bloques y como mucho </w:t>
+              <w:t xml:space="preserve"> al completar 4 bloques distintos y como mucho </w:t>
             </w:r>
             <w:r>
               <w:rPr>
@@ -10877,7 +11515,7 @@
                 <w:color w:val="FFFFFF"/>
                 <w:sz w:val="28"/>
               </w:rPr>
-              <w:t>Elegir la variedad de terapia (Castellano · Galego · Dominicano)</w:t>
+              <w:t>Elegir la variedad de terapia (Castellano · Galego · Dominicano · Euskera)</w:t>
             </w:r>
           </w:p>
         </w:tc>
@@ -11010,7 +11648,7 @@
         <w:rPr>
           <w:b/>
         </w:rPr>
-        <w:t>tres variedades</w:t>
+        <w:t>cuatro variedades</w:t>
       </w:r>
       <w:r>
         <w:rPr>
@@ -11057,7 +11695,7 @@
       <w:tr>
         <w:tc>
           <w:tcPr>
-            <w:tcW w:type="dxa" w:w="2721"/>
+            <w:tcW w:type="dxa" w:w="2381"/>
             <w:shd w:val="clear" w:fill="E6F9F8"/>
           </w:tcPr>
           <w:p>
@@ -11073,7 +11711,7 @@
         </w:tc>
         <w:tc>
           <w:tcPr>
-            <w:tcW w:type="dxa" w:w="6917"/>
+            <w:tcW w:type="dxa" w:w="7257"/>
             <w:shd w:val="clear" w:fill="E6F9F8"/>
           </w:tcPr>
           <w:p>
@@ -11091,7 +11729,7 @@
       <w:tr>
         <w:tc>
           <w:tcPr>
-            <w:tcW w:type="dxa" w:w="2721"/>
+            <w:tcW w:type="dxa" w:w="2381"/>
           </w:tcPr>
           <w:p>
             <w:r>
@@ -11105,7 +11743,7 @@
         </w:tc>
         <w:tc>
           <w:tcPr>
-            <w:tcW w:type="dxa" w:w="6917"/>
+            <w:tcW w:type="dxa" w:w="7257"/>
           </w:tcPr>
           <w:p>
             <w:r>
@@ -11120,7 +11758,7 @@
       <w:tr>
         <w:tc>
           <w:tcPr>
-            <w:tcW w:type="dxa" w:w="2721"/>
+            <w:tcW w:type="dxa" w:w="2381"/>
           </w:tcPr>
           <w:p>
             <w:r>
@@ -11141,7 +11779,7 @@
         </w:tc>
         <w:tc>
           <w:tcPr>
-            <w:tcW w:type="dxa" w:w="6917"/>
+            <w:tcW w:type="dxa" w:w="7257"/>
           </w:tcPr>
           <w:p>
             <w:r>
@@ -11156,7 +11794,7 @@
       <w:tr>
         <w:tc>
           <w:tcPr>
-            <w:tcW w:type="dxa" w:w="2721"/>
+            <w:tcW w:type="dxa" w:w="2381"/>
           </w:tcPr>
           <w:p>
             <w:r>
@@ -11177,7 +11815,7 @@
         </w:tc>
         <w:tc>
           <w:tcPr>
-            <w:tcW w:type="dxa" w:w="6917"/>
+            <w:tcW w:type="dxa" w:w="7257"/>
           </w:tcPr>
           <w:p>
             <w:r>
@@ -11185,6 +11823,42 @@
                 <w:sz w:val="19"/>
               </w:rPr>
               <w:t>Usa la voz latina del dispositivo y el micrófono en es-DO; respeta los rasgos del habla caribeña.</w:t>
+            </w:r>
+          </w:p>
+        </w:tc>
+      </w:tr>
+      <w:tr>
+        <w:tc>
+          <w:tcPr>
+            <w:tcW w:type="dxa" w:w="2381"/>
+          </w:tcPr>
+          <w:p>
+            <w:r>
+              <w:rPr>
+                <w:b/>
+                <w:sz w:val="19"/>
+              </w:rPr>
+              <w:t>Euskera</w:t>
+            </w:r>
+            <w:r>
+              <w:rPr>
+                <w:b w:val="0"/>
+                <w:sz w:val="19"/>
+              </w:rPr>
+              <w:t xml:space="preserve"> (batua · ILENIA/NEL-GAITU)</w:t>
+            </w:r>
+          </w:p>
+        </w:tc>
+        <w:tc>
+          <w:tcPr>
+            <w:tcW w:type="dxa" w:w="7257"/>
+          </w:tcPr>
+          <w:p>
+            <w:r>
+              <w:rPr>
+                <w:sz w:val="19"/>
+              </w:rPr>
+              <w:t>Voz neuronal HiTZ-TTS pregenerada (UPV/EHU · Aholab), empaquetada y offline. El reconocimiento usa eu-ES donde el dispositivo lo trae; si no, recae en es-ES con un pliegue de la ⟨h⟩ muda que no penaliza las sibilantes ni africadas (contraste clínico que valora el adulto).</w:t>
             </w:r>
           </w:p>
         </w:tc>
@@ -11291,13 +11965,25 @@
         <w:rPr>
           <w:b w:val="0"/>
         </w:rPr>
+        <w:t xml:space="preserve">, </w:t>
+      </w:r>
+      <w:r>
+        <w:rPr>
+          <w:b/>
+        </w:rPr>
+        <w:t>Dominicano</w:t>
+      </w:r>
+      <w:r>
+        <w:rPr>
+          <w:b w:val="0"/>
+        </w:rPr>
         <w:t xml:space="preserve"> o </w:t>
       </w:r>
       <w:r>
         <w:rPr>
           <w:b/>
         </w:rPr>
-        <w:t>Dominicano</w:t>
+        <w:t>Euskera</w:t>
       </w:r>
       <w:r>
         <w:rPr>
@@ -11358,6 +12044,27 @@
           <w:b w:val="0"/>
         </w:rPr>
         <w:t xml:space="preserve"> instalar una voz de “Español (Latinoamérica)” en los ajustes del dispositivo; la app la usará automáticamente.</w:t>
+      </w:r>
+    </w:p>
+    <w:p>
+      <w:pPr>
+        <w:spacing w:after="60"/>
+        <w:ind w:left="454" w:hanging="255"/>
+      </w:pPr>
+      <w:r>
+        <w:t xml:space="preserve">•  </w:t>
+      </w:r>
+      <w:r>
+        <w:rPr>
+          <w:b/>
+        </w:rPr>
+        <w:t>En euskera sin reconocedor vasco:</w:t>
+      </w:r>
+      <w:r>
+        <w:rPr>
+          <w:b w:val="0"/>
+        </w:rPr>
+        <w:t xml:space="preserve"> el dispositivo escucha en es-ES con el pliegue de la ⟨h⟩; si tampoco hay micrófono (Expo Go / web), el adulto valora con botones, como en el resto de variedades.</w:t>
       </w:r>
     </w:p>
     <w:p>
@@ -11520,7 +12227,7 @@
                 <w:color w:val="4B5563"/>
                 <w:sz w:val="17"/>
               </w:rPr>
-              <w:t>Tarjeta “Voz de la app”: selector de variedad Castellano · Galego · Dominicano.</w:t>
+              <w:t>Tarjeta “Voz de la app”: selector de variedad Castellano · Galego · Dominicano · Euskera.</w:t>
             </w:r>
           </w:p>
         </w:tc>
@@ -12310,7 +13017,7 @@
               <w:rPr>
                 <w:sz w:val="19"/>
               </w:rPr>
-              <w:t>El PIN lo define el logopeda. En la demo es 1985 y es el mismo en los cuatro bloques. Si se olvida en producción, debe restablecerse desde la configuración de la app.</w:t>
+              <w:t>El PIN lo define el logopeda. En la demo es 1985 y es el mismo en todos los bloques. Si se olvida en producción, debe restablecerse desde la configuración de la app.</w:t>
             </w:r>
           </w:p>
         </w:tc>
@@ -12618,7 +13325,7 @@
               <w:rPr>
                 <w:sz w:val="19"/>
               </w:rPr>
-              <w:t>Es la encuesta de satisfacción del piloto (SUS). Solo aparece al completar los 4 bloques y como mucho una vez por semana. Se puede cerrar sin responder.</w:t>
+              <w:t>Es la encuesta de satisfacción del piloto (SUS). Solo aparece al completar 4 bloques distintos y como mucho una vez por semana. Se puede cerrar sin responder.</w:t>
             </w:r>
           </w:p>
         </w:tc>
@@ -12661,7 +13368,7 @@
               <w:rPr>
                 <w:sz w:val="19"/>
               </w:rPr>
-              <w:t>¿Puedo usar la app en gallego o en dominicano?</w:t>
+              <w:t>¿Puedo usar la app en gallego, dominicano o euskera?</w:t>
             </w:r>
           </w:p>
         </w:tc>
@@ -12674,7 +13381,7 @@
               <w:rPr>
                 <w:sz w:val="19"/>
               </w:rPr>
-              <w:t>Sí. En la tarjeta “Voz de la app” se elige la variedad (Castellano, Galego o Dominicano). Cambia lo que se locuta y evalúa; los menús siguen en castellano (CU-15).</w:t>
+              <w:t>Sí. En la tarjeta “Voz de la app” se elige la variedad (Castellano, Galego, Dominicano o Euskera). Cambia lo que se locuta y evalúa; los menús siguen en castellano (CU-15).</w:t>
             </w:r>
           </w:p>
         </w:tc>
@@ -12801,7 +13508,7 @@
               <w:rPr>
                 <w:sz w:val="19"/>
               </w:rPr>
-              <w:t>¿Qué es la tarjeta “Academy” del hub?</w:t>
+              <w:t>Aparecieron bloques nuevos: TEA y Dislexia</w:t>
             </w:r>
           </w:p>
         </w:tc>
@@ -12814,7 +13521,35 @@
               <w:rPr>
                 <w:sz w:val="19"/>
               </w:rPr>
-              <w:t>Es la formación para el adulto: cápsulas breves sobre cómo aprenden a hablar los niños, el porqué del movimiento (TPR) y los vicios a evitar, con un quiz rápido. No es un ejercicio para el niño (CU-03).</w:t>
+              <w:t>Son los dos bloques que suma la v9. TEA (6 terapias, protocolo PRT + TCC) y Dislexia (6 terapias de conciencia fonológica y acceso léxico). Se prescriben con el mismo PIN que el resto y sus estresores los activa siempre el adulto (CU-06).</w:t>
+            </w:r>
+          </w:p>
+        </w:tc>
+      </w:tr>
+      <w:tr>
+        <w:tc>
+          <w:tcPr>
+            <w:tcW w:type="dxa" w:w="3402"/>
+          </w:tcPr>
+          <w:p>
+            <w:r>
+              <w:rPr>
+                <w:sz w:val="19"/>
+              </w:rPr>
+              <w:t>¿Qué es la tarjeta “Academy” del hub?</w:t>
+            </w:r>
+          </w:p>
+        </w:tc>
+        <w:tc>
+          <w:tcPr>
+            <w:tcW w:type="dxa" w:w="6236"/>
+          </w:tcPr>
+          <w:p>
+            <w:r>
+              <w:rPr>
+                <w:sz w:val="19"/>
+              </w:rPr>
+              <w:t>Es la formación para el adulto, organizada en cinco dominios (Lenguaje, Hipoacusia, Dislalias, Dislexia y TEA). Cápsulas breves con quiz sobre cómo aprenden a hablar los niños, el manejo de los dispositivos auditivos, los sonidos difíciles y más; un feed destaca el dominio que encaja con la patología de la ficha. No es un ejercicio para el niño (CU-03).</w:t>
             </w:r>
           </w:p>
         </w:tc>
@@ -12841,7 +13576,7 @@
           <w:color w:val="6B7280"/>
           <w:sz w:val="17"/>
         </w:rPr>
-        <w:t>Valeria+ · Manual de Casos de Uso · v8.2 (con capturas de pantalla) · Julio de 2026 · Terapia auditivo-verbal y del lenguaje para la infancia. Documento de apoyo para logopedas y familias. Disponible en Castellano, Galego (Proxecto Nós) y Dominicano (Quisqueya Habla). Los datos personales se tratan localmente conforme a RGPD/HIPAA; la sincronización en la nube y la telemetría anónima del piloto son opcionales.</w:t>
+        <w:t>Valeria+ · Manual de Casos de Uso · v9.0 (con capturas de pantalla) · Julio de 2026 · Terapia auditivo-verbal y del lenguaje para la infancia. Documento de apoyo para logopedas y familias. Disponible en Castellano, Galego (Proxecto Nós), Dominicano (Quisqueya Habla) y Euskera (batua · ILENIA/NEL-GAITU). Los datos personales se tratan localmente conforme a RGPD/HIPAA; la sincronización en la nube y la telemetría anónima del piloto son opcionales.</w:t>
       </w:r>
     </w:p>
     <w:sectPr>
@@ -12867,7 +13602,7 @@
         <w:color w:val="6B7280"/>
         <w:sz w:val="16"/>
       </w:rPr>
-      <w:t>Valeria+ · Manual de Casos de Uso · v8.2 (con capturas de pantalla) · Julio de 2026</w:t>
+      <w:t>Valeria+ · Manual de Casos de Uso · v9.0 (con capturas de pantalla) · Julio de 2026</w:t>
     </w:r>
   </w:p>
 </w:ftr>

--- a/docs/Valeria-Manual-Casos-de-Uso.docx
+++ b/docs/Valeria-Manual-Casos-de-Uso.docx
@@ -481,7 +481,7 @@
           <w:color w:val="00A39E"/>
           <w:sz w:val="17"/>
         </w:rPr>
-        <w:t>ANEXO</w:t>
+        <w:t>ANEXOS</w:t>
       </w:r>
     </w:p>
     <w:p>
@@ -498,6 +498,22 @@
       </w:r>
       <w:r>
         <w:t>Preguntas frecuentes y resolución de problemas</w:t>
+      </w:r>
+    </w:p>
+    <w:p>
+      <w:pPr>
+        <w:spacing w:after="60"/>
+        <w:ind w:left="227"/>
+      </w:pPr>
+      <w:r>
+        <w:rPr>
+          <w:b/>
+          <w:color w:val="00C4BE"/>
+        </w:rPr>
+        <w:t xml:space="preserve">B   </w:t>
+      </w:r>
+      <w:r>
+        <w:t>Historial de versiones</w:t>
       </w:r>
     </w:p>
     <w:p>
@@ -650,7 +666,7 @@
           <w:b w:val="0"/>
           <w:i w:val="0"/>
         </w:rPr>
-        <w:t>Desde la pantalla Prescripción de Terapias se elige uno de estos bloques. Los dos primeros se incorporaron en la versión 5, la versión 6 amplió su contenido y la versión 9 sumó los bloques de TEA y Dislexia.</w:t>
+        <w:t>Desde la pantalla Prescripción de Terapias se elige uno de estos bloques. Cada uno responde a un perfil clínico distinto, pero todos comparten la misma lógica: el adulto guía la sesión y tiene la última palabra.</w:t>
       </w:r>
     </w:p>
     <w:tbl>
@@ -925,7 +941,7 @@
         <w:pStyle w:val="Heading3"/>
       </w:pPr>
       <w:r>
-        <w:t>Novedades de la versión 6</w:t>
+        <w:t>Cómo son las sesiones</w:t>
       </w:r>
     </w:p>
     <w:p>
@@ -937,7 +953,7 @@
           <w:b w:val="0"/>
           <w:i w:val="0"/>
         </w:rPr>
-        <w:t>La versión 6 pule la experiencia de las sesiones y prepara la app para pruebas con profesionales:</w:t>
+        <w:t>Todos los bloques comparten una misma mecánica de sesión, diseñada para que el niño no se canse y para que el adulto mantenga el control en cada paso.</w:t>
       </w:r>
     </w:p>
     <w:tbl>
@@ -964,7 +980,7 @@
                 <w:color w:val="00A39E"/>
                 <w:sz w:val="18"/>
               </w:rPr>
-              <w:t>Novedad</w:t>
+              <w:t>Elemento</w:t>
             </w:r>
           </w:p>
         </w:tc>
@@ -996,7 +1012,7 @@
                 <w:b/>
                 <w:sz w:val="19"/>
               </w:rPr>
-              <w:t>🔊 Voz más humana</w:t>
+              <w:t>🧭 Flujo PASO 1→4</w:t>
             </w:r>
           </w:p>
         </w:tc>
@@ -1009,7 +1025,7 @@
               <w:rPr>
                 <w:sz w:val="19"/>
               </w:rPr>
-              <w:t>El motor prioriza voces neuronales/enhanced (Google neural/WaveNet, iOS Enhanced/Siri) y descarta las metálicas. Añade prosodia natural (pausas por frase, entonación en preguntas y exclamaciones) y frases de ánimo rotativas.</w:t>
+              <w:t>Cada mini-juego avanza por cuatro pasos visibles —consigna → juego → movimiento → evaluación—. En Pares Mínimos y Expansión Semántica una barra de fase de turno (Escucha → Repite → Veredicto → Misión) marca en todo momento en qué punto va el ensayo, con doble vuelta evaluada (objetivo + opuesta).</w:t>
             </w:r>
           </w:p>
         </w:tc>
@@ -1038,7 +1054,7 @@
               <w:rPr>
                 <w:sz w:val="19"/>
               </w:rPr>
-              <w:t>Cada mini-juego de Audición y Lenguaje rota hasta 3 contenidos distintos con el botón “🔄 Otra ronda”, siguiendo un flujo numerado PASO 1→4 (consigna → juego → movimiento → evaluación).</w:t>
+              <w:t>El botón “🔄 Otra ronda” rota hasta 3 contenidos distintos por ejercicio para que el niño no memorice siempre el mismo ítem.</w:t>
             </w:r>
           </w:p>
         </w:tc>
@@ -1067,7 +1083,7 @@
               <w:rPr>
                 <w:sz w:val="19"/>
               </w:rPr>
-              <w:t>Botón por bloque que encadena todos los ejercicios prescritos en una sola sesión (pasando por el Test de Ling si procede), en vez de practicar de uno en uno.</w:t>
+              <w:t>Un botón por bloque encadena todos los ejercicios prescritos en una sola tanda (pasando por el Test de Ling si procede), en vez de lanzarlos de uno en uno.</w:t>
             </w:r>
           </w:p>
         </w:tc>
@@ -1083,7 +1099,7 @@
                 <w:b/>
                 <w:sz w:val="19"/>
               </w:rPr>
-              <w:t>🧭 Fase de turno visible</w:t>
+              <w:t>💬 Frases portadoras</w:t>
             </w:r>
           </w:p>
         </w:tc>
@@ -1096,7 +1112,7 @@
               <w:rPr>
                 <w:sz w:val="19"/>
               </w:rPr>
-              <w:t>Pares Mínimos y Expansión Semántica muestran la barra Escucha → Repite → Veredicto → Misión, con consignas rotativas y doble vuelta evaluada (objetivo + opuesta).</w:t>
+              <w:t>En Pares Mínimos la palabra objetivo se incrusta en una frase con entonación natural seguida de una pregunta, en vez de dictarse aislada diez veces seguidas.</w:t>
             </w:r>
           </w:p>
         </w:tc>
@@ -1112,7 +1128,7 @@
                 <w:b/>
                 <w:sz w:val="19"/>
               </w:rPr>
-              <w:t>🖼️ Fichas sin imágenes rotas</w:t>
+              <w:t>🔊 Voz humana</w:t>
             </w:r>
           </w:p>
         </w:tc>
@@ -1125,7 +1141,7 @@
               <w:rPr>
                 <w:sz w:val="19"/>
               </w:rPr>
-              <w:t>Pictogramas SVG de alto contraste para las palabras cuyos emojis se ven como cuadros vacíos o de bajo contraste en muchos Android, con emoji de reserva.</w:t>
+              <w:t>El motor prioriza voces neuronales/enhanced (Google neural/WaveNet, iOS Enhanced/Siri) y descarta las metálicas, con prosodia natural (pausas por frase, entonación en preguntas y exclamaciones) y frases de ánimo rotativas.</w:t>
             </w:r>
           </w:p>
         </w:tc>
@@ -1141,7 +1157,7 @@
                 <w:b/>
                 <w:sz w:val="19"/>
               </w:rPr>
-              <w:t>☁️ Sincronización opcional</w:t>
+              <w:t>🖼️ Fichas siempre visibles</w:t>
             </w:r>
           </w:p>
         </w:tc>
@@ -1154,7 +1170,7 @@
               <w:rPr>
                 <w:sz w:val="19"/>
               </w:rPr>
-              <w:t>Acceso profesional con correo y contraseña (Firebase Authentication) y copia de pacientes/sesiones en la nube (Cloud Firestore). Es aditivo: la app sigue funcionando en local sin conexión.</w:t>
+              <w:t>Pictogramas SVG de alto contraste para las palabras cuyos emojis se ven como cuadros vacíos o de bajo contraste en muchos Android, con emoji de reserva.</w:t>
             </w:r>
           </w:p>
         </w:tc>
@@ -1170,7 +1186,7 @@
         <w:pStyle w:val="Heading3"/>
       </w:pPr>
       <w:r>
-        <w:t>Novedades de la versión 7</w:t>
+        <w:t>Cuatro variedades de habla con voz neuronal offline</w:t>
       </w:r>
     </w:p>
     <w:p>
@@ -1182,7 +1198,255 @@
           <w:b w:val="0"/>
           <w:i w:val="0"/>
         </w:rPr>
-        <w:t>La versión 7 prepara la app para el piloto clínico: recoge evidencia de usabilidad de forma anónima, sin conexión y sin fricción para las familias, y añade una salida para que el logopeda la exporte. Nada de esto interfiere con la sesión: la captura no bloquea las animaciones ni el audio.</w:t>
+        <w:t>El contenido terapéutico —lo que se locuta, se muestra y se evalúa— puede trabajarse en cuatro variedades; la interfaz (menús y botones) permanece siempre en castellano. Castellano, gallego y euskera usan voces neuronales pregeneradas empaquetadas en la app, de modo que la locución suena natural y funciona sin conexión (ver CU-15). La elección se guarda en el dispositivo y se aplica a todos los bloques.</w:t>
+      </w:r>
+    </w:p>
+    <w:tbl>
+      <w:tblPr>
+        <w:tblStyle w:val="TableGrid"/>
+        <w:tblW w:type="auto" w:w="0"/>
+        <w:jc w:val="center"/>
+        <w:tblLook w:firstColumn="1" w:firstRow="1" w:lastColumn="0" w:lastRow="0" w:noHBand="0" w:noVBand="1" w:val="04A0"/>
+      </w:tblPr>
+      <w:tblGrid>
+        <w:gridCol w:w="4819"/>
+        <w:gridCol w:w="4819"/>
+      </w:tblGrid>
+      <w:tr>
+        <w:tc>
+          <w:tcPr>
+            <w:tcW w:type="dxa" w:w="2494"/>
+            <w:shd w:val="clear" w:fill="E6F9F8"/>
+          </w:tcPr>
+          <w:p>
+            <w:r>
+              <w:rPr>
+                <w:b/>
+                <w:color w:val="00A39E"/>
+                <w:sz w:val="18"/>
+              </w:rPr>
+              <w:t>Variedad</w:t>
+            </w:r>
+          </w:p>
+        </w:tc>
+        <w:tc>
+          <w:tcPr>
+            <w:tcW w:type="dxa" w:w="7143"/>
+            <w:shd w:val="clear" w:fill="E6F9F8"/>
+          </w:tcPr>
+          <w:p>
+            <w:r>
+              <w:rPr>
+                <w:b/>
+                <w:color w:val="00A39E"/>
+                <w:sz w:val="18"/>
+              </w:rPr>
+              <w:t>Voz y particularidades</w:t>
+            </w:r>
+          </w:p>
+        </w:tc>
+      </w:tr>
+      <w:tr>
+        <w:tc>
+          <w:tcPr>
+            <w:tcW w:type="dxa" w:w="2494"/>
+          </w:tcPr>
+          <w:p>
+            <w:r>
+              <w:rPr>
+                <w:b/>
+                <w:sz w:val="19"/>
+              </w:rPr>
+              <w:t>🇪🇸 Castellano</w:t>
+            </w:r>
+          </w:p>
+        </w:tc>
+        <w:tc>
+          <w:tcPr>
+            <w:tcW w:type="dxa" w:w="7143"/>
+          </w:tcPr>
+          <w:p>
+            <w:r>
+              <w:rPr>
+                <w:sz w:val="19"/>
+              </w:rPr>
+              <w:t>Voz neuronal Sharvard (offline) y reconocimiento del sistema en español de España.</w:t>
+            </w:r>
+          </w:p>
+        </w:tc>
+      </w:tr>
+      <w:tr>
+        <w:tc>
+          <w:tcPr>
+            <w:tcW w:type="dxa" w:w="2494"/>
+          </w:tcPr>
+          <w:p>
+            <w:r>
+              <w:rPr>
+                <w:b/>
+                <w:sz w:val="19"/>
+              </w:rPr>
+              <w:t>Galego</w:t>
+            </w:r>
+            <w:r>
+              <w:rPr>
+                <w:b w:val="0"/>
+                <w:sz w:val="19"/>
+              </w:rPr>
+              <w:t xml:space="preserve"> (Proxecto Nós)</w:t>
+            </w:r>
+          </w:p>
+        </w:tc>
+        <w:tc>
+          <w:tcPr>
+            <w:tcW w:type="dxa" w:w="7143"/>
+          </w:tcPr>
+          <w:p>
+            <w:r>
+              <w:rPr>
+                <w:sz w:val="19"/>
+              </w:rPr>
+              <w:t>Voz neuronal Celtia, con banco de pares propio. El contenido compartido con el castellano recae con suavidad en la voz neuronal castellana mientras Celtia no lo cubra.</w:t>
+            </w:r>
+          </w:p>
+        </w:tc>
+      </w:tr>
+      <w:tr>
+        <w:tc>
+          <w:tcPr>
+            <w:tcW w:type="dxa" w:w="2494"/>
+          </w:tcPr>
+          <w:p>
+            <w:r>
+              <w:rPr>
+                <w:b/>
+                <w:sz w:val="19"/>
+              </w:rPr>
+              <w:t>🇩🇴 Dominicano</w:t>
+            </w:r>
+            <w:r>
+              <w:rPr>
+                <w:b w:val="0"/>
+                <w:sz w:val="19"/>
+              </w:rPr>
+              <w:t xml:space="preserve"> (Quisqueya Habla)</w:t>
+            </w:r>
+          </w:p>
+        </w:tc>
+        <w:tc>
+          <w:tcPr>
+            <w:tcW w:type="dxa" w:w="7143"/>
+          </w:tcPr>
+          <w:p>
+            <w:r>
+              <w:rPr>
+                <w:sz w:val="19"/>
+              </w:rPr>
+              <w:t>Voz latina del dispositivo y micrófono en es-DO. Respeto dialectal: no marca como error el seseo, la aspiración de la “s” ni el cambio de “r/l” a final de sílaba.</w:t>
+            </w:r>
+          </w:p>
+        </w:tc>
+      </w:tr>
+      <w:tr>
+        <w:tc>
+          <w:tcPr>
+            <w:tcW w:type="dxa" w:w="2494"/>
+          </w:tcPr>
+          <w:p>
+            <w:r>
+              <w:rPr>
+                <w:b/>
+                <w:sz w:val="19"/>
+              </w:rPr>
+              <w:t>Euskera</w:t>
+            </w:r>
+            <w:r>
+              <w:rPr>
+                <w:b w:val="0"/>
+                <w:sz w:val="19"/>
+              </w:rPr>
+              <w:t xml:space="preserve"> (batua · ILENIA/NEL-GAITU)</w:t>
+            </w:r>
+          </w:p>
+        </w:tc>
+        <w:tc>
+          <w:tcPr>
+            <w:tcW w:type="dxa" w:w="7143"/>
+          </w:tcPr>
+          <w:p>
+            <w:r>
+              <w:rPr>
+                <w:sz w:val="19"/>
+              </w:rPr>
+              <w:t>Voz neuronal HiTZ-TTS (UPV/EHU · Aholab). El reconocimiento usa eu-ES y, donde no exista, recae en es-ES con un pliegue de la ⟨h⟩ muda.</w:t>
+            </w:r>
+          </w:p>
+        </w:tc>
+      </w:tr>
+    </w:tbl>
+    <w:p>
+      <w:pPr>
+        <w:spacing w:after="40"/>
+      </w:pPr>
+    </w:p>
+    <w:p>
+      <w:pPr>
+        <w:pStyle w:val="Heading3"/>
+      </w:pPr>
+      <w:r>
+        <w:t>Academy: formación del cuidador</w:t>
+      </w:r>
+    </w:p>
+    <w:p>
+      <w:pPr>
+        <w:spacing w:after="120"/>
+      </w:pPr>
+      <w:r>
+        <w:rPr>
+          <w:b w:val="0"/>
+          <w:i w:val="0"/>
+        </w:rPr>
+        <w:t>En la terapia auditivo-verbal el adulto es el motor de cada sesión, así que aprender a acompañar forma parte del tratamiento. Academy es un espacio de formación para el adulto, no para el niño, organizado en cinco dominios (Lenguaje, Hipoacusia, Dislalias, Dislexia y TEA). Cada dominio ofrece Cápsulas de Conocimiento de unos dos minutos —cómo aprenden a hablar los niños, el porqué del movimiento (TPR), los vicios a evitar, el manejo de los dispositivos auditivos…— que terminan con un quiz de respuesta explicada, y lleva su propia escala de niveles e insignias. Un feed de prioridad destaca arriba el dominio que corresponde a la patología de la ficha, para empezar por lo que más sirve (ver CU-03).</w:t>
+      </w:r>
+    </w:p>
+    <w:p>
+      <w:pPr>
+        <w:pStyle w:val="Heading3"/>
+      </w:pPr>
+      <w:r>
+        <w:t>Motivación y constancia</w:t>
+      </w:r>
+    </w:p>
+    <w:p>
+      <w:pPr>
+        <w:spacing w:after="120"/>
+      </w:pPr>
+      <w:r>
+        <w:rPr>
+          <w:b w:val="0"/>
+          <w:i w:val="0"/>
+        </w:rPr>
+        <w:t>Al estilo de apps como Duolingo, Valeria+ premia la práctica sostenida en todos los bloques con XP, racha (🔥), niveles (de Osezno a Oso Legendario) e insignias. El progreso se guarda localmente y se refleja al instante al terminar cada sesión, sin re-dibujar el resto de la pantalla (ver CU-11).</w:t>
+      </w:r>
+    </w:p>
+    <w:p>
+      <w:pPr>
+        <w:pStyle w:val="Heading3"/>
+      </w:pPr>
+      <w:r>
+        <w:t>Herramientas para el piloto clínico</w:t>
+      </w:r>
+    </w:p>
+    <w:p>
+      <w:pPr>
+        <w:spacing w:after="120"/>
+      </w:pPr>
+      <w:r>
+        <w:rPr>
+          <w:b w:val="0"/>
+          <w:i w:val="0"/>
+        </w:rPr>
+        <w:t>Para la validación con profesionales, la app suma un conjunto de instrumentos que no interfieren con la sesión (no bloquean animaciones ni audio) y que respetan siempre el principio de que el adulto es quien decide.</w:t>
       </w:r>
     </w:p>
     <w:tbl>
@@ -1209,7 +1473,7 @@
                 <w:color w:val="00A39E"/>
                 <w:sz w:val="18"/>
               </w:rPr>
-              <w:t>Novedad</w:t>
+              <w:t>Herramienta</w:t>
             </w:r>
           </w:p>
         </w:tc>
@@ -1241,7 +1505,7 @@
                 <w:b/>
                 <w:sz w:val="19"/>
               </w:rPr>
-              <w:t>📊 Telemetría de usabilidad</w:t>
+              <w:t>🎛️ Panel del Adulto · Carga comunicativa</w:t>
             </w:r>
           </w:p>
         </w:tc>
@@ -1254,7 +1518,7 @@
               <w:rPr>
                 <w:sz w:val="19"/>
               </w:rPr>
-              <w:t>Mide, sin molestar, tres señales por sesión: tiempo en cada pantalla, toques fuera de zona útil (misclicks) y la proporción de cápsulas de movimiento que se saltan. Son datos anónimos, sin nombres, sin audio y sin el contenido de las respuestas.</w:t>
+              <w:t>Tres módulos manuales dentro del ejercicio —escucha en ruido (slider), oso distractor de doble tarea y quiebre pragmático—. La app nunca los activa ni ajusta sola (muro MDR; ver CU-16).</w:t>
             </w:r>
           </w:p>
         </w:tc>
@@ -1270,7 +1534,7 @@
                 <w:b/>
                 <w:sz w:val="19"/>
               </w:rPr>
-              <w:t>💬 Encuesta rápida (SUS)</w:t>
+              <w:t>📊 Telemetría de usabilidad</w:t>
             </w:r>
           </w:p>
         </w:tc>
@@ -1283,7 +1547,7 @@
               <w:rPr>
                 <w:sz w:val="19"/>
               </w:rPr>
-              <w:t>Una única pregunta de satisfacción de 1 a 5 con caritas, centrada en la facilidad para integrar el ejercicio en la rutina del niño/a. Aparece solo en un hito grande (completar 4 bloques distintos) y como mucho una vez por semana, para no cansar.</w:t>
+              <w:t>Mide de forma anónima el tiempo por pantalla, los toques fuera de zona útil (misclicks) y la proporción de cápsulas de movimiento saltadas. Sin nombres, sin audio y sin el contenido de las respuestas.</w:t>
             </w:r>
           </w:p>
         </w:tc>
@@ -1299,7 +1563,7 @@
                 <w:b/>
                 <w:sz w:val="19"/>
               </w:rPr>
-              <w:t>🔒 Guardado cifrado y purga</w:t>
+              <w:t>💬 Encuesta rápida (SUS)</w:t>
             </w:r>
           </w:p>
         </w:tc>
@@ -1312,7 +1576,7 @@
               <w:rPr>
                 <w:sz w:val="19"/>
               </w:rPr>
-              <w:t>Telemetría y encuesta se guardan juntas (mismo identificador de sesión) en un archivo cifrado en el dispositivo, que solo se vacía tras una exportación correcta para no acumular datos semana a semana.</w:t>
+              <w:t>Una única pregunta de satisfacción (1–5 con caritas) sobre lo fácil que fue integrar el ejercicio en la rutina. Aparece solo tras completar cuatro bloques distintos y como mucho una vez por semana.</w:t>
             </w:r>
           </w:p>
         </w:tc>
@@ -1341,7 +1605,7 @@
               <w:rPr>
                 <w:sz w:val="19"/>
               </w:rPr>
-              <w:t>Con el PIN profesional, la app genera a la vez un código QR con el resumen (offline, escaneable) y abre el menú de compartir para enviar el registro completo por email o WhatsApp cuando haya conexión (ver CU-14).</w:t>
+              <w:t>Con el PIN profesional, genera a la vez un código QR con el resumen (offline) y abre el menú de compartir con el registro completo; los datos se guardan cifrados y se purgan tras una exportación correcta (ver CU-14).</w:t>
             </w:r>
           </w:p>
         </w:tc>
@@ -1357,7 +1621,7 @@
         <w:pStyle w:val="Heading3"/>
       </w:pPr>
       <w:r>
-        <w:t>Novedades de la versión 8</w:t>
+        <w:t>Privacidad y funcionamiento sin conexión</w:t>
       </w:r>
     </w:p>
     <w:p>
@@ -1369,765 +1633,8 @@
           <w:b w:val="0"/>
           <w:i w:val="0"/>
         </w:rPr>
-        <w:t>La versión 8 abre Valeria+ a más lenguas y variedades del habla y suma un paradigma de carga comunicativa controlada para el piloto. El contenido terapéutico (lo que se locuta, se muestra y se evalúa) puede sonar en tres variedades; la interfaz sigue en castellano.</w:t>
-      </w:r>
-    </w:p>
-    <w:tbl>
-      <w:tblPr>
-        <w:tblStyle w:val="TableGrid"/>
-        <w:tblW w:type="auto" w:w="0"/>
-        <w:jc w:val="center"/>
-        <w:tblLook w:firstColumn="1" w:firstRow="1" w:lastColumn="0" w:lastRow="0" w:noHBand="0" w:noVBand="1" w:val="04A0"/>
-      </w:tblPr>
-      <w:tblGrid>
-        <w:gridCol w:w="4819"/>
-        <w:gridCol w:w="4819"/>
-      </w:tblGrid>
-      <w:tr>
-        <w:tc>
-          <w:tcPr>
-            <w:tcW w:type="dxa" w:w="2721"/>
-            <w:shd w:val="clear" w:fill="E6F9F8"/>
-          </w:tcPr>
-          <w:p>
-            <w:r>
-              <w:rPr>
-                <w:b/>
-                <w:color w:val="00A39E"/>
-                <w:sz w:val="18"/>
-              </w:rPr>
-              <w:t>Novedad</w:t>
-            </w:r>
-          </w:p>
-        </w:tc>
-        <w:tc>
-          <w:tcPr>
-            <w:tcW w:type="dxa" w:w="6917"/>
-            <w:shd w:val="clear" w:fill="E6F9F8"/>
-          </w:tcPr>
-          <w:p>
-            <w:r>
-              <w:rPr>
-                <w:b/>
-                <w:color w:val="00A39E"/>
-                <w:sz w:val="18"/>
-              </w:rPr>
-              <w:t>Qué aporta</w:t>
-            </w:r>
-          </w:p>
-        </w:tc>
-      </w:tr>
-      <w:tr>
-        <w:tc>
-          <w:tcPr>
-            <w:tcW w:type="dxa" w:w="2721"/>
-          </w:tcPr>
-          <w:p>
-            <w:r>
-              <w:rPr>
-                <w:b/>
-                <w:sz w:val="19"/>
-              </w:rPr>
-              <w:t>🌍 Tres variedades</w:t>
-            </w:r>
-          </w:p>
-        </w:tc>
-        <w:tc>
-          <w:tcPr>
-            <w:tcW w:type="dxa" w:w="6917"/>
-          </w:tcPr>
-          <w:p>
-            <w:r>
-              <w:rPr>
-                <w:sz w:val="19"/>
-              </w:rPr>
-              <w:t>El contenido se locuta y evalúa en Castellano, Galego (Proxecto Nós) o Dominicano (es-DO, Quisqueya Habla), elegibles en la tarjeta “Voz de la app” (ver CU-15). Cada variedad usa su propio banco de pares mínimos.</w:t>
-            </w:r>
-          </w:p>
-        </w:tc>
-      </w:tr>
-      <w:tr>
-        <w:tc>
-          <w:tcPr>
-            <w:tcW w:type="dxa" w:w="2721"/>
-          </w:tcPr>
-          <w:p>
-            <w:r>
-              <w:rPr>
-                <w:b/>
-                <w:sz w:val="19"/>
-              </w:rPr>
-              <w:t>🔊 Voz neuronal offline</w:t>
-            </w:r>
-          </w:p>
-        </w:tc>
-        <w:tc>
-          <w:tcPr>
-            <w:tcW w:type="dxa" w:w="6917"/>
-          </w:tcPr>
-          <w:p>
-            <w:r>
-              <w:rPr>
-                <w:sz w:val="19"/>
-              </w:rPr>
-              <w:t>Castellano y gallego suenan con voces neuronales pregeneradas (Sharvard y Celtia) empaquetadas en la app: locución natural sin conexión ni servidor. Lo no cubierto recae con suavidad en la voz del sistema.</w:t>
-            </w:r>
-          </w:p>
-        </w:tc>
-      </w:tr>
-      <w:tr>
-        <w:tc>
-          <w:tcPr>
-            <w:tcW w:type="dxa" w:w="2721"/>
-          </w:tcPr>
-          <w:p>
-            <w:r>
-              <w:rPr>
-                <w:b/>
-                <w:sz w:val="19"/>
-              </w:rPr>
-              <w:t>🇩🇴 Respeto dialectal</w:t>
-            </w:r>
-          </w:p>
-        </w:tc>
-        <w:tc>
-          <w:tcPr>
-            <w:tcW w:type="dxa" w:w="6917"/>
-          </w:tcPr>
-          <w:p>
-            <w:r>
-              <w:rPr>
-                <w:sz w:val="19"/>
-              </w:rPr>
-              <w:t>En dominicano la app no marca como error los rasgos normales del habla caribeña (seseo, aspiración de la “s”, cambio de “r/l” a final de sílaba): evita falsos positivos que estigmaticen el habla de la familia.</w:t>
-            </w:r>
-          </w:p>
-        </w:tc>
-      </w:tr>
-      <w:tr>
-        <w:tc>
-          <w:tcPr>
-            <w:tcW w:type="dxa" w:w="2721"/>
-          </w:tcPr>
-          <w:p>
-            <w:r>
-              <w:rPr>
-                <w:b/>
-                <w:sz w:val="19"/>
-              </w:rPr>
-              <w:t>🎛️ Panel del Adulto · Carga Comunicativa</w:t>
-            </w:r>
-          </w:p>
-        </w:tc>
-        <w:tc>
-          <w:tcPr>
-            <w:tcW w:type="dxa" w:w="6917"/>
-          </w:tcPr>
-          <w:p>
-            <w:r>
-              <w:rPr>
-                <w:sz w:val="19"/>
-              </w:rPr>
-              <w:t>Tres módulos manuales para el piloto (escucha en ruido, oso distractor de doble tarea y quiebre pragmático). Los activa siempre el adulto: la app nunca ajusta nada sola (ver CU-16).</w:t>
-            </w:r>
-          </w:p>
-        </w:tc>
-      </w:tr>
-      <w:tr>
-        <w:tc>
-          <w:tcPr>
-            <w:tcW w:type="dxa" w:w="2721"/>
-          </w:tcPr>
-          <w:p>
-            <w:r>
-              <w:rPr>
-                <w:b/>
-                <w:sz w:val="19"/>
-              </w:rPr>
-              <w:t>💬 Frases portadoras</w:t>
-            </w:r>
-          </w:p>
-        </w:tc>
-        <w:tc>
-          <w:tcPr>
-            <w:tcW w:type="dxa" w:w="6917"/>
-          </w:tcPr>
-          <w:p>
-            <w:r>
-              <w:rPr>
-                <w:sz w:val="19"/>
-              </w:rPr>
-              <w:t>En Pares Mínimos la palabra objetivo ya no se dicta aislada: se incrusta en una frase con entonación natural seguida de una pregunta, sin repetirse en diez ensayos seguidos.</w:t>
-            </w:r>
-          </w:p>
-        </w:tc>
-      </w:tr>
-    </w:tbl>
-    <w:p>
-      <w:pPr>
-        <w:spacing w:after="40"/>
-      </w:pPr>
-    </w:p>
-    <w:p>
-      <w:pPr>
-        <w:pStyle w:val="Heading3"/>
-      </w:pPr>
-      <w:r>
-        <w:t>Novedades de la versión 8.1</w:t>
-      </w:r>
-    </w:p>
-    <w:p>
-      <w:pPr>
-        <w:spacing w:after="120"/>
-      </w:pPr>
-      <w:r>
-        <w:rPr>
-          <w:b w:val="0"/>
-          <w:i w:val="0"/>
-        </w:rPr>
-        <w:t>La versión 8.1 pule tres puntos detectados en el uso real tras el registro del paciente:</w:t>
-      </w:r>
-    </w:p>
-    <w:tbl>
-      <w:tblPr>
-        <w:tblStyle w:val="TableGrid"/>
-        <w:tblW w:type="auto" w:w="0"/>
-        <w:jc w:val="center"/>
-        <w:tblLook w:firstColumn="1" w:firstRow="1" w:lastColumn="0" w:lastRow="0" w:noHBand="0" w:noVBand="1" w:val="04A0"/>
-      </w:tblPr>
-      <w:tblGrid>
-        <w:gridCol w:w="4819"/>
-        <w:gridCol w:w="4819"/>
-      </w:tblGrid>
-      <w:tr>
-        <w:tc>
-          <w:tcPr>
-            <w:tcW w:type="dxa" w:w="2721"/>
-            <w:shd w:val="clear" w:fill="E6F9F8"/>
-          </w:tcPr>
-          <w:p>
-            <w:r>
-              <w:rPr>
-                <w:b/>
-                <w:color w:val="00A39E"/>
-                <w:sz w:val="18"/>
-              </w:rPr>
-              <w:t>Mejora</w:t>
-            </w:r>
-          </w:p>
-        </w:tc>
-        <w:tc>
-          <w:tcPr>
-            <w:tcW w:type="dxa" w:w="6917"/>
-            <w:shd w:val="clear" w:fill="E6F9F8"/>
-          </w:tcPr>
-          <w:p>
-            <w:r>
-              <w:rPr>
-                <w:b/>
-                <w:color w:val="00A39E"/>
-                <w:sz w:val="18"/>
-              </w:rPr>
-              <w:t>Qué cambia</w:t>
-            </w:r>
-          </w:p>
-        </w:tc>
-      </w:tr>
-      <w:tr>
-        <w:tc>
-          <w:tcPr>
-            <w:tcW w:type="dxa" w:w="2721"/>
-          </w:tcPr>
-          <w:p>
-            <w:r>
-              <w:rPr>
-                <w:b/>
-                <w:sz w:val="19"/>
-              </w:rPr>
-              <w:t>🔘 Botón de reingreso más visible</w:t>
-            </w:r>
-          </w:p>
-        </w:tc>
-        <w:tc>
-          <w:tcPr>
-            <w:tcW w:type="dxa" w:w="6917"/>
-          </w:tcPr>
-          <w:p>
-            <w:r>
-              <w:rPr>
-                <w:sz w:val="19"/>
-              </w:rPr>
-              <w:t>En Bienvenida, “Ya tengo un paciente registrado” deja de ser un enlace pequeño y pasa a ser un botón de tamaño completo, al nivel de “Comenzar” (ver CU-07).</w:t>
-            </w:r>
-          </w:p>
-        </w:tc>
-      </w:tr>
-      <w:tr>
-        <w:tc>
-          <w:tcPr>
-            <w:tcW w:type="dxa" w:w="2721"/>
-          </w:tcPr>
-          <w:p>
-            <w:r>
-              <w:rPr>
-                <w:b/>
-                <w:sz w:val="19"/>
-              </w:rPr>
-              <w:t>🪪 Resultados con el paciente real</w:t>
-            </w:r>
-          </w:p>
-        </w:tc>
-        <w:tc>
-          <w:tcPr>
-            <w:tcW w:type="dxa" w:w="6917"/>
-          </w:tcPr>
-          <w:p>
-            <w:r>
-              <w:rPr>
-                <w:sz w:val="19"/>
-              </w:rPr>
-              <w:t>La cabecera del panel de resultados y del Test de Ling, y el informe que se comparte, muestran ahora el nombre y NHC de la ficha registrada (antes aparecía un dato de muestra fijo). Si no hay ficha, se indica con un rótulo neutro (ver CU-08 y CU-12).</w:t>
-            </w:r>
-          </w:p>
-        </w:tc>
-      </w:tr>
-      <w:tr>
-        <w:tc>
-          <w:tcPr>
-            <w:tcW w:type="dxa" w:w="2721"/>
-          </w:tcPr>
-          <w:p>
-            <w:r>
-              <w:rPr>
-                <w:b/>
-                <w:sz w:val="19"/>
-              </w:rPr>
-              <w:t>🔊 La voz gallega siempre arranca</w:t>
-            </w:r>
-          </w:p>
-        </w:tc>
-        <w:tc>
-          <w:tcPr>
-            <w:tcW w:type="dxa" w:w="6917"/>
-          </w:tcPr>
-          <w:p>
-            <w:r>
-              <w:rPr>
-                <w:sz w:val="19"/>
-              </w:rPr>
-              <w:t>En galego, la Expansión Semántica y los ejercicios de Audición y Lenguaje (contenido compartido con el castellano) suenan con la voz neuronal castellana mientras Celtia no los cubra, en vez de quedar en silencio en dispositivos sin voz gallega (ver CU-15).</w:t>
-            </w:r>
-          </w:p>
-        </w:tc>
-      </w:tr>
-    </w:tbl>
-    <w:p>
-      <w:pPr>
-        <w:spacing w:after="40"/>
-      </w:pPr>
-    </w:p>
-    <w:p>
-      <w:pPr>
-        <w:pStyle w:val="Heading3"/>
-      </w:pPr>
-      <w:r>
-        <w:t>Novedades de la versión 8.2</w:t>
-      </w:r>
-    </w:p>
-    <w:p>
-      <w:pPr>
-        <w:spacing w:after="120"/>
-      </w:pPr>
-      <w:r>
-        <w:rPr>
-          <w:b w:val="0"/>
-          <w:i w:val="0"/>
-        </w:rPr>
-        <w:t>La versión 8.2 suma Academy, un espacio de formación para el adulto. En la terapia auditivo-verbal el cuidador es quien dirige cada sesión, así que aprender a hacerlo bien forma parte del tratamiento. Academy no es para el niño: es para quien lo acompaña.</w:t>
-      </w:r>
-    </w:p>
-    <w:tbl>
-      <w:tblPr>
-        <w:tblStyle w:val="TableGrid"/>
-        <w:tblW w:type="auto" w:w="0"/>
-        <w:jc w:val="center"/>
-        <w:tblLook w:firstColumn="1" w:firstRow="1" w:lastColumn="0" w:lastRow="0" w:noHBand="0" w:noVBand="1" w:val="04A0"/>
-      </w:tblPr>
-      <w:tblGrid>
-        <w:gridCol w:w="4819"/>
-        <w:gridCol w:w="4819"/>
-      </w:tblGrid>
-      <w:tr>
-        <w:tc>
-          <w:tcPr>
-            <w:tcW w:type="dxa" w:w="2721"/>
-            <w:shd w:val="clear" w:fill="E6F9F8"/>
-          </w:tcPr>
-          <w:p>
-            <w:r>
-              <w:rPr>
-                <w:b/>
-                <w:color w:val="00A39E"/>
-                <w:sz w:val="18"/>
-              </w:rPr>
-              <w:t>Novedad</w:t>
-            </w:r>
-          </w:p>
-        </w:tc>
-        <w:tc>
-          <w:tcPr>
-            <w:tcW w:type="dxa" w:w="6917"/>
-            <w:shd w:val="clear" w:fill="E6F9F8"/>
-          </w:tcPr>
-          <w:p>
-            <w:r>
-              <w:rPr>
-                <w:b/>
-                <w:color w:val="00A39E"/>
-                <w:sz w:val="18"/>
-              </w:rPr>
-              <w:t>Qué aporta</w:t>
-            </w:r>
-          </w:p>
-        </w:tc>
-      </w:tr>
-      <w:tr>
-        <w:tc>
-          <w:tcPr>
-            <w:tcW w:type="dxa" w:w="2721"/>
-          </w:tcPr>
-          <w:p>
-            <w:r>
-              <w:rPr>
-                <w:b/>
-                <w:sz w:val="19"/>
-              </w:rPr>
-              <w:t>🎓 Academy</w:t>
-            </w:r>
-          </w:p>
-        </w:tc>
-        <w:tc>
-          <w:tcPr>
-            <w:tcW w:type="dxa" w:w="6917"/>
-          </w:tcPr>
-          <w:p>
-            <w:r>
-              <w:rPr>
-                <w:sz w:val="19"/>
-              </w:rPr>
-              <w:t>Una tarjeta destacada en la pantalla de terapias abre un curso breve de Cápsulas de Conocimiento (unos 2 minutos cada una) sobre cómo aprenden a hablar los niños, el porqué de las dinámicas de movimiento (TPR) y los vicios a evitar durante la terapia en casa (ver CU-03).</w:t>
-            </w:r>
-          </w:p>
-        </w:tc>
-      </w:tr>
-      <w:tr>
-        <w:tc>
-          <w:tcPr>
-            <w:tcW w:type="dxa" w:w="2721"/>
-          </w:tcPr>
-          <w:p>
-            <w:r>
-              <w:rPr>
-                <w:b/>
-                <w:sz w:val="19"/>
-              </w:rPr>
-              <w:t>✅ Quiz rápido</w:t>
-            </w:r>
-          </w:p>
-        </w:tc>
-        <w:tc>
-          <w:tcPr>
-            <w:tcW w:type="dxa" w:w="6917"/>
-          </w:tcPr>
-          <w:p>
-            <w:r>
-              <w:rPr>
-                <w:sz w:val="19"/>
-              </w:rPr>
-              <w:t>Cada cápsula termina con un mini-test de una o dos preguntas con respuesta explicada, para fijar la idea sin que se haga pesado.</w:t>
-            </w:r>
-          </w:p>
-        </w:tc>
-      </w:tr>
-      <w:tr>
-        <w:tc>
-          <w:tcPr>
-            <w:tcW w:type="dxa" w:w="2721"/>
-          </w:tcPr>
-          <w:p>
-            <w:r>
-              <w:rPr>
-                <w:b/>
-                <w:sz w:val="19"/>
-              </w:rPr>
-              <w:t>📊 Progreso visible</w:t>
-            </w:r>
-          </w:p>
-        </w:tc>
-        <w:tc>
-          <w:tcPr>
-            <w:tcW w:type="dxa" w:w="6917"/>
-          </w:tcPr>
-          <w:p>
-            <w:r>
-              <w:rPr>
-                <w:sz w:val="19"/>
-              </w:rPr>
-              <w:t>La tarjeta muestra una barra de avance, el nivel (de Novato a Cuidador experto), los puntos y las insignias, que se actualizan al instante al completar una cápsula. El avance se guarda cifrado en el dispositivo.</w:t>
-            </w:r>
-          </w:p>
-        </w:tc>
-      </w:tr>
-    </w:tbl>
-    <w:p>
-      <w:pPr>
-        <w:spacing w:after="40"/>
-      </w:pPr>
-    </w:p>
-    <w:p>
-      <w:pPr>
-        <w:pStyle w:val="Heading3"/>
-      </w:pPr>
-      <w:r>
-        <w:t>Novedades de la versión 9</w:t>
-      </w:r>
-    </w:p>
-    <w:p>
-      <w:pPr>
-        <w:spacing w:after="120"/>
-      </w:pPr>
-      <w:r>
-        <w:rPr>
-          <w:b w:val="0"/>
-          <w:i w:val="0"/>
-        </w:rPr>
-        <w:t>La versión 9 amplía el alcance clínico de la app: incorpora dos bloques de terapia nuevos, amplía los protocolos existentes, suma una cuarta variedad de habla y convierte Academy en un hub de formación por patología. Todo respeta el mismo principio: el adulto es el juez y los estresores se activan siempre a mano (muro MDR).</w:t>
-      </w:r>
-    </w:p>
-    <w:tbl>
-      <w:tblPr>
-        <w:tblStyle w:val="TableGrid"/>
-        <w:tblW w:type="auto" w:w="0"/>
-        <w:jc w:val="center"/>
-        <w:tblLook w:firstColumn="1" w:firstRow="1" w:lastColumn="0" w:lastRow="0" w:noHBand="0" w:noVBand="1" w:val="04A0"/>
-      </w:tblPr>
-      <w:tblGrid>
-        <w:gridCol w:w="4819"/>
-        <w:gridCol w:w="4819"/>
-      </w:tblGrid>
-      <w:tr>
-        <w:tc>
-          <w:tcPr>
-            <w:tcW w:type="dxa" w:w="2721"/>
-            <w:shd w:val="clear" w:fill="E6F9F8"/>
-          </w:tcPr>
-          <w:p>
-            <w:r>
-              <w:rPr>
-                <w:b/>
-                <w:color w:val="00A39E"/>
-                <w:sz w:val="18"/>
-              </w:rPr>
-              <w:t>Novedad</w:t>
-            </w:r>
-          </w:p>
-        </w:tc>
-        <w:tc>
-          <w:tcPr>
-            <w:tcW w:type="dxa" w:w="6917"/>
-            <w:shd w:val="clear" w:fill="E6F9F8"/>
-          </w:tcPr>
-          <w:p>
-            <w:r>
-              <w:rPr>
-                <w:b/>
-                <w:color w:val="00A39E"/>
-                <w:sz w:val="18"/>
-              </w:rPr>
-              <w:t>Qué aporta</w:t>
-            </w:r>
-          </w:p>
-        </w:tc>
-      </w:tr>
-      <w:tr>
-        <w:tc>
-          <w:tcPr>
-            <w:tcW w:type="dxa" w:w="2721"/>
-          </w:tcPr>
-          <w:p>
-            <w:r>
-              <w:rPr>
-                <w:b/>
-                <w:sz w:val="19"/>
-              </w:rPr>
-              <w:t>🧠 Bloque TEA</w:t>
-            </w:r>
-          </w:p>
-        </w:tc>
-        <w:tc>
-          <w:tcPr>
-            <w:tcW w:type="dxa" w:w="6917"/>
-          </w:tcPr>
-          <w:p>
-            <w:r>
-              <w:rPr>
-                <w:sz w:val="19"/>
-              </w:rPr>
-              <w:t>Seis terapias para el espectro autista (PRT + TCC): atención conjunta triangulada, reparación comunicativa, flexibilidad cognitiva, categorización bajo carga sensorial y múltiples señales. Los estresores (ruido, quiebre) los activa el adulto, con consentimiento informado para el quiebre pragmático.</w:t>
-            </w:r>
-          </w:p>
-        </w:tc>
-      </w:tr>
-      <w:tr>
-        <w:tc>
-          <w:tcPr>
-            <w:tcW w:type="dxa" w:w="2721"/>
-          </w:tcPr>
-          <w:p>
-            <w:r>
-              <w:rPr>
-                <w:b/>
-                <w:sz w:val="19"/>
-              </w:rPr>
-              <w:t>📖 Bloque Dislexia</w:t>
-            </w:r>
-          </w:p>
-        </w:tc>
-        <w:tc>
-          <w:tcPr>
-            <w:tcW w:type="dxa" w:w="6917"/>
-          </w:tcPr>
-          <w:p>
-            <w:r>
-              <w:rPr>
-                <w:sz w:val="19"/>
-              </w:rPr>
-              <w:t>Seis terapias de conciencia fonológica y acceso léxico: intruso fonológico, rastreo léxico con interferencia, síntesis fonémica rítmica, criba de pseudopalabras, rastreo de rotaciones (b/d · p/q) y denominación rápida (RAN). El “cronómetro” es siempre la persecución dactilar del adulto, nunca un reloj automático.</w:t>
-            </w:r>
-          </w:p>
-        </w:tc>
-      </w:tr>
-      <w:tr>
-        <w:tc>
-          <w:tcPr>
-            <w:tcW w:type="dxa" w:w="2721"/>
-          </w:tcPr>
-          <w:p>
-            <w:r>
-              <w:rPr>
-                <w:b/>
-                <w:sz w:val="19"/>
-              </w:rPr>
-              <w:t>👂 Audición ampliada</w:t>
-            </w:r>
-          </w:p>
-        </w:tc>
-        <w:tc>
-          <w:tcPr>
-            <w:tcW w:type="dxa" w:w="6917"/>
-          </w:tcPr>
-          <w:p>
-            <w:r>
-              <w:rPr>
-                <w:sz w:val="19"/>
-              </w:rPr>
-              <w:t>El bloque de Audición pasa de 13 a 18 terapias con la categoría “Escucha en ruido” (RA-1…RA-5): figura-fondo con ruido, lectura labiofacial, formato cerrado degradado, secuencia con espera y localización del sonido. El ruido lo sube y baja el adulto con el deslizador del Panel del Adulto.</w:t>
-            </w:r>
-          </w:p>
-        </w:tc>
-      </w:tr>
-      <w:tr>
-        <w:tc>
-          <w:tcPr>
-            <w:tcW w:type="dxa" w:w="2721"/>
-          </w:tcPr>
-          <w:p>
-            <w:r>
-              <w:rPr>
-                <w:b/>
-                <w:sz w:val="19"/>
-              </w:rPr>
-              <w:t>🗣️ Pares Mínimos ampliados</w:t>
-            </w:r>
-          </w:p>
-        </w:tc>
-        <w:tc>
-          <w:tcPr>
-            <w:tcW w:type="dxa" w:w="6917"/>
-          </w:tcPr>
-          <w:p>
-            <w:r>
-              <w:rPr>
-                <w:sz w:val="19"/>
-              </w:rPr>
-              <w:t>El banco castellano pasa de 10 a 15 pares con dos grupos nuevos (nasales y laterales): gota/bota, beso/queso, foca/boca, miel/piel y pato/palo. Los objetivos nuevos entran en el motor de frases portadoras.</w:t>
-            </w:r>
-          </w:p>
-        </w:tc>
-      </w:tr>
-      <w:tr>
-        <w:tc>
-          <w:tcPr>
-            <w:tcW w:type="dxa" w:w="2721"/>
-          </w:tcPr>
-          <w:p>
-            <w:r>
-              <w:rPr>
-                <w:b/>
-                <w:sz w:val="19"/>
-              </w:rPr>
-              <w:t>🌍 Cuarta variedad: Euskera</w:t>
-            </w:r>
-          </w:p>
-        </w:tc>
-        <w:tc>
-          <w:tcPr>
-            <w:tcW w:type="dxa" w:w="6917"/>
-          </w:tcPr>
-          <w:p>
-            <w:r>
-              <w:rPr>
-                <w:sz w:val="19"/>
-              </w:rPr>
-              <w:t>El contenido puede locutarse y evaluarse en euskera batua con voz neuronal HiTZ-TTS pregenerada (UPV/EHU · Aholab, proyecto ILENIA/NEL-GAITU). El reconocimiento usa eu-ES y, donde no exista, recae en es-ES con un pliegue de la ⟨h⟩ muda (ver CU-15).</w:t>
-            </w:r>
-          </w:p>
-        </w:tc>
-      </w:tr>
-      <w:tr>
-        <w:tc>
-          <w:tcPr>
-            <w:tcW w:type="dxa" w:w="2721"/>
-          </w:tcPr>
-          <w:p>
-            <w:r>
-              <w:rPr>
-                <w:b/>
-                <w:sz w:val="19"/>
-              </w:rPr>
-              <w:t>🎓 Academy multidominio</w:t>
-            </w:r>
-          </w:p>
-        </w:tc>
-        <w:tc>
-          <w:tcPr>
-            <w:tcW w:type="dxa" w:w="6917"/>
-          </w:tcPr>
-          <w:p>
-            <w:r>
-              <w:rPr>
-                <w:sz w:val="19"/>
-              </w:rPr>
-              <w:t>Academy deja de ser un curso único y se organiza en cinco dominios (Lenguaje, Hipoacusia, Dislalias, Dislexia y TEA), cada uno con su propia escala de niveles e insignias. Un feed de prioridad destaca el dominio que corresponde a la patología de la ficha (ver CU-03).</w:t>
-            </w:r>
-          </w:p>
-        </w:tc>
-      </w:tr>
-    </w:tbl>
-    <w:p>
-      <w:pPr>
-        <w:spacing w:after="40"/>
-      </w:pPr>
+        <w:t>Valeria+ es plenamente funcional sin conexión: toda la información del paciente (ficha, historial, evolución por fonema, progreso y avance de Academy) se guarda cifrada en el dispositivo, conforme a RGPD/HIPAA. Para pruebas con profesionales existe una sincronización en la nube opcional y aditiva (acceso con correo y contraseña); si no se activa, todo permanece únicamente en el dispositivo. El capítulo 2 detalla los roles, el PIN y la privacidad.</w:t>
+      </w:r>
     </w:p>
     <w:p>
       <w:r>
@@ -2174,7 +1681,7 @@
         <w:rPr>
           <w:b w:val="0"/>
         </w:rPr>
-        <w:t xml:space="preserve"> del logopeda, compartido por todos los bloques (componente común de la versión 5).</w:t>
+        <w:t xml:space="preserve"> del logopeda, compartido por todos los bloques.</w:t>
       </w:r>
     </w:p>
     <w:tbl>
@@ -2452,7 +1959,7 @@
                 <w:color w:val="6D3FC4"/>
                 <w:sz w:val="17"/>
               </w:rPr>
-              <w:t>SINCRONIZACIÓN EN LA NUBE (OPCIONAL · V6)</w:t>
+              <w:t>SINCRONIZACIÓN EN LA NUBE (OPCIONAL)</w:t>
             </w:r>
           </w:p>
           <w:p>
@@ -2463,7 +1970,7 @@
               <w:rPr>
                 <w:sz w:val="19"/>
               </w:rPr>
-              <w:t>Para pruebas con profesionales, la versión 6 añade un acceso profesional con correo y contraseña (Firebase Authentication) que permite guardar una copia de pacientes y sesiones en la nube (Cloud Firestore). Es una capa aditiva y opcional: cada profesional autenticado solo accede a sus propios datos, protegidos por reglas de seguridad. Si no se activa, todo sigue guardándose únicamente en el dispositivo.</w:t>
+              <w:t>Para pruebas con profesionales, la app ofrece un acceso profesional con correo y contraseña (Firebase Authentication) que permite guardar una copia de pacientes y sesiones en la nube (Cloud Firestore). Es una capa aditiva y opcional: cada profesional autenticado solo accede a sus propios datos, protegidos por reglas de seguridad. Si no se activa, todo sigue guardándose únicamente en el dispositivo.</w:t>
             </w:r>
           </w:p>
         </w:tc>
@@ -2499,7 +2006,7 @@
                 <w:color w:val="00A39E"/>
                 <w:sz w:val="17"/>
               </w:rPr>
-              <w:t>TELEMETRÍA DE USABILIDAD DEL PILOTO (V7)</w:t>
+              <w:t>TELEMETRÍA DE USABILIDAD DEL PILOTO</w:t>
             </w:r>
           </w:p>
           <w:p>
@@ -4998,7 +4505,7 @@
           <w:b w:val="0"/>
           <w:i w:val="0"/>
         </w:rPr>
-        <w:t>Academy es el espacio de formación para el adulto. En la terapia auditivo-verbal la persona que acompaña al niño es el motor de la sesión, así que Academy le enseña —en pequeñas dosis— a hacerlo mejor. Desde la v9 no es un curso único: se organiza en cinco dominios de formación, cada uno con su propia lista de cápsulas, su escala de niveles (de Novato a “Experto en…”) y sus insignias. Un feed de prioridad destaca arriba el dominio que corresponde a la patología de la ficha del paciente, para que el cuidador empiece por lo que más le sirve.</w:t>
+        <w:t>Academy es el espacio de formación para el adulto. En la terapia auditivo-verbal la persona que acompaña al niño es el motor de la sesión, así que Academy le enseña —en pequeñas dosis— a hacerlo mejor. No es un curso único: se organiza en cinco dominios de formación, cada uno con su propia lista de cápsulas, su escala de niveles (de Novato a “Experto en…”) y sus insignias. Un feed de prioridad destaca arriba el dominio que corresponde a la patología de la ficha del paciente, para que el cuidador empiece por lo que más le sirve.</w:t>
       </w:r>
     </w:p>
     <w:tbl>
@@ -7893,7 +7400,7 @@
         <w:rPr>
           <w:b w:val="0"/>
         </w:rPr>
-        <w:t xml:space="preserve"> (desde la v8.1, un botón de tamaño completo bajo “Comenzar”).</w:t>
+        <w:t xml:space="preserve"> (un botón de tamaño completo, al nivel de “Comenzar”).</w:t>
       </w:r>
     </w:p>
     <w:p>
@@ -8291,7 +7798,7 @@
         <w:rPr>
           <w:b w:val="0"/>
         </w:rPr>
-        <w:t xml:space="preserve"> tomado de su ficha (v8.1).</w:t>
+        <w:t xml:space="preserve"> tomado de su ficha de registro.</w:t>
       </w:r>
     </w:p>
     <w:p>
@@ -10122,7 +9629,7 @@
         <w:rPr>
           <w:b w:val="0"/>
         </w:rPr>
-        <w:t>, tomados de su ficha de registro (v8.1).</w:t>
+        <w:t>, tomados de su ficha de registro.</w:t>
       </w:r>
     </w:p>
     <w:p>
@@ -11786,7 +11293,7 @@
               <w:rPr>
                 <w:sz w:val="19"/>
               </w:rPr>
-              <w:t>Voz neuronal Celtia pregenerada en gallego; contenido y pares propios. El contenido compartido con el castellano (Expansión Semántica, Audición y Lenguaje) suena con la voz neuronal castellana mientras Celtia no lo cubra (v8.1).</w:t>
+              <w:t>Voz neuronal Celtia pregenerada en gallego; contenido y pares propios. El contenido compartido con el castellano (Expansión Semántica, Audición y Lenguaje) suena con la voz neuronal castellana mientras Celtia no lo cubra.</w:t>
             </w:r>
           </w:p>
         </w:tc>
@@ -12085,7 +11592,7 @@
         <w:rPr>
           <w:b w:val="0"/>
         </w:rPr>
-        <w:t xml:space="preserve"> en galego se reproduce primero el asset neuronal castellano equivalente si existe (v8.1); en último término, la app recae con suavidad en la voz del sistema, sin interrumpir la sesión.</w:t>
+        <w:t xml:space="preserve"> en galego se reproduce primero el asset neuronal castellano equivalente si existe; en último término, la app recae con suavidad en la voz del sistema, sin interrumpir la sesión.</w:t>
       </w:r>
     </w:p>
     <w:tbl>
@@ -13269,7 +12776,7 @@
               <w:rPr>
                 <w:sz w:val="19"/>
               </w:rPr>
-              <w:t>No. La app funciona en local sin conexión. El acceso profesional con correo y contraseña (sincronización en la nube) es opcional y solo se usa para pruebas con profesionales (v6).</w:t>
+              <w:t>No. La app funciona en local sin conexión. El acceso profesional con correo y contraseña (sincronización en la nube) es opcional y solo se usa para pruebas con profesionales.</w:t>
             </w:r>
           </w:p>
         </w:tc>
@@ -13297,7 +12804,7 @@
               <w:rPr>
                 <w:sz w:val="19"/>
               </w:rPr>
-              <w:t>Solo métricas anónimas de usabilidad (tiempo por pantalla, misclicks y cápsulas saltadas) y una encuesta breve. No se guardan nombres, ni audio, ni el contenido de las respuestas. Todo se cifra en el dispositivo (v7).</w:t>
+              <w:t>Solo métricas anónimas de usabilidad (tiempo por pantalla, misclicks y cápsulas saltadas) y una encuesta breve. No se guardan nombres, ni audio, ni el contenido de las respuestas. Todo se cifra en el dispositivo.</w:t>
             </w:r>
           </w:p>
         </w:tc>
@@ -13409,7 +12916,7 @@
               <w:rPr>
                 <w:sz w:val="19"/>
               </w:rPr>
-              <w:t>Instale una voz de “Español (Latinoamérica)” en los ajustes del dispositivo. La app la detecta y la usa automáticamente (v8).</w:t>
+              <w:t>Instale una voz de “Español (Latinoamérica)” en los ajustes del dispositivo. La app la detecta y la usa automáticamente.</w:t>
             </w:r>
           </w:p>
         </w:tc>
@@ -13437,7 +12944,7 @@
               <w:rPr>
                 <w:sz w:val="19"/>
               </w:rPr>
-              <w:t>Corregido en la v8.1: la Expansión Semántica y los ejercicios de Audición y Lenguaje suenan ahora con la voz neuronal castellana mientras Celtia no cubra ese contenido. Actualice la app si sigue ocurriendo.</w:t>
+              <w:t>La Expansión Semántica y los ejercicios de Audición y Lenguaje suenan con la voz neuronal castellana mientras Celtia no cubra ese contenido, en vez de quedar en silencio. Actualice la app si sigue ocurriendo.</w:t>
             </w:r>
           </w:p>
         </w:tc>
@@ -13508,7 +13015,7 @@
               <w:rPr>
                 <w:sz w:val="19"/>
               </w:rPr>
-              <w:t>Aparecieron bloques nuevos: TEA y Dislexia</w:t>
+              <w:t>¿Qué son los bloques de TEA y Dislexia?</w:t>
             </w:r>
           </w:p>
         </w:tc>
@@ -13521,7 +13028,7 @@
               <w:rPr>
                 <w:sz w:val="19"/>
               </w:rPr>
-              <w:t>Son los dos bloques que suma la v9. TEA (6 terapias, protocolo PRT + TCC) y Dislexia (6 terapias de conciencia fonológica y acceso léxico). Se prescriben con el mismo PIN que el resto y sus estresores los activa siempre el adulto (CU-06).</w:t>
+              <w:t>TEA (6 terapias, protocolo PRT + TCC) y Dislexia (6 terapias de conciencia fonológica y acceso léxico). Se prescriben con el mismo PIN que el resto y sus estresores los activa siempre el adulto (CU-06).</w:t>
             </w:r>
           </w:p>
         </w:tc>
@@ -13550,6 +13057,300 @@
                 <w:sz w:val="19"/>
               </w:rPr>
               <w:t>Es la formación para el adulto, organizada en cinco dominios (Lenguaje, Hipoacusia, Dislalias, Dislexia y TEA). Cápsulas breves con quiz sobre cómo aprenden a hablar los niños, el manejo de los dispositivos auditivos, los sonidos difíciles y más; un feed destaca el dominio que encaja con la patología de la ficha. No es un ejercicio para el niño (CU-03).</w:t>
+            </w:r>
+          </w:p>
+        </w:tc>
+      </w:tr>
+    </w:tbl>
+    <w:p>
+      <w:pPr>
+        <w:spacing w:after="40"/>
+      </w:pPr>
+    </w:p>
+    <w:p>
+      <w:r>
+        <w:br w:type="page"/>
+      </w:r>
+    </w:p>
+    <w:p>
+      <w:pPr>
+        <w:keepNext/>
+        <w:spacing w:after="0"/>
+      </w:pPr>
+      <w:r>
+        <w:rPr>
+          <w:b/>
+          <w:i w:val="0"/>
+          <w:color w:val="00C4BE"/>
+          <w:sz w:val="17"/>
+        </w:rPr>
+        <w:t>ANEXO B</w:t>
+      </w:r>
+    </w:p>
+    <w:p>
+      <w:pPr>
+        <w:pStyle w:val="Heading1"/>
+      </w:pPr>
+      <w:r>
+        <w:t>Historial de versiones</w:t>
+      </w:r>
+    </w:p>
+    <w:p>
+      <w:pPr>
+        <w:spacing w:after="120"/>
+      </w:pPr>
+      <w:r>
+        <w:rPr>
+          <w:b w:val="0"/>
+          <w:i w:val="0"/>
+        </w:rPr>
+        <w:t>Este manual describe Valeria+ en su estado actual (v9.0). La siguiente tabla resume, a título informativo, cómo ha ido creciendo la app, por si resulta útil a quienes usaron versiones anteriores.</w:t>
+      </w:r>
+    </w:p>
+    <w:tbl>
+      <w:tblPr>
+        <w:tblStyle w:val="TableGrid"/>
+        <w:tblW w:type="auto" w:w="0"/>
+        <w:jc w:val="center"/>
+        <w:tblLook w:firstColumn="1" w:firstRow="1" w:lastColumn="0" w:lastRow="0" w:noHBand="0" w:noVBand="1" w:val="04A0"/>
+      </w:tblPr>
+      <w:tblGrid>
+        <w:gridCol w:w="4819"/>
+        <w:gridCol w:w="4819"/>
+      </w:tblGrid>
+      <w:tr>
+        <w:tc>
+          <w:tcPr>
+            <w:tcW w:type="dxa" w:w="1361"/>
+            <w:shd w:val="clear" w:fill="E6F9F8"/>
+          </w:tcPr>
+          <w:p>
+            <w:r>
+              <w:rPr>
+                <w:b/>
+                <w:color w:val="00A39E"/>
+                <w:sz w:val="18"/>
+              </w:rPr>
+              <w:t>Versión</w:t>
+            </w:r>
+          </w:p>
+        </w:tc>
+        <w:tc>
+          <w:tcPr>
+            <w:tcW w:type="dxa" w:w="8277"/>
+            <w:shd w:val="clear" w:fill="E6F9F8"/>
+          </w:tcPr>
+          <w:p>
+            <w:r>
+              <w:rPr>
+                <w:b/>
+                <w:color w:val="00A39E"/>
+                <w:sz w:val="18"/>
+              </w:rPr>
+              <w:t>Hitos principales</w:t>
+            </w:r>
+          </w:p>
+        </w:tc>
+      </w:tr>
+      <w:tr>
+        <w:tc>
+          <w:tcPr>
+            <w:tcW w:type="dxa" w:w="1361"/>
+          </w:tcPr>
+          <w:p>
+            <w:r>
+              <w:rPr>
+                <w:b/>
+                <w:sz w:val="19"/>
+              </w:rPr>
+              <w:t>v5</w:t>
+            </w:r>
+          </w:p>
+        </w:tc>
+        <w:tc>
+          <w:tcPr>
+            <w:tcW w:type="dxa" w:w="8277"/>
+          </w:tcPr>
+          <w:p>
+            <w:r>
+              <w:rPr>
+                <w:sz w:val="19"/>
+              </w:rPr>
+              <w:t>Primeros bloques (Pares Mínimos y Expansión Semántica), Modo Profesional con PIN compartido por todos los bloques y almacenamiento local cifrado.</w:t>
+            </w:r>
+          </w:p>
+        </w:tc>
+      </w:tr>
+      <w:tr>
+        <w:tc>
+          <w:tcPr>
+            <w:tcW w:type="dxa" w:w="1361"/>
+          </w:tcPr>
+          <w:p>
+            <w:r>
+              <w:rPr>
+                <w:b/>
+                <w:sz w:val="19"/>
+              </w:rPr>
+              <w:t>v6</w:t>
+            </w:r>
+          </w:p>
+        </w:tc>
+        <w:tc>
+          <w:tcPr>
+            <w:tcW w:type="dxa" w:w="8277"/>
+          </w:tcPr>
+          <w:p>
+            <w:r>
+              <w:rPr>
+                <w:sz w:val="19"/>
+              </w:rPr>
+              <w:t>Voz más humana, rondas variadas (“Otra ronda”), botón de sesión completa, fase de turno visible, pictogramas de alto contraste y sincronización en la nube opcional (Firebase).</w:t>
+            </w:r>
+          </w:p>
+        </w:tc>
+      </w:tr>
+      <w:tr>
+        <w:tc>
+          <w:tcPr>
+            <w:tcW w:type="dxa" w:w="1361"/>
+          </w:tcPr>
+          <w:p>
+            <w:r>
+              <w:rPr>
+                <w:b/>
+                <w:sz w:val="19"/>
+              </w:rPr>
+              <w:t>v7</w:t>
+            </w:r>
+          </w:p>
+        </w:tc>
+        <w:tc>
+          <w:tcPr>
+            <w:tcW w:type="dxa" w:w="8277"/>
+          </w:tcPr>
+          <w:p>
+            <w:r>
+              <w:rPr>
+                <w:sz w:val="19"/>
+              </w:rPr>
+              <w:t>Instrumentación del piloto: telemetría de usabilidad anónima, encuesta SUS, guardado cifrado con purga y exportación dual (QR + compartir).</w:t>
+            </w:r>
+          </w:p>
+        </w:tc>
+      </w:tr>
+      <w:tr>
+        <w:tc>
+          <w:tcPr>
+            <w:tcW w:type="dxa" w:w="1361"/>
+          </w:tcPr>
+          <w:p>
+            <w:r>
+              <w:rPr>
+                <w:b/>
+                <w:sz w:val="19"/>
+              </w:rPr>
+              <w:t>v8</w:t>
+            </w:r>
+          </w:p>
+        </w:tc>
+        <w:tc>
+          <w:tcPr>
+            <w:tcW w:type="dxa" w:w="8277"/>
+          </w:tcPr>
+          <w:p>
+            <w:r>
+              <w:rPr>
+                <w:sz w:val="19"/>
+              </w:rPr>
+              <w:t>Tres variedades de habla (Castellano, Galego y Dominicano) con voz neuronal offline, respeto dialectal, Panel del Adulto de carga comunicativa y frases portadoras.</w:t>
+            </w:r>
+          </w:p>
+        </w:tc>
+      </w:tr>
+      <w:tr>
+        <w:tc>
+          <w:tcPr>
+            <w:tcW w:type="dxa" w:w="1361"/>
+          </w:tcPr>
+          <w:p>
+            <w:r>
+              <w:rPr>
+                <w:b/>
+                <w:sz w:val="19"/>
+              </w:rPr>
+              <w:t>v8.1</w:t>
+            </w:r>
+          </w:p>
+        </w:tc>
+        <w:tc>
+          <w:tcPr>
+            <w:tcW w:type="dxa" w:w="8277"/>
+          </w:tcPr>
+          <w:p>
+            <w:r>
+              <w:rPr>
+                <w:sz w:val="19"/>
+              </w:rPr>
+              <w:t>Botón de reingreso a tamaño completo, resultados y Test de Ling con el paciente real, y voz gallega que siempre arranca.</w:t>
+            </w:r>
+          </w:p>
+        </w:tc>
+      </w:tr>
+      <w:tr>
+        <w:tc>
+          <w:tcPr>
+            <w:tcW w:type="dxa" w:w="1361"/>
+          </w:tcPr>
+          <w:p>
+            <w:r>
+              <w:rPr>
+                <w:b/>
+                <w:sz w:val="19"/>
+              </w:rPr>
+              <w:t>v8.2</w:t>
+            </w:r>
+          </w:p>
+        </w:tc>
+        <w:tc>
+          <w:tcPr>
+            <w:tcW w:type="dxa" w:w="8277"/>
+          </w:tcPr>
+          <w:p>
+            <w:r>
+              <w:rPr>
+                <w:sz w:val="19"/>
+              </w:rPr>
+              <w:t>Academy: primeras Cápsulas de Conocimiento para el cuidador, con quiz y progreso por niveles.</w:t>
+            </w:r>
+          </w:p>
+        </w:tc>
+      </w:tr>
+      <w:tr>
+        <w:tc>
+          <w:tcPr>
+            <w:tcW w:type="dxa" w:w="1361"/>
+          </w:tcPr>
+          <w:p>
+            <w:r>
+              <w:rPr>
+                <w:b/>
+                <w:sz w:val="19"/>
+              </w:rPr>
+              <w:t>v9</w:t>
+            </w:r>
+          </w:p>
+        </w:tc>
+        <w:tc>
+          <w:tcPr>
+            <w:tcW w:type="dxa" w:w="8277"/>
+          </w:tcPr>
+          <w:p>
+            <w:r>
+              <w:rPr>
+                <w:sz w:val="19"/>
+              </w:rPr>
+              <w:t>Bloques de TEA y Dislexia, Audición ampliada a 18 terapias (escucha en ruido), banco castellano de 15 pares, cuarta variedad (Euskera) y Academy multidominio.</w:t>
             </w:r>
           </w:p>
         </w:tc>

--- a/docs/Valeria-Manual-Casos-de-Uso.docx
+++ b/docs/Valeria-Manual-Casos-de-Uso.docx
@@ -61,7 +61,7 @@
           <w:color w:val="00A39E"/>
           <w:sz w:val="20"/>
         </w:rPr>
-        <w:t>Manual de usuario · v9.0 · con capturas de pantalla</w:t>
+        <w:t>Manual de usuario · v9.1 · con capturas de pantalla</w:t>
       </w:r>
     </w:p>
     <w:p>
@@ -291,7 +291,7 @@
         <w:t xml:space="preserve">CU-05   </w:t>
       </w:r>
       <w:r>
-        <w:t>Expansión Semántica / progresión léxica</w:t>
+        <w:t>Expansión Semántica: escenarios, categorías, progresión y contrastes</w:t>
       </w:r>
     </w:p>
     <w:p>
@@ -371,7 +371,7 @@
         <w:t xml:space="preserve">CU-10   </w:t>
       </w:r>
       <w:r>
-        <w:t>Configurar recordatorios diarios</w:t>
+        <w:t>Configurar recordatorios diarios (elegir franjas)</w:t>
       </w:r>
     </w:p>
     <w:p>
@@ -468,6 +468,22 @@
       </w:r>
       <w:r>
         <w:t>Panel del Adulto: carga comunicativa (ruido, doble tarea, quiebre)</w:t>
+      </w:r>
+    </w:p>
+    <w:p>
+      <w:pPr>
+        <w:spacing w:after="60"/>
+        <w:ind w:left="227"/>
+      </w:pPr>
+      <w:r>
+        <w:rPr>
+          <w:b/>
+          <w:color w:val="00C4BE"/>
+        </w:rPr>
+        <w:t xml:space="preserve">CU-17   </w:t>
+      </w:r>
+      <w:r>
+        <w:t>Academy: aprender lo básico de Lengua de Signos Española</w:t>
       </w:r>
     </w:p>
     <w:p>
@@ -1406,7 +1422,7 @@
           <w:b w:val="0"/>
           <w:i w:val="0"/>
         </w:rPr>
-        <w:t>En la terapia auditivo-verbal el adulto es el motor de cada sesión, así que aprender a acompañar forma parte del tratamiento. Academy es un espacio de formación para el adulto, no para el niño, organizado en cinco dominios (Lenguaje, Hipoacusia, Dislalias, Dislexia y TEA). Cada dominio ofrece Cápsulas de Conocimiento de unos dos minutos —cómo aprenden a hablar los niños, el porqué del movimiento (TPR), los vicios a evitar, el manejo de los dispositivos auditivos…— que terminan con un quiz de respuesta explicada, y lleva su propia escala de niveles e insignias. Un feed de prioridad destaca arriba el dominio que corresponde a la patología de la ficha, para empezar por lo que más sirve (ver CU-03).</w:t>
+        <w:t>En la terapia auditivo-verbal el adulto es el motor de cada sesión, así que aprender a acompañar forma parte del tratamiento. Academy es un espacio de formación para el adulto, no para el niño, organizado en seis dominios (Lenguaje, Hipoacusia, Dislalias, Dislexia y TEA). Cada dominio ofrece Cápsulas de Conocimiento de unos dos minutos —cómo aprenden a hablar los niños, el porqué del movimiento (TPR), los vicios a evitar, el manejo de los dispositivos auditivos…— que terminan con un quiz de respuesta explicada, y lleva su propia escala de niveles e insignias. Un feed de prioridad destaca arriba el dominio que corresponde a la patología de la ficha, para empezar por lo que más sirve (ver CU-03).</w:t>
       </w:r>
     </w:p>
     <w:p>
@@ -4505,7 +4521,7 @@
           <w:b w:val="0"/>
           <w:i w:val="0"/>
         </w:rPr>
-        <w:t>Academy es el espacio de formación para el adulto. En la terapia auditivo-verbal la persona que acompaña al niño es el motor de la sesión, así que Academy le enseña —en pequeñas dosis— a hacerlo mejor. No es un curso único: se organiza en cinco dominios de formación, cada uno con su propia lista de cápsulas, su escala de niveles (de Novato a “Experto en…”) y sus insignias. Un feed de prioridad destaca arriba el dominio que corresponde a la patología de la ficha del paciente, para que el cuidador empiece por lo que más le sirve.</w:t>
+        <w:t>Academy es el espacio de formación para el adulto. En la terapia auditivo-verbal la persona que acompaña al niño es el motor de la sesión, así que Academy le enseña —en pequeñas dosis— a hacerlo mejor. No es un curso único: se organiza en seis dominios de formación, cada uno con su propia lista de cápsulas, su escala de niveles (de Novato a “Experto en…”) y sus insignias. Un feed de prioridad destaca arriba el dominio que corresponde a la patología de la ficha del paciente, para que el cuidador empiece por lo que más le sirve.</w:t>
       </w:r>
     </w:p>
     <w:tbl>
@@ -5843,7 +5859,7 @@
                 <w:color w:val="FFFFFF"/>
                 <w:sz w:val="28"/>
               </w:rPr>
-              <w:t>Expansión Semántica / progresión léxica</w:t>
+              <w:t>Expansión Semántica: escenarios, categorías, progresión y contrastes</w:t>
             </w:r>
           </w:p>
         </w:tc>
@@ -5994,7 +6010,19 @@
         <w:rPr>
           <w:b w:val="0"/>
         </w:rPr>
-        <w:t xml:space="preserve"> que la ancla al mundo real del niño. Tres modos de práctica en pestañas:</w:t>
+        <w:t xml:space="preserve"> que la ancla al mundo real del niño. </w:t>
+      </w:r>
+      <w:r>
+        <w:rPr>
+          <w:b/>
+        </w:rPr>
+        <w:t>Cada bloque declara un objetivo terapéutico único</w:t>
+      </w:r>
+      <w:r>
+        <w:rPr>
+          <w:b w:val="0"/>
+        </w:rPr>
+        <w:t>, visible antes de empezar, y se practica en cuatro pestañas:</w:t>
       </w:r>
     </w:p>
     <w:tbl>
@@ -6005,13 +6033,14 @@
         <w:tblLook w:firstColumn="1" w:firstRow="1" w:lastColumn="0" w:lastRow="0" w:noHBand="0" w:noVBand="1" w:val="04A0"/>
       </w:tblPr>
       <w:tblGrid>
-        <w:gridCol w:w="4819"/>
-        <w:gridCol w:w="4819"/>
+        <w:gridCol w:w="3213"/>
+        <w:gridCol w:w="3213"/>
+        <w:gridCol w:w="3213"/>
       </w:tblGrid>
       <w:tr>
         <w:tc>
           <w:tcPr>
-            <w:tcW w:type="dxa" w:w="2041"/>
+            <w:tcW w:type="dxa" w:w="1587"/>
             <w:shd w:val="clear" w:fill="E6F9F8"/>
           </w:tcPr>
           <w:p>
@@ -6027,7 +6056,7 @@
         </w:tc>
         <w:tc>
           <w:tcPr>
-            <w:tcW w:type="dxa" w:w="7597"/>
+            <w:tcW w:type="dxa" w:w="2494"/>
             <w:shd w:val="clear" w:fill="E6F9F8"/>
           </w:tcPr>
           <w:p>
@@ -6037,6 +6066,22 @@
                 <w:color w:val="00A39E"/>
                 <w:sz w:val="18"/>
               </w:rPr>
+              <w:t>Objetivo declarado</w:t>
+            </w:r>
+          </w:p>
+        </w:tc>
+        <w:tc>
+          <w:tcPr>
+            <w:tcW w:type="dxa" w:w="5556"/>
+            <w:shd w:val="clear" w:fill="E6F9F8"/>
+          </w:tcPr>
+          <w:p>
+            <w:r>
+              <w:rPr>
+                <w:b/>
+                <w:color w:val="00A39E"/>
+                <w:sz w:val="18"/>
+              </w:rPr>
               <w:t>Qué contiene</w:t>
             </w:r>
           </w:p>
@@ -6045,7 +6090,7 @@
       <w:tr>
         <w:tc>
           <w:tcPr>
-            <w:tcW w:type="dxa" w:w="2041"/>
+            <w:tcW w:type="dxa" w:w="1587"/>
           </w:tcPr>
           <w:p>
             <w:r>
@@ -6059,14 +6104,27 @@
         </w:tc>
         <w:tc>
           <w:tcPr>
-            <w:tcW w:type="dxa" w:w="7597"/>
+            <w:tcW w:type="dxa" w:w="2494"/>
           </w:tcPr>
           <w:p>
             <w:r>
               <w:rPr>
                 <w:sz w:val="19"/>
               </w:rPr>
-              <w:t>5 rutinas diarias (mañana, comida, parque…), 6 palabras cada una.</w:t>
+              <w:t>Repetición verbal dentro de una rutina</w:t>
+            </w:r>
+          </w:p>
+        </w:tc>
+        <w:tc>
+          <w:tcPr>
+            <w:tcW w:type="dxa" w:w="5556"/>
+          </w:tcPr>
+          <w:p>
+            <w:r>
+              <w:rPr>
+                <w:sz w:val="19"/>
+              </w:rPr>
+              <w:t>5 rutinas diarias (mañana, comida, parque, baño, dormir), 6 palabras cada una.</w:t>
             </w:r>
           </w:p>
         </w:tc>
@@ -6074,7 +6132,7 @@
       <w:tr>
         <w:tc>
           <w:tcPr>
-            <w:tcW w:type="dxa" w:w="2041"/>
+            <w:tcW w:type="dxa" w:w="1587"/>
           </w:tcPr>
           <w:p>
             <w:r>
@@ -6082,20 +6140,33 @@
                 <w:b/>
                 <w:sz w:val="19"/>
               </w:rPr>
-              <w:t>Progresión</w:t>
-            </w:r>
-          </w:p>
-        </w:tc>
-        <w:tc>
-          <w:tcPr>
-            <w:tcW w:type="dxa" w:w="7597"/>
+              <w:t>Categorías</w:t>
+            </w:r>
+          </w:p>
+        </w:tc>
+        <w:tc>
+          <w:tcPr>
+            <w:tcW w:type="dxa" w:w="2494"/>
           </w:tcPr>
           <w:p>
             <w:r>
               <w:rPr>
                 <w:sz w:val="19"/>
               </w:rPr>
-              <w:t>9 secuencias que suben Onomatopeya → Sustantivo → Verbo → Adjetivo (el coche, el perro, la vaca, el gato, la lluvia, el tren, el pájaro, el pan, el globo…). “El desayuno” da el salto a la combinación de dos palabras (“quiero pan”).</w:t>
+              <w:t>Vocabulario nuevo por campo, de lo familiar a lo raro</w:t>
+            </w:r>
+          </w:p>
+        </w:tc>
+        <w:tc>
+          <w:tcPr>
+            <w:tcW w:type="dxa" w:w="5556"/>
+          </w:tcPr>
+          <w:p>
+            <w:r>
+              <w:rPr>
+                <w:sz w:val="19"/>
+              </w:rPr>
+              <w:t>5 categorías de 6 palabras (frutas, animales, transportes, colores, el cuerpo) con progresión de dificultad: se empieza por lo más familiar y se avanza a lo menos frecuente.</w:t>
             </w:r>
           </w:p>
         </w:tc>
@@ -6103,7 +6174,7 @@
       <w:tr>
         <w:tc>
           <w:tcPr>
-            <w:tcW w:type="dxa" w:w="2041"/>
+            <w:tcW w:type="dxa" w:w="1587"/>
           </w:tcPr>
           <w:p>
             <w:r>
@@ -6111,20 +6182,75 @@
                 <w:b/>
                 <w:sz w:val="19"/>
               </w:rPr>
+              <w:t>Progresión</w:t>
+            </w:r>
+          </w:p>
+        </w:tc>
+        <w:tc>
+          <w:tcPr>
+            <w:tcW w:type="dxa" w:w="2494"/>
+          </w:tcPr>
+          <w:p>
+            <w:r>
+              <w:rPr>
+                <w:sz w:val="19"/>
+              </w:rPr>
+              <w:t>Ampliar el campo semántico de un concepto</w:t>
+            </w:r>
+          </w:p>
+        </w:tc>
+        <w:tc>
+          <w:tcPr>
+            <w:tcW w:type="dxa" w:w="5556"/>
+          </w:tcPr>
+          <w:p>
+            <w:r>
+              <w:rPr>
+                <w:sz w:val="19"/>
+              </w:rPr>
+              <w:t>9 secuencias de cuatro pasos: concepto → parte → acción → cualidad (coche → rueda → corre → rápido). “El desayuno” da el salto a la combinación de dos palabras (“quiero pan”).</w:t>
+            </w:r>
+          </w:p>
+        </w:tc>
+      </w:tr>
+      <w:tr>
+        <w:tc>
+          <w:tcPr>
+            <w:tcW w:type="dxa" w:w="1587"/>
+          </w:tcPr>
+          <w:p>
+            <w:r>
+              <w:rPr>
+                <w:b/>
+                <w:sz w:val="19"/>
+              </w:rPr>
               <w:t>Contrastes</w:t>
             </w:r>
           </w:p>
         </w:tc>
         <w:tc>
           <w:tcPr>
-            <w:tcW w:type="dxa" w:w="7597"/>
+            <w:tcW w:type="dxa" w:w="2494"/>
           </w:tcPr>
           <w:p>
             <w:r>
               <w:rPr>
                 <w:sz w:val="19"/>
               </w:rPr>
-              <w:t>8 cápsulas TPR de pares: grande/pequeño, limpio/sucio, abrir/cerrar, subir/bajar, lleno/vacío, meter/sacar…</w:t>
+              <w:t>Opuestos: primero comprender, después decir</w:t>
+            </w:r>
+          </w:p>
+        </w:tc>
+        <w:tc>
+          <w:tcPr>
+            <w:tcW w:type="dxa" w:w="5556"/>
+          </w:tcPr>
+          <w:p>
+            <w:r>
+              <w:rPr>
+                <w:sz w:val="19"/>
+              </w:rPr>
+              <w:t>8 cápsulas TPR de pares: grande/pequeño, limpio/sucio, abrir/cerrar, subir/bajar, frío/caliente, encender/apagar, lleno/vacío, meter/sacar.</w:t>
             </w:r>
           </w:p>
         </w:tc>
@@ -6159,10 +6285,57 @@
           <w:color w:val="4B5563"/>
           <w:sz w:val="21"/>
         </w:rPr>
-        <w:t>Flujo principal</w:t>
+        <w:t>Antes de empezar: la antesala de preparación</w:t>
       </w:r>
     </w:p>
     <w:p>
+      <w:r>
+        <w:rPr>
+          <w:b w:val="0"/>
+        </w:rPr>
+        <w:t xml:space="preserve">Toda actividad pasa primero por una </w:t>
+      </w:r>
+      <w:r>
+        <w:rPr>
+          <w:b/>
+        </w:rPr>
+        <w:t>pantalla de preparación</w:t>
+      </w:r>
+      <w:r>
+        <w:rPr>
+          <w:b w:val="0"/>
+        </w:rPr>
+        <w:t xml:space="preserve"> con el material necesario y los pasos que vienen. </w:t>
+      </w:r>
+      <w:r>
+        <w:rPr>
+          <w:b/>
+        </w:rPr>
+        <w:t>Nada suena hasta que el adulto pulsa “Ya lo tengo todo”</w:t>
+      </w:r>
+      <w:r>
+        <w:rPr>
+          <w:b w:val="0"/>
+        </w:rPr>
+        <w:t>. Se puede volver a consultar en cualquier momento desde “Ver preparación”, sin perder el paso en curso.</w:t>
+      </w:r>
+    </w:p>
+    <w:p>
+      <w:pPr>
+        <w:keepNext/>
+        <w:spacing w:after="60" w:before="160"/>
+      </w:pPr>
+      <w:r>
+        <w:rPr>
+          <w:b/>
+          <w:i w:val="0"/>
+          <w:color w:val="4B5563"/>
+          <w:sz w:val="21"/>
+        </w:rPr>
+        <w:t>Flujo principal</w:t>
+      </w:r>
+    </w:p>
+    <w:p>
       <w:pPr>
         <w:spacing w:after="60"/>
         <w:ind w:left="454" w:hanging="255"/>
@@ -6174,7 +6347,7 @@
         <w:t xml:space="preserve">1. </w:t>
       </w:r>
       <w:r>
-        <w:t>Elegir la pestaña (Escenarios, Progresión o Contrastes) y pulsar ▶ en una actividad prescrita.</w:t>
+        <w:t>Elegir la pestaña (Escenarios, Categorías, Progresión o Contrastes) y pulsar ▶ en una actividad prescrita.</w:t>
       </w:r>
     </w:p>
     <w:p>
@@ -6192,19 +6365,19 @@
         <w:rPr>
           <w:b w:val="0"/>
         </w:rPr>
-        <w:t xml:space="preserve">La app </w:t>
+        <w:t xml:space="preserve">Leer la </w:t>
       </w:r>
       <w:r>
         <w:rPr>
           <w:b/>
         </w:rPr>
-        <w:t>enseña la imagen y dice la palabra</w:t>
+        <w:t>antesala</w:t>
       </w:r>
       <w:r>
         <w:rPr>
           <w:b w:val="0"/>
         </w:rPr>
-        <w:t xml:space="preserve"> (“Esto es la cama… Di: cama”). El niño la repite.</w:t>
+        <w:t>: qué material hace falta y qué vais a hacer. Confirmar con “Ya lo tengo todo”.</w:t>
       </w:r>
     </w:p>
     <w:p>
@@ -6222,19 +6395,19 @@
         <w:rPr>
           <w:b w:val="0"/>
         </w:rPr>
-        <w:t xml:space="preserve">El micrófono valora el intento aceptando las </w:t>
+        <w:t xml:space="preserve">La app </w:t>
       </w:r>
       <w:r>
         <w:rPr>
           <w:b/>
         </w:rPr>
-        <w:t>aproximaciones propias de la edad</w:t>
+        <w:t>enseña la imagen y dice la palabra</w:t>
       </w:r>
       <w:r>
         <w:rPr>
           <w:b w:val="0"/>
         </w:rPr>
-        <w:t>; sin micrófono, el adulto decide (“Lo dijo / Casi”).</w:t>
+        <w:t xml:space="preserve"> (“Esto es la cama. Di: cama”). El niño la repite.</w:t>
       </w:r>
     </w:p>
     <w:p>
@@ -6252,6 +6425,48 @@
         <w:rPr>
           <w:b w:val="0"/>
         </w:rPr>
+        <w:t xml:space="preserve">El micrófono valora el intento aceptando las </w:t>
+      </w:r>
+      <w:r>
+        <w:rPr>
+          <w:b/>
+        </w:rPr>
+        <w:t>aproximaciones propias de la edad</w:t>
+      </w:r>
+      <w:r>
+        <w:rPr>
+          <w:b w:val="0"/>
+        </w:rPr>
+        <w:t xml:space="preserve">. Si el micrófono no capta nada, el intento </w:t>
+      </w:r>
+      <w:r>
+        <w:rPr>
+          <w:b/>
+        </w:rPr>
+        <w:t>no cuenta</w:t>
+      </w:r>
+      <w:r>
+        <w:rPr>
+          <w:b w:val="0"/>
+        </w:rPr>
+        <w:t xml:space="preserve"> y se vuelve a modelar. El adulto puede dar por válido el intento en cualquier momento de la escucha.</w:t>
+      </w:r>
+    </w:p>
+    <w:p>
+      <w:pPr>
+        <w:spacing w:after="60"/>
+        <w:ind w:left="454" w:hanging="255"/>
+      </w:pPr>
+      <w:r>
+        <w:rPr>
+          <w:b/>
+        </w:rPr>
+        <w:t xml:space="preserve">5. </w:t>
+      </w:r>
+      <w:r>
+        <w:rPr>
+          <w:b w:val="0"/>
+        </w:rPr>
         <w:t xml:space="preserve">Cada palabra se cierra con la </w:t>
       </w:r>
       <w:r>
@@ -6265,6 +6480,93 @@
           <w:b w:val="0"/>
         </w:rPr>
         <w:t xml:space="preserve"> (“Da unas palmaditas en la cama y sentaos en ella”). Se avanza al siguiente paso.</w:t>
+      </w:r>
+    </w:p>
+    <w:p>
+      <w:pPr>
+        <w:keepNext/>
+        <w:spacing w:after="60" w:before="160"/>
+      </w:pPr>
+      <w:r>
+        <w:rPr>
+          <w:b/>
+          <w:i w:val="0"/>
+          <w:color w:val="4B5563"/>
+          <w:sz w:val="21"/>
+        </w:rPr>
+        <w:t>Contrastes: dos vueltas de distinta naturaleza</w:t>
+      </w:r>
+    </w:p>
+    <w:p>
+      <w:pPr>
+        <w:spacing w:after="120"/>
+      </w:pPr>
+      <w:r>
+        <w:rPr>
+          <w:b w:val="0"/>
+          <w:i w:val="0"/>
+        </w:rPr>
+        <w:t>Una cápsula de contraste evalúa dos habilidades distintas, y por eso tiene dos vueltas:</w:t>
+      </w:r>
+    </w:p>
+    <w:p>
+      <w:pPr>
+        <w:spacing w:after="60"/>
+        <w:ind w:left="454" w:hanging="255"/>
+      </w:pPr>
+      <w:r>
+        <w:rPr>
+          <w:b/>
+        </w:rPr>
+        <w:t xml:space="preserve">1. </w:t>
+      </w:r>
+      <w:r>
+        <w:rPr>
+          <w:b/>
+        </w:rPr>
+        <w:t>Comprensión.</w:t>
+      </w:r>
+      <w:r>
+        <w:rPr>
+          <w:b w:val="0"/>
+        </w:rPr>
+        <w:t xml:space="preserve"> Se muestran las dos imágenes a la vez y el niño toca la correcta. No hay micrófono.</w:t>
+      </w:r>
+    </w:p>
+    <w:p>
+      <w:pPr>
+        <w:spacing w:after="60"/>
+        <w:ind w:left="454" w:hanging="255"/>
+      </w:pPr>
+      <w:r>
+        <w:rPr>
+          <w:b/>
+        </w:rPr>
+        <w:t xml:space="preserve">2. </w:t>
+      </w:r>
+      <w:r>
+        <w:rPr>
+          <w:b/>
+        </w:rPr>
+        <w:t>Producción.</w:t>
+      </w:r>
+      <w:r>
+        <w:rPr>
+          <w:b w:val="0"/>
+        </w:rPr>
+        <w:t xml:space="preserve"> El niño dice la palabra opuesta y se evalúa por voz.</w:t>
+      </w:r>
+    </w:p>
+    <w:p>
+      <w:pPr>
+        <w:spacing w:after="120"/>
+      </w:pPr>
+      <w:r>
+        <w:rPr>
+          <w:b w:val="0"/>
+          <w:i w:val="0"/>
+        </w:rPr>
+        <w:t>El panel de resultados y el informe que se comparte con el logopeda las muestran por separado. Un promedio único escondía el caso más frecuente en clínica: el niño entiende el par pero todavía no lo dice.</w:t>
       </w:r>
     </w:p>
     <w:tbl>
@@ -6303,7 +6605,7 @@
               <w:rPr>
                 <w:sz w:val="19"/>
               </w:rPr>
-              <w:t>La palabra se aprende cuando el niño la vive con el cuerpo, no solo cuando la oye. Las cápsulas de contraste añaden una “segunda vuelta” con la palabra opuesta para consolidar el par.</w:t>
+              <w:t>La palabra se aprende cuando el niño la vive con el cuerpo, no solo cuando la oye. En una cápsula, el objeto que nombra el audio, el que muestra la imagen y el que pide la preparación son el mismo: lo único que cambia entre las dos vueltas es el atributo contrastado (la misma cuchara, limpia y sucia). Por eso las imágenes son pictogramas propios y no emoji: dos emoji iguales harían la vuelta de comprensión irresoluble.</w:t>
             </w:r>
           </w:p>
         </w:tc>
@@ -6506,7 +6808,7 @@
                 <w:color w:val="4B5563"/>
                 <w:sz w:val="17"/>
               </w:rPr>
-              <w:t>Progresión léxica: de onomatopeya a adjetivo.</w:t>
+              <w:t>Progresión léxica. Captura de la v9: desde la v9.1 las fases son concepto → parte → acción → cualidad, y hay una cuarta pestaña de Categorías.</w:t>
             </w:r>
           </w:p>
         </w:tc>
@@ -8963,7 +9265,186 @@
                 <w:b/>
                 <w:sz w:val="19"/>
               </w:rPr>
-              <w:t>Avisos en la pantalla de bloqueo</w:t>
+              <w:t>Avisos en la pantalla de bloqueo, solo en las franjas elegidas</w:t>
+            </w:r>
+          </w:p>
+        </w:tc>
+      </w:tr>
+    </w:tbl>
+    <w:p>
+      <w:pPr>
+        <w:spacing w:after="40"/>
+      </w:pPr>
+    </w:p>
+    <w:p>
+      <w:pPr>
+        <w:spacing w:after="120"/>
+      </w:pPr>
+      <w:r>
+        <w:rPr>
+          <w:b w:val="0"/>
+          <w:i w:val="0"/>
+        </w:rPr>
+        <w:t>Hay cuatro franjas y se elige cuáles se quieren: de las cuatro a ninguna. No es un “todo o nada”.</w:t>
+      </w:r>
+    </w:p>
+    <w:tbl>
+      <w:tblPr>
+        <w:tblStyle w:val="TableGrid"/>
+        <w:tblW w:type="auto" w:w="0"/>
+        <w:jc w:val="center"/>
+        <w:tblLook w:firstColumn="1" w:firstRow="1" w:lastColumn="0" w:lastRow="0" w:noHBand="0" w:noVBand="1" w:val="04A0"/>
+      </w:tblPr>
+      <w:tblGrid>
+        <w:gridCol w:w="4819"/>
+        <w:gridCol w:w="4819"/>
+      </w:tblGrid>
+      <w:tr>
+        <w:tc>
+          <w:tcPr>
+            <w:tcW w:type="dxa" w:w="2494"/>
+            <w:shd w:val="clear" w:fill="E6F9F8"/>
+          </w:tcPr>
+          <w:p>
+            <w:r>
+              <w:rPr>
+                <w:b/>
+                <w:color w:val="00A39E"/>
+                <w:sz w:val="18"/>
+              </w:rPr>
+              <w:t>Franja</w:t>
+            </w:r>
+          </w:p>
+        </w:tc>
+        <w:tc>
+          <w:tcPr>
+            <w:tcW w:type="dxa" w:w="7143"/>
+            <w:shd w:val="clear" w:fill="E6F9F8"/>
+          </w:tcPr>
+          <w:p>
+            <w:r>
+              <w:rPr>
+                <w:b/>
+                <w:color w:val="00A39E"/>
+                <w:sz w:val="18"/>
+              </w:rPr>
+              <w:t>Qué llega</w:t>
+            </w:r>
+          </w:p>
+        </w:tc>
+      </w:tr>
+      <w:tr>
+        <w:tc>
+          <w:tcPr>
+            <w:tcW w:type="dxa" w:w="2494"/>
+          </w:tcPr>
+          <w:p>
+            <w:r>
+              <w:rPr>
+                <w:b/>
+                <w:sz w:val="19"/>
+              </w:rPr>
+              <w:t>Mañana · 9:00</w:t>
+            </w:r>
+          </w:p>
+        </w:tc>
+        <w:tc>
+          <w:tcPr>
+            <w:tcW w:type="dxa" w:w="7143"/>
+          </w:tcPr>
+          <w:p>
+            <w:r>
+              <w:rPr>
+                <w:sz w:val="19"/>
+              </w:rPr>
+              <w:t>Invitación a la sesión del día.</w:t>
+            </w:r>
+          </w:p>
+        </w:tc>
+      </w:tr>
+      <w:tr>
+        <w:tc>
+          <w:tcPr>
+            <w:tcW w:type="dxa" w:w="2494"/>
+          </w:tcPr>
+          <w:p>
+            <w:r>
+              <w:rPr>
+                <w:b/>
+                <w:sz w:val="19"/>
+              </w:rPr>
+              <w:t>Mediodía · 13:00</w:t>
+            </w:r>
+          </w:p>
+        </w:tc>
+        <w:tc>
+          <w:tcPr>
+            <w:tcW w:type="dxa" w:w="7143"/>
+          </w:tcPr>
+          <w:p>
+            <w:r>
+              <w:rPr>
+                <w:sz w:val="19"/>
+              </w:rPr>
+              <w:t>Recordatorio corto a media jornada.</w:t>
+            </w:r>
+          </w:p>
+        </w:tc>
+      </w:tr>
+      <w:tr>
+        <w:tc>
+          <w:tcPr>
+            <w:tcW w:type="dxa" w:w="2494"/>
+          </w:tcPr>
+          <w:p>
+            <w:r>
+              <w:rPr>
+                <w:b/>
+                <w:sz w:val="19"/>
+              </w:rPr>
+              <w:t>Tarde · 17:00</w:t>
+            </w:r>
+          </w:p>
+        </w:tc>
+        <w:tc>
+          <w:tcPr>
+            <w:tcW w:type="dxa" w:w="7143"/>
+          </w:tcPr>
+          <w:p>
+            <w:r>
+              <w:rPr>
+                <w:sz w:val="19"/>
+              </w:rPr>
+              <w:t>Última llamada para no perder la racha.</w:t>
+            </w:r>
+          </w:p>
+        </w:tc>
+      </w:tr>
+      <w:tr>
+        <w:tc>
+          <w:tcPr>
+            <w:tcW w:type="dxa" w:w="2494"/>
+          </w:tcPr>
+          <w:p>
+            <w:r>
+              <w:rPr>
+                <w:b/>
+                <w:sz w:val="19"/>
+              </w:rPr>
+              <w:t>Noche · 20:00</w:t>
+            </w:r>
+          </w:p>
+        </w:tc>
+        <w:tc>
+          <w:tcPr>
+            <w:tcW w:type="dxa" w:w="7143"/>
+          </w:tcPr>
+          <w:p>
+            <w:r>
+              <w:rPr>
+                <w:sz w:val="19"/>
+              </w:rPr>
+              <w:t>Consejo para el adulto, no aviso de juego: uno de los cinco consejos de “el hogar como centro de rehabilitación”, que rota cada día. Va dirigido a quien acompaña, no al niño.</w:t>
             </w:r>
           </w:p>
         </w:tc>
@@ -9049,31 +9530,19 @@
         <w:rPr>
           <w:b w:val="0"/>
         </w:rPr>
-        <w:t xml:space="preserve">La app programa hasta </w:t>
+        <w:t xml:space="preserve">Marcar o desmarcar las </w:t>
       </w:r>
       <w:r>
         <w:rPr>
           <w:b/>
         </w:rPr>
-        <w:t>4 avisos al día</w:t>
+        <w:t>franjas</w:t>
       </w:r>
       <w:r>
         <w:rPr>
           <w:b w:val="0"/>
         </w:rPr>
-        <w:t xml:space="preserve"> —a las </w:t>
-      </w:r>
-      <w:r>
-        <w:rPr>
-          <w:b/>
-        </w:rPr>
-        <w:t>9:00, 13:00, 17:00 y 20:00</w:t>
-      </w:r>
-      <w:r>
-        <w:rPr>
-          <w:b w:val="0"/>
-        </w:rPr>
-        <w:t>— con un consejo para padres que rota a diario.</w:t>
+        <w:t xml:space="preserve"> que se quieran. El texto de la tarjeta muestra en todo momento cuántos avisos llegarán y a qué hora.</w:t>
       </w:r>
     </w:p>
     <w:p>
@@ -9109,13 +9578,55 @@
         <w:rPr>
           <w:b/>
         </w:rPr>
-        <w:t>Desactivar:</w:t>
+        <w:t>Desactivar una franja:</w:t>
       </w:r>
       <w:r>
         <w:rPr>
           <w:b w:val="0"/>
         </w:rPr>
-        <w:t xml:space="preserve"> el mismo interruptor cancela todos los recordatorios.</w:t>
+        <w:t xml:space="preserve"> deja de llegar de inmediato. No solo se deja de reprogramar: se cancelan también los avisos que ya estaban en cola.</w:t>
+      </w:r>
+    </w:p>
+    <w:p>
+      <w:pPr>
+        <w:spacing w:after="60"/>
+        <w:ind w:left="454" w:hanging="255"/>
+      </w:pPr>
+      <w:r>
+        <w:t xml:space="preserve">•  </w:t>
+      </w:r>
+      <w:r>
+        <w:rPr>
+          <w:b/>
+        </w:rPr>
+        <w:t>Quitar las cuatro:</w:t>
+      </w:r>
+      <w:r>
+        <w:rPr>
+          <w:b w:val="0"/>
+        </w:rPr>
+        <w:t xml:space="preserve"> equivale a apagar los recordatorios, y el interruptor maestro se apaga solo.</w:t>
+      </w:r>
+    </w:p>
+    <w:p>
+      <w:pPr>
+        <w:spacing w:after="60"/>
+        <w:ind w:left="454" w:hanging="255"/>
+      </w:pPr>
+      <w:r>
+        <w:t xml:space="preserve">•  </w:t>
+      </w:r>
+      <w:r>
+        <w:rPr>
+          <w:b/>
+        </w:rPr>
+        <w:t>Al actualizar desde una versión anterior:</w:t>
+      </w:r>
+      <w:r>
+        <w:rPr>
+          <w:b w:val="0"/>
+        </w:rPr>
+        <w:t xml:space="preserve"> quedan activas las cuatro, como hasta ahora. Nadie pierde avisos por el cambio.</w:t>
       </w:r>
     </w:p>
     <w:tbl>
@@ -12428,32 +12939,176 @@
         <w:spacing w:after="40"/>
       </w:pPr>
     </w:p>
+    <w:tbl>
+      <w:tblPr>
+        <w:tblW w:type="auto" w:w="0"/>
+        <w:jc w:val="center"/>
+        <w:tblLook w:firstColumn="1" w:firstRow="1" w:lastColumn="0" w:lastRow="0" w:noHBand="0" w:noVBand="1" w:val="04A0"/>
+      </w:tblPr>
+      <w:tblGrid>
+        <w:gridCol w:w="9638"/>
+      </w:tblGrid>
+      <w:tr>
+        <w:tc>
+          <w:tcPr>
+            <w:tcW w:type="dxa" w:w="9638"/>
+            <w:shd w:val="clear" w:fill="7C4FD0"/>
+          </w:tcPr>
+          <w:p>
+            <w:pPr>
+              <w:spacing w:before="80"/>
+            </w:pPr>
+            <w:r>
+              <w:rPr>
+                <w:b/>
+                <w:color w:val="F0FDF9"/>
+                <w:sz w:val="17"/>
+              </w:rPr>
+              <w:t>CU-17 · Familia</w:t>
+            </w:r>
+          </w:p>
+          <w:p>
+            <w:pPr>
+              <w:spacing w:after="80"/>
+            </w:pPr>
+            <w:r>
+              <w:rPr>
+                <w:b/>
+                <w:color w:val="FFFFFF"/>
+                <w:sz w:val="28"/>
+              </w:rPr>
+              <w:t>Academy: aprender lo básico de Lengua de Signos Española</w:t>
+            </w:r>
+          </w:p>
+        </w:tc>
+      </w:tr>
+    </w:tbl>
+    <w:tbl>
+      <w:tblPr>
+        <w:tblW w:type="auto" w:w="0"/>
+        <w:jc w:val="center"/>
+        <w:tblLook w:firstColumn="1" w:firstRow="1" w:lastColumn="0" w:lastRow="0" w:noHBand="0" w:noVBand="1" w:val="04A0"/>
+      </w:tblPr>
+      <w:tblGrid>
+        <w:gridCol w:w="4819"/>
+        <w:gridCol w:w="4819"/>
+      </w:tblGrid>
+      <w:tr>
+        <w:tc>
+          <w:tcPr>
+            <w:tcW w:type="dxa" w:w="4819"/>
+          </w:tcPr>
+          <w:p>
+            <w:r>
+              <w:rPr>
+                <w:b/>
+                <w:color w:val="6B7280"/>
+                <w:sz w:val="15"/>
+              </w:rPr>
+              <w:t>ACTOR</w:t>
+            </w:r>
+          </w:p>
+          <w:p>
+            <w:r>
+              <w:rPr>
+                <w:b/>
+                <w:sz w:val="19"/>
+              </w:rPr>
+              <w:t>Adulto que acompaña al niño</w:t>
+            </w:r>
+          </w:p>
+        </w:tc>
+        <w:tc>
+          <w:tcPr>
+            <w:tcW w:type="dxa" w:w="4819"/>
+          </w:tcPr>
+          <w:p>
+            <w:r>
+              <w:rPr>
+                <w:b/>
+                <w:color w:val="6B7280"/>
+                <w:sz w:val="15"/>
+              </w:rPr>
+              <w:t>PANTALLA</w:t>
+            </w:r>
+          </w:p>
+          <w:p>
+            <w:r>
+              <w:rPr>
+                <w:b/>
+                <w:sz w:val="19"/>
+              </w:rPr>
+              <w:t>Academy → dominio “Lengua de Signos (LSE)”</w:t>
+            </w:r>
+          </w:p>
+        </w:tc>
+      </w:tr>
+      <w:tr>
+        <w:tc>
+          <w:tcPr>
+            <w:tcW w:type="dxa" w:w="4819"/>
+          </w:tcPr>
+          <w:p>
+            <w:r>
+              <w:rPr>
+                <w:b/>
+                <w:color w:val="6B7280"/>
+                <w:sz w:val="15"/>
+              </w:rPr>
+              <w:t>PRECONDICIÓN</w:t>
+            </w:r>
+          </w:p>
+          <w:p>
+            <w:r>
+              <w:rPr>
+                <w:b/>
+                <w:sz w:val="19"/>
+              </w:rPr>
+              <w:t>Ninguna; disponible desde el primer día</w:t>
+            </w:r>
+          </w:p>
+        </w:tc>
+        <w:tc>
+          <w:tcPr>
+            <w:tcW w:type="dxa" w:w="4819"/>
+          </w:tcPr>
+          <w:p>
+            <w:r>
+              <w:rPr>
+                <w:b/>
+                <w:color w:val="6B7280"/>
+                <w:sz w:val="15"/>
+              </w:rPr>
+              <w:t>RESULTADO</w:t>
+            </w:r>
+          </w:p>
+          <w:p>
+            <w:r>
+              <w:rPr>
+                <w:b/>
+                <w:sz w:val="19"/>
+              </w:rPr>
+              <w:t>Base para entender la LSE y decidir con criterio</w:t>
+            </w:r>
+          </w:p>
+        </w:tc>
+      </w:tr>
+    </w:tbl>
     <w:p>
-      <w:r>
-        <w:br w:type="page"/>
-      </w:r>
+      <w:pPr>
+        <w:spacing w:after="40"/>
+      </w:pPr>
     </w:p>
     <w:p>
       <w:pPr>
-        <w:keepNext/>
-        <w:spacing w:after="0"/>
-      </w:pPr>
-      <w:r>
-        <w:rPr>
-          <w:b/>
+        <w:spacing w:after="120"/>
+      </w:pPr>
+      <w:r>
+        <w:rPr>
+          <w:b w:val="0"/>
           <w:i w:val="0"/>
-          <w:color w:val="00C4BE"/>
-          <w:sz w:val="17"/>
-        </w:rPr>
-        <w:t>ANEXO A</w:t>
-      </w:r>
-    </w:p>
-    <w:p>
-      <w:pPr>
-        <w:pStyle w:val="Heading1"/>
-      </w:pPr>
-      <w:r>
-        <w:t>Preguntas frecuentes y resolución de problemas</w:t>
+        </w:rPr>
+        <w:t>Sexto dominio de Academy, propuesto por las logopedas de ACOPROS. Seis cápsulas que dan una puerta de entrada a la Lengua de Signos Española: qué es, qué relación tiene con el habla y cómo empezar a comunicaros hoy mismo.</w:t>
       </w:r>
     </w:p>
     <w:tbl>
@@ -12470,7 +13125,7 @@
       <w:tr>
         <w:tc>
           <w:tcPr>
-            <w:tcW w:type="dxa" w:w="3402"/>
+            <w:tcW w:type="dxa" w:w="3288"/>
             <w:shd w:val="clear" w:fill="E6F9F8"/>
           </w:tcPr>
           <w:p>
@@ -12480,13 +13135,13 @@
                 <w:color w:val="00A39E"/>
                 <w:sz w:val="18"/>
               </w:rPr>
-              <w:t>Situación</w:t>
-            </w:r>
-          </w:p>
-        </w:tc>
-        <w:tc>
-          <w:tcPr>
-            <w:tcW w:type="dxa" w:w="6236"/>
+              <w:t>Cápsula</w:t>
+            </w:r>
+          </w:p>
+        </w:tc>
+        <w:tc>
+          <w:tcPr>
+            <w:tcW w:type="dxa" w:w="6350"/>
             <w:shd w:val="clear" w:fill="E6F9F8"/>
           </w:tcPr>
           <w:p>
@@ -12496,7 +13151,7 @@
                 <w:color w:val="00A39E"/>
                 <w:sz w:val="18"/>
               </w:rPr>
-              <w:t>Qué hacer</w:t>
+              <w:t>Qué responde</w:t>
             </w:r>
           </w:p>
         </w:tc>
@@ -12504,27 +13159,28 @@
       <w:tr>
         <w:tc>
           <w:tcPr>
-            <w:tcW w:type="dxa" w:w="3402"/>
-          </w:tcPr>
-          <w:p>
-            <w:r>
-              <w:rPr>
+            <w:tcW w:type="dxa" w:w="3288"/>
+          </w:tcPr>
+          <w:p>
+            <w:r>
+              <w:rPr>
+                <w:b/>
                 <w:sz w:val="19"/>
               </w:rPr>
-              <w:t>No recuerdo el PIN profesional</w:t>
-            </w:r>
-          </w:p>
-        </w:tc>
-        <w:tc>
-          <w:tcPr>
-            <w:tcW w:type="dxa" w:w="6236"/>
+              <w:t>La LSE es una lengua, no mímica</w:t>
+            </w:r>
+          </w:p>
+        </w:tc>
+        <w:tc>
+          <w:tcPr>
+            <w:tcW w:type="dxa" w:w="6350"/>
           </w:tcPr>
           <w:p>
             <w:r>
               <w:rPr>
                 <w:sz w:val="19"/>
               </w:rPr>
-              <w:t>El PIN lo define el logopeda. En la demo es 1985 y es el mismo en todos los bloques. Si se olvida en producción, debe restablecerse desde la configuración de la app.</w:t>
+              <w:t>Tiene léxico, orden de frase y morfología propios; no es español traducido a gestos. Está reconocida por la Ley 27/2007.</w:t>
             </w:r>
           </w:p>
         </w:tc>
@@ -12532,27 +13188,28 @@
       <w:tr>
         <w:tc>
           <w:tcPr>
-            <w:tcW w:type="dxa" w:w="3402"/>
-          </w:tcPr>
-          <w:p>
-            <w:r>
-              <w:rPr>
+            <w:tcW w:type="dxa" w:w="3288"/>
+          </w:tcPr>
+          <w:p>
+            <w:r>
+              <w:rPr>
+                <w:b/>
                 <w:sz w:val="19"/>
               </w:rPr>
-              <w:t>El micrófono no reconoce la voz</w:t>
-            </w:r>
-          </w:p>
-        </w:tc>
-        <w:tc>
-          <w:tcPr>
-            <w:tcW w:type="dxa" w:w="6236"/>
+              <w:t>¿Signar retrasa el habla?</w:t>
+            </w:r>
+          </w:p>
+        </w:tc>
+        <w:tc>
+          <w:tcPr>
+            <w:tcW w:type="dxa" w:w="6350"/>
           </w:tcPr>
           <w:p>
             <w:r>
               <w:rPr>
                 <w:sz w:val="19"/>
               </w:rPr>
-              <w:t>En Expo Go y en el navegador web no hay reconocimiento de voz: use el modo juez (el adulto valora con botones). En la app instalada, revise el permiso de micrófono.</w:t>
+              <w:t>La duda que trae casi toda familia. Lo que compromete el desarrollo es no tener acceso pleno a ninguna lengua en los primeros años, no la exposición a dos.</w:t>
             </w:r>
           </w:p>
         </w:tc>
@@ -12560,27 +13217,28 @@
       <w:tr>
         <w:tc>
           <w:tcPr>
-            <w:tcW w:type="dxa" w:w="3402"/>
-          </w:tcPr>
-          <w:p>
-            <w:r>
-              <w:rPr>
+            <w:tcW w:type="dxa" w:w="3288"/>
+          </w:tcPr>
+          <w:p>
+            <w:r>
+              <w:rPr>
+                <w:b/>
                 <w:sz w:val="19"/>
               </w:rPr>
-              <w:t>La app oyó mal en Pares Mínimos</w:t>
-            </w:r>
-          </w:p>
-        </w:tc>
-        <w:tc>
-          <w:tcPr>
-            <w:tcW w:type="dxa" w:w="6236"/>
+              <w:t>De qué está hecho un signo</w:t>
+            </w:r>
+          </w:p>
+        </w:tc>
+        <w:tc>
+          <w:tcPr>
+            <w:tcW w:type="dxa" w:w="6350"/>
           </w:tcPr>
           <w:p>
             <w:r>
               <w:rPr>
                 <w:sz w:val="19"/>
               </w:rPr>
-              <w:t>El padre es el juez final: use “dijo rana / dijo lana” para corregir el veredicto. Un falso positivo no penaliza al niño.</w:t>
+              <w:t>Configuración, lugar, orientación y movimiento, más la expresión facial. Cambiar un solo parámetro puede cambiar la palabra.</w:t>
             </w:r>
           </w:p>
         </w:tc>
@@ -12588,27 +13246,28 @@
       <w:tr>
         <w:tc>
           <w:tcPr>
-            <w:tcW w:type="dxa" w:w="3402"/>
-          </w:tcPr>
-          <w:p>
-            <w:r>
-              <w:rPr>
+            <w:tcW w:type="dxa" w:w="3288"/>
+          </w:tcPr>
+          <w:p>
+            <w:r>
+              <w:rPr>
+                <w:b/>
                 <w:sz w:val="19"/>
               </w:rPr>
-              <w:t>No avanza tras la misión física</w:t>
-            </w:r>
-          </w:p>
-        </w:tc>
-        <w:tc>
-          <w:tcPr>
-            <w:tcW w:type="dxa" w:w="6236"/>
+              <w:t>El alfabeto dactilológico</w:t>
+            </w:r>
+          </w:p>
+        </w:tc>
+        <w:tc>
+          <w:tcPr>
+            <w:tcW w:type="dxa" w:w="6350"/>
           </w:tcPr>
           <w:p>
             <w:r>
               <w:rPr>
                 <w:sz w:val="19"/>
               </w:rPr>
-              <w:t>Es el sello doble: padre e hijo deben pulsar las dos huellas a la vez. Con una sola mano, mantenga pulsada una huella 2 segundos.</w:t>
+              <w:t>Deletrear con la mano, con las configuraciones dibujadas. Sirve para nombres propios y palabras aún sin signo conocido.</w:t>
             </w:r>
           </w:p>
         </w:tc>
@@ -12616,27 +13275,28 @@
       <w:tr>
         <w:tc>
           <w:tcPr>
-            <w:tcW w:type="dxa" w:w="3402"/>
-          </w:tcPr>
-          <w:p>
-            <w:r>
-              <w:rPr>
+            <w:tcW w:type="dxa" w:w="3288"/>
+          </w:tcPr>
+          <w:p>
+            <w:r>
+              <w:rPr>
+                <w:b/>
                 <w:sz w:val="19"/>
               </w:rPr>
-              <w:t>No aparece el Test de Ling</w:t>
-            </w:r>
-          </w:p>
-        </w:tc>
-        <w:tc>
-          <w:tcPr>
-            <w:tcW w:type="dxa" w:w="6236"/>
+              <w:t>Primeros signos con utilidad real</w:t>
+            </w:r>
+          </w:p>
+        </w:tc>
+        <w:tc>
+          <w:tcPr>
+            <w:tcW w:type="dxa" w:w="6350"/>
           </w:tcPr>
           <w:p>
             <w:r>
               <w:rPr>
                 <w:sz w:val="19"/>
               </w:rPr>
-              <w:t>Solo se muestra en los ejercicios de Audición si la patología indica audífono o implante coclear (CU-08).</w:t>
+              <w:t>No los colores ni los animales: los que le permiten pedir (más, comer, ayuda). Un niño que puede pedir deja de tener que llorar para que le entiendan.</w:t>
             </w:r>
           </w:p>
         </w:tc>
@@ -12644,419 +13304,335 @@
       <w:tr>
         <w:tc>
           <w:tcPr>
-            <w:tcW w:type="dxa" w:w="3402"/>
-          </w:tcPr>
-          <w:p>
-            <w:r>
-              <w:rPr>
+            <w:tcW w:type="dxa" w:w="3288"/>
+          </w:tcPr>
+          <w:p>
+            <w:r>
+              <w:rPr>
+                <w:b/>
                 <w:sz w:val="19"/>
               </w:rPr>
-              <w:t>La racha volvió a cero</w:t>
-            </w:r>
-          </w:p>
-        </w:tc>
-        <w:tc>
-          <w:tcPr>
-            <w:tcW w:type="dxa" w:w="6236"/>
+              <w:t>Dónde se aprende de verdad</w:t>
+            </w:r>
+          </w:p>
+        </w:tc>
+        <w:tc>
+          <w:tcPr>
+            <w:tcW w:type="dxa" w:w="6350"/>
           </w:tcPr>
           <w:p>
             <w:r>
               <w:rPr>
                 <w:sz w:val="19"/>
               </w:rPr>
-              <w:t>Se perdió porque pasó más de un día sin practicar. Active los recordatorios (CU-10) para evitarlo.</w:t>
+              <w:t>Con personas sordas signantes y cursos oficiales. Ninguna app sustituye la conversación real.</w:t>
             </w:r>
           </w:p>
         </w:tc>
       </w:tr>
+    </w:tbl>
+    <w:p>
+      <w:pPr>
+        <w:spacing w:after="40"/>
+      </w:pPr>
+    </w:p>
+    <w:tbl>
+      <w:tblPr>
+        <w:tblW w:type="auto" w:w="0"/>
+        <w:jc w:val="center"/>
+        <w:tblLook w:firstColumn="1" w:firstRow="1" w:lastColumn="0" w:lastRow="0" w:noHBand="0" w:noVBand="1" w:val="04A0"/>
+      </w:tblPr>
+      <w:tblGrid>
+        <w:gridCol w:w="9638"/>
+      </w:tblGrid>
       <w:tr>
         <w:tc>
           <w:tcPr>
-            <w:tcW w:type="dxa" w:w="3402"/>
-          </w:tcPr>
-          <w:p>
+            <w:tcW w:type="dxa" w:w="9638"/>
+            <w:shd w:val="clear" w:fill="F0FDF9"/>
+          </w:tcPr>
+          <w:p>
+            <w:pPr>
+              <w:spacing w:after="40"/>
+            </w:pPr>
+            <w:r>
+              <w:rPr>
+                <w:b/>
+                <w:color w:val="00A39E"/>
+                <w:sz w:val="17"/>
+              </w:rPr>
+              <w:t>QUÉ ES Y QUÉ NO ES ESTE MÓDULO</w:t>
+            </w:r>
+          </w:p>
+          <w:p>
+            <w:pPr>
+              <w:spacing w:after="40"/>
+            </w:pPr>
             <w:r>
               <w:rPr>
                 <w:sz w:val="19"/>
               </w:rPr>
-              <w:t>No puedo cambiar qué se practica</w:t>
-            </w:r>
-          </w:p>
-        </w:tc>
-        <w:tc>
-          <w:tcPr>
-            <w:tcW w:type="dxa" w:w="6236"/>
-          </w:tcPr>
-          <w:p>
+              <w:t>Un signo combina configuración de la mano, lugar, orientación y movimiento. Un dibujo estático captura los tres primeros y NO el cuarto. Por eso el módulo enseña lo que sí es enseñable así —el alfabeto dactilológico, cuyas configuraciones son posturas fijas— y para el léxico signado remite a fuente signada. Es una puerta de entrada, no un curso de LSE.</w:t>
+            </w:r>
+          </w:p>
+        </w:tc>
+      </w:tr>
+    </w:tbl>
+    <w:p>
+      <w:pPr>
+        <w:spacing w:after="40"/>
+      </w:pPr>
+    </w:p>
+    <w:p>
+      <w:pPr>
+        <w:keepNext/>
+        <w:spacing w:after="60" w:before="160"/>
+      </w:pPr>
+      <w:r>
+        <w:rPr>
+          <w:b/>
+          <w:i w:val="0"/>
+          <w:color w:val="4B5563"/>
+          <w:sz w:val="21"/>
+        </w:rPr>
+        <w:t>¿Y la prioridad de la audición?</w:t>
+      </w:r>
+    </w:p>
+    <w:p>
+      <w:pPr>
+        <w:spacing w:after="120"/>
+      </w:pPr>
+      <w:r>
+        <w:rPr>
+          <w:b w:val="0"/>
+          <w:i w:val="0"/>
+        </w:rPr>
+        <w:t>Valeria+ da prioridad al oído dentro de sus ejercicios auditivo-verbales: nombra antes de mostrar, para que el niño entrene la escucha. Eso sigue valiendo. La LSE es otra cosa: una lengua con estatuto legal propio a la que tu hijo puede tener derecho, y su adopción la decidís la familia y el equipo clínico, no una app. La primera cápsula del módulo aborda esa relación de frente para que no queden dos mensajes sueltos que parezcan reñidos.</w:t>
+      </w:r>
+    </w:p>
+    <w:p>
+      <w:pPr>
+        <w:keepNext/>
+        <w:spacing w:after="60" w:before="160"/>
+      </w:pPr>
+      <w:r>
+        <w:rPr>
+          <w:b/>
+          <w:i w:val="0"/>
+          <w:color w:val="4B5563"/>
+          <w:sz w:val="21"/>
+        </w:rPr>
+        <w:t>Flujo principal</w:t>
+      </w:r>
+    </w:p>
+    <w:p>
+      <w:pPr>
+        <w:spacing w:after="60"/>
+        <w:ind w:left="454" w:hanging="255"/>
+      </w:pPr>
+      <w:r>
+        <w:rPr>
+          <w:b/>
+        </w:rPr>
+        <w:t xml:space="preserve">1. </w:t>
+      </w:r>
+      <w:r>
+        <w:rPr>
+          <w:b w:val="0"/>
+        </w:rPr>
+        <w:t xml:space="preserve">Abrir </w:t>
+      </w:r>
+      <w:r>
+        <w:rPr>
+          <w:b/>
+        </w:rPr>
+        <w:t>Academy</w:t>
+      </w:r>
+      <w:r>
+        <w:rPr>
+          <w:b w:val="0"/>
+        </w:rPr>
+        <w:t xml:space="preserve"> desde la tarjeta del hub y elegir el dominio </w:t>
+      </w:r>
+      <w:r>
+        <w:rPr>
+          <w:b/>
+        </w:rPr>
+        <w:t>Lengua de Signos (LSE)</w:t>
+      </w:r>
+      <w:r>
+        <w:rPr>
+          <w:b w:val="0"/>
+        </w:rPr>
+        <w:t>.</w:t>
+      </w:r>
+    </w:p>
+    <w:p>
+      <w:pPr>
+        <w:spacing w:after="60"/>
+        <w:ind w:left="454" w:hanging="255"/>
+      </w:pPr>
+      <w:r>
+        <w:rPr>
+          <w:b/>
+        </w:rPr>
+        <w:t xml:space="preserve">2. </w:t>
+      </w:r>
+      <w:r>
+        <w:rPr>
+          <w:b w:val="0"/>
+        </w:rPr>
+        <w:t xml:space="preserve">Empezar por </w:t>
+      </w:r>
+      <w:r>
+        <w:rPr>
+          <w:b/>
+        </w:rPr>
+        <w:t>“La LSE es una lengua, no mímica”</w:t>
+      </w:r>
+      <w:r>
+        <w:rPr>
+          <w:b w:val="0"/>
+        </w:rPr>
+        <w:t xml:space="preserve">, y seguir por </w:t>
+      </w:r>
+      <w:r>
+        <w:rPr>
+          <w:b/>
+        </w:rPr>
+        <w:t>“¿Signar retrasa el habla?”</w:t>
+      </w:r>
+      <w:r>
+        <w:rPr>
+          <w:b w:val="0"/>
+        </w:rPr>
+        <w:t>: el feed las propone en ese orden a propósito.</w:t>
+      </w:r>
+    </w:p>
+    <w:p>
+      <w:pPr>
+        <w:spacing w:after="60"/>
+        <w:ind w:left="454" w:hanging="255"/>
+      </w:pPr>
+      <w:r>
+        <w:rPr>
+          <w:b/>
+        </w:rPr>
+        <w:t xml:space="preserve">3. </w:t>
+      </w:r>
+      <w:r>
+        <w:t>Leer las diapositivas —las de configuraciones muestran el dibujo de la mano— y responder el quiz.</w:t>
+      </w:r>
+    </w:p>
+    <w:p>
+      <w:pPr>
+        <w:spacing w:after="60"/>
+        <w:ind w:left="454" w:hanging="255"/>
+      </w:pPr>
+      <w:r>
+        <w:rPr>
+          <w:b/>
+        </w:rPr>
+        <w:t xml:space="preserve">4. </w:t>
+      </w:r>
+      <w:r>
+        <w:t>Practicar el alfabeto frente al espejo deletreando el nombre del niño, cada día, hasta que lo reconozca.</w:t>
+      </w:r>
+    </w:p>
+    <w:p>
+      <w:pPr>
+        <w:spacing w:after="60"/>
+        <w:ind w:left="454" w:hanging="255"/>
+      </w:pPr>
+      <w:r>
+        <w:rPr>
+          <w:b/>
+        </w:rPr>
+        <w:t xml:space="preserve">5. </w:t>
+      </w:r>
+      <w:r>
+        <w:t>Contarle a la logopeda que estáis empezando con signos, para que el plan de casa y el de la sesión sean uno solo.</w:t>
+      </w:r>
+    </w:p>
+    <w:p>
+      <w:pPr>
+        <w:spacing w:after="60"/>
+        <w:ind w:left="454" w:hanging="255"/>
+      </w:pPr>
+      <w:r>
+        <w:t xml:space="preserve">•  </w:t>
+      </w:r>
+      <w:r>
+        <w:rPr>
+          <w:b/>
+        </w:rPr>
+        <w:t>Progreso independiente:</w:t>
+      </w:r>
+      <w:r>
+        <w:rPr>
+          <w:b w:val="0"/>
+        </w:rPr>
+        <w:t xml:space="preserve"> la XP de este dominio no se mezcla con la del resto; tiene su propia escala (“Experto en LSE”) e insignias.</w:t>
+      </w:r>
+    </w:p>
+    <w:p>
+      <w:pPr>
+        <w:spacing w:after="60"/>
+        <w:ind w:left="454" w:hanging="255"/>
+      </w:pPr>
+      <w:r>
+        <w:t xml:space="preserve">•  </w:t>
+      </w:r>
+      <w:r>
+        <w:rPr>
+          <w:b/>
+        </w:rPr>
+        <w:t>Al actualizar:</w:t>
+      </w:r>
+      <w:r>
+        <w:rPr>
+          <w:b w:val="0"/>
+        </w:rPr>
+        <w:t xml:space="preserve"> el dominio aparece con el progreso a cero y el del resto de dominios se conserva intacto.</w:t>
+      </w:r>
+    </w:p>
+    <w:tbl>
+      <w:tblPr>
+        <w:tblW w:type="auto" w:w="0"/>
+        <w:jc w:val="center"/>
+        <w:tblLook w:firstColumn="1" w:firstRow="1" w:lastColumn="0" w:lastRow="0" w:noHBand="0" w:noVBand="1" w:val="04A0"/>
+      </w:tblPr>
+      <w:tblGrid>
+        <w:gridCol w:w="9638"/>
+      </w:tblGrid>
+      <w:tr>
+        <w:tc>
+          <w:tcPr>
+            <w:tcW w:type="dxa" w:w="9638"/>
+            <w:shd w:val="clear" w:fill="EAFAF2"/>
+          </w:tcPr>
+          <w:p>
+            <w:pPr>
+              <w:spacing w:after="40"/>
+            </w:pPr>
+            <w:r>
+              <w:rPr>
+                <w:b/>
+                <w:color w:val="047857"/>
+                <w:sz w:val="17"/>
+              </w:rPr>
+              <w:t>VALIDACIÓN</w:t>
+            </w:r>
+          </w:p>
+          <w:p>
+            <w:pPr>
+              <w:spacing w:after="40"/>
+            </w:pPr>
             <w:r>
               <w:rPr>
                 <w:sz w:val="19"/>
               </w:rPr>
-              <w:t>Está en Modo Familia (solo lectura). Desbloquee el Modo Profesional con el PIN (CU-06 / CU-13).</w:t>
-            </w:r>
-          </w:p>
-        </w:tc>
-      </w:tr>
-      <w:tr>
-        <w:tc>
-          <w:tcPr>
-            <w:tcW w:type="dxa" w:w="3402"/>
-          </w:tcPr>
-          <w:p>
-            <w:r>
-              <w:rPr>
-                <w:sz w:val="19"/>
-              </w:rPr>
-              <w:t>¿Se pierden los datos al cerrar la app?</w:t>
-            </w:r>
-          </w:p>
-        </w:tc>
-        <w:tc>
-          <w:tcPr>
-            <w:tcW w:type="dxa" w:w="6236"/>
-          </w:tcPr>
-          <w:p>
-            <w:r>
-              <w:rPr>
-                <w:sz w:val="19"/>
-              </w:rPr>
-              <w:t>No. Ficha, prescripción, historial, evolución por fonema y progreso se guardan cifrados en el dispositivo.</w:t>
-            </w:r>
-          </w:p>
-        </w:tc>
-      </w:tr>
-      <w:tr>
-        <w:tc>
-          <w:tcPr>
-            <w:tcW w:type="dxa" w:w="3402"/>
-          </w:tcPr>
-          <w:p>
-            <w:r>
-              <w:rPr>
-                <w:sz w:val="19"/>
-              </w:rPr>
-              <w:t>El mismo ejercicio se repetía siempre igual</w:t>
-            </w:r>
-          </w:p>
-        </w:tc>
-        <w:tc>
-          <w:tcPr>
-            <w:tcW w:type="dxa" w:w="6236"/>
-          </w:tcPr>
-          <w:p>
-            <w:r>
-              <w:rPr>
-                <w:sz w:val="19"/>
-              </w:rPr>
-              <w:t>Use “🔄 Otra ronda”: cada mini-juego rota hasta 3 contenidos distintos. Para practicar todo lo prescrito de golpe, use “🎯 Sesión completa”.</w:t>
-            </w:r>
-          </w:p>
-        </w:tc>
-      </w:tr>
-      <w:tr>
-        <w:tc>
-          <w:tcPr>
-            <w:tcW w:type="dxa" w:w="3402"/>
-          </w:tcPr>
-          <w:p>
-            <w:r>
-              <w:rPr>
-                <w:sz w:val="19"/>
-              </w:rPr>
-              <w:t>¿Necesito conexión o crear una cuenta?</w:t>
-            </w:r>
-          </w:p>
-        </w:tc>
-        <w:tc>
-          <w:tcPr>
-            <w:tcW w:type="dxa" w:w="6236"/>
-          </w:tcPr>
-          <w:p>
-            <w:r>
-              <w:rPr>
-                <w:sz w:val="19"/>
-              </w:rPr>
-              <w:t>No. La app funciona en local sin conexión. El acceso profesional con correo y contraseña (sincronización en la nube) es opcional y solo se usa para pruebas con profesionales.</w:t>
-            </w:r>
-          </w:p>
-        </w:tc>
-      </w:tr>
-      <w:tr>
-        <w:tc>
-          <w:tcPr>
-            <w:tcW w:type="dxa" w:w="3402"/>
-          </w:tcPr>
-          <w:p>
-            <w:r>
-              <w:rPr>
-                <w:sz w:val="19"/>
-              </w:rPr>
-              <w:t>¿Qué datos recoge el piloto sobre mi hijo/a?</w:t>
-            </w:r>
-          </w:p>
-        </w:tc>
-        <w:tc>
-          <w:tcPr>
-            <w:tcW w:type="dxa" w:w="6236"/>
-          </w:tcPr>
-          <w:p>
-            <w:r>
-              <w:rPr>
-                <w:sz w:val="19"/>
-              </w:rPr>
-              <w:t>Solo métricas anónimas de usabilidad (tiempo por pantalla, misclicks y cápsulas saltadas) y una encuesta breve. No se guardan nombres, ni audio, ni el contenido de las respuestas. Todo se cifra en el dispositivo.</w:t>
-            </w:r>
-          </w:p>
-        </w:tc>
-      </w:tr>
-      <w:tr>
-        <w:tc>
-          <w:tcPr>
-            <w:tcW w:type="dxa" w:w="3402"/>
-          </w:tcPr>
-          <w:p>
-            <w:r>
-              <w:rPr>
-                <w:sz w:val="19"/>
-              </w:rPr>
-              <w:t>¿Por qué apareció una encuesta con caritas?</w:t>
-            </w:r>
-          </w:p>
-        </w:tc>
-        <w:tc>
-          <w:tcPr>
-            <w:tcW w:type="dxa" w:w="6236"/>
-          </w:tcPr>
-          <w:p>
-            <w:r>
-              <w:rPr>
-                <w:sz w:val="19"/>
-              </w:rPr>
-              <w:t>Es la encuesta de satisfacción del piloto (SUS). Solo aparece al completar 4 bloques distintos y como mucho una vez por semana. Se puede cerrar sin responder.</w:t>
-            </w:r>
-          </w:p>
-        </w:tc>
-      </w:tr>
-      <w:tr>
-        <w:tc>
-          <w:tcPr>
-            <w:tcW w:type="dxa" w:w="3402"/>
-          </w:tcPr>
-          <w:p>
-            <w:r>
-              <w:rPr>
-                <w:sz w:val="19"/>
-              </w:rPr>
-              <w:t>¿Cómo exporto los datos del piloto?</w:t>
-            </w:r>
-          </w:p>
-        </w:tc>
-        <w:tc>
-          <w:tcPr>
-            <w:tcW w:type="dxa" w:w="6236"/>
-          </w:tcPr>
-          <w:p>
-            <w:r>
-              <w:rPr>
-                <w:sz w:val="19"/>
-              </w:rPr>
-              <w:t>Desde el hub, tarjeta “Acceso Profesional” con el PIN: la app muestra un QR con el resumen y abre el compartir con el registro completo. Tras enviarlo, los datos se purgan (CU-14).</w:t>
-            </w:r>
-          </w:p>
-        </w:tc>
-      </w:tr>
-      <w:tr>
-        <w:tc>
-          <w:tcPr>
-            <w:tcW w:type="dxa" w:w="3402"/>
-          </w:tcPr>
-          <w:p>
-            <w:r>
-              <w:rPr>
-                <w:sz w:val="19"/>
-              </w:rPr>
-              <w:t>¿Puedo usar la app en gallego, dominicano o euskera?</w:t>
-            </w:r>
-          </w:p>
-        </w:tc>
-        <w:tc>
-          <w:tcPr>
-            <w:tcW w:type="dxa" w:w="6236"/>
-          </w:tcPr>
-          <w:p>
-            <w:r>
-              <w:rPr>
-                <w:sz w:val="19"/>
-              </w:rPr>
-              <w:t>Sí. En la tarjeta “Voz de la app” se elige la variedad (Castellano, Galego, Dominicano o Euskera). Cambia lo que se locuta y evalúa; los menús siguen en castellano (CU-15).</w:t>
-            </w:r>
-          </w:p>
-        </w:tc>
-      </w:tr>
-      <w:tr>
-        <w:tc>
-          <w:tcPr>
-            <w:tcW w:type="dxa" w:w="3402"/>
-          </w:tcPr>
-          <w:p>
-            <w:r>
-              <w:rPr>
-                <w:sz w:val="19"/>
-              </w:rPr>
-              <w:t>En dominicano la voz suena de España o robótica</w:t>
-            </w:r>
-          </w:p>
-        </w:tc>
-        <w:tc>
-          <w:tcPr>
-            <w:tcW w:type="dxa" w:w="6236"/>
-          </w:tcPr>
-          <w:p>
-            <w:r>
-              <w:rPr>
-                <w:sz w:val="19"/>
-              </w:rPr>
-              <w:t>Instale una voz de “Español (Latinoamérica)” en los ajustes del dispositivo. La app la detecta y la usa automáticamente.</w:t>
-            </w:r>
-          </w:p>
-        </w:tc>
-      </w:tr>
-      <w:tr>
-        <w:tc>
-          <w:tcPr>
-            <w:tcW w:type="dxa" w:w="3402"/>
-          </w:tcPr>
-          <w:p>
-            <w:r>
-              <w:rPr>
-                <w:sz w:val="19"/>
-              </w:rPr>
-              <w:t>En galego, algunos ejercicios no hablaban</w:t>
-            </w:r>
-          </w:p>
-        </w:tc>
-        <w:tc>
-          <w:tcPr>
-            <w:tcW w:type="dxa" w:w="6236"/>
-          </w:tcPr>
-          <w:p>
-            <w:r>
-              <w:rPr>
-                <w:sz w:val="19"/>
-              </w:rPr>
-              <w:t>La Expansión Semántica y los ejercicios de Audición y Lenguaje suenan con la voz neuronal castellana mientras Celtia no cubra ese contenido, en vez de quedar en silencio. Actualice la app si sigue ocurriendo.</w:t>
-            </w:r>
-          </w:p>
-        </w:tc>
-      </w:tr>
-      <w:tr>
-        <w:tc>
-          <w:tcPr>
-            <w:tcW w:type="dxa" w:w="3402"/>
-          </w:tcPr>
-          <w:p>
-            <w:r>
-              <w:rPr>
-                <w:sz w:val="19"/>
-              </w:rPr>
-              <w:t>Marca como error algo que en mi país se dice así</w:t>
-            </w:r>
-          </w:p>
-        </w:tc>
-        <w:tc>
-          <w:tcPr>
-            <w:tcW w:type="dxa" w:w="6236"/>
-          </w:tcPr>
-          <w:p>
-            <w:r>
-              <w:rPr>
-                <w:sz w:val="19"/>
-              </w:rPr>
-              <w:t>En la variedad dominicana la app respeta los rasgos del habla caribeña (seseo, “s” aspirada, “r/l” final). Y recuerde: el adulto es siempre el juez final del veredicto.</w:t>
-            </w:r>
-          </w:p>
-        </w:tc>
-      </w:tr>
-      <w:tr>
-        <w:tc>
-          <w:tcPr>
-            <w:tcW w:type="dxa" w:w="3402"/>
-          </w:tcPr>
-          <w:p>
-            <w:r>
-              <w:rPr>
-                <w:sz w:val="19"/>
-              </w:rPr>
-              <w:t>Apareció ruido de fondo o un oso moviéndose</w:t>
-            </w:r>
-          </w:p>
-        </w:tc>
-        <w:tc>
-          <w:tcPr>
-            <w:tcW w:type="dxa" w:w="6236"/>
-          </w:tcPr>
-          <w:p>
-            <w:r>
-              <w:rPr>
-                <w:sz w:val="19"/>
-              </w:rPr>
-              <w:t>Son módulos del Panel del Adulto (carga comunicativa) del piloto; solo se activan a mano. Desactívelos desde ese mismo panel (CU-16).</w:t>
-            </w:r>
-          </w:p>
-        </w:tc>
-      </w:tr>
-      <w:tr>
-        <w:tc>
-          <w:tcPr>
-            <w:tcW w:type="dxa" w:w="3402"/>
-          </w:tcPr>
-          <w:p>
-            <w:r>
-              <w:rPr>
-                <w:sz w:val="19"/>
-              </w:rPr>
-              <w:t>¿Qué son los bloques de TEA y Dislexia?</w:t>
-            </w:r>
-          </w:p>
-        </w:tc>
-        <w:tc>
-          <w:tcPr>
-            <w:tcW w:type="dxa" w:w="6236"/>
-          </w:tcPr>
-          <w:p>
-            <w:r>
-              <w:rPr>
-                <w:sz w:val="19"/>
-              </w:rPr>
-              <w:t>TEA (6 terapias, protocolo PRT + TCC) y Dislexia (6 terapias de conciencia fonológica y acceso léxico). Se prescriben con el mismo PIN que el resto y sus estresores los activa siempre el adulto (CU-06).</w:t>
-            </w:r>
-          </w:p>
-        </w:tc>
-      </w:tr>
-      <w:tr>
-        <w:tc>
-          <w:tcPr>
-            <w:tcW w:type="dxa" w:w="3402"/>
-          </w:tcPr>
-          <w:p>
-            <w:r>
-              <w:rPr>
-                <w:sz w:val="19"/>
-              </w:rPr>
-              <w:t>¿Qué es la tarjeta “Academy” del hub?</w:t>
-            </w:r>
-          </w:p>
-        </w:tc>
-        <w:tc>
-          <w:tcPr>
-            <w:tcW w:type="dxa" w:w="6236"/>
-          </w:tcPr>
-          <w:p>
-            <w:r>
-              <w:rPr>
-                <w:sz w:val="19"/>
-              </w:rPr>
-              <w:t>Es la formación para el adulto, organizada en cinco dominios (Lenguaje, Hipoacusia, Dislalias, Dislexia y TEA). Cápsulas breves con quiz sobre cómo aprenden a hablar los niños, el manejo de los dispositivos auditivos, los sonidos difíciles y más; un feed destaca el dominio que encaja con la patología de la ficha. No es un ejercicio para el niño (CU-03).</w:t>
+              <w:t>El contenido de las seis cápsulas y las configuraciones de mano dibujadas fueron revisados y aprobados por una persona sorda signante. Es la única revisión que puede decir si una silueta se reconoce como la letra que dice ser.</w:t>
             </w:r>
           </w:p>
         </w:tc>
@@ -13084,7 +13660,7 @@
           <w:color w:val="00C4BE"/>
           <w:sz w:val="17"/>
         </w:rPr>
-        <w:t>ANEXO B</w:t>
+        <w:t>ANEXO A</w:t>
       </w:r>
     </w:p>
     <w:p>
@@ -13092,19 +13668,7 @@
         <w:pStyle w:val="Heading1"/>
       </w:pPr>
       <w:r>
-        <w:t>Historial de versiones</w:t>
-      </w:r>
-    </w:p>
-    <w:p>
-      <w:pPr>
-        <w:spacing w:after="120"/>
-      </w:pPr>
-      <w:r>
-        <w:rPr>
-          <w:b w:val="0"/>
-          <w:i w:val="0"/>
-        </w:rPr>
-        <w:t>Este manual describe Valeria+ en su estado actual (v9.0). La siguiente tabla resume, a título informativo, cómo ha ido creciendo la app, por si resulta útil a quienes usaron versiones anteriores.</w:t>
+        <w:t>Preguntas frecuentes y resolución de problemas</w:t>
       </w:r>
     </w:p>
     <w:tbl>
@@ -13121,7 +13685,7 @@
       <w:tr>
         <w:tc>
           <w:tcPr>
-            <w:tcW w:type="dxa" w:w="1361"/>
+            <w:tcW w:type="dxa" w:w="3402"/>
             <w:shd w:val="clear" w:fill="E6F9F8"/>
           </w:tcPr>
           <w:p>
@@ -13131,13 +13695,13 @@
                 <w:color w:val="00A39E"/>
                 <w:sz w:val="18"/>
               </w:rPr>
-              <w:t>Versión</w:t>
-            </w:r>
-          </w:p>
-        </w:tc>
-        <w:tc>
-          <w:tcPr>
-            <w:tcW w:type="dxa" w:w="8277"/>
+              <w:t>Situación</w:t>
+            </w:r>
+          </w:p>
+        </w:tc>
+        <w:tc>
+          <w:tcPr>
+            <w:tcW w:type="dxa" w:w="6236"/>
             <w:shd w:val="clear" w:fill="E6F9F8"/>
           </w:tcPr>
           <w:p>
@@ -13147,7 +13711,7 @@
                 <w:color w:val="00A39E"/>
                 <w:sz w:val="18"/>
               </w:rPr>
-              <w:t>Hitos principales</w:t>
+              <w:t>Qué hacer</w:t>
             </w:r>
           </w:p>
         </w:tc>
@@ -13155,28 +13719,27 @@
       <w:tr>
         <w:tc>
           <w:tcPr>
-            <w:tcW w:type="dxa" w:w="1361"/>
-          </w:tcPr>
-          <w:p>
-            <w:r>
-              <w:rPr>
-                <w:b/>
+            <w:tcW w:type="dxa" w:w="3402"/>
+          </w:tcPr>
+          <w:p>
+            <w:r>
+              <w:rPr>
                 <w:sz w:val="19"/>
               </w:rPr>
-              <w:t>v5</w:t>
-            </w:r>
-          </w:p>
-        </w:tc>
-        <w:tc>
-          <w:tcPr>
-            <w:tcW w:type="dxa" w:w="8277"/>
+              <w:t>No recuerdo el PIN profesional</w:t>
+            </w:r>
+          </w:p>
+        </w:tc>
+        <w:tc>
+          <w:tcPr>
+            <w:tcW w:type="dxa" w:w="6236"/>
           </w:tcPr>
           <w:p>
             <w:r>
               <w:rPr>
                 <w:sz w:val="19"/>
               </w:rPr>
-              <w:t>Primeros bloques (Pares Mínimos y Expansión Semántica), Modo Profesional con PIN compartido por todos los bloques y almacenamiento local cifrado.</w:t>
+              <w:t>El PIN lo define el logopeda. En la demo es 1985 y es el mismo en todos los bloques. Si se olvida en producción, debe restablecerse desde la configuración de la app.</w:t>
             </w:r>
           </w:p>
         </w:tc>
@@ -13184,28 +13747,27 @@
       <w:tr>
         <w:tc>
           <w:tcPr>
-            <w:tcW w:type="dxa" w:w="1361"/>
-          </w:tcPr>
-          <w:p>
-            <w:r>
-              <w:rPr>
-                <w:b/>
+            <w:tcW w:type="dxa" w:w="3402"/>
+          </w:tcPr>
+          <w:p>
+            <w:r>
+              <w:rPr>
                 <w:sz w:val="19"/>
               </w:rPr>
-              <w:t>v6</w:t>
-            </w:r>
-          </w:p>
-        </w:tc>
-        <w:tc>
-          <w:tcPr>
-            <w:tcW w:type="dxa" w:w="8277"/>
+              <w:t>El micrófono no reconoce la voz</w:t>
+            </w:r>
+          </w:p>
+        </w:tc>
+        <w:tc>
+          <w:tcPr>
+            <w:tcW w:type="dxa" w:w="6236"/>
           </w:tcPr>
           <w:p>
             <w:r>
               <w:rPr>
                 <w:sz w:val="19"/>
               </w:rPr>
-              <w:t>Voz más humana, rondas variadas (“Otra ronda”), botón de sesión completa, fase de turno visible, pictogramas de alto contraste y sincronización en la nube opcional (Firebase).</w:t>
+              <w:t>En Expo Go y en el navegador web no hay reconocimiento de voz: use el modo juez (el adulto valora con botones). En la app instalada, revise el permiso de micrófono.</w:t>
             </w:r>
           </w:p>
         </w:tc>
@@ -13213,28 +13775,27 @@
       <w:tr>
         <w:tc>
           <w:tcPr>
-            <w:tcW w:type="dxa" w:w="1361"/>
-          </w:tcPr>
-          <w:p>
-            <w:r>
-              <w:rPr>
-                <w:b/>
+            <w:tcW w:type="dxa" w:w="3402"/>
+          </w:tcPr>
+          <w:p>
+            <w:r>
+              <w:rPr>
                 <w:sz w:val="19"/>
               </w:rPr>
-              <w:t>v7</w:t>
-            </w:r>
-          </w:p>
-        </w:tc>
-        <w:tc>
-          <w:tcPr>
-            <w:tcW w:type="dxa" w:w="8277"/>
+              <w:t>La app oyó mal en Pares Mínimos</w:t>
+            </w:r>
+          </w:p>
+        </w:tc>
+        <w:tc>
+          <w:tcPr>
+            <w:tcW w:type="dxa" w:w="6236"/>
           </w:tcPr>
           <w:p>
             <w:r>
               <w:rPr>
                 <w:sz w:val="19"/>
               </w:rPr>
-              <w:t>Instrumentación del piloto: telemetría de usabilidad anónima, encuesta SUS, guardado cifrado con purga y exportación dual (QR + compartir).</w:t>
+              <w:t>El padre es el juez final: use “dijo rana / dijo lana” para corregir el veredicto. Un falso positivo no penaliza al niño.</w:t>
             </w:r>
           </w:p>
         </w:tc>
@@ -13242,28 +13803,27 @@
       <w:tr>
         <w:tc>
           <w:tcPr>
-            <w:tcW w:type="dxa" w:w="1361"/>
-          </w:tcPr>
-          <w:p>
-            <w:r>
-              <w:rPr>
-                <w:b/>
+            <w:tcW w:type="dxa" w:w="3402"/>
+          </w:tcPr>
+          <w:p>
+            <w:r>
+              <w:rPr>
                 <w:sz w:val="19"/>
               </w:rPr>
-              <w:t>v8</w:t>
-            </w:r>
-          </w:p>
-        </w:tc>
-        <w:tc>
-          <w:tcPr>
-            <w:tcW w:type="dxa" w:w="8277"/>
+              <w:t>No avanza tras la misión física</w:t>
+            </w:r>
+          </w:p>
+        </w:tc>
+        <w:tc>
+          <w:tcPr>
+            <w:tcW w:type="dxa" w:w="6236"/>
           </w:tcPr>
           <w:p>
             <w:r>
               <w:rPr>
                 <w:sz w:val="19"/>
               </w:rPr>
-              <w:t>Tres variedades de habla (Castellano, Galego y Dominicano) con voz neuronal offline, respeto dialectal, Panel del Adulto de carga comunicativa y frases portadoras.</w:t>
+              <w:t>Es el sello doble: padre e hijo deben pulsar las dos huellas a la vez. Con una sola mano, mantenga pulsada una huella 2 segundos.</w:t>
             </w:r>
           </w:p>
         </w:tc>
@@ -13271,28 +13831,27 @@
       <w:tr>
         <w:tc>
           <w:tcPr>
-            <w:tcW w:type="dxa" w:w="1361"/>
-          </w:tcPr>
-          <w:p>
-            <w:r>
-              <w:rPr>
-                <w:b/>
+            <w:tcW w:type="dxa" w:w="3402"/>
+          </w:tcPr>
+          <w:p>
+            <w:r>
+              <w:rPr>
                 <w:sz w:val="19"/>
               </w:rPr>
-              <w:t>v8.1</w:t>
-            </w:r>
-          </w:p>
-        </w:tc>
-        <w:tc>
-          <w:tcPr>
-            <w:tcW w:type="dxa" w:w="8277"/>
+              <w:t>No aparece el Test de Ling</w:t>
+            </w:r>
+          </w:p>
+        </w:tc>
+        <w:tc>
+          <w:tcPr>
+            <w:tcW w:type="dxa" w:w="6236"/>
           </w:tcPr>
           <w:p>
             <w:r>
               <w:rPr>
                 <w:sz w:val="19"/>
               </w:rPr>
-              <w:t>Botón de reingreso a tamaño completo, resultados y Test de Ling con el paciente real, y voz gallega que siempre arranca.</w:t>
+              <w:t>Solo se muestra en los ejercicios de Audición si la patología indica audífono o implante coclear (CU-08).</w:t>
             </w:r>
           </w:p>
         </w:tc>
@@ -13300,28 +13859,27 @@
       <w:tr>
         <w:tc>
           <w:tcPr>
-            <w:tcW w:type="dxa" w:w="1361"/>
-          </w:tcPr>
-          <w:p>
-            <w:r>
-              <w:rPr>
-                <w:b/>
+            <w:tcW w:type="dxa" w:w="3402"/>
+          </w:tcPr>
+          <w:p>
+            <w:r>
+              <w:rPr>
                 <w:sz w:val="19"/>
               </w:rPr>
-              <w:t>v8.2</w:t>
-            </w:r>
-          </w:p>
-        </w:tc>
-        <w:tc>
-          <w:tcPr>
-            <w:tcW w:type="dxa" w:w="8277"/>
+              <w:t>La racha volvió a cero</w:t>
+            </w:r>
+          </w:p>
+        </w:tc>
+        <w:tc>
+          <w:tcPr>
+            <w:tcW w:type="dxa" w:w="6236"/>
           </w:tcPr>
           <w:p>
             <w:r>
               <w:rPr>
                 <w:sz w:val="19"/>
               </w:rPr>
-              <w:t>Academy: primeras Cápsulas de Conocimiento para el cuidador, con quiz y progreso por niveles.</w:t>
+              <w:t>Se perdió porque pasó más de un día sin practicar. Active los recordatorios (CU-10) para evitarlo.</w:t>
             </w:r>
           </w:p>
         </w:tc>
@@ -13329,28 +13887,391 @@
       <w:tr>
         <w:tc>
           <w:tcPr>
-            <w:tcW w:type="dxa" w:w="1361"/>
-          </w:tcPr>
-          <w:p>
-            <w:r>
-              <w:rPr>
-                <w:b/>
+            <w:tcW w:type="dxa" w:w="3402"/>
+          </w:tcPr>
+          <w:p>
+            <w:r>
+              <w:rPr>
                 <w:sz w:val="19"/>
               </w:rPr>
-              <w:t>v9</w:t>
-            </w:r>
-          </w:p>
-        </w:tc>
-        <w:tc>
-          <w:tcPr>
-            <w:tcW w:type="dxa" w:w="8277"/>
+              <w:t>No puedo cambiar qué se practica</w:t>
+            </w:r>
+          </w:p>
+        </w:tc>
+        <w:tc>
+          <w:tcPr>
+            <w:tcW w:type="dxa" w:w="6236"/>
           </w:tcPr>
           <w:p>
             <w:r>
               <w:rPr>
                 <w:sz w:val="19"/>
               </w:rPr>
-              <w:t>Bloques de TEA y Dislexia, Audición ampliada a 18 terapias (escucha en ruido), banco castellano de 15 pares, cuarta variedad (Euskera) y Academy multidominio.</w:t>
+              <w:t>Está en Modo Familia (solo lectura). Desbloquee el Modo Profesional con el PIN (CU-06 / CU-13).</w:t>
+            </w:r>
+          </w:p>
+        </w:tc>
+      </w:tr>
+      <w:tr>
+        <w:tc>
+          <w:tcPr>
+            <w:tcW w:type="dxa" w:w="3402"/>
+          </w:tcPr>
+          <w:p>
+            <w:r>
+              <w:rPr>
+                <w:sz w:val="19"/>
+              </w:rPr>
+              <w:t>¿Se pierden los datos al cerrar la app?</w:t>
+            </w:r>
+          </w:p>
+        </w:tc>
+        <w:tc>
+          <w:tcPr>
+            <w:tcW w:type="dxa" w:w="6236"/>
+          </w:tcPr>
+          <w:p>
+            <w:r>
+              <w:rPr>
+                <w:sz w:val="19"/>
+              </w:rPr>
+              <w:t>No. Ficha, prescripción, historial, evolución por fonema y progreso se guardan cifrados en el dispositivo.</w:t>
+            </w:r>
+          </w:p>
+        </w:tc>
+      </w:tr>
+      <w:tr>
+        <w:tc>
+          <w:tcPr>
+            <w:tcW w:type="dxa" w:w="3402"/>
+          </w:tcPr>
+          <w:p>
+            <w:r>
+              <w:rPr>
+                <w:sz w:val="19"/>
+              </w:rPr>
+              <w:t>El mismo ejercicio se repetía siempre igual</w:t>
+            </w:r>
+          </w:p>
+        </w:tc>
+        <w:tc>
+          <w:tcPr>
+            <w:tcW w:type="dxa" w:w="6236"/>
+          </w:tcPr>
+          <w:p>
+            <w:r>
+              <w:rPr>
+                <w:sz w:val="19"/>
+              </w:rPr>
+              <w:t>Use “🔄 Otra ronda”: cada mini-juego rota hasta 3 contenidos distintos. Para practicar todo lo prescrito de golpe, use “🎯 Sesión completa”.</w:t>
+            </w:r>
+          </w:p>
+        </w:tc>
+      </w:tr>
+      <w:tr>
+        <w:tc>
+          <w:tcPr>
+            <w:tcW w:type="dxa" w:w="3402"/>
+          </w:tcPr>
+          <w:p>
+            <w:r>
+              <w:rPr>
+                <w:sz w:val="19"/>
+              </w:rPr>
+              <w:t>¿Necesito conexión o crear una cuenta?</w:t>
+            </w:r>
+          </w:p>
+        </w:tc>
+        <w:tc>
+          <w:tcPr>
+            <w:tcW w:type="dxa" w:w="6236"/>
+          </w:tcPr>
+          <w:p>
+            <w:r>
+              <w:rPr>
+                <w:sz w:val="19"/>
+              </w:rPr>
+              <w:t>No. La app funciona en local sin conexión. El acceso profesional con correo y contraseña (sincronización en la nube) es opcional y solo se usa para pruebas con profesionales.</w:t>
+            </w:r>
+          </w:p>
+        </w:tc>
+      </w:tr>
+      <w:tr>
+        <w:tc>
+          <w:tcPr>
+            <w:tcW w:type="dxa" w:w="3402"/>
+          </w:tcPr>
+          <w:p>
+            <w:r>
+              <w:rPr>
+                <w:sz w:val="19"/>
+              </w:rPr>
+              <w:t>¿Qué datos recoge el piloto sobre mi hijo/a?</w:t>
+            </w:r>
+          </w:p>
+        </w:tc>
+        <w:tc>
+          <w:tcPr>
+            <w:tcW w:type="dxa" w:w="6236"/>
+          </w:tcPr>
+          <w:p>
+            <w:r>
+              <w:rPr>
+                <w:sz w:val="19"/>
+              </w:rPr>
+              <w:t>Solo métricas anónimas de usabilidad (tiempo por pantalla, misclicks y cápsulas saltadas) y una encuesta breve. No se guardan nombres, ni audio, ni el contenido de las respuestas. Todo se cifra en el dispositivo.</w:t>
+            </w:r>
+          </w:p>
+        </w:tc>
+      </w:tr>
+      <w:tr>
+        <w:tc>
+          <w:tcPr>
+            <w:tcW w:type="dxa" w:w="3402"/>
+          </w:tcPr>
+          <w:p>
+            <w:r>
+              <w:rPr>
+                <w:sz w:val="19"/>
+              </w:rPr>
+              <w:t>¿Por qué apareció una encuesta con caritas?</w:t>
+            </w:r>
+          </w:p>
+        </w:tc>
+        <w:tc>
+          <w:tcPr>
+            <w:tcW w:type="dxa" w:w="6236"/>
+          </w:tcPr>
+          <w:p>
+            <w:r>
+              <w:rPr>
+                <w:sz w:val="19"/>
+              </w:rPr>
+              <w:t>Es la encuesta de satisfacción del piloto (SUS). Solo aparece al completar 4 bloques distintos y como mucho una vez por semana. Se puede cerrar sin responder.</w:t>
+            </w:r>
+          </w:p>
+        </w:tc>
+      </w:tr>
+      <w:tr>
+        <w:tc>
+          <w:tcPr>
+            <w:tcW w:type="dxa" w:w="3402"/>
+          </w:tcPr>
+          <w:p>
+            <w:r>
+              <w:rPr>
+                <w:sz w:val="19"/>
+              </w:rPr>
+              <w:t>¿Cómo exporto los datos del piloto?</w:t>
+            </w:r>
+          </w:p>
+        </w:tc>
+        <w:tc>
+          <w:tcPr>
+            <w:tcW w:type="dxa" w:w="6236"/>
+          </w:tcPr>
+          <w:p>
+            <w:r>
+              <w:rPr>
+                <w:sz w:val="19"/>
+              </w:rPr>
+              <w:t>Desde el hub, tarjeta “Acceso Profesional” con el PIN: la app muestra un QR con el resumen y abre el compartir con el registro completo. Tras enviarlo, los datos se purgan (CU-14).</w:t>
+            </w:r>
+          </w:p>
+        </w:tc>
+      </w:tr>
+      <w:tr>
+        <w:tc>
+          <w:tcPr>
+            <w:tcW w:type="dxa" w:w="3402"/>
+          </w:tcPr>
+          <w:p>
+            <w:r>
+              <w:rPr>
+                <w:sz w:val="19"/>
+              </w:rPr>
+              <w:t>¿Puedo usar la app en gallego, dominicano o euskera?</w:t>
+            </w:r>
+          </w:p>
+        </w:tc>
+        <w:tc>
+          <w:tcPr>
+            <w:tcW w:type="dxa" w:w="6236"/>
+          </w:tcPr>
+          <w:p>
+            <w:r>
+              <w:rPr>
+                <w:sz w:val="19"/>
+              </w:rPr>
+              <w:t>Sí. En la tarjeta “Voz de la app” se elige la variedad (Castellano, Galego, Dominicano o Euskera). Cambia lo que se locuta y evalúa; los menús siguen en castellano (CU-15).</w:t>
+            </w:r>
+          </w:p>
+        </w:tc>
+      </w:tr>
+      <w:tr>
+        <w:tc>
+          <w:tcPr>
+            <w:tcW w:type="dxa" w:w="3402"/>
+          </w:tcPr>
+          <w:p>
+            <w:r>
+              <w:rPr>
+                <w:sz w:val="19"/>
+              </w:rPr>
+              <w:t>En dominicano la voz suena de España o robótica</w:t>
+            </w:r>
+          </w:p>
+        </w:tc>
+        <w:tc>
+          <w:tcPr>
+            <w:tcW w:type="dxa" w:w="6236"/>
+          </w:tcPr>
+          <w:p>
+            <w:r>
+              <w:rPr>
+                <w:sz w:val="19"/>
+              </w:rPr>
+              <w:t>Instale una voz de “Español (Latinoamérica)” en los ajustes del dispositivo. La app la detecta y la usa automáticamente.</w:t>
+            </w:r>
+          </w:p>
+        </w:tc>
+      </w:tr>
+      <w:tr>
+        <w:tc>
+          <w:tcPr>
+            <w:tcW w:type="dxa" w:w="3402"/>
+          </w:tcPr>
+          <w:p>
+            <w:r>
+              <w:rPr>
+                <w:sz w:val="19"/>
+              </w:rPr>
+              <w:t>En galego, algunos ejercicios no hablaban</w:t>
+            </w:r>
+          </w:p>
+        </w:tc>
+        <w:tc>
+          <w:tcPr>
+            <w:tcW w:type="dxa" w:w="6236"/>
+          </w:tcPr>
+          <w:p>
+            <w:r>
+              <w:rPr>
+                <w:sz w:val="19"/>
+              </w:rPr>
+              <w:t>La Expansión Semántica y los ejercicios de Audición y Lenguaje suenan con la voz neuronal castellana mientras Celtia no cubra ese contenido, en vez de quedar en silencio. Actualice la app si sigue ocurriendo.</w:t>
+            </w:r>
+          </w:p>
+        </w:tc>
+      </w:tr>
+      <w:tr>
+        <w:tc>
+          <w:tcPr>
+            <w:tcW w:type="dxa" w:w="3402"/>
+          </w:tcPr>
+          <w:p>
+            <w:r>
+              <w:rPr>
+                <w:sz w:val="19"/>
+              </w:rPr>
+              <w:t>Marca como error algo que en mi país se dice así</w:t>
+            </w:r>
+          </w:p>
+        </w:tc>
+        <w:tc>
+          <w:tcPr>
+            <w:tcW w:type="dxa" w:w="6236"/>
+          </w:tcPr>
+          <w:p>
+            <w:r>
+              <w:rPr>
+                <w:sz w:val="19"/>
+              </w:rPr>
+              <w:t>En la variedad dominicana la app respeta los rasgos del habla caribeña (seseo, “s” aspirada, “r/l” final). Y recuerde: el adulto es siempre el juez final del veredicto.</w:t>
+            </w:r>
+          </w:p>
+        </w:tc>
+      </w:tr>
+      <w:tr>
+        <w:tc>
+          <w:tcPr>
+            <w:tcW w:type="dxa" w:w="3402"/>
+          </w:tcPr>
+          <w:p>
+            <w:r>
+              <w:rPr>
+                <w:sz w:val="19"/>
+              </w:rPr>
+              <w:t>Apareció ruido de fondo o un oso moviéndose</w:t>
+            </w:r>
+          </w:p>
+        </w:tc>
+        <w:tc>
+          <w:tcPr>
+            <w:tcW w:type="dxa" w:w="6236"/>
+          </w:tcPr>
+          <w:p>
+            <w:r>
+              <w:rPr>
+                <w:sz w:val="19"/>
+              </w:rPr>
+              <w:t>Son módulos del Panel del Adulto (carga comunicativa) del piloto; solo se activan a mano. Desactívelos desde ese mismo panel (CU-16).</w:t>
+            </w:r>
+          </w:p>
+        </w:tc>
+      </w:tr>
+      <w:tr>
+        <w:tc>
+          <w:tcPr>
+            <w:tcW w:type="dxa" w:w="3402"/>
+          </w:tcPr>
+          <w:p>
+            <w:r>
+              <w:rPr>
+                <w:sz w:val="19"/>
+              </w:rPr>
+              <w:t>¿Qué son los bloques de TEA y Dislexia?</w:t>
+            </w:r>
+          </w:p>
+        </w:tc>
+        <w:tc>
+          <w:tcPr>
+            <w:tcW w:type="dxa" w:w="6236"/>
+          </w:tcPr>
+          <w:p>
+            <w:r>
+              <w:rPr>
+                <w:sz w:val="19"/>
+              </w:rPr>
+              <w:t>TEA (6 terapias, protocolo PRT + TCC) y Dislexia (6 terapias de conciencia fonológica y acceso léxico). Se prescriben con el mismo PIN que el resto y sus estresores los activa siempre el adulto (CU-06).</w:t>
+            </w:r>
+          </w:p>
+        </w:tc>
+      </w:tr>
+      <w:tr>
+        <w:tc>
+          <w:tcPr>
+            <w:tcW w:type="dxa" w:w="3402"/>
+          </w:tcPr>
+          <w:p>
+            <w:r>
+              <w:rPr>
+                <w:sz w:val="19"/>
+              </w:rPr>
+              <w:t>¿Qué es la tarjeta “Academy” del hub?</w:t>
+            </w:r>
+          </w:p>
+        </w:tc>
+        <w:tc>
+          <w:tcPr>
+            <w:tcW w:type="dxa" w:w="6236"/>
+          </w:tcPr>
+          <w:p>
+            <w:r>
+              <w:rPr>
+                <w:sz w:val="19"/>
+              </w:rPr>
+              <w:t>Es la formación para el adulto, organizada en seis dominios (Lenguaje, Hipoacusia, Dislalias, Dislexia, TEA y Lengua de Signos). Cápsulas breves con quiz sobre cómo aprenden a hablar los niños, el manejo de los dispositivos auditivos, los sonidos difíciles y más; un feed destaca el dominio que encaja con la patología de la ficha. No es un ejercicio para el niño (CU-03).</w:t>
             </w:r>
           </w:p>
         </w:tc>
@@ -13360,6 +14281,341 @@
       <w:pPr>
         <w:spacing w:after="40"/>
       </w:pPr>
+    </w:p>
+    <w:p>
+      <w:r>
+        <w:br w:type="page"/>
+      </w:r>
+    </w:p>
+    <w:p>
+      <w:pPr>
+        <w:keepNext/>
+        <w:spacing w:after="0"/>
+      </w:pPr>
+      <w:r>
+        <w:rPr>
+          <w:b/>
+          <w:i w:val="0"/>
+          <w:color w:val="00C4BE"/>
+          <w:sz w:val="17"/>
+        </w:rPr>
+        <w:t>ANEXO B</w:t>
+      </w:r>
+    </w:p>
+    <w:p>
+      <w:pPr>
+        <w:pStyle w:val="Heading1"/>
+      </w:pPr>
+      <w:r>
+        <w:t>Historial de versiones</w:t>
+      </w:r>
+    </w:p>
+    <w:p>
+      <w:pPr>
+        <w:spacing w:after="120"/>
+      </w:pPr>
+      <w:r>
+        <w:rPr>
+          <w:b w:val="0"/>
+          <w:i w:val="0"/>
+        </w:rPr>
+        <w:t>Este manual describe Valeria+ en su estado actual (v9.1). La siguiente tabla resume, a título informativo, cómo ha ido creciendo la app, por si resulta útil a quienes usaron versiones anteriores.</w:t>
+      </w:r>
+    </w:p>
+    <w:tbl>
+      <w:tblPr>
+        <w:tblStyle w:val="TableGrid"/>
+        <w:tblW w:type="auto" w:w="0"/>
+        <w:jc w:val="center"/>
+        <w:tblLook w:firstColumn="1" w:firstRow="1" w:lastColumn="0" w:lastRow="0" w:noHBand="0" w:noVBand="1" w:val="04A0"/>
+      </w:tblPr>
+      <w:tblGrid>
+        <w:gridCol w:w="4819"/>
+        <w:gridCol w:w="4819"/>
+      </w:tblGrid>
+      <w:tr>
+        <w:tc>
+          <w:tcPr>
+            <w:tcW w:type="dxa" w:w="1361"/>
+            <w:shd w:val="clear" w:fill="E6F9F8"/>
+          </w:tcPr>
+          <w:p>
+            <w:r>
+              <w:rPr>
+                <w:b/>
+                <w:color w:val="00A39E"/>
+                <w:sz w:val="18"/>
+              </w:rPr>
+              <w:t>Versión</w:t>
+            </w:r>
+          </w:p>
+        </w:tc>
+        <w:tc>
+          <w:tcPr>
+            <w:tcW w:type="dxa" w:w="8277"/>
+            <w:shd w:val="clear" w:fill="E6F9F8"/>
+          </w:tcPr>
+          <w:p>
+            <w:r>
+              <w:rPr>
+                <w:b/>
+                <w:color w:val="00A39E"/>
+                <w:sz w:val="18"/>
+              </w:rPr>
+              <w:t>Hitos principales</w:t>
+            </w:r>
+          </w:p>
+        </w:tc>
+      </w:tr>
+      <w:tr>
+        <w:tc>
+          <w:tcPr>
+            <w:tcW w:type="dxa" w:w="1361"/>
+          </w:tcPr>
+          <w:p>
+            <w:r>
+              <w:rPr>
+                <w:b/>
+                <w:sz w:val="19"/>
+              </w:rPr>
+              <w:t>v5</w:t>
+            </w:r>
+          </w:p>
+        </w:tc>
+        <w:tc>
+          <w:tcPr>
+            <w:tcW w:type="dxa" w:w="8277"/>
+          </w:tcPr>
+          <w:p>
+            <w:r>
+              <w:rPr>
+                <w:sz w:val="19"/>
+              </w:rPr>
+              <w:t>Primeros bloques (Pares Mínimos y Expansión Semántica), Modo Profesional con PIN compartido por todos los bloques y almacenamiento local cifrado.</w:t>
+            </w:r>
+          </w:p>
+        </w:tc>
+      </w:tr>
+      <w:tr>
+        <w:tc>
+          <w:tcPr>
+            <w:tcW w:type="dxa" w:w="1361"/>
+          </w:tcPr>
+          <w:p>
+            <w:r>
+              <w:rPr>
+                <w:b/>
+                <w:sz w:val="19"/>
+              </w:rPr>
+              <w:t>v6</w:t>
+            </w:r>
+          </w:p>
+        </w:tc>
+        <w:tc>
+          <w:tcPr>
+            <w:tcW w:type="dxa" w:w="8277"/>
+          </w:tcPr>
+          <w:p>
+            <w:r>
+              <w:rPr>
+                <w:sz w:val="19"/>
+              </w:rPr>
+              <w:t>Voz más humana, rondas variadas (“Otra ronda”), botón de sesión completa, fase de turno visible, pictogramas de alto contraste y sincronización en la nube opcional (Firebase).</w:t>
+            </w:r>
+          </w:p>
+        </w:tc>
+      </w:tr>
+      <w:tr>
+        <w:tc>
+          <w:tcPr>
+            <w:tcW w:type="dxa" w:w="1361"/>
+          </w:tcPr>
+          <w:p>
+            <w:r>
+              <w:rPr>
+                <w:b/>
+                <w:sz w:val="19"/>
+              </w:rPr>
+              <w:t>v7</w:t>
+            </w:r>
+          </w:p>
+        </w:tc>
+        <w:tc>
+          <w:tcPr>
+            <w:tcW w:type="dxa" w:w="8277"/>
+          </w:tcPr>
+          <w:p>
+            <w:r>
+              <w:rPr>
+                <w:sz w:val="19"/>
+              </w:rPr>
+              <w:t>Instrumentación del piloto: telemetría de usabilidad anónima, encuesta SUS, guardado cifrado con purga y exportación dual (QR + compartir).</w:t>
+            </w:r>
+          </w:p>
+        </w:tc>
+      </w:tr>
+      <w:tr>
+        <w:tc>
+          <w:tcPr>
+            <w:tcW w:type="dxa" w:w="1361"/>
+          </w:tcPr>
+          <w:p>
+            <w:r>
+              <w:rPr>
+                <w:b/>
+                <w:sz w:val="19"/>
+              </w:rPr>
+              <w:t>v8</w:t>
+            </w:r>
+          </w:p>
+        </w:tc>
+        <w:tc>
+          <w:tcPr>
+            <w:tcW w:type="dxa" w:w="8277"/>
+          </w:tcPr>
+          <w:p>
+            <w:r>
+              <w:rPr>
+                <w:sz w:val="19"/>
+              </w:rPr>
+              <w:t>Tres variedades de habla (Castellano, Galego y Dominicano) con voz neuronal offline, respeto dialectal, Panel del Adulto de carga comunicativa y frases portadoras.</w:t>
+            </w:r>
+          </w:p>
+        </w:tc>
+      </w:tr>
+      <w:tr>
+        <w:tc>
+          <w:tcPr>
+            <w:tcW w:type="dxa" w:w="1361"/>
+          </w:tcPr>
+          <w:p>
+            <w:r>
+              <w:rPr>
+                <w:b/>
+                <w:sz w:val="19"/>
+              </w:rPr>
+              <w:t>v8.1</w:t>
+            </w:r>
+          </w:p>
+        </w:tc>
+        <w:tc>
+          <w:tcPr>
+            <w:tcW w:type="dxa" w:w="8277"/>
+          </w:tcPr>
+          <w:p>
+            <w:r>
+              <w:rPr>
+                <w:sz w:val="19"/>
+              </w:rPr>
+              <w:t>Botón de reingreso a tamaño completo, resultados y Test de Ling con el paciente real, y voz gallega que siempre arranca.</w:t>
+            </w:r>
+          </w:p>
+        </w:tc>
+      </w:tr>
+      <w:tr>
+        <w:tc>
+          <w:tcPr>
+            <w:tcW w:type="dxa" w:w="1361"/>
+          </w:tcPr>
+          <w:p>
+            <w:r>
+              <w:rPr>
+                <w:b/>
+                <w:sz w:val="19"/>
+              </w:rPr>
+              <w:t>v8.2</w:t>
+            </w:r>
+          </w:p>
+        </w:tc>
+        <w:tc>
+          <w:tcPr>
+            <w:tcW w:type="dxa" w:w="8277"/>
+          </w:tcPr>
+          <w:p>
+            <w:r>
+              <w:rPr>
+                <w:sz w:val="19"/>
+              </w:rPr>
+              <w:t>Academy: primeras Cápsulas de Conocimiento para el cuidador, con quiz y progreso por niveles.</w:t>
+            </w:r>
+          </w:p>
+        </w:tc>
+      </w:tr>
+      <w:tr>
+        <w:tc>
+          <w:tcPr>
+            <w:tcW w:type="dxa" w:w="1361"/>
+          </w:tcPr>
+          <w:p>
+            <w:r>
+              <w:rPr>
+                <w:b/>
+                <w:sz w:val="19"/>
+              </w:rPr>
+              <w:t>v9</w:t>
+            </w:r>
+          </w:p>
+        </w:tc>
+        <w:tc>
+          <w:tcPr>
+            <w:tcW w:type="dxa" w:w="8277"/>
+          </w:tcPr>
+          <w:p>
+            <w:r>
+              <w:rPr>
+                <w:sz w:val="19"/>
+              </w:rPr>
+              <w:t>Bloques de TEA y Dislexia, Audición ampliada a 18 terapias (escucha en ruido), banco castellano de 15 pares, cuarta variedad (Euskera) y Academy multidominio.</w:t>
+            </w:r>
+          </w:p>
+        </w:tc>
+      </w:tr>
+      <w:tr>
+        <w:tc>
+          <w:tcPr>
+            <w:tcW w:type="dxa" w:w="1361"/>
+          </w:tcPr>
+          <w:p>
+            <w:r>
+              <w:rPr>
+                <w:b/>
+                <w:sz w:val="19"/>
+              </w:rPr>
+              <w:t>v9.1</w:t>
+            </w:r>
+          </w:p>
+        </w:tc>
+        <w:tc>
+          <w:tcPr>
+            <w:tcW w:type="dxa" w:w="8277"/>
+          </w:tcPr>
+          <w:p>
+            <w:r>
+              <w:rPr>
+                <w:sz w:val="19"/>
+              </w:rPr>
+              <w:t>Mejoras nacidas de la revisión clínica de las logopedas de ACOPROS: categorías léxicas con progresión de dificultad, antesala de preparación antes de cada actividad, contrastes con doble vuelta (comprender y decir) sobre pictogramas propios, escucha más tolerante que no penaliza los fallos del micrófono, recordatorios por franjas y el módulo de Lengua de Signos Española en Academy.</w:t>
+            </w:r>
+          </w:p>
+        </w:tc>
+      </w:tr>
+    </w:tbl>
+    <w:p>
+      <w:pPr>
+        <w:spacing w:after="40"/>
+      </w:pPr>
+    </w:p>
+    <w:p>
+      <w:pPr>
+        <w:spacing w:after="120"/>
+      </w:pPr>
+      <w:r>
+        <w:rPr>
+          <w:b w:val="0"/>
+          <w:i w:val="0"/>
+        </w:rPr>
+        <w:t>Sobre las capturas de pantalla. Las imágenes de este manual se tomaron en la v9. Los textos describen el comportamiento de la v9.1, así que en las pantallas de Expansión Semántica y de recordatorios verás alguna diferencia respecto a la captura: la cuarta pestaña de Categorías, la antesala de preparación y el selector de franjas son posteriores a esas capturas.</w:t>
+      </w:r>
     </w:p>
     <w:p>
       <w:pPr>
@@ -13377,7 +14633,7 @@
           <w:color w:val="6B7280"/>
           <w:sz w:val="17"/>
         </w:rPr>
-        <w:t>Valeria+ · Manual de Casos de Uso · v9.0 (con capturas de pantalla) · Julio de 2026 · Terapia auditivo-verbal y del lenguaje para la infancia. Documento de apoyo para logopedas y familias. Disponible en Castellano, Galego (Proxecto Nós), Dominicano (Quisqueya Habla) y Euskera (batua · ILENIA/NEL-GAITU). Los datos personales se tratan localmente conforme a RGPD/HIPAA; la sincronización en la nube y la telemetría anónima del piloto son opcionales.</w:t>
+        <w:t>Valeria+ · Manual de Casos de Uso · v9.1 (con capturas de pantalla) · Julio de 2026 · Terapia auditivo-verbal y del lenguaje para la infancia. Documento de apoyo para logopedas y familias. Disponible en Castellano, Galego (Proxecto Nós), Dominicano (Quisqueya Habla) y Euskera (batua · ILENIA/NEL-GAITU). Los datos personales se tratan localmente conforme a RGPD/HIPAA; la sincronización en la nube y la telemetría anónima del piloto son opcionales.</w:t>
       </w:r>
     </w:p>
     <w:sectPr>
@@ -13403,7 +14659,7 @@
         <w:color w:val="6B7280"/>
         <w:sz w:val="16"/>
       </w:rPr>
-      <w:t>Valeria+ · Manual de Casos de Uso · v9.0 (con capturas de pantalla) · Julio de 2026</w:t>
+      <w:t>Valeria+ · Manual de Casos de Uso · v9.1 (con capturas de pantalla) · Julio de 2026</w:t>
     </w:r>
   </w:p>
 </w:ftr>

--- a/docs/Valeria-Manual-Casos-de-Uso.docx
+++ b/docs/Valeria-Manual-Casos-de-Uso.docx
@@ -1987,6 +1987,53 @@
                 <w:sz w:val="19"/>
               </w:rPr>
               <w:t>Para pruebas con profesionales, la app ofrece un acceso profesional con correo y contraseña (Firebase Authentication) que permite guardar una copia de pacientes y sesiones en la nube (Cloud Firestore). Es una capa aditiva y opcional: cada profesional autenticado solo accede a sus propios datos, protegidos por reglas de seguridad. Si no se activa, todo sigue guardándose únicamente en el dispositivo.</w:t>
+            </w:r>
+          </w:p>
+        </w:tc>
+      </w:tr>
+    </w:tbl>
+    <w:p>
+      <w:pPr>
+        <w:spacing w:after="40"/>
+      </w:pPr>
+    </w:p>
+    <w:tbl>
+      <w:tblPr>
+        <w:tblW w:type="auto" w:w="0"/>
+        <w:jc w:val="center"/>
+        <w:tblLook w:firstColumn="1" w:firstRow="1" w:lastColumn="0" w:lastRow="0" w:noHBand="0" w:noVBand="1" w:val="04A0"/>
+      </w:tblPr>
+      <w:tblGrid>
+        <w:gridCol w:w="9638"/>
+      </w:tblGrid>
+      <w:tr>
+        <w:tc>
+          <w:tcPr>
+            <w:tcW w:type="dxa" w:w="9638"/>
+            <w:shd w:val="clear" w:fill="F0FDF9"/>
+          </w:tcPr>
+          <w:p>
+            <w:pPr>
+              <w:spacing w:after="40"/>
+            </w:pPr>
+            <w:r>
+              <w:rPr>
+                <w:b/>
+                <w:color w:val="00A39E"/>
+                <w:sz w:val="17"/>
+              </w:rPr>
+              <w:t>LA VOZ DEL MENOR Y EL RECONOCIMIENTO DEL HABLA</w:t>
+            </w:r>
+          </w:p>
+          <w:p>
+            <w:pPr>
+              <w:spacing w:after="40"/>
+            </w:pPr>
+            <w:r>
+              <w:rPr>
+                <w:sz w:val="19"/>
+              </w:rPr>
+              <w:t>Valeria+ no guarda, no reproduce y no envía a ningún servidor propio ningún archivo de audio del menor: el sonido se procesa durante el turno de habla y se descarta, y lo único que la app conserva es el resultado de la valoración (acierto o error). Quien reconoce las palabras es el servicio de reconocimiento del propio teléfono. Desde esta versión, la app le pide que trabaje sin conexión, dentro del dispositivo, para que la voz del menor no salga de él. Que lo consiga depende del teléfono y de la variedad de habla: hace falta que el paquete de idioma esté descargado en el aparato. Es lo habitual en castellano; en galego y en euskera es mucho menos frecuente, y ahí el reconocimiento puede seguir haciéndose a través del servicio en línea del sistema, conforme a la política de privacidad de ese servicio, ajena a Valeria+. En otras palabras: la app pide siempre lo más privado que el teléfono permita, pero no puede prometer lo mismo en todos los dispositivos ni en todas las variedades. Si la privacidad del audio es determinante en su caso, instale el paquete de idioma sin conexión desde los ajustes del teléfono.</w:t>
             </w:r>
           </w:p>
         </w:tc>
@@ -13782,6 +13829,34 @@
               <w:rPr>
                 <w:sz w:val="19"/>
               </w:rPr>
+              <w:t>El micrófono falla más en galego o en euskera</w:t>
+            </w:r>
+          </w:p>
+        </w:tc>
+        <w:tc>
+          <w:tcPr>
+            <w:tcW w:type="dxa" w:w="6236"/>
+          </w:tcPr>
+          <w:p>
+            <w:r>
+              <w:rPr>
+                <w:sz w:val="19"/>
+              </w:rPr>
+              <w:t>Es esperable: el reconocimiento sin conexión necesita el paquete de idioma de esa variedad instalado en el teléfono, y en galego y euskera es poco frecuente. Puede instalarlo desde los ajustes de voz del sistema. Recuerde que el adulto siempre puede corregir el veredicto, y que un fallo del micrófono no le gasta el intento al niño.</w:t>
+            </w:r>
+          </w:p>
+        </w:tc>
+      </w:tr>
+      <w:tr>
+        <w:tc>
+          <w:tcPr>
+            <w:tcW w:type="dxa" w:w="3402"/>
+          </w:tcPr>
+          <w:p>
+            <w:r>
+              <w:rPr>
+                <w:sz w:val="19"/>
+              </w:rPr>
               <w:t>La app oyó mal en Pares Mínimos</w:t>
             </w:r>
           </w:p>
@@ -14319,7 +14394,7 @@
           <w:b w:val="0"/>
           <w:i w:val="0"/>
         </w:rPr>
-        <w:t>Este manual describe Valeria+ en su estado actual (v9.1). La siguiente tabla resume, a título informativo, cómo ha ido creciendo la app, por si resulta útil a quienes usaron versiones anteriores.</w:t>
+        <w:t>Este manual describe Valeria+ en su estado actual (v9.1, con el cambio de reconocimiento de voz de la v10.1). La siguiente tabla resume, a título informativo, cómo ha ido creciendo la app, por si resulta útil a quienes usaron versiones anteriores.</w:t>
       </w:r>
     </w:p>
     <w:tbl>
@@ -14599,11 +14674,52 @@
           </w:p>
         </w:tc>
       </w:tr>
+      <w:tr>
+        <w:tc>
+          <w:tcPr>
+            <w:tcW w:type="dxa" w:w="1361"/>
+          </w:tcPr>
+          <w:p>
+            <w:r>
+              <w:rPr>
+                <w:b/>
+                <w:sz w:val="19"/>
+              </w:rPr>
+              <w:t>v10.1</w:t>
+            </w:r>
+          </w:p>
+        </w:tc>
+        <w:tc>
+          <w:tcPr>
+            <w:tcW w:type="dxa" w:w="8277"/>
+          </w:tcPr>
+          <w:p>
+            <w:r>
+              <w:rPr>
+                <w:sz w:val="19"/>
+              </w:rPr>
+              <w:t>El audio del turno de habla deja de salir del teléfono siempre que el dispositivo lo permita: la app pide ahora reconocimiento sin conexión, decidido variedad por variedad. No cambia nada de lo clínico —la ventana de escucha larga, la tolerancia a los fallos del micrófono y el pliegue dialectal siguen igual—, y el adulto sigue siendo el juez final.</w:t>
+            </w:r>
+          </w:p>
+        </w:tc>
+      </w:tr>
     </w:tbl>
     <w:p>
       <w:pPr>
         <w:spacing w:after="40"/>
       </w:pPr>
+    </w:p>
+    <w:p>
+      <w:pPr>
+        <w:spacing w:after="120"/>
+      </w:pPr>
+      <w:r>
+        <w:rPr>
+          <w:b w:val="0"/>
+          <w:i w:val="0"/>
+        </w:rPr>
+        <w:t>Sobre la cobertura de este manual. Los capítulos paso a paso describen las funciones hasta la v9.1. El bloque de Realidad Aumentada (v10) todavía no está documentado aquí. El cambio de la v10.1 no añade pantallas nuevas: afecta a cómo se reconoce la voz por dentro, y está explicado en el capítulo 2, en «Privacidad de los datos».</w:t>
+      </w:r>
     </w:p>
     <w:p>
       <w:pPr>

--- a/docs/Valeria-Manual-Casos-de-Uso.docx
+++ b/docs/Valeria-Manual-Casos-de-Uso.docx
@@ -61,7 +61,7 @@
           <w:color w:val="00A39E"/>
           <w:sz w:val="20"/>
         </w:rPr>
-        <w:t>Manual de usuario · v9.1 · con capturas de pantalla</w:t>
+        <w:t>Manual de usuario · v10.2 · con capturas de pantalla</w:t>
       </w:r>
     </w:p>
     <w:p>
@@ -497,6 +497,100 @@
           <w:color w:val="00A39E"/>
           <w:sz w:val="17"/>
         </w:rPr>
+        <w:t>REALIDAD AUMENTADA</w:t>
+      </w:r>
+    </w:p>
+    <w:p>
+      <w:pPr>
+        <w:spacing w:after="60"/>
+        <w:ind w:left="227"/>
+      </w:pPr>
+      <w:r>
+        <w:rPr>
+          <w:b/>
+          <w:color w:val="00C4BE"/>
+        </w:rPr>
+        <w:t xml:space="preserve">CU-18   </w:t>
+      </w:r>
+      <w:r>
+        <w:t>Realidad Aumentada: permiso de cámara y prueba de aptitud del teléfono</w:t>
+      </w:r>
+    </w:p>
+    <w:p>
+      <w:pPr>
+        <w:spacing w:after="60"/>
+        <w:ind w:left="227"/>
+      </w:pPr>
+      <w:r>
+        <w:rPr>
+          <w:b/>
+          <w:color w:val="00C4BE"/>
+        </w:rPr>
+        <w:t xml:space="preserve">CU-19   </w:t>
+      </w:r>
+      <w:r>
+        <w:t>AR-1 · Cinemática Orofacial: la boquita de beso mueve el coche</w:t>
+      </w:r>
+    </w:p>
+    <w:p>
+      <w:pPr>
+        <w:spacing w:after="60"/>
+        <w:ind w:left="227"/>
+      </w:pPr>
+      <w:r>
+        <w:rPr>
+          <w:b/>
+          <w:color w:val="00C4BE"/>
+        </w:rPr>
+        <w:t xml:space="preserve">CU-20   </w:t>
+      </w:r>
+      <w:r>
+        <w:t>AR-2 · Localización del sonido: de «¿giró?» a milisegundos</w:t>
+      </w:r>
+    </w:p>
+    <w:p>
+      <w:pPr>
+        <w:spacing w:after="60"/>
+        <w:ind w:left="227"/>
+      </w:pPr>
+      <w:r>
+        <w:rPr>
+          <w:b/>
+          <w:color w:val="00C4BE"/>
+        </w:rPr>
+        <w:t xml:space="preserve">CU-21   </w:t>
+      </w:r>
+      <w:r>
+        <w:t>AR-3 · Selección semántica por fijación: elegir mirando</w:t>
+      </w:r>
+    </w:p>
+    <w:p>
+      <w:pPr>
+        <w:spacing w:after="60"/>
+        <w:ind w:left="227"/>
+      </w:pPr>
+      <w:r>
+        <w:rPr>
+          <w:b/>
+          <w:color w:val="00C4BE"/>
+        </w:rPr>
+        <w:t xml:space="preserve">CU-22   </w:t>
+      </w:r>
+      <w:r>
+        <w:t>Ajustar los umbrales de Realidad Aumentada y ver las señales en vivo</w:t>
+      </w:r>
+    </w:p>
+    <w:p>
+      <w:pPr>
+        <w:spacing w:after="40"/>
+      </w:pPr>
+      <w:r>
+        <w:rPr>
+          <w:b/>
+          <w:i w:val="0"/>
+          <w:color w:val="00A39E"/>
+          <w:sz w:val="17"/>
+        </w:rPr>
         <w:t>ANEXOS</w:t>
       </w:r>
     </w:p>
@@ -583,7 +677,7 @@
         <w:rPr>
           <w:b w:val="0"/>
         </w:rPr>
-        <w:t xml:space="preserve"> de niñas y niños. Reúne en un solo lugar el registro del paciente, una comprobación auditiva previa (Test de Ling), seis bloques de terapia, un espacio de formación para el cuidador (Academy) y un panel de resultados para seguir la evolución.</w:t>
+        <w:t xml:space="preserve"> de niñas y niños. Reúne en un solo lugar el registro del paciente, una comprobación auditiva previa (Test de Ling), siete bloques de terapia, un espacio de formación para el cuidador (Academy) y un panel de resultados para seguir la evolución.</w:t>
       </w:r>
     </w:p>
     <w:p>
@@ -670,7 +764,7 @@
         <w:pStyle w:val="Heading3"/>
       </w:pPr>
       <w:r>
-        <w:t>Los seis bloques de terapia</w:t>
+        <w:t>Los siete bloques de terapia</w:t>
       </w:r>
     </w:p>
     <w:p>
@@ -928,6 +1022,42 @@
                 <w:sz w:val="19"/>
               </w:rPr>
               <w:t>Fonología y acceso léxico: intruso fonológico, rastreo léxico con interferencia, síntesis fonémica rítmica, criba de pseudopalabras, rastreo visual de rotaciones (b/d · p/q) y denominación rápida (RAN).</w:t>
+            </w:r>
+          </w:p>
+        </w:tc>
+      </w:tr>
+      <w:tr>
+        <w:tc>
+          <w:tcPr>
+            <w:tcW w:type="dxa" w:w="2721"/>
+          </w:tcPr>
+          <w:p>
+            <w:r>
+              <w:rPr>
+                <w:b/>
+                <w:sz w:val="19"/>
+              </w:rPr>
+              <w:t>🎯 Realidad Aumentada</w:t>
+            </w:r>
+            <w:r>
+              <w:rPr>
+                <w:b w:val="0"/>
+                <w:sz w:val="19"/>
+              </w:rPr>
+              <w:t xml:space="preserve"> — 3 ejercicios (solo Android, en teléfono)</w:t>
+            </w:r>
+          </w:p>
+        </w:tc>
+        <w:tc>
+          <w:tcPr>
+            <w:tcW w:type="dxa" w:w="6917"/>
+          </w:tcPr>
+          <w:p>
+            <w:r>
+              <w:rPr>
+                <w:sz w:val="19"/>
+              </w:rPr>
+              <w:t>La cámara frontal como sensor de movimiento: postura labial (AR-1), giro de la cabeza hacia un sonido (AR-2) y elección de dibujo con la mirada (AR-3). El premio en 3D se gana con el gesto, no con la voz; en dos de los tres el micrófono está apagado. Requiere permiso de cámara y una prueba de aptitud del aparato (CU-18 a CU-22).</w:t>
             </w:r>
           </w:p>
         </w:tc>
@@ -2033,7 +2163,7 @@
               <w:rPr>
                 <w:sz w:val="19"/>
               </w:rPr>
-              <w:t>Valeria+ no guarda, no reproduce y no envía a ningún servidor propio ningún archivo de audio del menor: el sonido se procesa durante el turno de habla y se descarta, y lo único que la app conserva es el resultado de la valoración (acierto o error). Quien reconoce las palabras es el servicio de reconocimiento del propio teléfono. Desde esta versión, la app le pide que trabaje sin conexión, dentro del dispositivo, para que la voz del menor no salga de él. Que lo consiga depende del teléfono y de la variedad de habla: hace falta que el paquete de idioma esté descargado en el aparato. Es lo habitual en castellano; en galego y en euskera es mucho menos frecuente, y ahí el reconocimiento puede seguir haciéndose a través del servicio en línea del sistema, conforme a la política de privacidad de ese servicio, ajena a Valeria+. En otras palabras: la app pide siempre lo más privado que el teléfono permita, pero no puede prometer lo mismo en todos los dispositivos ni en todas las variedades. Si la privacidad del audio es determinante en su caso, instale el paquete de idioma sin conexión desde los ajustes del teléfono.</w:t>
+              <w:t>Valeria+ no guarda, no reproduce y no envía a ningún servidor propio ningún archivo de audio del menor: el sonido se procesa durante el turno de habla y se descarta, y lo único que la app conserva es el resultado de la valoración (acierto o error). Quien reconoce las palabras es el servicio de reconocimiento del propio teléfono. Desde esta versión, la app le pide que trabaje sin conexión, dentro del dispositivo, para que la voz del menor no salga de él. Que lo consiga depende del teléfono y de la variedad de habla: hace falta que el paquete de idioma esté descargado en el aparato. Es lo habitual en castellano; en galego y en euskera es mucho menos frecuente, y ahí el reconocimiento puede seguir haciéndose a través del servicio en línea del sistema, conforme a la política de privacidad de ese servicio, ajena a Valeria+. En otras palabras: la app pide siempre lo más privado que el teléfono permita, pero no puede prometer lo mismo en todos los dispositivos ni en todas las variedades. Por eso la tarjeta “Voz de la app” muestra, para la variedad activa, si se está escuchando dentro del teléfono o a través del servicio del sistema, y por qué cuando es lo segundo. Si lo único que falta es el paquete de idioma, la app le ofrece descargarlo; si prefiere no hacerlo, los ejercicios funcionan igual y no se vuelve a insistir.</w:t>
             </w:r>
           </w:p>
         </w:tc>
@@ -2057,6 +2187,53 @@
         <w:tc>
           <w:tcPr>
             <w:tcW w:type="dxa" w:w="9638"/>
+            <w:shd w:val="clear" w:fill="F5F0FF"/>
+          </w:tcPr>
+          <w:p>
+            <w:pPr>
+              <w:spacing w:after="40"/>
+            </w:pPr>
+            <w:r>
+              <w:rPr>
+                <w:b/>
+                <w:color w:val="6D3FC4"/>
+                <w:sz w:val="17"/>
+              </w:rPr>
+              <w:t>LA CÁMARA EN LOS EJERCICIOS DE REALIDAD AUMENTADA</w:t>
+            </w:r>
+          </w:p>
+          <w:p>
+            <w:pPr>
+              <w:spacing w:after="40"/>
+            </w:pPr>
+            <w:r>
+              <w:rPr>
+                <w:sz w:val="19"/>
+              </w:rPr>
+              <w:t>El séptimo bloque usa la cámara frontal como sensor de movimiento. Tres afirmaciones que no son intenciones sino restricciones del propio código, comprobables en el repositorio público: no se graba ni se guarda ninguna imagen —cada fotograma se analiza y se descarta al instante—, ningún vídeo sale del teléfono y no se reconoce la cara de nadie. Lo único que se conserva son números: grados de giro, milisegundos, proporciones y qué dibujo se miró. Por eso este tratamiento no es identificación biométrica: mide conducta motora, no identidades. El permiso se pide una vez por paciente, con esas tres afirmaciones a la vista, y puede retirarse en cualquier momento desde los ajustes de Android (CU-18).</w:t>
+            </w:r>
+          </w:p>
+        </w:tc>
+      </w:tr>
+    </w:tbl>
+    <w:p>
+      <w:pPr>
+        <w:spacing w:after="40"/>
+      </w:pPr>
+    </w:p>
+    <w:tbl>
+      <w:tblPr>
+        <w:tblW w:type="auto" w:w="0"/>
+        <w:jc w:val="center"/>
+        <w:tblLook w:firstColumn="1" w:firstRow="1" w:lastColumn="0" w:lastRow="0" w:noHBand="0" w:noVBand="1" w:val="04A0"/>
+      </w:tblPr>
+      <w:tblGrid>
+        <w:gridCol w:w="9638"/>
+      </w:tblGrid>
+      <w:tr>
+        <w:tc>
+          <w:tcPr>
+            <w:tcW w:type="dxa" w:w="9638"/>
             <w:shd w:val="clear" w:fill="F0FDF9"/>
           </w:tcPr>
           <w:p>
@@ -2128,7 +2305,7 @@
           <w:b w:val="0"/>
           <w:i w:val="0"/>
         </w:rPr>
-        <w:t>Tras el alta o la selección del paciente se llega al hub de Prescripción, desde donde se abre cualquiera de los seis bloques (o Academy). El Test de Ling solo precede a los ejercicios de audición cuando el paciente usa audífono o implante coclear.</w:t>
+        <w:t>Tras el alta o la selección del paciente se llega al hub de Prescripción, desde donde se abre cualquiera de los siete bloques (o Academy). El Test de Ling solo precede a los ejercicios de audición cuando el paciente usa audífono o implante coclear, y el bloque de Realidad Aumentada pasa antes por su propia preparación (permiso de cámara y prueba de aptitud).</w:t>
       </w:r>
     </w:p>
     <w:p>
@@ -2142,7 +2319,7 @@
           <w:i w:val="0"/>
           <w:color w:val="00A39E"/>
         </w:rPr>
-        <w:t>Bienvenida  →  Créditos  →  Ficha / Selección  →  Hub de bloques  →  Pares Mínimos · Expansión Semántica · Audición* · Lenguaje · TEA · Dislexia  →  Resultados</w:t>
+        <w:t>Bienvenida  →  Créditos  →  Ficha / Selección  →  Hub de bloques  →  Pares Mínimos · Expansión Semántica · Audición* · Lenguaje · TEA · Dislexia · Realidad Aumentada**  →  Resultados</w:t>
       </w:r>
     </w:p>
     <w:p>
@@ -2157,6 +2334,20 @@
           <w:sz w:val="18"/>
         </w:rPr>
         <w:t>* Los ejercicios de Audición pasan antes por el Test de Ling si la patología indica audífono o implante.</w:t>
+      </w:r>
+    </w:p>
+    <w:p>
+      <w:pPr>
+        <w:spacing w:after="120"/>
+      </w:pPr>
+      <w:r>
+        <w:rPr>
+          <w:b w:val="0"/>
+          <w:i w:val="0"/>
+          <w:color w:val="6B7280"/>
+          <w:sz w:val="18"/>
+        </w:rPr>
+        <w:t>** Realidad Aumentada solo aparece en teléfonos Android con la app instalada, y pasa antes por el permiso de cámara y la prueba de aptitud (CU-18).</w:t>
       </w:r>
     </w:p>
     <w:tbl>
@@ -2463,7 +2654,7 @@
               <w:rPr>
                 <w:sz w:val="19"/>
               </w:rPr>
-              <w:t>Pantalla “Prescripción de Terapias”: seis tarjetas (Pares Mínimos, Expansión Semántica, Audición, Lenguaje, TEA y Dislexia) más la tarjeta Academy, desde donde se practica o prescribe.</w:t>
+              <w:t>Pantalla “Prescripción de Terapias”: siete tarjetas (Pares Mínimos, Expansión Semántica, Audición, Lenguaje, TEA, Dislexia y Realidad Aumentada) más la tarjeta Academy, desde donde se practica o prescribe.</w:t>
             </w:r>
           </w:p>
         </w:tc>
@@ -3248,6 +3439,230 @@
                 <w:sz w:val="19"/>
               </w:rPr>
               <w:t>Tarea en la que el adulto rompe la comunicación a propósito (murmura o pide algo absurdo) para observar cómo el niño la repara.</w:t>
+            </w:r>
+          </w:p>
+        </w:tc>
+      </w:tr>
+      <w:tr>
+        <w:tc>
+          <w:tcPr>
+            <w:tcW w:type="dxa" w:w="2381"/>
+          </w:tcPr>
+          <w:p>
+            <w:r>
+              <w:rPr>
+                <w:sz w:val="19"/>
+              </w:rPr>
+              <w:t>Realidad Aumentada (RA)</w:t>
+            </w:r>
+          </w:p>
+        </w:tc>
+        <w:tc>
+          <w:tcPr>
+            <w:tcW w:type="dxa" w:w="7257"/>
+          </w:tcPr>
+          <w:p>
+            <w:r>
+              <w:rPr>
+                <w:sz w:val="19"/>
+              </w:rPr>
+              <w:t>Séptimo bloque, solo en teléfonos Android. La cámara frontal mide gestos —labios, giro de cabeza, mirada— y esos gestos mueven figuras en 3D. No graba imagen y no identifica a nadie.</w:t>
+            </w:r>
+          </w:p>
+        </w:tc>
+      </w:tr>
+      <w:tr>
+        <w:tc>
+          <w:tcPr>
+            <w:tcW w:type="dxa" w:w="2381"/>
+          </w:tcPr>
+          <w:p>
+            <w:r>
+              <w:rPr>
+                <w:sz w:val="19"/>
+              </w:rPr>
+              <w:t>Prueba de aptitud</w:t>
+            </w:r>
+          </w:p>
+        </w:tc>
+        <w:tc>
+          <w:tcPr>
+            <w:tcW w:type="dxa" w:w="7257"/>
+          </w:tcPr>
+          <w:p>
+            <w:r>
+              <w:rPr>
+                <w:sz w:val="19"/>
+              </w:rPr>
+              <w:t>Calentamiento de minuto y medio que mide qué puede sostener este teléfono. Devuelve un nivel (A a D) que decide qué ejercicios de RA se ofrecen. Describe el aparato, no al niño.</w:t>
+            </w:r>
+          </w:p>
+        </w:tc>
+      </w:tr>
+      <w:tr>
+        <w:tc>
+          <w:tcPr>
+            <w:tcW w:type="dxa" w:w="2381"/>
+          </w:tcPr>
+          <w:p>
+            <w:r>
+              <w:rPr>
+                <w:sz w:val="19"/>
+              </w:rPr>
+              <w:t>Sostén</w:t>
+            </w:r>
+          </w:p>
+        </w:tc>
+        <w:tc>
+          <w:tcPr>
+            <w:tcW w:type="dxa" w:w="7257"/>
+          </w:tcPr>
+          <w:p>
+            <w:r>
+              <w:rPr>
+                <w:sz w:val="19"/>
+              </w:rPr>
+              <w:t>Tiempo seguido que el niño mantiene un gesto (por ejemplo la boquita de beso). En AR-1 es lo que hace avanzar el coche, y la serie de sostenes es el dato clínico.</w:t>
+            </w:r>
+          </w:p>
+        </w:tc>
+      </w:tr>
+      <w:tr>
+        <w:tc>
+          <w:tcPr>
+            <w:tcW w:type="dxa" w:w="2381"/>
+          </w:tcPr>
+          <w:p>
+            <w:r>
+              <w:rPr>
+                <w:sz w:val="19"/>
+              </w:rPr>
+              <w:t>Fijación (dwell)</w:t>
+            </w:r>
+          </w:p>
+        </w:tc>
+        <w:tc>
+          <w:tcPr>
+            <w:tcW w:type="dxa" w:w="7257"/>
+          </w:tcPr>
+          <w:p>
+            <w:r>
+              <w:rPr>
+                <w:sz w:val="19"/>
+              </w:rPr>
+              <w:t>Mantener la mirada sobre un dibujo el tiempo suficiente para elegirlo, sin tocar la pantalla. Es cómo se responde en AR-3.</w:t>
+            </w:r>
+          </w:p>
+        </w:tc>
+      </w:tr>
+      <w:tr>
+        <w:tc>
+          <w:tcPr>
+            <w:tcW w:type="dxa" w:w="2381"/>
+          </w:tcPr>
+          <w:p>
+            <w:r>
+              <w:rPr>
+                <w:sz w:val="19"/>
+              </w:rPr>
+              <w:t>Calibración de mirada</w:t>
+            </w:r>
+          </w:p>
+        </w:tc>
+        <w:tc>
+          <w:tcPr>
+            <w:tcW w:type="dxa" w:w="7257"/>
+          </w:tcPr>
+          <w:p>
+            <w:r>
+              <w:rPr>
+                <w:sz w:val="19"/>
+              </w:rPr>
+              <w:t>Rutina de 5 puntos con la osita (~15 s) que enseña al teléfono dónde mira ese niño. Obligatoria en AR-3 y propia de cada paciente y cada aparato.</w:t>
+            </w:r>
+          </w:p>
+        </w:tc>
+      </w:tr>
+      <w:tr>
+        <w:tc>
+          <w:tcPr>
+            <w:tcW w:type="dxa" w:w="2381"/>
+          </w:tcPr>
+          <w:p>
+            <w:r>
+              <w:rPr>
+                <w:sz w:val="19"/>
+              </w:rPr>
+              <w:t>Latencia</w:t>
+            </w:r>
+          </w:p>
+        </w:tc>
+        <w:tc>
+          <w:tcPr>
+            <w:tcW w:type="dxa" w:w="7257"/>
+          </w:tcPr>
+          <w:p>
+            <w:r>
+              <w:rPr>
+                <w:sz w:val="19"/>
+              </w:rPr>
+              <w:t>Milisegundos que tarda el niño en girar la cabeza hacia un sonido (AR-2). Es la versión medible de la pregunta «¿giró?».</w:t>
+            </w:r>
+          </w:p>
+        </w:tc>
+      </w:tr>
+      <w:tr>
+        <w:tc>
+          <w:tcPr>
+            <w:tcW w:type="dxa" w:w="2381"/>
+          </w:tcPr>
+          <w:p>
+            <w:r>
+              <w:rPr>
+                <w:sz w:val="19"/>
+              </w:rPr>
+              <w:t>Ensayo trampa</w:t>
+            </w:r>
+          </w:p>
+        </w:tc>
+        <w:tc>
+          <w:tcPr>
+            <w:tcW w:type="dxa" w:w="7257"/>
+          </w:tcPr>
+          <w:p>
+            <w:r>
+              <w:rPr>
+                <w:sz w:val="19"/>
+              </w:rPr>
+              <w:t>Ensayo de AR-2 en el que no suena nada. Sirve para distinguir que el niño oye de que mueve la cabeza por su cuenta. Sin ellos, la prueba sería una demostración, no una medida.</w:t>
+            </w:r>
+          </w:p>
+        </w:tc>
+      </w:tr>
+      <w:tr>
+        <w:tc>
+          <w:tcPr>
+            <w:tcW w:type="dxa" w:w="2381"/>
+          </w:tcPr>
+          <w:p>
+            <w:r>
+              <w:rPr>
+                <w:sz w:val="19"/>
+              </w:rPr>
+              <w:t>Ensayo anulado</w:t>
+            </w:r>
+          </w:p>
+        </w:tc>
+        <w:tc>
+          <w:tcPr>
+            <w:tcW w:type="dxa" w:w="7257"/>
+          </w:tcPr>
+          <w:p>
+            <w:r>
+              <w:rPr>
+                <w:sz w:val="19"/>
+              </w:rPr>
+              <w:t>Ensayo que la app descarta porque el teléfono se movió durante la respuesta. Se anula a propósito: un ensayo contaminado estropea el registro entero.</w:t>
             </w:r>
           </w:p>
         </w:tc>
@@ -5392,12 +5807,24 @@
         <w:rPr>
           <w:b w:val="0"/>
         </w:rPr>
-        <w:t xml:space="preserve">La app evalúa: </w:t>
+        <w:t xml:space="preserve">La app evalúa comparando lo que oyó con </w:t>
       </w:r>
       <w:r>
         <w:rPr>
           <w:b/>
         </w:rPr>
+        <w:t>las dos palabras del par</w:t>
+      </w:r>
+      <w:r>
+        <w:rPr>
+          <w:b w:val="0"/>
+        </w:rPr>
+        <w:t xml:space="preserve"> y quedándose con la más parecida: </w:t>
+      </w:r>
+      <w:r>
+        <w:rPr>
+          <w:b/>
+        </w:rPr>
         <w:t>acierto</w:t>
       </w:r>
       <w:r>
@@ -5428,7 +5855,7 @@
         <w:rPr>
           <w:b w:val="0"/>
         </w:rPr>
-        <w:t xml:space="preserve"> (reintento).</w:t>
+        <w:t xml:space="preserve"> (reintento). Si lo oído se parece igual a las dos, la app no se moja: dice «casi» y deja el veredicto al adulto.</w:t>
       </w:r>
     </w:p>
     <w:p>
@@ -5630,6 +6057,53 @@
                 <w:sz w:val="19"/>
               </w:rPr>
               <w:t>Nada avanza sin las manos de los dos: el sello doble obliga a que el adulto participe en cada ensayo. La rotación de roles convierte al niño en “juez” que discrimina qué palabra dijo el adulto.</w:t>
+            </w:r>
+          </w:p>
+        </w:tc>
+      </w:tr>
+    </w:tbl>
+    <w:p>
+      <w:pPr>
+        <w:spacing w:after="40"/>
+      </w:pPr>
+    </w:p>
+    <w:tbl>
+      <w:tblPr>
+        <w:tblW w:type="auto" w:w="0"/>
+        <w:jc w:val="center"/>
+        <w:tblLook w:firstColumn="1" w:firstRow="1" w:lastColumn="0" w:lastRow="0" w:noHBand="0" w:noVBand="1" w:val="04A0"/>
+      </w:tblPr>
+      <w:tblGrid>
+        <w:gridCol w:w="9638"/>
+      </w:tblGrid>
+      <w:tr>
+        <w:tc>
+          <w:tcPr>
+            <w:tcW w:type="dxa" w:w="9638"/>
+            <w:shd w:val="clear" w:fill="F0FDF9"/>
+          </w:tcPr>
+          <w:p>
+            <w:pPr>
+              <w:spacing w:after="40"/>
+            </w:pPr>
+            <w:r>
+              <w:rPr>
+                <w:b/>
+                <w:color w:val="00A39E"/>
+                <w:sz w:val="17"/>
+              </w:rPr>
+              <w:t>CÓMO DECIDE LA APP ENTRE LAS DOS PALABRAS</w:t>
+            </w:r>
+          </w:p>
+          <w:p>
+            <w:pPr>
+              <w:spacing w:after="40"/>
+            </w:pPr>
+            <w:r>
+              <w:rPr>
+                <w:sz w:val="19"/>
+              </w:rPr>
+              <w:t>Los pares se diferencian a menudo en una sola letra (rana/lana, cubo/tubo, boca/bota). Por eso la app no pregunta «¿se parece bastante al objetivo?» —con esa pregunta, decir el distractor pasaría por acierto— sino a cuál de las dos se parece más. El empate se resuelve con un «casi», nunca inventando un veredicto. A cambio, alguna pronunciación aproximada que antes daba estrella ahora da «casi» y pide otro intento: es el precio de que el ejercicio detecte de verdad la sustitución, y el adulto puede corregirlo siempre.</w:t>
             </w:r>
           </w:p>
         </w:tc>
@@ -7306,7 +7780,7 @@
         <w:rPr>
           <w:b w:val="0"/>
         </w:rPr>
-        <w:t xml:space="preserve"> el botón ▶ de cada fila inicia esa terapia, incluso en Modo Familia. El mismo PIN prescribe en los seis bloques (Pares Mínimos, Expansión Semántica, Audición, Lenguaje, TEA y Dislexia).</w:t>
+        <w:t xml:space="preserve"> el botón ▶ de cada fila inicia esa terapia, incluso en Modo Familia. El mismo PIN prescribe en los siete bloques (Pares Mínimos, Expansión Semántica, Audición, Lenguaje, TEA, Dislexia y Realidad Aumentada).</w:t>
       </w:r>
     </w:p>
     <w:p>
@@ -13707,7 +14181,7 @@
           <w:color w:val="00C4BE"/>
           <w:sz w:val="17"/>
         </w:rPr>
-        <w:t>ANEXO A</w:t>
+        <w:t>REALIDAD AUMENTADA</w:t>
       </w:r>
     </w:p>
     <w:p>
@@ -13715,7 +14189,388 @@
         <w:pStyle w:val="Heading1"/>
       </w:pPr>
       <w:r>
-        <w:t>Preguntas frecuentes y resolución de problemas</w:t>
+        <w:t>El séptimo bloque</w:t>
+      </w:r>
+    </w:p>
+    <w:p>
+      <w:pPr>
+        <w:spacing w:after="120"/>
+      </w:pPr>
+      <w:r>
+        <w:rPr>
+          <w:b w:val="0"/>
+          <w:i w:val="0"/>
+        </w:rPr>
+        <w:t>Los cinco casos siguientes cubren el bloque de Realidad Aumentada, disponible solo en teléfonos Android con la app instalada. No llevan capturas, y la razón está al final del capítulo.</w:t>
+      </w:r>
+    </w:p>
+    <w:tbl>
+      <w:tblPr>
+        <w:tblW w:type="auto" w:w="0"/>
+        <w:jc w:val="center"/>
+        <w:tblLook w:firstColumn="1" w:firstRow="1" w:lastColumn="0" w:lastRow="0" w:noHBand="0" w:noVBand="1" w:val="04A0"/>
+      </w:tblPr>
+      <w:tblGrid>
+        <w:gridCol w:w="9638"/>
+      </w:tblGrid>
+      <w:tr>
+        <w:tc>
+          <w:tcPr>
+            <w:tcW w:type="dxa" w:w="9638"/>
+            <w:shd w:val="clear" w:fill="00C4BE"/>
+          </w:tcPr>
+          <w:p>
+            <w:pPr>
+              <w:spacing w:before="80"/>
+            </w:pPr>
+            <w:r>
+              <w:rPr>
+                <w:b/>
+                <w:color w:val="F0FDF9"/>
+                <w:sz w:val="17"/>
+              </w:rPr>
+              <w:t>CU-18 · Familia</w:t>
+            </w:r>
+          </w:p>
+          <w:p>
+            <w:pPr>
+              <w:spacing w:after="80"/>
+            </w:pPr>
+            <w:r>
+              <w:rPr>
+                <w:b/>
+                <w:color w:val="FFFFFF"/>
+                <w:sz w:val="28"/>
+              </w:rPr>
+              <w:t>Realidad Aumentada: permiso de cámara y prueba de aptitud del teléfono</w:t>
+            </w:r>
+          </w:p>
+        </w:tc>
+      </w:tr>
+    </w:tbl>
+    <w:tbl>
+      <w:tblPr>
+        <w:tblW w:type="auto" w:w="0"/>
+        <w:jc w:val="center"/>
+        <w:tblLook w:firstColumn="1" w:firstRow="1" w:lastColumn="0" w:lastRow="0" w:noHBand="0" w:noVBand="1" w:val="04A0"/>
+      </w:tblPr>
+      <w:tblGrid>
+        <w:gridCol w:w="4819"/>
+        <w:gridCol w:w="4819"/>
+      </w:tblGrid>
+      <w:tr>
+        <w:tc>
+          <w:tcPr>
+            <w:tcW w:type="dxa" w:w="4819"/>
+          </w:tcPr>
+          <w:p>
+            <w:r>
+              <w:rPr>
+                <w:b/>
+                <w:color w:val="6B7280"/>
+                <w:sz w:val="15"/>
+              </w:rPr>
+              <w:t>ACTOR</w:t>
+            </w:r>
+          </w:p>
+          <w:p>
+            <w:r>
+              <w:rPr>
+                <w:b/>
+                <w:sz w:val="19"/>
+              </w:rPr>
+              <w:t>Tutor (el niño solo para el calentamiento)</w:t>
+            </w:r>
+          </w:p>
+        </w:tc>
+        <w:tc>
+          <w:tcPr>
+            <w:tcW w:type="dxa" w:w="4819"/>
+          </w:tcPr>
+          <w:p>
+            <w:r>
+              <w:rPr>
+                <w:b/>
+                <w:color w:val="6B7280"/>
+                <w:sz w:val="15"/>
+              </w:rPr>
+              <w:t>PANTALLA</w:t>
+            </w:r>
+          </w:p>
+          <w:p>
+            <w:r>
+              <w:rPr>
+                <w:b/>
+                <w:sz w:val="19"/>
+              </w:rPr>
+              <w:t>Realidad Aumentada · preparación</w:t>
+            </w:r>
+          </w:p>
+        </w:tc>
+      </w:tr>
+      <w:tr>
+        <w:tc>
+          <w:tcPr>
+            <w:tcW w:type="dxa" w:w="4819"/>
+          </w:tcPr>
+          <w:p>
+            <w:r>
+              <w:rPr>
+                <w:b/>
+                <w:color w:val="6B7280"/>
+                <w:sz w:val="15"/>
+              </w:rPr>
+              <w:t>PRECONDICIÓN</w:t>
+            </w:r>
+          </w:p>
+          <w:p>
+            <w:r>
+              <w:rPr>
+                <w:b/>
+                <w:sz w:val="19"/>
+              </w:rPr>
+              <w:t>Teléfono Android con la app instalada (APK)</w:t>
+            </w:r>
+          </w:p>
+        </w:tc>
+        <w:tc>
+          <w:tcPr>
+            <w:tcW w:type="dxa" w:w="4819"/>
+          </w:tcPr>
+          <w:p>
+            <w:r>
+              <w:rPr>
+                <w:b/>
+                <w:color w:val="6B7280"/>
+                <w:sz w:val="15"/>
+              </w:rPr>
+              <w:t>RESULTADO</w:t>
+            </w:r>
+          </w:p>
+          <w:p>
+            <w:r>
+              <w:rPr>
+                <w:b/>
+                <w:sz w:val="19"/>
+              </w:rPr>
+              <w:t>Consentimiento dado, nivel de aptitud medido y ejercicios habilitados</w:t>
+            </w:r>
+          </w:p>
+        </w:tc>
+      </w:tr>
+    </w:tbl>
+    <w:p>
+      <w:pPr>
+        <w:spacing w:after="40"/>
+      </w:pPr>
+    </w:p>
+    <w:p>
+      <w:r>
+        <w:rPr>
+          <w:b w:val="0"/>
+        </w:rPr>
+        <w:t xml:space="preserve">El séptimo bloque usa la </w:t>
+      </w:r>
+      <w:r>
+        <w:rPr>
+          <w:b/>
+        </w:rPr>
+        <w:t>cámara frontal como sensor de movimiento</w:t>
+      </w:r>
+      <w:r>
+        <w:rPr>
+          <w:b w:val="0"/>
+        </w:rPr>
+        <w:t xml:space="preserve">: mide si el niño redondea los labios, gira la cabeza hacia un sonido o mantiene la mirada en un dibujo, y esos gestos son los que hacen reaccionar a unas figuras en 3D. </w:t>
+      </w:r>
+      <w:r>
+        <w:rPr>
+          <w:b/>
+        </w:rPr>
+        <w:t>En dos de los tres ejercicios el micrófono está apagado</w:t>
+      </w:r>
+      <w:r>
+        <w:rPr>
+          <w:b w:val="0"/>
+        </w:rPr>
+        <w:t>, a propósito: se premia el esfuerzo motor antes de pedirle que hable, para que no escuche su propio error y se frustre antes de haber consolidado el gesto.</w:t>
+      </w:r>
+    </w:p>
+    <w:p>
+      <w:pPr>
+        <w:spacing w:after="120"/>
+      </w:pPr>
+      <w:r>
+        <w:rPr>
+          <w:b w:val="0"/>
+          <w:i w:val="0"/>
+        </w:rPr>
+        <w:t>Antes de la primera sesión hay dos pasos que se hacen una sola vez, y merece la pena no saltárselos.</w:t>
+      </w:r>
+    </w:p>
+    <w:p>
+      <w:pPr>
+        <w:keepNext/>
+        <w:spacing w:after="60" w:before="160"/>
+      </w:pPr>
+      <w:r>
+        <w:rPr>
+          <w:b/>
+          <w:i w:val="0"/>
+          <w:color w:val="4B5563"/>
+          <w:sz w:val="21"/>
+        </w:rPr>
+        <w:t>Flujo principal</w:t>
+      </w:r>
+    </w:p>
+    <w:p>
+      <w:pPr>
+        <w:spacing w:after="60"/>
+        <w:ind w:left="454" w:hanging="255"/>
+      </w:pPr>
+      <w:r>
+        <w:rPr>
+          <w:b/>
+        </w:rPr>
+        <w:t xml:space="preserve">1. </w:t>
+      </w:r>
+      <w:r>
+        <w:rPr>
+          <w:b w:val="0"/>
+        </w:rPr>
+        <w:t xml:space="preserve">Abrir la tarjeta </w:t>
+      </w:r>
+      <w:r>
+        <w:rPr>
+          <w:b/>
+        </w:rPr>
+        <w:t>Realidad Aumentada</w:t>
+      </w:r>
+      <w:r>
+        <w:rPr>
+          <w:b w:val="0"/>
+        </w:rPr>
+        <w:t xml:space="preserve"> del hub. Si el teléfono o la versión de la app no lo admiten, la app lo dice y no ofrece nada más.</w:t>
+      </w:r>
+    </w:p>
+    <w:p>
+      <w:pPr>
+        <w:spacing w:after="60"/>
+        <w:ind w:left="454" w:hanging="255"/>
+      </w:pPr>
+      <w:r>
+        <w:rPr>
+          <w:b/>
+        </w:rPr>
+        <w:t xml:space="preserve">2. </w:t>
+      </w:r>
+      <w:r>
+        <w:rPr>
+          <w:b w:val="0"/>
+        </w:rPr>
+        <w:t xml:space="preserve">Leer </w:t>
+      </w:r>
+      <w:r>
+        <w:rPr>
+          <w:b/>
+        </w:rPr>
+        <w:t>“Qué hace la cámara en estos juegos”</w:t>
+      </w:r>
+      <w:r>
+        <w:rPr>
+          <w:b w:val="0"/>
+        </w:rPr>
+        <w:t xml:space="preserve"> y aceptar. Se pide una vez por paciente.</w:t>
+      </w:r>
+    </w:p>
+    <w:p>
+      <w:pPr>
+        <w:spacing w:after="60"/>
+        <w:ind w:left="454" w:hanging="255"/>
+      </w:pPr>
+      <w:r>
+        <w:rPr>
+          <w:b/>
+        </w:rPr>
+        <w:t xml:space="preserve">3. </w:t>
+      </w:r>
+      <w:r>
+        <w:rPr>
+          <w:b w:val="0"/>
+        </w:rPr>
+        <w:t xml:space="preserve">Hacer el </w:t>
+      </w:r>
+      <w:r>
+        <w:rPr>
+          <w:b/>
+        </w:rPr>
+        <w:t>calentamiento de minuto y medio</w:t>
+      </w:r>
+      <w:r>
+        <w:rPr>
+          <w:b w:val="0"/>
+        </w:rPr>
+        <w:t xml:space="preserve"> con la osita. Es la prueba de aptitud: mide lo que este aparato concreto puede sostener.</w:t>
+      </w:r>
+    </w:p>
+    <w:p>
+      <w:pPr>
+        <w:spacing w:after="60"/>
+        <w:ind w:left="454" w:hanging="255"/>
+      </w:pPr>
+      <w:r>
+        <w:rPr>
+          <w:b/>
+        </w:rPr>
+        <w:t xml:space="preserve">4. </w:t>
+      </w:r>
+      <w:r>
+        <w:rPr>
+          <w:b w:val="0"/>
+        </w:rPr>
+        <w:t xml:space="preserve">Colocar el teléfono </w:t>
+      </w:r>
+      <w:r>
+        <w:rPr>
+          <w:b/>
+        </w:rPr>
+        <w:t>apoyado</w:t>
+      </w:r>
+      <w:r>
+        <w:rPr>
+          <w:b w:val="0"/>
+        </w:rPr>
+        <w:t xml:space="preserve"> —en un libro, una caja o contra la pared—, horizontal y a 30-35 cm de la cara. La app avisa en verde cuando la posición vale.</w:t>
+      </w:r>
+    </w:p>
+    <w:p>
+      <w:pPr>
+        <w:spacing w:after="60"/>
+        <w:ind w:left="454" w:hanging="255"/>
+      </w:pPr>
+      <w:r>
+        <w:rPr>
+          <w:b/>
+        </w:rPr>
+        <w:t xml:space="preserve">5. </w:t>
+      </w:r>
+      <w:r>
+        <w:t>Elegir uno de los tres ejercicios habilitados para el nivel obtenido.</w:t>
+      </w:r>
+    </w:p>
+    <w:p>
+      <w:pPr>
+        <w:keepNext/>
+        <w:spacing w:after="60" w:before="160"/>
+      </w:pPr>
+      <w:r>
+        <w:rPr>
+          <w:b/>
+          <w:i w:val="0"/>
+          <w:color w:val="4B5563"/>
+          <w:sz w:val="21"/>
+        </w:rPr>
+        <w:t>Qué habilita cada nivel de aptitud</w:t>
       </w:r>
     </w:p>
     <w:tbl>
@@ -13732,7 +14587,7 @@
       <w:tr>
         <w:tc>
           <w:tcPr>
-            <w:tcW w:type="dxa" w:w="3402"/>
+            <w:tcW w:type="dxa" w:w="2268"/>
             <w:shd w:val="clear" w:fill="E6F9F8"/>
           </w:tcPr>
           <w:p>
@@ -13742,13 +14597,13 @@
                 <w:color w:val="00A39E"/>
                 <w:sz w:val="18"/>
               </w:rPr>
-              <w:t>Situación</w:t>
-            </w:r>
-          </w:p>
-        </w:tc>
-        <w:tc>
-          <w:tcPr>
-            <w:tcW w:type="dxa" w:w="6236"/>
+              <w:t>Nivel</w:t>
+            </w:r>
+          </w:p>
+        </w:tc>
+        <w:tc>
+          <w:tcPr>
+            <w:tcW w:type="dxa" w:w="7370"/>
             <w:shd w:val="clear" w:fill="E6F9F8"/>
           </w:tcPr>
           <w:p>
@@ -13758,7 +14613,7 @@
                 <w:color w:val="00A39E"/>
                 <w:sz w:val="18"/>
               </w:rPr>
-              <w:t>Qué hacer</w:t>
+              <w:t>Qué se puede hacer</w:t>
             </w:r>
           </w:p>
         </w:tc>
@@ -13766,27 +14621,28 @@
       <w:tr>
         <w:tc>
           <w:tcPr>
-            <w:tcW w:type="dxa" w:w="3402"/>
-          </w:tcPr>
-          <w:p>
-            <w:r>
-              <w:rPr>
-                <w:sz w:val="19"/>
-              </w:rPr>
-              <w:t>No recuerdo el PIN profesional</w:t>
-            </w:r>
-          </w:p>
-        </w:tc>
-        <w:tc>
-          <w:tcPr>
-            <w:tcW w:type="dxa" w:w="6236"/>
-          </w:tcPr>
-          <w:p>
-            <w:r>
-              <w:rPr>
-                <w:sz w:val="19"/>
-              </w:rPr>
-              <w:t>El PIN lo define el logopeda. En la demo es 1985 y es el mismo en todos los bloques. Si se olvida en producción, debe restablecerse desde la configuración de la app.</w:t>
+            <w:tcW w:type="dxa" w:w="2268"/>
+          </w:tcPr>
+          <w:p>
+            <w:r>
+              <w:rPr>
+                <w:b/>
+                <w:sz w:val="19"/>
+              </w:rPr>
+              <w:t>A · Instrumento</w:t>
+            </w:r>
+          </w:p>
+        </w:tc>
+        <w:tc>
+          <w:tcPr>
+            <w:tcW w:type="dxa" w:w="7370"/>
+          </w:tcPr>
+          <w:p>
+            <w:r>
+              <w:rPr>
+                <w:sz w:val="19"/>
+              </w:rPr>
+              <w:t>Los tres ejercicios, y los tiempos de AR-2 sirven como medida.</w:t>
             </w:r>
           </w:p>
         </w:tc>
@@ -13794,27 +14650,28 @@
       <w:tr>
         <w:tc>
           <w:tcPr>
-            <w:tcW w:type="dxa" w:w="3402"/>
-          </w:tcPr>
-          <w:p>
-            <w:r>
-              <w:rPr>
-                <w:sz w:val="19"/>
-              </w:rPr>
-              <w:t>El micrófono no reconoce la voz</w:t>
-            </w:r>
-          </w:p>
-        </w:tc>
-        <w:tc>
-          <w:tcPr>
-            <w:tcW w:type="dxa" w:w="6236"/>
-          </w:tcPr>
-          <w:p>
-            <w:r>
-              <w:rPr>
-                <w:sz w:val="19"/>
-              </w:rPr>
-              <w:t>En Expo Go y en el navegador web no hay reconocimiento de voz: use el modo juez (el adulto valora con botones). En la app instalada, revise el permiso de micrófono.</w:t>
+            <w:tcW w:type="dxa" w:w="2268"/>
+          </w:tcPr>
+          <w:p>
+            <w:r>
+              <w:rPr>
+                <w:b/>
+                <w:sz w:val="19"/>
+              </w:rPr>
+              <w:t>B · Clínico</w:t>
+            </w:r>
+          </w:p>
+        </w:tc>
+        <w:tc>
+          <w:tcPr>
+            <w:tcW w:type="dxa" w:w="7370"/>
+          </w:tcPr>
+          <w:p>
+            <w:r>
+              <w:rPr>
+                <w:sz w:val="19"/>
+              </w:rPr>
+              <w:t>Los tres ejercicios; AR-2 solo como juego (sus tiempos no son defendibles).</w:t>
             </w:r>
           </w:p>
         </w:tc>
@@ -13822,27 +14679,28 @@
       <w:tr>
         <w:tc>
           <w:tcPr>
-            <w:tcW w:type="dxa" w:w="3402"/>
-          </w:tcPr>
-          <w:p>
-            <w:r>
-              <w:rPr>
-                <w:sz w:val="19"/>
-              </w:rPr>
-              <w:t>El micrófono falla más en galego o en euskera</w:t>
-            </w:r>
-          </w:p>
-        </w:tc>
-        <w:tc>
-          <w:tcPr>
-            <w:tcW w:type="dxa" w:w="6236"/>
-          </w:tcPr>
-          <w:p>
-            <w:r>
-              <w:rPr>
-                <w:sz w:val="19"/>
-              </w:rPr>
-              <w:t>Es esperable: el reconocimiento sin conexión necesita el paquete de idioma de esa variedad instalado en el teléfono, y en galego y euskera es poco frecuente. Puede instalarlo desde los ajustes de voz del sistema. Recuerde que el adulto siempre puede corregir el veredicto, y que un fallo del micrófono no le gasta el intento al niño.</w:t>
+            <w:tcW w:type="dxa" w:w="2268"/>
+          </w:tcPr>
+          <w:p>
+            <w:r>
+              <w:rPr>
+                <w:b/>
+                <w:sz w:val="19"/>
+              </w:rPr>
+              <w:t>C · Reducido</w:t>
+            </w:r>
+          </w:p>
+        </w:tc>
+        <w:tc>
+          <w:tcPr>
+            <w:tcW w:type="dxa" w:w="7370"/>
+          </w:tcPr>
+          <w:p>
+            <w:r>
+              <w:rPr>
+                <w:sz w:val="19"/>
+              </w:rPr>
+              <w:t>AR-1 y AR-3, este último con 2 dibujos en vez de 3.</w:t>
             </w:r>
           </w:p>
         </w:tc>
@@ -13850,503 +14708,28 @@
       <w:tr>
         <w:tc>
           <w:tcPr>
-            <w:tcW w:type="dxa" w:w="3402"/>
-          </w:tcPr>
-          <w:p>
-            <w:r>
-              <w:rPr>
-                <w:sz w:val="19"/>
-              </w:rPr>
-              <w:t>La app oyó mal en Pares Mínimos</w:t>
-            </w:r>
-          </w:p>
-        </w:tc>
-        <w:tc>
-          <w:tcPr>
-            <w:tcW w:type="dxa" w:w="6236"/>
-          </w:tcPr>
-          <w:p>
-            <w:r>
-              <w:rPr>
-                <w:sz w:val="19"/>
-              </w:rPr>
-              <w:t>El padre es el juez final: use “dijo rana / dijo lana” para corregir el veredicto. Un falso positivo no penaliza al niño.</w:t>
-            </w:r>
-          </w:p>
-        </w:tc>
-      </w:tr>
-      <w:tr>
-        <w:tc>
-          <w:tcPr>
-            <w:tcW w:type="dxa" w:w="3402"/>
-          </w:tcPr>
-          <w:p>
-            <w:r>
-              <w:rPr>
-                <w:sz w:val="19"/>
-              </w:rPr>
-              <w:t>No avanza tras la misión física</w:t>
-            </w:r>
-          </w:p>
-        </w:tc>
-        <w:tc>
-          <w:tcPr>
-            <w:tcW w:type="dxa" w:w="6236"/>
-          </w:tcPr>
-          <w:p>
-            <w:r>
-              <w:rPr>
-                <w:sz w:val="19"/>
-              </w:rPr>
-              <w:t>Es el sello doble: padre e hijo deben pulsar las dos huellas a la vez. Con una sola mano, mantenga pulsada una huella 2 segundos.</w:t>
-            </w:r>
-          </w:p>
-        </w:tc>
-      </w:tr>
-      <w:tr>
-        <w:tc>
-          <w:tcPr>
-            <w:tcW w:type="dxa" w:w="3402"/>
-          </w:tcPr>
-          <w:p>
-            <w:r>
-              <w:rPr>
-                <w:sz w:val="19"/>
-              </w:rPr>
-              <w:t>No aparece el Test de Ling</w:t>
-            </w:r>
-          </w:p>
-        </w:tc>
-        <w:tc>
-          <w:tcPr>
-            <w:tcW w:type="dxa" w:w="6236"/>
-          </w:tcPr>
-          <w:p>
-            <w:r>
-              <w:rPr>
-                <w:sz w:val="19"/>
-              </w:rPr>
-              <w:t>Solo se muestra en los ejercicios de Audición si la patología indica audífono o implante coclear (CU-08).</w:t>
-            </w:r>
-          </w:p>
-        </w:tc>
-      </w:tr>
-      <w:tr>
-        <w:tc>
-          <w:tcPr>
-            <w:tcW w:type="dxa" w:w="3402"/>
-          </w:tcPr>
-          <w:p>
-            <w:r>
-              <w:rPr>
-                <w:sz w:val="19"/>
-              </w:rPr>
-              <w:t>La racha volvió a cero</w:t>
-            </w:r>
-          </w:p>
-        </w:tc>
-        <w:tc>
-          <w:tcPr>
-            <w:tcW w:type="dxa" w:w="6236"/>
-          </w:tcPr>
-          <w:p>
-            <w:r>
-              <w:rPr>
-                <w:sz w:val="19"/>
-              </w:rPr>
-              <w:t>Se perdió porque pasó más de un día sin practicar. Active los recordatorios (CU-10) para evitarlo.</w:t>
-            </w:r>
-          </w:p>
-        </w:tc>
-      </w:tr>
-      <w:tr>
-        <w:tc>
-          <w:tcPr>
-            <w:tcW w:type="dxa" w:w="3402"/>
-          </w:tcPr>
-          <w:p>
-            <w:r>
-              <w:rPr>
-                <w:sz w:val="19"/>
-              </w:rPr>
-              <w:t>No puedo cambiar qué se practica</w:t>
-            </w:r>
-          </w:p>
-        </w:tc>
-        <w:tc>
-          <w:tcPr>
-            <w:tcW w:type="dxa" w:w="6236"/>
-          </w:tcPr>
-          <w:p>
-            <w:r>
-              <w:rPr>
-                <w:sz w:val="19"/>
-              </w:rPr>
-              <w:t>Está en Modo Familia (solo lectura). Desbloquee el Modo Profesional con el PIN (CU-06 / CU-13).</w:t>
-            </w:r>
-          </w:p>
-        </w:tc>
-      </w:tr>
-      <w:tr>
-        <w:tc>
-          <w:tcPr>
-            <w:tcW w:type="dxa" w:w="3402"/>
-          </w:tcPr>
-          <w:p>
-            <w:r>
-              <w:rPr>
-                <w:sz w:val="19"/>
-              </w:rPr>
-              <w:t>¿Se pierden los datos al cerrar la app?</w:t>
-            </w:r>
-          </w:p>
-        </w:tc>
-        <w:tc>
-          <w:tcPr>
-            <w:tcW w:type="dxa" w:w="6236"/>
-          </w:tcPr>
-          <w:p>
-            <w:r>
-              <w:rPr>
-                <w:sz w:val="19"/>
-              </w:rPr>
-              <w:t>No. Ficha, prescripción, historial, evolución por fonema y progreso se guardan cifrados en el dispositivo.</w:t>
-            </w:r>
-          </w:p>
-        </w:tc>
-      </w:tr>
-      <w:tr>
-        <w:tc>
-          <w:tcPr>
-            <w:tcW w:type="dxa" w:w="3402"/>
-          </w:tcPr>
-          <w:p>
-            <w:r>
-              <w:rPr>
-                <w:sz w:val="19"/>
-              </w:rPr>
-              <w:t>El mismo ejercicio se repetía siempre igual</w:t>
-            </w:r>
-          </w:p>
-        </w:tc>
-        <w:tc>
-          <w:tcPr>
-            <w:tcW w:type="dxa" w:w="6236"/>
-          </w:tcPr>
-          <w:p>
-            <w:r>
-              <w:rPr>
-                <w:sz w:val="19"/>
-              </w:rPr>
-              <w:t>Use “🔄 Otra ronda”: cada mini-juego rota hasta 3 contenidos distintos. Para practicar todo lo prescrito de golpe, use “🎯 Sesión completa”.</w:t>
-            </w:r>
-          </w:p>
-        </w:tc>
-      </w:tr>
-      <w:tr>
-        <w:tc>
-          <w:tcPr>
-            <w:tcW w:type="dxa" w:w="3402"/>
-          </w:tcPr>
-          <w:p>
-            <w:r>
-              <w:rPr>
-                <w:sz w:val="19"/>
-              </w:rPr>
-              <w:t>¿Necesito conexión o crear una cuenta?</w:t>
-            </w:r>
-          </w:p>
-        </w:tc>
-        <w:tc>
-          <w:tcPr>
-            <w:tcW w:type="dxa" w:w="6236"/>
-          </w:tcPr>
-          <w:p>
-            <w:r>
-              <w:rPr>
-                <w:sz w:val="19"/>
-              </w:rPr>
-              <w:t>No. La app funciona en local sin conexión. El acceso profesional con correo y contraseña (sincronización en la nube) es opcional y solo se usa para pruebas con profesionales.</w:t>
-            </w:r>
-          </w:p>
-        </w:tc>
-      </w:tr>
-      <w:tr>
-        <w:tc>
-          <w:tcPr>
-            <w:tcW w:type="dxa" w:w="3402"/>
-          </w:tcPr>
-          <w:p>
-            <w:r>
-              <w:rPr>
-                <w:sz w:val="19"/>
-              </w:rPr>
-              <w:t>¿Qué datos recoge el piloto sobre mi hijo/a?</w:t>
-            </w:r>
-          </w:p>
-        </w:tc>
-        <w:tc>
-          <w:tcPr>
-            <w:tcW w:type="dxa" w:w="6236"/>
-          </w:tcPr>
-          <w:p>
-            <w:r>
-              <w:rPr>
-                <w:sz w:val="19"/>
-              </w:rPr>
-              <w:t>Solo métricas anónimas de usabilidad (tiempo por pantalla, misclicks y cápsulas saltadas) y una encuesta breve. No se guardan nombres, ni audio, ni el contenido de las respuestas. Todo se cifra en el dispositivo.</w:t>
-            </w:r>
-          </w:p>
-        </w:tc>
-      </w:tr>
-      <w:tr>
-        <w:tc>
-          <w:tcPr>
-            <w:tcW w:type="dxa" w:w="3402"/>
-          </w:tcPr>
-          <w:p>
-            <w:r>
-              <w:rPr>
-                <w:sz w:val="19"/>
-              </w:rPr>
-              <w:t>¿Por qué apareció una encuesta con caritas?</w:t>
-            </w:r>
-          </w:p>
-        </w:tc>
-        <w:tc>
-          <w:tcPr>
-            <w:tcW w:type="dxa" w:w="6236"/>
-          </w:tcPr>
-          <w:p>
-            <w:r>
-              <w:rPr>
-                <w:sz w:val="19"/>
-              </w:rPr>
-              <w:t>Es la encuesta de satisfacción del piloto (SUS). Solo aparece al completar 4 bloques distintos y como mucho una vez por semana. Se puede cerrar sin responder.</w:t>
-            </w:r>
-          </w:p>
-        </w:tc>
-      </w:tr>
-      <w:tr>
-        <w:tc>
-          <w:tcPr>
-            <w:tcW w:type="dxa" w:w="3402"/>
-          </w:tcPr>
-          <w:p>
-            <w:r>
-              <w:rPr>
-                <w:sz w:val="19"/>
-              </w:rPr>
-              <w:t>¿Cómo exporto los datos del piloto?</w:t>
-            </w:r>
-          </w:p>
-        </w:tc>
-        <w:tc>
-          <w:tcPr>
-            <w:tcW w:type="dxa" w:w="6236"/>
-          </w:tcPr>
-          <w:p>
-            <w:r>
-              <w:rPr>
-                <w:sz w:val="19"/>
-              </w:rPr>
-              <w:t>Desde el hub, tarjeta “Acceso Profesional” con el PIN: la app muestra un QR con el resumen y abre el compartir con el registro completo. Tras enviarlo, los datos se purgan (CU-14).</w:t>
-            </w:r>
-          </w:p>
-        </w:tc>
-      </w:tr>
-      <w:tr>
-        <w:tc>
-          <w:tcPr>
-            <w:tcW w:type="dxa" w:w="3402"/>
-          </w:tcPr>
-          <w:p>
-            <w:r>
-              <w:rPr>
-                <w:sz w:val="19"/>
-              </w:rPr>
-              <w:t>¿Puedo usar la app en gallego, dominicano o euskera?</w:t>
-            </w:r>
-          </w:p>
-        </w:tc>
-        <w:tc>
-          <w:tcPr>
-            <w:tcW w:type="dxa" w:w="6236"/>
-          </w:tcPr>
-          <w:p>
-            <w:r>
-              <w:rPr>
-                <w:sz w:val="19"/>
-              </w:rPr>
-              <w:t>Sí. En la tarjeta “Voz de la app” se elige la variedad (Castellano, Galego, Dominicano o Euskera). Cambia lo que se locuta y evalúa; los menús siguen en castellano (CU-15).</w:t>
-            </w:r>
-          </w:p>
-        </w:tc>
-      </w:tr>
-      <w:tr>
-        <w:tc>
-          <w:tcPr>
-            <w:tcW w:type="dxa" w:w="3402"/>
-          </w:tcPr>
-          <w:p>
-            <w:r>
-              <w:rPr>
-                <w:sz w:val="19"/>
-              </w:rPr>
-              <w:t>En dominicano la voz suena de España o robótica</w:t>
-            </w:r>
-          </w:p>
-        </w:tc>
-        <w:tc>
-          <w:tcPr>
-            <w:tcW w:type="dxa" w:w="6236"/>
-          </w:tcPr>
-          <w:p>
-            <w:r>
-              <w:rPr>
-                <w:sz w:val="19"/>
-              </w:rPr>
-              <w:t>Instale una voz de “Español (Latinoamérica)” en los ajustes del dispositivo. La app la detecta y la usa automáticamente.</w:t>
-            </w:r>
-          </w:p>
-        </w:tc>
-      </w:tr>
-      <w:tr>
-        <w:tc>
-          <w:tcPr>
-            <w:tcW w:type="dxa" w:w="3402"/>
-          </w:tcPr>
-          <w:p>
-            <w:r>
-              <w:rPr>
-                <w:sz w:val="19"/>
-              </w:rPr>
-              <w:t>En galego, algunos ejercicios no hablaban</w:t>
-            </w:r>
-          </w:p>
-        </w:tc>
-        <w:tc>
-          <w:tcPr>
-            <w:tcW w:type="dxa" w:w="6236"/>
-          </w:tcPr>
-          <w:p>
-            <w:r>
-              <w:rPr>
-                <w:sz w:val="19"/>
-              </w:rPr>
-              <w:t>La Expansión Semántica y los ejercicios de Audición y Lenguaje suenan con la voz neuronal castellana mientras Celtia no cubra ese contenido, en vez de quedar en silencio. Actualice la app si sigue ocurriendo.</w:t>
-            </w:r>
-          </w:p>
-        </w:tc>
-      </w:tr>
-      <w:tr>
-        <w:tc>
-          <w:tcPr>
-            <w:tcW w:type="dxa" w:w="3402"/>
-          </w:tcPr>
-          <w:p>
-            <w:r>
-              <w:rPr>
-                <w:sz w:val="19"/>
-              </w:rPr>
-              <w:t>Marca como error algo que en mi país se dice así</w:t>
-            </w:r>
-          </w:p>
-        </w:tc>
-        <w:tc>
-          <w:tcPr>
-            <w:tcW w:type="dxa" w:w="6236"/>
-          </w:tcPr>
-          <w:p>
-            <w:r>
-              <w:rPr>
-                <w:sz w:val="19"/>
-              </w:rPr>
-              <w:t>En la variedad dominicana la app respeta los rasgos del habla caribeña (seseo, “s” aspirada, “r/l” final). Y recuerde: el adulto es siempre el juez final del veredicto.</w:t>
-            </w:r>
-          </w:p>
-        </w:tc>
-      </w:tr>
-      <w:tr>
-        <w:tc>
-          <w:tcPr>
-            <w:tcW w:type="dxa" w:w="3402"/>
-          </w:tcPr>
-          <w:p>
-            <w:r>
-              <w:rPr>
-                <w:sz w:val="19"/>
-              </w:rPr>
-              <w:t>Apareció ruido de fondo o un oso moviéndose</w:t>
-            </w:r>
-          </w:p>
-        </w:tc>
-        <w:tc>
-          <w:tcPr>
-            <w:tcW w:type="dxa" w:w="6236"/>
-          </w:tcPr>
-          <w:p>
-            <w:r>
-              <w:rPr>
-                <w:sz w:val="19"/>
-              </w:rPr>
-              <w:t>Son módulos del Panel del Adulto (carga comunicativa) del piloto; solo se activan a mano. Desactívelos desde ese mismo panel (CU-16).</w:t>
-            </w:r>
-          </w:p>
-        </w:tc>
-      </w:tr>
-      <w:tr>
-        <w:tc>
-          <w:tcPr>
-            <w:tcW w:type="dxa" w:w="3402"/>
-          </w:tcPr>
-          <w:p>
-            <w:r>
-              <w:rPr>
-                <w:sz w:val="19"/>
-              </w:rPr>
-              <w:t>¿Qué son los bloques de TEA y Dislexia?</w:t>
-            </w:r>
-          </w:p>
-        </w:tc>
-        <w:tc>
-          <w:tcPr>
-            <w:tcW w:type="dxa" w:w="6236"/>
-          </w:tcPr>
-          <w:p>
-            <w:r>
-              <w:rPr>
-                <w:sz w:val="19"/>
-              </w:rPr>
-              <w:t>TEA (6 terapias, protocolo PRT + TCC) y Dislexia (6 terapias de conciencia fonológica y acceso léxico). Se prescriben con el mismo PIN que el resto y sus estresores los activa siempre el adulto (CU-06).</w:t>
-            </w:r>
-          </w:p>
-        </w:tc>
-      </w:tr>
-      <w:tr>
-        <w:tc>
-          <w:tcPr>
-            <w:tcW w:type="dxa" w:w="3402"/>
-          </w:tcPr>
-          <w:p>
-            <w:r>
-              <w:rPr>
-                <w:sz w:val="19"/>
-              </w:rPr>
-              <w:t>¿Qué es la tarjeta “Academy” del hub?</w:t>
-            </w:r>
-          </w:p>
-        </w:tc>
-        <w:tc>
-          <w:tcPr>
-            <w:tcW w:type="dxa" w:w="6236"/>
-          </w:tcPr>
-          <w:p>
-            <w:r>
-              <w:rPr>
-                <w:sz w:val="19"/>
-              </w:rPr>
-              <w:t>Es la formación para el adulto, organizada en seis dominios (Lenguaje, Hipoacusia, Dislalias, Dislexia, TEA y Lengua de Signos). Cápsulas breves con quiz sobre cómo aprenden a hablar los niños, el manejo de los dispositivos auditivos, los sonidos difíciles y más; un feed destaca el dominio que encaja con la patología de la ficha. No es un ejercicio para el niño (CU-03).</w:t>
+            <w:tcW w:type="dxa" w:w="2268"/>
+          </w:tcPr>
+          <w:p>
+            <w:r>
+              <w:rPr>
+                <w:b/>
+                <w:sz w:val="19"/>
+              </w:rPr>
+              <w:t>D · No apto</w:t>
+            </w:r>
+          </w:p>
+        </w:tc>
+        <w:tc>
+          <w:tcPr>
+            <w:tcW w:type="dxa" w:w="7370"/>
+          </w:tcPr>
+          <w:p>
+            <w:r>
+              <w:rPr>
+                <w:sz w:val="19"/>
+              </w:rPr>
+              <w:t>El bloque no aparece. Los otros seis funcionan exactamente igual.</w:t>
             </w:r>
           </w:p>
         </w:tc>
@@ -14358,9 +14741,2330 @@
       </w:pPr>
     </w:p>
     <w:p>
-      <w:r>
-        <w:br w:type="page"/>
-      </w:r>
+      <w:pPr>
+        <w:keepNext/>
+        <w:spacing w:after="60" w:before="160"/>
+      </w:pPr>
+      <w:r>
+        <w:rPr>
+          <w:b/>
+          <w:i w:val="0"/>
+          <w:color w:val="4B5563"/>
+          <w:sz w:val="21"/>
+        </w:rPr>
+        <w:t>Flujos alternativos</w:t>
+      </w:r>
+    </w:p>
+    <w:p>
+      <w:pPr>
+        <w:spacing w:after="60"/>
+        <w:ind w:left="454" w:hanging="255"/>
+      </w:pPr>
+      <w:r>
+        <w:t xml:space="preserve">•  </w:t>
+      </w:r>
+      <w:r>
+        <w:rPr>
+          <w:b/>
+        </w:rPr>
+        <w:t>Sin permiso de cámara:</w:t>
+      </w:r>
+      <w:r>
+        <w:rPr>
+          <w:b w:val="0"/>
+        </w:rPr>
+        <w:t xml:space="preserve"> el bloque no se abre y el resto de la app sigue igual. El permiso se puede retirar en cualquier momento desde los ajustes de Android.</w:t>
+      </w:r>
+    </w:p>
+    <w:p>
+      <w:pPr>
+        <w:spacing w:after="60"/>
+        <w:ind w:left="454" w:hanging="255"/>
+      </w:pPr>
+      <w:r>
+        <w:t xml:space="preserve">•  </w:t>
+      </w:r>
+      <w:r>
+        <w:rPr>
+          <w:b/>
+        </w:rPr>
+        <w:t>El teléfono se mueve durante un ensayo:</w:t>
+      </w:r>
+      <w:r>
+        <w:rPr>
+          <w:b w:val="0"/>
+        </w:rPr>
+        <w:t xml:space="preserve"> la app anula ese ensayo. Un ensayo anulado es barato; uno contaminado estropea el registro.</w:t>
+      </w:r>
+    </w:p>
+    <w:p>
+      <w:pPr>
+        <w:spacing w:after="60"/>
+        <w:ind w:left="454" w:hanging="255"/>
+      </w:pPr>
+      <w:r>
+        <w:t xml:space="preserve">•  </w:t>
+      </w:r>
+      <w:r>
+        <w:rPr>
+          <w:b/>
+        </w:rPr>
+        <w:t>La cámara deja de ver la cara:</w:t>
+      </w:r>
+      <w:r>
+        <w:rPr>
+          <w:b w:val="0"/>
+        </w:rPr>
+        <w:t xml:space="preserve"> el ejercicio se cierra solo y la app explica que hay que apoyar mejor el teléfono.</w:t>
+      </w:r>
+    </w:p>
+    <w:p>
+      <w:pPr>
+        <w:spacing w:after="60"/>
+        <w:ind w:left="454" w:hanging="255"/>
+      </w:pPr>
+      <w:r>
+        <w:t xml:space="preserve">•  </w:t>
+      </w:r>
+      <w:r>
+        <w:rPr>
+          <w:b/>
+        </w:rPr>
+        <w:t>El aparato se calienta:</w:t>
+      </w:r>
+      <w:r>
+        <w:rPr>
+          <w:b w:val="0"/>
+        </w:rPr>
+        <w:t xml:space="preserve"> la app avisa. Conviene parar y volver otro día: un ejercicio a tirones no mide nada.</w:t>
+      </w:r>
+    </w:p>
+    <w:tbl>
+      <w:tblPr>
+        <w:tblW w:type="auto" w:w="0"/>
+        <w:jc w:val="center"/>
+        <w:tblLook w:firstColumn="1" w:firstRow="1" w:lastColumn="0" w:lastRow="0" w:noHBand="0" w:noVBand="1" w:val="04A0"/>
+      </w:tblPr>
+      <w:tblGrid>
+        <w:gridCol w:w="9638"/>
+      </w:tblGrid>
+      <w:tr>
+        <w:tc>
+          <w:tcPr>
+            <w:tcW w:type="dxa" w:w="9638"/>
+            <w:shd w:val="clear" w:fill="F0FDF9"/>
+          </w:tcPr>
+          <w:p>
+            <w:pPr>
+              <w:spacing w:after="40"/>
+            </w:pPr>
+            <w:r>
+              <w:rPr>
+                <w:b/>
+                <w:color w:val="00A39E"/>
+                <w:sz w:val="17"/>
+              </w:rPr>
+              <w:t>UN NIVEL BAJO NO ES CULPA DEL NIÑO</w:t>
+            </w:r>
+          </w:p>
+          <w:p>
+            <w:pPr>
+              <w:spacing w:after="40"/>
+            </w:pPr>
+            <w:r>
+              <w:rPr>
+                <w:sz w:val="19"/>
+              </w:rPr>
+              <w:t>El nivel de aptitud describe el teléfono, no al paciente ni al centro. Conviene decirlo así a la familia, porque el aparato lo pone ella. Con un nivel C el ejercicio de mirada usa dos dibujos en vez de tres, y eso no es una versión peor: elegir entre dos alternativas es un formato de evaluación perfectamente estándar.</w:t>
+            </w:r>
+          </w:p>
+        </w:tc>
+      </w:tr>
+    </w:tbl>
+    <w:p>
+      <w:pPr>
+        <w:spacing w:after="40"/>
+      </w:pPr>
+    </w:p>
+    <w:tbl>
+      <w:tblPr>
+        <w:tblW w:type="auto" w:w="0"/>
+        <w:jc w:val="center"/>
+        <w:tblLook w:firstColumn="1" w:firstRow="1" w:lastColumn="0" w:lastRow="0" w:noHBand="0" w:noVBand="1" w:val="04A0"/>
+      </w:tblPr>
+      <w:tblGrid>
+        <w:gridCol w:w="9638"/>
+      </w:tblGrid>
+      <w:tr>
+        <w:tc>
+          <w:tcPr>
+            <w:tcW w:type="dxa" w:w="9638"/>
+            <w:shd w:val="clear" w:fill="FFFBEB"/>
+          </w:tcPr>
+          <w:p>
+            <w:pPr>
+              <w:spacing w:after="40"/>
+            </w:pPr>
+            <w:r>
+              <w:rPr>
+                <w:b/>
+                <w:color w:val="6D3FC4"/>
+                <w:sz w:val="17"/>
+              </w:rPr>
+              <w:t>SOBRE LA CÁMARA, TRES COSAS QUE NO CAMBIAN</w:t>
+            </w:r>
+          </w:p>
+          <w:p>
+            <w:pPr>
+              <w:spacing w:after="40"/>
+            </w:pPr>
+            <w:r>
+              <w:rPr>
+                <w:sz w:val="19"/>
+              </w:rPr>
+              <w:t>No se graba ni se guarda ninguna imagen: cada fotograma se analiza y se descarta al instante. Ningún vídeo sale del teléfono. Y no se reconoce la cara de nadie: se miden gestos —grados, milisegundos y proporciones—, nunca identidades.</w:t>
+            </w:r>
+          </w:p>
+        </w:tc>
+      </w:tr>
+    </w:tbl>
+    <w:p>
+      <w:pPr>
+        <w:spacing w:after="40"/>
+      </w:pPr>
+    </w:p>
+    <w:tbl>
+      <w:tblPr>
+        <w:tblW w:type="auto" w:w="0"/>
+        <w:jc w:val="center"/>
+        <w:tblLook w:firstColumn="1" w:firstRow="1" w:lastColumn="0" w:lastRow="0" w:noHBand="0" w:noVBand="1" w:val="04A0"/>
+      </w:tblPr>
+      <w:tblGrid>
+        <w:gridCol w:w="9638"/>
+      </w:tblGrid>
+      <w:tr>
+        <w:tc>
+          <w:tcPr>
+            <w:tcW w:type="dxa" w:w="9638"/>
+            <w:shd w:val="clear" w:fill="00C4BE"/>
+          </w:tcPr>
+          <w:p>
+            <w:pPr>
+              <w:spacing w:before="80"/>
+            </w:pPr>
+            <w:r>
+              <w:rPr>
+                <w:b/>
+                <w:color w:val="F0FDF9"/>
+                <w:sz w:val="17"/>
+              </w:rPr>
+              <w:t>CU-19 · Familia</w:t>
+            </w:r>
+          </w:p>
+          <w:p>
+            <w:pPr>
+              <w:spacing w:after="80"/>
+            </w:pPr>
+            <w:r>
+              <w:rPr>
+                <w:b/>
+                <w:color w:val="FFFFFF"/>
+                <w:sz w:val="28"/>
+              </w:rPr>
+              <w:t>AR-1 · Cinemática Orofacial: la boquita de beso mueve el coche</w:t>
+            </w:r>
+          </w:p>
+        </w:tc>
+      </w:tr>
+    </w:tbl>
+    <w:tbl>
+      <w:tblPr>
+        <w:tblW w:type="auto" w:w="0"/>
+        <w:jc w:val="center"/>
+        <w:tblLook w:firstColumn="1" w:firstRow="1" w:lastColumn="0" w:lastRow="0" w:noHBand="0" w:noVBand="1" w:val="04A0"/>
+      </w:tblPr>
+      <w:tblGrid>
+        <w:gridCol w:w="4819"/>
+        <w:gridCol w:w="4819"/>
+      </w:tblGrid>
+      <w:tr>
+        <w:tc>
+          <w:tcPr>
+            <w:tcW w:type="dxa" w:w="4819"/>
+          </w:tcPr>
+          <w:p>
+            <w:r>
+              <w:rPr>
+                <w:b/>
+                <w:color w:val="6B7280"/>
+                <w:sz w:val="15"/>
+              </w:rPr>
+              <w:t>ACTOR</w:t>
+            </w:r>
+          </w:p>
+          <w:p>
+            <w:r>
+              <w:rPr>
+                <w:b/>
+                <w:sz w:val="19"/>
+              </w:rPr>
+              <w:t>Tutor + niño/a (3-4 años)</w:t>
+            </w:r>
+          </w:p>
+        </w:tc>
+        <w:tc>
+          <w:tcPr>
+            <w:tcW w:type="dxa" w:w="4819"/>
+          </w:tcPr>
+          <w:p>
+            <w:r>
+              <w:rPr>
+                <w:b/>
+                <w:color w:val="6B7280"/>
+                <w:sz w:val="15"/>
+              </w:rPr>
+              <w:t>PANTALLA</w:t>
+            </w:r>
+          </w:p>
+          <w:p>
+            <w:r>
+              <w:rPr>
+                <w:b/>
+                <w:sz w:val="19"/>
+              </w:rPr>
+              <w:t>Realidad Aumentada · AR-1</w:t>
+            </w:r>
+          </w:p>
+        </w:tc>
+      </w:tr>
+      <w:tr>
+        <w:tc>
+          <w:tcPr>
+            <w:tcW w:type="dxa" w:w="4819"/>
+          </w:tcPr>
+          <w:p>
+            <w:r>
+              <w:rPr>
+                <w:b/>
+                <w:color w:val="6B7280"/>
+                <w:sz w:val="15"/>
+              </w:rPr>
+              <w:t>PRECONDICIÓN</w:t>
+            </w:r>
+          </w:p>
+          <w:p>
+            <w:r>
+              <w:rPr>
+                <w:b/>
+                <w:sz w:val="19"/>
+              </w:rPr>
+              <w:t>Consentimiento y aptitud A, B o C (CU-18)</w:t>
+            </w:r>
+          </w:p>
+        </w:tc>
+        <w:tc>
+          <w:tcPr>
+            <w:tcW w:type="dxa" w:w="4819"/>
+          </w:tcPr>
+          <w:p>
+            <w:r>
+              <w:rPr>
+                <w:b/>
+                <w:color w:val="6B7280"/>
+                <w:sz w:val="15"/>
+              </w:rPr>
+              <w:t>RESULTADO</w:t>
+            </w:r>
+          </w:p>
+          <w:p>
+            <w:r>
+              <w:rPr>
+                <w:b/>
+                <w:sz w:val="19"/>
+              </w:rPr>
+              <w:t>Serie de sostén del gesto por ensayo</w:t>
+            </w:r>
+          </w:p>
+        </w:tc>
+      </w:tr>
+    </w:tbl>
+    <w:p>
+      <w:pPr>
+        <w:spacing w:after="40"/>
+      </w:pPr>
+    </w:p>
+    <w:p>
+      <w:r>
+        <w:rPr>
+          <w:b w:val="0"/>
+        </w:rPr>
+        <w:t xml:space="preserve">Sirve para trabajar el </w:t>
+      </w:r>
+      <w:r>
+        <w:rPr>
+          <w:b/>
+        </w:rPr>
+        <w:t>gesto motor previo a /o/ y /u/</w:t>
+      </w:r>
+      <w:r>
+        <w:rPr>
+          <w:b w:val="0"/>
+        </w:rPr>
+        <w:t xml:space="preserve"> en dislalias funcionales, separándolo del sonido. El niño pone </w:t>
+      </w:r>
+      <w:r>
+        <w:rPr>
+          <w:b/>
+        </w:rPr>
+        <w:t>boquita de beso</w:t>
+      </w:r>
+      <w:r>
+        <w:rPr>
+          <w:b w:val="0"/>
+        </w:rPr>
+        <w:t xml:space="preserve"> y, mientras la sostiene, un coche en 3D acelera. No se le pide que diga nada: </w:t>
+      </w:r>
+      <w:r>
+        <w:rPr>
+          <w:b/>
+        </w:rPr>
+        <w:t>el micrófono está apagado</w:t>
+      </w:r>
+      <w:r>
+        <w:rPr>
+          <w:b w:val="0"/>
+        </w:rPr>
+        <w:t>.</w:t>
+      </w:r>
+    </w:p>
+    <w:p>
+      <w:pPr>
+        <w:keepNext/>
+        <w:spacing w:after="60" w:before="160"/>
+      </w:pPr>
+      <w:r>
+        <w:rPr>
+          <w:b/>
+          <w:i w:val="0"/>
+          <w:color w:val="4B5563"/>
+          <w:sz w:val="21"/>
+        </w:rPr>
+        <w:t>Flujo principal</w:t>
+      </w:r>
+    </w:p>
+    <w:p>
+      <w:pPr>
+        <w:spacing w:after="60"/>
+        <w:ind w:left="454" w:hanging="255"/>
+      </w:pPr>
+      <w:r>
+        <w:rPr>
+          <w:b/>
+        </w:rPr>
+        <w:t xml:space="preserve">1. </w:t>
+      </w:r>
+      <w:r>
+        <w:rPr>
+          <w:b w:val="0"/>
+        </w:rPr>
+        <w:t xml:space="preserve">Al entrar, </w:t>
+      </w:r>
+      <w:r>
+        <w:rPr>
+          <w:b/>
+        </w:rPr>
+        <w:t>3 segundos de reposo</w:t>
+      </w:r>
+      <w:r>
+        <w:rPr>
+          <w:b w:val="0"/>
+        </w:rPr>
+        <w:t>: la app toma la línea base de la boca de ese niño. La boca de uno de tres años y la de uno de seis no admiten la misma medida.</w:t>
+      </w:r>
+    </w:p>
+    <w:p>
+      <w:pPr>
+        <w:spacing w:after="60"/>
+        <w:ind w:left="454" w:hanging="255"/>
+      </w:pPr>
+      <w:r>
+        <w:rPr>
+          <w:b/>
+        </w:rPr>
+        <w:t xml:space="preserve">2. </w:t>
+      </w:r>
+      <w:r>
+        <w:rPr>
+          <w:b w:val="0"/>
+        </w:rPr>
+        <w:t xml:space="preserve">Consigna única: </w:t>
+      </w:r>
+      <w:r>
+        <w:rPr>
+          <w:b/>
+        </w:rPr>
+        <w:t>«Pon boquita de beso para que el coche avance.»</w:t>
+      </w:r>
+    </w:p>
+    <w:p>
+      <w:pPr>
+        <w:spacing w:after="60"/>
+        <w:ind w:left="454" w:hanging="255"/>
+      </w:pPr>
+      <w:r>
+        <w:rPr>
+          <w:b/>
+        </w:rPr>
+        <w:t xml:space="preserve">3. </w:t>
+      </w:r>
+      <w:r>
+        <w:rPr>
+          <w:b w:val="0"/>
+        </w:rPr>
+        <w:t xml:space="preserve">El coche </w:t>
+      </w:r>
+      <w:r>
+        <w:rPr>
+          <w:b/>
+        </w:rPr>
+        <w:t>acelera mientras el gesto se sostiene</w:t>
+      </w:r>
+      <w:r>
+        <w:rPr>
+          <w:b w:val="0"/>
+        </w:rPr>
+        <w:t xml:space="preserve"> y frena si se pierde. El premio llega al mantenerlo 1,5 segundos (ajustable entre 0,8 y 3 s en el Panel, CU-22).</w:t>
+      </w:r>
+    </w:p>
+    <w:p>
+      <w:pPr>
+        <w:spacing w:after="60"/>
+        <w:ind w:left="454" w:hanging="255"/>
+      </w:pPr>
+      <w:r>
+        <w:rPr>
+          <w:b/>
+        </w:rPr>
+        <w:t xml:space="preserve">4. </w:t>
+      </w:r>
+      <w:r>
+        <w:rPr>
+          <w:b w:val="0"/>
+        </w:rPr>
+        <w:t xml:space="preserve">Se repite en ensayos cortos, con una </w:t>
+      </w:r>
+      <w:r>
+        <w:rPr>
+          <w:b/>
+        </w:rPr>
+        <w:t>cápsula de movimiento</w:t>
+      </w:r>
+      <w:r>
+        <w:rPr>
+          <w:b w:val="0"/>
+        </w:rPr>
+        <w:t xml:space="preserve"> intercalada.</w:t>
+      </w:r>
+    </w:p>
+    <w:p>
+      <w:pPr>
+        <w:keepNext/>
+        <w:spacing w:after="60" w:before="160"/>
+      </w:pPr>
+      <w:r>
+        <w:rPr>
+          <w:b/>
+          <w:i w:val="0"/>
+          <w:color w:val="4B5563"/>
+          <w:sz w:val="21"/>
+        </w:rPr>
+        <w:t>Flujos alternativos</w:t>
+      </w:r>
+    </w:p>
+    <w:p>
+      <w:pPr>
+        <w:spacing w:after="60"/>
+        <w:ind w:left="454" w:hanging="255"/>
+      </w:pPr>
+      <w:r>
+        <w:t xml:space="preserve">•  </w:t>
+      </w:r>
+      <w:r>
+        <w:rPr>
+          <w:b/>
+        </w:rPr>
+        <w:t>Mueca asimétrica:</w:t>
+      </w:r>
+      <w:r>
+        <w:rPr>
+          <w:b w:val="0"/>
+        </w:rPr>
+        <w:t xml:space="preserve"> si una comisura tira mucho más que la otra, no cuenta. Ese patrón compensatorio es justo el que la terapia intenta deshacer.</w:t>
+      </w:r>
+    </w:p>
+    <w:p>
+      <w:pPr>
+        <w:spacing w:after="60"/>
+        <w:ind w:left="454" w:hanging="255"/>
+      </w:pPr>
+      <w:r>
+        <w:t xml:space="preserve">•  </w:t>
+      </w:r>
+      <w:r>
+        <w:rPr>
+          <w:b/>
+        </w:rPr>
+        <w:t>No lo consigue en varios intentos:</w:t>
+      </w:r>
+      <w:r>
+        <w:rPr>
+          <w:b w:val="0"/>
+        </w:rPr>
+        <w:t xml:space="preserve"> el umbral está por encima de lo que hoy puede sostener. Bájelo usted en el Panel; la app nunca lo ajusta sola.</w:t>
+      </w:r>
+    </w:p>
+    <w:tbl>
+      <w:tblPr>
+        <w:tblW w:type="auto" w:w="0"/>
+        <w:jc w:val="center"/>
+        <w:tblLook w:firstColumn="1" w:firstRow="1" w:lastColumn="0" w:lastRow="0" w:noHBand="0" w:noVBand="1" w:val="04A0"/>
+      </w:tblPr>
+      <w:tblGrid>
+        <w:gridCol w:w="9638"/>
+      </w:tblGrid>
+      <w:tr>
+        <w:tc>
+          <w:tcPr>
+            <w:tcW w:type="dxa" w:w="9638"/>
+            <w:shd w:val="clear" w:fill="F5F0FF"/>
+          </w:tcPr>
+          <w:p>
+            <w:pPr>
+              <w:spacing w:after="40"/>
+            </w:pPr>
+            <w:r>
+              <w:rPr>
+                <w:b/>
+                <w:color w:val="6D3FC4"/>
+                <w:sz w:val="17"/>
+              </w:rPr>
+              <w:t>POR QUÉ EL PREMIO ES PROGRESIVO</w:t>
+            </w:r>
+          </w:p>
+          <w:p>
+            <w:pPr>
+              <w:spacing w:after="40"/>
+            </w:pPr>
+            <w:r>
+              <w:rPr>
+                <w:sz w:val="19"/>
+              </w:rPr>
+              <w:t>El coche no aparece de golpe al cumplir el tiempo: acelera a la vez que el niño sostiene. Un premio de todo o nada no le enseña qué está haciendo bien. Y si pierde el gesto un instante, el progreso baja, no se borra: reiniciar a cero a un niño de cuatro años es asegurarse de que no lo consiga nunca.</w:t>
+            </w:r>
+          </w:p>
+        </w:tc>
+      </w:tr>
+    </w:tbl>
+    <w:p>
+      <w:pPr>
+        <w:spacing w:after="40"/>
+      </w:pPr>
+    </w:p>
+    <w:tbl>
+      <w:tblPr>
+        <w:tblW w:type="auto" w:w="0"/>
+        <w:jc w:val="center"/>
+        <w:tblLook w:firstColumn="1" w:firstRow="1" w:lastColumn="0" w:lastRow="0" w:noHBand="0" w:noVBand="1" w:val="04A0"/>
+      </w:tblPr>
+      <w:tblGrid>
+        <w:gridCol w:w="9638"/>
+      </w:tblGrid>
+      <w:tr>
+        <w:tc>
+          <w:tcPr>
+            <w:tcW w:type="dxa" w:w="9638"/>
+            <w:shd w:val="clear" w:fill="FFFBEB"/>
+          </w:tcPr>
+          <w:p>
+            <w:pPr>
+              <w:spacing w:after="40"/>
+            </w:pPr>
+            <w:r>
+              <w:rPr>
+                <w:b/>
+                <w:color w:val="00A39E"/>
+                <w:sz w:val="17"/>
+              </w:rPr>
+              <w:t>NO SE PUEDE “AYUDAR” DESDE FUERA</w:t>
+            </w:r>
+          </w:p>
+          <w:p>
+            <w:pPr>
+              <w:spacing w:after="40"/>
+            </w:pPr>
+            <w:r>
+              <w:rPr>
+                <w:sz w:val="19"/>
+              </w:rPr>
+              <w:t>El premio no llega por el paso del tiempo, ni por un toque del adulto, ni por el micrófono. Si el gesto no se hace, no hay coche. Eso es deliberado: es lo que hace que el refuerzo signifique algo.</w:t>
+            </w:r>
+          </w:p>
+        </w:tc>
+      </w:tr>
+    </w:tbl>
+    <w:p>
+      <w:pPr>
+        <w:spacing w:after="40"/>
+      </w:pPr>
+    </w:p>
+    <w:tbl>
+      <w:tblPr>
+        <w:tblW w:type="auto" w:w="0"/>
+        <w:jc w:val="center"/>
+        <w:tblLook w:firstColumn="1" w:firstRow="1" w:lastColumn="0" w:lastRow="0" w:noHBand="0" w:noVBand="1" w:val="04A0"/>
+      </w:tblPr>
+      <w:tblGrid>
+        <w:gridCol w:w="9638"/>
+      </w:tblGrid>
+      <w:tr>
+        <w:tc>
+          <w:tcPr>
+            <w:tcW w:type="dxa" w:w="9638"/>
+            <w:shd w:val="clear" w:fill="00C4BE"/>
+          </w:tcPr>
+          <w:p>
+            <w:pPr>
+              <w:spacing w:before="80"/>
+            </w:pPr>
+            <w:r>
+              <w:rPr>
+                <w:b/>
+                <w:color w:val="F0FDF9"/>
+                <w:sz w:val="17"/>
+              </w:rPr>
+              <w:t>CU-20 · Profesional</w:t>
+            </w:r>
+          </w:p>
+          <w:p>
+            <w:pPr>
+              <w:spacing w:after="80"/>
+            </w:pPr>
+            <w:r>
+              <w:rPr>
+                <w:b/>
+                <w:color w:val="FFFFFF"/>
+                <w:sz w:val="28"/>
+              </w:rPr>
+              <w:t>AR-2 · Localización del sonido: de «¿giró?» a milisegundos</w:t>
+            </w:r>
+          </w:p>
+        </w:tc>
+      </w:tr>
+    </w:tbl>
+    <w:tbl>
+      <w:tblPr>
+        <w:tblW w:type="auto" w:w="0"/>
+        <w:jc w:val="center"/>
+        <w:tblLook w:firstColumn="1" w:firstRow="1" w:lastColumn="0" w:lastRow="0" w:noHBand="0" w:noVBand="1" w:val="04A0"/>
+      </w:tblPr>
+      <w:tblGrid>
+        <w:gridCol w:w="4819"/>
+        <w:gridCol w:w="4819"/>
+      </w:tblGrid>
+      <w:tr>
+        <w:tc>
+          <w:tcPr>
+            <w:tcW w:type="dxa" w:w="4819"/>
+          </w:tcPr>
+          <w:p>
+            <w:r>
+              <w:rPr>
+                <w:b/>
+                <w:color w:val="6B7280"/>
+                <w:sz w:val="15"/>
+              </w:rPr>
+              <w:t>ACTOR</w:t>
+            </w:r>
+          </w:p>
+          <w:p>
+            <w:r>
+              <w:rPr>
+                <w:b/>
+                <w:sz w:val="19"/>
+              </w:rPr>
+              <w:t>Logopeda (o tutor, en modo juego)</w:t>
+            </w:r>
+          </w:p>
+        </w:tc>
+        <w:tc>
+          <w:tcPr>
+            <w:tcW w:type="dxa" w:w="4819"/>
+          </w:tcPr>
+          <w:p>
+            <w:r>
+              <w:rPr>
+                <w:b/>
+                <w:color w:val="6B7280"/>
+                <w:sz w:val="15"/>
+              </w:rPr>
+              <w:t>PANTALLA</w:t>
+            </w:r>
+          </w:p>
+          <w:p>
+            <w:r>
+              <w:rPr>
+                <w:b/>
+                <w:sz w:val="19"/>
+              </w:rPr>
+              <w:t>Realidad Aumentada · AR-2</w:t>
+            </w:r>
+          </w:p>
+        </w:tc>
+      </w:tr>
+      <w:tr>
+        <w:tc>
+          <w:tcPr>
+            <w:tcW w:type="dxa" w:w="4819"/>
+          </w:tcPr>
+          <w:p>
+            <w:r>
+              <w:rPr>
+                <w:b/>
+                <w:color w:val="6B7280"/>
+                <w:sz w:val="15"/>
+              </w:rPr>
+              <w:t>PRECONDICIÓN</w:t>
+            </w:r>
+          </w:p>
+          <w:p>
+            <w:r>
+              <w:rPr>
+                <w:b/>
+                <w:sz w:val="19"/>
+              </w:rPr>
+              <w:t>Aptitud A para medir tiempos; B o C solo como juego</w:t>
+            </w:r>
+          </w:p>
+        </w:tc>
+        <w:tc>
+          <w:tcPr>
+            <w:tcW w:type="dxa" w:w="4819"/>
+          </w:tcPr>
+          <w:p>
+            <w:r>
+              <w:rPr>
+                <w:b/>
+                <w:color w:val="6B7280"/>
+                <w:sz w:val="15"/>
+              </w:rPr>
+              <w:t>RESULTADO</w:t>
+            </w:r>
+          </w:p>
+          <w:p>
+            <w:r>
+              <w:rPr>
+                <w:b/>
+                <w:sz w:val="19"/>
+              </w:rPr>
+              <w:t>Latencia del giro cefálico por ensayo, o acierto/fallo con el motivo</w:t>
+            </w:r>
+          </w:p>
+        </w:tc>
+      </w:tr>
+    </w:tbl>
+    <w:p>
+      <w:pPr>
+        <w:spacing w:after="40"/>
+      </w:pPr>
+    </w:p>
+    <w:p>
+      <w:r>
+        <w:rPr>
+          <w:b w:val="0"/>
+        </w:rPr>
+        <w:t xml:space="preserve">Es la versión </w:t>
+      </w:r>
+      <w:r>
+        <w:rPr>
+          <w:b/>
+        </w:rPr>
+        <w:t>instrumentada</w:t>
+      </w:r>
+      <w:r>
+        <w:rPr>
+          <w:b w:val="0"/>
+        </w:rPr>
+        <w:t xml:space="preserve"> del ejercicio RA-5 del bloque de Audición, que sigue disponible con campanita donde no haya montaje. Convierte una observación cualitativa —«¿giró la cabeza?»— en una </w:t>
+      </w:r>
+      <w:r>
+        <w:rPr>
+          <w:b/>
+        </w:rPr>
+        <w:t>latencia en milisegundos</w:t>
+      </w:r>
+      <w:r>
+        <w:rPr>
+          <w:b w:val="0"/>
+        </w:rPr>
+        <w:t>.</w:t>
+      </w:r>
+    </w:p>
+    <w:p>
+      <w:pPr>
+        <w:keepNext/>
+        <w:spacing w:after="60" w:before="160"/>
+      </w:pPr>
+      <w:r>
+        <w:rPr>
+          <w:b/>
+          <w:i w:val="0"/>
+          <w:color w:val="4B5563"/>
+          <w:sz w:val="21"/>
+        </w:rPr>
+        <w:t>Dos modos, y el montaje decide cuál</w:t>
+      </w:r>
+    </w:p>
+    <w:tbl>
+      <w:tblPr>
+        <w:tblStyle w:val="TableGrid"/>
+        <w:tblW w:type="auto" w:w="0"/>
+        <w:jc w:val="center"/>
+        <w:tblLook w:firstColumn="1" w:firstRow="1" w:lastColumn="0" w:lastRow="0" w:noHBand="0" w:noVBand="1" w:val="04A0"/>
+      </w:tblPr>
+      <w:tblGrid>
+        <w:gridCol w:w="3213"/>
+        <w:gridCol w:w="3213"/>
+        <w:gridCol w:w="3213"/>
+      </w:tblGrid>
+      <w:tr>
+        <w:tc>
+          <w:tcPr>
+            <w:tcW w:type="dxa" w:w="1928"/>
+            <w:shd w:val="clear" w:fill="E6F9F8"/>
+          </w:tcPr>
+          <w:p>
+            <w:r>
+              <w:rPr>
+                <w:b/>
+                <w:color w:val="00A39E"/>
+                <w:sz w:val="18"/>
+              </w:rPr>
+            </w:r>
+          </w:p>
+        </w:tc>
+        <w:tc>
+          <w:tcPr>
+            <w:tcW w:type="dxa" w:w="3628"/>
+            <w:shd w:val="clear" w:fill="E6F9F8"/>
+          </w:tcPr>
+          <w:p>
+            <w:r>
+              <w:rPr>
+                <w:b/>
+                <w:color w:val="00A39E"/>
+                <w:sz w:val="18"/>
+              </w:rPr>
+              <w:t>Modo juego (casa)</w:t>
+            </w:r>
+          </w:p>
+        </w:tc>
+        <w:tc>
+          <w:tcPr>
+            <w:tcW w:type="dxa" w:w="4082"/>
+            <w:shd w:val="clear" w:fill="E6F9F8"/>
+          </w:tcPr>
+          <w:p>
+            <w:r>
+              <w:rPr>
+                <w:b/>
+                <w:color w:val="00A39E"/>
+                <w:sz w:val="18"/>
+              </w:rPr>
+              <w:t>Modo instrumento (centro)</w:t>
+            </w:r>
+          </w:p>
+        </w:tc>
+      </w:tr>
+      <w:tr>
+        <w:tc>
+          <w:tcPr>
+            <w:tcW w:type="dxa" w:w="1928"/>
+          </w:tcPr>
+          <w:p>
+            <w:r>
+              <w:rPr>
+                <w:b/>
+                <w:sz w:val="19"/>
+              </w:rPr>
+              <w:t>Altavoz</w:t>
+            </w:r>
+          </w:p>
+        </w:tc>
+        <w:tc>
+          <w:tcPr>
+            <w:tcW w:type="dxa" w:w="3628"/>
+          </w:tcPr>
+          <w:p>
+            <w:r>
+              <w:rPr>
+                <w:sz w:val="19"/>
+              </w:rPr>
+              <w:t>El del propio teléfono</w:t>
+            </w:r>
+          </w:p>
+        </w:tc>
+        <w:tc>
+          <w:tcPr>
+            <w:tcW w:type="dxa" w:w="4082"/>
+          </w:tcPr>
+          <w:p>
+            <w:r>
+              <w:rPr>
+                <w:sz w:val="19"/>
+              </w:rPr>
+              <w:t>Dos altavoces con cable a ±60°, a 1 m y a la altura del oído</w:t>
+            </w:r>
+          </w:p>
+        </w:tc>
+      </w:tr>
+      <w:tr>
+        <w:tc>
+          <w:tcPr>
+            <w:tcW w:type="dxa" w:w="1928"/>
+          </w:tcPr>
+          <w:p>
+            <w:r>
+              <w:rPr>
+                <w:b/>
+                <w:sz w:val="19"/>
+              </w:rPr>
+              <w:t>Qué registra</w:t>
+            </w:r>
+          </w:p>
+        </w:tc>
+        <w:tc>
+          <w:tcPr>
+            <w:tcW w:type="dxa" w:w="3628"/>
+          </w:tcPr>
+          <w:p>
+            <w:r>
+              <w:rPr>
+                <w:sz w:val="19"/>
+              </w:rPr>
+              <w:t>Acierto o fallo, sin tiempo y diciendo por qué</w:t>
+            </w:r>
+          </w:p>
+        </w:tc>
+        <w:tc>
+          <w:tcPr>
+            <w:tcW w:type="dxa" w:w="4082"/>
+          </w:tcPr>
+          <w:p>
+            <w:r>
+              <w:rPr>
+                <w:sz w:val="19"/>
+              </w:rPr>
+              <w:t>Latencia real de cada ensayo</w:t>
+            </w:r>
+          </w:p>
+        </w:tc>
+      </w:tr>
+    </w:tbl>
+    <w:p>
+      <w:pPr>
+        <w:spacing w:after="40"/>
+      </w:pPr>
+    </w:p>
+    <w:p>
+      <w:pPr>
+        <w:keepNext/>
+        <w:spacing w:after="60" w:before="160"/>
+      </w:pPr>
+      <w:r>
+        <w:rPr>
+          <w:b/>
+          <w:i w:val="0"/>
+          <w:color w:val="4B5563"/>
+          <w:sz w:val="21"/>
+        </w:rPr>
+        <w:t>Flujo principal</w:t>
+      </w:r>
+    </w:p>
+    <w:p>
+      <w:pPr>
+        <w:spacing w:after="60"/>
+        <w:ind w:left="454" w:hanging="255"/>
+      </w:pPr>
+      <w:r>
+        <w:rPr>
+          <w:b/>
+        </w:rPr>
+        <w:t xml:space="preserve">1. </w:t>
+      </w:r>
+      <w:r>
+        <w:rPr>
+          <w:b w:val="0"/>
+        </w:rPr>
+        <w:t xml:space="preserve">La app espera a que el niño lleve </w:t>
+      </w:r>
+      <w:r>
+        <w:rPr>
+          <w:b/>
+        </w:rPr>
+        <w:t>medio segundo mirando al frente</w:t>
+      </w:r>
+      <w:r>
+        <w:rPr>
+          <w:b w:val="0"/>
+        </w:rPr>
+        <w:t>. Sin eso, media latencia sería el tiempo que tardó en volver la cabeza.</w:t>
+      </w:r>
+    </w:p>
+    <w:p>
+      <w:pPr>
+        <w:spacing w:after="60"/>
+        <w:ind w:left="454" w:hanging="255"/>
+      </w:pPr>
+      <w:r>
+        <w:rPr>
+          <w:b/>
+        </w:rPr>
+        <w:t xml:space="preserve">2. </w:t>
+      </w:r>
+      <w:r>
+        <w:rPr>
+          <w:b w:val="0"/>
+        </w:rPr>
+        <w:t xml:space="preserve">Suena el estímulo por un lado, </w:t>
+      </w:r>
+      <w:r>
+        <w:rPr>
+          <w:b/>
+        </w:rPr>
+        <w:t>elegido al azar</w:t>
+      </w:r>
+      <w:r>
+        <w:rPr>
+          <w:b w:val="0"/>
+        </w:rPr>
+        <w:t xml:space="preserve"> (nunca más de dos veces seguidas el mismo).</w:t>
+      </w:r>
+    </w:p>
+    <w:p>
+      <w:pPr>
+        <w:spacing w:after="60"/>
+        <w:ind w:left="454" w:hanging="255"/>
+      </w:pPr>
+      <w:r>
+        <w:rPr>
+          <w:b/>
+        </w:rPr>
+        <w:t xml:space="preserve">3. </w:t>
+      </w:r>
+      <w:r>
+        <w:rPr>
+          <w:b w:val="0"/>
+        </w:rPr>
+        <w:t xml:space="preserve">El niño gira. Hay </w:t>
+      </w:r>
+      <w:r>
+        <w:rPr>
+          <w:b/>
+        </w:rPr>
+        <w:t>2 segundos de ventana</w:t>
+      </w:r>
+      <w:r>
+        <w:rPr>
+          <w:b w:val="0"/>
+        </w:rPr>
+        <w:t>; pasada, se anota «sin respuesta», nunca “error”.</w:t>
+      </w:r>
+    </w:p>
+    <w:p>
+      <w:pPr>
+        <w:spacing w:after="60"/>
+        <w:ind w:left="454" w:hanging="255"/>
+      </w:pPr>
+      <w:r>
+        <w:rPr>
+          <w:b/>
+        </w:rPr>
+        <w:t xml:space="preserve">4. </w:t>
+      </w:r>
+      <w:r>
+        <w:rPr>
+          <w:b w:val="0"/>
+        </w:rPr>
+        <w:t xml:space="preserve">Entre ensayo y ensayo pasan </w:t>
+      </w:r>
+      <w:r>
+        <w:rPr>
+          <w:b/>
+        </w:rPr>
+        <w:t>de 3 a 6 segundos al azar</w:t>
+      </w:r>
+      <w:r>
+        <w:rPr>
+          <w:b w:val="0"/>
+        </w:rPr>
+        <w:t>, para que no anticipe.</w:t>
+      </w:r>
+    </w:p>
+    <w:p>
+      <w:pPr>
+        <w:spacing w:after="60"/>
+        <w:ind w:left="454" w:hanging="255"/>
+      </w:pPr>
+      <w:r>
+        <w:rPr>
+          <w:b/>
+        </w:rPr>
+        <w:t xml:space="preserve">5. </w:t>
+      </w:r>
+      <w:r>
+        <w:rPr>
+          <w:b w:val="0"/>
+        </w:rPr>
+        <w:t xml:space="preserve">Uno de cada cinco ensayos, aproximadamente, </w:t>
+      </w:r>
+      <w:r>
+        <w:rPr>
+          <w:b/>
+        </w:rPr>
+        <w:t>no suena</w:t>
+      </w:r>
+      <w:r>
+        <w:rPr>
+          <w:b w:val="0"/>
+        </w:rPr>
+        <w:t>. Es el control que distingue oír de mover la cabeza porque sí.</w:t>
+      </w:r>
+    </w:p>
+    <w:p>
+      <w:pPr>
+        <w:keepNext/>
+        <w:spacing w:after="60" w:before="160"/>
+      </w:pPr>
+      <w:r>
+        <w:rPr>
+          <w:b/>
+          <w:i w:val="0"/>
+          <w:color w:val="4B5563"/>
+          <w:sz w:val="21"/>
+        </w:rPr>
+        <w:t>Flujos alternativos</w:t>
+      </w:r>
+    </w:p>
+    <w:p>
+      <w:pPr>
+        <w:spacing w:after="60"/>
+        <w:ind w:left="454" w:hanging="255"/>
+      </w:pPr>
+      <w:r>
+        <w:t xml:space="preserve">•  </w:t>
+      </w:r>
+      <w:r>
+        <w:rPr>
+          <w:b/>
+        </w:rPr>
+        <w:t>Altavoz Bluetooth:</w:t>
+      </w:r>
+      <w:r>
+        <w:rPr>
+          <w:b w:val="0"/>
+        </w:rPr>
+        <w:t xml:space="preserve"> vetado. Añade un retraso variable de 100-300 ms, que es exactamente lo que se quiere medir. La app lo detecta y registra el ensayo sin tiempo.</w:t>
+      </w:r>
+    </w:p>
+    <w:p>
+      <w:pPr>
+        <w:spacing w:after="60"/>
+        <w:ind w:left="454" w:hanging="255"/>
+      </w:pPr>
+      <w:r>
+        <w:t xml:space="preserve">•  </w:t>
+      </w:r>
+      <w:r>
+        <w:rPr>
+          <w:b/>
+        </w:rPr>
+        <w:t>Sin montaje cableado o teléfono por debajo del nivel A:</w:t>
+      </w:r>
+      <w:r>
+        <w:rPr>
+          <w:b w:val="0"/>
+        </w:rPr>
+        <w:t xml:space="preserve"> el ejercicio funciona igual como juego, y cada registro dice por qué no lleva tiempo.</w:t>
+      </w:r>
+    </w:p>
+    <w:tbl>
+      <w:tblPr>
+        <w:tblW w:type="auto" w:w="0"/>
+        <w:jc w:val="center"/>
+        <w:tblLook w:firstColumn="1" w:firstRow="1" w:lastColumn="0" w:lastRow="0" w:noHBand="0" w:noVBand="1" w:val="04A0"/>
+      </w:tblPr>
+      <w:tblGrid>
+        <w:gridCol w:w="9638"/>
+      </w:tblGrid>
+      <w:tr>
+        <w:tc>
+          <w:tcPr>
+            <w:tcW w:type="dxa" w:w="9638"/>
+            <w:shd w:val="clear" w:fill="FFFBEB"/>
+          </w:tcPr>
+          <w:p>
+            <w:pPr>
+              <w:spacing w:after="40"/>
+            </w:pPr>
+            <w:r>
+              <w:rPr>
+                <w:b/>
+                <w:color w:val="00A39E"/>
+                <w:sz w:val="17"/>
+              </w:rPr>
+              <w:t>DURANTE EL ENSAYO, EL ADULTO NO EXISTE</w:t>
+            </w:r>
+          </w:p>
+          <w:p>
+            <w:pPr>
+              <w:spacing w:after="40"/>
+            </w:pPr>
+            <w:r>
+              <w:rPr>
+                <w:sz w:val="19"/>
+              </w:rPr>
+              <w:t>No señalar, no mirar hacia el altavoz, no reaccionar. Es la fuente de sesgo más fácil de introducir y la más difícil de detectar después en los datos.</w:t>
+            </w:r>
+          </w:p>
+        </w:tc>
+      </w:tr>
+    </w:tbl>
+    <w:p>
+      <w:pPr>
+        <w:spacing w:after="40"/>
+      </w:pPr>
+    </w:p>
+    <w:tbl>
+      <w:tblPr>
+        <w:tblW w:type="auto" w:w="0"/>
+        <w:jc w:val="center"/>
+        <w:tblLook w:firstColumn="1" w:firstRow="1" w:lastColumn="0" w:lastRow="0" w:noHBand="0" w:noVBand="1" w:val="04A0"/>
+      </w:tblPr>
+      <w:tblGrid>
+        <w:gridCol w:w="9638"/>
+      </w:tblGrid>
+      <w:tr>
+        <w:tc>
+          <w:tcPr>
+            <w:tcW w:type="dxa" w:w="9638"/>
+            <w:shd w:val="clear" w:fill="F0FDF9"/>
+          </w:tcPr>
+          <w:p>
+            <w:pPr>
+              <w:spacing w:after="40"/>
+            </w:pPr>
+            <w:r>
+              <w:rPr>
+                <w:b/>
+                <w:color w:val="00A39E"/>
+                <w:sz w:val="17"/>
+              </w:rPr>
+              <w:t>UN TIEMPO VACÍO NO ES UN FALLO</w:t>
+            </w:r>
+          </w:p>
+          <w:p>
+            <w:pPr>
+              <w:spacing w:after="40"/>
+            </w:pPr>
+            <w:r>
+              <w:rPr>
+                <w:sz w:val="19"/>
+              </w:rPr>
+              <w:t>Cuando el registro no trae latencia, dice el motivo: ensayo sin sonido, sin respuesta, salida Bluetooth, sin altavoces cableados o teléfono insuficiente. Cada motivo se lee distinto, y por eso se guarda.</w:t>
+            </w:r>
+          </w:p>
+        </w:tc>
+      </w:tr>
+    </w:tbl>
+    <w:p>
+      <w:pPr>
+        <w:spacing w:after="40"/>
+      </w:pPr>
+    </w:p>
+    <w:tbl>
+      <w:tblPr>
+        <w:tblW w:type="auto" w:w="0"/>
+        <w:jc w:val="center"/>
+        <w:tblLook w:firstColumn="1" w:firstRow="1" w:lastColumn="0" w:lastRow="0" w:noHBand="0" w:noVBand="1" w:val="04A0"/>
+      </w:tblPr>
+      <w:tblGrid>
+        <w:gridCol w:w="9638"/>
+      </w:tblGrid>
+      <w:tr>
+        <w:tc>
+          <w:tcPr>
+            <w:tcW w:type="dxa" w:w="9638"/>
+            <w:shd w:val="clear" w:fill="00C4BE"/>
+          </w:tcPr>
+          <w:p>
+            <w:pPr>
+              <w:spacing w:before="80"/>
+            </w:pPr>
+            <w:r>
+              <w:rPr>
+                <w:b/>
+                <w:color w:val="F0FDF9"/>
+                <w:sz w:val="17"/>
+              </w:rPr>
+              <w:t>CU-21 · Familia</w:t>
+            </w:r>
+          </w:p>
+          <w:p>
+            <w:pPr>
+              <w:spacing w:after="80"/>
+            </w:pPr>
+            <w:r>
+              <w:rPr>
+                <w:b/>
+                <w:color w:val="FFFFFF"/>
+                <w:sz w:val="28"/>
+              </w:rPr>
+              <w:t>AR-3 · Selección semántica por fijación: elegir mirando</w:t>
+            </w:r>
+          </w:p>
+        </w:tc>
+      </w:tr>
+    </w:tbl>
+    <w:tbl>
+      <w:tblPr>
+        <w:tblW w:type="auto" w:w="0"/>
+        <w:jc w:val="center"/>
+        <w:tblLook w:firstColumn="1" w:firstRow="1" w:lastColumn="0" w:lastRow="0" w:noHBand="0" w:noVBand="1" w:val="04A0"/>
+      </w:tblPr>
+      <w:tblGrid>
+        <w:gridCol w:w="4819"/>
+        <w:gridCol w:w="4819"/>
+      </w:tblGrid>
+      <w:tr>
+        <w:tc>
+          <w:tcPr>
+            <w:tcW w:type="dxa" w:w="4819"/>
+          </w:tcPr>
+          <w:p>
+            <w:r>
+              <w:rPr>
+                <w:b/>
+                <w:color w:val="6B7280"/>
+                <w:sz w:val="15"/>
+              </w:rPr>
+              <w:t>ACTOR</w:t>
+            </w:r>
+          </w:p>
+          <w:p>
+            <w:r>
+              <w:rPr>
+                <w:b/>
+                <w:sz w:val="19"/>
+              </w:rPr>
+              <w:t>Tutor + niño/a (4-5 años)</w:t>
+            </w:r>
+          </w:p>
+        </w:tc>
+        <w:tc>
+          <w:tcPr>
+            <w:tcW w:type="dxa" w:w="4819"/>
+          </w:tcPr>
+          <w:p>
+            <w:r>
+              <w:rPr>
+                <w:b/>
+                <w:color w:val="6B7280"/>
+                <w:sz w:val="15"/>
+              </w:rPr>
+              <w:t>PANTALLA</w:t>
+            </w:r>
+          </w:p>
+          <w:p>
+            <w:r>
+              <w:rPr>
+                <w:b/>
+                <w:sz w:val="19"/>
+              </w:rPr>
+              <w:t>Realidad Aumentada · AR-3</w:t>
+            </w:r>
+          </w:p>
+        </w:tc>
+      </w:tr>
+      <w:tr>
+        <w:tc>
+          <w:tcPr>
+            <w:tcW w:type="dxa" w:w="4819"/>
+          </w:tcPr>
+          <w:p>
+            <w:r>
+              <w:rPr>
+                <w:b/>
+                <w:color w:val="6B7280"/>
+                <w:sz w:val="15"/>
+              </w:rPr>
+              <w:t>PRECONDICIÓN</w:t>
+            </w:r>
+          </w:p>
+          <w:p>
+            <w:r>
+              <w:rPr>
+                <w:b/>
+                <w:sz w:val="19"/>
+              </w:rPr>
+              <w:t>Calibración de 5 puntos hecha para ese paciente y ese teléfono</w:t>
+            </w:r>
+          </w:p>
+        </w:tc>
+        <w:tc>
+          <w:tcPr>
+            <w:tcW w:type="dxa" w:w="4819"/>
+          </w:tcPr>
+          <w:p>
+            <w:r>
+              <w:rPr>
+                <w:b/>
+                <w:color w:val="6B7280"/>
+                <w:sz w:val="15"/>
+              </w:rPr>
+              <w:t>RESULTADO</w:t>
+            </w:r>
+          </w:p>
+          <w:p>
+            <w:r>
+              <w:rPr>
+                <w:b/>
+                <w:sz w:val="19"/>
+              </w:rPr>
+              <w:t>Primera mirada y elección final por ensayo</w:t>
+            </w:r>
+          </w:p>
+        </w:tc>
+      </w:tr>
+    </w:tbl>
+    <w:p>
+      <w:pPr>
+        <w:spacing w:after="40"/>
+      </w:pPr>
+    </w:p>
+    <w:p>
+      <w:r>
+        <w:rPr>
+          <w:b w:val="0"/>
+        </w:rPr>
+        <w:t xml:space="preserve">Evalúa </w:t>
+      </w:r>
+      <w:r>
+        <w:rPr>
+          <w:b/>
+        </w:rPr>
+        <w:t>comprensión de vocabulario sin que la mano estorbe</w:t>
+      </w:r>
+      <w:r>
+        <w:rPr>
+          <w:b w:val="0"/>
+        </w:rPr>
+        <w:t xml:space="preserve">: pensado para niños con parálisis cerebral, dispraxia o cualquier dificultad de motricidad fina. El niño </w:t>
+      </w:r>
+      <w:r>
+        <w:rPr>
+          <w:b/>
+        </w:rPr>
+        <w:t>elige mirando</w:t>
+      </w:r>
+      <w:r>
+        <w:rPr>
+          <w:b w:val="0"/>
+        </w:rPr>
+        <w:t>, no señalando.</w:t>
+      </w:r>
+    </w:p>
+    <w:p>
+      <w:pPr>
+        <w:keepNext/>
+        <w:spacing w:after="60" w:before="160"/>
+      </w:pPr>
+      <w:r>
+        <w:rPr>
+          <w:b/>
+          <w:i w:val="0"/>
+          <w:color w:val="4B5563"/>
+          <w:sz w:val="21"/>
+        </w:rPr>
+        <w:t>Flujo principal</w:t>
+      </w:r>
+    </w:p>
+    <w:p>
+      <w:pPr>
+        <w:spacing w:after="60"/>
+        <w:ind w:left="454" w:hanging="255"/>
+      </w:pPr>
+      <w:r>
+        <w:rPr>
+          <w:b/>
+        </w:rPr>
+        <w:t xml:space="preserve">1. </w:t>
+      </w:r>
+      <w:r>
+        <w:rPr>
+          <w:b/>
+        </w:rPr>
+        <w:t>Calibración obligatoria</w:t>
+      </w:r>
+      <w:r>
+        <w:rPr>
+          <w:b w:val="0"/>
+        </w:rPr>
+        <w:t>: 5 puntos con la osita, unos 15 segundos. Sin ella el puntero no apunta a nada. Se guarda por paciente y por teléfono.</w:t>
+      </w:r>
+    </w:p>
+    <w:p>
+      <w:pPr>
+        <w:spacing w:after="60"/>
+        <w:ind w:left="454" w:hanging="255"/>
+      </w:pPr>
+      <w:r>
+        <w:rPr>
+          <w:b/>
+        </w:rPr>
+        <w:t xml:space="preserve">2. </w:t>
+      </w:r>
+      <w:r>
+        <w:rPr>
+          <w:b w:val="0"/>
+        </w:rPr>
+        <w:t xml:space="preserve">Aparecen </w:t>
+      </w:r>
+      <w:r>
+        <w:rPr>
+          <w:b/>
+        </w:rPr>
+        <w:t>3 dibujos</w:t>
+      </w:r>
+      <w:r>
+        <w:rPr>
+          <w:b w:val="0"/>
+        </w:rPr>
+        <w:t xml:space="preserve"> (2 si el teléfono es de nivel C), colocados por ángulos, no por píxeles.</w:t>
+      </w:r>
+    </w:p>
+    <w:p>
+      <w:pPr>
+        <w:spacing w:after="60"/>
+        <w:ind w:left="454" w:hanging="255"/>
+      </w:pPr>
+      <w:r>
+        <w:rPr>
+          <w:b/>
+        </w:rPr>
+        <w:t xml:space="preserve">3. </w:t>
+      </w:r>
+      <w:r>
+        <w:rPr>
+          <w:b w:val="0"/>
+        </w:rPr>
+        <w:t xml:space="preserve">La app </w:t>
+      </w:r>
+      <w:r>
+        <w:rPr>
+          <w:b/>
+        </w:rPr>
+        <w:t>dice la palabra una sola vez</w:t>
+      </w:r>
+      <w:r>
+        <w:rPr>
+          <w:b w:val="0"/>
+        </w:rPr>
+        <w:t xml:space="preserve"> y espera.</w:t>
+      </w:r>
+    </w:p>
+    <w:p>
+      <w:pPr>
+        <w:spacing w:after="60"/>
+        <w:ind w:left="454" w:hanging="255"/>
+      </w:pPr>
+      <w:r>
+        <w:rPr>
+          <w:b/>
+        </w:rPr>
+        <w:t xml:space="preserve">4. </w:t>
+      </w:r>
+      <w:r>
+        <w:rPr>
+          <w:b w:val="0"/>
+        </w:rPr>
+        <w:t xml:space="preserve">El niño mira el dibujo. Un </w:t>
+      </w:r>
+      <w:r>
+        <w:rPr>
+          <w:b/>
+        </w:rPr>
+        <w:t>anillo de progreso</w:t>
+      </w:r>
+      <w:r>
+        <w:rPr>
+          <w:b w:val="0"/>
+        </w:rPr>
+        <w:t xml:space="preserve"> se va cerrando mientras sostiene la mirada; a 1,2 segundos queda elegido (ajustable en el Panel).</w:t>
+      </w:r>
+    </w:p>
+    <w:p>
+      <w:pPr>
+        <w:spacing w:after="60"/>
+        <w:ind w:left="454" w:hanging="255"/>
+      </w:pPr>
+      <w:r>
+        <w:rPr>
+          <w:b/>
+        </w:rPr>
+        <w:t xml:space="preserve">5. </w:t>
+      </w:r>
+      <w:r>
+        <w:rPr>
+          <w:b w:val="0"/>
+        </w:rPr>
+        <w:t xml:space="preserve">El acierto dispara un </w:t>
+      </w:r>
+      <w:r>
+        <w:rPr>
+          <w:b/>
+        </w:rPr>
+        <w:t>giro de 360°</w:t>
+      </w:r>
+      <w:r>
+        <w:rPr>
+          <w:b w:val="0"/>
+        </w:rPr>
+        <w:t xml:space="preserve"> de la figura.</w:t>
+      </w:r>
+    </w:p>
+    <w:p>
+      <w:pPr>
+        <w:keepNext/>
+        <w:spacing w:after="60" w:before="160"/>
+      </w:pPr>
+      <w:r>
+        <w:rPr>
+          <w:b/>
+          <w:i w:val="0"/>
+          <w:color w:val="4B5563"/>
+          <w:sz w:val="21"/>
+        </w:rPr>
+        <w:t>Flujos alternativos</w:t>
+      </w:r>
+    </w:p>
+    <w:p>
+      <w:pPr>
+        <w:spacing w:after="60"/>
+        <w:ind w:left="454" w:hanging="255"/>
+      </w:pPr>
+      <w:r>
+        <w:t xml:space="preserve">•  </w:t>
+      </w:r>
+      <w:r>
+        <w:rPr>
+          <w:b/>
+        </w:rPr>
+        <w:t>Mira al fondo, entre dibujos:</w:t>
+      </w:r>
+      <w:r>
+        <w:rPr>
+          <w:b w:val="0"/>
+        </w:rPr>
+        <w:t xml:space="preserve"> no acumula nada. El anillo solo avanza dentro de un dibujo, para que no elija sin querer.</w:t>
+      </w:r>
+    </w:p>
+    <w:p>
+      <w:pPr>
+        <w:spacing w:after="60"/>
+        <w:ind w:left="454" w:hanging="255"/>
+      </w:pPr>
+      <w:r>
+        <w:t xml:space="preserve">•  </w:t>
+      </w:r>
+      <w:r>
+        <w:rPr>
+          <w:b/>
+        </w:rPr>
+        <w:t>El puntero tiembla:</w:t>
+      </w:r>
+      <w:r>
+        <w:rPr>
+          <w:b w:val="0"/>
+        </w:rPr>
+        <w:t xml:space="preserve"> en el Panel se puede cambiar de iris (preciso pero nervioso) a rayo desde la nariz (más grueso pero estable). El ejercicio ni se entera del cambio.</w:t>
+      </w:r>
+    </w:p>
+    <w:tbl>
+      <w:tblPr>
+        <w:tblW w:type="auto" w:w="0"/>
+        <w:jc w:val="center"/>
+        <w:tblLook w:firstColumn="1" w:firstRow="1" w:lastColumn="0" w:lastRow="0" w:noHBand="0" w:noVBand="1" w:val="04A0"/>
+      </w:tblPr>
+      <w:tblGrid>
+        <w:gridCol w:w="9638"/>
+      </w:tblGrid>
+      <w:tr>
+        <w:tc>
+          <w:tcPr>
+            <w:tcW w:type="dxa" w:w="9638"/>
+            <w:shd w:val="clear" w:fill="F5F0FF"/>
+          </w:tcPr>
+          <w:p>
+            <w:pPr>
+              <w:spacing w:after="40"/>
+            </w:pPr>
+            <w:r>
+              <w:rPr>
+                <w:b/>
+                <w:color w:val="6D3FC4"/>
+                <w:sz w:val="17"/>
+              </w:rPr>
+              <w:t>DOS DATOS QUE NO SIGNIFICAN LO MISMO</w:t>
+            </w:r>
+          </w:p>
+          <w:p>
+            <w:pPr>
+              <w:spacing w:after="40"/>
+            </w:pPr>
+            <w:r>
+              <w:rPr>
+                <w:sz w:val="19"/>
+              </w:rPr>
+              <w:t>La primera mirada dice adónde fue de entrada —comprensión inmediata—; la elección final es lo que acaba escogiendo, con posible corrección por el camino. Solo la segunda dispara el premio. Conviene no confundirlas al leer el panel.</w:t>
+            </w:r>
+          </w:p>
+        </w:tc>
+      </w:tr>
+    </w:tbl>
+    <w:p>
+      <w:pPr>
+        <w:spacing w:after="40"/>
+      </w:pPr>
+    </w:p>
+    <w:tbl>
+      <w:tblPr>
+        <w:tblW w:type="auto" w:w="0"/>
+        <w:jc w:val="center"/>
+        <w:tblLook w:firstColumn="1" w:firstRow="1" w:lastColumn="0" w:lastRow="0" w:noHBand="0" w:noVBand="1" w:val="04A0"/>
+      </w:tblPr>
+      <w:tblGrid>
+        <w:gridCol w:w="9638"/>
+      </w:tblGrid>
+      <w:tr>
+        <w:tc>
+          <w:tcPr>
+            <w:tcW w:type="dxa" w:w="9638"/>
+            <w:shd w:val="clear" w:fill="FFFBEB"/>
+          </w:tcPr>
+          <w:p>
+            <w:pPr>
+              <w:spacing w:after="40"/>
+            </w:pPr>
+            <w:r>
+              <w:rPr>
+                <w:b/>
+                <w:color w:val="00A39E"/>
+                <w:sz w:val="17"/>
+              </w:rPr>
+              <w:t>NO MEZCLE SESIONES DE 2 Y DE 3 DIBUJOS</w:t>
+            </w:r>
+          </w:p>
+          <w:p>
+            <w:pPr>
+              <w:spacing w:after="40"/>
+            </w:pPr>
+            <w:r>
+              <w:rPr>
+                <w:sz w:val="19"/>
+              </w:rPr>
+              <w:t>Con dos alternativas se acierta la mitad de las veces por azar, y eso se corrige con más ensayos, no comparándolo con sesiones de tres. El registro guarda cuántos dibujos había justo para poder separarlas.</w:t>
+            </w:r>
+          </w:p>
+        </w:tc>
+      </w:tr>
+    </w:tbl>
+    <w:p>
+      <w:pPr>
+        <w:spacing w:after="40"/>
+      </w:pPr>
+    </w:p>
+    <w:tbl>
+      <w:tblPr>
+        <w:tblW w:type="auto" w:w="0"/>
+        <w:jc w:val="center"/>
+        <w:tblLook w:firstColumn="1" w:firstRow="1" w:lastColumn="0" w:lastRow="0" w:noHBand="0" w:noVBand="1" w:val="04A0"/>
+      </w:tblPr>
+      <w:tblGrid>
+        <w:gridCol w:w="9638"/>
+      </w:tblGrid>
+      <w:tr>
+        <w:tc>
+          <w:tcPr>
+            <w:tcW w:type="dxa" w:w="9638"/>
+            <w:shd w:val="clear" w:fill="F0FDF9"/>
+          </w:tcPr>
+          <w:p>
+            <w:pPr>
+              <w:spacing w:after="40"/>
+            </w:pPr>
+            <w:r>
+              <w:rPr>
+                <w:b/>
+                <w:color w:val="00A39E"/>
+                <w:sz w:val="17"/>
+              </w:rPr>
+              <w:t>DIGA LA PALABRA UNA SOLA VEZ</w:t>
+            </w:r>
+          </w:p>
+          <w:p>
+            <w:pPr>
+              <w:spacing w:after="40"/>
+            </w:pPr>
+            <w:r>
+              <w:rPr>
+                <w:sz w:val="19"/>
+              </w:rPr>
+              <w:t>Repetirla reinicia la búsqueda del niño y estropea el dato de primera mirada. Si no responde, es un dato; insistir lo borra.</w:t>
+            </w:r>
+          </w:p>
+        </w:tc>
+      </w:tr>
+    </w:tbl>
+    <w:p>
+      <w:pPr>
+        <w:spacing w:after="40"/>
+      </w:pPr>
+    </w:p>
+    <w:tbl>
+      <w:tblPr>
+        <w:tblW w:type="auto" w:w="0"/>
+        <w:jc w:val="center"/>
+        <w:tblLook w:firstColumn="1" w:firstRow="1" w:lastColumn="0" w:lastRow="0" w:noHBand="0" w:noVBand="1" w:val="04A0"/>
+      </w:tblPr>
+      <w:tblGrid>
+        <w:gridCol w:w="9638"/>
+      </w:tblGrid>
+      <w:tr>
+        <w:tc>
+          <w:tcPr>
+            <w:tcW w:type="dxa" w:w="9638"/>
+            <w:shd w:val="clear" w:fill="00C4BE"/>
+          </w:tcPr>
+          <w:p>
+            <w:pPr>
+              <w:spacing w:before="80"/>
+            </w:pPr>
+            <w:r>
+              <w:rPr>
+                <w:b/>
+                <w:color w:val="F0FDF9"/>
+                <w:sz w:val="17"/>
+              </w:rPr>
+              <w:t>CU-22 · Profesional</w:t>
+            </w:r>
+          </w:p>
+          <w:p>
+            <w:pPr>
+              <w:spacing w:after="80"/>
+            </w:pPr>
+            <w:r>
+              <w:rPr>
+                <w:b/>
+                <w:color w:val="FFFFFF"/>
+                <w:sz w:val="28"/>
+              </w:rPr>
+              <w:t>Ajustar los umbrales de Realidad Aumentada y ver las señales en vivo</w:t>
+            </w:r>
+          </w:p>
+        </w:tc>
+      </w:tr>
+    </w:tbl>
+    <w:tbl>
+      <w:tblPr>
+        <w:tblW w:type="auto" w:w="0"/>
+        <w:jc w:val="center"/>
+        <w:tblLook w:firstColumn="1" w:firstRow="1" w:lastColumn="0" w:lastRow="0" w:noHBand="0" w:noVBand="1" w:val="04A0"/>
+      </w:tblPr>
+      <w:tblGrid>
+        <w:gridCol w:w="4819"/>
+        <w:gridCol w:w="4819"/>
+      </w:tblGrid>
+      <w:tr>
+        <w:tc>
+          <w:tcPr>
+            <w:tcW w:type="dxa" w:w="4819"/>
+          </w:tcPr>
+          <w:p>
+            <w:r>
+              <w:rPr>
+                <w:b/>
+                <w:color w:val="6B7280"/>
+                <w:sz w:val="15"/>
+              </w:rPr>
+              <w:t>ACTOR</w:t>
+            </w:r>
+          </w:p>
+          <w:p>
+            <w:r>
+              <w:rPr>
+                <w:b/>
+                <w:sz w:val="19"/>
+              </w:rPr>
+              <w:t>Logopeda</w:t>
+            </w:r>
+          </w:p>
+        </w:tc>
+        <w:tc>
+          <w:tcPr>
+            <w:tcW w:type="dxa" w:w="4819"/>
+          </w:tcPr>
+          <w:p>
+            <w:r>
+              <w:rPr>
+                <w:b/>
+                <w:color w:val="6B7280"/>
+                <w:sz w:val="15"/>
+              </w:rPr>
+              <w:t>PANTALLA</w:t>
+            </w:r>
+          </w:p>
+          <w:p>
+            <w:r>
+              <w:rPr>
+                <w:b/>
+                <w:sz w:val="19"/>
+              </w:rPr>
+              <w:t>Realidad Aumentada · Panel del Adulto</w:t>
+            </w:r>
+          </w:p>
+        </w:tc>
+      </w:tr>
+      <w:tr>
+        <w:tc>
+          <w:tcPr>
+            <w:tcW w:type="dxa" w:w="4819"/>
+          </w:tcPr>
+          <w:p>
+            <w:r>
+              <w:rPr>
+                <w:b/>
+                <w:color w:val="6B7280"/>
+                <w:sz w:val="15"/>
+              </w:rPr>
+              <w:t>PRECONDICIÓN</w:t>
+            </w:r>
+          </w:p>
+          <w:p>
+            <w:r>
+              <w:rPr>
+                <w:b/>
+                <w:sz w:val="19"/>
+              </w:rPr>
+              <w:t>Modo Profesional (PIN)</w:t>
+            </w:r>
+          </w:p>
+        </w:tc>
+        <w:tc>
+          <w:tcPr>
+            <w:tcW w:type="dxa" w:w="4819"/>
+          </w:tcPr>
+          <w:p>
+            <w:r>
+              <w:rPr>
+                <w:b/>
+                <w:color w:val="6B7280"/>
+                <w:sz w:val="15"/>
+              </w:rPr>
+              <w:t>RESULTADO</w:t>
+            </w:r>
+          </w:p>
+          <w:p>
+            <w:r>
+              <w:rPr>
+                <w:b/>
+                <w:sz w:val="19"/>
+              </w:rPr>
+              <w:t>Umbrales adaptados a ese niño y comprobación de que el aparato ve bien</w:t>
+            </w:r>
+          </w:p>
+        </w:tc>
+      </w:tr>
+    </w:tbl>
+    <w:p>
+      <w:pPr>
+        <w:spacing w:after="40"/>
+      </w:pPr>
+    </w:p>
+    <w:p>
+      <w:r>
+        <w:rPr>
+          <w:b w:val="0"/>
+        </w:rPr>
+        <w:t xml:space="preserve">El bloque no adapta su dificultad solo. </w:t>
+      </w:r>
+      <w:r>
+        <w:rPr>
+          <w:b/>
+        </w:rPr>
+        <w:t>Lo hace usted</w:t>
+      </w:r>
+      <w:r>
+        <w:rPr>
+          <w:b w:val="0"/>
+        </w:rPr>
+        <w:t>, y esa es una decisión de diseño, no una carencia: un software que ajusta su propio criterio clínico deja de ser un instrumento.</w:t>
+      </w:r>
+    </w:p>
+    <w:p>
+      <w:pPr>
+        <w:keepNext/>
+        <w:spacing w:after="60" w:before="160"/>
+      </w:pPr>
+      <w:r>
+        <w:rPr>
+          <w:b/>
+          <w:i w:val="0"/>
+          <w:color w:val="4B5563"/>
+          <w:sz w:val="21"/>
+        </w:rPr>
+        <w:t>Flujo principal</w:t>
+      </w:r>
+    </w:p>
+    <w:p>
+      <w:pPr>
+        <w:spacing w:after="60"/>
+        <w:ind w:left="454" w:hanging="255"/>
+      </w:pPr>
+      <w:r>
+        <w:rPr>
+          <w:b/>
+        </w:rPr>
+        <w:t xml:space="preserve">1. </w:t>
+      </w:r>
+      <w:r>
+        <w:rPr>
+          <w:b w:val="0"/>
+        </w:rPr>
+        <w:t xml:space="preserve">Abrir el </w:t>
+      </w:r>
+      <w:r>
+        <w:rPr>
+          <w:b/>
+        </w:rPr>
+        <w:t>Panel del Adulto</w:t>
+      </w:r>
+      <w:r>
+        <w:rPr>
+          <w:b w:val="0"/>
+        </w:rPr>
+        <w:t xml:space="preserve"> dentro del bloque de RA (bajo los ejercicios, no delante del niño).</w:t>
+      </w:r>
+    </w:p>
+    <w:p>
+      <w:pPr>
+        <w:spacing w:after="60"/>
+        <w:ind w:left="454" w:hanging="255"/>
+      </w:pPr>
+      <w:r>
+        <w:rPr>
+          <w:b/>
+        </w:rPr>
+        <w:t xml:space="preserve">2. </w:t>
+      </w:r>
+      <w:r>
+        <w:rPr>
+          <w:b w:val="0"/>
+        </w:rPr>
+        <w:t xml:space="preserve">Ajustar el </w:t>
+      </w:r>
+      <w:r>
+        <w:rPr>
+          <w:b/>
+        </w:rPr>
+        <w:t>sostén de AR-1</w:t>
+      </w:r>
+      <w:r>
+        <w:rPr>
+          <w:b w:val="0"/>
+        </w:rPr>
+        <w:t xml:space="preserve"> (0,8-3 s), la ventana de respuesta de AR-2, el tiempo de fijación de AR-3 y el tipo de puntero.</w:t>
+      </w:r>
+    </w:p>
+    <w:p>
+      <w:pPr>
+        <w:spacing w:after="60"/>
+        <w:ind w:left="454" w:hanging="255"/>
+      </w:pPr>
+      <w:r>
+        <w:rPr>
+          <w:b/>
+        </w:rPr>
+        <w:t xml:space="preserve">3. </w:t>
+      </w:r>
+      <w:r>
+        <w:rPr>
+          <w:b w:val="0"/>
+        </w:rPr>
+        <w:t xml:space="preserve">Usar </w:t>
+      </w:r>
+      <w:r>
+        <w:rPr>
+          <w:b/>
+        </w:rPr>
+        <w:t>“Ver las señales en vivo”</w:t>
+      </w:r>
+      <w:r>
+        <w:rPr>
+          <w:b w:val="0"/>
+        </w:rPr>
+        <w:t xml:space="preserve"> para comprobar distancia, grados de giro, apertura de labios y fotogramas por segundo antes de una sesión que importe.</w:t>
+      </w:r>
+    </w:p>
+    <w:tbl>
+      <w:tblPr>
+        <w:tblW w:type="auto" w:w="0"/>
+        <w:jc w:val="center"/>
+        <w:tblLook w:firstColumn="1" w:firstRow="1" w:lastColumn="0" w:lastRow="0" w:noHBand="0" w:noVBand="1" w:val="04A0"/>
+      </w:tblPr>
+      <w:tblGrid>
+        <w:gridCol w:w="9638"/>
+      </w:tblGrid>
+      <w:tr>
+        <w:tc>
+          <w:tcPr>
+            <w:tcW w:type="dxa" w:w="9638"/>
+            <w:shd w:val="clear" w:fill="F0FDF9"/>
+          </w:tcPr>
+          <w:p>
+            <w:pPr>
+              <w:spacing w:after="40"/>
+            </w:pPr>
+            <w:r>
+              <w:rPr>
+                <w:b/>
+                <w:color w:val="00A39E"/>
+                <w:sz w:val="17"/>
+              </w:rPr>
+              <w:t>QUÉ ENCONTRARÁ EN EL PANEL DEL PACIENTE, Y QUÉ NO</w:t>
+            </w:r>
+          </w:p>
+          <w:p>
+            <w:pPr>
+              <w:spacing w:after="40"/>
+            </w:pPr>
+            <w:r>
+              <w:rPr>
+                <w:sz w:val="19"/>
+              </w:rPr>
+              <w:t>Encontrará series y magnitudes: sostén en milisegundos, latencia por ensayo, fijación hasta elegir, ensayos anulados y la ficha del aparato. No encontrará percentiles, comparación con «lo esperado para la edad», semáforos de gravedad ni etiquetas diagnósticas, y su ausencia es deliberada: un gráfico es descripción, un semáforo rojo es interpretación, y la interpretación es suya.</w:t>
+            </w:r>
+          </w:p>
+        </w:tc>
+      </w:tr>
+    </w:tbl>
+    <w:p>
+      <w:pPr>
+        <w:spacing w:after="40"/>
+      </w:pPr>
+    </w:p>
+    <w:tbl>
+      <w:tblPr>
+        <w:tblW w:type="auto" w:w="0"/>
+        <w:jc w:val="center"/>
+        <w:tblLook w:firstColumn="1" w:firstRow="1" w:lastColumn="0" w:lastRow="0" w:noHBand="0" w:noVBand="1" w:val="04A0"/>
+      </w:tblPr>
+      <w:tblGrid>
+        <w:gridCol w:w="9638"/>
+      </w:tblGrid>
+      <w:tr>
+        <w:tc>
+          <w:tcPr>
+            <w:tcW w:type="dxa" w:w="9638"/>
+            <w:shd w:val="clear" w:fill="FFFBEB"/>
+          </w:tcPr>
+          <w:p>
+            <w:pPr>
+              <w:spacing w:after="40"/>
+            </w:pPr>
+            <w:r>
+              <w:rPr>
+                <w:b/>
+                <w:color w:val="00A39E"/>
+                <w:sz w:val="17"/>
+              </w:rPr>
+              <w:t>DOS SESIONES EN TELÉFONOS DISTINTOS NO SE COMPARAN SIN MÁS</w:t>
+            </w:r>
+          </w:p>
+          <w:p>
+            <w:pPr>
+              <w:spacing w:after="40"/>
+            </w:pPr>
+            <w:r>
+              <w:rPr>
+                <w:sz w:val="19"/>
+              </w:rPr>
+              <w:t>Cada registro lleva marca, modelo, nivel de aptitud y fotogramas por segundo sostenidos, precisamente porque el aparato condiciona la medida. Mírelo antes de leer una evolución como mejoría o empeoramiento.</w:t>
+            </w:r>
+          </w:p>
+        </w:tc>
+      </w:tr>
+    </w:tbl>
+    <w:p>
+      <w:pPr>
+        <w:spacing w:after="40"/>
+      </w:pPr>
+    </w:p>
+    <w:tbl>
+      <w:tblPr>
+        <w:tblW w:type="auto" w:w="0"/>
+        <w:jc w:val="center"/>
+        <w:tblLook w:firstColumn="1" w:firstRow="1" w:lastColumn="0" w:lastRow="0" w:noHBand="0" w:noVBand="1" w:val="04A0"/>
+      </w:tblPr>
+      <w:tblGrid>
+        <w:gridCol w:w="9638"/>
+      </w:tblGrid>
+      <w:tr>
+        <w:tc>
+          <w:tcPr>
+            <w:tcW w:type="dxa" w:w="9638"/>
+            <w:shd w:val="clear" w:fill="F0FDF9"/>
+          </w:tcPr>
+          <w:p>
+            <w:pPr>
+              <w:spacing w:after="40"/>
+            </w:pPr>
+            <w:r>
+              <w:rPr>
+                <w:b/>
+                <w:color w:val="00A39E"/>
+                <w:sz w:val="17"/>
+              </w:rPr>
+              <w:t>POR QUÉ ESTE CAPÍTULO NO LLEVA CAPTURAS</w:t>
+            </w:r>
+          </w:p>
+          <w:p>
+            <w:pPr>
+              <w:spacing w:after="40"/>
+            </w:pPr>
+            <w:r>
+              <w:rPr>
+                <w:sz w:val="19"/>
+              </w:rPr>
+              <w:t>Los tres ejercicios de Realidad Aumentada solo funcionan con la cámara abierta en un teléfono físico, y cualquier captura fiel mostraría la cara de un niño. Preferimos describirlos con palabras antes que incluir una imagen de un menor en un documento que circula, o una recreación que no se parezca a lo que verá.</w:t>
+            </w:r>
+          </w:p>
+        </w:tc>
+      </w:tr>
+    </w:tbl>
+    <w:p>
+      <w:pPr>
+        <w:spacing w:after="40"/>
+      </w:pPr>
     </w:p>
     <w:p>
       <w:pPr>
@@ -14374,7 +17078,7 @@
           <w:color w:val="00C4BE"/>
           <w:sz w:val="17"/>
         </w:rPr>
-        <w:t>ANEXO B</w:t>
+        <w:t>ANEXO A</w:t>
       </w:r>
     </w:p>
     <w:p>
@@ -14382,19 +17086,7 @@
         <w:pStyle w:val="Heading1"/>
       </w:pPr>
       <w:r>
-        <w:t>Historial de versiones</w:t>
-      </w:r>
-    </w:p>
-    <w:p>
-      <w:pPr>
-        <w:spacing w:after="120"/>
-      </w:pPr>
-      <w:r>
-        <w:rPr>
-          <w:b w:val="0"/>
-          <w:i w:val="0"/>
-        </w:rPr>
-        <w:t>Este manual describe Valeria+ en su estado actual (v9.1, con el cambio de reconocimiento de voz de la v10.1). La siguiente tabla resume, a título informativo, cómo ha ido creciendo la app, por si resulta útil a quienes usaron versiones anteriores.</w:t>
+        <w:t>Preguntas frecuentes y resolución de problemas</w:t>
       </w:r>
     </w:p>
     <w:tbl>
@@ -14411,7 +17103,7 @@
       <w:tr>
         <w:tc>
           <w:tcPr>
-            <w:tcW w:type="dxa" w:w="1361"/>
+            <w:tcW w:type="dxa" w:w="3402"/>
             <w:shd w:val="clear" w:fill="E6F9F8"/>
           </w:tcPr>
           <w:p>
@@ -14421,13 +17113,13 @@
                 <w:color w:val="00A39E"/>
                 <w:sz w:val="18"/>
               </w:rPr>
-              <w:t>Versión</w:t>
-            </w:r>
-          </w:p>
-        </w:tc>
-        <w:tc>
-          <w:tcPr>
-            <w:tcW w:type="dxa" w:w="8277"/>
+              <w:t>Situación</w:t>
+            </w:r>
+          </w:p>
+        </w:tc>
+        <w:tc>
+          <w:tcPr>
+            <w:tcW w:type="dxa" w:w="6236"/>
             <w:shd w:val="clear" w:fill="E6F9F8"/>
           </w:tcPr>
           <w:p>
@@ -14437,7 +17129,7 @@
                 <w:color w:val="00A39E"/>
                 <w:sz w:val="18"/>
               </w:rPr>
-              <w:t>Hitos principales</w:t>
+              <w:t>Qué hacer</w:t>
             </w:r>
           </w:p>
         </w:tc>
@@ -14445,28 +17137,27 @@
       <w:tr>
         <w:tc>
           <w:tcPr>
-            <w:tcW w:type="dxa" w:w="1361"/>
-          </w:tcPr>
-          <w:p>
-            <w:r>
-              <w:rPr>
-                <w:b/>
-                <w:sz w:val="19"/>
-              </w:rPr>
-              <w:t>v5</w:t>
-            </w:r>
-          </w:p>
-        </w:tc>
-        <w:tc>
-          <w:tcPr>
-            <w:tcW w:type="dxa" w:w="8277"/>
-          </w:tcPr>
-          <w:p>
-            <w:r>
-              <w:rPr>
-                <w:sz w:val="19"/>
-              </w:rPr>
-              <w:t>Primeros bloques (Pares Mínimos y Expansión Semántica), Modo Profesional con PIN compartido por todos los bloques y almacenamiento local cifrado.</w:t>
+            <w:tcW w:type="dxa" w:w="3402"/>
+          </w:tcPr>
+          <w:p>
+            <w:r>
+              <w:rPr>
+                <w:sz w:val="19"/>
+              </w:rPr>
+              <w:t>No recuerdo el PIN profesional</w:t>
+            </w:r>
+          </w:p>
+        </w:tc>
+        <w:tc>
+          <w:tcPr>
+            <w:tcW w:type="dxa" w:w="6236"/>
+          </w:tcPr>
+          <w:p>
+            <w:r>
+              <w:rPr>
+                <w:sz w:val="19"/>
+              </w:rPr>
+              <w:t>El PIN lo define el logopeda. En la demo es 1985 y es el mismo en todos los bloques. Si se olvida en producción, debe restablecerse desde la configuración de la app.</w:t>
             </w:r>
           </w:p>
         </w:tc>
@@ -14474,28 +17165,27 @@
       <w:tr>
         <w:tc>
           <w:tcPr>
-            <w:tcW w:type="dxa" w:w="1361"/>
-          </w:tcPr>
-          <w:p>
-            <w:r>
-              <w:rPr>
-                <w:b/>
-                <w:sz w:val="19"/>
-              </w:rPr>
-              <w:t>v6</w:t>
-            </w:r>
-          </w:p>
-        </w:tc>
-        <w:tc>
-          <w:tcPr>
-            <w:tcW w:type="dxa" w:w="8277"/>
-          </w:tcPr>
-          <w:p>
-            <w:r>
-              <w:rPr>
-                <w:sz w:val="19"/>
-              </w:rPr>
-              <w:t>Voz más humana, rondas variadas (“Otra ronda”), botón de sesión completa, fase de turno visible, pictogramas de alto contraste y sincronización en la nube opcional (Firebase).</w:t>
+            <w:tcW w:type="dxa" w:w="3402"/>
+          </w:tcPr>
+          <w:p>
+            <w:r>
+              <w:rPr>
+                <w:sz w:val="19"/>
+              </w:rPr>
+              <w:t>El micrófono no reconoce la voz</w:t>
+            </w:r>
+          </w:p>
+        </w:tc>
+        <w:tc>
+          <w:tcPr>
+            <w:tcW w:type="dxa" w:w="6236"/>
+          </w:tcPr>
+          <w:p>
+            <w:r>
+              <w:rPr>
+                <w:sz w:val="19"/>
+              </w:rPr>
+              <w:t>En Expo Go y en el navegador web no hay reconocimiento de voz: use el modo juez (el adulto valora con botones). En la app instalada, revise el permiso de micrófono.</w:t>
             </w:r>
           </w:p>
         </w:tc>
@@ -14503,28 +17193,27 @@
       <w:tr>
         <w:tc>
           <w:tcPr>
-            <w:tcW w:type="dxa" w:w="1361"/>
-          </w:tcPr>
-          <w:p>
-            <w:r>
-              <w:rPr>
-                <w:b/>
-                <w:sz w:val="19"/>
-              </w:rPr>
-              <w:t>v7</w:t>
-            </w:r>
-          </w:p>
-        </w:tc>
-        <w:tc>
-          <w:tcPr>
-            <w:tcW w:type="dxa" w:w="8277"/>
-          </w:tcPr>
-          <w:p>
-            <w:r>
-              <w:rPr>
-                <w:sz w:val="19"/>
-              </w:rPr>
-              <w:t>Instrumentación del piloto: telemetría de usabilidad anónima, encuesta SUS, guardado cifrado con purga y exportación dual (QR + compartir).</w:t>
+            <w:tcW w:type="dxa" w:w="3402"/>
+          </w:tcPr>
+          <w:p>
+            <w:r>
+              <w:rPr>
+                <w:sz w:val="19"/>
+              </w:rPr>
+              <w:t>El micrófono falla más en galego o en euskera</w:t>
+            </w:r>
+          </w:p>
+        </w:tc>
+        <w:tc>
+          <w:tcPr>
+            <w:tcW w:type="dxa" w:w="6236"/>
+          </w:tcPr>
+          <w:p>
+            <w:r>
+              <w:rPr>
+                <w:sz w:val="19"/>
+              </w:rPr>
+              <w:t>Es esperable: el reconocimiento sin conexión necesita el paquete de idioma de esa variedad instalado en el teléfono, y en galego y euskera es poco frecuente. La tarjeta “Voz de la app” le dice, para la variedad activa, si se está escuchando dentro del teléfono o a través del servicio del sistema, y le ofrece descargar el paquete cuando el aparato lo permite. Recuerde que el adulto siempre puede corregir el veredicto, y que un fallo del micrófono no le gasta el intento al niño.</w:t>
             </w:r>
           </w:p>
         </w:tc>
@@ -14532,28 +17221,27 @@
       <w:tr>
         <w:tc>
           <w:tcPr>
-            <w:tcW w:type="dxa" w:w="1361"/>
-          </w:tcPr>
-          <w:p>
-            <w:r>
-              <w:rPr>
-                <w:b/>
-                <w:sz w:val="19"/>
-              </w:rPr>
-              <w:t>v8</w:t>
-            </w:r>
-          </w:p>
-        </w:tc>
-        <w:tc>
-          <w:tcPr>
-            <w:tcW w:type="dxa" w:w="8277"/>
-          </w:tcPr>
-          <w:p>
-            <w:r>
-              <w:rPr>
-                <w:sz w:val="19"/>
-              </w:rPr>
-              <w:t>Tres variedades de habla (Castellano, Galego y Dominicano) con voz neuronal offline, respeto dialectal, Panel del Adulto de carga comunicativa y frases portadoras.</w:t>
+            <w:tcW w:type="dxa" w:w="3402"/>
+          </w:tcPr>
+          <w:p>
+            <w:r>
+              <w:rPr>
+                <w:sz w:val="19"/>
+              </w:rPr>
+              <w:t>¿Cómo sé si la voz de mi hijo sale del teléfono?</w:t>
+            </w:r>
+          </w:p>
+        </w:tc>
+        <w:tc>
+          <w:tcPr>
+            <w:tcW w:type="dxa" w:w="6236"/>
+          </w:tcPr>
+          <w:p>
+            <w:r>
+              <w:rPr>
+                <w:sz w:val="19"/>
+              </w:rPr>
+              <w:t>En la tarjeta “Voz de la app”, debajo del selector de variedad. Indica «En el teléfono» o «Servicio del sistema» y, cuando es lo segundo, explica por qué (el aparato no sabe, falta el motor local o falta el paquete de ese idioma).</w:t>
             </w:r>
           </w:p>
         </w:tc>
@@ -14561,28 +17249,27 @@
       <w:tr>
         <w:tc>
           <w:tcPr>
-            <w:tcW w:type="dxa" w:w="1361"/>
-          </w:tcPr>
-          <w:p>
-            <w:r>
-              <w:rPr>
-                <w:b/>
-                <w:sz w:val="19"/>
-              </w:rPr>
-              <w:t>v8.1</w:t>
-            </w:r>
-          </w:p>
-        </w:tc>
-        <w:tc>
-          <w:tcPr>
-            <w:tcW w:type="dxa" w:w="8277"/>
-          </w:tcPr>
-          <w:p>
-            <w:r>
-              <w:rPr>
-                <w:sz w:val="19"/>
-              </w:rPr>
-              <w:t>Botón de reingreso a tamaño completo, resultados y Test de Ling con el paciente real, y voz gallega que siempre arranca.</w:t>
+            <w:tcW w:type="dxa" w:w="3402"/>
+          </w:tcPr>
+          <w:p>
+            <w:r>
+              <w:rPr>
+                <w:sz w:val="19"/>
+              </w:rPr>
+              <w:t>En Pares Mínimos ahora sale “casi” más veces que antes</w:t>
+            </w:r>
+          </w:p>
+        </w:tc>
+        <w:tc>
+          <w:tcPr>
+            <w:tcW w:type="dxa" w:w="6236"/>
+          </w:tcPr>
+          <w:p>
+            <w:r>
+              <w:rPr>
+                <w:sz w:val="19"/>
+              </w:rPr>
+              <w:t>Es un cambio buscado. Cuando lo que se oye se parece igual a las dos palabras del par, la app ya no da el acierto por defecto: dice «casi» y le deja a usted el veredicto. Antes, en los pares que se distinguen por una sola letra, decir la palabra equivocada podía puntuar como acierto, y eso vaciaba el ejercicio (CU-04).</w:t>
             </w:r>
           </w:p>
         </w:tc>
@@ -14590,28 +17277,27 @@
       <w:tr>
         <w:tc>
           <w:tcPr>
-            <w:tcW w:type="dxa" w:w="1361"/>
-          </w:tcPr>
-          <w:p>
-            <w:r>
-              <w:rPr>
-                <w:b/>
-                <w:sz w:val="19"/>
-              </w:rPr>
-              <w:t>v8.2</w:t>
-            </w:r>
-          </w:p>
-        </w:tc>
-        <w:tc>
-          <w:tcPr>
-            <w:tcW w:type="dxa" w:w="8277"/>
-          </w:tcPr>
-          <w:p>
-            <w:r>
-              <w:rPr>
-                <w:sz w:val="19"/>
-              </w:rPr>
-              <w:t>Academy: primeras Cápsulas de Conocimiento para el cuidador, con quiz y progreso por niveles.</w:t>
+            <w:tcW w:type="dxa" w:w="3402"/>
+          </w:tcPr>
+          <w:p>
+            <w:r>
+              <w:rPr>
+                <w:sz w:val="19"/>
+              </w:rPr>
+              <w:t>No veo el bloque de Realidad Aumentada</w:t>
+            </w:r>
+          </w:p>
+        </w:tc>
+        <w:tc>
+          <w:tcPr>
+            <w:tcW w:type="dxa" w:w="6236"/>
+          </w:tcPr>
+          <w:p>
+            <w:r>
+              <w:rPr>
+                <w:sz w:val="19"/>
+              </w:rPr>
+              <w:t>Solo aparece en teléfonos Android con la app instalada (no en tablet, ni en Expo Go, ni en el navegador), y solo si la prueba de aptitud da nivel A, B o C. Con nivel D el bloque no se ofrece y los otros seis funcionan igual (CU-18).</w:t>
             </w:r>
           </w:p>
         </w:tc>
@@ -14619,28 +17305,27 @@
       <w:tr>
         <w:tc>
           <w:tcPr>
-            <w:tcW w:type="dxa" w:w="1361"/>
-          </w:tcPr>
-          <w:p>
-            <w:r>
-              <w:rPr>
-                <w:b/>
-                <w:sz w:val="19"/>
-              </w:rPr>
-              <w:t>v9</w:t>
-            </w:r>
-          </w:p>
-        </w:tc>
-        <w:tc>
-          <w:tcPr>
-            <w:tcW w:type="dxa" w:w="8277"/>
-          </w:tcPr>
-          <w:p>
-            <w:r>
-              <w:rPr>
-                <w:sz w:val="19"/>
-              </w:rPr>
-              <w:t>Bloques de TEA y Dislexia, Audición ampliada a 18 terapias (escucha en ruido), banco castellano de 15 pares, cuarta variedad (Euskera) y Academy multidominio.</w:t>
+            <w:tcW w:type="dxa" w:w="3402"/>
+          </w:tcPr>
+          <w:p>
+            <w:r>
+              <w:rPr>
+                <w:sz w:val="19"/>
+              </w:rPr>
+              <w:t>El ejercicio de Realidad Aumentada se cierra solo</w:t>
+            </w:r>
+          </w:p>
+        </w:tc>
+        <w:tc>
+          <w:tcPr>
+            <w:tcW w:type="dxa" w:w="6236"/>
+          </w:tcPr>
+          <w:p>
+            <w:r>
+              <w:rPr>
+                <w:sz w:val="19"/>
+              </w:rPr>
+              <w:t>La cámara ha dejado de ver la cara del niño. Apoye el teléfono en un libro o una caja, en horizontal y a 30-35 cm; nunca lo sostenga en la mano (CU-18).</w:t>
             </w:r>
           </w:p>
         </w:tc>
@@ -14648,28 +17333,27 @@
       <w:tr>
         <w:tc>
           <w:tcPr>
-            <w:tcW w:type="dxa" w:w="1361"/>
-          </w:tcPr>
-          <w:p>
-            <w:r>
-              <w:rPr>
-                <w:b/>
-                <w:sz w:val="19"/>
-              </w:rPr>
-              <w:t>v9.1</w:t>
-            </w:r>
-          </w:p>
-        </w:tc>
-        <w:tc>
-          <w:tcPr>
-            <w:tcW w:type="dxa" w:w="8277"/>
-          </w:tcPr>
-          <w:p>
-            <w:r>
-              <w:rPr>
-                <w:sz w:val="19"/>
-              </w:rPr>
-              <w:t>Mejoras nacidas de la revisión clínica de las logopedas de ACOPROS: categorías léxicas con progresión de dificultad, antesala de preparación antes de cada actividad, contrastes con doble vuelta (comprender y decir) sobre pictogramas propios, escucha más tolerante que no penaliza los fallos del micrófono, recordatorios por franjas y el módulo de Lengua de Signos Española en Academy.</w:t>
+            <w:tcW w:type="dxa" w:w="3402"/>
+          </w:tcPr>
+          <w:p>
+            <w:r>
+              <w:rPr>
+                <w:sz w:val="19"/>
+              </w:rPr>
+              <w:t>¿Se graba a mi hijo con la cámara?</w:t>
+            </w:r>
+          </w:p>
+        </w:tc>
+        <w:tc>
+          <w:tcPr>
+            <w:tcW w:type="dxa" w:w="6236"/>
+          </w:tcPr>
+          <w:p>
+            <w:r>
+              <w:rPr>
+                <w:sz w:val="19"/>
+              </w:rPr>
+              <w:t>No. Cada fotograma se analiza dentro del teléfono y se descarta en el mismo instante. No hay grabación, no sale ninguna imagen del aparato y no se reconoce la cara de nadie: solo se miden gestos (grados, milisegundos y proporciones).</w:t>
             </w:r>
           </w:p>
         </w:tc>
@@ -14677,28 +17361,587 @@
       <w:tr>
         <w:tc>
           <w:tcPr>
-            <w:tcW w:type="dxa" w:w="1361"/>
-          </w:tcPr>
-          <w:p>
-            <w:r>
-              <w:rPr>
-                <w:b/>
-                <w:sz w:val="19"/>
-              </w:rPr>
-              <w:t>v10.1</w:t>
-            </w:r>
-          </w:p>
-        </w:tc>
-        <w:tc>
-          <w:tcPr>
-            <w:tcW w:type="dxa" w:w="8277"/>
-          </w:tcPr>
-          <w:p>
-            <w:r>
-              <w:rPr>
-                <w:sz w:val="19"/>
-              </w:rPr>
-              <w:t>El audio del turno de habla deja de salir del teléfono siempre que el dispositivo lo permita: la app pide ahora reconocimiento sin conexión, decidido variedad por variedad. No cambia nada de lo clínico —la ventana de escucha larga, la tolerancia a los fallos del micrófono y el pliegue dialectal siguen igual—, y el adulto sigue siendo el juez final.</w:t>
+            <w:tcW w:type="dxa" w:w="3402"/>
+          </w:tcPr>
+          <w:p>
+            <w:r>
+              <w:rPr>
+                <w:sz w:val="19"/>
+              </w:rPr>
+              <w:t>El coche de AR-1 no arranca aunque el niño pone la boca</w:t>
+            </w:r>
+          </w:p>
+        </w:tc>
+        <w:tc>
+          <w:tcPr>
+            <w:tcW w:type="dxa" w:w="6236"/>
+          </w:tcPr>
+          <w:p>
+            <w:r>
+              <w:rPr>
+                <w:sz w:val="19"/>
+              </w:rPr>
+              <w:t>Puede que la mueca salga asimétrica (una comisura tira más que la otra), que no cuenta a propósito, o que el tiempo de sostén esté por encima de lo que hoy puede aguantar. Bájelo usted en el Panel del Adulto; la app nunca lo ajusta sola (CU-19 y CU-22).</w:t>
+            </w:r>
+          </w:p>
+        </w:tc>
+      </w:tr>
+      <w:tr>
+        <w:tc>
+          <w:tcPr>
+            <w:tcW w:type="dxa" w:w="3402"/>
+          </w:tcPr>
+          <w:p>
+            <w:r>
+              <w:rPr>
+                <w:sz w:val="19"/>
+              </w:rPr>
+              <w:t>En AR-2 no aparecen los tiempos</w:t>
+            </w:r>
+          </w:p>
+        </w:tc>
+        <w:tc>
+          <w:tcPr>
+            <w:tcW w:type="dxa" w:w="6236"/>
+          </w:tcPr>
+          <w:p>
+            <w:r>
+              <w:rPr>
+                <w:sz w:val="19"/>
+              </w:rPr>
+              <w:t>Los milisegundos solo son defendibles con teléfono de nivel A y altavoces con cable. Con Bluetooth se vetan a propósito (añade un retraso variable que es justo lo que se quiere medir). El ejercicio sigue funcionando como juego y el registro dice por qué no lleva tiempo (CU-20).</w:t>
+            </w:r>
+          </w:p>
+        </w:tc>
+      </w:tr>
+      <w:tr>
+        <w:tc>
+          <w:tcPr>
+            <w:tcW w:type="dxa" w:w="3402"/>
+          </w:tcPr>
+          <w:p>
+            <w:r>
+              <w:rPr>
+                <w:sz w:val="19"/>
+              </w:rPr>
+              <w:t>En AR-3 la mirada no selecciona nada</w:t>
+            </w:r>
+          </w:p>
+        </w:tc>
+        <w:tc>
+          <w:tcPr>
+            <w:tcW w:type="dxa" w:w="6236"/>
+          </w:tcPr>
+          <w:p>
+            <w:r>
+              <w:rPr>
+                <w:sz w:val="19"/>
+              </w:rPr>
+              <w:t>Falta la calibración de 5 puntos, que es obligatoria por paciente y por teléfono. Si el puntero tiembla, cambie de iris a rayo desde la nariz en el Panel (CU-21 y CU-22).</w:t>
+            </w:r>
+          </w:p>
+        </w:tc>
+      </w:tr>
+      <w:tr>
+        <w:tc>
+          <w:tcPr>
+            <w:tcW w:type="dxa" w:w="3402"/>
+          </w:tcPr>
+          <w:p>
+            <w:r>
+              <w:rPr>
+                <w:sz w:val="19"/>
+              </w:rPr>
+              <w:t>La app oyó mal en Pares Mínimos</w:t>
+            </w:r>
+          </w:p>
+        </w:tc>
+        <w:tc>
+          <w:tcPr>
+            <w:tcW w:type="dxa" w:w="6236"/>
+          </w:tcPr>
+          <w:p>
+            <w:r>
+              <w:rPr>
+                <w:sz w:val="19"/>
+              </w:rPr>
+              <w:t>El padre es el juez final: use “dijo rana / dijo lana” para corregir el veredicto. Un falso positivo no penaliza al niño.</w:t>
+            </w:r>
+          </w:p>
+        </w:tc>
+      </w:tr>
+      <w:tr>
+        <w:tc>
+          <w:tcPr>
+            <w:tcW w:type="dxa" w:w="3402"/>
+          </w:tcPr>
+          <w:p>
+            <w:r>
+              <w:rPr>
+                <w:sz w:val="19"/>
+              </w:rPr>
+              <w:t>No avanza tras la misión física</w:t>
+            </w:r>
+          </w:p>
+        </w:tc>
+        <w:tc>
+          <w:tcPr>
+            <w:tcW w:type="dxa" w:w="6236"/>
+          </w:tcPr>
+          <w:p>
+            <w:r>
+              <w:rPr>
+                <w:sz w:val="19"/>
+              </w:rPr>
+              <w:t>Es el sello doble: padre e hijo deben pulsar las dos huellas a la vez. Con una sola mano, mantenga pulsada una huella 2 segundos.</w:t>
+            </w:r>
+          </w:p>
+        </w:tc>
+      </w:tr>
+      <w:tr>
+        <w:tc>
+          <w:tcPr>
+            <w:tcW w:type="dxa" w:w="3402"/>
+          </w:tcPr>
+          <w:p>
+            <w:r>
+              <w:rPr>
+                <w:sz w:val="19"/>
+              </w:rPr>
+              <w:t>No aparece el Test de Ling</w:t>
+            </w:r>
+          </w:p>
+        </w:tc>
+        <w:tc>
+          <w:tcPr>
+            <w:tcW w:type="dxa" w:w="6236"/>
+          </w:tcPr>
+          <w:p>
+            <w:r>
+              <w:rPr>
+                <w:sz w:val="19"/>
+              </w:rPr>
+              <w:t>Solo se muestra en los ejercicios de Audición si la patología indica audífono o implante coclear (CU-08).</w:t>
+            </w:r>
+          </w:p>
+        </w:tc>
+      </w:tr>
+      <w:tr>
+        <w:tc>
+          <w:tcPr>
+            <w:tcW w:type="dxa" w:w="3402"/>
+          </w:tcPr>
+          <w:p>
+            <w:r>
+              <w:rPr>
+                <w:sz w:val="19"/>
+              </w:rPr>
+              <w:t>La racha volvió a cero</w:t>
+            </w:r>
+          </w:p>
+        </w:tc>
+        <w:tc>
+          <w:tcPr>
+            <w:tcW w:type="dxa" w:w="6236"/>
+          </w:tcPr>
+          <w:p>
+            <w:r>
+              <w:rPr>
+                <w:sz w:val="19"/>
+              </w:rPr>
+              <w:t>Se perdió porque pasó más de un día sin practicar. Active los recordatorios (CU-10) para evitarlo.</w:t>
+            </w:r>
+          </w:p>
+        </w:tc>
+      </w:tr>
+      <w:tr>
+        <w:tc>
+          <w:tcPr>
+            <w:tcW w:type="dxa" w:w="3402"/>
+          </w:tcPr>
+          <w:p>
+            <w:r>
+              <w:rPr>
+                <w:sz w:val="19"/>
+              </w:rPr>
+              <w:t>No puedo cambiar qué se practica</w:t>
+            </w:r>
+          </w:p>
+        </w:tc>
+        <w:tc>
+          <w:tcPr>
+            <w:tcW w:type="dxa" w:w="6236"/>
+          </w:tcPr>
+          <w:p>
+            <w:r>
+              <w:rPr>
+                <w:sz w:val="19"/>
+              </w:rPr>
+              <w:t>Está en Modo Familia (solo lectura). Desbloquee el Modo Profesional con el PIN (CU-06 / CU-13).</w:t>
+            </w:r>
+          </w:p>
+        </w:tc>
+      </w:tr>
+      <w:tr>
+        <w:tc>
+          <w:tcPr>
+            <w:tcW w:type="dxa" w:w="3402"/>
+          </w:tcPr>
+          <w:p>
+            <w:r>
+              <w:rPr>
+                <w:sz w:val="19"/>
+              </w:rPr>
+              <w:t>¿Se pierden los datos al cerrar la app?</w:t>
+            </w:r>
+          </w:p>
+        </w:tc>
+        <w:tc>
+          <w:tcPr>
+            <w:tcW w:type="dxa" w:w="6236"/>
+          </w:tcPr>
+          <w:p>
+            <w:r>
+              <w:rPr>
+                <w:sz w:val="19"/>
+              </w:rPr>
+              <w:t>No. Ficha, prescripción, historial, evolución por fonema y progreso se guardan cifrados en el dispositivo.</w:t>
+            </w:r>
+          </w:p>
+        </w:tc>
+      </w:tr>
+      <w:tr>
+        <w:tc>
+          <w:tcPr>
+            <w:tcW w:type="dxa" w:w="3402"/>
+          </w:tcPr>
+          <w:p>
+            <w:r>
+              <w:rPr>
+                <w:sz w:val="19"/>
+              </w:rPr>
+              <w:t>El mismo ejercicio se repetía siempre igual</w:t>
+            </w:r>
+          </w:p>
+        </w:tc>
+        <w:tc>
+          <w:tcPr>
+            <w:tcW w:type="dxa" w:w="6236"/>
+          </w:tcPr>
+          <w:p>
+            <w:r>
+              <w:rPr>
+                <w:sz w:val="19"/>
+              </w:rPr>
+              <w:t>Use “🔄 Otra ronda”: cada mini-juego rota hasta 3 contenidos distintos. Para practicar todo lo prescrito de golpe, use “🎯 Sesión completa”.</w:t>
+            </w:r>
+          </w:p>
+        </w:tc>
+      </w:tr>
+      <w:tr>
+        <w:tc>
+          <w:tcPr>
+            <w:tcW w:type="dxa" w:w="3402"/>
+          </w:tcPr>
+          <w:p>
+            <w:r>
+              <w:rPr>
+                <w:sz w:val="19"/>
+              </w:rPr>
+              <w:t>¿Necesito conexión o crear una cuenta?</w:t>
+            </w:r>
+          </w:p>
+        </w:tc>
+        <w:tc>
+          <w:tcPr>
+            <w:tcW w:type="dxa" w:w="6236"/>
+          </w:tcPr>
+          <w:p>
+            <w:r>
+              <w:rPr>
+                <w:sz w:val="19"/>
+              </w:rPr>
+              <w:t>No. La app funciona en local sin conexión. El acceso profesional con correo y contraseña (sincronización en la nube) es opcional y solo se usa para pruebas con profesionales.</w:t>
+            </w:r>
+          </w:p>
+        </w:tc>
+      </w:tr>
+      <w:tr>
+        <w:tc>
+          <w:tcPr>
+            <w:tcW w:type="dxa" w:w="3402"/>
+          </w:tcPr>
+          <w:p>
+            <w:r>
+              <w:rPr>
+                <w:sz w:val="19"/>
+              </w:rPr>
+              <w:t>¿Qué datos recoge el piloto sobre mi hijo/a?</w:t>
+            </w:r>
+          </w:p>
+        </w:tc>
+        <w:tc>
+          <w:tcPr>
+            <w:tcW w:type="dxa" w:w="6236"/>
+          </w:tcPr>
+          <w:p>
+            <w:r>
+              <w:rPr>
+                <w:sz w:val="19"/>
+              </w:rPr>
+              <w:t>Solo métricas anónimas de usabilidad (tiempo por pantalla, misclicks y cápsulas saltadas) y una encuesta breve. No se guardan nombres, ni audio, ni el contenido de las respuestas. Todo se cifra en el dispositivo.</w:t>
+            </w:r>
+          </w:p>
+        </w:tc>
+      </w:tr>
+      <w:tr>
+        <w:tc>
+          <w:tcPr>
+            <w:tcW w:type="dxa" w:w="3402"/>
+          </w:tcPr>
+          <w:p>
+            <w:r>
+              <w:rPr>
+                <w:sz w:val="19"/>
+              </w:rPr>
+              <w:t>¿Por qué apareció una encuesta con caritas?</w:t>
+            </w:r>
+          </w:p>
+        </w:tc>
+        <w:tc>
+          <w:tcPr>
+            <w:tcW w:type="dxa" w:w="6236"/>
+          </w:tcPr>
+          <w:p>
+            <w:r>
+              <w:rPr>
+                <w:sz w:val="19"/>
+              </w:rPr>
+              <w:t>Es la encuesta de satisfacción del piloto (SUS). Solo aparece al completar 4 bloques distintos y como mucho una vez por semana. Se puede cerrar sin responder.</w:t>
+            </w:r>
+          </w:p>
+        </w:tc>
+      </w:tr>
+      <w:tr>
+        <w:tc>
+          <w:tcPr>
+            <w:tcW w:type="dxa" w:w="3402"/>
+          </w:tcPr>
+          <w:p>
+            <w:r>
+              <w:rPr>
+                <w:sz w:val="19"/>
+              </w:rPr>
+              <w:t>¿Cómo exporto los datos del piloto?</w:t>
+            </w:r>
+          </w:p>
+        </w:tc>
+        <w:tc>
+          <w:tcPr>
+            <w:tcW w:type="dxa" w:w="6236"/>
+          </w:tcPr>
+          <w:p>
+            <w:r>
+              <w:rPr>
+                <w:sz w:val="19"/>
+              </w:rPr>
+              <w:t>Desde el hub, tarjeta “Acceso Profesional” con el PIN: la app muestra un QR con el resumen y abre el compartir con el registro completo. Tras enviarlo, los datos se purgan (CU-14).</w:t>
+            </w:r>
+          </w:p>
+        </w:tc>
+      </w:tr>
+      <w:tr>
+        <w:tc>
+          <w:tcPr>
+            <w:tcW w:type="dxa" w:w="3402"/>
+          </w:tcPr>
+          <w:p>
+            <w:r>
+              <w:rPr>
+                <w:sz w:val="19"/>
+              </w:rPr>
+              <w:t>¿Puedo usar la app en gallego, dominicano o euskera?</w:t>
+            </w:r>
+          </w:p>
+        </w:tc>
+        <w:tc>
+          <w:tcPr>
+            <w:tcW w:type="dxa" w:w="6236"/>
+          </w:tcPr>
+          <w:p>
+            <w:r>
+              <w:rPr>
+                <w:sz w:val="19"/>
+              </w:rPr>
+              <w:t>Sí. En la tarjeta “Voz de la app” se elige la variedad (Castellano, Galego, Dominicano o Euskera). Cambia lo que se locuta y evalúa; los menús siguen en castellano (CU-15).</w:t>
+            </w:r>
+          </w:p>
+        </w:tc>
+      </w:tr>
+      <w:tr>
+        <w:tc>
+          <w:tcPr>
+            <w:tcW w:type="dxa" w:w="3402"/>
+          </w:tcPr>
+          <w:p>
+            <w:r>
+              <w:rPr>
+                <w:sz w:val="19"/>
+              </w:rPr>
+              <w:t>En dominicano la voz suena de España o robótica</w:t>
+            </w:r>
+          </w:p>
+        </w:tc>
+        <w:tc>
+          <w:tcPr>
+            <w:tcW w:type="dxa" w:w="6236"/>
+          </w:tcPr>
+          <w:p>
+            <w:r>
+              <w:rPr>
+                <w:sz w:val="19"/>
+              </w:rPr>
+              <w:t>Instale una voz de “Español (Latinoamérica)” en los ajustes del dispositivo. La app la detecta y la usa automáticamente.</w:t>
+            </w:r>
+          </w:p>
+        </w:tc>
+      </w:tr>
+      <w:tr>
+        <w:tc>
+          <w:tcPr>
+            <w:tcW w:type="dxa" w:w="3402"/>
+          </w:tcPr>
+          <w:p>
+            <w:r>
+              <w:rPr>
+                <w:sz w:val="19"/>
+              </w:rPr>
+              <w:t>En galego, algunos ejercicios no hablaban</w:t>
+            </w:r>
+          </w:p>
+        </w:tc>
+        <w:tc>
+          <w:tcPr>
+            <w:tcW w:type="dxa" w:w="6236"/>
+          </w:tcPr>
+          <w:p>
+            <w:r>
+              <w:rPr>
+                <w:sz w:val="19"/>
+              </w:rPr>
+              <w:t>La Expansión Semántica y los ejercicios de Audición y Lenguaje suenan con la voz neuronal castellana mientras Celtia no cubra ese contenido, en vez de quedar en silencio. Actualice la app si sigue ocurriendo.</w:t>
+            </w:r>
+          </w:p>
+        </w:tc>
+      </w:tr>
+      <w:tr>
+        <w:tc>
+          <w:tcPr>
+            <w:tcW w:type="dxa" w:w="3402"/>
+          </w:tcPr>
+          <w:p>
+            <w:r>
+              <w:rPr>
+                <w:sz w:val="19"/>
+              </w:rPr>
+              <w:t>Marca como error algo que en mi país se dice así</w:t>
+            </w:r>
+          </w:p>
+        </w:tc>
+        <w:tc>
+          <w:tcPr>
+            <w:tcW w:type="dxa" w:w="6236"/>
+          </w:tcPr>
+          <w:p>
+            <w:r>
+              <w:rPr>
+                <w:sz w:val="19"/>
+              </w:rPr>
+              <w:t>En la variedad dominicana la app respeta los rasgos del habla caribeña (seseo, “s” aspirada, “r/l” final). Y recuerde: el adulto es siempre el juez final del veredicto.</w:t>
+            </w:r>
+          </w:p>
+        </w:tc>
+      </w:tr>
+      <w:tr>
+        <w:tc>
+          <w:tcPr>
+            <w:tcW w:type="dxa" w:w="3402"/>
+          </w:tcPr>
+          <w:p>
+            <w:r>
+              <w:rPr>
+                <w:sz w:val="19"/>
+              </w:rPr>
+              <w:t>Apareció ruido de fondo o un oso moviéndose</w:t>
+            </w:r>
+          </w:p>
+        </w:tc>
+        <w:tc>
+          <w:tcPr>
+            <w:tcW w:type="dxa" w:w="6236"/>
+          </w:tcPr>
+          <w:p>
+            <w:r>
+              <w:rPr>
+                <w:sz w:val="19"/>
+              </w:rPr>
+              <w:t>Son módulos del Panel del Adulto (carga comunicativa) del piloto; solo se activan a mano. Desactívelos desde ese mismo panel (CU-16).</w:t>
+            </w:r>
+          </w:p>
+        </w:tc>
+      </w:tr>
+      <w:tr>
+        <w:tc>
+          <w:tcPr>
+            <w:tcW w:type="dxa" w:w="3402"/>
+          </w:tcPr>
+          <w:p>
+            <w:r>
+              <w:rPr>
+                <w:sz w:val="19"/>
+              </w:rPr>
+              <w:t>¿Qué son los bloques de TEA y Dislexia?</w:t>
+            </w:r>
+          </w:p>
+        </w:tc>
+        <w:tc>
+          <w:tcPr>
+            <w:tcW w:type="dxa" w:w="6236"/>
+          </w:tcPr>
+          <w:p>
+            <w:r>
+              <w:rPr>
+                <w:sz w:val="19"/>
+              </w:rPr>
+              <w:t>TEA (6 terapias, protocolo PRT + TCC) y Dislexia (6 terapias de conciencia fonológica y acceso léxico). Se prescriben con el mismo PIN que el resto y sus estresores los activa siempre el adulto (CU-06).</w:t>
+            </w:r>
+          </w:p>
+        </w:tc>
+      </w:tr>
+      <w:tr>
+        <w:tc>
+          <w:tcPr>
+            <w:tcW w:type="dxa" w:w="3402"/>
+          </w:tcPr>
+          <w:p>
+            <w:r>
+              <w:rPr>
+                <w:sz w:val="19"/>
+              </w:rPr>
+              <w:t>¿Qué es la tarjeta “Academy” del hub?</w:t>
+            </w:r>
+          </w:p>
+        </w:tc>
+        <w:tc>
+          <w:tcPr>
+            <w:tcW w:type="dxa" w:w="6236"/>
+          </w:tcPr>
+          <w:p>
+            <w:r>
+              <w:rPr>
+                <w:sz w:val="19"/>
+              </w:rPr>
+              <w:t>Es la formación para el adulto, organizada en seis dominios (Lenguaje, Hipoacusia, Dislalias, Dislexia, TEA y Lengua de Signos). Cápsulas breves con quiz sobre cómo aprenden a hablar los niños, el manejo de los dispositivos auditivos, los sonidos difíciles y más; un feed destaca el dominio que encaja con la patología de la ficha. No es un ejercicio para el niño (CU-03).</w:t>
             </w:r>
           </w:p>
         </w:tc>
@@ -14710,6 +17953,34 @@
       </w:pPr>
     </w:p>
     <w:p>
+      <w:r>
+        <w:br w:type="page"/>
+      </w:r>
+    </w:p>
+    <w:p>
+      <w:pPr>
+        <w:keepNext/>
+        <w:spacing w:after="0"/>
+      </w:pPr>
+      <w:r>
+        <w:rPr>
+          <w:b/>
+          <w:i w:val="0"/>
+          <w:color w:val="00C4BE"/>
+          <w:sz w:val="17"/>
+        </w:rPr>
+        <w:t>ANEXO B</w:t>
+      </w:r>
+    </w:p>
+    <w:p>
+      <w:pPr>
+        <w:pStyle w:val="Heading1"/>
+      </w:pPr>
+      <w:r>
+        <w:t>Historial de versiones</w:t>
+      </w:r>
+    </w:p>
+    <w:p>
       <w:pPr>
         <w:spacing w:after="120"/>
       </w:pPr>
@@ -14718,8 +17989,378 @@
           <w:b w:val="0"/>
           <w:i w:val="0"/>
         </w:rPr>
-        <w:t>Sobre la cobertura de este manual. Los capítulos paso a paso describen las funciones hasta la v9.1. El bloque de Realidad Aumentada (v10) todavía no está documentado aquí. El cambio de la v10.1 no añade pantallas nuevas: afecta a cómo se reconoce la voz por dentro, y está explicado en el capítulo 2, en «Privacidad de los datos».</w:t>
-      </w:r>
+        <w:t>Este manual describe Valeria+ en su estado actual (v10.2). La siguiente tabla resume, a título informativo, cómo ha ido creciendo la app, por si resulta útil a quienes usaron versiones anteriores.</w:t>
+      </w:r>
+    </w:p>
+    <w:tbl>
+      <w:tblPr>
+        <w:tblStyle w:val="TableGrid"/>
+        <w:tblW w:type="auto" w:w="0"/>
+        <w:jc w:val="center"/>
+        <w:tblLook w:firstColumn="1" w:firstRow="1" w:lastColumn="0" w:lastRow="0" w:noHBand="0" w:noVBand="1" w:val="04A0"/>
+      </w:tblPr>
+      <w:tblGrid>
+        <w:gridCol w:w="4819"/>
+        <w:gridCol w:w="4819"/>
+      </w:tblGrid>
+      <w:tr>
+        <w:tc>
+          <w:tcPr>
+            <w:tcW w:type="dxa" w:w="1361"/>
+            <w:shd w:val="clear" w:fill="E6F9F8"/>
+          </w:tcPr>
+          <w:p>
+            <w:r>
+              <w:rPr>
+                <w:b/>
+                <w:color w:val="00A39E"/>
+                <w:sz w:val="18"/>
+              </w:rPr>
+              <w:t>Versión</w:t>
+            </w:r>
+          </w:p>
+        </w:tc>
+        <w:tc>
+          <w:tcPr>
+            <w:tcW w:type="dxa" w:w="8277"/>
+            <w:shd w:val="clear" w:fill="E6F9F8"/>
+          </w:tcPr>
+          <w:p>
+            <w:r>
+              <w:rPr>
+                <w:b/>
+                <w:color w:val="00A39E"/>
+                <w:sz w:val="18"/>
+              </w:rPr>
+              <w:t>Hitos principales</w:t>
+            </w:r>
+          </w:p>
+        </w:tc>
+      </w:tr>
+      <w:tr>
+        <w:tc>
+          <w:tcPr>
+            <w:tcW w:type="dxa" w:w="1361"/>
+          </w:tcPr>
+          <w:p>
+            <w:r>
+              <w:rPr>
+                <w:b/>
+                <w:sz w:val="19"/>
+              </w:rPr>
+              <w:t>v5</w:t>
+            </w:r>
+          </w:p>
+        </w:tc>
+        <w:tc>
+          <w:tcPr>
+            <w:tcW w:type="dxa" w:w="8277"/>
+          </w:tcPr>
+          <w:p>
+            <w:r>
+              <w:rPr>
+                <w:sz w:val="19"/>
+              </w:rPr>
+              <w:t>Primeros bloques (Pares Mínimos y Expansión Semántica), Modo Profesional con PIN compartido por todos los bloques y almacenamiento local cifrado.</w:t>
+            </w:r>
+          </w:p>
+        </w:tc>
+      </w:tr>
+      <w:tr>
+        <w:tc>
+          <w:tcPr>
+            <w:tcW w:type="dxa" w:w="1361"/>
+          </w:tcPr>
+          <w:p>
+            <w:r>
+              <w:rPr>
+                <w:b/>
+                <w:sz w:val="19"/>
+              </w:rPr>
+              <w:t>v6</w:t>
+            </w:r>
+          </w:p>
+        </w:tc>
+        <w:tc>
+          <w:tcPr>
+            <w:tcW w:type="dxa" w:w="8277"/>
+          </w:tcPr>
+          <w:p>
+            <w:r>
+              <w:rPr>
+                <w:sz w:val="19"/>
+              </w:rPr>
+              <w:t>Voz más humana, rondas variadas (“Otra ronda”), botón de sesión completa, fase de turno visible, pictogramas de alto contraste y sincronización en la nube opcional (Firebase).</w:t>
+            </w:r>
+          </w:p>
+        </w:tc>
+      </w:tr>
+      <w:tr>
+        <w:tc>
+          <w:tcPr>
+            <w:tcW w:type="dxa" w:w="1361"/>
+          </w:tcPr>
+          <w:p>
+            <w:r>
+              <w:rPr>
+                <w:b/>
+                <w:sz w:val="19"/>
+              </w:rPr>
+              <w:t>v7</w:t>
+            </w:r>
+          </w:p>
+        </w:tc>
+        <w:tc>
+          <w:tcPr>
+            <w:tcW w:type="dxa" w:w="8277"/>
+          </w:tcPr>
+          <w:p>
+            <w:r>
+              <w:rPr>
+                <w:sz w:val="19"/>
+              </w:rPr>
+              <w:t>Instrumentación del piloto: telemetría de usabilidad anónima, encuesta SUS, guardado cifrado con purga y exportación dual (QR + compartir).</w:t>
+            </w:r>
+          </w:p>
+        </w:tc>
+      </w:tr>
+      <w:tr>
+        <w:tc>
+          <w:tcPr>
+            <w:tcW w:type="dxa" w:w="1361"/>
+          </w:tcPr>
+          <w:p>
+            <w:r>
+              <w:rPr>
+                <w:b/>
+                <w:sz w:val="19"/>
+              </w:rPr>
+              <w:t>v8</w:t>
+            </w:r>
+          </w:p>
+        </w:tc>
+        <w:tc>
+          <w:tcPr>
+            <w:tcW w:type="dxa" w:w="8277"/>
+          </w:tcPr>
+          <w:p>
+            <w:r>
+              <w:rPr>
+                <w:sz w:val="19"/>
+              </w:rPr>
+              <w:t>Tres variedades de habla (Castellano, Galego y Dominicano) con voz neuronal offline, respeto dialectal, Panel del Adulto de carga comunicativa y frases portadoras.</w:t>
+            </w:r>
+          </w:p>
+        </w:tc>
+      </w:tr>
+      <w:tr>
+        <w:tc>
+          <w:tcPr>
+            <w:tcW w:type="dxa" w:w="1361"/>
+          </w:tcPr>
+          <w:p>
+            <w:r>
+              <w:rPr>
+                <w:b/>
+                <w:sz w:val="19"/>
+              </w:rPr>
+              <w:t>v8.1</w:t>
+            </w:r>
+          </w:p>
+        </w:tc>
+        <w:tc>
+          <w:tcPr>
+            <w:tcW w:type="dxa" w:w="8277"/>
+          </w:tcPr>
+          <w:p>
+            <w:r>
+              <w:rPr>
+                <w:sz w:val="19"/>
+              </w:rPr>
+              <w:t>Botón de reingreso a tamaño completo, resultados y Test de Ling con el paciente real, y voz gallega que siempre arranca.</w:t>
+            </w:r>
+          </w:p>
+        </w:tc>
+      </w:tr>
+      <w:tr>
+        <w:tc>
+          <w:tcPr>
+            <w:tcW w:type="dxa" w:w="1361"/>
+          </w:tcPr>
+          <w:p>
+            <w:r>
+              <w:rPr>
+                <w:b/>
+                <w:sz w:val="19"/>
+              </w:rPr>
+              <w:t>v8.2</w:t>
+            </w:r>
+          </w:p>
+        </w:tc>
+        <w:tc>
+          <w:tcPr>
+            <w:tcW w:type="dxa" w:w="8277"/>
+          </w:tcPr>
+          <w:p>
+            <w:r>
+              <w:rPr>
+                <w:sz w:val="19"/>
+              </w:rPr>
+              <w:t>Academy: primeras Cápsulas de Conocimiento para el cuidador, con quiz y progreso por niveles.</w:t>
+            </w:r>
+          </w:p>
+        </w:tc>
+      </w:tr>
+      <w:tr>
+        <w:tc>
+          <w:tcPr>
+            <w:tcW w:type="dxa" w:w="1361"/>
+          </w:tcPr>
+          <w:p>
+            <w:r>
+              <w:rPr>
+                <w:b/>
+                <w:sz w:val="19"/>
+              </w:rPr>
+              <w:t>v9</w:t>
+            </w:r>
+          </w:p>
+        </w:tc>
+        <w:tc>
+          <w:tcPr>
+            <w:tcW w:type="dxa" w:w="8277"/>
+          </w:tcPr>
+          <w:p>
+            <w:r>
+              <w:rPr>
+                <w:sz w:val="19"/>
+              </w:rPr>
+              <w:t>Bloques de TEA y Dislexia, Audición ampliada a 18 terapias (escucha en ruido), banco castellano de 15 pares, cuarta variedad (Euskera) y Academy multidominio.</w:t>
+            </w:r>
+          </w:p>
+        </w:tc>
+      </w:tr>
+      <w:tr>
+        <w:tc>
+          <w:tcPr>
+            <w:tcW w:type="dxa" w:w="1361"/>
+          </w:tcPr>
+          <w:p>
+            <w:r>
+              <w:rPr>
+                <w:b/>
+                <w:sz w:val="19"/>
+              </w:rPr>
+              <w:t>v9.1</w:t>
+            </w:r>
+          </w:p>
+        </w:tc>
+        <w:tc>
+          <w:tcPr>
+            <w:tcW w:type="dxa" w:w="8277"/>
+          </w:tcPr>
+          <w:p>
+            <w:r>
+              <w:rPr>
+                <w:sz w:val="19"/>
+              </w:rPr>
+              <w:t>Mejoras nacidas de la revisión clínica de las logopedas de ACOPROS: categorías léxicas con progresión de dificultad, antesala de preparación antes de cada actividad, contrastes con doble vuelta (comprender y decir) sobre pictogramas propios, escucha más tolerante que no penaliza los fallos del micrófono, recordatorios por franjas y el módulo de Lengua de Signos Española en Academy.</w:t>
+            </w:r>
+          </w:p>
+        </w:tc>
+      </w:tr>
+      <w:tr>
+        <w:tc>
+          <w:tcPr>
+            <w:tcW w:type="dxa" w:w="1361"/>
+          </w:tcPr>
+          <w:p>
+            <w:r>
+              <w:rPr>
+                <w:b/>
+                <w:sz w:val="19"/>
+              </w:rPr>
+              <w:t>v10</w:t>
+            </w:r>
+          </w:p>
+        </w:tc>
+        <w:tc>
+          <w:tcPr>
+            <w:tcW w:type="dxa" w:w="8277"/>
+          </w:tcPr>
+          <w:p>
+            <w:r>
+              <w:rPr>
+                <w:sz w:val="19"/>
+              </w:rPr>
+              <w:t>Séptimo bloque: Realidad Aumentada (solo Android, en teléfono). La cámara frontal pasa a ser un sensor de movimiento y el premio en 3D se gana con el gesto —labios, giro de cabeza, mirada—, no con la voz: en dos de los tres ejercicios el micrófono está apagado. Incluye permiso de cámara por paciente, prueba de aptitud del aparato y umbrales que ajusta el profesional (CU-18 a CU-22).</w:t>
+            </w:r>
+          </w:p>
+        </w:tc>
+      </w:tr>
+      <w:tr>
+        <w:tc>
+          <w:tcPr>
+            <w:tcW w:type="dxa" w:w="1361"/>
+          </w:tcPr>
+          <w:p>
+            <w:r>
+              <w:rPr>
+                <w:b/>
+                <w:sz w:val="19"/>
+              </w:rPr>
+              <w:t>v10.1</w:t>
+            </w:r>
+          </w:p>
+        </w:tc>
+        <w:tc>
+          <w:tcPr>
+            <w:tcW w:type="dxa" w:w="8277"/>
+          </w:tcPr>
+          <w:p>
+            <w:r>
+              <w:rPr>
+                <w:sz w:val="19"/>
+              </w:rPr>
+              <w:t>El audio del turno de habla deja de salir del teléfono siempre que el dispositivo lo permita: la app pide ahora reconocimiento sin conexión, decidido variedad por variedad, y lo muestra en la tarjeta “Voz de la app”, donde también ofrece descargar el paquete de idioma que falte. No cambia nada de lo clínico —la ventana de escucha larga, la tolerancia a los fallos del micrófono y el pliegue dialectal siguen igual—, y el adulto sigue siendo el juez final.</w:t>
+            </w:r>
+          </w:p>
+        </w:tc>
+      </w:tr>
+      <w:tr>
+        <w:tc>
+          <w:tcPr>
+            <w:tcW w:type="dxa" w:w="1361"/>
+          </w:tcPr>
+          <w:p>
+            <w:r>
+              <w:rPr>
+                <w:b/>
+                <w:sz w:val="19"/>
+              </w:rPr>
+              <w:t>v10.2</w:t>
+            </w:r>
+          </w:p>
+        </w:tc>
+        <w:tc>
+          <w:tcPr>
+            <w:tcW w:type="dxa" w:w="8277"/>
+          </w:tcPr>
+          <w:p>
+            <w:r>
+              <w:rPr>
+                <w:sz w:val="19"/>
+              </w:rPr>
+              <w:t>Los pares mínimos vuelven a detectar la sustitución. Al comparar lo oído con la palabra pedida, la app toleraba una letra de diferencia; como la mayoría de los pares se distinguen por una sola letra, decir la palabra equivocada podía puntuar como acierto. Ahora se compara con las dos palabras del par y gana la más parecida; si empatan, sale «casi» y decide el adulto. Cuesta algún «casi» de más en pronunciaciones aproximadas, y a cambio el ejercicio mide lo que dice medir.</w:t>
+            </w:r>
+          </w:p>
+        </w:tc>
+      </w:tr>
+    </w:tbl>
+    <w:p>
+      <w:pPr>
+        <w:spacing w:after="40"/>
+      </w:pPr>
     </w:p>
     <w:p>
       <w:pPr>
@@ -14730,7 +18371,19 @@
           <w:b w:val="0"/>
           <w:i w:val="0"/>
         </w:rPr>
-        <w:t>Sobre las capturas de pantalla. Las imágenes de este manual se tomaron en la v9. Los textos describen el comportamiento de la v9.1, así que en las pantallas de Expansión Semántica y de recordatorios verás alguna diferencia respecto a la captura: la cuarta pestaña de Categorías, la antesala de preparación y el selector de franjas son posteriores a esas capturas.</w:t>
+        <w:t>Sobre la cobertura de este manual. Los capítulos paso a paso cubren ya los siete bloques, incluida la Realidad Aumentada de la v10 (CU-18 a CU-22). Los cambios de la v10.1 y la v10.2 no añaden pantallas: afectan a cómo se reconoce y se valora la voz por dentro, y están explicados en el capítulo 2 («Privacidad de los datos») y en CU-04.</w:t>
+      </w:r>
+    </w:p>
+    <w:p>
+      <w:pPr>
+        <w:spacing w:after="120"/>
+      </w:pPr>
+      <w:r>
+        <w:rPr>
+          <w:b w:val="0"/>
+          <w:i w:val="0"/>
+        </w:rPr>
+        <w:t>Sobre las capturas de pantalla. Las imágenes de este manual se tomaron en la v9, así que en las pantallas de Expansión Semántica y de recordatorios verás alguna diferencia respecto al texto: la cuarta pestaña de Categorías, la antesala de preparación y el selector de franjas son posteriores a esas capturas. El capítulo de Realidad Aumentada no lleva capturas, y la razón está explicada al final de CU-22: cualquier imagen fiel de esos ejercicios mostraría la cara de un niño.</w:t>
       </w:r>
     </w:p>
     <w:p>
@@ -14749,7 +18402,7 @@
           <w:color w:val="6B7280"/>
           <w:sz w:val="17"/>
         </w:rPr>
-        <w:t>Valeria+ · Manual de Casos de Uso · v9.1 (con capturas de pantalla) · Julio de 2026 · Terapia auditivo-verbal y del lenguaje para la infancia. Documento de apoyo para logopedas y familias. Disponible en Castellano, Galego (Proxecto Nós), Dominicano (Quisqueya Habla) y Euskera (batua · ILENIA/NEL-GAITU). Los datos personales se tratan localmente conforme a RGPD/HIPAA; la sincronización en la nube y la telemetría anónima del piloto son opcionales.</w:t>
+        <w:t>Valeria+ · Manual de Casos de Uso · v10.2 (con capturas de pantalla) · Agosto de 2026 · Terapia auditivo-verbal y del lenguaje para la infancia. Documento de apoyo para logopedas y familias. Disponible en Castellano, Galego (Proxecto Nós), Dominicano (Quisqueya Habla) y Euskera (batua · ILENIA/NEL-GAITU). Los datos personales se tratan localmente conforme a RGPD/HIPAA; la sincronización en la nube y la telemetría anónima del piloto son opcionales.</w:t>
       </w:r>
     </w:p>
     <w:sectPr>
@@ -14775,7 +18428,7 @@
         <w:color w:val="6B7280"/>
         <w:sz w:val="16"/>
       </w:rPr>
-      <w:t>Valeria+ · Manual de Casos de Uso · v9.1 (con capturas de pantalla) · Julio de 2026</w:t>
+      <w:t>Valeria+ · Manual de Casos de Uso · v10.2 (con capturas de pantalla) · Agosto de 2026</w:t>
     </w:r>
   </w:p>
 </w:ftr>

--- a/docs/Valeria-Manual-Casos-de-Uso.docx
+++ b/docs/Valeria-Manual-Casos-de-Uso.docx
@@ -61,7 +61,7 @@
           <w:color w:val="00A39E"/>
           <w:sz w:val="20"/>
         </w:rPr>
-        <w:t>Manual de usuario · v10.2 · con capturas de pantalla</w:t>
+        <w:t>Manual de usuario · v10.3 · con capturas de pantalla</w:t>
       </w:r>
     </w:p>
     <w:p>
@@ -848,7 +848,7 @@
               <w:rPr>
                 <w:sz w:val="19"/>
               </w:rPr>
-              <w:t>Dislalias fonológicas. 15 pares de palabras casi iguales (rana/lana) en 6 grupos —rotacismo, sigmatismo, velares, labiodental, nasales y laterales— con juego de voz, misión física y sello doble padre-hijo.</w:t>
+              <w:t>Dislalias fonológicas. 15 pares de palabras casi iguales (rana/lana) en 6 grupos —rotacismo, sigmatismo, velares, labiodental, nasales y laterales— con juego de voz, misión física y sello doble adulto-niño.</w:t>
             </w:r>
           </w:p>
         </w:tc>
@@ -2738,7 +2738,9 @@
               <w:rPr>
                 <w:sz w:val="19"/>
               </w:rPr>
-              <w:t>Mecánica anti-pasividad: padre e hijo pulsan dos huellas a la vez para avanzar (o mantienen una pulsada 2 s).</w:t>
+              <w:t xml:space="preserve">Mecánica anti-pasividad: el adulto y el niño pulsan dos huellas a la vez para avanzar (o mantienen una </w:t>
+              <w:br/>
+              <w:t xml:space="preserve">     pulsada 2 s). La app explica en la propia tarjeta para qué sirve: hasta que no están las dos manos, el ejercicio espera.</w:t>
             </w:r>
           </w:p>
         </w:tc>
@@ -5696,7 +5698,7 @@
         <w:rPr>
           <w:b/>
         </w:rPr>
-        <w:t>el padre hace de juez</w:t>
+        <w:t>el adulto hace de juez</w:t>
       </w:r>
       <w:r>
         <w:rPr>
@@ -5789,7 +5791,7 @@
         <w:rPr>
           <w:b w:val="0"/>
         </w:rPr>
-        <w:t xml:space="preserve"> en voz alta (“¡Dile a papá cuál quieres! Di: rana”). El niño la dice. La fase de turno avanza de Escucha a Repite.</w:t>
+        <w:t xml:space="preserve"> en voz alta (“Di: rana”). El niño la dice. La fase de turno avanza de Escucha a Repite.</w:t>
       </w:r>
     </w:p>
     <w:p>
@@ -5897,7 +5899,7 @@
         <w:rPr>
           <w:b w:val="0"/>
         </w:rPr>
-        <w:t>: padre e hijo pulsan dos huellas a la vez para continuar.</w:t>
+        <w:t>: el adulto y el niño pulsan dos huellas a la vez para continuar.</w:t>
       </w:r>
     </w:p>
     <w:p>
@@ -5969,7 +5971,7 @@
         <w:rPr>
           <w:b/>
         </w:rPr>
-        <w:t>El padre es el juez final:</w:t>
+        <w:t>El adulto es el juez final:</w:t>
       </w:r>
       <w:r>
         <w:rPr>
@@ -6017,7 +6019,7 @@
         <w:rPr>
           <w:b w:val="0"/>
         </w:rPr>
-        <w:t xml:space="preserve"> (Expo Go / navegador): el padre valora con los botones “Dijo …”.</w:t>
+        <w:t xml:space="preserve"> (Expo Go / navegador): el adulto valora con los botones “Dijo …”.</w:t>
       </w:r>
     </w:p>
     <w:tbl>
@@ -6306,7 +6308,7 @@
                 <w:color w:val="4B5563"/>
                 <w:sz w:val="17"/>
               </w:rPr>
-              <w:t>Ensayo: dos fichas, la consigna y el juez del padre.</w:t>
+              <w:t>Ensayo: dos fichas, la consigna y el juez del adulto.</w:t>
             </w:r>
           </w:p>
         </w:tc>
@@ -9160,43 +9162,31 @@
         <w:rPr>
           <w:b w:val="0"/>
         </w:rPr>
-        <w:t xml:space="preserve">Cada mini-juego sigue un flujo numerado </w:t>
+        <w:t xml:space="preserve">Antes de nada, si la actividad necesita </w:t>
       </w:r>
       <w:r>
         <w:rPr>
           <w:b/>
         </w:rPr>
-        <w:t>PASO 1→4</w:t>
+        <w:t>material real</w:t>
       </w:r>
       <w:r>
         <w:rPr>
           <w:b w:val="0"/>
         </w:rPr>
-        <w:t xml:space="preserve">: consigna → juego → movimiento → evaluación. La app presenta </w:t>
+        <w:t xml:space="preserve"> (burbujas, una pelota, un muñeco, un tambor…), la app lo dice en una tarjeta </w:t>
       </w:r>
       <w:r>
         <w:rPr>
           <w:b/>
         </w:rPr>
-        <w:t>fichas ilustradas</w:t>
+        <w:t>“ANTES DE EMPEZAR · NECESITARÁS”</w:t>
       </w:r>
       <w:r>
         <w:rPr>
           <w:b w:val="0"/>
         </w:rPr>
-        <w:t xml:space="preserve"> grandes; </w:t>
-      </w:r>
-      <w:r>
-        <w:rPr>
-          <w:b/>
-        </w:rPr>
-        <w:t>toque cualquier imagen para ampliarla</w:t>
-      </w:r>
-      <w:r>
-        <w:rPr>
-          <w:b w:val="0"/>
-        </w:rPr>
-        <w:t xml:space="preserve"> a pantalla completa.</w:t>
+        <w:t>, arriba del todo. Está ahí a propósito: leer el material a mitad de la actividad no sirve de nada.</w:t>
       </w:r>
     </w:p>
     <w:p>
@@ -9214,19 +9204,43 @@
         <w:rPr>
           <w:b w:val="0"/>
         </w:rPr>
-        <w:t xml:space="preserve">Con </w:t>
+        <w:t xml:space="preserve">Cada mini-juego sigue un flujo numerado </w:t>
       </w:r>
       <w:r>
         <w:rPr>
           <w:b/>
         </w:rPr>
-        <w:t>“🔄 Otra ronda”</w:t>
+        <w:t>PASO 1→4</w:t>
       </w:r>
       <w:r>
         <w:rPr>
           <w:b w:val="0"/>
         </w:rPr>
-        <w:t xml:space="preserve"> el ejercicio rota su contenido (hasta 3 variantes: vocales, palabra articulada, vocal faltante, intruso, adivinanzas, plurales, frases S-V-O, emociones…), para que el niño no memorice siempre el mismo ítem.</w:t>
+        <w:t xml:space="preserve">: consigna → juego → movimiento → evaluación. La app presenta </w:t>
+      </w:r>
+      <w:r>
+        <w:rPr>
+          <w:b/>
+        </w:rPr>
+        <w:t>fichas ilustradas</w:t>
+      </w:r>
+      <w:r>
+        <w:rPr>
+          <w:b w:val="0"/>
+        </w:rPr>
+        <w:t xml:space="preserve"> grandes; </w:t>
+      </w:r>
+      <w:r>
+        <w:rPr>
+          <w:b/>
+        </w:rPr>
+        <w:t>toque cualquier imagen para ampliarla</w:t>
+      </w:r>
+      <w:r>
+        <w:rPr>
+          <w:b w:val="0"/>
+        </w:rPr>
+        <w:t xml:space="preserve"> a pantalla completa.</w:t>
       </w:r>
     </w:p>
     <w:p>
@@ -9244,19 +9258,19 @@
         <w:rPr>
           <w:b w:val="0"/>
         </w:rPr>
-        <w:t xml:space="preserve">El adulto guía la actividad y valora la respuesta con la </w:t>
+        <w:t xml:space="preserve">Con </w:t>
       </w:r>
       <w:r>
         <w:rPr>
           <w:b/>
         </w:rPr>
-        <w:t>escala EPT-3</w:t>
+        <w:t>“🔄 Otra ronda”</w:t>
       </w:r>
       <w:r>
         <w:rPr>
           <w:b w:val="0"/>
         </w:rPr>
-        <w:t>: ★ emergente, ★★ en proceso, ★★★ consolidado.</w:t>
+        <w:t xml:space="preserve"> el ejercicio rota su contenido (hasta 3 variantes: vocales, palabra articulada, vocal faltante, intruso, adivinanzas, plurales, frases S-V-O, emociones…), para que el niño no memorice siempre el mismo ítem.</w:t>
       </w:r>
     </w:p>
     <w:p>
@@ -9274,31 +9288,19 @@
         <w:rPr>
           <w:b w:val="0"/>
         </w:rPr>
-        <w:t xml:space="preserve">Cada ejercicio ofrece una </w:t>
+        <w:t xml:space="preserve">El adulto guía la actividad y valora la respuesta con la </w:t>
       </w:r>
       <w:r>
         <w:rPr>
           <w:b/>
         </w:rPr>
-        <w:t>“versión en movimiento”</w:t>
+        <w:t>escala EPT-3</w:t>
       </w:r>
       <w:r>
         <w:rPr>
           <w:b w:val="0"/>
         </w:rPr>
-        <w:t xml:space="preserve">; entre ejercicios aparecen </w:t>
-      </w:r>
-      <w:r>
-        <w:rPr>
-          <w:b/>
-        </w:rPr>
-        <w:t>pausas activas</w:t>
-      </w:r>
-      <w:r>
-        <w:rPr>
-          <w:b w:val="0"/>
-        </w:rPr>
-        <w:t>. Los de Lenguaje añaden voz (TTS), juego del micrófono y cápsulas TPR.</w:t>
+        <w:t>: ★ emergente, ★★ en proceso, ★★★ consolidado.</w:t>
       </w:r>
     </w:p>
     <w:p>
@@ -9311,6 +9313,78 @@
           <w:b/>
         </w:rPr>
         <w:t xml:space="preserve">5. </w:t>
+      </w:r>
+      <w:r>
+        <w:rPr>
+          <w:b w:val="0"/>
+        </w:rPr>
+        <w:t xml:space="preserve">Cada ejercicio ofrece una </w:t>
+      </w:r>
+      <w:r>
+        <w:rPr>
+          <w:b/>
+        </w:rPr>
+        <w:t>“versión en movimiento”</w:t>
+      </w:r>
+      <w:r>
+        <w:rPr>
+          <w:b w:val="0"/>
+        </w:rPr>
+        <w:t xml:space="preserve">; entre ejercicios aparecen </w:t>
+      </w:r>
+      <w:r>
+        <w:rPr>
+          <w:b/>
+        </w:rPr>
+        <w:t>pausas activas</w:t>
+      </w:r>
+      <w:r>
+        <w:rPr>
+          <w:b w:val="0"/>
+        </w:rPr>
+        <w:t>. Los de Lenguaje añaden voz (TTS), juego del micrófono y cápsulas TPR.</w:t>
+      </w:r>
+    </w:p>
+    <w:p>
+      <w:pPr>
+        <w:spacing w:after="60"/>
+        <w:ind w:left="454" w:hanging="255"/>
+      </w:pPr>
+      <w:r>
+        <w:rPr>
+          <w:b/>
+        </w:rPr>
+        <w:t xml:space="preserve">6. </w:t>
+      </w:r>
+      <w:r>
+        <w:rPr>
+          <w:b w:val="0"/>
+        </w:rPr>
+        <w:t xml:space="preserve">Junto a la evaluación, la app muestra </w:t>
+      </w:r>
+      <w:r>
+        <w:rPr>
+          <w:b/>
+        </w:rPr>
+        <w:t>qué ejercicio viene después</w:t>
+      </w:r>
+      <w:r>
+        <w:rPr>
+          <w:b w:val="0"/>
+        </w:rPr>
+        <w:t>, para que el adulto pueda anunciarlo antes de puntuar. Al tocar la estrella se pasa al siguiente de inmediato, y ese salto sin aviso es justo lo que descoloca a los niños que peor llevan las transiciones.</w:t>
+      </w:r>
+    </w:p>
+    <w:p>
+      <w:pPr>
+        <w:spacing w:after="60"/>
+        <w:ind w:left="454" w:hanging="255"/>
+      </w:pPr>
+      <w:r>
+        <w:rPr>
+          <w:b/>
+        </w:rPr>
+        <w:t xml:space="preserve">7. </w:t>
       </w:r>
       <w:r>
         <w:rPr>
@@ -9408,6 +9482,121 @@
         </w:rPr>
         <w:t xml:space="preserve"> se puede volver atrás; lo valorado hasta ese punto no cuenta como sesión completada.</w:t>
       </w:r>
+    </w:p>
+    <w:p>
+      <w:pPr>
+        <w:spacing w:after="60"/>
+        <w:ind w:left="454" w:hanging="255"/>
+      </w:pPr>
+      <w:r>
+        <w:t xml:space="preserve">•  </w:t>
+      </w:r>
+      <w:r>
+        <w:rPr>
+          <w:b/>
+        </w:rPr>
+        <w:t>Actividades que se repiten sesión tras sesión:</w:t>
+      </w:r>
+      <w:r>
+        <w:rPr>
+          <w:b w:val="0"/>
+        </w:rPr>
+        <w:t xml:space="preserve"> algunas —como Atención Conjunta— traen una lista de “🔀 OTRAS FORMAS DE HACERLA”. Es la misma actividad con el mismo objetivo, cambiando solo el envoltorio: repetida siempre igual, el niño anticipa la respuesta y la ejecuta en automático, con lo que deja de medir lo que dice medir.</w:t>
+      </w:r>
+    </w:p>
+    <w:tbl>
+      <w:tblPr>
+        <w:tblW w:type="auto" w:w="0"/>
+        <w:jc w:val="center"/>
+        <w:tblLook w:firstColumn="1" w:firstRow="1" w:lastColumn="0" w:lastRow="0" w:noHBand="0" w:noVBand="1" w:val="04A0"/>
+      </w:tblPr>
+      <w:tblGrid>
+        <w:gridCol w:w="9638"/>
+      </w:tblGrid>
+      <w:tr>
+        <w:tc>
+          <w:tcPr>
+            <w:tcW w:type="dxa" w:w="9638"/>
+            <w:shd w:val="clear" w:fill="F0FDF9"/>
+          </w:tcPr>
+          <w:p>
+            <w:pPr>
+              <w:spacing w:after="40"/>
+            </w:pPr>
+            <w:r>
+              <w:rPr>
+                <w:b/>
+                <w:color w:val="00A39E"/>
+                <w:sz w:val="17"/>
+              </w:rPr>
+              <w:t>DOS AYUDAS PARA EL ADULTO EN LOS EJERCICIOS DE ESCUCHA</w:t>
+            </w:r>
+          </w:p>
+          <w:p>
+            <w:pPr>
+              <w:spacing w:after="40"/>
+            </w:pPr>
+            <w:r>
+              <w:rPr>
+                <w:sz w:val="19"/>
+              </w:rPr>
+              <w:t>En la adivinanza por letra (SE-2) el texto se muestra escrito además de locutarse, para poder leerlo o repetirlo con otras palabras sin tener que reproducir el audio primero. En la lectura labiofacial (RA-2) el adulto tiene que decir la palabra sin voz, y antes la única forma de saber cuál era, era pulsar “oír la palabra” delante del niño —que es exactamente lo que invalida el ejercicio—. Ahora hay una chuleta plegada “🙈 SOLO PARA EL ADULTO”: se abre apartando la pantalla, se lee y se vuelve a cerrar. Empieza siempre cerrada.</w:t>
+            </w:r>
+          </w:p>
+        </w:tc>
+      </w:tr>
+    </w:tbl>
+    <w:p>
+      <w:pPr>
+        <w:spacing w:after="40"/>
+      </w:pPr>
+    </w:p>
+    <w:tbl>
+      <w:tblPr>
+        <w:tblW w:type="auto" w:w="0"/>
+        <w:jc w:val="center"/>
+        <w:tblLook w:firstColumn="1" w:firstRow="1" w:lastColumn="0" w:lastRow="0" w:noHBand="0" w:noVBand="1" w:val="04A0"/>
+      </w:tblPr>
+      <w:tblGrid>
+        <w:gridCol w:w="9638"/>
+      </w:tblGrid>
+      <w:tr>
+        <w:tc>
+          <w:tcPr>
+            <w:tcW w:type="dxa" w:w="9638"/>
+            <w:shd w:val="clear" w:fill="FFFBEB"/>
+          </w:tcPr>
+          <w:p>
+            <w:pPr>
+              <w:spacing w:after="40"/>
+            </w:pPr>
+            <w:r>
+              <w:rPr>
+                <w:b/>
+                <w:color w:val="00A39E"/>
+                <w:sz w:val="17"/>
+              </w:rPr>
+              <w:t>ESCUCHA EN RUIDO (RA-1)</w:t>
+            </w:r>
+          </w:p>
+          <w:p>
+            <w:pPr>
+              <w:spacing w:after="40"/>
+            </w:pPr>
+            <w:r>
+              <w:rPr>
+                <w:sz w:val="19"/>
+              </w:rPr>
+              <w:t>La app locuta solo la palabra objetivo («vaca»), no la orden entera, porque lo que el ejercicio mide es reconocer esa palabra con ruido de fondo. La consigna del adulto va en la misma línea: di solo el nombre del animal, con tu voz normal.</w:t>
+            </w:r>
+          </w:p>
+        </w:tc>
+      </w:tr>
+    </w:tbl>
+    <w:p>
+      <w:pPr>
+        <w:spacing w:after="40"/>
+      </w:pPr>
     </w:p>
     <w:tbl>
       <w:tblPr>
@@ -17465,7 +17654,7 @@
               <w:rPr>
                 <w:sz w:val="19"/>
               </w:rPr>
-              <w:t>El padre es el juez final: use “dijo rana / dijo lana” para corregir el veredicto. Un falso positivo no penaliza al niño.</w:t>
+              <w:t>El adulto es el juez final: use “dijo rana / dijo lana” para corregir el veredicto. Un falso positivo no penaliza al niño.</w:t>
             </w:r>
           </w:p>
         </w:tc>
@@ -17493,7 +17682,7 @@
               <w:rPr>
                 <w:sz w:val="19"/>
               </w:rPr>
-              <w:t>Es el sello doble: padre e hijo deben pulsar las dos huellas a la vez. Con una sola mano, mantenga pulsada una huella 2 segundos.</w:t>
+              <w:t>Es el sello doble: el adulto y el niño deben pulsar las dos huellas a la vez. Sirve para que el ejercicio no siga solo. Con una sola mano, mantenga pulsada una huella 2 segundos.</w:t>
             </w:r>
           </w:p>
         </w:tc>
@@ -17989,7 +18178,7 @@
           <w:b w:val="0"/>
           <w:i w:val="0"/>
         </w:rPr>
-        <w:t>Este manual describe Valeria+ en su estado actual (v10.2). La siguiente tabla resume, a título informativo, cómo ha ido creciendo la app, por si resulta útil a quienes usaron versiones anteriores.</w:t>
+        <w:t>Este manual describe Valeria+ en su estado actual (v10.3). La siguiente tabla resume, a título informativo, cómo ha ido creciendo la app, por si resulta útil a quienes usaron versiones anteriores.</w:t>
       </w:r>
     </w:p>
     <w:tbl>
@@ -18356,6 +18545,35 @@
           </w:p>
         </w:tc>
       </w:tr>
+      <w:tr>
+        <w:tc>
+          <w:tcPr>
+            <w:tcW w:type="dxa" w:w="1361"/>
+          </w:tcPr>
+          <w:p>
+            <w:r>
+              <w:rPr>
+                <w:b/>
+                <w:sz w:val="19"/>
+              </w:rPr>
+              <w:t>v10.3</w:t>
+            </w:r>
+          </w:p>
+        </w:tc>
+        <w:tc>
+          <w:tcPr>
+            <w:tcW w:type="dxa" w:w="8277"/>
+          </w:tcPr>
+          <w:p>
+            <w:r>
+              <w:rPr>
+                <w:sz w:val="19"/>
+              </w:rPr>
+              <w:t>El micrófono vuelve a escuchar, y el bloque de Lenguaje dice qué material hace falta. El reconocimiento de voz había dejado de contar bien el caso más común —el niño que tarda en arrancar—, y con ello repetía siempre que no se le escuchaba; además, cuando el reconocedor del propio teléfono no arrancaba, la variedad se quedaba atascada sin salida. Las dos cosas están corregidas. Del lado clínico, y a petición de ACOPROS: los siete ejercicios de Lenguaje declaran su material antes de empezar, Atención Conjunta trae varias formas de hacerla para que no se mecanice, Imitación progresa de la sílaba a la palabra corta, Regulación Conductual habla de recompensa acordada con el niño y explica cómo montar la agenda visual, la adivinanza se puede leer, la lectura labiofacial tiene chuleta para el adulto, la escucha en ruido locuta solo la palabra objetivo y la app anuncia el siguiente ejercicio antes de puntuar.</w:t>
+            </w:r>
+          </w:p>
+        </w:tc>
+      </w:tr>
     </w:tbl>
     <w:p>
       <w:pPr>
@@ -18371,7 +18589,7 @@
           <w:b w:val="0"/>
           <w:i w:val="0"/>
         </w:rPr>
-        <w:t>Sobre la cobertura de este manual. Los capítulos paso a paso cubren ya los siete bloques, incluida la Realidad Aumentada de la v10 (CU-18 a CU-22). Los cambios de la v10.1 y la v10.2 no añaden pantallas: afectan a cómo se reconoce y se valora la voz por dentro, y están explicados en el capítulo 2 («Privacidad de los datos») y en CU-04.</w:t>
+        <w:t>Sobre la cobertura de este manual. Los capítulos paso a paso cubren ya los siete bloques, incluida la Realidad Aumentada de la v10 (CU-18 a CU-22). Los cambios de la v10.1 y la v10.2 no añaden pantallas: afectan a cómo se reconoce y se valora la voz por dentro, y están explicados en el capítulo 2 («Privacidad de los datos») y en CU-04. La v10.3 sí añade elementos visibles —la tarjeta de material, la lista de formas alternativas, la chuleta del adulto y el aviso del siguiente ejercicio—, todos descritos en CU-09.</w:t>
       </w:r>
     </w:p>
     <w:p>
@@ -18402,7 +18620,7 @@
           <w:color w:val="6B7280"/>
           <w:sz w:val="17"/>
         </w:rPr>
-        <w:t>Valeria+ · Manual de Casos de Uso · v10.2 (con capturas de pantalla) · Agosto de 2026 · Terapia auditivo-verbal y del lenguaje para la infancia. Documento de apoyo para logopedas y familias. Disponible en Castellano, Galego (Proxecto Nós), Dominicano (Quisqueya Habla) y Euskera (batua · ILENIA/NEL-GAITU). Los datos personales se tratan localmente conforme a RGPD/HIPAA; la sincronización en la nube y la telemetría anónima del piloto son opcionales.</w:t>
+        <w:t>Valeria+ · Manual de Casos de Uso · v10.3 (con capturas de pantalla) · Agosto de 2026 · Terapia auditivo-verbal y del lenguaje para la infancia. Documento de apoyo para logopedas y familias. Disponible en Castellano, Galego (Proxecto Nós), Dominicano (Quisqueya Habla) y Euskera (batua · ILENIA/NEL-GAITU). Los datos personales se tratan localmente conforme a RGPD/HIPAA; la sincronización en la nube y la telemetría anónima del piloto son opcionales.</w:t>
       </w:r>
     </w:p>
     <w:sectPr>
@@ -18428,7 +18646,7 @@
         <w:color w:val="6B7280"/>
         <w:sz w:val="16"/>
       </w:rPr>
-      <w:t>Valeria+ · Manual de Casos de Uso · v10.2 (con capturas de pantalla) · Agosto de 2026</w:t>
+      <w:t>Valeria+ · Manual de Casos de Uso · v10.3 (con capturas de pantalla) · Agosto de 2026</w:t>
     </w:r>
   </w:p>
 </w:ftr>

--- a/docs/Valeria-Manual-Casos-de-Uso.docx
+++ b/docs/Valeria-Manual-Casos-de-Uso.docx
@@ -2348,6 +2348,161 @@
           <w:sz w:val="18"/>
         </w:rPr>
         <w:t>** Realidad Aumentada solo aparece en teléfonos Android con la app instalada, y pasa antes por el permiso de cámara y la prueba de aptitud (CU-18).</w:t>
+      </w:r>
+    </w:p>
+    <w:p>
+      <w:pPr>
+        <w:pStyle w:val="Heading3"/>
+      </w:pPr>
+      <w:r>
+        <w:t>Interfaz v11: la barra de pestañas</w:t>
+      </w:r>
+    </w:p>
+    <w:p>
+      <w:pPr>
+        <w:spacing w:after="120"/>
+      </w:pPr>
+      <w:r>
+        <w:rPr>
+          <w:b w:val="0"/>
+          <w:i w:val="0"/>
+        </w:rPr>
+        <w:t>Las familias del piloto nos dijeron dos cosas muy concretas: que el uso «se hace muy engorroso» y que hay «mucho texto». Tenían razón, y era medible: el hub reunía cinco tareas en una sola pantalla —los bloques, la lista para prescribir, los recordatorios, la calidad de la voz y el acceso profesional— y había que bajar dos pantallas y media para llegar a los ajustes.</w:t>
+      </w:r>
+    </w:p>
+    <w:p>
+      <w:pPr>
+        <w:spacing w:after="120"/>
+      </w:pPr>
+      <w:r>
+        <w:rPr>
+          <w:b w:val="0"/>
+          <w:i w:val="0"/>
+        </w:rPr>
+        <w:t>La versión 11 reordena esa pantalla. No cambia ningún ejercicio, ninguna consigna y ninguna regla clínica: solo dónde están las cosas.</w:t>
+      </w:r>
+    </w:p>
+    <w:p>
+      <w:pPr>
+        <w:spacing w:after="120"/>
+        <w:jc w:val="center"/>
+      </w:pPr>
+      <w:r>
+        <w:rPr>
+          <w:b/>
+          <w:i w:val="0"/>
+          <w:color w:val="00A39E"/>
+        </w:rPr>
+        <w:t>Hub de bloques  →  Terapias · Academy · Ajustes</w:t>
+      </w:r>
+    </w:p>
+    <w:p>
+      <w:pPr>
+        <w:spacing w:after="60"/>
+        <w:ind w:left="454" w:hanging="255"/>
+      </w:pPr>
+      <w:r>
+        <w:t xml:space="preserve">•  </w:t>
+      </w:r>
+      <w:r>
+        <w:t>Terapias muestra los bloques en una cuadrícula de dos columnas. Las tarjetas ya no llevan párrafo descriptivo: enseñan el icono, el nombre y cuántas terapias hay prescritas («12/18»).</w:t>
+      </w:r>
+    </w:p>
+    <w:p>
+      <w:pPr>
+        <w:spacing w:after="60"/>
+        <w:ind w:left="454" w:hanging="255"/>
+      </w:pPr>
+      <w:r>
+        <w:t xml:space="preserve">•  </w:t>
+      </w:r>
+      <w:r>
+        <w:t>Academy deja de estar a media pantalla de desplazamiento y pasa a estar siempre a un toque.</w:t>
+      </w:r>
+    </w:p>
+    <w:p>
+      <w:pPr>
+        <w:spacing w:after="60"/>
+        <w:ind w:left="454" w:hanging="255"/>
+      </w:pPr>
+      <w:r>
+        <w:t xml:space="preserve">•  </w:t>
+      </w:r>
+      <w:r>
+        <w:t>Ajustes reúne los recordatorios de sesión, la calidad de la voz, el idioma de la aplicación y el acceso profesional. Antes vivían al final del hub, donde casi nadie llegaba.</w:t>
+      </w:r>
+    </w:p>
+    <w:tbl>
+      <w:tblPr>
+        <w:tblW w:type="auto" w:w="0"/>
+        <w:jc w:val="center"/>
+        <w:tblLook w:firstColumn="1" w:firstRow="1" w:lastColumn="0" w:lastRow="0" w:noHBand="0" w:noVBand="1" w:val="04A0"/>
+      </w:tblPr>
+      <w:tblGrid>
+        <w:gridCol w:w="9638"/>
+      </w:tblGrid>
+      <w:tr>
+        <w:tc>
+          <w:tcPr>
+            <w:tcW w:type="dxa" w:w="9638"/>
+            <w:shd w:val="clear" w:fill="F0FDF9"/>
+          </w:tcPr>
+          <w:p>
+            <w:pPr>
+              <w:spacing w:after="40"/>
+            </w:pPr>
+            <w:r>
+              <w:rPr>
+                <w:b/>
+                <w:color w:val="00A39E"/>
+                <w:sz w:val="17"/>
+              </w:rPr>
+              <w:t>LA DESCRIPCIÓN DE CADA BLOQUE NO SE HA PERDIDO</w:t>
+            </w:r>
+          </w:p>
+          <w:p>
+            <w:pPr>
+              <w:spacing w:after="40"/>
+            </w:pPr>
+            <w:r>
+              <w:rPr>
+                <w:sz w:val="19"/>
+              </w:rPr>
+              <w:t>Ahora aparece al abrirlo, en el recuadro azul de la parte superior, junto a la referencia del protocolo. Se lee justo antes de usarlo, en lugar de leer siete descripciones seguidas de bloques que quizá no se van a abrir esa tarde. Avisos importantes como «los estresores los lanza siempre el adulto» (TEA) o «sin grabar nada y con el micrófono apagado» (Realidad Aumentada) siguen estando, palabra por palabra.</w:t>
+            </w:r>
+          </w:p>
+        </w:tc>
+      </w:tr>
+    </w:tbl>
+    <w:p>
+      <w:pPr>
+        <w:spacing w:after="40"/>
+      </w:pPr>
+    </w:p>
+    <w:p>
+      <w:pPr>
+        <w:spacing w:after="120"/>
+      </w:pPr>
+      <w:r>
+        <w:rPr>
+          <w:b w:val="0"/>
+          <w:i w:val="0"/>
+        </w:rPr>
+        <w:t>También se corrigió un fallo que molestaba en Android: dentro de la lista de un bloque, el botón físico de atrás no volvía al hub, sino que salía de la pantalla entera y obligaba a rehacer el camino. Ahora vuelve donde debe.</w:t>
+      </w:r>
+    </w:p>
+    <w:p>
+      <w:pPr>
+        <w:spacing w:after="120"/>
+      </w:pPr>
+      <w:r>
+        <w:rPr>
+          <w:b w:val="0"/>
+          <w:i w:val="0"/>
+          <w:color w:val="6B7280"/>
+          <w:sz w:val="18"/>
+        </w:rPr>
+        <w:t>La interfaz v11 se despliega con un interruptor interno y llega de forma escalonada: según la versión instalada, la pantalla principal puede verse como la lista clásica o como la cuadrícula con pestañas. Las dos hacen exactamente lo mismo y la prescripción guardada se conserva al pasar de una a otra.</w:t>
       </w:r>
     </w:p>
     <w:tbl>
@@ -2655,6 +2810,62 @@
                 <w:sz w:val="19"/>
               </w:rPr>
               <w:t>Pantalla “Prescripción de Terapias”: siete tarjetas (Pares Mínimos, Expansión Semántica, Audición, Lenguaje, TEA, Dislexia y Realidad Aumentada) más la tarjeta Academy, desde donde se practica o prescribe.</w:t>
+            </w:r>
+          </w:p>
+        </w:tc>
+      </w:tr>
+      <w:tr>
+        <w:tc>
+          <w:tcPr>
+            <w:tcW w:type="dxa" w:w="2381"/>
+          </w:tcPr>
+          <w:p>
+            <w:r>
+              <w:rPr>
+                <w:sz w:val="19"/>
+              </w:rPr>
+              <w:t>Pestañas (v11)</w:t>
+            </w:r>
+          </w:p>
+        </w:tc>
+        <w:tc>
+          <w:tcPr>
+            <w:tcW w:type="dxa" w:w="7257"/>
+          </w:tcPr>
+          <w:p>
+            <w:r>
+              <w:rPr>
+                <w:sz w:val="19"/>
+              </w:rPr>
+              <w:t>Barra inferior con tres apartados —Terapias, Academy y Ajustes— disponible en las versiones con la interfaz v11. Sustituye al desplazamiento largo del hub: lo que antes estaba al final de la lista ahora está siempre a un toque.</w:t>
+            </w:r>
+          </w:p>
+        </w:tc>
+      </w:tr>
+      <w:tr>
+        <w:tc>
+          <w:tcPr>
+            <w:tcW w:type="dxa" w:w="2381"/>
+          </w:tcPr>
+          <w:p>
+            <w:r>
+              <w:rPr>
+                <w:sz w:val="19"/>
+              </w:rPr>
+              <w:t>Ajustes</w:t>
+            </w:r>
+          </w:p>
+        </w:tc>
+        <w:tc>
+          <w:tcPr>
+            <w:tcW w:type="dxa" w:w="7257"/>
+          </w:tcPr>
+          <w:p>
+            <w:r>
+              <w:rPr>
+                <w:sz w:val="19"/>
+              </w:rPr>
+              <w:t>Apartado donde viven los recordatorios de sesión y sus franjas horarias, la calidad de la voz, el idioma de la aplicación y el acceso profesional (PIN). En la interfaz clásica estos ajustes están al final del hub de bloques.</w:t>
             </w:r>
           </w:p>
         </w:tc>

--- a/docs/Valeria-Manual-Casos-de-Uso.docx
+++ b/docs/Valeria-Manual-Casos-de-Uso.docx
@@ -2502,7 +2502,7 @@
           <w:color w:val="6B7280"/>
           <w:sz w:val="18"/>
         </w:rPr>
-        <w:t>La interfaz v11 se despliega con un interruptor interno y llega de forma escalonada: según la versión instalada, la pantalla principal puede verse como la lista clásica o como la cuadrícula con pestañas. Las dos hacen exactamente lo mismo y la prescripción guardada se conserva al pasar de una a otra.</w:t>
+        <w:t>La interfaz v11 es ya la pantalla principal de la aplicación. En dispositivos con una versión anterior instalada puede seguir viéndose la lista clásica hasta que se actualice: las dos hacen exactamente lo mismo y la prescripción guardada se conserva al pasar de una a otra, sin perder nada.</w:t>
       </w:r>
     </w:p>
     <w:tbl>

--- a/docs/Valeria-Manual-Casos-de-Uso.docx
+++ b/docs/Valeria-Manual-Casos-de-Uso.docx
@@ -1832,7 +1832,39 @@
                 <w:i w:val="0"/>
                 <w:sz w:val="19"/>
               </w:rPr>
-              <w:t>Pictogramas SVG de alto contraste para las palabras cuyos emojis se ven como cuadros vacíos o de bajo contraste en muchos Android, con emoji de reserva.</w:t>
+              <w:t xml:space="preserve">Pictogramas propios de alto contraste para las palabras cuyos emojis se ven como cuadros vacíos o de bajo contraste en muchos Android, con emoji de reserva. Desde la v12.1 son </w:t>
+            </w:r>
+            <w:r>
+              <w:rPr>
+                <w:b/>
+                <w:i w:val="0"/>
+                <w:sz w:val="19"/>
+              </w:rPr>
+              <w:t>píxel art de 24×24</w:t>
+            </w:r>
+            <w:r>
+              <w:rPr>
+                <w:b w:val="0"/>
+                <w:i w:val="0"/>
+                <w:sz w:val="19"/>
+              </w:rPr>
+              <w:t xml:space="preserve"> y son </w:t>
+            </w:r>
+            <w:r>
+              <w:rPr>
+                <w:b/>
+                <w:i w:val="0"/>
+                <w:sz w:val="19"/>
+              </w:rPr>
+              <w:t>el mismo dibujo que enseña el aparato Lúa</w:t>
+            </w:r>
+            <w:r>
+              <w:rPr>
+                <w:b w:val="0"/>
+                <w:i w:val="0"/>
+                <w:sz w:val="19"/>
+              </w:rPr>
+              <w:t>, no una versión parecida.</w:t>
             </w:r>
           </w:p>
         </w:tc>
@@ -4693,7 +4725,7 @@
           <w:color w:val="6B7280"/>
           <w:sz w:val="18"/>
         </w:rPr>
-        <w:t xml:space="preserve">Lo que </w:t>
+        <w:t xml:space="preserve">Los iconos de las cápsulas de Academy siguen siendo los mismos. Los </w:t>
       </w:r>
       <w:r>
         <w:rPr>
@@ -4702,7 +4734,7 @@
           <w:color w:val="6B7280"/>
           <w:sz w:val="18"/>
         </w:rPr>
-        <w:t>no</w:t>
+        <w:t>pictogramas de los ejercicios sí cambiaron en la v12.1</w:t>
       </w:r>
       <w:r>
         <w:rPr>
@@ -4711,7 +4743,7 @@
           <w:color w:val="6B7280"/>
           <w:sz w:val="18"/>
         </w:rPr>
-        <w:t xml:space="preserve"> ha cambiado: los pictogramas de los ejercicios y los iconos de las cápsulas de Academy siguen siendo los mismos. Son </w:t>
+        <w:t xml:space="preserve">, y por una razón clínica y no de diseño: el niño mira a la mascota y no a la tableta, así que el estímulo tiene que ser </w:t>
       </w:r>
       <w:r>
         <w:rPr>
@@ -4720,7 +4752,7 @@
           <w:color w:val="6B7280"/>
           <w:sz w:val="18"/>
         </w:rPr>
-        <w:t>contenido terapéutico</w:t>
+        <w:t>el mismo dibujo</w:t>
       </w:r>
       <w:r>
         <w:rPr>
@@ -4729,7 +4761,25 @@
           <w:color w:val="6B7280"/>
           <w:sz w:val="18"/>
         </w:rPr>
-        <w:t xml:space="preserve"> —lo que el niño tiene que reconocer y nombrar— y cambiarlos es una decisión clínica, no de diseño.</w:t>
+        <w:t xml:space="preserve"> en el cristal del aparato y en la pantalla. Lo que </w:t>
+      </w:r>
+      <w:r>
+        <w:rPr>
+          <w:b/>
+          <w:i w:val="0"/>
+          <w:color w:val="6B7280"/>
+          <w:sz w:val="18"/>
+        </w:rPr>
+        <w:t>no</w:t>
+      </w:r>
+      <w:r>
+        <w:rPr>
+          <w:b w:val="0"/>
+          <w:i w:val="0"/>
+          <w:color w:val="6B7280"/>
+          <w:sz w:val="18"/>
+        </w:rPr>
+        <w:t xml:space="preserve"> ha cambiado es qué representa cada ficha ni qué palabra trabaja: son las mismas 66 claves, en el mismo orden, redibujadas en píxel art de 24×24.</w:t>
       </w:r>
     </w:p>
     <w:p>
@@ -5802,7 +5852,23 @@
                 <w:i w:val="0"/>
                 <w:sz w:val="19"/>
               </w:rPr>
-              <w:t>Insignia que forma familia con otras del mismo dibujo y distinto metal (huella, llama, estrella). Marca una progresión, no un premio suelto.</w:t>
+              <w:t xml:space="preserve">Insignia que forma familia con otras del mismo dibujo y distinto rango (huella, llama, estrella). Marca una progresión, no un premio suelto. Desde la v12.1 el rango se lee en </w:t>
+            </w:r>
+            <w:r>
+              <w:rPr>
+                <w:b/>
+                <w:i w:val="0"/>
+                <w:sz w:val="19"/>
+              </w:rPr>
+              <w:t>el anillo y el fondo</w:t>
+            </w:r>
+            <w:r>
+              <w:rPr>
+                <w:b w:val="0"/>
+                <w:i w:val="0"/>
+                <w:sz w:val="19"/>
+              </w:rPr>
+              <w:t xml:space="preserve"> del medallón —bronce, plata, oro, turquesa y violeta—, que es como lo enseña el aparato.</w:t>
             </w:r>
           </w:p>
         </w:tc>

--- a/docs/Valeria-Manual-Casos-de-Uso.docx
+++ b/docs/Valeria-Manual-Casos-de-Uso.docx
@@ -29269,7 +29269,7 @@
                 <w:i w:val="0"/>
                 <w:sz w:val="19"/>
               </w:rPr>
-              <w:t>No suena</w:t>
+              <w:t>No habla, y hoy todavía no suena</w:t>
             </w:r>
           </w:p>
         </w:tc>
@@ -29288,7 +29288,71 @@
                 <w:i w:val="0"/>
                 <w:sz w:val="19"/>
               </w:rPr>
-              <w:t>La primera versión es muda. Durante una prueba de audición, cualquier ruido del juguete contamina la medida.</w:t>
+              <w:t xml:space="preserve">Lúa </w:t>
+            </w:r>
+            <w:r>
+              <w:rPr>
+                <w:b/>
+                <w:i w:val="0"/>
+                <w:sz w:val="19"/>
+              </w:rPr>
+              <w:t>no tiene voz</w:t>
+            </w:r>
+            <w:r>
+              <w:rPr>
+                <w:b w:val="0"/>
+                <w:i w:val="0"/>
+                <w:sz w:val="19"/>
+              </w:rPr>
+              <w:t xml:space="preserve">: las consignas y las locuciones salen siempre por el altavoz de la tableta, y eso no va a cambiar. Está previsto que algún día haga </w:t>
+            </w:r>
+            <w:r>
+              <w:rPr>
+                <w:b/>
+                <w:i w:val="0"/>
+                <w:sz w:val="19"/>
+              </w:rPr>
+              <w:t>tonos cortos</w:t>
+            </w:r>
+            <w:r>
+              <w:rPr>
+                <w:b w:val="0"/>
+                <w:i w:val="0"/>
+                <w:sz w:val="19"/>
+              </w:rPr>
+              <w:t xml:space="preserve"> —un «tilín» de acierto y la celebración—, pero </w:t>
+            </w:r>
+            <w:r>
+              <w:rPr>
+                <w:b/>
+                <w:i w:val="0"/>
+                <w:sz w:val="19"/>
+              </w:rPr>
+              <w:t>hoy no suena nada</w:t>
+            </w:r>
+            <w:r>
+              <w:rPr>
+                <w:b w:val="0"/>
+                <w:i w:val="0"/>
+                <w:sz w:val="19"/>
+              </w:rPr>
+              <w:t xml:space="preserve">: no está construido. Cuando lo esté, el volumen tendrá un tope dentro del propio aparato, el adulto podrá dejarlo en cero, y </w:t>
+            </w:r>
+            <w:r>
+              <w:rPr>
+                <w:b/>
+                <w:i w:val="0"/>
+                <w:sz w:val="19"/>
+              </w:rPr>
+              <w:t>nunca sonará mientras la tableta está escuchando</w:t>
+            </w:r>
+            <w:r>
+              <w:rPr>
+                <w:b w:val="0"/>
+                <w:i w:val="0"/>
+                <w:sz w:val="19"/>
+              </w:rPr>
+              <w:t>: durante una prueba de audición o una toma de voz, cualquier ruido del juguete contamina la medida.</w:t>
             </w:r>
           </w:p>
         </w:tc>

--- a/docs/Valeria-Manual-Casos-de-Uso.docx
+++ b/docs/Valeria-Manual-Casos-de-Uso.docx
@@ -410,7 +410,7 @@
         <w:t xml:space="preserve">CU‑11   </w:t>
       </w:r>
       <w:r>
-        <w:t>Los premios de Lúa: XP, racha, niveles e insignias</w:t>
+        <w:t>Los premios de Lúa: XP, racha, niveles, insignias y el armario</w:t>
       </w:r>
     </w:p>
     <w:p>
@@ -4562,14 +4562,14 @@
           <w:b/>
           <w:i w:val="0"/>
         </w:rPr>
-        <w:t>La tira de Lúa</w:t>
-      </w:r>
-      <w:r>
-        <w:rPr>
-          <w:b w:val="0"/>
-          <w:i w:val="0"/>
-        </w:rPr>
-        <w:t xml:space="preserve"> encabeza el hub: la gata, el nivel con su nombre, la barra de XP que falta para el siguiente, la racha y un acceso </w:t>
+        <w:t>Lúa encabeza el hub, entera y acariciable.</w:t>
+      </w:r>
+      <w:r>
+        <w:rPr>
+          <w:b w:val="0"/>
+          <w:i w:val="0"/>
+        </w:rPr>
+        <w:t xml:space="preserve"> La gata comparte tarjeta con el nivel y su nombre, la barra de XP que falta para el siguiente, la racha y el acceso </w:t>
       </w:r>
       <w:r>
         <w:rPr>
@@ -4583,7 +4583,21 @@
           <w:b w:val="0"/>
           <w:i w:val="0"/>
         </w:rPr>
-        <w:t>. Es lo primero que se ve al entrar.</w:t>
+        <w:t xml:space="preserve">. Al tocarla ronronea y pone ojos de medialuna; el botón </w:t>
+      </w:r>
+      <w:r>
+        <w:rPr>
+          <w:b/>
+          <w:i w:val="0"/>
+        </w:rPr>
+        <w:t>“Dar pescadito”</w:t>
+      </w:r>
+      <w:r>
+        <w:rPr>
+          <w:b w:val="0"/>
+          <w:i w:val="0"/>
+        </w:rPr>
+        <w:t xml:space="preserve"> la premia. Es una sola tarjeta: la mascota y la tira de progreso iban separadas y cada una pintaba su propia gata, así que se veían dos.</w:t>
       </w:r>
     </w:p>
     <w:p>
@@ -4596,28 +4610,14 @@
           <w:b/>
           <w:i w:val="0"/>
         </w:rPr>
-        <w:t>Los premios se pueden mirar.</w:t>
-      </w:r>
-      <w:r>
-        <w:rPr>
-          <w:b w:val="0"/>
-          <w:i w:val="0"/>
-        </w:rPr>
-        <w:t xml:space="preserve"> Hasta ahora las insignias solo aparecían un segundo al terminar una sesión. Ahora hay una colección completa —escalera de doce niveles y las dieciocho insignias, las conseguidas en color y las pendientes en gris con su condición— y se abre </w:t>
-      </w:r>
-      <w:r>
-        <w:rPr>
-          <w:b/>
-          <w:i w:val="0"/>
-        </w:rPr>
-        <w:t>sin PIN</w:t>
-      </w:r>
-      <w:r>
-        <w:rPr>
-          <w:b w:val="0"/>
-          <w:i w:val="0"/>
-        </w:rPr>
-        <w:t xml:space="preserve"> (CU‑11).</w:t>
+        <w:t>El armario de Lúa.</w:t>
+      </w:r>
+      <w:r>
+        <w:rPr>
+          <w:b w:val="0"/>
+          <w:i w:val="0"/>
+        </w:rPr>
+        <w:t xml:space="preserve"> Cinco coleccionables —pescadito, pajarita, flor, cascabel y gorro de maga— que se desbloquean con las sesiones, la racha y el nivel, y se le ponen a la gata desde la hoja de premios. La gata del hub aparece con ellos puestos (CU‑11).</w:t>
       </w:r>
     </w:p>
     <w:p>
@@ -4630,14 +4630,62 @@
           <w:b/>
           <w:i w:val="0"/>
         </w:rPr>
-        <w:t>Tarjetas con color y con dato.</w:t>
-      </w:r>
-      <w:r>
-        <w:rPr>
-          <w:b w:val="0"/>
-          <w:i w:val="0"/>
-        </w:rPr>
-        <w:t xml:space="preserve"> Cada bloque lleva su acento, su icono y cuántas terapias tiene prescritas, con la barra de progreso debajo. Se acabaron los huecos muertos dentro de la tarjeta.</w:t>
+        <w:t>Los premios se pueden mirar.</w:t>
+      </w:r>
+      <w:r>
+        <w:rPr>
+          <w:b w:val="0"/>
+          <w:i w:val="0"/>
+        </w:rPr>
+        <w:t xml:space="preserve"> Hasta ahora las insignias solo aparecían un segundo al terminar una sesión. Ahora hay una colección completa —escalera de doce niveles y las dieciocho insignias, las conseguidas en color y las pendientes en gris con su condición— y se abre </w:t>
+      </w:r>
+      <w:r>
+        <w:rPr>
+          <w:b/>
+          <w:i w:val="0"/>
+        </w:rPr>
+        <w:t>sin PIN</w:t>
+      </w:r>
+      <w:r>
+        <w:rPr>
+          <w:b w:val="0"/>
+          <w:i w:val="0"/>
+        </w:rPr>
+        <w:t xml:space="preserve"> (CU‑11).</w:t>
+      </w:r>
+    </w:p>
+    <w:p>
+      <w:pPr>
+        <w:pStyle w:val="ListBullet"/>
+        <w:spacing w:after="40"/>
+      </w:pPr>
+      <w:r>
+        <w:rPr>
+          <w:b/>
+          <w:i w:val="0"/>
+        </w:rPr>
+        <w:t>Tarjetas con color, con dato y con explicación.</w:t>
+      </w:r>
+      <w:r>
+        <w:rPr>
+          <w:b w:val="0"/>
+          <w:i w:val="0"/>
+        </w:rPr>
+        <w:t xml:space="preserve"> El acento del bloque es ahora el </w:t>
+      </w:r>
+      <w:r>
+        <w:rPr>
+          <w:b/>
+          <w:i w:val="0"/>
+        </w:rPr>
+        <w:t>fondo</w:t>
+      </w:r>
+      <w:r>
+        <w:rPr>
+          <w:b w:val="0"/>
+          <w:i w:val="0"/>
+        </w:rPr>
+        <w:t xml:space="preserve"> de su tarjeta —seis tarjetas blancas con un icono de color leían como una lista—, y bajo el título va una línea de qué trabaja el bloque: «Contrastes de sonido para dislalias», «Detectar, discriminar y reconocer». Arriba, el icono y la cifra de terapias prescritas; debajo, la barra de progreso. La cifra va en tinta sobre blanco y no teñida: en el color del bloque no llegaba al mínimo de contraste en ninguno de los seis.</w:t>
       </w:r>
     </w:p>
     <w:p>
@@ -4971,7 +5019,7 @@
           <w:color w:val="4B5563"/>
           <w:sz w:val="17"/>
         </w:rPr>
-        <w:t xml:space="preserve"> · Hub de Prescripción (v12): la tira de Lúa con el nivel y los premios, los bloques en cuadrícula con su acento y sus terapias prescritas, y las pestañas inferiores.</w:t>
+        <w:t xml:space="preserve"> · Hub de Prescripción: la tarjeta de Lúa —gata acariciable, nivel, racha y premios—, los bloques en cuadrícula con el color de su acento, su descripción y sus terapias prescritas, y las pestañas inferiores.</w:t>
       </w:r>
     </w:p>
     <w:p>
@@ -5068,7 +5116,7 @@
                 <w:i w:val="0"/>
                 <w:sz w:val="19"/>
               </w:rPr>
-              <w:t>Pantalla “Prescripción de Terapias”: la tira de progreso de Lúa y siete tarjetas (Pares Mínimos, Expansión Semántica, Audición, Lenguaje, TEA, Dislexia y Realidad Aumentada), desde donde se practica o prescribe. Academy y Ajustes viven en la barra de pestañas.</w:t>
+              <w:t>Pantalla “Prescripción de Terapias”: la tarjeta de Lúa con el progreso y siete tarjetas (Pares Mínimos, Expansión Semántica, Audición, Lenguaje, TEA, Dislexia y Realidad Aumentada), desde donde se practica o prescribe. Academy y Ajustes viven en la barra de pestañas.</w:t>
             </w:r>
           </w:p>
         </w:tc>
@@ -5696,7 +5744,7 @@
                 <w:i w:val="0"/>
                 <w:sz w:val="19"/>
               </w:rPr>
-              <w:t>La gata en píxel art que hace de mascota de la app. Da nombre a los doce niveles y a la colección de premios, y es la figura que se asoma como distractora en el ejercicio de doble tarea.</w:t>
+              <w:t>La gata en píxel art que hace de mascota de la app. Da nombre a los doce niveles y a la colección de premios, se deja acariciar y premiar desde el hub, y es la figura que se asoma como distractora en el ejercicio de doble tarea.</w:t>
             </w:r>
           </w:p>
         </w:tc>
@@ -5812,7 +5860,7 @@
                 <w:i w:val="0"/>
                 <w:sz w:val="19"/>
               </w:rPr>
-              <w:t>Hoja que se abre desde la tira del hub, sin PIN, con la escalera de doce niveles y las dieciocho insignias: en color las conseguidas, en gris las pendientes con la condición para lograrlas (CU‑11).</w:t>
+              <w:t>Hoja que se abre desde la tarjeta del hub, sin PIN, con la escalera de doce niveles, las dieciocho insignias —en color las conseguidas, en gris las pendientes con la condición para lograrlas— y el armario (CU‑11).</w:t>
             </w:r>
           </w:p>
         </w:tc>
@@ -5833,7 +5881,7 @@
                 <w:i w:val="0"/>
                 <w:sz w:val="19"/>
               </w:rPr>
-              <w:t>Insignia con rango</w:t>
+              <w:t>Armario de Lúa</w:t>
             </w:r>
           </w:p>
         </w:tc>
@@ -5852,23 +5900,87 @@
                 <w:i w:val="0"/>
                 <w:sz w:val="19"/>
               </w:rPr>
-              <w:t xml:space="preserve">Insignia que forma familia con otras del mismo dibujo y distinto rango (huella, llama, estrella). Marca una progresión, no un premio suelto. Desde la v12.1 el rango se lee en </w:t>
-            </w:r>
-            <w:r>
-              <w:rPr>
-                <w:b/>
-                <w:i w:val="0"/>
-                <w:sz w:val="19"/>
-              </w:rPr>
-              <w:t>el anillo y el fondo</w:t>
-            </w:r>
-            <w:r>
-              <w:rPr>
-                <w:b w:val="0"/>
-                <w:i w:val="0"/>
-                <w:sz w:val="19"/>
-              </w:rPr>
-              <w:t xml:space="preserve"> del medallón —bronce, plata, oro, turquesa y violeta—, que es como lo enseña el aparato.</w:t>
+              <w:t xml:space="preserve">Los cinco coleccionables de la gata: el </w:t>
+            </w:r>
+            <w:r>
+              <w:rPr>
+                <w:b/>
+                <w:i w:val="0"/>
+                <w:sz w:val="19"/>
+              </w:rPr>
+              <w:t>pescadito</w:t>
+            </w:r>
+            <w:r>
+              <w:rPr>
+                <w:b w:val="0"/>
+                <w:i w:val="0"/>
+                <w:sz w:val="19"/>
+              </w:rPr>
+              <w:t xml:space="preserve"> (premio que se le da desde el hub) y cuatro accesorios que se le ponen —</w:t>
+            </w:r>
+            <w:r>
+              <w:rPr>
+                <w:b/>
+                <w:i w:val="0"/>
+                <w:sz w:val="19"/>
+              </w:rPr>
+              <w:t>pajarita</w:t>
+            </w:r>
+            <w:r>
+              <w:rPr>
+                <w:b w:val="0"/>
+                <w:i w:val="0"/>
+                <w:sz w:val="19"/>
+              </w:rPr>
+              <w:t xml:space="preserve"> y </w:t>
+            </w:r>
+            <w:r>
+              <w:rPr>
+                <w:b/>
+                <w:i w:val="0"/>
+                <w:sz w:val="19"/>
+              </w:rPr>
+              <w:t>cascabel</w:t>
+            </w:r>
+            <w:r>
+              <w:rPr>
+                <w:b w:val="0"/>
+                <w:i w:val="0"/>
+                <w:sz w:val="19"/>
+              </w:rPr>
+              <w:t xml:space="preserve"> al cuello, </w:t>
+            </w:r>
+            <w:r>
+              <w:rPr>
+                <w:b/>
+                <w:i w:val="0"/>
+                <w:sz w:val="19"/>
+              </w:rPr>
+              <w:t>flor</w:t>
+            </w:r>
+            <w:r>
+              <w:rPr>
+                <w:b w:val="0"/>
+                <w:i w:val="0"/>
+                <w:sz w:val="19"/>
+              </w:rPr>
+              <w:t xml:space="preserve"> y </w:t>
+            </w:r>
+            <w:r>
+              <w:rPr>
+                <w:b/>
+                <w:i w:val="0"/>
+                <w:sz w:val="19"/>
+              </w:rPr>
+              <w:t>gorro de maga</w:t>
+            </w:r>
+            <w:r>
+              <w:rPr>
+                <w:b w:val="0"/>
+                <w:i w:val="0"/>
+                <w:sz w:val="19"/>
+              </w:rPr>
+              <w:t xml:space="preserve"> en la cabeza—. Se desbloquean con las sesiones acumuladas, la racha y el nivel. Es adorno: no cambia ningún ejercicio ni ninguna medida clínica (CU‑11).</w:t>
             </w:r>
           </w:p>
         </w:tc>
@@ -5888,7 +6000,7 @@
                 <w:i w:val="0"/>
                 <w:sz w:val="19"/>
               </w:rPr>
-              <w:t>NHC</w:t>
+              <w:t>Insignia con rango</w:t>
             </w:r>
           </w:p>
         </w:tc>
@@ -5906,7 +6018,23 @@
                 <w:i w:val="0"/>
                 <w:sz w:val="19"/>
               </w:rPr>
-              <w:t>Número de Historia Clínica del paciente.</w:t>
+              <w:t xml:space="preserve">Insignia que forma familia con otras del mismo dibujo y distinto rango (huella, llama, estrella). Marca una progresión, no un premio suelto. Desde la v12.1 el rango se lee en </w:t>
+            </w:r>
+            <w:r>
+              <w:rPr>
+                <w:b/>
+                <w:i w:val="0"/>
+                <w:sz w:val="19"/>
+              </w:rPr>
+              <w:t>el anillo y el fondo</w:t>
+            </w:r>
+            <w:r>
+              <w:rPr>
+                <w:b w:val="0"/>
+                <w:i w:val="0"/>
+                <w:sz w:val="19"/>
+              </w:rPr>
+              <w:t xml:space="preserve"> del medallón —bronce, plata, oro, turquesa y violeta—, que es como lo enseña el aparato.</w:t>
             </w:r>
           </w:p>
         </w:tc>
@@ -5927,7 +6055,7 @@
                 <w:i w:val="0"/>
                 <w:sz w:val="19"/>
               </w:rPr>
-              <w:t>Telemetría de usabilidad</w:t>
+              <w:t>NHC</w:t>
             </w:r>
           </w:p>
         </w:tc>
@@ -5946,7 +6074,7 @@
                 <w:i w:val="0"/>
                 <w:sz w:val="19"/>
               </w:rPr>
-              <w:t>Métricas anónimas que la app recoge durante el piloto para medir lo fácil que resulta de usar (tiempo por pantalla, misclicks, abandono de cápsulas). Sin datos personales.</w:t>
+              <w:t>Número de Historia Clínica del paciente.</w:t>
             </w:r>
           </w:p>
         </w:tc>
@@ -5966,7 +6094,7 @@
                 <w:i w:val="0"/>
                 <w:sz w:val="19"/>
               </w:rPr>
-              <w:t>Misclick</w:t>
+              <w:t>Telemetría de usabilidad</w:t>
             </w:r>
           </w:p>
         </w:tc>
@@ -5984,7 +6112,7 @@
                 <w:i w:val="0"/>
                 <w:sz w:val="19"/>
               </w:rPr>
-              <w:t>Toque en una zona “muerta” de la pantalla, fuera de cualquier botón o elemento útil. Un exceso señala que algo no se entiende o el objetivo es pequeño.</w:t>
+              <w:t>Métricas anónimas que la app recoge durante el piloto para medir lo fácil que resulta de usar (tiempo por pantalla, misclicks, abandono de cápsulas). Sin datos personales.</w:t>
             </w:r>
           </w:p>
         </w:tc>
@@ -6005,7 +6133,7 @@
                 <w:i w:val="0"/>
                 <w:sz w:val="19"/>
               </w:rPr>
-              <w:t>Abandono TPR</w:t>
+              <w:t>Misclick</w:t>
             </w:r>
           </w:p>
         </w:tc>
@@ -6024,7 +6152,7 @@
                 <w:i w:val="0"/>
                 <w:sz w:val="19"/>
               </w:rPr>
-              <w:t>Proporción de cápsulas de movimiento (TPR) que se saltan en vez de completarse. Ayuda a saber si las pausas activas encajan en la sesión.</w:t>
+              <w:t>Toque en una zona “muerta” de la pantalla, fuera de cualquier botón o elemento útil. Un exceso señala que algo no se entiende o el objetivo es pequeño.</w:t>
             </w:r>
           </w:p>
         </w:tc>
@@ -6044,7 +6172,7 @@
                 <w:i w:val="0"/>
                 <w:sz w:val="19"/>
               </w:rPr>
-              <w:t>SUS (encuesta)</w:t>
+              <w:t>Abandono TPR</w:t>
             </w:r>
           </w:p>
         </w:tc>
@@ -6059,18 +6187,10 @@
             <w:r>
               <w:rPr>
                 <w:b w:val="0"/>
-                <w:i/>
-                <w:sz w:val="19"/>
-              </w:rPr>
-              <w:t>System Usability Scale</w:t>
-            </w:r>
-            <w:r>
-              <w:rPr>
-                <w:b w:val="0"/>
-                <w:i w:val="0"/>
-                <w:sz w:val="19"/>
-              </w:rPr>
-              <w:t xml:space="preserve"> adaptada: una pregunta de 1 a 5 sobre la facilidad de uso real. Aparece con moderación (hito de 4 bloques distintos y máx. 1 vez/semana).</w:t>
+                <w:i w:val="0"/>
+                <w:sz w:val="19"/>
+              </w:rPr>
+              <w:t>Proporción de cápsulas de movimiento (TPR) que se saltan en vez de completarse. Ayuda a saber si las pausas activas encajan en la sesión.</w:t>
             </w:r>
           </w:p>
         </w:tc>
@@ -6091,7 +6211,7 @@
                 <w:i w:val="0"/>
                 <w:sz w:val="19"/>
               </w:rPr>
-              <w:t>Exportación dual</w:t>
+              <w:t>SUS (encuesta)</w:t>
             </w:r>
           </w:p>
         </w:tc>
@@ -6107,42 +6227,18 @@
             <w:r>
               <w:rPr>
                 <w:b w:val="0"/>
-                <w:i w:val="0"/>
-                <w:sz w:val="19"/>
-              </w:rPr>
-              <w:t xml:space="preserve">Salida del piloto en dos formatos a la vez: un </w:t>
-            </w:r>
-            <w:r>
-              <w:rPr>
-                <w:b/>
-                <w:i w:val="0"/>
-                <w:sz w:val="19"/>
-              </w:rPr>
-              <w:t>QR</w:t>
-            </w:r>
-            <w:r>
-              <w:rPr>
-                <w:b w:val="0"/>
-                <w:i w:val="0"/>
-                <w:sz w:val="19"/>
-              </w:rPr>
-              <w:t xml:space="preserve"> con el resumen (offline) y el </w:t>
-            </w:r>
-            <w:r>
-              <w:rPr>
-                <w:b/>
-                <w:i w:val="0"/>
-                <w:sz w:val="19"/>
-              </w:rPr>
-              <w:t>menú de compartir</w:t>
-            </w:r>
-            <w:r>
-              <w:rPr>
-                <w:b w:val="0"/>
-                <w:i w:val="0"/>
-                <w:sz w:val="19"/>
-              </w:rPr>
-              <w:t xml:space="preserve"> con el registro completo (online). Requiere el PIN profesional.</w:t>
+                <w:i/>
+                <w:sz w:val="19"/>
+              </w:rPr>
+              <w:t>System Usability Scale</w:t>
+            </w:r>
+            <w:r>
+              <w:rPr>
+                <w:b w:val="0"/>
+                <w:i w:val="0"/>
+                <w:sz w:val="19"/>
+              </w:rPr>
+              <w:t xml:space="preserve"> adaptada: una pregunta de 1 a 5 sobre la facilidad de uso real. Aparece con moderación (hito de 4 bloques distintos y máx. 1 vez/semana).</w:t>
             </w:r>
           </w:p>
         </w:tc>
@@ -6162,7 +6258,7 @@
                 <w:i w:val="0"/>
                 <w:sz w:val="19"/>
               </w:rPr>
-              <w:t>Variedad</w:t>
+              <w:t>Exportación dual</w:t>
             </w:r>
           </w:p>
         </w:tc>
@@ -6180,7 +6276,39 @@
                 <w:i w:val="0"/>
                 <w:sz w:val="19"/>
               </w:rPr>
-              <w:t>Lengua o forma del habla en que la app locuta y evalúa el contenido: Castellano, Galego (Proxecto Nós), Dominicano (es‑DO, Quisqueya Habla) o Euskera (batua, proyecto ILENIA/NEL‑GAITU). Se elige en “Voz de la app”.</w:t>
+              <w:t xml:space="preserve">Salida del piloto en dos formatos a la vez: un </w:t>
+            </w:r>
+            <w:r>
+              <w:rPr>
+                <w:b/>
+                <w:i w:val="0"/>
+                <w:sz w:val="19"/>
+              </w:rPr>
+              <w:t>QR</w:t>
+            </w:r>
+            <w:r>
+              <w:rPr>
+                <w:b w:val="0"/>
+                <w:i w:val="0"/>
+                <w:sz w:val="19"/>
+              </w:rPr>
+              <w:t xml:space="preserve"> con el resumen (offline) y el </w:t>
+            </w:r>
+            <w:r>
+              <w:rPr>
+                <w:b/>
+                <w:i w:val="0"/>
+                <w:sz w:val="19"/>
+              </w:rPr>
+              <w:t>menú de compartir</w:t>
+            </w:r>
+            <w:r>
+              <w:rPr>
+                <w:b w:val="0"/>
+                <w:i w:val="0"/>
+                <w:sz w:val="19"/>
+              </w:rPr>
+              <w:t xml:space="preserve"> con el registro completo (online). Requiere el PIN profesional.</w:t>
             </w:r>
           </w:p>
         </w:tc>
@@ -6201,7 +6329,7 @@
                 <w:i w:val="0"/>
                 <w:sz w:val="19"/>
               </w:rPr>
-              <w:t>Voz neuronal</w:t>
+              <w:t>Variedad</w:t>
             </w:r>
           </w:p>
         </w:tc>
@@ -6220,7 +6348,7 @@
                 <w:i w:val="0"/>
                 <w:sz w:val="19"/>
               </w:rPr>
-              <w:t>Locución pregenerada con modelos de voz de alta calidad (Sharvard en castellano, Celtia en gallego, HiTZ‑TTS en euskera) empaquetada en la app; suena natural y funciona sin conexión.</w:t>
+              <w:t>Lengua o forma del habla en que la app locuta y evalúa el contenido: Castellano, Galego (Proxecto Nós), Dominicano (es‑DO, Quisqueya Habla) o Euskera (batua, proyecto ILENIA/NEL‑GAITU). Se elige en “Voz de la app”.</w:t>
             </w:r>
           </w:p>
         </w:tc>
@@ -6240,7 +6368,7 @@
                 <w:i w:val="0"/>
                 <w:sz w:val="19"/>
               </w:rPr>
-              <w:t>Pliegue vasco</w:t>
+              <w:t>Voz neuronal</w:t>
             </w:r>
           </w:p>
         </w:tc>
@@ -6258,7 +6386,7 @@
                 <w:i w:val="0"/>
                 <w:sz w:val="19"/>
               </w:rPr>
-              <w:t>Ajuste que ignora la ⟨h⟩ muda del euskera al comparar la voz del niño con la esperada, para que el reconocimiento no la penalice. No afecta a las sibilantes ni africadas, que son contraste clínico y valora el adulto.</w:t>
+              <w:t>Locución pregenerada con modelos de voz de alta calidad (Sharvard en castellano, Celtia en gallego, HiTZ‑TTS en euskera) empaquetada en la app; suena natural y funciona sin conexión.</w:t>
             </w:r>
           </w:p>
         </w:tc>
@@ -6279,7 +6407,7 @@
                 <w:i w:val="0"/>
                 <w:sz w:val="19"/>
               </w:rPr>
-              <w:t>TEA</w:t>
+              <w:t>Pliegue vasco</w:t>
             </w:r>
           </w:p>
         </w:tc>
@@ -6298,7 +6426,7 @@
                 <w:i w:val="0"/>
                 <w:sz w:val="19"/>
               </w:rPr>
-              <w:t>Trastorno del Espectro Autista. Bloque de 6 terapias (PRT + TCC) centrado en atención conjunta, reparación comunicativa, flexibilidad y regulación, con estresores siempre manuales.</w:t>
+              <w:t>Ajuste que ignora la ⟨h⟩ muda del euskera al comparar la voz del niño con la esperada, para que el reconocimiento no la penalice. No afecta a las sibilantes ni africadas, que son contraste clínico y valora el adulto.</w:t>
             </w:r>
           </w:p>
         </w:tc>
@@ -6318,7 +6446,7 @@
                 <w:i w:val="0"/>
                 <w:sz w:val="19"/>
               </w:rPr>
-              <w:t>Dislexia</w:t>
+              <w:t>TEA</w:t>
             </w:r>
           </w:p>
         </w:tc>
@@ -6336,7 +6464,7 @@
                 <w:i w:val="0"/>
                 <w:sz w:val="19"/>
               </w:rPr>
-              <w:t>Bloque de 6 terapias de conciencia fonológica y acceso léxico (intruso fonológico, síntesis fonémica, pseudopalabras, rotaciones b/d·p/q y denominación rápida).</w:t>
+              <w:t>Trastorno del Espectro Autista. Bloque de 6 terapias (PRT + TCC) centrado en atención conjunta, reparación comunicativa, flexibilidad y regulación, con estresores siempre manuales.</w:t>
             </w:r>
           </w:p>
         </w:tc>
@@ -6357,7 +6485,7 @@
                 <w:i w:val="0"/>
                 <w:sz w:val="19"/>
               </w:rPr>
-              <w:t>RAN</w:t>
+              <w:t>Dislexia</w:t>
             </w:r>
           </w:p>
         </w:tc>
@@ -6373,18 +6501,10 @@
             <w:r>
               <w:rPr>
                 <w:b w:val="0"/>
-                <w:i/>
-                <w:sz w:val="19"/>
-              </w:rPr>
-              <w:t>Rapid Automatized Naming</w:t>
-            </w:r>
-            <w:r>
-              <w:rPr>
-                <w:b w:val="0"/>
-                <w:i w:val="0"/>
-                <w:sz w:val="19"/>
-              </w:rPr>
-              <w:t xml:space="preserve"> (denominación rápida): nombrar en voz alta una serie de dibujos en orden de lectura. El ritmo lo marca la mano del adulto, nunca un cronómetro.</w:t>
+                <w:i w:val="0"/>
+                <w:sz w:val="19"/>
+              </w:rPr>
+              <w:t>Bloque de 6 terapias de conciencia fonológica y acceso léxico (intruso fonológico, síntesis fonémica, pseudopalabras, rotaciones b/d·p/q y denominación rápida).</w:t>
             </w:r>
           </w:p>
         </w:tc>
@@ -6404,7 +6524,7 @@
                 <w:i w:val="0"/>
                 <w:sz w:val="19"/>
               </w:rPr>
-              <w:t>Escucha en ruido</w:t>
+              <w:t>RAN</w:t>
             </w:r>
           </w:p>
         </w:tc>
@@ -6419,10 +6539,18 @@
             <w:r>
               <w:rPr>
                 <w:b w:val="0"/>
-                <w:i w:val="0"/>
-                <w:sz w:val="19"/>
-              </w:rPr>
-              <w:t>Categoría de Audición (RA‑1…RA‑5) que entrena la comprensión con ruido de fondo. El adulto sube o baja el ruido a mano con el deslizador del Panel del Adulto.</w:t>
+                <w:i/>
+                <w:sz w:val="19"/>
+              </w:rPr>
+              <w:t>Rapid Automatized Naming</w:t>
+            </w:r>
+            <w:r>
+              <w:rPr>
+                <w:b w:val="0"/>
+                <w:i w:val="0"/>
+                <w:sz w:val="19"/>
+              </w:rPr>
+              <w:t xml:space="preserve"> (denominación rápida): nombrar en voz alta una serie de dibujos en orden de lectura. El ritmo lo marca la mano del adulto, nunca un cronómetro.</w:t>
             </w:r>
           </w:p>
         </w:tc>
@@ -6443,7 +6571,7 @@
                 <w:i w:val="0"/>
                 <w:sz w:val="19"/>
               </w:rPr>
-              <w:t>Rasgo dialectal</w:t>
+              <w:t>Escucha en ruido</w:t>
             </w:r>
           </w:p>
         </w:tc>
@@ -6462,7 +6590,7 @@
                 <w:i w:val="0"/>
                 <w:sz w:val="19"/>
               </w:rPr>
-              <w:t>Característica normal del habla de una región (p. ej. el seseo dominicano). No es un error clínico y la app no lo penaliza.</w:t>
+              <w:t>Categoría de Audición (RA‑1…RA‑5) que entrena la comprensión con ruido de fondo. El adulto sube o baja el ruido a mano con el deslizador del Panel del Adulto.</w:t>
             </w:r>
           </w:p>
         </w:tc>
@@ -6482,7 +6610,7 @@
                 <w:i w:val="0"/>
                 <w:sz w:val="19"/>
               </w:rPr>
-              <w:t>Frase portadora</w:t>
+              <w:t>Rasgo dialectal</w:t>
             </w:r>
           </w:p>
         </w:tc>
@@ -6500,7 +6628,7 @@
                 <w:i w:val="0"/>
                 <w:sz w:val="19"/>
               </w:rPr>
-              <w:t>Frase natural en la que se incrusta la palabra objetivo (“El oso encontró una rana…”) para practicarla con entonación real en vez de aislada.</w:t>
+              <w:t>Característica normal del habla de una región (p. ej. el seseo dominicano). No es un error clínico y la app no lo penaliza.</w:t>
             </w:r>
           </w:p>
         </w:tc>
@@ -6521,7 +6649,7 @@
                 <w:i w:val="0"/>
                 <w:sz w:val="19"/>
               </w:rPr>
-              <w:t>Carga comunicativa</w:t>
+              <w:t>Frase portadora</w:t>
             </w:r>
           </w:p>
         </w:tc>
@@ -6540,23 +6668,7 @@
                 <w:i w:val="0"/>
                 <w:sz w:val="19"/>
               </w:rPr>
-              <w:t xml:space="preserve">Conjunto de retos que el </w:t>
-            </w:r>
-            <w:r>
-              <w:rPr>
-                <w:b w:val="0"/>
-                <w:i/>
-                <w:sz w:val="19"/>
-              </w:rPr>
-              <w:t>adulto</w:t>
-            </w:r>
-            <w:r>
-              <w:rPr>
-                <w:b w:val="0"/>
-                <w:i w:val="0"/>
-                <w:sz w:val="19"/>
-              </w:rPr>
-              <w:t xml:space="preserve"> activa a mano en su panel: ruido de fondo, distractor visual y quiebre de la comunicación. Nunca los activa la app sola.</w:t>
+              <w:t>Frase natural en la que se incrusta la palabra objetivo (“El oso encontró una rana…”) para practicarla con entonación real en vez de aislada.</w:t>
             </w:r>
           </w:p>
         </w:tc>
@@ -6576,7 +6688,7 @@
                 <w:i w:val="0"/>
                 <w:sz w:val="19"/>
               </w:rPr>
-              <w:t>Quiebre pragmático</w:t>
+              <w:t>Carga comunicativa</w:t>
             </w:r>
           </w:p>
         </w:tc>
@@ -6594,23 +6706,23 @@
                 <w:i w:val="0"/>
                 <w:sz w:val="19"/>
               </w:rPr>
-              <w:t xml:space="preserve">Tarea en la que el adulto rompe la comunicación a propósito (murmura o pide algo absurdo) para observar cómo el niño la </w:t>
-            </w:r>
-            <w:r>
-              <w:rPr>
-                <w:b/>
-                <w:i w:val="0"/>
-                <w:sz w:val="19"/>
-              </w:rPr>
-              <w:t>repara</w:t>
-            </w:r>
-            <w:r>
-              <w:rPr>
-                <w:b w:val="0"/>
-                <w:i w:val="0"/>
-                <w:sz w:val="19"/>
-              </w:rPr>
-              <w:t>.</w:t>
+              <w:t xml:space="preserve">Conjunto de retos que el </w:t>
+            </w:r>
+            <w:r>
+              <w:rPr>
+                <w:b w:val="0"/>
+                <w:i/>
+                <w:sz w:val="19"/>
+              </w:rPr>
+              <w:t>adulto</w:t>
+            </w:r>
+            <w:r>
+              <w:rPr>
+                <w:b w:val="0"/>
+                <w:i w:val="0"/>
+                <w:sz w:val="19"/>
+              </w:rPr>
+              <w:t xml:space="preserve"> activa a mano en su panel: ruido de fondo, distractor visual y quiebre de la comunicación. Nunca los activa la app sola.</w:t>
             </w:r>
           </w:p>
         </w:tc>
@@ -6631,7 +6743,7 @@
                 <w:i w:val="0"/>
                 <w:sz w:val="19"/>
               </w:rPr>
-              <w:t>Realidad Aumentada (RA)</w:t>
+              <w:t>Quiebre pragmático</w:t>
             </w:r>
           </w:p>
         </w:tc>
@@ -6650,7 +6762,23 @@
                 <w:i w:val="0"/>
                 <w:sz w:val="19"/>
               </w:rPr>
-              <w:t>Séptimo bloque, solo en teléfonos Android. La cámara frontal mide gestos —labios, giro de cabeza, mirada— y esos gestos mueven figuras en 3D. No graba imagen y no identifica a nadie.</w:t>
+              <w:t xml:space="preserve">Tarea en la que el adulto rompe la comunicación a propósito (murmura o pide algo absurdo) para observar cómo el niño la </w:t>
+            </w:r>
+            <w:r>
+              <w:rPr>
+                <w:b/>
+                <w:i w:val="0"/>
+                <w:sz w:val="19"/>
+              </w:rPr>
+              <w:t>repara</w:t>
+            </w:r>
+            <w:r>
+              <w:rPr>
+                <w:b w:val="0"/>
+                <w:i w:val="0"/>
+                <w:sz w:val="19"/>
+              </w:rPr>
+              <w:t>.</w:t>
             </w:r>
           </w:p>
         </w:tc>
@@ -6670,7 +6798,7 @@
                 <w:i w:val="0"/>
                 <w:sz w:val="19"/>
               </w:rPr>
-              <w:t>Prueba de aptitud</w:t>
+              <w:t>Realidad Aumentada (RA)</w:t>
             </w:r>
           </w:p>
         </w:tc>
@@ -6688,23 +6816,7 @@
                 <w:i w:val="0"/>
                 <w:sz w:val="19"/>
               </w:rPr>
-              <w:t xml:space="preserve">Calentamiento de minuto y medio que mide qué puede sostener </w:t>
-            </w:r>
-            <w:r>
-              <w:rPr>
-                <w:b w:val="0"/>
-                <w:i/>
-                <w:sz w:val="19"/>
-              </w:rPr>
-              <w:t>este teléfono</w:t>
-            </w:r>
-            <w:r>
-              <w:rPr>
-                <w:b w:val="0"/>
-                <w:i w:val="0"/>
-                <w:sz w:val="19"/>
-              </w:rPr>
-              <w:t>. Devuelve un nivel (A a D) que decide qué ejercicios de RA se ofrecen. Describe el aparato, no al niño.</w:t>
+              <w:t>Séptimo bloque, solo en teléfonos Android. La cámara frontal mide gestos —labios, giro de cabeza, mirada— y esos gestos mueven figuras en 3D. No graba imagen y no identifica a nadie.</w:t>
             </w:r>
           </w:p>
         </w:tc>
@@ -6725,7 +6837,7 @@
                 <w:i w:val="0"/>
                 <w:sz w:val="19"/>
               </w:rPr>
-              <w:t>Sostén</w:t>
+              <w:t>Prueba de aptitud</w:t>
             </w:r>
           </w:p>
         </w:tc>
@@ -6744,7 +6856,23 @@
                 <w:i w:val="0"/>
                 <w:sz w:val="19"/>
               </w:rPr>
-              <w:t>Tiempo seguido que el niño mantiene un gesto (por ejemplo la boquita de beso). En AR‑1 es lo que hace avanzar el coche, y la serie de sostenes es el dato clínico.</w:t>
+              <w:t xml:space="preserve">Calentamiento de minuto y medio que mide qué puede sostener </w:t>
+            </w:r>
+            <w:r>
+              <w:rPr>
+                <w:b w:val="0"/>
+                <w:i/>
+                <w:sz w:val="19"/>
+              </w:rPr>
+              <w:t>este teléfono</w:t>
+            </w:r>
+            <w:r>
+              <w:rPr>
+                <w:b w:val="0"/>
+                <w:i w:val="0"/>
+                <w:sz w:val="19"/>
+              </w:rPr>
+              <w:t>. Devuelve un nivel (A a D) que decide qué ejercicios de RA se ofrecen. Describe el aparato, no al niño.</w:t>
             </w:r>
           </w:p>
         </w:tc>
@@ -6764,23 +6892,7 @@
                 <w:i w:val="0"/>
                 <w:sz w:val="19"/>
               </w:rPr>
-              <w:t>Fijación (</w:t>
-            </w:r>
-            <w:r>
-              <w:rPr>
-                <w:b/>
-                <w:i/>
-                <w:sz w:val="19"/>
-              </w:rPr>
-              <w:t>dwell</w:t>
-            </w:r>
-            <w:r>
-              <w:rPr>
-                <w:b/>
-                <w:i w:val="0"/>
-                <w:sz w:val="19"/>
-              </w:rPr>
-              <w:t>)</w:t>
+              <w:t>Sostén</w:t>
             </w:r>
           </w:p>
         </w:tc>
@@ -6798,7 +6910,7 @@
                 <w:i w:val="0"/>
                 <w:sz w:val="19"/>
               </w:rPr>
-              <w:t>Mantener la mirada sobre un dibujo el tiempo suficiente para elegirlo, sin tocar la pantalla. Es cómo se responde en AR‑3.</w:t>
+              <w:t>Tiempo seguido que el niño mantiene un gesto (por ejemplo la boquita de beso). En AR‑1 es lo que hace avanzar el coche, y la serie de sostenes es el dato clínico.</w:t>
             </w:r>
           </w:p>
         </w:tc>
@@ -6819,7 +6931,23 @@
                 <w:i w:val="0"/>
                 <w:sz w:val="19"/>
               </w:rPr>
-              <w:t>Calibración de mirada</w:t>
+              <w:t>Fijación (</w:t>
+            </w:r>
+            <w:r>
+              <w:rPr>
+                <w:b/>
+                <w:i/>
+                <w:sz w:val="19"/>
+              </w:rPr>
+              <w:t>dwell</w:t>
+            </w:r>
+            <w:r>
+              <w:rPr>
+                <w:b/>
+                <w:i w:val="0"/>
+                <w:sz w:val="19"/>
+              </w:rPr>
+              <w:t>)</w:t>
             </w:r>
           </w:p>
         </w:tc>
@@ -6838,7 +6966,7 @@
                 <w:i w:val="0"/>
                 <w:sz w:val="19"/>
               </w:rPr>
-              <w:t>Rutina de 5 puntos con la mascota (~15 s) que enseña al teléfono dónde mira ese niño. Obligatoria en AR‑3 y propia de cada paciente y cada aparato.</w:t>
+              <w:t>Mantener la mirada sobre un dibujo el tiempo suficiente para elegirlo, sin tocar la pantalla. Es cómo se responde en AR‑3.</w:t>
             </w:r>
           </w:p>
         </w:tc>
@@ -6858,7 +6986,7 @@
                 <w:i w:val="0"/>
                 <w:sz w:val="19"/>
               </w:rPr>
-              <w:t>Latencia</w:t>
+              <w:t>Calibración de mirada</w:t>
             </w:r>
           </w:p>
         </w:tc>
@@ -6876,7 +7004,7 @@
                 <w:i w:val="0"/>
                 <w:sz w:val="19"/>
               </w:rPr>
-              <w:t>Milisegundos que tarda el niño en girar la cabeza hacia un sonido (AR‑2). Es la versión medible de la pregunta «¿giró?».</w:t>
+              <w:t>Rutina de 5 puntos con la mascota (~15 s) que enseña al teléfono dónde mira ese niño. Obligatoria en AR‑3 y propia de cada paciente y cada aparato.</w:t>
             </w:r>
           </w:p>
         </w:tc>
@@ -6897,7 +7025,7 @@
                 <w:i w:val="0"/>
                 <w:sz w:val="19"/>
               </w:rPr>
-              <w:t>Ensayo trampa</w:t>
+              <w:t>Latencia</w:t>
             </w:r>
           </w:p>
         </w:tc>
@@ -6916,23 +7044,7 @@
                 <w:i w:val="0"/>
                 <w:sz w:val="19"/>
               </w:rPr>
-              <w:t xml:space="preserve">Ensayo de AR‑2 en el que </w:t>
-            </w:r>
-            <w:r>
-              <w:rPr>
-                <w:b/>
-                <w:i w:val="0"/>
-                <w:sz w:val="19"/>
-              </w:rPr>
-              <w:t>no suena nada</w:t>
-            </w:r>
-            <w:r>
-              <w:rPr>
-                <w:b w:val="0"/>
-                <w:i w:val="0"/>
-                <w:sz w:val="19"/>
-              </w:rPr>
-              <w:t>. Sirve para distinguir que el niño oye de que mueve la cabeza por su cuenta. Sin ellos, la prueba sería una demostración, no una medida.</w:t>
+              <w:t>Milisegundos que tarda el niño en girar la cabeza hacia un sonido (AR‑2). Es la versión medible de la pregunta «¿giró?».</w:t>
             </w:r>
           </w:p>
         </w:tc>
@@ -6952,6 +7064,61 @@
                 <w:i w:val="0"/>
                 <w:sz w:val="19"/>
               </w:rPr>
+              <w:t>Ensayo trampa</w:t>
+            </w:r>
+          </w:p>
+        </w:tc>
+        <w:tc>
+          <w:tcPr>
+            <w:tcW w:type="dxa" w:w="4819"/>
+          </w:tcPr>
+          <w:p>
+            <w:pPr>
+              <w:spacing w:after="40"/>
+            </w:pPr>
+            <w:r>
+              <w:rPr>
+                <w:b w:val="0"/>
+                <w:i w:val="0"/>
+                <w:sz w:val="19"/>
+              </w:rPr>
+              <w:t xml:space="preserve">Ensayo de AR‑2 en el que </w:t>
+            </w:r>
+            <w:r>
+              <w:rPr>
+                <w:b/>
+                <w:i w:val="0"/>
+                <w:sz w:val="19"/>
+              </w:rPr>
+              <w:t>no suena nada</w:t>
+            </w:r>
+            <w:r>
+              <w:rPr>
+                <w:b w:val="0"/>
+                <w:i w:val="0"/>
+                <w:sz w:val="19"/>
+              </w:rPr>
+              <w:t>. Sirve para distinguir que el niño oye de que mueve la cabeza por su cuenta. Sin ellos, la prueba sería una demostración, no una medida.</w:t>
+            </w:r>
+          </w:p>
+        </w:tc>
+      </w:tr>
+      <w:tr>
+        <w:tc>
+          <w:tcPr>
+            <w:tcW w:type="dxa" w:w="4819"/>
+            <w:shd w:val="clear" w:fill="F7FBFB"/>
+          </w:tcPr>
+          <w:p>
+            <w:pPr>
+              <w:spacing w:after="40"/>
+            </w:pPr>
+            <w:r>
+              <w:rPr>
+                <w:b/>
+                <w:i w:val="0"/>
+                <w:sz w:val="19"/>
+              </w:rPr>
               <w:t>Ensayo anulado</w:t>
             </w:r>
           </w:p>
@@ -6959,6 +7126,7 @@
         <w:tc>
           <w:tcPr>
             <w:tcW w:type="dxa" w:w="4819"/>
+            <w:shd w:val="clear" w:fill="F7FBFB"/>
           </w:tcPr>
           <w:p>
             <w:pPr>
@@ -8152,14 +8320,14 @@
           <w:b/>
           <w:i w:val="0"/>
         </w:rPr>
-        <w:t>tira de Lúa</w:t>
-      </w:r>
-      <w:r>
-        <w:rPr>
-          <w:b w:val="0"/>
-          <w:i w:val="0"/>
-        </w:rPr>
-        <w:t xml:space="preserve"> muestra el nivel, lo que falta para el siguiente, la racha y el acceso a los premios; debajo, los siete bloques como tarjetas. Audición, Lenguaje, TEA y Dislexia indican además cuántas terapias hay activas.</w:t>
+        <w:t>tarjeta de Lúa</w:t>
+      </w:r>
+      <w:r>
+        <w:rPr>
+          <w:b w:val="0"/>
+          <w:i w:val="0"/>
+        </w:rPr>
+        <w:t>: la gata —que se deja acariciar y premiar—, el nivel, lo que falta para el siguiente, la racha y el acceso a los premios. Debajo, los siete bloques como tarjetas, cada una con el color de su bloque y una línea de qué trabaja. Audición, Lenguaje, TEA y Dislexia indican además cuántas terapias hay activas.</w:t>
       </w:r>
     </w:p>
     <w:p>
@@ -8360,7 +8528,7 @@
           <w:b w:val="0"/>
           <w:i w:val="0"/>
         </w:rPr>
-        <w:t xml:space="preserve"> se abren desde la tira de Lúa (ver CU‑11).</w:t>
+        <w:t xml:space="preserve"> se abren desde la tarjeta de Lúa (ver CU‑11).</w:t>
       </w:r>
     </w:p>
     <w:tbl>
@@ -15832,7 +16000,7 @@
                 <w:color w:val="FFFFFF"/>
                 <w:sz w:val="26"/>
               </w:rPr>
-              <w:t>Los premios de Lúa: XP, racha, niveles e insignias</w:t>
+              <w:t>Los premios de Lúa: XP, racha, niveles, insignias y el armario</w:t>
             </w:r>
           </w:p>
         </w:tc>
@@ -15928,7 +16096,7 @@
                 <w:i w:val="0"/>
                 <w:sz w:val="18"/>
               </w:rPr>
-              <w:t>Tira de Lúa (hub) → Premios · fin de sesión</w:t>
+              <w:t>Tarjeta de Lúa (hub) → Premios · fin de sesión</w:t>
             </w:r>
           </w:p>
         </w:tc>
@@ -16619,27 +16787,13 @@
           <w:b w:val="0"/>
           <w:i w:val="0"/>
         </w:rPr>
-        <w:t xml:space="preserve">En el hub, tocar la </w:t>
+        <w:t xml:space="preserve">En el hub, tocar </w:t>
       </w:r>
       <w:r>
         <w:rPr>
           <w:b/>
           <w:i w:val="0"/>
         </w:rPr>
-        <w:t>tira de Lúa</w:t>
-      </w:r>
-      <w:r>
-        <w:rPr>
-          <w:b w:val="0"/>
-          <w:i w:val="0"/>
-        </w:rPr>
-        <w:t xml:space="preserve"> (o el enlace </w:t>
-      </w:r>
-      <w:r>
-        <w:rPr>
-          <w:b/>
-          <w:i w:val="0"/>
-        </w:rPr>
         <w:t>“Premios ›”</w:t>
       </w:r>
       <w:r>
@@ -16647,7 +16801,7 @@
           <w:b w:val="0"/>
           <w:i w:val="0"/>
         </w:rPr>
-        <w:t xml:space="preserve">). </w:t>
+        <w:t xml:space="preserve"> en la tarjeta de Lúa. </w:t>
       </w:r>
       <w:r>
         <w:rPr>
@@ -16714,7 +16868,7 @@
           <w:b w:val="0"/>
           <w:i w:val="0"/>
         </w:rPr>
-        <w:t xml:space="preserve">Abajo, las </w:t>
+        <w:t xml:space="preserve">Después, las </w:t>
       </w:r>
       <w:r>
         <w:rPr>
@@ -16747,14 +16901,535 @@
     </w:p>
     <w:p>
       <w:pPr>
-        <w:pStyle w:val="Heading3"/>
-      </w:pPr>
-      <w:r>
-        <w:t>Flujos alternativos</w:t>
+        <w:pStyle w:val="ListNumber"/>
+        <w:spacing w:after="40"/>
+      </w:pPr>
+      <w:r>
+        <w:rPr>
+          <w:b w:val="0"/>
+          <w:i w:val="0"/>
+        </w:rPr>
+        <w:t xml:space="preserve">Al final, </w:t>
+      </w:r>
+      <w:r>
+        <w:rPr>
+          <w:b/>
+          <w:i w:val="0"/>
+        </w:rPr>
+        <w:t>el armario</w:t>
+      </w:r>
+      <w:r>
+        <w:rPr>
+          <w:b w:val="0"/>
+          <w:i w:val="0"/>
+        </w:rPr>
+        <w:t>: los cinco coleccionables. Tocar uno desbloqueado se lo pone a la gata —o se lo quita—, y el cambio se ve al volver al hub.</w:t>
       </w:r>
     </w:p>
     <w:p>
       <w:pPr>
+        <w:pStyle w:val="Heading3"/>
+      </w:pPr>
+      <w:r>
+        <w:t>El armario: cinco coleccionables</w:t>
+      </w:r>
+    </w:p>
+    <w:p>
+      <w:pPr>
+        <w:spacing w:after="120"/>
+      </w:pPr>
+      <w:r>
+        <w:rPr>
+          <w:b w:val="0"/>
+          <w:i w:val="0"/>
+        </w:rPr>
+        <w:t xml:space="preserve">Son </w:t>
+      </w:r>
+      <w:r>
+        <w:rPr>
+          <w:b/>
+          <w:i w:val="0"/>
+        </w:rPr>
+        <w:t>adorno</w:t>
+      </w:r>
+      <w:r>
+        <w:rPr>
+          <w:b w:val="0"/>
+          <w:i w:val="0"/>
+        </w:rPr>
+        <w:t>. No cambian ningún ejercicio, ninguna consigna ni ninguna medida clínica: existen para dar un motivo más de volver mañana. Cada uno tiene su condición escrita mientras está bloqueado.</w:t>
+      </w:r>
+    </w:p>
+    <w:tbl>
+      <w:tblPr>
+        <w:tblStyle w:val="TableGrid"/>
+        <w:tblW w:type="auto" w:w="0"/>
+        <w:jc w:val="center"/>
+        <w:tblLook w:firstColumn="1" w:firstRow="1" w:lastColumn="0" w:lastRow="0" w:noHBand="0" w:noVBand="1" w:val="04A0"/>
+      </w:tblPr>
+      <w:tblGrid>
+        <w:gridCol w:w="3213"/>
+        <w:gridCol w:w="3213"/>
+        <w:gridCol w:w="3213"/>
+      </w:tblGrid>
+      <w:tr>
+        <w:tc>
+          <w:tcPr>
+            <w:tcW w:type="dxa" w:w="3213"/>
+            <w:shd w:val="clear" w:fill="E6F9F8"/>
+          </w:tcPr>
+          <w:p>
+            <w:pPr>
+              <w:spacing w:after="40"/>
+            </w:pPr>
+            <w:r>
+              <w:rPr>
+                <w:b/>
+                <w:i w:val="0"/>
+                <w:color w:val="00A39E"/>
+                <w:sz w:val="19"/>
+              </w:rPr>
+              <w:t>Coleccionable</w:t>
+            </w:r>
+          </w:p>
+        </w:tc>
+        <w:tc>
+          <w:tcPr>
+            <w:tcW w:type="dxa" w:w="3213"/>
+            <w:shd w:val="clear" w:fill="E6F9F8"/>
+          </w:tcPr>
+          <w:p>
+            <w:pPr>
+              <w:spacing w:after="40"/>
+            </w:pPr>
+            <w:r>
+              <w:rPr>
+                <w:b/>
+                <w:i w:val="0"/>
+                <w:color w:val="00A39E"/>
+                <w:sz w:val="19"/>
+              </w:rPr>
+              <w:t>Ranura</w:t>
+            </w:r>
+          </w:p>
+        </w:tc>
+        <w:tc>
+          <w:tcPr>
+            <w:tcW w:type="dxa" w:w="3213"/>
+            <w:shd w:val="clear" w:fill="E6F9F8"/>
+          </w:tcPr>
+          <w:p>
+            <w:pPr>
+              <w:spacing w:after="40"/>
+            </w:pPr>
+            <w:r>
+              <w:rPr>
+                <w:b/>
+                <w:i w:val="0"/>
+                <w:color w:val="00A39E"/>
+                <w:sz w:val="19"/>
+              </w:rPr>
+              <w:t>Se desbloquea</w:t>
+            </w:r>
+          </w:p>
+        </w:tc>
+      </w:tr>
+      <w:tr>
+        <w:tc>
+          <w:tcPr>
+            <w:tcW w:type="dxa" w:w="3213"/>
+          </w:tcPr>
+          <w:p>
+            <w:pPr>
+              <w:spacing w:after="40"/>
+            </w:pPr>
+            <w:r>
+              <w:rPr>
+                <w:b/>
+                <w:i w:val="0"/>
+                <w:sz w:val="19"/>
+              </w:rPr>
+              <w:t>Pescadito Sabroso</w:t>
+            </w:r>
+          </w:p>
+        </w:tc>
+        <w:tc>
+          <w:tcPr>
+            <w:tcW w:type="dxa" w:w="3213"/>
+          </w:tcPr>
+          <w:p>
+            <w:pPr>
+              <w:spacing w:after="40"/>
+            </w:pPr>
+            <w:r>
+              <w:rPr>
+                <w:b w:val="0"/>
+                <w:i w:val="0"/>
+                <w:sz w:val="19"/>
+              </w:rPr>
+              <w:t>Premio</w:t>
+            </w:r>
+          </w:p>
+        </w:tc>
+        <w:tc>
+          <w:tcPr>
+            <w:tcW w:type="dxa" w:w="3213"/>
+          </w:tcPr>
+          <w:p>
+            <w:pPr>
+              <w:spacing w:after="40"/>
+            </w:pPr>
+            <w:r>
+              <w:rPr>
+                <w:b w:val="0"/>
+                <w:i w:val="0"/>
+                <w:sz w:val="19"/>
+              </w:rPr>
+              <w:t xml:space="preserve">Está desde el principio. No se pone: se le </w:t>
+            </w:r>
+            <w:r>
+              <w:rPr>
+                <w:b/>
+                <w:i w:val="0"/>
+                <w:sz w:val="19"/>
+              </w:rPr>
+              <w:t>da</w:t>
+            </w:r>
+            <w:r>
+              <w:rPr>
+                <w:b w:val="0"/>
+                <w:i w:val="0"/>
+                <w:sz w:val="19"/>
+              </w:rPr>
+              <w:t>, con el botón «Dar pescadito» del hub. La gata abre la boca y se lo come.</w:t>
+            </w:r>
+          </w:p>
+        </w:tc>
+      </w:tr>
+      <w:tr>
+        <w:tc>
+          <w:tcPr>
+            <w:tcW w:type="dxa" w:w="3213"/>
+            <w:shd w:val="clear" w:fill="F7FBFB"/>
+          </w:tcPr>
+          <w:p>
+            <w:pPr>
+              <w:spacing w:after="40"/>
+            </w:pPr>
+            <w:r>
+              <w:rPr>
+                <w:b/>
+                <w:i w:val="0"/>
+                <w:sz w:val="19"/>
+              </w:rPr>
+              <w:t>Pajarita Escarlata</w:t>
+            </w:r>
+          </w:p>
+        </w:tc>
+        <w:tc>
+          <w:tcPr>
+            <w:tcW w:type="dxa" w:w="3213"/>
+            <w:shd w:val="clear" w:fill="F7FBFB"/>
+          </w:tcPr>
+          <w:p>
+            <w:pPr>
+              <w:spacing w:after="40"/>
+            </w:pPr>
+            <w:r>
+              <w:rPr>
+                <w:b w:val="0"/>
+                <w:i w:val="0"/>
+                <w:sz w:val="19"/>
+              </w:rPr>
+              <w:t>Cuello</w:t>
+            </w:r>
+          </w:p>
+        </w:tc>
+        <w:tc>
+          <w:tcPr>
+            <w:tcW w:type="dxa" w:w="3213"/>
+            <w:shd w:val="clear" w:fill="F7FBFB"/>
+          </w:tcPr>
+          <w:p>
+            <w:pPr>
+              <w:spacing w:after="40"/>
+            </w:pPr>
+            <w:r>
+              <w:rPr>
+                <w:b w:val="0"/>
+                <w:i w:val="0"/>
+                <w:sz w:val="19"/>
+              </w:rPr>
+              <w:t xml:space="preserve">Al completar </w:t>
+            </w:r>
+            <w:r>
+              <w:rPr>
+                <w:b/>
+                <w:i w:val="0"/>
+                <w:sz w:val="19"/>
+              </w:rPr>
+              <w:t>3 sesiones</w:t>
+            </w:r>
+            <w:r>
+              <w:rPr>
+                <w:b w:val="0"/>
+                <w:i w:val="0"/>
+                <w:sz w:val="19"/>
+              </w:rPr>
+              <w:t>.</w:t>
+            </w:r>
+          </w:p>
+        </w:tc>
+      </w:tr>
+      <w:tr>
+        <w:tc>
+          <w:tcPr>
+            <w:tcW w:type="dxa" w:w="3213"/>
+          </w:tcPr>
+          <w:p>
+            <w:pPr>
+              <w:spacing w:after="40"/>
+            </w:pPr>
+            <w:r>
+              <w:rPr>
+                <w:b/>
+                <w:i w:val="0"/>
+                <w:sz w:val="19"/>
+              </w:rPr>
+              <w:t>Flor Turquesa Valeria</w:t>
+            </w:r>
+          </w:p>
+        </w:tc>
+        <w:tc>
+          <w:tcPr>
+            <w:tcW w:type="dxa" w:w="3213"/>
+          </w:tcPr>
+          <w:p>
+            <w:pPr>
+              <w:spacing w:after="40"/>
+            </w:pPr>
+            <w:r>
+              <w:rPr>
+                <w:b w:val="0"/>
+                <w:i w:val="0"/>
+                <w:sz w:val="19"/>
+              </w:rPr>
+              <w:t>Cabeza</w:t>
+            </w:r>
+          </w:p>
+        </w:tc>
+        <w:tc>
+          <w:tcPr>
+            <w:tcW w:type="dxa" w:w="3213"/>
+          </w:tcPr>
+          <w:p>
+            <w:pPr>
+              <w:spacing w:after="40"/>
+            </w:pPr>
+            <w:r>
+              <w:rPr>
+                <w:b w:val="0"/>
+                <w:i w:val="0"/>
+                <w:sz w:val="19"/>
+              </w:rPr>
+              <w:t xml:space="preserve">Con una </w:t>
+            </w:r>
+            <w:r>
+              <w:rPr>
+                <w:b/>
+                <w:i w:val="0"/>
+                <w:sz w:val="19"/>
+              </w:rPr>
+              <w:t>racha de 3 días</w:t>
+            </w:r>
+            <w:r>
+              <w:rPr>
+                <w:b w:val="0"/>
+                <w:i w:val="0"/>
+                <w:sz w:val="19"/>
+              </w:rPr>
+              <w:t>.</w:t>
+            </w:r>
+          </w:p>
+        </w:tc>
+      </w:tr>
+      <w:tr>
+        <w:tc>
+          <w:tcPr>
+            <w:tcW w:type="dxa" w:w="3213"/>
+            <w:shd w:val="clear" w:fill="F7FBFB"/>
+          </w:tcPr>
+          <w:p>
+            <w:pPr>
+              <w:spacing w:after="40"/>
+            </w:pPr>
+            <w:r>
+              <w:rPr>
+                <w:b/>
+                <w:i w:val="0"/>
+                <w:sz w:val="19"/>
+              </w:rPr>
+              <w:t>Cascabel Reluciente</w:t>
+            </w:r>
+          </w:p>
+        </w:tc>
+        <w:tc>
+          <w:tcPr>
+            <w:tcW w:type="dxa" w:w="3213"/>
+            <w:shd w:val="clear" w:fill="F7FBFB"/>
+          </w:tcPr>
+          <w:p>
+            <w:pPr>
+              <w:spacing w:after="40"/>
+            </w:pPr>
+            <w:r>
+              <w:rPr>
+                <w:b w:val="0"/>
+                <w:i w:val="0"/>
+                <w:sz w:val="19"/>
+              </w:rPr>
+              <w:t>Cuello</w:t>
+            </w:r>
+          </w:p>
+        </w:tc>
+        <w:tc>
+          <w:tcPr>
+            <w:tcW w:type="dxa" w:w="3213"/>
+            <w:shd w:val="clear" w:fill="F7FBFB"/>
+          </w:tcPr>
+          <w:p>
+            <w:pPr>
+              <w:spacing w:after="40"/>
+            </w:pPr>
+            <w:r>
+              <w:rPr>
+                <w:b w:val="0"/>
+                <w:i w:val="0"/>
+                <w:sz w:val="19"/>
+              </w:rPr>
+              <w:t xml:space="preserve">Al completar </w:t>
+            </w:r>
+            <w:r>
+              <w:rPr>
+                <w:b/>
+                <w:i w:val="0"/>
+                <w:sz w:val="19"/>
+              </w:rPr>
+              <w:t>10 sesiones</w:t>
+            </w:r>
+            <w:r>
+              <w:rPr>
+                <w:b w:val="0"/>
+                <w:i w:val="0"/>
+                <w:sz w:val="19"/>
+              </w:rPr>
+              <w:t>.</w:t>
+            </w:r>
+          </w:p>
+        </w:tc>
+      </w:tr>
+      <w:tr>
+        <w:tc>
+          <w:tcPr>
+            <w:tcW w:type="dxa" w:w="3213"/>
+          </w:tcPr>
+          <w:p>
+            <w:pPr>
+              <w:spacing w:after="40"/>
+            </w:pPr>
+            <w:r>
+              <w:rPr>
+                <w:b/>
+                <w:i w:val="0"/>
+                <w:sz w:val="19"/>
+              </w:rPr>
+              <w:t>Gorro de Maga Estelar</w:t>
+            </w:r>
+          </w:p>
+        </w:tc>
+        <w:tc>
+          <w:tcPr>
+            <w:tcW w:type="dxa" w:w="3213"/>
+          </w:tcPr>
+          <w:p>
+            <w:pPr>
+              <w:spacing w:after="40"/>
+            </w:pPr>
+            <w:r>
+              <w:rPr>
+                <w:b w:val="0"/>
+                <w:i w:val="0"/>
+                <w:sz w:val="19"/>
+              </w:rPr>
+              <w:t>Cabeza</w:t>
+            </w:r>
+          </w:p>
+        </w:tc>
+        <w:tc>
+          <w:tcPr>
+            <w:tcW w:type="dxa" w:w="3213"/>
+          </w:tcPr>
+          <w:p>
+            <w:pPr>
+              <w:spacing w:after="40"/>
+            </w:pPr>
+            <w:r>
+              <w:rPr>
+                <w:b w:val="0"/>
+                <w:i w:val="0"/>
+                <w:sz w:val="19"/>
+              </w:rPr>
+              <w:t xml:space="preserve">Al llegar al </w:t>
+            </w:r>
+            <w:r>
+              <w:rPr>
+                <w:b/>
+                <w:i w:val="0"/>
+                <w:sz w:val="19"/>
+              </w:rPr>
+              <w:t>nivel 5</w:t>
+            </w:r>
+            <w:r>
+              <w:rPr>
+                <w:b w:val="0"/>
+                <w:i w:val="0"/>
+                <w:sz w:val="19"/>
+              </w:rPr>
+              <w:t>.</w:t>
+            </w:r>
+          </w:p>
+        </w:tc>
+      </w:tr>
+    </w:tbl>
+    <w:p>
+      <w:pPr>
+        <w:spacing w:after="80"/>
+      </w:pPr>
+    </w:p>
+    <w:p>
+      <w:pPr>
+        <w:spacing w:after="120"/>
+      </w:pPr>
+      <w:r>
+        <w:rPr>
+          <w:b w:val="0"/>
+          <w:i w:val="0"/>
+          <w:color w:val="6B7280"/>
+          <w:sz w:val="18"/>
+        </w:rPr>
+        <w:t>Una ranura de cada tipo a la vez: la pajarita y el cascabel se turnan en el cuello, la flor y el gorro en la cabeza. Todo se guarda en el dispositivo, como el resto del progreso.</w:t>
+      </w:r>
+    </w:p>
+    <w:p>
+      <w:pPr>
+        <w:pStyle w:val="Heading3"/>
+      </w:pPr>
+      <w:r>
+        <w:t>Flujos alternativos</w:t>
+      </w:r>
+    </w:p>
+    <w:p>
+      <w:pPr>
         <w:pStyle w:val="ListBullet"/>
         <w:spacing w:after="40"/>
       </w:pPr>
@@ -16763,6 +17438,26 @@
           <w:b/>
           <w:i w:val="0"/>
         </w:rPr>
+        <w:t>Acariciar a Lúa:</w:t>
+      </w:r>
+      <w:r>
+        <w:rPr>
+          <w:b w:val="0"/>
+          <w:i w:val="0"/>
+        </w:rPr>
+        <w:t xml:space="preserve"> tocar la gata en el hub. Ronronea, pone ojos de medialuna y aparece un corazón. No suma XP ni cuenta para nada: es afecto, no una mecánica.</w:t>
+      </w:r>
+    </w:p>
+    <w:p>
+      <w:pPr>
+        <w:pStyle w:val="ListBullet"/>
+        <w:spacing w:after="40"/>
+      </w:pPr>
+      <w:r>
+        <w:rPr>
+          <w:b/>
+          <w:i w:val="0"/>
+        </w:rPr>
         <w:t>Al terminar una sesión</w:t>
       </w:r>
       <w:r>
@@ -16771,6 +17466,26 @@
           <w:i w:val="0"/>
         </w:rPr>
         <w:t xml:space="preserve"> el resumen muestra la XP ganada, la racha, el nivel —avisando si se ha subido— y las insignias desbloqueadas en ese momento.</w:t>
+      </w:r>
+    </w:p>
+    <w:p>
+      <w:pPr>
+        <w:pStyle w:val="ListBullet"/>
+        <w:spacing w:after="40"/>
+      </w:pPr>
+      <w:r>
+        <w:rPr>
+          <w:b/>
+          <w:i w:val="0"/>
+        </w:rPr>
+        <w:t>Coleccionable desbloqueado sin darse cuenta:</w:t>
+      </w:r>
+      <w:r>
+        <w:rPr>
+          <w:b w:val="0"/>
+          <w:i w:val="0"/>
+        </w:rPr>
+        <w:t xml:space="preserve"> lo mismo que con las insignias. Al volver al hub se evalúan las condiciones con lo practicado hasta ese momento, así que un accesorio puede aparecer ya disponible en el armario.</w:t>
       </w:r>
     </w:p>
     <w:p>
@@ -17087,464 +17802,6 @@
         <w:t xml:space="preserve"> · La colección: en color lo conseguido, en gris lo que falta y por qué.</w:t>
       </w:r>
     </w:p>
-    <w:tbl>
-      <w:tblPr>
-        <w:tblW w:type="auto" w:w="0"/>
-        <w:tblLook w:firstColumn="1" w:firstRow="1" w:lastColumn="0" w:lastRow="0" w:noHBand="0" w:noVBand="1" w:val="04A0"/>
-        <w:tblBorders>
-          <w:top w:val="none"/>
-          <w:left w:val="none"/>
-          <w:bottom w:val="none"/>
-          <w:right w:val="none"/>
-          <w:insideH w:val="none"/>
-          <w:insideV w:val="none"/>
-        </w:tblBorders>
-      </w:tblPr>
-      <w:tblGrid>
-        <w:gridCol w:w="9638"/>
-      </w:tblGrid>
-      <w:tr>
-        <w:tc>
-          <w:tcPr>
-            <w:tcW w:type="dxa" w:w="9638"/>
-            <w:shd w:val="clear" w:fill="00A39E"/>
-          </w:tcPr>
-          <w:p>
-            <w:pPr>
-              <w:spacing w:after="0"/>
-            </w:pPr>
-            <w:r>
-              <w:rPr>
-                <w:b/>
-                <w:i w:val="0"/>
-                <w:color w:val="FFFFFF"/>
-                <w:sz w:val="18"/>
-              </w:rPr>
-              <w:t xml:space="preserve">CU‑12 · </w:t>
-            </w:r>
-            <w:r>
-              <w:rPr>
-                <w:b/>
-                <w:i w:val="0"/>
-                <w:color w:val="FFFFFF"/>
-                <w:sz w:val="18"/>
-              </w:rPr>
-              <w:t>Profesional / Familia</w:t>
-            </w:r>
-          </w:p>
-          <w:p>
-            <w:pPr>
-              <w:spacing w:after="0"/>
-            </w:pPr>
-            <w:r>
-              <w:rPr>
-                <w:b/>
-                <w:i w:val="0"/>
-                <w:color w:val="FFFFFF"/>
-                <w:sz w:val="26"/>
-              </w:rPr>
-              <w:t>Consultar el panel de resultados</w:t>
-            </w:r>
-          </w:p>
-        </w:tc>
-      </w:tr>
-    </w:tbl>
-    <w:p>
-      <w:pPr>
-        <w:spacing w:after="40"/>
-      </w:pPr>
-    </w:p>
-    <w:tbl>
-      <w:tblPr>
-        <w:tblStyle w:val="TableGrid"/>
-        <w:tblW w:type="auto" w:w="0"/>
-        <w:tblLook w:firstColumn="1" w:firstRow="1" w:lastColumn="0" w:lastRow="0" w:noHBand="0" w:noVBand="1" w:val="04A0"/>
-      </w:tblPr>
-      <w:tblGrid>
-        <w:gridCol w:w="2381"/>
-        <w:gridCol w:w="4819"/>
-      </w:tblGrid>
-      <w:tr>
-        <w:tc>
-          <w:tcPr>
-            <w:tcW w:type="dxa" w:w="4819"/>
-            <w:shd w:val="clear" w:fill="F7FBFB"/>
-          </w:tcPr>
-          <w:p>
-            <w:pPr>
-              <w:spacing w:after="20"/>
-            </w:pPr>
-            <w:r>
-              <w:rPr>
-                <w:b/>
-                <w:i w:val="0"/>
-                <w:color w:val="6B7280"/>
-                <w:sz w:val="18"/>
-              </w:rPr>
-              <w:t>Actor</w:t>
-            </w:r>
-          </w:p>
-        </w:tc>
-        <w:tc>
-          <w:tcPr>
-            <w:tcW w:type="dxa" w:w="4819"/>
-          </w:tcPr>
-          <w:p>
-            <w:pPr>
-              <w:spacing w:after="20"/>
-            </w:pPr>
-            <w:r>
-              <w:rPr>
-                <w:b w:val="0"/>
-                <w:i w:val="0"/>
-                <w:sz w:val="18"/>
-              </w:rPr>
-              <w:t>Logopeda o tutor</w:t>
-            </w:r>
-          </w:p>
-        </w:tc>
-      </w:tr>
-      <w:tr>
-        <w:tc>
-          <w:tcPr>
-            <w:tcW w:type="dxa" w:w="4819"/>
-            <w:shd w:val="clear" w:fill="F7FBFB"/>
-          </w:tcPr>
-          <w:p>
-            <w:pPr>
-              <w:spacing w:after="20"/>
-            </w:pPr>
-            <w:r>
-              <w:rPr>
-                <w:b/>
-                <w:i w:val="0"/>
-                <w:color w:val="6B7280"/>
-                <w:sz w:val="18"/>
-              </w:rPr>
-              <w:t>Pantalla</w:t>
-            </w:r>
-          </w:p>
-        </w:tc>
-        <w:tc>
-          <w:tcPr>
-            <w:tcW w:type="dxa" w:w="4819"/>
-          </w:tcPr>
-          <w:p>
-            <w:pPr>
-              <w:spacing w:after="20"/>
-            </w:pPr>
-            <w:r>
-              <w:rPr>
-                <w:b w:val="0"/>
-                <w:i w:val="0"/>
-                <w:sz w:val="18"/>
-              </w:rPr>
-              <w:t>Resultados del paciente</w:t>
-            </w:r>
-          </w:p>
-        </w:tc>
-      </w:tr>
-      <w:tr>
-        <w:tc>
-          <w:tcPr>
-            <w:tcW w:type="dxa" w:w="4819"/>
-            <w:shd w:val="clear" w:fill="F7FBFB"/>
-          </w:tcPr>
-          <w:p>
-            <w:pPr>
-              <w:spacing w:after="20"/>
-            </w:pPr>
-            <w:r>
-              <w:rPr>
-                <w:b/>
-                <w:i w:val="0"/>
-                <w:color w:val="6B7280"/>
-                <w:sz w:val="18"/>
-              </w:rPr>
-              <w:t>Precondición</w:t>
-            </w:r>
-          </w:p>
-        </w:tc>
-        <w:tc>
-          <w:tcPr>
-            <w:tcW w:type="dxa" w:w="4819"/>
-          </w:tcPr>
-          <w:p>
-            <w:pPr>
-              <w:spacing w:after="20"/>
-            </w:pPr>
-            <w:r>
-              <w:rPr>
-                <w:b w:val="0"/>
-                <w:i w:val="0"/>
-                <w:sz w:val="18"/>
-              </w:rPr>
-              <w:t>Historial de sesiones registrado</w:t>
-            </w:r>
-          </w:p>
-        </w:tc>
-      </w:tr>
-      <w:tr>
-        <w:tc>
-          <w:tcPr>
-            <w:tcW w:type="dxa" w:w="4819"/>
-            <w:shd w:val="clear" w:fill="F7FBFB"/>
-          </w:tcPr>
-          <w:p>
-            <w:pPr>
-              <w:spacing w:after="20"/>
-            </w:pPr>
-            <w:r>
-              <w:rPr>
-                <w:b/>
-                <w:i w:val="0"/>
-                <w:color w:val="6B7280"/>
-                <w:sz w:val="18"/>
-              </w:rPr>
-              <w:t>Resultado</w:t>
-            </w:r>
-          </w:p>
-        </w:tc>
-        <w:tc>
-          <w:tcPr>
-            <w:tcW w:type="dxa" w:w="4819"/>
-          </w:tcPr>
-          <w:p>
-            <w:pPr>
-              <w:spacing w:after="20"/>
-            </w:pPr>
-            <w:r>
-              <w:rPr>
-                <w:b w:val="0"/>
-                <w:i w:val="0"/>
-                <w:sz w:val="18"/>
-              </w:rPr>
-              <w:t>Visión de la evolución del paciente</w:t>
-            </w:r>
-          </w:p>
-        </w:tc>
-      </w:tr>
-    </w:tbl>
-    <w:p>
-      <w:pPr>
-        <w:spacing w:after="80"/>
-      </w:pPr>
-    </w:p>
-    <w:p>
-      <w:pPr>
-        <w:pStyle w:val="Heading3"/>
-      </w:pPr>
-      <w:r>
-        <w:t>Flujo principal</w:t>
-      </w:r>
-    </w:p>
-    <w:p>
-      <w:pPr>
-        <w:pStyle w:val="ListNumber"/>
-        <w:spacing w:after="40"/>
-      </w:pPr>
-      <w:r>
-        <w:rPr>
-          <w:b w:val="0"/>
-          <w:i w:val="0"/>
-        </w:rPr>
-        <w:t xml:space="preserve">Abrir el </w:t>
-      </w:r>
-      <w:r>
-        <w:rPr>
-          <w:b/>
-          <w:i w:val="0"/>
-        </w:rPr>
-        <w:t>panel de resultados</w:t>
-      </w:r>
-      <w:r>
-        <w:rPr>
-          <w:b w:val="0"/>
-          <w:i w:val="0"/>
-        </w:rPr>
-        <w:t xml:space="preserve"> al finalizar una sesión o desde la ficha. La cabecera muestra el </w:t>
-      </w:r>
-      <w:r>
-        <w:rPr>
-          <w:b/>
-          <w:i w:val="0"/>
-        </w:rPr>
-        <w:t>nombre y NHC del paciente activo</w:t>
-      </w:r>
-      <w:r>
-        <w:rPr>
-          <w:b w:val="0"/>
-          <w:i w:val="0"/>
-        </w:rPr>
-        <w:t>, tomados de su ficha de registro.</w:t>
-      </w:r>
-    </w:p>
-    <w:p>
-      <w:pPr>
-        <w:pStyle w:val="ListNumber"/>
-        <w:spacing w:after="40"/>
-      </w:pPr>
-      <w:r>
-        <w:rPr>
-          <w:b w:val="0"/>
-          <w:i w:val="0"/>
-        </w:rPr>
-        <w:t xml:space="preserve">Revisar la </w:t>
-      </w:r>
-      <w:r>
-        <w:rPr>
-          <w:b/>
-          <w:i w:val="0"/>
-        </w:rPr>
-        <w:t>evolución por estrellas</w:t>
-      </w:r>
-      <w:r>
-        <w:rPr>
-          <w:b w:val="0"/>
-          <w:i w:val="0"/>
-        </w:rPr>
-        <w:t xml:space="preserve"> (media de las últimas sesiones) y, para dislalias, la nueva gráfica de </w:t>
-      </w:r>
-      <w:r>
-        <w:rPr>
-          <w:b/>
-          <w:i w:val="0"/>
-        </w:rPr>
-        <w:t>sustitución por fonema</w:t>
-      </w:r>
-      <w:r>
-        <w:rPr>
-          <w:b w:val="0"/>
-          <w:i w:val="0"/>
-        </w:rPr>
-        <w:t xml:space="preserve">: el % de ensayos con la sustitución detectada por el micrófono, donde </w:t>
-      </w:r>
-      <w:r>
-        <w:rPr>
-          <w:b w:val="0"/>
-          <w:i/>
-        </w:rPr>
-        <w:t>bajar es mejorar</w:t>
-      </w:r>
-      <w:r>
-        <w:rPr>
-          <w:b w:val="0"/>
-          <w:i w:val="0"/>
-        </w:rPr>
-        <w:t>.</w:t>
-      </w:r>
-    </w:p>
-    <w:p>
-      <w:pPr>
-        <w:pStyle w:val="ListNumber"/>
-        <w:spacing w:after="40"/>
-      </w:pPr>
-      <w:r>
-        <w:rPr>
-          <w:b w:val="0"/>
-          <w:i w:val="0"/>
-        </w:rPr>
-        <w:t xml:space="preserve">Consultar el </w:t>
-      </w:r>
-      <w:r>
-        <w:rPr>
-          <w:b/>
-          <w:i w:val="0"/>
-        </w:rPr>
-        <w:t>estado de gamificación</w:t>
-      </w:r>
-      <w:r>
-        <w:rPr>
-          <w:b w:val="0"/>
-          <w:i w:val="0"/>
-        </w:rPr>
-        <w:t xml:space="preserve"> (XP, racha, nivel) y la </w:t>
-      </w:r>
-      <w:r>
-        <w:rPr>
-          <w:b/>
-          <w:i w:val="0"/>
-        </w:rPr>
-        <w:t>adherencia semanal</w:t>
-      </w:r>
-      <w:r>
-        <w:rPr>
-          <w:b w:val="0"/>
-          <w:i w:val="0"/>
-        </w:rPr>
-        <w:t>.</w:t>
-      </w:r>
-    </w:p>
-    <w:p>
-      <w:pPr>
-        <w:pStyle w:val="ListNumber"/>
-        <w:spacing w:after="40"/>
-      </w:pPr>
-      <w:r>
-        <w:rPr>
-          <w:b w:val="0"/>
-          <w:i w:val="0"/>
-        </w:rPr>
-        <w:t>El logopeda usa estos datos para ajustar la prescripción (volver a CU‑06) en la siguiente revisión.</w:t>
-      </w:r>
-    </w:p>
-    <w:tbl>
-      <w:tblPr>
-        <w:tblW w:type="auto" w:w="0"/>
-        <w:tblLook w:firstColumn="1" w:firstRow="1" w:lastColumn="0" w:lastRow="0" w:noHBand="0" w:noVBand="1" w:val="04A0"/>
-        <w:tblBorders>
-          <w:top w:val="none"/>
-          <w:left w:val="none"/>
-          <w:bottom w:val="none"/>
-          <w:right w:val="none"/>
-          <w:insideH w:val="none"/>
-          <w:insideV w:val="none"/>
-        </w:tblBorders>
-      </w:tblPr>
-      <w:tblGrid>
-        <w:gridCol w:w="9638"/>
-      </w:tblGrid>
-      <w:tr>
-        <w:tc>
-          <w:tcPr>
-            <w:tcW w:type="dxa" w:w="9638"/>
-            <w:shd w:val="clear" w:fill="F0FDF9"/>
-          </w:tcPr>
-          <w:p>
-            <w:pPr>
-              <w:spacing w:after="40"/>
-            </w:pPr>
-            <w:r>
-              <w:rPr>
-                <w:b/>
-                <w:i w:val="0"/>
-                <w:color w:val="00A39E"/>
-                <w:sz w:val="18"/>
-              </w:rPr>
-              <w:t>Ciclo de mejora</w:t>
-            </w:r>
-          </w:p>
-          <w:p>
-            <w:pPr>
-              <w:spacing w:after="40"/>
-            </w:pPr>
-            <w:r>
-              <w:rPr>
-                <w:b w:val="0"/>
-                <w:i w:val="0"/>
-                <w:sz w:val="20"/>
-              </w:rPr>
-              <w:t>Resultados → decisión clínica → nueva prescripción → nuevas sesiones. La gráfica de fonema convierte la práctica de pares mínimos en un indicador clínico objetivo entre sesiones.</w:t>
-            </w:r>
-          </w:p>
-        </w:tc>
-      </w:tr>
-    </w:tbl>
-    <w:p>
-      <w:pPr>
-        <w:spacing w:after="80"/>
-      </w:pPr>
-    </w:p>
     <w:p>
       <w:pPr>
         <w:spacing w:after="40"/>
@@ -17562,7 +17819,7 @@
               <a:graphicData uri="http://schemas.openxmlformats.org/drawingml/2006/picture">
                 <pic:pic>
                   <pic:nvPicPr>
-                    <pic:cNvPr id="0" name="20-resultados.png"/>
+                    <pic:cNvPr id="0" name="armario-lua.png"/>
                     <pic:cNvPicPr/>
                   </pic:nvPicPr>
                   <pic:blipFill>
@@ -17606,7 +17863,7 @@
           <w:color w:val="4B5563"/>
           <w:sz w:val="17"/>
         </w:rPr>
-        <w:t xml:space="preserve"> · Panel: motivación, insignias y adherencia semanal.</w:t>
+        <w:t xml:space="preserve"> · El armario: los cinco coleccionables, con su ranura y su estado. Tocar uno se lo pone a la gata.</w:t>
       </w:r>
     </w:p>
     <w:p>
@@ -17617,7 +17874,7 @@
       <w:r>
         <w:drawing>
           <wp:inline xmlns:a="http://schemas.openxmlformats.org/drawingml/2006/main" xmlns:pic="http://schemas.openxmlformats.org/drawingml/2006/picture">
-            <wp:extent cx="2304000" cy="4986092"/>
+            <wp:extent cx="2304000" cy="2462897"/>
             <wp:docPr id="30" name="Picture 30"/>
             <wp:cNvGraphicFramePr>
               <a:graphicFrameLocks noChangeAspect="1"/>
@@ -17626,7 +17883,7 @@
               <a:graphicData uri="http://schemas.openxmlformats.org/drawingml/2006/picture">
                 <pic:pic>
                   <pic:nvPicPr>
-                    <pic:cNvPr id="0" name="21-resultados-fonema.png"/>
+                    <pic:cNvPr id="0" name="lua-caricia.png"/>
                     <pic:cNvPicPr/>
                   </pic:nvPicPr>
                   <pic:blipFill>
@@ -17638,7 +17895,7 @@
                   <pic:spPr>
                     <a:xfrm>
                       <a:off x="0" y="0"/>
-                      <a:ext cx="2304000" cy="4986092"/>
+                      <a:ext cx="2304000" cy="2462897"/>
                     </a:xfrm>
                     <a:prstGeom prst="rect"/>
                   </pic:spPr>
@@ -17670,7 +17927,7 @@
           <w:color w:val="4B5563"/>
           <w:sz w:val="17"/>
         </w:rPr>
-        <w:t xml:space="preserve"> · Evolución por estrellas y sustitución por fonema (bajar = mejorar).</w:t>
+        <w:t xml:space="preserve"> · Lúa con la flor y la pajarita puestas, ronroneando tras una caricia.</w:t>
       </w:r>
     </w:p>
     <w:tbl>
@@ -17706,7 +17963,7 @@
                 <w:color w:val="FFFFFF"/>
                 <w:sz w:val="18"/>
               </w:rPr>
-              <w:t xml:space="preserve">CU‑13 · </w:t>
+              <w:t xml:space="preserve">CU‑12 · </w:t>
             </w:r>
             <w:r>
               <w:rPr>
@@ -17715,7 +17972,7 @@
                 <w:color w:val="FFFFFF"/>
                 <w:sz w:val="18"/>
               </w:rPr>
-              <w:t>Profesional</w:t>
+              <w:t>Profesional / Familia</w:t>
             </w:r>
           </w:p>
           <w:p>
@@ -17729,7 +17986,7 @@
                 <w:color w:val="FFFFFF"/>
                 <w:sz w:val="26"/>
               </w:rPr>
-              <w:t>Cambiar entre Modo Familia y Modo Profesional</w:t>
+              <w:t>Consultar el panel de resultados</w:t>
             </w:r>
           </w:p>
         </w:tc>
@@ -17785,7 +18042,7 @@
                 <w:i w:val="0"/>
                 <w:sz w:val="18"/>
               </w:rPr>
-              <w:t>Logopeda</w:t>
+              <w:t>Logopeda o tutor</w:t>
             </w:r>
           </w:p>
         </w:tc>
@@ -17825,7 +18082,7 @@
                 <w:i w:val="0"/>
                 <w:sz w:val="18"/>
               </w:rPr>
-              <w:t>Cualquier bloque prescribible</w:t>
+              <w:t>Resultados del paciente</w:t>
             </w:r>
           </w:p>
         </w:tc>
@@ -17865,7 +18122,7 @@
                 <w:i w:val="0"/>
                 <w:sz w:val="18"/>
               </w:rPr>
-              <w:t>Conocer el PIN</w:t>
+              <w:t>Historial de sesiones registrado</w:t>
             </w:r>
           </w:p>
         </w:tc>
@@ -17905,7 +18162,7 @@
                 <w:i w:val="0"/>
                 <w:sz w:val="18"/>
               </w:rPr>
-              <w:t>Edición habilitada o bloqueada según convenga</w:t>
+              <w:t>Visión de la evolución del paciente</w:t>
             </w:r>
           </w:p>
         </w:tc>
@@ -17934,21 +18191,35 @@
           <w:b w:val="0"/>
           <w:i w:val="0"/>
         </w:rPr>
-        <w:t xml:space="preserve">Para </w:t>
+        <w:t xml:space="preserve">Abrir el </w:t>
       </w:r>
       <w:r>
         <w:rPr>
           <w:b/>
           <w:i w:val="0"/>
         </w:rPr>
-        <w:t>entrar</w:t>
-      </w:r>
-      <w:r>
-        <w:rPr>
-          <w:b w:val="0"/>
-          <w:i w:val="0"/>
-        </w:rPr>
-        <w:t xml:space="preserve"> en Modo Profesional: pulsar “Desbloquear Edición Profesional” e introducir el PIN. El estado pasa a “Modo profesional activo”.</w:t>
+        <w:t>panel de resultados</w:t>
+      </w:r>
+      <w:r>
+        <w:rPr>
+          <w:b w:val="0"/>
+          <w:i w:val="0"/>
+        </w:rPr>
+        <w:t xml:space="preserve"> al finalizar una sesión o desde la ficha. La cabecera muestra el </w:t>
+      </w:r>
+      <w:r>
+        <w:rPr>
+          <w:b/>
+          <w:i w:val="0"/>
+        </w:rPr>
+        <w:t>nombre y NHC del paciente activo</w:t>
+      </w:r>
+      <w:r>
+        <w:rPr>
+          <w:b w:val="0"/>
+          <w:i w:val="0"/>
+        </w:rPr>
+        <w:t>, tomados de su ficha de registro.</w:t>
       </w:r>
     </w:p>
     <w:p>
@@ -17961,7 +18232,49 @@
           <w:b w:val="0"/>
           <w:i w:val="0"/>
         </w:rPr>
-        <w:t>Realizar los cambios de prescripción necesarios en el bloque (Pares Mínimos, Expansión Semántica, Audición, Lenguaje, TEA o Dislexia).</w:t>
+        <w:t xml:space="preserve">Revisar la </w:t>
+      </w:r>
+      <w:r>
+        <w:rPr>
+          <w:b/>
+          <w:i w:val="0"/>
+        </w:rPr>
+        <w:t>evolución por estrellas</w:t>
+      </w:r>
+      <w:r>
+        <w:rPr>
+          <w:b w:val="0"/>
+          <w:i w:val="0"/>
+        </w:rPr>
+        <w:t xml:space="preserve"> (media de las últimas sesiones) y, para dislalias, la nueva gráfica de </w:t>
+      </w:r>
+      <w:r>
+        <w:rPr>
+          <w:b/>
+          <w:i w:val="0"/>
+        </w:rPr>
+        <w:t>sustitución por fonema</w:t>
+      </w:r>
+      <w:r>
+        <w:rPr>
+          <w:b w:val="0"/>
+          <w:i w:val="0"/>
+        </w:rPr>
+        <w:t xml:space="preserve">: el % de ensayos con la sustitución detectada por el micrófono, donde </w:t>
+      </w:r>
+      <w:r>
+        <w:rPr>
+          <w:b w:val="0"/>
+          <w:i/>
+        </w:rPr>
+        <w:t>bajar es mejorar</w:t>
+      </w:r>
+      <w:r>
+        <w:rPr>
+          <w:b w:val="0"/>
+          <w:i w:val="0"/>
+        </w:rPr>
+        <w:t>.</w:t>
       </w:r>
     </w:p>
     <w:p>
@@ -17974,35 +18287,48 @@
           <w:b w:val="0"/>
           <w:i w:val="0"/>
         </w:rPr>
-        <w:t xml:space="preserve">Para </w:t>
+        <w:t xml:space="preserve">Consultar el </w:t>
       </w:r>
       <w:r>
         <w:rPr>
           <w:b/>
           <w:i w:val="0"/>
         </w:rPr>
-        <w:t>salir</w:t>
-      </w:r>
-      <w:r>
-        <w:rPr>
-          <w:b w:val="0"/>
-          <w:i w:val="0"/>
-        </w:rPr>
-        <w:t xml:space="preserve">: pulsar </w:t>
+        <w:t>estado de gamificación</w:t>
+      </w:r>
+      <w:r>
+        <w:rPr>
+          <w:b w:val="0"/>
+          <w:i w:val="0"/>
+        </w:rPr>
+        <w:t xml:space="preserve"> (XP, racha, nivel) y la </w:t>
       </w:r>
       <w:r>
         <w:rPr>
           <w:b/>
           <w:i w:val="0"/>
         </w:rPr>
-        <w:t>“Guardar Prescripción”</w:t>
-      </w:r>
-      <w:r>
-        <w:rPr>
-          <w:b w:val="0"/>
-          <w:i w:val="0"/>
-        </w:rPr>
-        <w:t>. La edición se bloquea automáticamente y vuelve a Modo Familia.</w:t>
+        <w:t>adherencia semanal</w:t>
+      </w:r>
+      <w:r>
+        <w:rPr>
+          <w:b w:val="0"/>
+          <w:i w:val="0"/>
+        </w:rPr>
+        <w:t>.</w:t>
+      </w:r>
+    </w:p>
+    <w:p>
+      <w:pPr>
+        <w:pStyle w:val="ListNumber"/>
+        <w:spacing w:after="40"/>
+      </w:pPr>
+      <w:r>
+        <w:rPr>
+          <w:b w:val="0"/>
+          <w:i w:val="0"/>
+        </w:rPr>
+        <w:t>El logopeda usa estos datos para ajustar la prescripción (volver a CU‑06) en la siguiente revisión.</w:t>
       </w:r>
     </w:p>
     <w:tbl>
@@ -18025,7 +18351,7 @@
         <w:tc>
           <w:tcPr>
             <w:tcW w:type="dxa" w:w="9638"/>
-            <w:shd w:val="clear" w:fill="FFFBEB"/>
+            <w:shd w:val="clear" w:fill="F0FDF9"/>
           </w:tcPr>
           <w:p>
             <w:pPr>
@@ -18035,10 +18361,10 @@
               <w:rPr>
                 <w:b/>
                 <w:i w:val="0"/>
-                <w:color w:val="925E0B"/>
+                <w:color w:val="00A39E"/>
                 <w:sz w:val="18"/>
               </w:rPr>
-              <w:t>Buena práctica</w:t>
+              <w:t>Ciclo de mejora</w:t>
             </w:r>
           </w:p>
           <w:p>
@@ -18051,7 +18377,7 @@
                 <w:i w:val="0"/>
                 <w:sz w:val="20"/>
               </w:rPr>
-              <w:t>Guarde siempre antes de entregar el dispositivo a la familia, para que la prescripción quede protegida en modo solo lectura. El PIN es el mismo en todos los bloques.</w:t>
+              <w:t>Resultados → decisión clínica → nueva prescripción → nuevas sesiones. La gráfica de fonema convierte la práctica de pares mínimos en un indicador clínico objetivo entre sesiones.</w:t>
             </w:r>
           </w:p>
         </w:tc>
@@ -18061,6 +18387,134 @@
       <w:pPr>
         <w:spacing w:after="80"/>
       </w:pPr>
+    </w:p>
+    <w:p>
+      <w:pPr>
+        <w:spacing w:after="40"/>
+        <w:jc w:val="center"/>
+      </w:pPr>
+      <w:r>
+        <w:drawing>
+          <wp:inline xmlns:a="http://schemas.openxmlformats.org/drawingml/2006/main" xmlns:pic="http://schemas.openxmlformats.org/drawingml/2006/picture">
+            <wp:extent cx="2304000" cy="4986092"/>
+            <wp:docPr id="31" name="Picture 31"/>
+            <wp:cNvGraphicFramePr>
+              <a:graphicFrameLocks noChangeAspect="1"/>
+            </wp:cNvGraphicFramePr>
+            <a:graphic>
+              <a:graphicData uri="http://schemas.openxmlformats.org/drawingml/2006/picture">
+                <pic:pic>
+                  <pic:nvPicPr>
+                    <pic:cNvPr id="0" name="20-resultados.png"/>
+                    <pic:cNvPicPr/>
+                  </pic:nvPicPr>
+                  <pic:blipFill>
+                    <a:blip r:embed="rId38"/>
+                    <a:stretch>
+                      <a:fillRect/>
+                    </a:stretch>
+                  </pic:blipFill>
+                  <pic:spPr>
+                    <a:xfrm>
+                      <a:off x="0" y="0"/>
+                      <a:ext cx="2304000" cy="4986092"/>
+                    </a:xfrm>
+                    <a:prstGeom prst="rect"/>
+                  </pic:spPr>
+                </pic:pic>
+              </a:graphicData>
+            </a:graphic>
+          </wp:inline>
+        </w:drawing>
+      </w:r>
+    </w:p>
+    <w:p>
+      <w:pPr>
+        <w:spacing w:after="160"/>
+        <w:jc w:val="center"/>
+      </w:pPr>
+      <w:r>
+        <w:rPr>
+          <w:b/>
+          <w:i w:val="0"/>
+          <w:color w:val="00A39E"/>
+          <w:sz w:val="17"/>
+        </w:rPr>
+        <w:t>Fig. 29</w:t>
+      </w:r>
+      <w:r>
+        <w:rPr>
+          <w:b w:val="0"/>
+          <w:i w:val="0"/>
+          <w:color w:val="4B5563"/>
+          <w:sz w:val="17"/>
+        </w:rPr>
+        <w:t xml:space="preserve"> · Panel: motivación, insignias y adherencia semanal.</w:t>
+      </w:r>
+    </w:p>
+    <w:p>
+      <w:pPr>
+        <w:spacing w:after="40"/>
+        <w:jc w:val="center"/>
+      </w:pPr>
+      <w:r>
+        <w:drawing>
+          <wp:inline xmlns:a="http://schemas.openxmlformats.org/drawingml/2006/main" xmlns:pic="http://schemas.openxmlformats.org/drawingml/2006/picture">
+            <wp:extent cx="2304000" cy="4986092"/>
+            <wp:docPr id="32" name="Picture 32"/>
+            <wp:cNvGraphicFramePr>
+              <a:graphicFrameLocks noChangeAspect="1"/>
+            </wp:cNvGraphicFramePr>
+            <a:graphic>
+              <a:graphicData uri="http://schemas.openxmlformats.org/drawingml/2006/picture">
+                <pic:pic>
+                  <pic:nvPicPr>
+                    <pic:cNvPr id="0" name="21-resultados-fonema.png"/>
+                    <pic:cNvPicPr/>
+                  </pic:nvPicPr>
+                  <pic:blipFill>
+                    <a:blip r:embed="rId39"/>
+                    <a:stretch>
+                      <a:fillRect/>
+                    </a:stretch>
+                  </pic:blipFill>
+                  <pic:spPr>
+                    <a:xfrm>
+                      <a:off x="0" y="0"/>
+                      <a:ext cx="2304000" cy="4986092"/>
+                    </a:xfrm>
+                    <a:prstGeom prst="rect"/>
+                  </pic:spPr>
+                </pic:pic>
+              </a:graphicData>
+            </a:graphic>
+          </wp:inline>
+        </w:drawing>
+      </w:r>
+    </w:p>
+    <w:p>
+      <w:pPr>
+        <w:spacing w:after="160"/>
+        <w:jc w:val="center"/>
+      </w:pPr>
+      <w:r>
+        <w:rPr>
+          <w:b/>
+          <w:i w:val="0"/>
+          <w:color w:val="00A39E"/>
+          <w:sz w:val="17"/>
+        </w:rPr>
+        <w:t>Fig. 30</w:t>
+      </w:r>
+      <w:r>
+        <w:rPr>
+          <w:b w:val="0"/>
+          <w:i w:val="0"/>
+          <w:color w:val="4B5563"/>
+          <w:sz w:val="17"/>
+        </w:rPr>
+        <w:t xml:space="preserve"> · Evolución por estrellas y sustitución por fonema (bajar = mejorar).</w:t>
+      </w:r>
     </w:p>
     <w:tbl>
       <w:tblPr>
@@ -18095,7 +18549,7 @@
                 <w:color w:val="FFFFFF"/>
                 <w:sz w:val="18"/>
               </w:rPr>
-              <w:t xml:space="preserve">CU‑14 · </w:t>
+              <w:t xml:space="preserve">CU‑13 · </w:t>
             </w:r>
             <w:r>
               <w:rPr>
@@ -18118,7 +18572,7 @@
                 <w:color w:val="FFFFFF"/>
                 <w:sz w:val="26"/>
               </w:rPr>
-              <w:t>Exportar la evidencia de usabilidad del piloto (QR + compartir)</w:t>
+              <w:t>Cambiar entre Modo Familia y Modo Profesional</w:t>
             </w:r>
           </w:p>
         </w:tc>
@@ -18174,7 +18628,7 @@
                 <w:i w:val="0"/>
                 <w:sz w:val="18"/>
               </w:rPr>
-              <w:t>Logopeda / responsable del piloto</w:t>
+              <w:t>Logopeda</w:t>
             </w:r>
           </w:p>
         </w:tc>
@@ -18214,7 +18668,7 @@
                 <w:i w:val="0"/>
                 <w:sz w:val="18"/>
               </w:rPr>
-              <w:t>Ajustes → “Acceso Profesional”</w:t>
+              <w:t>Cualquier bloque prescribible</w:t>
             </w:r>
           </w:p>
         </w:tc>
@@ -18254,7 +18708,7 @@
                 <w:i w:val="0"/>
                 <w:sz w:val="18"/>
               </w:rPr>
-              <w:t>Se han usado ejercicios · PIN disponible</w:t>
+              <w:t>Conocer el PIN</w:t>
             </w:r>
           </w:p>
         </w:tc>
@@ -18294,7 +18748,7 @@
                 <w:i w:val="0"/>
                 <w:sz w:val="18"/>
               </w:rPr>
-              <w:t>Resumen en QR + registro completo compartido; datos purgados</w:t>
+              <w:t>Edición habilitada o bloqueada según convenga</w:t>
             </w:r>
           </w:p>
         </w:tc>
@@ -18307,78 +18761,37 @@
     </w:p>
     <w:p>
       <w:pPr>
-        <w:spacing w:after="120"/>
-      </w:pPr>
-      <w:r>
-        <w:rPr>
-          <w:b w:val="0"/>
-          <w:i w:val="0"/>
-        </w:rPr>
-        <w:t xml:space="preserve">Durante el piloto, la app va guardando de forma </w:t>
-      </w:r>
-      <w:r>
-        <w:rPr>
-          <w:b/>
-          <w:i w:val="0"/>
-        </w:rPr>
-        <w:t>anónima y sin molestar</w:t>
-      </w:r>
-      <w:r>
-        <w:rPr>
-          <w:b w:val="0"/>
-          <w:i w:val="0"/>
-        </w:rPr>
-        <w:t xml:space="preserve"> unas métricas de usabilidad (tiempo por pantalla, misclicks y cápsulas de movimiento saltadas) junto con la encuesta breve de satisfacción. Este caso de uso explica cómo el profesional las </w:t>
-      </w:r>
-      <w:r>
-        <w:rPr>
-          <w:b/>
-          <w:i w:val="0"/>
-        </w:rPr>
-        <w:t>saca del dispositivo</w:t>
-      </w:r>
-      <w:r>
-        <w:rPr>
-          <w:b w:val="0"/>
-          <w:i w:val="0"/>
-        </w:rPr>
-        <w:t xml:space="preserve"> para el análisis, con dos salidas a la vez: una </w:t>
-      </w:r>
-      <w:r>
-        <w:rPr>
-          <w:b/>
-          <w:i w:val="0"/>
-        </w:rPr>
-        <w:t>offline</w:t>
-      </w:r>
-      <w:r>
-        <w:rPr>
-          <w:b w:val="0"/>
-          <w:i w:val="0"/>
-        </w:rPr>
-        <w:t xml:space="preserve"> (QR) y otra </w:t>
-      </w:r>
-      <w:r>
-        <w:rPr>
-          <w:b/>
-          <w:i w:val="0"/>
-        </w:rPr>
-        <w:t>online</w:t>
-      </w:r>
-      <w:r>
-        <w:rPr>
-          <w:b w:val="0"/>
-          <w:i w:val="0"/>
-        </w:rPr>
-        <w:t xml:space="preserve"> (compartir).</w:t>
+        <w:pStyle w:val="Heading3"/>
+      </w:pPr>
+      <w:r>
+        <w:t>Flujo principal</w:t>
       </w:r>
     </w:p>
     <w:p>
       <w:pPr>
-        <w:pStyle w:val="Heading3"/>
-      </w:pPr>
-      <w:r>
-        <w:t>Flujo principal</w:t>
+        <w:pStyle w:val="ListNumber"/>
+        <w:spacing w:after="40"/>
+      </w:pPr>
+      <w:r>
+        <w:rPr>
+          <w:b w:val="0"/>
+          <w:i w:val="0"/>
+        </w:rPr>
+        <w:t xml:space="preserve">Para </w:t>
+      </w:r>
+      <w:r>
+        <w:rPr>
+          <w:b/>
+          <w:i w:val="0"/>
+        </w:rPr>
+        <w:t>entrar</w:t>
+      </w:r>
+      <w:r>
+        <w:rPr>
+          <w:b w:val="0"/>
+          <w:i w:val="0"/>
+        </w:rPr>
+        <w:t xml:space="preserve"> en Modo Profesional: pulsar “Desbloquear Edición Profesional” e introducir el PIN. El estado pasa a “Modo profesional activo”.</w:t>
       </w:r>
     </w:p>
     <w:p>
@@ -18391,35 +18804,7 @@
           <w:b w:val="0"/>
           <w:i w:val="0"/>
         </w:rPr>
-        <w:t xml:space="preserve">Abrir la pestaña </w:t>
-      </w:r>
-      <w:r>
-        <w:rPr>
-          <w:b/>
-          <w:i w:val="0"/>
-        </w:rPr>
-        <w:t>Ajustes</w:t>
-      </w:r>
-      <w:r>
-        <w:rPr>
-          <w:b w:val="0"/>
-          <w:i w:val="0"/>
-        </w:rPr>
-        <w:t xml:space="preserve"> de la barra inferior y tocar </w:t>
-      </w:r>
-      <w:r>
-        <w:rPr>
-          <w:b/>
-          <w:i w:val="0"/>
-        </w:rPr>
-        <w:t>“Acceso Profesional”</w:t>
-      </w:r>
-      <w:r>
-        <w:rPr>
-          <w:b w:val="0"/>
-          <w:i w:val="0"/>
-        </w:rPr>
-        <w:t>.</w:t>
+        <w:t>Realizar los cambios de prescripción necesarios en el bloque (Pares Mínimos, Expansión Semántica, Audición, Lenguaje, TEA o Dislexia).</w:t>
       </w:r>
     </w:p>
     <w:p>
@@ -18432,253 +18817,35 @@
           <w:b w:val="0"/>
           <w:i w:val="0"/>
         </w:rPr>
-        <w:t xml:space="preserve">Introducir el </w:t>
+        <w:t xml:space="preserve">Para </w:t>
       </w:r>
       <w:r>
         <w:rPr>
           <w:b/>
           <w:i w:val="0"/>
         </w:rPr>
-        <w:t>PIN</w:t>
-      </w:r>
-      <w:r>
-        <w:rPr>
-          <w:b w:val="0"/>
-          <w:i w:val="0"/>
-        </w:rPr>
-        <w:t xml:space="preserve"> del logopeda (demo: </w:t>
+        <w:t>salir</w:t>
+      </w:r>
+      <w:r>
+        <w:rPr>
+          <w:b w:val="0"/>
+          <w:i w:val="0"/>
+        </w:rPr>
+        <w:t xml:space="preserve">: pulsar </w:t>
       </w:r>
       <w:r>
         <w:rPr>
           <w:b/>
           <w:i w:val="0"/>
         </w:rPr>
-        <w:t>1985</w:t>
-      </w:r>
-      <w:r>
-        <w:rPr>
-          <w:b w:val="0"/>
-          <w:i w:val="0"/>
-        </w:rPr>
-        <w:t>).</w:t>
-      </w:r>
-    </w:p>
-    <w:p>
-      <w:pPr>
-        <w:pStyle w:val="ListNumber"/>
-        <w:spacing w:after="40"/>
-      </w:pPr>
-      <w:r>
-        <w:rPr>
-          <w:b w:val="0"/>
-          <w:i w:val="0"/>
-        </w:rPr>
-        <w:t xml:space="preserve">Se abre la pantalla de </w:t>
-      </w:r>
-      <w:r>
-        <w:rPr>
-          <w:b/>
-          <w:i w:val="0"/>
-        </w:rPr>
-        <w:t>exportación</w:t>
-      </w:r>
-      <w:r>
-        <w:rPr>
-          <w:b w:val="0"/>
-          <w:i w:val="0"/>
-        </w:rPr>
-        <w:t xml:space="preserve">: en el acto aparece un </w:t>
-      </w:r>
-      <w:r>
-        <w:rPr>
-          <w:b/>
-          <w:i w:val="0"/>
-        </w:rPr>
-        <w:t>código QR</w:t>
-      </w:r>
-      <w:r>
-        <w:rPr>
-          <w:b w:val="0"/>
-          <w:i w:val="0"/>
-        </w:rPr>
-        <w:t xml:space="preserve"> con el resumen (nº de sesiones, % de abandono TPR, misclicks y media de la encuesta) y, a la vez, el </w:t>
-      </w:r>
-      <w:r>
-        <w:rPr>
-          <w:b/>
-          <w:i w:val="0"/>
-        </w:rPr>
-        <w:t>menú de compartir</w:t>
-      </w:r>
-      <w:r>
-        <w:rPr>
-          <w:b w:val="0"/>
-          <w:i w:val="0"/>
-        </w:rPr>
-        <w:t xml:space="preserve"> del sistema para enviar el </w:t>
-      </w:r>
-      <w:r>
-        <w:rPr>
-          <w:b/>
-          <w:i w:val="0"/>
-        </w:rPr>
-        <w:t>registro completo</w:t>
-      </w:r>
-      <w:r>
-        <w:rPr>
-          <w:b w:val="0"/>
-          <w:i w:val="0"/>
-        </w:rPr>
-        <w:t xml:space="preserve"> por email o WhatsApp.</w:t>
-      </w:r>
-    </w:p>
-    <w:p>
-      <w:pPr>
-        <w:pStyle w:val="ListNumber"/>
-        <w:spacing w:after="40"/>
-      </w:pPr>
-      <w:r>
-        <w:rPr>
-          <w:b/>
-          <w:i w:val="0"/>
-        </w:rPr>
-        <w:t>Offline:</w:t>
-      </w:r>
-      <w:r>
-        <w:rPr>
-          <w:b w:val="0"/>
-          <w:i w:val="0"/>
-        </w:rPr>
-        <w:t xml:space="preserve"> escanear el QR con otro móvil para capturar el resumen sin necesidad de conexión.</w:t>
-      </w:r>
-    </w:p>
-    <w:p>
-      <w:pPr>
-        <w:pStyle w:val="ListNumber"/>
-        <w:spacing w:after="40"/>
-      </w:pPr>
-      <w:r>
-        <w:rPr>
-          <w:b/>
-          <w:i w:val="0"/>
-        </w:rPr>
-        <w:t>Online:</w:t>
-      </w:r>
-      <w:r>
-        <w:rPr>
-          <w:b w:val="0"/>
-          <w:i w:val="0"/>
-        </w:rPr>
-        <w:t xml:space="preserve"> elegir la app de destino (correo, WhatsApp…) para enviar el registro completo en crudo.</w:t>
-      </w:r>
-    </w:p>
-    <w:p>
-      <w:pPr>
-        <w:pStyle w:val="ListNumber"/>
-        <w:spacing w:after="40"/>
-      </w:pPr>
-      <w:r>
-        <w:rPr>
-          <w:b w:val="0"/>
-          <w:i w:val="0"/>
-        </w:rPr>
-        <w:t xml:space="preserve">Tras un envío correcto, la app </w:t>
-      </w:r>
-      <w:r>
-        <w:rPr>
-          <w:b/>
-          <w:i w:val="0"/>
-        </w:rPr>
-        <w:t>vacía el archivo</w:t>
-      </w:r>
-      <w:r>
-        <w:rPr>
-          <w:b w:val="0"/>
-          <w:i w:val="0"/>
-        </w:rPr>
-        <w:t xml:space="preserve"> del dispositivo y lo confirma (“Log exportado y purgado”).</w:t>
-      </w:r>
-    </w:p>
-    <w:p>
-      <w:pPr>
-        <w:pStyle w:val="Heading3"/>
-      </w:pPr>
-      <w:r>
-        <w:t>Flujos alternativos</w:t>
-      </w:r>
-    </w:p>
-    <w:p>
-      <w:pPr>
-        <w:pStyle w:val="ListBullet"/>
-        <w:spacing w:after="40"/>
-      </w:pPr>
-      <w:r>
-        <w:rPr>
-          <w:b/>
-          <w:i w:val="0"/>
-        </w:rPr>
-        <w:t>Se cancela el compartir:</w:t>
-      </w:r>
-      <w:r>
-        <w:rPr>
-          <w:b w:val="0"/>
-          <w:i w:val="0"/>
-        </w:rPr>
-        <w:t xml:space="preserve"> el registro </w:t>
-      </w:r>
-      <w:r>
-        <w:rPr>
-          <w:b/>
-          <w:i w:val="0"/>
-        </w:rPr>
-        <w:t>no</w:t>
-      </w:r>
-      <w:r>
-        <w:rPr>
-          <w:b w:val="0"/>
-          <w:i w:val="0"/>
-        </w:rPr>
-        <w:t xml:space="preserve"> se borra; el QR sigue visible y se puede reintentar.</w:t>
-      </w:r>
-    </w:p>
-    <w:p>
-      <w:pPr>
-        <w:pStyle w:val="ListBullet"/>
-        <w:spacing w:after="40"/>
-      </w:pPr>
-      <w:r>
-        <w:rPr>
-          <w:b/>
-          <w:i w:val="0"/>
-        </w:rPr>
-        <w:t>Sin conexión:</w:t>
-      </w:r>
-      <w:r>
-        <w:rPr>
-          <w:b w:val="0"/>
-          <w:i w:val="0"/>
-        </w:rPr>
-        <w:t xml:space="preserve"> use solo el QR; el envío por compartir queda para cuando haya red.</w:t>
-      </w:r>
-    </w:p>
-    <w:p>
-      <w:pPr>
-        <w:pStyle w:val="ListBullet"/>
-        <w:spacing w:after="40"/>
-      </w:pPr>
-      <w:r>
-        <w:rPr>
-          <w:b/>
-          <w:i w:val="0"/>
-        </w:rPr>
-        <w:t>Resumen muy largo para el QR:</w:t>
-      </w:r>
-      <w:r>
-        <w:rPr>
-          <w:b w:val="0"/>
-          <w:i w:val="0"/>
-        </w:rPr>
-        <w:t xml:space="preserve"> la app avisa y basta con usar el compartir del registro completo.</w:t>
+        <w:t>“Guardar Prescripción”</w:t>
+      </w:r>
+      <w:r>
+        <w:rPr>
+          <w:b w:val="0"/>
+          <w:i w:val="0"/>
+        </w:rPr>
+        <w:t>. La edición se bloquea automáticamente y vuelve a Modo Familia.</w:t>
       </w:r>
     </w:p>
     <w:tbl>
@@ -18701,7 +18868,7 @@
         <w:tc>
           <w:tcPr>
             <w:tcW w:type="dxa" w:w="9638"/>
-            <w:shd w:val="clear" w:fill="F0FDF9"/>
+            <w:shd w:val="clear" w:fill="FFFBEB"/>
           </w:tcPr>
           <w:p>
             <w:pPr>
@@ -18711,10 +18878,10 @@
               <w:rPr>
                 <w:b/>
                 <w:i w:val="0"/>
-                <w:color w:val="00A39E"/>
+                <w:color w:val="925E0B"/>
                 <w:sz w:val="18"/>
               </w:rPr>
-              <w:t>Qué contiene cada salida</w:t>
+              <w:t>Buena práctica</w:t>
             </w:r>
           </w:p>
           <w:p>
@@ -18727,71 +18894,7 @@
                 <w:i w:val="0"/>
                 <w:sz w:val="20"/>
               </w:rPr>
-              <w:t xml:space="preserve">El </w:t>
-            </w:r>
-            <w:r>
-              <w:rPr>
-                <w:b/>
-                <w:i w:val="0"/>
-                <w:sz w:val="20"/>
-              </w:rPr>
-              <w:t>QR</w:t>
-            </w:r>
-            <w:r>
-              <w:rPr>
-                <w:b w:val="0"/>
-                <w:i w:val="0"/>
-                <w:sz w:val="20"/>
-              </w:rPr>
-              <w:t xml:space="preserve"> lleva solo el </w:t>
-            </w:r>
-            <w:r>
-              <w:rPr>
-                <w:b/>
-                <w:i w:val="0"/>
-                <w:sz w:val="20"/>
-              </w:rPr>
-              <w:t>resumen estadístico</w:t>
-            </w:r>
-            <w:r>
-              <w:rPr>
-                <w:b w:val="0"/>
-                <w:i w:val="0"/>
-                <w:sz w:val="20"/>
-              </w:rPr>
-              <w:t xml:space="preserve"> comprimido (sin datos personales). El </w:t>
-            </w:r>
-            <w:r>
-              <w:rPr>
-                <w:b/>
-                <w:i w:val="0"/>
-                <w:sz w:val="20"/>
-              </w:rPr>
-              <w:t>compartir</w:t>
-            </w:r>
-            <w:r>
-              <w:rPr>
-                <w:b w:val="0"/>
-                <w:i w:val="0"/>
-                <w:sz w:val="20"/>
-              </w:rPr>
-              <w:t xml:space="preserve"> envía el </w:t>
-            </w:r>
-            <w:r>
-              <w:rPr>
-                <w:b/>
-                <w:i w:val="0"/>
-                <w:sz w:val="20"/>
-              </w:rPr>
-              <w:t>registro completo</w:t>
-            </w:r>
-            <w:r>
-              <w:rPr>
-                <w:b w:val="0"/>
-                <w:i w:val="0"/>
-                <w:sz w:val="20"/>
-              </w:rPr>
-              <w:t xml:space="preserve"> de la telemetría anónima y la encuesta, correlacionados por identificador de sesión, para el análisis del piloto.</w:t>
+              <w:t>Guarde siempre antes de entregar el dispositivo a la familia, para que la prescripción quede protegida en modo solo lectura. El PIN es el mismo en todos los bloques.</w:t>
             </w:r>
           </w:p>
         </w:tc>
@@ -18822,81 +18925,43 @@
         <w:tc>
           <w:tcPr>
             <w:tcW w:type="dxa" w:w="9638"/>
-            <w:shd w:val="clear" w:fill="FFFBEB"/>
-          </w:tcPr>
-          <w:p>
-            <w:pPr>
-              <w:spacing w:after="40"/>
-            </w:pPr>
-            <w:r>
-              <w:rPr>
-                <w:b/>
-                <w:i w:val="0"/>
-                <w:color w:val="925E0B"/>
+            <w:shd w:val="clear" w:fill="00A39E"/>
+          </w:tcPr>
+          <w:p>
+            <w:pPr>
+              <w:spacing w:after="0"/>
+            </w:pPr>
+            <w:r>
+              <w:rPr>
+                <w:b/>
+                <w:i w:val="0"/>
+                <w:color w:val="FFFFFF"/>
                 <w:sz w:val="18"/>
               </w:rPr>
-              <w:t>Encuesta de satisfacción (SUS)</w:t>
-            </w:r>
-          </w:p>
-          <w:p>
-            <w:pPr>
-              <w:spacing w:after="40"/>
-            </w:pPr>
-            <w:r>
-              <w:rPr>
-                <w:b w:val="0"/>
-                <w:i w:val="0"/>
-                <w:sz w:val="20"/>
-              </w:rPr>
-              <w:t xml:space="preserve">La pregunta de 1 a 5 (“Fue fácil integrar este ejercicio en la rutina de mi hijo/a”) aparece </w:t>
-            </w:r>
-            <w:r>
-              <w:rPr>
-                <w:b/>
-                <w:i w:val="0"/>
-                <w:sz w:val="20"/>
-              </w:rPr>
-              <w:t>sola</w:t>
-            </w:r>
-            <w:r>
-              <w:rPr>
-                <w:b w:val="0"/>
-                <w:i w:val="0"/>
-                <w:sz w:val="20"/>
-              </w:rPr>
-              <w:t xml:space="preserve"> al completar </w:t>
-            </w:r>
-            <w:r>
-              <w:rPr>
-                <w:b/>
-                <w:i w:val="0"/>
-                <w:sz w:val="20"/>
-              </w:rPr>
-              <w:t>4 bloques distintos</w:t>
-            </w:r>
-            <w:r>
-              <w:rPr>
-                <w:b w:val="0"/>
-                <w:i w:val="0"/>
-                <w:sz w:val="20"/>
-              </w:rPr>
-              <w:t xml:space="preserve"> y como mucho </w:t>
-            </w:r>
-            <w:r>
-              <w:rPr>
-                <w:b/>
-                <w:i w:val="0"/>
-                <w:sz w:val="20"/>
-              </w:rPr>
-              <w:t>una vez por semana</w:t>
-            </w:r>
-            <w:r>
-              <w:rPr>
-                <w:b w:val="0"/>
-                <w:i w:val="0"/>
-                <w:sz w:val="20"/>
-              </w:rPr>
-              <w:t xml:space="preserve"> por dispositivo. La familia no tiene que buscarla ni configurarla.</w:t>
+              <w:t xml:space="preserve">CU‑14 · </w:t>
+            </w:r>
+            <w:r>
+              <w:rPr>
+                <w:b/>
+                <w:i w:val="0"/>
+                <w:color w:val="FFFFFF"/>
+                <w:sz w:val="18"/>
+              </w:rPr>
+              <w:t>Profesional</w:t>
+            </w:r>
+          </w:p>
+          <w:p>
+            <w:pPr>
+              <w:spacing w:after="0"/>
+            </w:pPr>
+            <w:r>
+              <w:rPr>
+                <w:b/>
+                <w:i w:val="0"/>
+                <w:color w:val="FFFFFF"/>
+                <w:sz w:val="26"/>
+              </w:rPr>
+              <w:t>Exportar la evidencia de usabilidad del piloto (QR + compartir)</w:t>
             </w:r>
           </w:p>
         </w:tc>
@@ -18904,8 +18969,560 @@
     </w:tbl>
     <w:p>
       <w:pPr>
+        <w:spacing w:after="40"/>
+      </w:pPr>
+    </w:p>
+    <w:tbl>
+      <w:tblPr>
+        <w:tblStyle w:val="TableGrid"/>
+        <w:tblW w:type="auto" w:w="0"/>
+        <w:tblLook w:firstColumn="1" w:firstRow="1" w:lastColumn="0" w:lastRow="0" w:noHBand="0" w:noVBand="1" w:val="04A0"/>
+      </w:tblPr>
+      <w:tblGrid>
+        <w:gridCol w:w="2381"/>
+        <w:gridCol w:w="4819"/>
+      </w:tblGrid>
+      <w:tr>
+        <w:tc>
+          <w:tcPr>
+            <w:tcW w:type="dxa" w:w="4819"/>
+            <w:shd w:val="clear" w:fill="F7FBFB"/>
+          </w:tcPr>
+          <w:p>
+            <w:pPr>
+              <w:spacing w:after="20"/>
+            </w:pPr>
+            <w:r>
+              <w:rPr>
+                <w:b/>
+                <w:i w:val="0"/>
+                <w:color w:val="6B7280"/>
+                <w:sz w:val="18"/>
+              </w:rPr>
+              <w:t>Actor</w:t>
+            </w:r>
+          </w:p>
+        </w:tc>
+        <w:tc>
+          <w:tcPr>
+            <w:tcW w:type="dxa" w:w="4819"/>
+          </w:tcPr>
+          <w:p>
+            <w:pPr>
+              <w:spacing w:after="20"/>
+            </w:pPr>
+            <w:r>
+              <w:rPr>
+                <w:b w:val="0"/>
+                <w:i w:val="0"/>
+                <w:sz w:val="18"/>
+              </w:rPr>
+              <w:t>Logopeda / responsable del piloto</w:t>
+            </w:r>
+          </w:p>
+        </w:tc>
+      </w:tr>
+      <w:tr>
+        <w:tc>
+          <w:tcPr>
+            <w:tcW w:type="dxa" w:w="4819"/>
+            <w:shd w:val="clear" w:fill="F7FBFB"/>
+          </w:tcPr>
+          <w:p>
+            <w:pPr>
+              <w:spacing w:after="20"/>
+            </w:pPr>
+            <w:r>
+              <w:rPr>
+                <w:b/>
+                <w:i w:val="0"/>
+                <w:color w:val="6B7280"/>
+                <w:sz w:val="18"/>
+              </w:rPr>
+              <w:t>Pantalla</w:t>
+            </w:r>
+          </w:p>
+        </w:tc>
+        <w:tc>
+          <w:tcPr>
+            <w:tcW w:type="dxa" w:w="4819"/>
+          </w:tcPr>
+          <w:p>
+            <w:pPr>
+              <w:spacing w:after="20"/>
+            </w:pPr>
+            <w:r>
+              <w:rPr>
+                <w:b w:val="0"/>
+                <w:i w:val="0"/>
+                <w:sz w:val="18"/>
+              </w:rPr>
+              <w:t>Ajustes → “Acceso Profesional”</w:t>
+            </w:r>
+          </w:p>
+        </w:tc>
+      </w:tr>
+      <w:tr>
+        <w:tc>
+          <w:tcPr>
+            <w:tcW w:type="dxa" w:w="4819"/>
+            <w:shd w:val="clear" w:fill="F7FBFB"/>
+          </w:tcPr>
+          <w:p>
+            <w:pPr>
+              <w:spacing w:after="20"/>
+            </w:pPr>
+            <w:r>
+              <w:rPr>
+                <w:b/>
+                <w:i w:val="0"/>
+                <w:color w:val="6B7280"/>
+                <w:sz w:val="18"/>
+              </w:rPr>
+              <w:t>Precondición</w:t>
+            </w:r>
+          </w:p>
+        </w:tc>
+        <w:tc>
+          <w:tcPr>
+            <w:tcW w:type="dxa" w:w="4819"/>
+          </w:tcPr>
+          <w:p>
+            <w:pPr>
+              <w:spacing w:after="20"/>
+            </w:pPr>
+            <w:r>
+              <w:rPr>
+                <w:b w:val="0"/>
+                <w:i w:val="0"/>
+                <w:sz w:val="18"/>
+              </w:rPr>
+              <w:t>Se han usado ejercicios · PIN disponible</w:t>
+            </w:r>
+          </w:p>
+        </w:tc>
+      </w:tr>
+      <w:tr>
+        <w:tc>
+          <w:tcPr>
+            <w:tcW w:type="dxa" w:w="4819"/>
+            <w:shd w:val="clear" w:fill="F7FBFB"/>
+          </w:tcPr>
+          <w:p>
+            <w:pPr>
+              <w:spacing w:after="20"/>
+            </w:pPr>
+            <w:r>
+              <w:rPr>
+                <w:b/>
+                <w:i w:val="0"/>
+                <w:color w:val="6B7280"/>
+                <w:sz w:val="18"/>
+              </w:rPr>
+              <w:t>Resultado</w:t>
+            </w:r>
+          </w:p>
+        </w:tc>
+        <w:tc>
+          <w:tcPr>
+            <w:tcW w:type="dxa" w:w="4819"/>
+          </w:tcPr>
+          <w:p>
+            <w:pPr>
+              <w:spacing w:after="20"/>
+            </w:pPr>
+            <w:r>
+              <w:rPr>
+                <w:b w:val="0"/>
+                <w:i w:val="0"/>
+                <w:sz w:val="18"/>
+              </w:rPr>
+              <w:t>Resumen en QR + registro completo compartido; datos purgados</w:t>
+            </w:r>
+          </w:p>
+        </w:tc>
+      </w:tr>
+    </w:tbl>
+    <w:p>
+      <w:pPr>
         <w:spacing w:after="80"/>
       </w:pPr>
+    </w:p>
+    <w:p>
+      <w:pPr>
+        <w:spacing w:after="120"/>
+      </w:pPr>
+      <w:r>
+        <w:rPr>
+          <w:b w:val="0"/>
+          <w:i w:val="0"/>
+        </w:rPr>
+        <w:t xml:space="preserve">Durante el piloto, la app va guardando de forma </w:t>
+      </w:r>
+      <w:r>
+        <w:rPr>
+          <w:b/>
+          <w:i w:val="0"/>
+        </w:rPr>
+        <w:t>anónima y sin molestar</w:t>
+      </w:r>
+      <w:r>
+        <w:rPr>
+          <w:b w:val="0"/>
+          <w:i w:val="0"/>
+        </w:rPr>
+        <w:t xml:space="preserve"> unas métricas de usabilidad (tiempo por pantalla, misclicks y cápsulas de movimiento saltadas) junto con la encuesta breve de satisfacción. Este caso de uso explica cómo el profesional las </w:t>
+      </w:r>
+      <w:r>
+        <w:rPr>
+          <w:b/>
+          <w:i w:val="0"/>
+        </w:rPr>
+        <w:t>saca del dispositivo</w:t>
+      </w:r>
+      <w:r>
+        <w:rPr>
+          <w:b w:val="0"/>
+          <w:i w:val="0"/>
+        </w:rPr>
+        <w:t xml:space="preserve"> para el análisis, con dos salidas a la vez: una </w:t>
+      </w:r>
+      <w:r>
+        <w:rPr>
+          <w:b/>
+          <w:i w:val="0"/>
+        </w:rPr>
+        <w:t>offline</w:t>
+      </w:r>
+      <w:r>
+        <w:rPr>
+          <w:b w:val="0"/>
+          <w:i w:val="0"/>
+        </w:rPr>
+        <w:t xml:space="preserve"> (QR) y otra </w:t>
+      </w:r>
+      <w:r>
+        <w:rPr>
+          <w:b/>
+          <w:i w:val="0"/>
+        </w:rPr>
+        <w:t>online</w:t>
+      </w:r>
+      <w:r>
+        <w:rPr>
+          <w:b w:val="0"/>
+          <w:i w:val="0"/>
+        </w:rPr>
+        <w:t xml:space="preserve"> (compartir).</w:t>
+      </w:r>
+    </w:p>
+    <w:p>
+      <w:pPr>
+        <w:pStyle w:val="Heading3"/>
+      </w:pPr>
+      <w:r>
+        <w:t>Flujo principal</w:t>
+      </w:r>
+    </w:p>
+    <w:p>
+      <w:pPr>
+        <w:pStyle w:val="ListNumber"/>
+        <w:spacing w:after="40"/>
+      </w:pPr>
+      <w:r>
+        <w:rPr>
+          <w:b w:val="0"/>
+          <w:i w:val="0"/>
+        </w:rPr>
+        <w:t xml:space="preserve">Abrir la pestaña </w:t>
+      </w:r>
+      <w:r>
+        <w:rPr>
+          <w:b/>
+          <w:i w:val="0"/>
+        </w:rPr>
+        <w:t>Ajustes</w:t>
+      </w:r>
+      <w:r>
+        <w:rPr>
+          <w:b w:val="0"/>
+          <w:i w:val="0"/>
+        </w:rPr>
+        <w:t xml:space="preserve"> de la barra inferior y tocar </w:t>
+      </w:r>
+      <w:r>
+        <w:rPr>
+          <w:b/>
+          <w:i w:val="0"/>
+        </w:rPr>
+        <w:t>“Acceso Profesional”</w:t>
+      </w:r>
+      <w:r>
+        <w:rPr>
+          <w:b w:val="0"/>
+          <w:i w:val="0"/>
+        </w:rPr>
+        <w:t>.</w:t>
+      </w:r>
+    </w:p>
+    <w:p>
+      <w:pPr>
+        <w:pStyle w:val="ListNumber"/>
+        <w:spacing w:after="40"/>
+      </w:pPr>
+      <w:r>
+        <w:rPr>
+          <w:b w:val="0"/>
+          <w:i w:val="0"/>
+        </w:rPr>
+        <w:t xml:space="preserve">Introducir el </w:t>
+      </w:r>
+      <w:r>
+        <w:rPr>
+          <w:b/>
+          <w:i w:val="0"/>
+        </w:rPr>
+        <w:t>PIN</w:t>
+      </w:r>
+      <w:r>
+        <w:rPr>
+          <w:b w:val="0"/>
+          <w:i w:val="0"/>
+        </w:rPr>
+        <w:t xml:space="preserve"> del logopeda (demo: </w:t>
+      </w:r>
+      <w:r>
+        <w:rPr>
+          <w:b/>
+          <w:i w:val="0"/>
+        </w:rPr>
+        <w:t>1985</w:t>
+      </w:r>
+      <w:r>
+        <w:rPr>
+          <w:b w:val="0"/>
+          <w:i w:val="0"/>
+        </w:rPr>
+        <w:t>).</w:t>
+      </w:r>
+    </w:p>
+    <w:p>
+      <w:pPr>
+        <w:pStyle w:val="ListNumber"/>
+        <w:spacing w:after="40"/>
+      </w:pPr>
+      <w:r>
+        <w:rPr>
+          <w:b w:val="0"/>
+          <w:i w:val="0"/>
+        </w:rPr>
+        <w:t xml:space="preserve">Se abre la pantalla de </w:t>
+      </w:r>
+      <w:r>
+        <w:rPr>
+          <w:b/>
+          <w:i w:val="0"/>
+        </w:rPr>
+        <w:t>exportación</w:t>
+      </w:r>
+      <w:r>
+        <w:rPr>
+          <w:b w:val="0"/>
+          <w:i w:val="0"/>
+        </w:rPr>
+        <w:t xml:space="preserve">: en el acto aparece un </w:t>
+      </w:r>
+      <w:r>
+        <w:rPr>
+          <w:b/>
+          <w:i w:val="0"/>
+        </w:rPr>
+        <w:t>código QR</w:t>
+      </w:r>
+      <w:r>
+        <w:rPr>
+          <w:b w:val="0"/>
+          <w:i w:val="0"/>
+        </w:rPr>
+        <w:t xml:space="preserve"> con el resumen (nº de sesiones, % de abandono TPR, misclicks y media de la encuesta) y, a la vez, el </w:t>
+      </w:r>
+      <w:r>
+        <w:rPr>
+          <w:b/>
+          <w:i w:val="0"/>
+        </w:rPr>
+        <w:t>menú de compartir</w:t>
+      </w:r>
+      <w:r>
+        <w:rPr>
+          <w:b w:val="0"/>
+          <w:i w:val="0"/>
+        </w:rPr>
+        <w:t xml:space="preserve"> del sistema para enviar el </w:t>
+      </w:r>
+      <w:r>
+        <w:rPr>
+          <w:b/>
+          <w:i w:val="0"/>
+        </w:rPr>
+        <w:t>registro completo</w:t>
+      </w:r>
+      <w:r>
+        <w:rPr>
+          <w:b w:val="0"/>
+          <w:i w:val="0"/>
+        </w:rPr>
+        <w:t xml:space="preserve"> por email o WhatsApp.</w:t>
+      </w:r>
+    </w:p>
+    <w:p>
+      <w:pPr>
+        <w:pStyle w:val="ListNumber"/>
+        <w:spacing w:after="40"/>
+      </w:pPr>
+      <w:r>
+        <w:rPr>
+          <w:b/>
+          <w:i w:val="0"/>
+        </w:rPr>
+        <w:t>Offline:</w:t>
+      </w:r>
+      <w:r>
+        <w:rPr>
+          <w:b w:val="0"/>
+          <w:i w:val="0"/>
+        </w:rPr>
+        <w:t xml:space="preserve"> escanear el QR con otro móvil para capturar el resumen sin necesidad de conexión.</w:t>
+      </w:r>
+    </w:p>
+    <w:p>
+      <w:pPr>
+        <w:pStyle w:val="ListNumber"/>
+        <w:spacing w:after="40"/>
+      </w:pPr>
+      <w:r>
+        <w:rPr>
+          <w:b/>
+          <w:i w:val="0"/>
+        </w:rPr>
+        <w:t>Online:</w:t>
+      </w:r>
+      <w:r>
+        <w:rPr>
+          <w:b w:val="0"/>
+          <w:i w:val="0"/>
+        </w:rPr>
+        <w:t xml:space="preserve"> elegir la app de destino (correo, WhatsApp…) para enviar el registro completo en crudo.</w:t>
+      </w:r>
+    </w:p>
+    <w:p>
+      <w:pPr>
+        <w:pStyle w:val="ListNumber"/>
+        <w:spacing w:after="40"/>
+      </w:pPr>
+      <w:r>
+        <w:rPr>
+          <w:b w:val="0"/>
+          <w:i w:val="0"/>
+        </w:rPr>
+        <w:t xml:space="preserve">Tras un envío correcto, la app </w:t>
+      </w:r>
+      <w:r>
+        <w:rPr>
+          <w:b/>
+          <w:i w:val="0"/>
+        </w:rPr>
+        <w:t>vacía el archivo</w:t>
+      </w:r>
+      <w:r>
+        <w:rPr>
+          <w:b w:val="0"/>
+          <w:i w:val="0"/>
+        </w:rPr>
+        <w:t xml:space="preserve"> del dispositivo y lo confirma (“Log exportado y purgado”).</w:t>
+      </w:r>
+    </w:p>
+    <w:p>
+      <w:pPr>
+        <w:pStyle w:val="Heading3"/>
+      </w:pPr>
+      <w:r>
+        <w:t>Flujos alternativos</w:t>
+      </w:r>
+    </w:p>
+    <w:p>
+      <w:pPr>
+        <w:pStyle w:val="ListBullet"/>
+        <w:spacing w:after="40"/>
+      </w:pPr>
+      <w:r>
+        <w:rPr>
+          <w:b/>
+          <w:i w:val="0"/>
+        </w:rPr>
+        <w:t>Se cancela el compartir:</w:t>
+      </w:r>
+      <w:r>
+        <w:rPr>
+          <w:b w:val="0"/>
+          <w:i w:val="0"/>
+        </w:rPr>
+        <w:t xml:space="preserve"> el registro </w:t>
+      </w:r>
+      <w:r>
+        <w:rPr>
+          <w:b/>
+          <w:i w:val="0"/>
+        </w:rPr>
+        <w:t>no</w:t>
+      </w:r>
+      <w:r>
+        <w:rPr>
+          <w:b w:val="0"/>
+          <w:i w:val="0"/>
+        </w:rPr>
+        <w:t xml:space="preserve"> se borra; el QR sigue visible y se puede reintentar.</w:t>
+      </w:r>
+    </w:p>
+    <w:p>
+      <w:pPr>
+        <w:pStyle w:val="ListBullet"/>
+        <w:spacing w:after="40"/>
+      </w:pPr>
+      <w:r>
+        <w:rPr>
+          <w:b/>
+          <w:i w:val="0"/>
+        </w:rPr>
+        <w:t>Sin conexión:</w:t>
+      </w:r>
+      <w:r>
+        <w:rPr>
+          <w:b w:val="0"/>
+          <w:i w:val="0"/>
+        </w:rPr>
+        <w:t xml:space="preserve"> use solo el QR; el envío por compartir queda para cuando haya red.</w:t>
+      </w:r>
+    </w:p>
+    <w:p>
+      <w:pPr>
+        <w:pStyle w:val="ListBullet"/>
+        <w:spacing w:after="40"/>
+      </w:pPr>
+      <w:r>
+        <w:rPr>
+          <w:b/>
+          <w:i w:val="0"/>
+        </w:rPr>
+        <w:t>Resumen muy largo para el QR:</w:t>
+      </w:r>
+      <w:r>
+        <w:rPr>
+          <w:b w:val="0"/>
+          <w:i w:val="0"/>
+        </w:rPr>
+        <w:t xml:space="preserve"> la app avisa y basta con usar el compartir del registro completo.</w:t>
+      </w:r>
     </w:p>
     <w:tbl>
       <w:tblPr>
@@ -18927,43 +19544,97 @@
         <w:tc>
           <w:tcPr>
             <w:tcW w:type="dxa" w:w="9638"/>
-            <w:shd w:val="clear" w:fill="00A39E"/>
-          </w:tcPr>
-          <w:p>
-            <w:pPr>
-              <w:spacing w:after="0"/>
-            </w:pPr>
-            <w:r>
-              <w:rPr>
-                <w:b/>
-                <w:i w:val="0"/>
-                <w:color w:val="FFFFFF"/>
+            <w:shd w:val="clear" w:fill="F0FDF9"/>
+          </w:tcPr>
+          <w:p>
+            <w:pPr>
+              <w:spacing w:after="40"/>
+            </w:pPr>
+            <w:r>
+              <w:rPr>
+                <w:b/>
+                <w:i w:val="0"/>
+                <w:color w:val="00A39E"/>
                 <w:sz w:val="18"/>
               </w:rPr>
-              <w:t xml:space="preserve">CU‑15 · </w:t>
-            </w:r>
-            <w:r>
-              <w:rPr>
-                <w:b/>
-                <w:i w:val="0"/>
-                <w:color w:val="FFFFFF"/>
-                <w:sz w:val="18"/>
-              </w:rPr>
-              <w:t>Profesional / Familia</w:t>
-            </w:r>
-          </w:p>
-          <w:p>
-            <w:pPr>
-              <w:spacing w:after="0"/>
-            </w:pPr>
-            <w:r>
-              <w:rPr>
-                <w:b/>
-                <w:i w:val="0"/>
-                <w:color w:val="FFFFFF"/>
-                <w:sz w:val="26"/>
-              </w:rPr>
-              <w:t>Elegir la variedad de terapia (Castellano · Galego · Dominicano · Euskera)</w:t>
+              <w:t>Qué contiene cada salida</w:t>
+            </w:r>
+          </w:p>
+          <w:p>
+            <w:pPr>
+              <w:spacing w:after="40"/>
+            </w:pPr>
+            <w:r>
+              <w:rPr>
+                <w:b w:val="0"/>
+                <w:i w:val="0"/>
+                <w:sz w:val="20"/>
+              </w:rPr>
+              <w:t xml:space="preserve">El </w:t>
+            </w:r>
+            <w:r>
+              <w:rPr>
+                <w:b/>
+                <w:i w:val="0"/>
+                <w:sz w:val="20"/>
+              </w:rPr>
+              <w:t>QR</w:t>
+            </w:r>
+            <w:r>
+              <w:rPr>
+                <w:b w:val="0"/>
+                <w:i w:val="0"/>
+                <w:sz w:val="20"/>
+              </w:rPr>
+              <w:t xml:space="preserve"> lleva solo el </w:t>
+            </w:r>
+            <w:r>
+              <w:rPr>
+                <w:b/>
+                <w:i w:val="0"/>
+                <w:sz w:val="20"/>
+              </w:rPr>
+              <w:t>resumen estadístico</w:t>
+            </w:r>
+            <w:r>
+              <w:rPr>
+                <w:b w:val="0"/>
+                <w:i w:val="0"/>
+                <w:sz w:val="20"/>
+              </w:rPr>
+              <w:t xml:space="preserve"> comprimido (sin datos personales). El </w:t>
+            </w:r>
+            <w:r>
+              <w:rPr>
+                <w:b/>
+                <w:i w:val="0"/>
+                <w:sz w:val="20"/>
+              </w:rPr>
+              <w:t>compartir</w:t>
+            </w:r>
+            <w:r>
+              <w:rPr>
+                <w:b w:val="0"/>
+                <w:i w:val="0"/>
+                <w:sz w:val="20"/>
+              </w:rPr>
+              <w:t xml:space="preserve"> envía el </w:t>
+            </w:r>
+            <w:r>
+              <w:rPr>
+                <w:b/>
+                <w:i w:val="0"/>
+                <w:sz w:val="20"/>
+              </w:rPr>
+              <w:t>registro completo</w:t>
+            </w:r>
+            <w:r>
+              <w:rPr>
+                <w:b w:val="0"/>
+                <w:i w:val="0"/>
+                <w:sz w:val="20"/>
+              </w:rPr>
+              <w:t xml:space="preserve"> de la telemetría anónima y la encuesta, correlacionados por identificador de sesión, para el análisis del piloto.</w:t>
             </w:r>
           </w:p>
         </w:tc>
@@ -18971,862 +19642,8 @@
     </w:tbl>
     <w:p>
       <w:pPr>
-        <w:spacing w:after="40"/>
-      </w:pPr>
-    </w:p>
-    <w:tbl>
-      <w:tblPr>
-        <w:tblStyle w:val="TableGrid"/>
-        <w:tblW w:type="auto" w:w="0"/>
-        <w:tblLook w:firstColumn="1" w:firstRow="1" w:lastColumn="0" w:lastRow="0" w:noHBand="0" w:noVBand="1" w:val="04A0"/>
-      </w:tblPr>
-      <w:tblGrid>
-        <w:gridCol w:w="2381"/>
-        <w:gridCol w:w="4819"/>
-      </w:tblGrid>
-      <w:tr>
-        <w:tc>
-          <w:tcPr>
-            <w:tcW w:type="dxa" w:w="4819"/>
-            <w:shd w:val="clear" w:fill="F7FBFB"/>
-          </w:tcPr>
-          <w:p>
-            <w:pPr>
-              <w:spacing w:after="20"/>
-            </w:pPr>
-            <w:r>
-              <w:rPr>
-                <w:b/>
-                <w:i w:val="0"/>
-                <w:color w:val="6B7280"/>
-                <w:sz w:val="18"/>
-              </w:rPr>
-              <w:t>Actor</w:t>
-            </w:r>
-          </w:p>
-        </w:tc>
-        <w:tc>
-          <w:tcPr>
-            <w:tcW w:type="dxa" w:w="4819"/>
-          </w:tcPr>
-          <w:p>
-            <w:pPr>
-              <w:spacing w:after="20"/>
-            </w:pPr>
-            <w:r>
-              <w:rPr>
-                <w:b w:val="0"/>
-                <w:i w:val="0"/>
-                <w:sz w:val="18"/>
-              </w:rPr>
-              <w:t>Logopeda o tutor</w:t>
-            </w:r>
-          </w:p>
-        </w:tc>
-      </w:tr>
-      <w:tr>
-        <w:tc>
-          <w:tcPr>
-            <w:tcW w:type="dxa" w:w="4819"/>
-            <w:shd w:val="clear" w:fill="F7FBFB"/>
-          </w:tcPr>
-          <w:p>
-            <w:pPr>
-              <w:spacing w:after="20"/>
-            </w:pPr>
-            <w:r>
-              <w:rPr>
-                <w:b/>
-                <w:i w:val="0"/>
-                <w:color w:val="6B7280"/>
-                <w:sz w:val="18"/>
-              </w:rPr>
-              <w:t>Pantalla</w:t>
-            </w:r>
-          </w:p>
-        </w:tc>
-        <w:tc>
-          <w:tcPr>
-            <w:tcW w:type="dxa" w:w="4819"/>
-          </w:tcPr>
-          <w:p>
-            <w:pPr>
-              <w:spacing w:after="20"/>
-            </w:pPr>
-            <w:r>
-              <w:rPr>
-                <w:b w:val="0"/>
-                <w:i w:val="0"/>
-                <w:sz w:val="18"/>
-              </w:rPr>
-              <w:t>Ajustes → tarjeta “Voz de la app”</w:t>
-            </w:r>
-          </w:p>
-        </w:tc>
-      </w:tr>
-      <w:tr>
-        <w:tc>
-          <w:tcPr>
-            <w:tcW w:type="dxa" w:w="4819"/>
-            <w:shd w:val="clear" w:fill="F7FBFB"/>
-          </w:tcPr>
-          <w:p>
-            <w:pPr>
-              <w:spacing w:after="20"/>
-            </w:pPr>
-            <w:r>
-              <w:rPr>
-                <w:b/>
-                <w:i w:val="0"/>
-                <w:color w:val="6B7280"/>
-                <w:sz w:val="18"/>
-              </w:rPr>
-              <w:t>Precondición</w:t>
-            </w:r>
-          </w:p>
-        </w:tc>
-        <w:tc>
-          <w:tcPr>
-            <w:tcW w:type="dxa" w:w="4819"/>
-          </w:tcPr>
-          <w:p>
-            <w:pPr>
-              <w:spacing w:after="20"/>
-            </w:pPr>
-            <w:r>
-              <w:rPr>
-                <w:b w:val="0"/>
-                <w:i w:val="0"/>
-                <w:sz w:val="18"/>
-              </w:rPr>
-              <w:t>App abierta (funciona sin conexión)</w:t>
-            </w:r>
-          </w:p>
-        </w:tc>
-      </w:tr>
-      <w:tr>
-        <w:tc>
-          <w:tcPr>
-            <w:tcW w:type="dxa" w:w="4819"/>
-            <w:shd w:val="clear" w:fill="F7FBFB"/>
-          </w:tcPr>
-          <w:p>
-            <w:pPr>
-              <w:spacing w:after="20"/>
-            </w:pPr>
-            <w:r>
-              <w:rPr>
-                <w:b/>
-                <w:i w:val="0"/>
-                <w:color w:val="6B7280"/>
-                <w:sz w:val="18"/>
-              </w:rPr>
-              <w:t>Resultado</w:t>
-            </w:r>
-          </w:p>
-        </w:tc>
-        <w:tc>
-          <w:tcPr>
-            <w:tcW w:type="dxa" w:w="4819"/>
-          </w:tcPr>
-          <w:p>
-            <w:pPr>
-              <w:spacing w:after="20"/>
-            </w:pPr>
-            <w:r>
-              <w:rPr>
-                <w:b w:val="0"/>
-                <w:i w:val="0"/>
-                <w:sz w:val="18"/>
-              </w:rPr>
-              <w:t>El contenido se locuta y evalúa en la variedad elegida</w:t>
-            </w:r>
-          </w:p>
-        </w:tc>
-      </w:tr>
-    </w:tbl>
-    <w:p>
-      <w:pPr>
         <w:spacing w:after="80"/>
       </w:pPr>
-    </w:p>
-    <w:p>
-      <w:pPr>
-        <w:spacing w:after="120"/>
-      </w:pPr>
-      <w:r>
-        <w:rPr>
-          <w:b w:val="0"/>
-          <w:i w:val="0"/>
-        </w:rPr>
-        <w:t xml:space="preserve">Valeria+ puede trabajar el contenido terapéutico en </w:t>
-      </w:r>
-      <w:r>
-        <w:rPr>
-          <w:b/>
-          <w:i w:val="0"/>
-        </w:rPr>
-        <w:t>cuatro variedades</w:t>
-      </w:r>
-      <w:r>
-        <w:rPr>
-          <w:b w:val="0"/>
-          <w:i w:val="0"/>
-        </w:rPr>
-        <w:t xml:space="preserve">. La </w:t>
-      </w:r>
-      <w:r>
-        <w:rPr>
-          <w:b/>
-          <w:i w:val="0"/>
-        </w:rPr>
-        <w:t>interfaz</w:t>
-      </w:r>
-      <w:r>
-        <w:rPr>
-          <w:b w:val="0"/>
-          <w:i w:val="0"/>
-        </w:rPr>
-        <w:t xml:space="preserve"> (menús y botones) sigue en castellano; lo que cambia es </w:t>
-      </w:r>
-      <w:r>
-        <w:rPr>
-          <w:b/>
-          <w:i w:val="0"/>
-        </w:rPr>
-        <w:t>lo que se dice, se muestra y se evalúa</w:t>
-      </w:r>
-      <w:r>
-        <w:rPr>
-          <w:b w:val="0"/>
-          <w:i w:val="0"/>
-        </w:rPr>
-        <w:t>. La elección se guarda en el dispositivo y se aplica a todos los bloques.</w:t>
-      </w:r>
-    </w:p>
-    <w:tbl>
-      <w:tblPr>
-        <w:tblStyle w:val="TableGrid"/>
-        <w:tblW w:type="auto" w:w="0"/>
-        <w:jc w:val="center"/>
-        <w:tblLook w:firstColumn="1" w:firstRow="1" w:lastColumn="0" w:lastRow="0" w:noHBand="0" w:noVBand="1" w:val="04A0"/>
-      </w:tblPr>
-      <w:tblGrid>
-        <w:gridCol w:w="4819"/>
-        <w:gridCol w:w="4819"/>
-      </w:tblGrid>
-      <w:tr>
-        <w:tc>
-          <w:tcPr>
-            <w:tcW w:type="dxa" w:w="4819"/>
-            <w:shd w:val="clear" w:fill="E6F9F8"/>
-          </w:tcPr>
-          <w:p>
-            <w:pPr>
-              <w:spacing w:after="40"/>
-            </w:pPr>
-            <w:r>
-              <w:rPr>
-                <w:b/>
-                <w:i w:val="0"/>
-                <w:color w:val="00A39E"/>
-                <w:sz w:val="19"/>
-              </w:rPr>
-              <w:t>Variedad</w:t>
-            </w:r>
-          </w:p>
-        </w:tc>
-        <w:tc>
-          <w:tcPr>
-            <w:tcW w:type="dxa" w:w="4819"/>
-            <w:shd w:val="clear" w:fill="E6F9F8"/>
-          </w:tcPr>
-          <w:p>
-            <w:pPr>
-              <w:spacing w:after="40"/>
-            </w:pPr>
-            <w:r>
-              <w:rPr>
-                <w:b/>
-                <w:i w:val="0"/>
-                <w:color w:val="00A39E"/>
-                <w:sz w:val="19"/>
-              </w:rPr>
-              <w:t>Cómo suena y evalúa</w:t>
-            </w:r>
-          </w:p>
-        </w:tc>
-      </w:tr>
-      <w:tr>
-        <w:tc>
-          <w:tcPr>
-            <w:tcW w:type="dxa" w:w="4819"/>
-          </w:tcPr>
-          <w:p>
-            <w:pPr>
-              <w:spacing w:after="40"/>
-            </w:pPr>
-            <w:r>
-              <w:rPr>
-                <w:b w:val="0"/>
-                <w:i w:val="0"/>
-                <w:sz w:val="19"/>
-              </w:rPr>
-              <w:t xml:space="preserve">🇪🇸 </w:t>
-            </w:r>
-            <w:r>
-              <w:rPr>
-                <w:b/>
-                <w:i w:val="0"/>
-                <w:sz w:val="19"/>
-              </w:rPr>
-              <w:t>Castellano</w:t>
-            </w:r>
-          </w:p>
-        </w:tc>
-        <w:tc>
-          <w:tcPr>
-            <w:tcW w:type="dxa" w:w="4819"/>
-          </w:tcPr>
-          <w:p>
-            <w:pPr>
-              <w:spacing w:after="40"/>
-            </w:pPr>
-            <w:r>
-              <w:rPr>
-                <w:b w:val="0"/>
-                <w:i w:val="0"/>
-                <w:sz w:val="19"/>
-              </w:rPr>
-              <w:t xml:space="preserve">Voz neuronal </w:t>
-            </w:r>
-            <w:r>
-              <w:rPr>
-                <w:b/>
-                <w:i w:val="0"/>
-                <w:sz w:val="19"/>
-              </w:rPr>
-              <w:t>Sharvard</w:t>
-            </w:r>
-            <w:r>
-              <w:rPr>
-                <w:b w:val="0"/>
-                <w:i w:val="0"/>
-                <w:sz w:val="19"/>
-              </w:rPr>
-              <w:t xml:space="preserve"> pregenerada (offline) y reconocimiento del sistema en español de España.</w:t>
-            </w:r>
-          </w:p>
-        </w:tc>
-      </w:tr>
-      <w:tr>
-        <w:tc>
-          <w:tcPr>
-            <w:tcW w:type="dxa" w:w="4819"/>
-            <w:shd w:val="clear" w:fill="F7FBFB"/>
-          </w:tcPr>
-          <w:p>
-            <w:pPr>
-              <w:spacing w:after="40"/>
-            </w:pPr>
-            <w:r>
-              <w:rPr>
-                <w:b/>
-                <w:i w:val="0"/>
-                <w:sz w:val="19"/>
-              </w:rPr>
-              <w:t>Galego</w:t>
-            </w:r>
-            <w:r>
-              <w:rPr>
-                <w:b w:val="0"/>
-                <w:i w:val="0"/>
-                <w:sz w:val="19"/>
-              </w:rPr>
-              <w:t xml:space="preserve"> </w:t>
-            </w:r>
-            <w:r>
-              <w:rPr>
-                <w:b w:val="0"/>
-                <w:i w:val="0"/>
-                <w:color w:val="6B7280"/>
-                <w:sz w:val="17"/>
-              </w:rPr>
-              <w:t>(Proxecto Nós)</w:t>
-            </w:r>
-          </w:p>
-        </w:tc>
-        <w:tc>
-          <w:tcPr>
-            <w:tcW w:type="dxa" w:w="4819"/>
-            <w:shd w:val="clear" w:fill="F7FBFB"/>
-          </w:tcPr>
-          <w:p>
-            <w:pPr>
-              <w:spacing w:after="40"/>
-            </w:pPr>
-            <w:r>
-              <w:rPr>
-                <w:b w:val="0"/>
-                <w:i w:val="0"/>
-                <w:sz w:val="19"/>
-              </w:rPr>
-              <w:t xml:space="preserve">Voz neuronal </w:t>
-            </w:r>
-            <w:r>
-              <w:rPr>
-                <w:b/>
-                <w:i w:val="0"/>
-                <w:sz w:val="19"/>
-              </w:rPr>
-              <w:t>Celtia</w:t>
-            </w:r>
-            <w:r>
-              <w:rPr>
-                <w:b w:val="0"/>
-                <w:i w:val="0"/>
-                <w:sz w:val="19"/>
-              </w:rPr>
-              <w:t xml:space="preserve"> pregenerada en gallego; contenido y pares propios. El contenido compartido con el castellano (Expansión Semántica, Audición y Lenguaje) suena con la voz neuronal castellana mientras Celtia no lo cubra.</w:t>
-            </w:r>
-          </w:p>
-        </w:tc>
-      </w:tr>
-      <w:tr>
-        <w:tc>
-          <w:tcPr>
-            <w:tcW w:type="dxa" w:w="4819"/>
-          </w:tcPr>
-          <w:p>
-            <w:pPr>
-              <w:spacing w:after="40"/>
-            </w:pPr>
-            <w:r>
-              <w:rPr>
-                <w:b w:val="0"/>
-                <w:i w:val="0"/>
-                <w:sz w:val="19"/>
-              </w:rPr>
-              <w:t xml:space="preserve">🇩🇴 </w:t>
-            </w:r>
-            <w:r>
-              <w:rPr>
-                <w:b/>
-                <w:i w:val="0"/>
-                <w:sz w:val="19"/>
-              </w:rPr>
-              <w:t>Dominicano</w:t>
-            </w:r>
-            <w:r>
-              <w:rPr>
-                <w:b w:val="0"/>
-                <w:i w:val="0"/>
-                <w:sz w:val="19"/>
-              </w:rPr>
-              <w:t xml:space="preserve"> </w:t>
-            </w:r>
-            <w:r>
-              <w:rPr>
-                <w:b w:val="0"/>
-                <w:i w:val="0"/>
-                <w:color w:val="6B7280"/>
-                <w:sz w:val="17"/>
-              </w:rPr>
-              <w:t>(Quisqueya Habla)</w:t>
-            </w:r>
-          </w:p>
-        </w:tc>
-        <w:tc>
-          <w:tcPr>
-            <w:tcW w:type="dxa" w:w="4819"/>
-          </w:tcPr>
-          <w:p>
-            <w:pPr>
-              <w:spacing w:after="40"/>
-            </w:pPr>
-            <w:r>
-              <w:rPr>
-                <w:b w:val="0"/>
-                <w:i w:val="0"/>
-                <w:sz w:val="19"/>
-              </w:rPr>
-              <w:t xml:space="preserve">Usa la </w:t>
-            </w:r>
-            <w:r>
-              <w:rPr>
-                <w:b/>
-                <w:i w:val="0"/>
-                <w:sz w:val="19"/>
-              </w:rPr>
-              <w:t>voz latina del dispositivo</w:t>
-            </w:r>
-            <w:r>
-              <w:rPr>
-                <w:b w:val="0"/>
-                <w:i w:val="0"/>
-                <w:sz w:val="19"/>
-              </w:rPr>
-              <w:t xml:space="preserve"> y el micrófono en es‑DO; respeta los rasgos del habla caribeña.</w:t>
-            </w:r>
-          </w:p>
-        </w:tc>
-      </w:tr>
-      <w:tr>
-        <w:tc>
-          <w:tcPr>
-            <w:tcW w:type="dxa" w:w="4819"/>
-            <w:shd w:val="clear" w:fill="F7FBFB"/>
-          </w:tcPr>
-          <w:p>
-            <w:pPr>
-              <w:spacing w:after="40"/>
-            </w:pPr>
-            <w:r>
-              <w:rPr>
-                <w:b/>
-                <w:i w:val="0"/>
-                <w:sz w:val="19"/>
-              </w:rPr>
-              <w:t>Euskera</w:t>
-            </w:r>
-            <w:r>
-              <w:rPr>
-                <w:b w:val="0"/>
-                <w:i w:val="0"/>
-                <w:sz w:val="19"/>
-              </w:rPr>
-              <w:t xml:space="preserve"> </w:t>
-            </w:r>
-            <w:r>
-              <w:rPr>
-                <w:b w:val="0"/>
-                <w:i w:val="0"/>
-                <w:color w:val="6B7280"/>
-                <w:sz w:val="17"/>
-              </w:rPr>
-              <w:t>(batua · ILENIA/NEL‑GAITU)</w:t>
-            </w:r>
-          </w:p>
-        </w:tc>
-        <w:tc>
-          <w:tcPr>
-            <w:tcW w:type="dxa" w:w="4819"/>
-            <w:shd w:val="clear" w:fill="F7FBFB"/>
-          </w:tcPr>
-          <w:p>
-            <w:pPr>
-              <w:spacing w:after="40"/>
-            </w:pPr>
-            <w:r>
-              <w:rPr>
-                <w:b w:val="0"/>
-                <w:i w:val="0"/>
-                <w:sz w:val="19"/>
-              </w:rPr>
-              <w:t xml:space="preserve">Voz neuronal </w:t>
-            </w:r>
-            <w:r>
-              <w:rPr>
-                <w:b/>
-                <w:i w:val="0"/>
-                <w:sz w:val="19"/>
-              </w:rPr>
-              <w:t>HiTZ‑TTS</w:t>
-            </w:r>
-            <w:r>
-              <w:rPr>
-                <w:b w:val="0"/>
-                <w:i w:val="0"/>
-                <w:sz w:val="19"/>
-              </w:rPr>
-              <w:t xml:space="preserve"> pregenerada (UPV/EHU · Aholab), empaquetada y offline. El reconocimiento usa </w:t>
-            </w:r>
-            <w:r>
-              <w:rPr>
-                <w:rFonts w:ascii="Consolas" w:hAnsi="Consolas"/>
-                <w:b w:val="0"/>
-                <w:i w:val="0"/>
-                <w:sz w:val="19"/>
-              </w:rPr>
-              <w:t>eu‑ES</w:t>
-            </w:r>
-            <w:r>
-              <w:rPr>
-                <w:b w:val="0"/>
-                <w:i w:val="0"/>
-                <w:sz w:val="19"/>
-              </w:rPr>
-              <w:t xml:space="preserve"> donde el dispositivo lo trae; si no, recae en </w:t>
-            </w:r>
-            <w:r>
-              <w:rPr>
-                <w:rFonts w:ascii="Consolas" w:hAnsi="Consolas"/>
-                <w:b w:val="0"/>
-                <w:i w:val="0"/>
-                <w:sz w:val="19"/>
-              </w:rPr>
-              <w:t>es‑ES</w:t>
-            </w:r>
-            <w:r>
-              <w:rPr>
-                <w:b w:val="0"/>
-                <w:i w:val="0"/>
-                <w:sz w:val="19"/>
-              </w:rPr>
-              <w:t xml:space="preserve"> con un </w:t>
-            </w:r>
-            <w:r>
-              <w:rPr>
-                <w:b/>
-                <w:i w:val="0"/>
-                <w:sz w:val="19"/>
-              </w:rPr>
-              <w:t>pliegue de la ⟨h⟩ muda</w:t>
-            </w:r>
-            <w:r>
-              <w:rPr>
-                <w:b w:val="0"/>
-                <w:i w:val="0"/>
-                <w:sz w:val="19"/>
-              </w:rPr>
-              <w:t xml:space="preserve"> que no penaliza las sibilantes ni africadas (contraste clínico que valora el adulto).</w:t>
-            </w:r>
-          </w:p>
-        </w:tc>
-      </w:tr>
-    </w:tbl>
-    <w:p>
-      <w:pPr>
-        <w:spacing w:after="80"/>
-      </w:pPr>
-    </w:p>
-    <w:p>
-      <w:pPr>
-        <w:pStyle w:val="Heading3"/>
-      </w:pPr>
-      <w:r>
-        <w:t>Flujo principal</w:t>
-      </w:r>
-    </w:p>
-    <w:p>
-      <w:pPr>
-        <w:pStyle w:val="ListNumber"/>
-        <w:spacing w:after="40"/>
-      </w:pPr>
-      <w:r>
-        <w:rPr>
-          <w:b w:val="0"/>
-          <w:i w:val="0"/>
-        </w:rPr>
-        <w:t xml:space="preserve">En la pestaña </w:t>
-      </w:r>
-      <w:r>
-        <w:rPr>
-          <w:b/>
-          <w:i w:val="0"/>
-        </w:rPr>
-        <w:t>Ajustes</w:t>
-      </w:r>
-      <w:r>
-        <w:rPr>
-          <w:b w:val="0"/>
-          <w:i w:val="0"/>
-        </w:rPr>
-        <w:t xml:space="preserve">, abrir la tarjeta </w:t>
-      </w:r>
-      <w:r>
-        <w:rPr>
-          <w:b/>
-          <w:i w:val="0"/>
-        </w:rPr>
-        <w:t>“Voz de la app”</w:t>
-      </w:r>
-      <w:r>
-        <w:rPr>
-          <w:b w:val="0"/>
-          <w:i w:val="0"/>
-        </w:rPr>
-        <w:t xml:space="preserve"> y localizar </w:t>
-      </w:r>
-      <w:r>
-        <w:rPr>
-          <w:b/>
-          <w:i w:val="0"/>
-        </w:rPr>
-        <w:t>“Variedad de la voz”</w:t>
-      </w:r>
-      <w:r>
-        <w:rPr>
-          <w:b w:val="0"/>
-          <w:i w:val="0"/>
-        </w:rPr>
-        <w:t>.</w:t>
-      </w:r>
-    </w:p>
-    <w:p>
-      <w:pPr>
-        <w:pStyle w:val="ListNumber"/>
-        <w:spacing w:after="40"/>
-      </w:pPr>
-      <w:r>
-        <w:rPr>
-          <w:b w:val="0"/>
-          <w:i w:val="0"/>
-        </w:rPr>
-        <w:t xml:space="preserve">Tocar </w:t>
-      </w:r>
-      <w:r>
-        <w:rPr>
-          <w:b/>
-          <w:i w:val="0"/>
-        </w:rPr>
-        <w:t>Castellano</w:t>
-      </w:r>
-      <w:r>
-        <w:rPr>
-          <w:b w:val="0"/>
-          <w:i w:val="0"/>
-        </w:rPr>
-        <w:t xml:space="preserve">, </w:t>
-      </w:r>
-      <w:r>
-        <w:rPr>
-          <w:b/>
-          <w:i w:val="0"/>
-        </w:rPr>
-        <w:t>Galego</w:t>
-      </w:r>
-      <w:r>
-        <w:rPr>
-          <w:b w:val="0"/>
-          <w:i w:val="0"/>
-        </w:rPr>
-        <w:t xml:space="preserve">, </w:t>
-      </w:r>
-      <w:r>
-        <w:rPr>
-          <w:b/>
-          <w:i w:val="0"/>
-        </w:rPr>
-        <w:t>Dominicano</w:t>
-      </w:r>
-      <w:r>
-        <w:rPr>
-          <w:b w:val="0"/>
-          <w:i w:val="0"/>
-        </w:rPr>
-        <w:t xml:space="preserve"> o </w:t>
-      </w:r>
-      <w:r>
-        <w:rPr>
-          <w:b/>
-          <w:i w:val="0"/>
-        </w:rPr>
-        <w:t>Euskera</w:t>
-      </w:r>
-      <w:r>
-        <w:rPr>
-          <w:b w:val="0"/>
-          <w:i w:val="0"/>
-        </w:rPr>
-        <w:t>.</w:t>
-      </w:r>
-    </w:p>
-    <w:p>
-      <w:pPr>
-        <w:pStyle w:val="ListNumber"/>
-        <w:spacing w:after="40"/>
-      </w:pPr>
-      <w:r>
-        <w:rPr>
-          <w:b w:val="0"/>
-          <w:i w:val="0"/>
-        </w:rPr>
-        <w:t>La app cambia al instante la locución y el reconocimiento; la tarjeta muestra un aviso sobre la voz disponible.</w:t>
-      </w:r>
-    </w:p>
-    <w:p>
-      <w:pPr>
-        <w:pStyle w:val="Heading3"/>
-      </w:pPr>
-      <w:r>
-        <w:t>Flujos alternativos</w:t>
-      </w:r>
-    </w:p>
-    <w:p>
-      <w:pPr>
-        <w:pStyle w:val="ListBullet"/>
-        <w:spacing w:after="40"/>
-      </w:pPr>
-      <w:r>
-        <w:rPr>
-          <w:b/>
-          <w:i w:val="0"/>
-        </w:rPr>
-        <w:t>En dominicano suena peninsular o robótica:</w:t>
-      </w:r>
-      <w:r>
-        <w:rPr>
-          <w:b w:val="0"/>
-          <w:i w:val="0"/>
-        </w:rPr>
-        <w:t xml:space="preserve"> instalar una voz de “Español (Latinoamérica)” en los ajustes del dispositivo; la app la usará automáticamente.</w:t>
-      </w:r>
-    </w:p>
-    <w:p>
-      <w:pPr>
-        <w:pStyle w:val="ListBullet"/>
-        <w:spacing w:after="40"/>
-      </w:pPr>
-      <w:r>
-        <w:rPr>
-          <w:b/>
-          <w:i w:val="0"/>
-        </w:rPr>
-        <w:t>En euskera sin reconocedor vasco:</w:t>
-      </w:r>
-      <w:r>
-        <w:rPr>
-          <w:b w:val="0"/>
-          <w:i w:val="0"/>
-        </w:rPr>
-        <w:t xml:space="preserve"> el dispositivo escucha en </w:t>
-      </w:r>
-      <w:r>
-        <w:rPr>
-          <w:rFonts w:ascii="Consolas" w:hAnsi="Consolas"/>
-          <w:b w:val="0"/>
-          <w:i w:val="0"/>
-        </w:rPr>
-        <w:t>es‑ES</w:t>
-      </w:r>
-      <w:r>
-        <w:rPr>
-          <w:b w:val="0"/>
-          <w:i w:val="0"/>
-        </w:rPr>
-        <w:t xml:space="preserve"> con el pliegue de la ⟨h⟩; si tampoco hay micrófono (Expo Go / web), el adulto valora con botones, como en el resto de variedades.</w:t>
-      </w:r>
-    </w:p>
-    <w:p>
-      <w:pPr>
-        <w:pStyle w:val="ListBullet"/>
-        <w:spacing w:after="40"/>
-      </w:pPr>
-      <w:r>
-        <w:rPr>
-          <w:b/>
-          <w:i w:val="0"/>
-        </w:rPr>
-        <w:t>Falta la voz pregenerada de una locución:</w:t>
-      </w:r>
-      <w:r>
-        <w:rPr>
-          <w:b w:val="0"/>
-          <w:i w:val="0"/>
-        </w:rPr>
-        <w:t xml:space="preserve"> en galego se reproduce primero el asset neuronal castellano equivalente si existe; en último término, la app recae con suavidad en la voz del sistema, sin interrumpir la sesión.</w:t>
-      </w:r>
     </w:p>
     <w:tbl>
       <w:tblPr>
@@ -19848,7 +19665,7 @@
         <w:tc>
           <w:tcPr>
             <w:tcW w:type="dxa" w:w="9638"/>
-            <w:shd w:val="clear" w:fill="F0FDF9"/>
+            <w:shd w:val="clear" w:fill="FFFBEB"/>
           </w:tcPr>
           <w:p>
             <w:pPr>
@@ -19858,10 +19675,10 @@
               <w:rPr>
                 <w:b/>
                 <w:i w:val="0"/>
-                <w:color w:val="00A39E"/>
+                <w:color w:val="925E0B"/>
                 <w:sz w:val="18"/>
               </w:rPr>
-              <w:t>Respeto dialectal</w:t>
+              <w:t>Encuesta de satisfacción (SUS)</w:t>
             </w:r>
           </w:p>
           <w:p>
@@ -19874,7 +19691,7 @@
                 <w:i w:val="0"/>
                 <w:sz w:val="20"/>
               </w:rPr>
-              <w:t xml:space="preserve">En dominicano, la app </w:t>
+              <w:t xml:space="preserve">La pregunta de 1 a 5 (“Fue fácil integrar este ejercicio en la rutina de mi hijo/a”) aparece </w:t>
             </w:r>
             <w:r>
               <w:rPr>
@@ -19882,7 +19699,7 @@
                 <w:i w:val="0"/>
                 <w:sz w:val="20"/>
               </w:rPr>
-              <w:t>no marca como error</w:t>
+              <w:t>sola</w:t>
             </w:r>
             <w:r>
               <w:rPr>
@@ -19890,7 +19707,39 @@
                 <w:i w:val="0"/>
                 <w:sz w:val="20"/>
               </w:rPr>
-              <w:t xml:space="preserve"> el seseo, la aspiración de la “s” ni el cambio de “r/l” a final de sílaba: son rasgos normales del habla, no fallos que corregir.</w:t>
+              <w:t xml:space="preserve"> al completar </w:t>
+            </w:r>
+            <w:r>
+              <w:rPr>
+                <w:b/>
+                <w:i w:val="0"/>
+                <w:sz w:val="20"/>
+              </w:rPr>
+              <w:t>4 bloques distintos</w:t>
+            </w:r>
+            <w:r>
+              <w:rPr>
+                <w:b w:val="0"/>
+                <w:i w:val="0"/>
+                <w:sz w:val="20"/>
+              </w:rPr>
+              <w:t xml:space="preserve"> y como mucho </w:t>
+            </w:r>
+            <w:r>
+              <w:rPr>
+                <w:b/>
+                <w:i w:val="0"/>
+                <w:sz w:val="20"/>
+              </w:rPr>
+              <w:t>una vez por semana</w:t>
+            </w:r>
+            <w:r>
+              <w:rPr>
+                <w:b w:val="0"/>
+                <w:i w:val="0"/>
+                <w:sz w:val="20"/>
+              </w:rPr>
+              <w:t xml:space="preserve"> por dispositivo. La familia no tiene que buscarla ni configurarla.</w:t>
             </w:r>
           </w:p>
         </w:tc>
@@ -19901,6 +19750,1000 @@
         <w:spacing w:after="80"/>
       </w:pPr>
     </w:p>
+    <w:tbl>
+      <w:tblPr>
+        <w:tblW w:type="auto" w:w="0"/>
+        <w:tblLook w:firstColumn="1" w:firstRow="1" w:lastColumn="0" w:lastRow="0" w:noHBand="0" w:noVBand="1" w:val="04A0"/>
+        <w:tblBorders>
+          <w:top w:val="none"/>
+          <w:left w:val="none"/>
+          <w:bottom w:val="none"/>
+          <w:right w:val="none"/>
+          <w:insideH w:val="none"/>
+          <w:insideV w:val="none"/>
+        </w:tblBorders>
+      </w:tblPr>
+      <w:tblGrid>
+        <w:gridCol w:w="9638"/>
+      </w:tblGrid>
+      <w:tr>
+        <w:tc>
+          <w:tcPr>
+            <w:tcW w:type="dxa" w:w="9638"/>
+            <w:shd w:val="clear" w:fill="00A39E"/>
+          </w:tcPr>
+          <w:p>
+            <w:pPr>
+              <w:spacing w:after="0"/>
+            </w:pPr>
+            <w:r>
+              <w:rPr>
+                <w:b/>
+                <w:i w:val="0"/>
+                <w:color w:val="FFFFFF"/>
+                <w:sz w:val="18"/>
+              </w:rPr>
+              <w:t xml:space="preserve">CU‑15 · </w:t>
+            </w:r>
+            <w:r>
+              <w:rPr>
+                <w:b/>
+                <w:i w:val="0"/>
+                <w:color w:val="FFFFFF"/>
+                <w:sz w:val="18"/>
+              </w:rPr>
+              <w:t>Profesional / Familia</w:t>
+            </w:r>
+          </w:p>
+          <w:p>
+            <w:pPr>
+              <w:spacing w:after="0"/>
+            </w:pPr>
+            <w:r>
+              <w:rPr>
+                <w:b/>
+                <w:i w:val="0"/>
+                <w:color w:val="FFFFFF"/>
+                <w:sz w:val="26"/>
+              </w:rPr>
+              <w:t>Elegir la variedad de terapia (Castellano · Galego · Dominicano · Euskera)</w:t>
+            </w:r>
+          </w:p>
+        </w:tc>
+      </w:tr>
+    </w:tbl>
+    <w:p>
+      <w:pPr>
+        <w:spacing w:after="40"/>
+      </w:pPr>
+    </w:p>
+    <w:tbl>
+      <w:tblPr>
+        <w:tblStyle w:val="TableGrid"/>
+        <w:tblW w:type="auto" w:w="0"/>
+        <w:tblLook w:firstColumn="1" w:firstRow="1" w:lastColumn="0" w:lastRow="0" w:noHBand="0" w:noVBand="1" w:val="04A0"/>
+      </w:tblPr>
+      <w:tblGrid>
+        <w:gridCol w:w="2381"/>
+        <w:gridCol w:w="4819"/>
+      </w:tblGrid>
+      <w:tr>
+        <w:tc>
+          <w:tcPr>
+            <w:tcW w:type="dxa" w:w="4819"/>
+            <w:shd w:val="clear" w:fill="F7FBFB"/>
+          </w:tcPr>
+          <w:p>
+            <w:pPr>
+              <w:spacing w:after="20"/>
+            </w:pPr>
+            <w:r>
+              <w:rPr>
+                <w:b/>
+                <w:i w:val="0"/>
+                <w:color w:val="6B7280"/>
+                <w:sz w:val="18"/>
+              </w:rPr>
+              <w:t>Actor</w:t>
+            </w:r>
+          </w:p>
+        </w:tc>
+        <w:tc>
+          <w:tcPr>
+            <w:tcW w:type="dxa" w:w="4819"/>
+          </w:tcPr>
+          <w:p>
+            <w:pPr>
+              <w:spacing w:after="20"/>
+            </w:pPr>
+            <w:r>
+              <w:rPr>
+                <w:b w:val="0"/>
+                <w:i w:val="0"/>
+                <w:sz w:val="18"/>
+              </w:rPr>
+              <w:t>Logopeda o tutor</w:t>
+            </w:r>
+          </w:p>
+        </w:tc>
+      </w:tr>
+      <w:tr>
+        <w:tc>
+          <w:tcPr>
+            <w:tcW w:type="dxa" w:w="4819"/>
+            <w:shd w:val="clear" w:fill="F7FBFB"/>
+          </w:tcPr>
+          <w:p>
+            <w:pPr>
+              <w:spacing w:after="20"/>
+            </w:pPr>
+            <w:r>
+              <w:rPr>
+                <w:b/>
+                <w:i w:val="0"/>
+                <w:color w:val="6B7280"/>
+                <w:sz w:val="18"/>
+              </w:rPr>
+              <w:t>Pantalla</w:t>
+            </w:r>
+          </w:p>
+        </w:tc>
+        <w:tc>
+          <w:tcPr>
+            <w:tcW w:type="dxa" w:w="4819"/>
+          </w:tcPr>
+          <w:p>
+            <w:pPr>
+              <w:spacing w:after="20"/>
+            </w:pPr>
+            <w:r>
+              <w:rPr>
+                <w:b w:val="0"/>
+                <w:i w:val="0"/>
+                <w:sz w:val="18"/>
+              </w:rPr>
+              <w:t>Ajustes → tarjeta “Voz de la app”</w:t>
+            </w:r>
+          </w:p>
+        </w:tc>
+      </w:tr>
+      <w:tr>
+        <w:tc>
+          <w:tcPr>
+            <w:tcW w:type="dxa" w:w="4819"/>
+            <w:shd w:val="clear" w:fill="F7FBFB"/>
+          </w:tcPr>
+          <w:p>
+            <w:pPr>
+              <w:spacing w:after="20"/>
+            </w:pPr>
+            <w:r>
+              <w:rPr>
+                <w:b/>
+                <w:i w:val="0"/>
+                <w:color w:val="6B7280"/>
+                <w:sz w:val="18"/>
+              </w:rPr>
+              <w:t>Precondición</w:t>
+            </w:r>
+          </w:p>
+        </w:tc>
+        <w:tc>
+          <w:tcPr>
+            <w:tcW w:type="dxa" w:w="4819"/>
+          </w:tcPr>
+          <w:p>
+            <w:pPr>
+              <w:spacing w:after="20"/>
+            </w:pPr>
+            <w:r>
+              <w:rPr>
+                <w:b w:val="0"/>
+                <w:i w:val="0"/>
+                <w:sz w:val="18"/>
+              </w:rPr>
+              <w:t>App abierta (funciona sin conexión)</w:t>
+            </w:r>
+          </w:p>
+        </w:tc>
+      </w:tr>
+      <w:tr>
+        <w:tc>
+          <w:tcPr>
+            <w:tcW w:type="dxa" w:w="4819"/>
+            <w:shd w:val="clear" w:fill="F7FBFB"/>
+          </w:tcPr>
+          <w:p>
+            <w:pPr>
+              <w:spacing w:after="20"/>
+            </w:pPr>
+            <w:r>
+              <w:rPr>
+                <w:b/>
+                <w:i w:val="0"/>
+                <w:color w:val="6B7280"/>
+                <w:sz w:val="18"/>
+              </w:rPr>
+              <w:t>Resultado</w:t>
+            </w:r>
+          </w:p>
+        </w:tc>
+        <w:tc>
+          <w:tcPr>
+            <w:tcW w:type="dxa" w:w="4819"/>
+          </w:tcPr>
+          <w:p>
+            <w:pPr>
+              <w:spacing w:after="20"/>
+            </w:pPr>
+            <w:r>
+              <w:rPr>
+                <w:b w:val="0"/>
+                <w:i w:val="0"/>
+                <w:sz w:val="18"/>
+              </w:rPr>
+              <w:t>El contenido se locuta y evalúa en la variedad elegida</w:t>
+            </w:r>
+          </w:p>
+        </w:tc>
+      </w:tr>
+    </w:tbl>
+    <w:p>
+      <w:pPr>
+        <w:spacing w:after="80"/>
+      </w:pPr>
+    </w:p>
+    <w:p>
+      <w:pPr>
+        <w:spacing w:after="120"/>
+      </w:pPr>
+      <w:r>
+        <w:rPr>
+          <w:b w:val="0"/>
+          <w:i w:val="0"/>
+        </w:rPr>
+        <w:t xml:space="preserve">Valeria+ puede trabajar el contenido terapéutico en </w:t>
+      </w:r>
+      <w:r>
+        <w:rPr>
+          <w:b/>
+          <w:i w:val="0"/>
+        </w:rPr>
+        <w:t>cuatro variedades</w:t>
+      </w:r>
+      <w:r>
+        <w:rPr>
+          <w:b w:val="0"/>
+          <w:i w:val="0"/>
+        </w:rPr>
+        <w:t xml:space="preserve">. La </w:t>
+      </w:r>
+      <w:r>
+        <w:rPr>
+          <w:b/>
+          <w:i w:val="0"/>
+        </w:rPr>
+        <w:t>interfaz</w:t>
+      </w:r>
+      <w:r>
+        <w:rPr>
+          <w:b w:val="0"/>
+          <w:i w:val="0"/>
+        </w:rPr>
+        <w:t xml:space="preserve"> (menús y botones) sigue en castellano; lo que cambia es </w:t>
+      </w:r>
+      <w:r>
+        <w:rPr>
+          <w:b/>
+          <w:i w:val="0"/>
+        </w:rPr>
+        <w:t>lo que se dice, se muestra y se evalúa</w:t>
+      </w:r>
+      <w:r>
+        <w:rPr>
+          <w:b w:val="0"/>
+          <w:i w:val="0"/>
+        </w:rPr>
+        <w:t>. La elección se guarda en el dispositivo y se aplica a todos los bloques.</w:t>
+      </w:r>
+    </w:p>
+    <w:tbl>
+      <w:tblPr>
+        <w:tblStyle w:val="TableGrid"/>
+        <w:tblW w:type="auto" w:w="0"/>
+        <w:jc w:val="center"/>
+        <w:tblLook w:firstColumn="1" w:firstRow="1" w:lastColumn="0" w:lastRow="0" w:noHBand="0" w:noVBand="1" w:val="04A0"/>
+      </w:tblPr>
+      <w:tblGrid>
+        <w:gridCol w:w="4819"/>
+        <w:gridCol w:w="4819"/>
+      </w:tblGrid>
+      <w:tr>
+        <w:tc>
+          <w:tcPr>
+            <w:tcW w:type="dxa" w:w="4819"/>
+            <w:shd w:val="clear" w:fill="E6F9F8"/>
+          </w:tcPr>
+          <w:p>
+            <w:pPr>
+              <w:spacing w:after="40"/>
+            </w:pPr>
+            <w:r>
+              <w:rPr>
+                <w:b/>
+                <w:i w:val="0"/>
+                <w:color w:val="00A39E"/>
+                <w:sz w:val="19"/>
+              </w:rPr>
+              <w:t>Variedad</w:t>
+            </w:r>
+          </w:p>
+        </w:tc>
+        <w:tc>
+          <w:tcPr>
+            <w:tcW w:type="dxa" w:w="4819"/>
+            <w:shd w:val="clear" w:fill="E6F9F8"/>
+          </w:tcPr>
+          <w:p>
+            <w:pPr>
+              <w:spacing w:after="40"/>
+            </w:pPr>
+            <w:r>
+              <w:rPr>
+                <w:b/>
+                <w:i w:val="0"/>
+                <w:color w:val="00A39E"/>
+                <w:sz w:val="19"/>
+              </w:rPr>
+              <w:t>Cómo suena y evalúa</w:t>
+            </w:r>
+          </w:p>
+        </w:tc>
+      </w:tr>
+      <w:tr>
+        <w:tc>
+          <w:tcPr>
+            <w:tcW w:type="dxa" w:w="4819"/>
+          </w:tcPr>
+          <w:p>
+            <w:pPr>
+              <w:spacing w:after="40"/>
+            </w:pPr>
+            <w:r>
+              <w:rPr>
+                <w:b w:val="0"/>
+                <w:i w:val="0"/>
+                <w:sz w:val="19"/>
+              </w:rPr>
+              <w:t xml:space="preserve">🇪🇸 </w:t>
+            </w:r>
+            <w:r>
+              <w:rPr>
+                <w:b/>
+                <w:i w:val="0"/>
+                <w:sz w:val="19"/>
+              </w:rPr>
+              <w:t>Castellano</w:t>
+            </w:r>
+          </w:p>
+        </w:tc>
+        <w:tc>
+          <w:tcPr>
+            <w:tcW w:type="dxa" w:w="4819"/>
+          </w:tcPr>
+          <w:p>
+            <w:pPr>
+              <w:spacing w:after="40"/>
+            </w:pPr>
+            <w:r>
+              <w:rPr>
+                <w:b w:val="0"/>
+                <w:i w:val="0"/>
+                <w:sz w:val="19"/>
+              </w:rPr>
+              <w:t xml:space="preserve">Voz neuronal </w:t>
+            </w:r>
+            <w:r>
+              <w:rPr>
+                <w:b/>
+                <w:i w:val="0"/>
+                <w:sz w:val="19"/>
+              </w:rPr>
+              <w:t>Sharvard</w:t>
+            </w:r>
+            <w:r>
+              <w:rPr>
+                <w:b w:val="0"/>
+                <w:i w:val="0"/>
+                <w:sz w:val="19"/>
+              </w:rPr>
+              <w:t xml:space="preserve"> pregenerada (offline) y reconocimiento del sistema en español de España.</w:t>
+            </w:r>
+          </w:p>
+        </w:tc>
+      </w:tr>
+      <w:tr>
+        <w:tc>
+          <w:tcPr>
+            <w:tcW w:type="dxa" w:w="4819"/>
+            <w:shd w:val="clear" w:fill="F7FBFB"/>
+          </w:tcPr>
+          <w:p>
+            <w:pPr>
+              <w:spacing w:after="40"/>
+            </w:pPr>
+            <w:r>
+              <w:rPr>
+                <w:b/>
+                <w:i w:val="0"/>
+                <w:sz w:val="19"/>
+              </w:rPr>
+              <w:t>Galego</w:t>
+            </w:r>
+            <w:r>
+              <w:rPr>
+                <w:b w:val="0"/>
+                <w:i w:val="0"/>
+                <w:sz w:val="19"/>
+              </w:rPr>
+              <w:t xml:space="preserve"> </w:t>
+            </w:r>
+            <w:r>
+              <w:rPr>
+                <w:b w:val="0"/>
+                <w:i w:val="0"/>
+                <w:color w:val="6B7280"/>
+                <w:sz w:val="17"/>
+              </w:rPr>
+              <w:t>(Proxecto Nós)</w:t>
+            </w:r>
+          </w:p>
+        </w:tc>
+        <w:tc>
+          <w:tcPr>
+            <w:tcW w:type="dxa" w:w="4819"/>
+            <w:shd w:val="clear" w:fill="F7FBFB"/>
+          </w:tcPr>
+          <w:p>
+            <w:pPr>
+              <w:spacing w:after="40"/>
+            </w:pPr>
+            <w:r>
+              <w:rPr>
+                <w:b w:val="0"/>
+                <w:i w:val="0"/>
+                <w:sz w:val="19"/>
+              </w:rPr>
+              <w:t xml:space="preserve">Voz neuronal </w:t>
+            </w:r>
+            <w:r>
+              <w:rPr>
+                <w:b/>
+                <w:i w:val="0"/>
+                <w:sz w:val="19"/>
+              </w:rPr>
+              <w:t>Celtia</w:t>
+            </w:r>
+            <w:r>
+              <w:rPr>
+                <w:b w:val="0"/>
+                <w:i w:val="0"/>
+                <w:sz w:val="19"/>
+              </w:rPr>
+              <w:t xml:space="preserve"> pregenerada en gallego; contenido y pares propios. El contenido compartido con el castellano (Expansión Semántica, Audición y Lenguaje) suena con la voz neuronal castellana mientras Celtia no lo cubra.</w:t>
+            </w:r>
+          </w:p>
+        </w:tc>
+      </w:tr>
+      <w:tr>
+        <w:tc>
+          <w:tcPr>
+            <w:tcW w:type="dxa" w:w="4819"/>
+          </w:tcPr>
+          <w:p>
+            <w:pPr>
+              <w:spacing w:after="40"/>
+            </w:pPr>
+            <w:r>
+              <w:rPr>
+                <w:b w:val="0"/>
+                <w:i w:val="0"/>
+                <w:sz w:val="19"/>
+              </w:rPr>
+              <w:t xml:space="preserve">🇩🇴 </w:t>
+            </w:r>
+            <w:r>
+              <w:rPr>
+                <w:b/>
+                <w:i w:val="0"/>
+                <w:sz w:val="19"/>
+              </w:rPr>
+              <w:t>Dominicano</w:t>
+            </w:r>
+            <w:r>
+              <w:rPr>
+                <w:b w:val="0"/>
+                <w:i w:val="0"/>
+                <w:sz w:val="19"/>
+              </w:rPr>
+              <w:t xml:space="preserve"> </w:t>
+            </w:r>
+            <w:r>
+              <w:rPr>
+                <w:b w:val="0"/>
+                <w:i w:val="0"/>
+                <w:color w:val="6B7280"/>
+                <w:sz w:val="17"/>
+              </w:rPr>
+              <w:t>(Quisqueya Habla)</w:t>
+            </w:r>
+          </w:p>
+        </w:tc>
+        <w:tc>
+          <w:tcPr>
+            <w:tcW w:type="dxa" w:w="4819"/>
+          </w:tcPr>
+          <w:p>
+            <w:pPr>
+              <w:spacing w:after="40"/>
+            </w:pPr>
+            <w:r>
+              <w:rPr>
+                <w:b w:val="0"/>
+                <w:i w:val="0"/>
+                <w:sz w:val="19"/>
+              </w:rPr>
+              <w:t xml:space="preserve">Usa la </w:t>
+            </w:r>
+            <w:r>
+              <w:rPr>
+                <w:b/>
+                <w:i w:val="0"/>
+                <w:sz w:val="19"/>
+              </w:rPr>
+              <w:t>voz latina del dispositivo</w:t>
+            </w:r>
+            <w:r>
+              <w:rPr>
+                <w:b w:val="0"/>
+                <w:i w:val="0"/>
+                <w:sz w:val="19"/>
+              </w:rPr>
+              <w:t xml:space="preserve"> y el micrófono en es‑DO; respeta los rasgos del habla caribeña.</w:t>
+            </w:r>
+          </w:p>
+        </w:tc>
+      </w:tr>
+      <w:tr>
+        <w:tc>
+          <w:tcPr>
+            <w:tcW w:type="dxa" w:w="4819"/>
+            <w:shd w:val="clear" w:fill="F7FBFB"/>
+          </w:tcPr>
+          <w:p>
+            <w:pPr>
+              <w:spacing w:after="40"/>
+            </w:pPr>
+            <w:r>
+              <w:rPr>
+                <w:b/>
+                <w:i w:val="0"/>
+                <w:sz w:val="19"/>
+              </w:rPr>
+              <w:t>Euskera</w:t>
+            </w:r>
+            <w:r>
+              <w:rPr>
+                <w:b w:val="0"/>
+                <w:i w:val="0"/>
+                <w:sz w:val="19"/>
+              </w:rPr>
+              <w:t xml:space="preserve"> </w:t>
+            </w:r>
+            <w:r>
+              <w:rPr>
+                <w:b w:val="0"/>
+                <w:i w:val="0"/>
+                <w:color w:val="6B7280"/>
+                <w:sz w:val="17"/>
+              </w:rPr>
+              <w:t>(batua · ILENIA/NEL‑GAITU)</w:t>
+            </w:r>
+          </w:p>
+        </w:tc>
+        <w:tc>
+          <w:tcPr>
+            <w:tcW w:type="dxa" w:w="4819"/>
+            <w:shd w:val="clear" w:fill="F7FBFB"/>
+          </w:tcPr>
+          <w:p>
+            <w:pPr>
+              <w:spacing w:after="40"/>
+            </w:pPr>
+            <w:r>
+              <w:rPr>
+                <w:b w:val="0"/>
+                <w:i w:val="0"/>
+                <w:sz w:val="19"/>
+              </w:rPr>
+              <w:t xml:space="preserve">Voz neuronal </w:t>
+            </w:r>
+            <w:r>
+              <w:rPr>
+                <w:b/>
+                <w:i w:val="0"/>
+                <w:sz w:val="19"/>
+              </w:rPr>
+              <w:t>HiTZ‑TTS</w:t>
+            </w:r>
+            <w:r>
+              <w:rPr>
+                <w:b w:val="0"/>
+                <w:i w:val="0"/>
+                <w:sz w:val="19"/>
+              </w:rPr>
+              <w:t xml:space="preserve"> pregenerada (UPV/EHU · Aholab), empaquetada y offline. El reconocimiento usa </w:t>
+            </w:r>
+            <w:r>
+              <w:rPr>
+                <w:rFonts w:ascii="Consolas" w:hAnsi="Consolas"/>
+                <w:b w:val="0"/>
+                <w:i w:val="0"/>
+                <w:sz w:val="19"/>
+              </w:rPr>
+              <w:t>eu‑ES</w:t>
+            </w:r>
+            <w:r>
+              <w:rPr>
+                <w:b w:val="0"/>
+                <w:i w:val="0"/>
+                <w:sz w:val="19"/>
+              </w:rPr>
+              <w:t xml:space="preserve"> donde el dispositivo lo trae; si no, recae en </w:t>
+            </w:r>
+            <w:r>
+              <w:rPr>
+                <w:rFonts w:ascii="Consolas" w:hAnsi="Consolas"/>
+                <w:b w:val="0"/>
+                <w:i w:val="0"/>
+                <w:sz w:val="19"/>
+              </w:rPr>
+              <w:t>es‑ES</w:t>
+            </w:r>
+            <w:r>
+              <w:rPr>
+                <w:b w:val="0"/>
+                <w:i w:val="0"/>
+                <w:sz w:val="19"/>
+              </w:rPr>
+              <w:t xml:space="preserve"> con un </w:t>
+            </w:r>
+            <w:r>
+              <w:rPr>
+                <w:b/>
+                <w:i w:val="0"/>
+                <w:sz w:val="19"/>
+              </w:rPr>
+              <w:t>pliegue de la ⟨h⟩ muda</w:t>
+            </w:r>
+            <w:r>
+              <w:rPr>
+                <w:b w:val="0"/>
+                <w:i w:val="0"/>
+                <w:sz w:val="19"/>
+              </w:rPr>
+              <w:t xml:space="preserve"> que no penaliza las sibilantes ni africadas (contraste clínico que valora el adulto).</w:t>
+            </w:r>
+          </w:p>
+        </w:tc>
+      </w:tr>
+    </w:tbl>
+    <w:p>
+      <w:pPr>
+        <w:spacing w:after="80"/>
+      </w:pPr>
+    </w:p>
+    <w:p>
+      <w:pPr>
+        <w:pStyle w:val="Heading3"/>
+      </w:pPr>
+      <w:r>
+        <w:t>Flujo principal</w:t>
+      </w:r>
+    </w:p>
+    <w:p>
+      <w:pPr>
+        <w:pStyle w:val="ListNumber"/>
+        <w:spacing w:after="40"/>
+      </w:pPr>
+      <w:r>
+        <w:rPr>
+          <w:b w:val="0"/>
+          <w:i w:val="0"/>
+        </w:rPr>
+        <w:t xml:space="preserve">En la pestaña </w:t>
+      </w:r>
+      <w:r>
+        <w:rPr>
+          <w:b/>
+          <w:i w:val="0"/>
+        </w:rPr>
+        <w:t>Ajustes</w:t>
+      </w:r>
+      <w:r>
+        <w:rPr>
+          <w:b w:val="0"/>
+          <w:i w:val="0"/>
+        </w:rPr>
+        <w:t xml:space="preserve">, abrir la tarjeta </w:t>
+      </w:r>
+      <w:r>
+        <w:rPr>
+          <w:b/>
+          <w:i w:val="0"/>
+        </w:rPr>
+        <w:t>“Voz de la app”</w:t>
+      </w:r>
+      <w:r>
+        <w:rPr>
+          <w:b w:val="0"/>
+          <w:i w:val="0"/>
+        </w:rPr>
+        <w:t xml:space="preserve"> y localizar </w:t>
+      </w:r>
+      <w:r>
+        <w:rPr>
+          <w:b/>
+          <w:i w:val="0"/>
+        </w:rPr>
+        <w:t>“Variedad de la voz”</w:t>
+      </w:r>
+      <w:r>
+        <w:rPr>
+          <w:b w:val="0"/>
+          <w:i w:val="0"/>
+        </w:rPr>
+        <w:t>.</w:t>
+      </w:r>
+    </w:p>
+    <w:p>
+      <w:pPr>
+        <w:pStyle w:val="ListNumber"/>
+        <w:spacing w:after="40"/>
+      </w:pPr>
+      <w:r>
+        <w:rPr>
+          <w:b w:val="0"/>
+          <w:i w:val="0"/>
+        </w:rPr>
+        <w:t xml:space="preserve">Tocar </w:t>
+      </w:r>
+      <w:r>
+        <w:rPr>
+          <w:b/>
+          <w:i w:val="0"/>
+        </w:rPr>
+        <w:t>Castellano</w:t>
+      </w:r>
+      <w:r>
+        <w:rPr>
+          <w:b w:val="0"/>
+          <w:i w:val="0"/>
+        </w:rPr>
+        <w:t xml:space="preserve">, </w:t>
+      </w:r>
+      <w:r>
+        <w:rPr>
+          <w:b/>
+          <w:i w:val="0"/>
+        </w:rPr>
+        <w:t>Galego</w:t>
+      </w:r>
+      <w:r>
+        <w:rPr>
+          <w:b w:val="0"/>
+          <w:i w:val="0"/>
+        </w:rPr>
+        <w:t xml:space="preserve">, </w:t>
+      </w:r>
+      <w:r>
+        <w:rPr>
+          <w:b/>
+          <w:i w:val="0"/>
+        </w:rPr>
+        <w:t>Dominicano</w:t>
+      </w:r>
+      <w:r>
+        <w:rPr>
+          <w:b w:val="0"/>
+          <w:i w:val="0"/>
+        </w:rPr>
+        <w:t xml:space="preserve"> o </w:t>
+      </w:r>
+      <w:r>
+        <w:rPr>
+          <w:b/>
+          <w:i w:val="0"/>
+        </w:rPr>
+        <w:t>Euskera</w:t>
+      </w:r>
+      <w:r>
+        <w:rPr>
+          <w:b w:val="0"/>
+          <w:i w:val="0"/>
+        </w:rPr>
+        <w:t>.</w:t>
+      </w:r>
+    </w:p>
+    <w:p>
+      <w:pPr>
+        <w:pStyle w:val="ListNumber"/>
+        <w:spacing w:after="40"/>
+      </w:pPr>
+      <w:r>
+        <w:rPr>
+          <w:b w:val="0"/>
+          <w:i w:val="0"/>
+        </w:rPr>
+        <w:t>La app cambia al instante la locución y el reconocimiento; la tarjeta muestra un aviso sobre la voz disponible.</w:t>
+      </w:r>
+    </w:p>
+    <w:p>
+      <w:pPr>
+        <w:pStyle w:val="Heading3"/>
+      </w:pPr>
+      <w:r>
+        <w:t>Flujos alternativos</w:t>
+      </w:r>
+    </w:p>
+    <w:p>
+      <w:pPr>
+        <w:pStyle w:val="ListBullet"/>
+        <w:spacing w:after="40"/>
+      </w:pPr>
+      <w:r>
+        <w:rPr>
+          <w:b/>
+          <w:i w:val="0"/>
+        </w:rPr>
+        <w:t>En dominicano suena peninsular o robótica:</w:t>
+      </w:r>
+      <w:r>
+        <w:rPr>
+          <w:b w:val="0"/>
+          <w:i w:val="0"/>
+        </w:rPr>
+        <w:t xml:space="preserve"> instalar una voz de “Español (Latinoamérica)” en los ajustes del dispositivo; la app la usará automáticamente.</w:t>
+      </w:r>
+    </w:p>
+    <w:p>
+      <w:pPr>
+        <w:pStyle w:val="ListBullet"/>
+        <w:spacing w:after="40"/>
+      </w:pPr>
+      <w:r>
+        <w:rPr>
+          <w:b/>
+          <w:i w:val="0"/>
+        </w:rPr>
+        <w:t>En euskera sin reconocedor vasco:</w:t>
+      </w:r>
+      <w:r>
+        <w:rPr>
+          <w:b w:val="0"/>
+          <w:i w:val="0"/>
+        </w:rPr>
+        <w:t xml:space="preserve"> el dispositivo escucha en </w:t>
+      </w:r>
+      <w:r>
+        <w:rPr>
+          <w:rFonts w:ascii="Consolas" w:hAnsi="Consolas"/>
+          <w:b w:val="0"/>
+          <w:i w:val="0"/>
+        </w:rPr>
+        <w:t>es‑ES</w:t>
+      </w:r>
+      <w:r>
+        <w:rPr>
+          <w:b w:val="0"/>
+          <w:i w:val="0"/>
+        </w:rPr>
+        <w:t xml:space="preserve"> con el pliegue de la ⟨h⟩; si tampoco hay micrófono (Expo Go / web), el adulto valora con botones, como en el resto de variedades.</w:t>
+      </w:r>
+    </w:p>
+    <w:p>
+      <w:pPr>
+        <w:pStyle w:val="ListBullet"/>
+        <w:spacing w:after="40"/>
+      </w:pPr>
+      <w:r>
+        <w:rPr>
+          <w:b/>
+          <w:i w:val="0"/>
+        </w:rPr>
+        <w:t>Falta la voz pregenerada de una locución:</w:t>
+      </w:r>
+      <w:r>
+        <w:rPr>
+          <w:b w:val="0"/>
+          <w:i w:val="0"/>
+        </w:rPr>
+        <w:t xml:space="preserve"> en galego se reproduce primero el asset neuronal castellano equivalente si existe; en último término, la app recae con suavidad en la voz del sistema, sin interrumpir la sesión.</w:t>
+      </w:r>
+    </w:p>
+    <w:tbl>
+      <w:tblPr>
+        <w:tblW w:type="auto" w:w="0"/>
+        <w:tblLook w:firstColumn="1" w:firstRow="1" w:lastColumn="0" w:lastRow="0" w:noHBand="0" w:noVBand="1" w:val="04A0"/>
+        <w:tblBorders>
+          <w:top w:val="none"/>
+          <w:left w:val="none"/>
+          <w:bottom w:val="none"/>
+          <w:right w:val="none"/>
+          <w:insideH w:val="none"/>
+          <w:insideV w:val="none"/>
+        </w:tblBorders>
+      </w:tblPr>
+      <w:tblGrid>
+        <w:gridCol w:w="9638"/>
+      </w:tblGrid>
+      <w:tr>
+        <w:tc>
+          <w:tcPr>
+            <w:tcW w:type="dxa" w:w="9638"/>
+            <w:shd w:val="clear" w:fill="F0FDF9"/>
+          </w:tcPr>
+          <w:p>
+            <w:pPr>
+              <w:spacing w:after="40"/>
+            </w:pPr>
+            <w:r>
+              <w:rPr>
+                <w:b/>
+                <w:i w:val="0"/>
+                <w:color w:val="00A39E"/>
+                <w:sz w:val="18"/>
+              </w:rPr>
+              <w:t>Respeto dialectal</w:t>
+            </w:r>
+          </w:p>
+          <w:p>
+            <w:pPr>
+              <w:spacing w:after="40"/>
+            </w:pPr>
+            <w:r>
+              <w:rPr>
+                <w:b w:val="0"/>
+                <w:i w:val="0"/>
+                <w:sz w:val="20"/>
+              </w:rPr>
+              <w:t xml:space="preserve">En dominicano, la app </w:t>
+            </w:r>
+            <w:r>
+              <w:rPr>
+                <w:b/>
+                <w:i w:val="0"/>
+                <w:sz w:val="20"/>
+              </w:rPr>
+              <w:t>no marca como error</w:t>
+            </w:r>
+            <w:r>
+              <w:rPr>
+                <w:b w:val="0"/>
+                <w:i w:val="0"/>
+                <w:sz w:val="20"/>
+              </w:rPr>
+              <w:t xml:space="preserve"> el seseo, la aspiración de la “s” ni el cambio de “r/l” a final de sílaba: son rasgos normales del habla, no fallos que corregir.</w:t>
+            </w:r>
+          </w:p>
+        </w:tc>
+      </w:tr>
+    </w:tbl>
+    <w:p>
+      <w:pPr>
+        <w:spacing w:after="80"/>
+      </w:pPr>
+    </w:p>
     <w:p>
       <w:pPr>
         <w:spacing w:after="40"/>
@@ -19910,7 +20753,7 @@
         <w:drawing>
           <wp:inline xmlns:a="http://schemas.openxmlformats.org/drawingml/2006/main" xmlns:pic="http://schemas.openxmlformats.org/drawingml/2006/picture">
             <wp:extent cx="2304000" cy="4986092"/>
-            <wp:docPr id="31" name="Picture 31"/>
+            <wp:docPr id="33" name="Picture 33"/>
             <wp:cNvGraphicFramePr>
               <a:graphicFrameLocks noChangeAspect="1"/>
             </wp:cNvGraphicFramePr>
@@ -19953,7 +20796,7 @@
           <w:color w:val="00A39E"/>
           <w:sz w:val="17"/>
         </w:rPr>
-        <w:t>Fig. 29</w:t>
+        <w:t>Fig. 31</w:t>
       </w:r>
       <w:r>
         <w:rPr>
@@ -20792,7 +21635,7 @@
         <w:drawing>
           <wp:inline xmlns:a="http://schemas.openxmlformats.org/drawingml/2006/main" xmlns:pic="http://schemas.openxmlformats.org/drawingml/2006/picture">
             <wp:extent cx="2304000" cy="4986092"/>
-            <wp:docPr id="32" name="Picture 32"/>
+            <wp:docPr id="34" name="Picture 34"/>
             <wp:cNvGraphicFramePr>
               <a:graphicFrameLocks noChangeAspect="1"/>
             </wp:cNvGraphicFramePr>
@@ -20804,7 +21647,7 @@
                     <pic:cNvPicPr/>
                   </pic:nvPicPr>
                   <pic:blipFill>
-                    <a:blip r:embed="rId38"/>
+                    <a:blip r:embed="rId40"/>
                     <a:stretch>
                       <a:fillRect/>
                     </a:stretch>
@@ -20835,7 +21678,7 @@
           <w:color w:val="00A39E"/>
           <w:sz w:val="17"/>
         </w:rPr>
-        <w:t>Fig. 30</w:t>
+        <w:t>Fig. 32</w:t>
       </w:r>
       <w:r>
         <w:rPr>
@@ -26407,23 +27250,23 @@
                 <w:i w:val="0"/>
                 <w:sz w:val="19"/>
               </w:rPr>
-              <w:t xml:space="preserve">En el hub, tocando la </w:t>
-            </w:r>
-            <w:r>
-              <w:rPr>
-                <w:b/>
-                <w:i w:val="0"/>
-                <w:sz w:val="19"/>
-              </w:rPr>
-              <w:t>tira de Lúa</w:t>
-            </w:r>
-            <w:r>
-              <w:rPr>
-                <w:b w:val="0"/>
-                <w:i w:val="0"/>
-                <w:sz w:val="19"/>
-              </w:rPr>
-              <w:t xml:space="preserve"> o el enlace “Premios ›”. No hace falta el PIN. Ahí están la escalera de los doce niveles y las dieciocho insignias, con la condición escrita de las que faltan (CU‑11).</w:t>
+              <w:t xml:space="preserve">En el hub, en el enlace </w:t>
+            </w:r>
+            <w:r>
+              <w:rPr>
+                <w:b/>
+                <w:i w:val="0"/>
+                <w:sz w:val="19"/>
+              </w:rPr>
+              <w:t>“Premios ›”</w:t>
+            </w:r>
+            <w:r>
+              <w:rPr>
+                <w:b w:val="0"/>
+                <w:i w:val="0"/>
+                <w:sz w:val="19"/>
+              </w:rPr>
+              <w:t xml:space="preserve"> de la tarjeta de Lúa. No hace falta el PIN. Ahí están la escalera de los doce niveles y las dieciocho insignias, con la condición escrita de las que faltan (CU‑11).</w:t>
             </w:r>
           </w:p>
         </w:tc>

--- a/docs/Valeria-Manual-Casos-de-Uso.docx
+++ b/docs/Valeria-Manual-Casos-de-Uso.docx
@@ -4617,7 +4617,55 @@
           <w:b w:val="0"/>
           <w:i w:val="0"/>
         </w:rPr>
-        <w:t xml:space="preserve"> Cinco coleccionables —pescadito, pajarita, flor, cascabel y gorro de maga— que se desbloquean con las sesiones, la racha y el nivel, y se le ponen a la gata desde la hoja de premios. La gata del hub aparece con ellos puestos (CU‑11).</w:t>
+        <w:t xml:space="preserve"> Cinco coleccionables —pescadito, pajarita, flor, cascabel y gorro de maga— que se desbloquean con las sesiones, la racha y el nivel, y se le ponen a la gata desde la hoja de premios. La gata del hub aparece con ellos puestos (CU‑11), y desde el 19/8/2026 </w:t>
+      </w:r>
+      <w:r>
+        <w:rPr>
+          <w:b/>
+          <w:i w:val="0"/>
+        </w:rPr>
+        <w:t>también la del aparato</w:t>
+      </w:r>
+      <w:r>
+        <w:rPr>
+          <w:b w:val="0"/>
+          <w:i w:val="0"/>
+        </w:rPr>
+        <w:t>, cuando lo haya: es la misma gata en dos sitios, no dos parecidas (Anexo C).</w:t>
+      </w:r>
+    </w:p>
+    <w:p>
+      <w:pPr>
+        <w:pStyle w:val="ListBullet"/>
+        <w:spacing w:after="40"/>
+      </w:pPr>
+      <w:r>
+        <w:rPr>
+          <w:b/>
+          <w:i w:val="0"/>
+        </w:rPr>
+        <w:t>Y si tiene un premio sin gastar, lo pide.</w:t>
+      </w:r>
+      <w:r>
+        <w:rPr>
+          <w:b w:val="0"/>
+          <w:i w:val="0"/>
+        </w:rPr>
+        <w:t xml:space="preserve"> Con el pescadito desbloqueado y sin usar, Lúa lo piensa en una burbuja sobre su cabeza y la tarjeta dice «Tiene antojo». Es </w:t>
+      </w:r>
+      <w:r>
+        <w:rPr>
+          <w:b/>
+          <w:i w:val="0"/>
+        </w:rPr>
+        <w:t>antojo, no hambre</w:t>
+      </w:r>
+      <w:r>
+        <w:rPr>
+          <w:b w:val="0"/>
+          <w:i w:val="0"/>
+        </w:rPr>
+        <w:t>: la mascota no se deteriora ni pone cara triste si nadie la atiende. Faltar a una sesión no puede convertirse en un castigo, entre otras cosas porque quien falta es un niño que no decide su agenda.</w:t>
       </w:r>
     </w:p>
     <w:p>
@@ -29964,7 +30012,21 @@
           <w:b w:val="0"/>
           <w:i w:val="0"/>
         </w:rPr>
-        <w:t xml:space="preserve"> que se está desarrollando: un peluche con una pantalla redonda por cara, conectado por Bluetooth a Valeria+. La idea es sencilla y deliberadamente pequeña: </w:t>
+        <w:t xml:space="preserve"> que se está desarrollando: un peluche con una pantalla por cara, conectado por Bluetooth a Valeria+. Se están probando </w:t>
+      </w:r>
+      <w:r>
+        <w:rPr>
+          <w:b/>
+          <w:i w:val="0"/>
+        </w:rPr>
+        <w:t>dos versiones a la vez</w:t>
+      </w:r>
+      <w:r>
+        <w:rPr>
+          <w:b w:val="0"/>
+          <w:i w:val="0"/>
+        </w:rPr>
+        <w:t xml:space="preserve"> —una con la pantalla redonda y sin táctil, otra cuadrada y que responde al dedo—, precisamente para averiguar con pacientes si el niño necesita tocar o le basta con mirar. La idea es sencilla y deliberadamente pequeña: </w:t>
       </w:r>
       <w:r>
         <w:rPr>
@@ -30337,6 +30399,148 @@
       <w:pPr>
         <w:spacing w:after="80"/>
       </w:pPr>
+    </w:p>
+    <w:p>
+      <w:pPr>
+        <w:pStyle w:val="Heading2"/>
+      </w:pPr>
+      <w:r>
+        <w:t>La gata del aparato es la misma que la de la app</w:t>
+      </w:r>
+    </w:p>
+    <w:p>
+      <w:pPr>
+        <w:spacing w:after="120"/>
+      </w:pPr>
+      <w:r>
+        <w:rPr>
+          <w:b w:val="0"/>
+          <w:i w:val="0"/>
+        </w:rPr>
+        <w:t xml:space="preserve">No se parecen: </w:t>
+      </w:r>
+      <w:r>
+        <w:rPr>
+          <w:b/>
+          <w:i w:val="0"/>
+        </w:rPr>
+        <w:t>son la misma</w:t>
+      </w:r>
+      <w:r>
+        <w:rPr>
+          <w:b w:val="0"/>
+          <w:i w:val="0"/>
+        </w:rPr>
+        <w:t xml:space="preserve">. El dibujo de la cara, los pictogramas de las fichas y las insignias se dibujan una sola vez en Valeria+ y el aparato los copia, con una comprobación automática que </w:t>
+      </w:r>
+      <w:r>
+        <w:rPr>
+          <w:b/>
+          <w:i w:val="0"/>
+        </w:rPr>
+        <w:t>impide compilar</w:t>
+      </w:r>
+      <w:r>
+        <w:rPr>
+          <w:b w:val="0"/>
+          <w:i w:val="0"/>
+        </w:rPr>
+        <w:t xml:space="preserve"> si alguno de los dos se desvía del otro.</w:t>
+      </w:r>
+    </w:p>
+    <w:p>
+      <w:pPr>
+        <w:spacing w:after="120"/>
+      </w:pPr>
+      <w:r>
+        <w:rPr>
+          <w:b w:val="0"/>
+          <w:i w:val="0"/>
+        </w:rPr>
+        <w:t xml:space="preserve">Desde el 19 de agosto de 2026 eso incluye también </w:t>
+      </w:r>
+      <w:r>
+        <w:rPr>
+          <w:b/>
+          <w:i w:val="0"/>
+        </w:rPr>
+        <w:t>lo que hace</w:t>
+      </w:r>
+      <w:r>
+        <w:rPr>
+          <w:b w:val="0"/>
+          <w:i w:val="0"/>
+        </w:rPr>
+        <w:t xml:space="preserve"> y </w:t>
+      </w:r>
+      <w:r>
+        <w:rPr>
+          <w:b/>
+          <w:i w:val="0"/>
+        </w:rPr>
+        <w:t>lo que lleva puesto</w:t>
+      </w:r>
+      <w:r>
+        <w:rPr>
+          <w:b w:val="0"/>
+          <w:i w:val="0"/>
+        </w:rPr>
+        <w:t xml:space="preserve">: si el niño le pone la flor y la pajarita en el armario (CU‑11), la gata del aparato aparece con la flor y la pajarita; si la acaricia, ronronea igual en la tableta que en la pantalla del aparato; y si tiene un pescadito sin gastar, lo piensa en los dos sitios. Antes no era así, y el motivo de arreglarlo es el niño: para él es </w:t>
+      </w:r>
+      <w:r>
+        <w:rPr>
+          <w:b/>
+          <w:i w:val="0"/>
+        </w:rPr>
+        <w:t>una sola gata</w:t>
+      </w:r>
+      <w:r>
+        <w:rPr>
+          <w:b w:val="0"/>
+          <w:i w:val="0"/>
+        </w:rPr>
+        <w:t xml:space="preserve"> que está en dos sitios, no dos mascotas parecidas.</w:t>
+      </w:r>
+    </w:p>
+    <w:p>
+      <w:pPr>
+        <w:spacing w:after="120"/>
+      </w:pPr>
+      <w:r>
+        <w:rPr>
+          <w:b w:val="0"/>
+          <w:i w:val="0"/>
+        </w:rPr>
+        <w:t xml:space="preserve">Los accesorios son </w:t>
+      </w:r>
+      <w:r>
+        <w:rPr>
+          <w:b/>
+          <w:i w:val="0"/>
+        </w:rPr>
+        <w:t>adorno y nada más</w:t>
+      </w:r>
+      <w:r>
+        <w:rPr>
+          <w:b w:val="0"/>
+          <w:i w:val="0"/>
+        </w:rPr>
+        <w:t xml:space="preserve">. No cambian ningún ejercicio, ninguna medida ni ninguna decisión clínica, ni en la app ni en el aparato. Y siguen sin viajar nombres: por el Bluetooth va el </w:t>
+      </w:r>
+      <w:r>
+        <w:rPr>
+          <w:b w:val="0"/>
+          <w:i/>
+        </w:rPr>
+        <w:t>número</w:t>
+      </w:r>
+      <w:r>
+        <w:rPr>
+          <w:b w:val="0"/>
+          <w:i w:val="0"/>
+        </w:rPr>
+        <w:t xml:space="preserve"> del dibujo, nunca la palabra.</w:t>
+      </w:r>
     </w:p>
     <w:p>
       <w:pPr>

--- a/docs/Valeria-Manual-Casos-de-Uso.docx
+++ b/docs/Valeria-Manual-Casos-de-Uso.docx
@@ -662,7 +662,7 @@
         <w:t xml:space="preserve">C       </w:t>
       </w:r>
       <w:r>
-        <w:t>Lúa de peluche: el aparato que todavía no existe</w:t>
+        <w:t>Lúa de peluche: el aparato, que ya es un prototipo</w:t>
       </w:r>
     </w:p>
     <w:p>
@@ -29913,7 +29913,7 @@
         <w:pStyle w:val="Heading1"/>
       </w:pPr>
       <w:r>
-        <w:t>Lúa de peluche: el aparato que todavía no existe</w:t>
+        <w:t>Lúa de peluche: el aparato, que ya es un prototipo</w:t>
       </w:r>
     </w:p>
     <w:tbl>
@@ -30621,27 +30621,94 @@
           <w:b w:val="0"/>
           <w:i w:val="0"/>
         </w:rPr>
-        <w:t xml:space="preserve">En el </w:t>
+        <w:t xml:space="preserve">El </w:t>
       </w:r>
       <w:r>
         <w:rPr>
           <w:b/>
           <w:i w:val="0"/>
         </w:rPr>
-        <w:t>banco de pruebas</w:t>
-      </w:r>
-      <w:r>
-        <w:rPr>
-          <w:b w:val="0"/>
-          <w:i w:val="0"/>
-        </w:rPr>
-        <w:t xml:space="preserve">: antes de fabricar nada hay que comprobar sobre la placa real que la cara reacciona </w:t>
+        <w:t>19 de agosto de 2026 dejó de ser solo un plano</w:t>
+      </w:r>
+      <w:r>
+        <w:rPr>
+          <w:b w:val="0"/>
+          <w:i w:val="0"/>
+        </w:rPr>
+        <w:t xml:space="preserve">: la placa redonda existe, se programó y </w:t>
       </w:r>
       <w:r>
         <w:rPr>
           <w:b/>
           <w:i w:val="0"/>
         </w:rPr>
+        <w:t>la cara de Lúa se vio moverse en su pantalla de 32 mm</w:t>
+      </w:r>
+      <w:r>
+        <w:rPr>
+          <w:b w:val="0"/>
+          <w:i w:val="0"/>
+        </w:rPr>
+        <w:t xml:space="preserve"> —el catálogo entero, con una fluidez por encima de lo exigido—. Sigue siendo un </w:t>
+      </w:r>
+      <w:r>
+        <w:rPr>
+          <w:b/>
+          <w:i w:val="0"/>
+        </w:rPr>
+        <w:t>prototipo sobre una mesa</w:t>
+      </w:r>
+      <w:r>
+        <w:rPr>
+          <w:b w:val="0"/>
+          <w:i w:val="0"/>
+        </w:rPr>
+        <w:t>, no un producto: no hay peluche, no hay carcasa, no hay unidades y no hay nada que comprar.</w:t>
+      </w:r>
+    </w:p>
+    <w:p>
+      <w:pPr>
+        <w:spacing w:after="120"/>
+      </w:pPr>
+      <w:r>
+        <w:rPr>
+          <w:b w:val="0"/>
+          <w:i w:val="0"/>
+        </w:rPr>
+        <w:t xml:space="preserve">Lo que </w:t>
+      </w:r>
+      <w:r>
+        <w:rPr>
+          <w:b/>
+          <w:i w:val="0"/>
+        </w:rPr>
+        <w:t>todavía no está comprobado</w:t>
+      </w:r>
+      <w:r>
+        <w:rPr>
+          <w:b w:val="0"/>
+          <w:i w:val="0"/>
+        </w:rPr>
+        <w:t>, y es lo que decide si el aparato se hace:</w:t>
+      </w:r>
+    </w:p>
+    <w:p>
+      <w:pPr>
+        <w:pStyle w:val="ListBullet"/>
+        <w:spacing w:after="40"/>
+      </w:pPr>
+      <w:r>
+        <w:rPr>
+          <w:b w:val="0"/>
+          <w:i w:val="0"/>
+        </w:rPr>
+        <w:t xml:space="preserve">que la cara reaccione </w:t>
+      </w:r>
+      <w:r>
+        <w:rPr>
+          <w:b/>
+          <w:i w:val="0"/>
+        </w:rPr>
         <w:t>en menos de tres décimas de segundo</w:t>
       </w:r>
       <w:r>
@@ -30649,7 +30716,33 @@
           <w:b w:val="0"/>
           <w:i w:val="0"/>
         </w:rPr>
-        <w:t xml:space="preserve"> desde que el adulto pulsa, que la animación se sostiene con fluidez y que la vuelta a reposo funciona </w:t>
+        <w:t xml:space="preserve"> desde que el adulto pulsa en la tableta. Esa prueba mide el camino entero por Bluetooth, y no se ha hecho: lo del 19 de agosto se gobernó desde el propio aparato. Una mascota que celebra dos segundos tarde no refuerza nada;</w:t>
+      </w:r>
+    </w:p>
+    <w:p>
+      <w:pPr>
+        <w:pStyle w:val="ListBullet"/>
+        <w:spacing w:after="40"/>
+      </w:pPr>
+      <w:r>
+        <w:rPr>
+          <w:b w:val="0"/>
+          <w:i w:val="0"/>
+        </w:rPr>
+        <w:t>que dos dibujos parecidos —la cuchara limpia y la cuchara sucia— se distingan de verdad en una pantalla tan pequeña, que es el ejercicio para el que hace falta;</w:t>
+      </w:r>
+    </w:p>
+    <w:p>
+      <w:pPr>
+        <w:pStyle w:val="ListBullet"/>
+        <w:spacing w:after="40"/>
+      </w:pPr>
+      <w:r>
+        <w:rPr>
+          <w:b w:val="0"/>
+          <w:i w:val="0"/>
+        </w:rPr>
+        <w:t xml:space="preserve">que la vuelta a reposo funcione </w:t>
       </w:r>
       <w:r>
         <w:rPr>
@@ -30663,7 +30756,34 @@
           <w:b w:val="0"/>
           <w:i w:val="0"/>
         </w:rPr>
-        <w:t>. Si algo de eso no se cumple, el aparato no se hace: una mascota que celebra dos segundos tarde no refuerza nada, y una que se queda animándose sola cuando se pierde la conexión no es admisible.</w:t>
+        <w:t xml:space="preserve"> en el aparato real cuando se pierde la conexión. Una mascota que se queda animándose sola no es admisible;</w:t>
+      </w:r>
+    </w:p>
+    <w:p>
+      <w:pPr>
+        <w:pStyle w:val="ListBullet"/>
+        <w:spacing w:after="40"/>
+      </w:pPr>
+      <w:r>
+        <w:rPr>
+          <w:b w:val="0"/>
+          <w:i w:val="0"/>
+        </w:rPr>
+        <w:t xml:space="preserve">y la segunda versión de la placa —la cuadrada, la que responde al dedo— </w:t>
+      </w:r>
+      <w:r>
+        <w:rPr>
+          <w:b/>
+          <w:i w:val="0"/>
+        </w:rPr>
+        <w:t>no se ha encendido nunca</w:t>
+      </w:r>
+      <w:r>
+        <w:rPr>
+          <w:b w:val="0"/>
+          <w:i w:val="0"/>
+        </w:rPr>
+        <w:t>.</w:t>
       </w:r>
     </w:p>
     <w:tbl>

--- a/docs/Valeria-Manual-Casos-de-Uso.docx
+++ b/docs/Valeria-Manual-Casos-de-Uso.docx
@@ -15056,6 +15056,224 @@
         <w:tc>
           <w:tcPr>
             <w:tcW w:type="dxa" w:w="9638"/>
+            <w:shd w:val="clear" w:fill="F0FDF9"/>
+          </w:tcPr>
+          <w:p>
+            <w:pPr>
+              <w:spacing w:after="40"/>
+            </w:pPr>
+            <w:r>
+              <w:rPr>
+                <w:b/>
+                <w:i w:val="0"/>
+                <w:color w:val="00A39E"/>
+                <w:sz w:val="18"/>
+              </w:rPr>
+              <w:t>Descanso visual: la regla 20‑20‑20</w:t>
+            </w:r>
+          </w:p>
+          <w:p>
+            <w:pPr>
+              <w:spacing w:after="40"/>
+            </w:pPr>
+            <w:r>
+              <w:rPr>
+                <w:b w:val="0"/>
+                <w:i w:val="0"/>
+                <w:sz w:val="20"/>
+              </w:rPr>
+              <w:t xml:space="preserve">Tras </w:t>
+            </w:r>
+            <w:r>
+              <w:rPr>
+                <w:b/>
+                <w:i w:val="0"/>
+                <w:sz w:val="20"/>
+              </w:rPr>
+              <w:t>20 minutos seguidos</w:t>
+            </w:r>
+            <w:r>
+              <w:rPr>
+                <w:b w:val="0"/>
+                <w:i w:val="0"/>
+                <w:sz w:val="20"/>
+              </w:rPr>
+              <w:t xml:space="preserve"> de sesión, la pausa activa añade abajo una tarjeta: </w:t>
+            </w:r>
+            <w:r>
+              <w:rPr>
+                <w:b/>
+                <w:i w:val="0"/>
+                <w:sz w:val="20"/>
+              </w:rPr>
+              <w:t>«Descanso visual recomendado»</w:t>
+            </w:r>
+            <w:r>
+              <w:rPr>
+                <w:b w:val="0"/>
+                <w:i w:val="0"/>
+                <w:sz w:val="20"/>
+              </w:rPr>
+              <w:t xml:space="preserve">, con un botón que abre </w:t>
+            </w:r>
+            <w:r>
+              <w:rPr>
+                <w:b/>
+                <w:i w:val="0"/>
+                <w:sz w:val="20"/>
+              </w:rPr>
+              <w:t>20 segundos</w:t>
+            </w:r>
+            <w:r>
+              <w:rPr>
+                <w:b w:val="0"/>
+                <w:i w:val="0"/>
+                <w:sz w:val="20"/>
+              </w:rPr>
+              <w:t xml:space="preserve"> para que el niño mire algo lejano —una ventana, el fondo de la sala—. Viene de la oftalmología, no de la logopedia: es el descanso que se recomienda para el trabajo prolongado de cerca.</w:t>
+            </w:r>
+            <w:r>
+              <w:br/>
+            </w:r>
+            <w:r>
+              <w:rPr>
+                <w:b w:val="0"/>
+                <w:i w:val="0"/>
+                <w:sz w:val="20"/>
+              </w:rPr>
+              <w:t xml:space="preserve">Es una </w:t>
+            </w:r>
+            <w:r>
+              <w:rPr>
+                <w:b/>
+                <w:i w:val="0"/>
+                <w:sz w:val="20"/>
+              </w:rPr>
+              <w:t>sugerencia, y solo eso</w:t>
+            </w:r>
+            <w:r>
+              <w:rPr>
+                <w:b w:val="0"/>
+                <w:i w:val="0"/>
+                <w:sz w:val="20"/>
+              </w:rPr>
+              <w:t xml:space="preserve">: la app </w:t>
+            </w:r>
+            <w:r>
+              <w:rPr>
+                <w:b/>
+                <w:i w:val="0"/>
+                <w:sz w:val="20"/>
+              </w:rPr>
+              <w:t>no detiene la sesión</w:t>
+            </w:r>
+            <w:r>
+              <w:rPr>
+                <w:b w:val="0"/>
+                <w:i w:val="0"/>
+                <w:sz w:val="20"/>
+              </w:rPr>
+              <w:t>, no la pausa y no impide seguir; quien decide y dirige el descanso es el adulto. «Ahora no» la retira sin insistir en el ejercicio siguiente. Durante la cuenta atrás se puede volver en cualquier momento con «Reanudar ahora».</w:t>
+            </w:r>
+            <w:r>
+              <w:br/>
+            </w:r>
+            <w:r>
+              <w:rPr>
+                <w:b w:val="0"/>
+                <w:i w:val="0"/>
+                <w:sz w:val="20"/>
+              </w:rPr>
+              <w:t xml:space="preserve">El día que el aparato Lúa acompañe la sesión —hoy todavía </w:t>
+            </w:r>
+            <w:r>
+              <w:rPr>
+                <w:b/>
+                <w:i w:val="0"/>
+                <w:sz w:val="20"/>
+              </w:rPr>
+              <w:t>no hay nada que emparejar</w:t>
+            </w:r>
+            <w:r>
+              <w:rPr>
+                <w:b w:val="0"/>
+                <w:i w:val="0"/>
+                <w:sz w:val="20"/>
+              </w:rPr>
+              <w:t xml:space="preserve">, ver Anexo C—, la gata </w:t>
+            </w:r>
+            <w:r>
+              <w:rPr>
+                <w:b/>
+                <w:i w:val="0"/>
+                <w:sz w:val="20"/>
+              </w:rPr>
+              <w:t>se dormirá</w:t>
+            </w:r>
+            <w:r>
+              <w:rPr>
+                <w:b w:val="0"/>
+                <w:i w:val="0"/>
+                <w:sz w:val="20"/>
+              </w:rPr>
+              <w:t xml:space="preserve"> esos veinte segundos: si siguiera moviéndose, sería ella lo que retuviera la mirada del niño.</w:t>
+            </w:r>
+            <w:r>
+              <w:br/>
+            </w:r>
+            <w:r>
+              <w:rPr>
+                <w:b w:val="0"/>
+                <w:i w:val="0"/>
+                <w:sz w:val="20"/>
+              </w:rPr>
+              <w:t xml:space="preserve">El contador vive </w:t>
+            </w:r>
+            <w:r>
+              <w:rPr>
+                <w:b/>
+                <w:i w:val="0"/>
+                <w:sz w:val="20"/>
+              </w:rPr>
+              <w:t>solo en la memoria del teléfono</w:t>
+            </w:r>
+            <w:r>
+              <w:rPr>
+                <w:b w:val="0"/>
+                <w:i w:val="0"/>
+                <w:sz w:val="20"/>
+              </w:rPr>
+              <w:t>: no se guarda, no se exporta y no forma parte de la evidencia del piloto (CU‑14).</w:t>
+            </w:r>
+          </w:p>
+        </w:tc>
+      </w:tr>
+    </w:tbl>
+    <w:p>
+      <w:pPr>
+        <w:spacing w:after="80"/>
+      </w:pPr>
+    </w:p>
+    <w:tbl>
+      <w:tblPr>
+        <w:tblW w:type="auto" w:w="0"/>
+        <w:tblLook w:firstColumn="1" w:firstRow="1" w:lastColumn="0" w:lastRow="0" w:noHBand="0" w:noVBand="1" w:val="04A0"/>
+        <w:tblBorders>
+          <w:top w:val="none"/>
+          <w:left w:val="none"/>
+          <w:bottom w:val="none"/>
+          <w:right w:val="none"/>
+          <w:insideH w:val="none"/>
+          <w:insideV w:val="none"/>
+        </w:tblBorders>
+      </w:tblPr>
+      <w:tblGrid>
+        <w:gridCol w:w="9638"/>
+      </w:tblGrid>
+      <w:tr>
+        <w:tc>
+          <w:tcPr>
+            <w:tcW w:type="dxa" w:w="9638"/>
             <w:shd w:val="clear" w:fill="FFFBEB"/>
           </w:tcPr>
           <w:p>
@@ -29731,6 +29949,84 @@
           </w:p>
         </w:tc>
       </w:tr>
+      <w:tr>
+        <w:tc>
+          <w:tcPr>
+            <w:tcW w:type="dxa" w:w="4819"/>
+          </w:tcPr>
+          <w:p>
+            <w:pPr>
+              <w:spacing w:after="40"/>
+            </w:pPr>
+            <w:r>
+              <w:rPr>
+                <w:b/>
+                <w:i w:val="0"/>
+                <w:sz w:val="19"/>
+              </w:rPr>
+              <w:t>v12.1</w:t>
+            </w:r>
+          </w:p>
+        </w:tc>
+        <w:tc>
+          <w:tcPr>
+            <w:tcW w:type="dxa" w:w="4819"/>
+          </w:tcPr>
+          <w:p>
+            <w:pPr>
+              <w:spacing w:after="40"/>
+            </w:pPr>
+            <w:r>
+              <w:rPr>
+                <w:b/>
+                <w:i w:val="0"/>
+                <w:sz w:val="19"/>
+              </w:rPr>
+              <w:t>Descanso visual (regla 20‑20‑20).</w:t>
+            </w:r>
+            <w:r>
+              <w:rPr>
+                <w:b w:val="0"/>
+                <w:i w:val="0"/>
+                <w:sz w:val="19"/>
+              </w:rPr>
+              <w:t xml:space="preserve"> La app lleva la cuenta del tiempo de sesión y, pasados 20 minutos seguidos, </w:t>
+            </w:r>
+            <w:r>
+              <w:rPr>
+                <w:b/>
+                <w:i w:val="0"/>
+                <w:sz w:val="19"/>
+              </w:rPr>
+              <w:t>sugiere</w:t>
+            </w:r>
+            <w:r>
+              <w:rPr>
+                <w:b w:val="0"/>
+                <w:i w:val="0"/>
+                <w:sz w:val="19"/>
+              </w:rPr>
+              <w:t xml:space="preserve"> en la pausa activa un descanso de 20 segundos mirando lejos, con la mascota Lúa durmiéndose en el aparato si lo hay. </w:t>
+            </w:r>
+            <w:r>
+              <w:rPr>
+                <w:b/>
+                <w:i w:val="0"/>
+                <w:sz w:val="19"/>
+              </w:rPr>
+              <w:t>No bloquea nada</w:t>
+            </w:r>
+            <w:r>
+              <w:rPr>
+                <w:b w:val="0"/>
+                <w:i w:val="0"/>
+                <w:sz w:val="19"/>
+              </w:rPr>
+              <w:t>: la sesión no se detiene ni se pausa sola, y el adulto decide. El contador no se guarda ni se exporta. Ningún ejercicio, consigna ni regla clínica cambia (CU‑09).</w:t>
+            </w:r>
+          </w:p>
+        </w:tc>
+      </w:tr>
     </w:tbl>
     <w:p>
       <w:pPr>
@@ -30500,6 +30796,60 @@
           <w:i w:val="0"/>
         </w:rPr>
         <w:t xml:space="preserve"> que está en dos sitios, no dos mascotas parecidas.</w:t>
+      </w:r>
+    </w:p>
+    <w:p>
+      <w:pPr>
+        <w:spacing w:after="120"/>
+      </w:pPr>
+      <w:r>
+        <w:rPr>
+          <w:b w:val="0"/>
+          <w:i w:val="0"/>
+        </w:rPr>
+        <w:t xml:space="preserve">Desde esa misma fecha el espejo incluye también el </w:t>
+      </w:r>
+      <w:r>
+        <w:rPr>
+          <w:b/>
+          <w:i w:val="0"/>
+        </w:rPr>
+        <w:t>descanso visual</w:t>
+      </w:r>
+      <w:r>
+        <w:rPr>
+          <w:b w:val="0"/>
+          <w:i w:val="0"/>
+        </w:rPr>
+        <w:t xml:space="preserve"> (CU‑09): cuando el adulto acepta la pausa de veinte segundos, la gata del aparato </w:t>
+      </w:r>
+      <w:r>
+        <w:rPr>
+          <w:b/>
+          <w:i w:val="0"/>
+        </w:rPr>
+        <w:t>se echa a dormir</w:t>
+      </w:r>
+      <w:r>
+        <w:rPr>
+          <w:b w:val="0"/>
+          <w:i w:val="0"/>
+        </w:rPr>
+        <w:t xml:space="preserve"> hasta que termina y luego se despierta sola. Es deliberadamente lo contrario de llamar la atención: durante ese rato el niño tiene que mirar lejos, y un aparato que siga animándose es exactamente lo que se lo impide. El dedo </w:t>
+      </w:r>
+      <w:r>
+        <w:rPr>
+          <w:b/>
+          <w:i w:val="0"/>
+        </w:rPr>
+        <w:t>no la despierta</w:t>
+      </w:r>
+      <w:r>
+        <w:rPr>
+          <w:b w:val="0"/>
+          <w:i w:val="0"/>
+        </w:rPr>
+        <w:t xml:space="preserve"> —se dibuja la onda del toque y nada más—; quien corta el descanso antes de tiempo es el adulto desde la tableta.</w:t>
       </w:r>
     </w:p>
     <w:p>
